--- a/submission-report.docx
+++ b/submission-report.docx
@@ -19,7 +19,7 @@
         </w:numPr>
       </w:pPr>
       <w:r>
-        <w:t xml:space="preserve">Submission generated at 08/28/2026 at 02:51:51</w:t>
+        <w:t xml:space="preserve">Submission generated at 08/31/2026 at 08:18:48</w:t>
       </w:r>
     </w:p>
     <w:p>
@@ -30,7 +30,7 @@
         </w:numPr>
       </w:pPr>
       <w:r>
-        <w:t xml:space="preserve">Machine info: Linux runnervmgx7h7 6.17.0-1022-azure #22-Ubuntu SMP Mon Jul 27 17:24:03 UTC 2026 x86_64 x86_64 x86_64 GNU/Linux</w:t>
+        <w:t xml:space="preserve">Machine info: Linux onyx.boisestate.edu 5.14.0-687.12.1.el9_8.x86_64 #1 SMP PREEMPT_DYNAMIC Mon May 25 06:29:57 EDT 2026 x86_64 x86_64 x86_64 GNU/Linux</w:t>
       </w:r>
     </w:p>
     <w:bookmarkStart w:id="20" w:name="note-to-students"/>
@@ -113,7 +113,7 @@
       </w:r>
     </w:p>
     <w:bookmarkEnd w:id="24"/>
-    <w:bookmarkStart w:id="39" w:name="p0---compile-test-debug"/>
+    <w:bookmarkStart w:id="38" w:name="p0---compile-test-debug"/>
     <w:p>
       <w:pPr>
         <w:pStyle w:val="Heading1"/>
@@ -124,11 +124,11 @@
     </w:p>
     <w:p>
       <w:pPr>
-        <w:pStyle w:val="Compact"/>
         <w:numPr>
           <w:ilvl w:val="0"/>
           <w:numId w:val="1002"/>
         </w:numPr>
+        <w:pStyle w:val="Compact"/>
       </w:pPr>
       <w:r>
         <w:t xml:space="preserve">Name: Pierre Aryee</w:t>
@@ -136,11 +136,11 @@
     </w:p>
     <w:p>
       <w:pPr>
-        <w:pStyle w:val="Compact"/>
         <w:numPr>
           <w:ilvl w:val="0"/>
           <w:numId w:val="1002"/>
         </w:numPr>
+        <w:pStyle w:val="Compact"/>
       </w:pPr>
       <w:r>
         <w:t xml:space="preserve">Email: perryaryee@u.boisestate.edu</w:t>
@@ -148,11 +148,11 @@
     </w:p>
     <w:p>
       <w:pPr>
-        <w:pStyle w:val="Compact"/>
         <w:numPr>
           <w:ilvl w:val="0"/>
           <w:numId w:val="1002"/>
         </w:numPr>
+        <w:pStyle w:val="Compact"/>
       </w:pPr>
       <w:r>
         <w:t xml:space="preserve">Class: CS525-001</w:t>
@@ -222,12 +222,11 @@
       <w:r>
         <w:t xml:space="preserve">root causes rather than suppressing them.</w:t>
       </w:r>
-    </w:p>
-    <w:p>
-      <w:r>
-        <w:pict>
-          <v:rect style="width:0;height:1.5pt" o:hralign="center" o:hrstd="t" o:hr="t"/>
-        </w:pict>
+      <w:r>
+        <w:t xml:space="preserve"> </w:t>
+      </w:r>
+      <w:r>
+        <w:t xml:space="preserve">—</w:t>
       </w:r>
     </w:p>
     <w:bookmarkEnd w:id="26"/>
@@ -307,7 +306,7 @@
         <w:rPr>
           <w:rStyle w:val="StringTok"/>
         </w:rPr>
-        <w:t xml:space="preserve">'/home/runner/work/Computer-Networks-CS525/Computer-Networks-CS525'</w:t>
+        <w:t xml:space="preserve">'/home/PERRYARYEE/Computer-Networks-CS525'</w:t>
       </w:r>
       <w:r>
         <w:br/>
@@ -427,6 +426,138 @@
         <w:rPr>
           <w:rStyle w:val="NormalTok"/>
         </w:rPr>
+        <w:t xml:space="preserve"> src/lab.c </w:t>
+      </w:r>
+      <w:r>
+        <w:rPr>
+          <w:rStyle w:val="AttributeTok"/>
+        </w:rPr>
+        <w:t xml:space="preserve">-o</w:t>
+      </w:r>
+      <w:r>
+        <w:rPr>
+          <w:rStyle w:val="NormalTok"/>
+        </w:rPr>
+        <w:t xml:space="preserve"> build/debug/lab.c.o</w:t>
+      </w:r>
+      <w:r>
+        <w:br/>
+      </w:r>
+      <w:r>
+        <w:rPr>
+          <w:rStyle w:val="FunctionTok"/>
+        </w:rPr>
+        <w:t xml:space="preserve">mkdir</w:t>
+      </w:r>
+      <w:r>
+        <w:rPr>
+          <w:rStyle w:val="NormalTok"/>
+        </w:rPr>
+        <w:t xml:space="preserve"> </w:t>
+      </w:r>
+      <w:r>
+        <w:rPr>
+          <w:rStyle w:val="AttributeTok"/>
+        </w:rPr>
+        <w:t xml:space="preserve">-p</w:t>
+      </w:r>
+      <w:r>
+        <w:rPr>
+          <w:rStyle w:val="NormalTok"/>
+        </w:rPr>
+        <w:t xml:space="preserve"> build/debug</w:t>
+      </w:r>
+      <w:r>
+        <w:br/>
+      </w:r>
+      <w:r>
+        <w:rPr>
+          <w:rStyle w:val="FunctionTok"/>
+        </w:rPr>
+        <w:t xml:space="preserve">cc</w:t>
+      </w:r>
+      <w:r>
+        <w:rPr>
+          <w:rStyle w:val="NormalTok"/>
+        </w:rPr>
+        <w:t xml:space="preserve"> </w:t>
+      </w:r>
+      <w:r>
+        <w:rPr>
+          <w:rStyle w:val="AttributeTok"/>
+        </w:rPr>
+        <w:t xml:space="preserve">-g</w:t>
+      </w:r>
+      <w:r>
+        <w:rPr>
+          <w:rStyle w:val="NormalTok"/>
+        </w:rPr>
+        <w:t xml:space="preserve"> </w:t>
+      </w:r>
+      <w:r>
+        <w:rPr>
+          <w:rStyle w:val="AttributeTok"/>
+        </w:rPr>
+        <w:t xml:space="preserve">-O0</w:t>
+      </w:r>
+      <w:r>
+        <w:rPr>
+          <w:rStyle w:val="NormalTok"/>
+        </w:rPr>
+        <w:t xml:space="preserve"> </w:t>
+      </w:r>
+      <w:r>
+        <w:rPr>
+          <w:rStyle w:val="AttributeTok"/>
+        </w:rPr>
+        <w:t xml:space="preserve">-DDEBUG</w:t>
+      </w:r>
+      <w:r>
+        <w:rPr>
+          <w:rStyle w:val="NormalTok"/>
+        </w:rPr>
+        <w:t xml:space="preserve"> </w:t>
+      </w:r>
+      <w:r>
+        <w:rPr>
+          <w:rStyle w:val="AttributeTok"/>
+        </w:rPr>
+        <w:t xml:space="preserve">-fno-omit-frame-pointer</w:t>
+      </w:r>
+      <w:r>
+        <w:rPr>
+          <w:rStyle w:val="NormalTok"/>
+        </w:rPr>
+        <w:t xml:space="preserve"> </w:t>
+      </w:r>
+      <w:r>
+        <w:rPr>
+          <w:rStyle w:val="AttributeTok"/>
+        </w:rPr>
+        <w:t xml:space="preserve">-fsanitize</w:t>
+      </w:r>
+      <w:r>
+        <w:rPr>
+          <w:rStyle w:val="OperatorTok"/>
+        </w:rPr>
+        <w:t xml:space="preserve">=</w:t>
+      </w:r>
+      <w:r>
+        <w:rPr>
+          <w:rStyle w:val="NormalTok"/>
+        </w:rPr>
+        <w:t xml:space="preserve">address </w:t>
+      </w:r>
+      <w:r>
+        <w:rPr>
+          <w:rStyle w:val="AttributeTok"/>
+        </w:rPr>
+        <w:t xml:space="preserve">-c</w:t>
+      </w:r>
+      <w:r>
+        <w:rPr>
+          <w:rStyle w:val="NormalTok"/>
+        </w:rPr>
         <w:t xml:space="preserve"> src/main.c </w:t>
       </w:r>
       <w:r>
@@ -448,6 +579,207 @@
         <w:rPr>
           <w:rStyle w:val="FunctionTok"/>
         </w:rPr>
+        <w:t xml:space="preserve">cc</w:t>
+      </w:r>
+      <w:r>
+        <w:rPr>
+          <w:rStyle w:val="NormalTok"/>
+        </w:rPr>
+        <w:t xml:space="preserve"> </w:t>
+      </w:r>
+      <w:r>
+        <w:rPr>
+          <w:rStyle w:val="AttributeTok"/>
+        </w:rPr>
+        <w:t xml:space="preserve">-g</w:t>
+      </w:r>
+      <w:r>
+        <w:rPr>
+          <w:rStyle w:val="NormalTok"/>
+        </w:rPr>
+        <w:t xml:space="preserve"> </w:t>
+      </w:r>
+      <w:r>
+        <w:rPr>
+          <w:rStyle w:val="AttributeTok"/>
+        </w:rPr>
+        <w:t xml:space="preserve">-O0</w:t>
+      </w:r>
+      <w:r>
+        <w:rPr>
+          <w:rStyle w:val="NormalTok"/>
+        </w:rPr>
+        <w:t xml:space="preserve"> </w:t>
+      </w:r>
+      <w:r>
+        <w:rPr>
+          <w:rStyle w:val="AttributeTok"/>
+        </w:rPr>
+        <w:t xml:space="preserve">-DDEBUG</w:t>
+      </w:r>
+      <w:r>
+        <w:rPr>
+          <w:rStyle w:val="NormalTok"/>
+        </w:rPr>
+        <w:t xml:space="preserve"> </w:t>
+      </w:r>
+      <w:r>
+        <w:rPr>
+          <w:rStyle w:val="AttributeTok"/>
+        </w:rPr>
+        <w:t xml:space="preserve">-fno-omit-frame-pointer</w:t>
+      </w:r>
+      <w:r>
+        <w:rPr>
+          <w:rStyle w:val="NormalTok"/>
+        </w:rPr>
+        <w:t xml:space="preserve"> </w:t>
+      </w:r>
+      <w:r>
+        <w:rPr>
+          <w:rStyle w:val="AttributeTok"/>
+        </w:rPr>
+        <w:t xml:space="preserve">-fsanitize</w:t>
+      </w:r>
+      <w:r>
+        <w:rPr>
+          <w:rStyle w:val="OperatorTok"/>
+        </w:rPr>
+        <w:t xml:space="preserve">=</w:t>
+      </w:r>
+      <w:r>
+        <w:rPr>
+          <w:rStyle w:val="NormalTok"/>
+        </w:rPr>
+        <w:t xml:space="preserve">address build/debug/lab.c.o build/debug/main.c.o </w:t>
+      </w:r>
+      <w:r>
+        <w:rPr>
+          <w:rStyle w:val="AttributeTok"/>
+        </w:rPr>
+        <w:t xml:space="preserve">-o</w:t>
+      </w:r>
+      <w:r>
+        <w:rPr>
+          <w:rStyle w:val="NormalTok"/>
+        </w:rPr>
+        <w:t xml:space="preserve"> build/debug/myapp_d </w:t>
+      </w:r>
+      <w:r>
+        <w:rPr>
+          <w:rStyle w:val="AttributeTok"/>
+        </w:rPr>
+        <w:t xml:space="preserve">-fsanitize</w:t>
+      </w:r>
+      <w:r>
+        <w:rPr>
+          <w:rStyle w:val="OperatorTok"/>
+        </w:rPr>
+        <w:t xml:space="preserve">=</w:t>
+      </w:r>
+      <w:r>
+        <w:rPr>
+          <w:rStyle w:val="NormalTok"/>
+        </w:rPr>
+        <w:t xml:space="preserve">address</w:t>
+      </w:r>
+      <w:r>
+        <w:br/>
+      </w:r>
+      <w:r>
+        <w:rPr>
+          <w:rStyle w:val="VariableTok"/>
+        </w:rPr>
+        <w:t xml:space="preserve">make</w:t>
+      </w:r>
+      <w:r>
+        <w:rPr>
+          <w:rStyle w:val="OperatorTok"/>
+        </w:rPr>
+        <w:t xml:space="preserve">[</w:t>
+      </w:r>
+      <w:r>
+        <w:rPr>
+          <w:rStyle w:val="DecValTok"/>
+        </w:rPr>
+        <w:t xml:space="preserve">1</w:t>
+      </w:r>
+      <w:r>
+        <w:rPr>
+          <w:rStyle w:val="OperatorTok"/>
+        </w:rPr>
+        <w:t xml:space="preserve">]</w:t>
+      </w:r>
+      <w:r>
+        <w:rPr>
+          <w:rStyle w:val="ExtensionTok"/>
+        </w:rPr>
+        <w:t xml:space="preserve">:</w:t>
+      </w:r>
+      <w:r>
+        <w:rPr>
+          <w:rStyle w:val="NormalTok"/>
+        </w:rPr>
+        <w:t xml:space="preserve"> Leaving directory </w:t>
+      </w:r>
+      <w:r>
+        <w:rPr>
+          <w:rStyle w:val="StringTok"/>
+        </w:rPr>
+        <w:t xml:space="preserve">'/home/PERRYARYEE/Computer-Networks-CS525'</w:t>
+      </w:r>
+      <w:r>
+        <w:br/>
+      </w:r>
+      <w:r>
+        <w:rPr>
+          <w:rStyle w:val="VariableTok"/>
+        </w:rPr>
+        <w:t xml:space="preserve">make</w:t>
+      </w:r>
+      <w:r>
+        <w:rPr>
+          <w:rStyle w:val="OperatorTok"/>
+        </w:rPr>
+        <w:t xml:space="preserve">[</w:t>
+      </w:r>
+      <w:r>
+        <w:rPr>
+          <w:rStyle w:val="DecValTok"/>
+        </w:rPr>
+        <w:t xml:space="preserve">1</w:t>
+      </w:r>
+      <w:r>
+        <w:rPr>
+          <w:rStyle w:val="OperatorTok"/>
+        </w:rPr>
+        <w:t xml:space="preserve">]</w:t>
+      </w:r>
+      <w:r>
+        <w:rPr>
+          <w:rStyle w:val="ExtensionTok"/>
+        </w:rPr>
+        <w:t xml:space="preserve">:</w:t>
+      </w:r>
+      <w:r>
+        <w:rPr>
+          <w:rStyle w:val="NormalTok"/>
+        </w:rPr>
+        <w:t xml:space="preserve"> Entering directory </w:t>
+      </w:r>
+      <w:r>
+        <w:rPr>
+          <w:rStyle w:val="StringTok"/>
+        </w:rPr>
+        <w:t xml:space="preserve">'/home/PERRYARYEE/Computer-Networks-CS525'</w:t>
+      </w:r>
+      <w:r>
+        <w:br/>
+      </w:r>
+      <w:r>
+        <w:rPr>
+          <w:rStyle w:val="FunctionTok"/>
+        </w:rPr>
         <w:t xml:space="preserve">mkdir</w:t>
       </w:r>
       <w:r>
@@ -466,7 +798,7 @@
         <w:rPr>
           <w:rStyle w:val="NormalTok"/>
         </w:rPr>
-        <w:t xml:space="preserve"> build/debug</w:t>
+        <w:t xml:space="preserve"> build/release</w:t>
       </w:r>
       <w:r>
         <w:br/>
@@ -487,6 +819,921 @@
         <w:rPr>
           <w:rStyle w:val="AttributeTok"/>
         </w:rPr>
+        <w:t xml:space="preserve">-Wall</w:t>
+      </w:r>
+      <w:r>
+        <w:rPr>
+          <w:rStyle w:val="NormalTok"/>
+        </w:rPr>
+        <w:t xml:space="preserve"> </w:t>
+      </w:r>
+      <w:r>
+        <w:rPr>
+          <w:rStyle w:val="AttributeTok"/>
+        </w:rPr>
+        <w:t xml:space="preserve">-Wextra</w:t>
+      </w:r>
+      <w:r>
+        <w:rPr>
+          <w:rStyle w:val="NormalTok"/>
+        </w:rPr>
+        <w:t xml:space="preserve"> </w:t>
+      </w:r>
+      <w:r>
+        <w:rPr>
+          <w:rStyle w:val="AttributeTok"/>
+        </w:rPr>
+        <w:t xml:space="preserve">-O2</w:t>
+      </w:r>
+      <w:r>
+        <w:rPr>
+          <w:rStyle w:val="NormalTok"/>
+        </w:rPr>
+        <w:t xml:space="preserve"> </w:t>
+      </w:r>
+      <w:r>
+        <w:rPr>
+          <w:rStyle w:val="AttributeTok"/>
+        </w:rPr>
+        <w:t xml:space="preserve">-fPIE</w:t>
+      </w:r>
+      <w:r>
+        <w:rPr>
+          <w:rStyle w:val="NormalTok"/>
+        </w:rPr>
+        <w:t xml:space="preserve"> </w:t>
+      </w:r>
+      <w:r>
+        <w:rPr>
+          <w:rStyle w:val="AttributeTok"/>
+        </w:rPr>
+        <w:t xml:space="preserve">-MMD</w:t>
+      </w:r>
+      <w:r>
+        <w:rPr>
+          <w:rStyle w:val="NormalTok"/>
+        </w:rPr>
+        <w:t xml:space="preserve"> </w:t>
+      </w:r>
+      <w:r>
+        <w:rPr>
+          <w:rStyle w:val="AttributeTok"/>
+        </w:rPr>
+        <w:t xml:space="preserve">-MP</w:t>
+      </w:r>
+      <w:r>
+        <w:rPr>
+          <w:rStyle w:val="NormalTok"/>
+        </w:rPr>
+        <w:t xml:space="preserve"> </w:t>
+      </w:r>
+      <w:r>
+        <w:rPr>
+          <w:rStyle w:val="AttributeTok"/>
+        </w:rPr>
+        <w:t xml:space="preserve">-Wformat</w:t>
+      </w:r>
+      <w:r>
+        <w:rPr>
+          <w:rStyle w:val="NormalTok"/>
+        </w:rPr>
+        <w:t xml:space="preserve"> </w:t>
+      </w:r>
+      <w:r>
+        <w:rPr>
+          <w:rStyle w:val="AttributeTok"/>
+        </w:rPr>
+        <w:t xml:space="preserve">-Wformat</w:t>
+      </w:r>
+      <w:r>
+        <w:rPr>
+          <w:rStyle w:val="OperatorTok"/>
+        </w:rPr>
+        <w:t xml:space="preserve">=</w:t>
+      </w:r>
+      <w:r>
+        <w:rPr>
+          <w:rStyle w:val="NormalTok"/>
+        </w:rPr>
+        <w:t xml:space="preserve">2 </w:t>
+      </w:r>
+      <w:r>
+        <w:rPr>
+          <w:rStyle w:val="AttributeTok"/>
+        </w:rPr>
+        <w:t xml:space="preserve">-Wconversion</w:t>
+      </w:r>
+      <w:r>
+        <w:rPr>
+          <w:rStyle w:val="NormalTok"/>
+        </w:rPr>
+        <w:t xml:space="preserve"> </w:t>
+      </w:r>
+      <w:r>
+        <w:rPr>
+          <w:rStyle w:val="AttributeTok"/>
+        </w:rPr>
+        <w:t xml:space="preserve">-Wsign-conversion</w:t>
+      </w:r>
+      <w:r>
+        <w:rPr>
+          <w:rStyle w:val="NormalTok"/>
+        </w:rPr>
+        <w:t xml:space="preserve"> </w:t>
+      </w:r>
+      <w:r>
+        <w:rPr>
+          <w:rStyle w:val="AttributeTok"/>
+        </w:rPr>
+        <w:t xml:space="preserve">-Wimplicit-fallthrough</w:t>
+      </w:r>
+      <w:r>
+        <w:rPr>
+          <w:rStyle w:val="NormalTok"/>
+        </w:rPr>
+        <w:t xml:space="preserve"> </w:t>
+      </w:r>
+      <w:r>
+        <w:rPr>
+          <w:rStyle w:val="AttributeTok"/>
+        </w:rPr>
+        <w:t xml:space="preserve">-fstack-protector-strong</w:t>
+      </w:r>
+      <w:r>
+        <w:rPr>
+          <w:rStyle w:val="NormalTok"/>
+        </w:rPr>
+        <w:t xml:space="preserve"> </w:t>
+      </w:r>
+      <w:r>
+        <w:rPr>
+          <w:rStyle w:val="AttributeTok"/>
+        </w:rPr>
+        <w:t xml:space="preserve">-Werror</w:t>
+      </w:r>
+      <w:r>
+        <w:rPr>
+          <w:rStyle w:val="OperatorTok"/>
+        </w:rPr>
+        <w:t xml:space="preserve">=</w:t>
+      </w:r>
+      <w:r>
+        <w:rPr>
+          <w:rStyle w:val="NormalTok"/>
+        </w:rPr>
+        <w:t xml:space="preserve">format-security </w:t>
+      </w:r>
+      <w:r>
+        <w:rPr>
+          <w:rStyle w:val="AttributeTok"/>
+        </w:rPr>
+        <w:t xml:space="preserve">-Werror</w:t>
+      </w:r>
+      <w:r>
+        <w:rPr>
+          <w:rStyle w:val="OperatorTok"/>
+        </w:rPr>
+        <w:t xml:space="preserve">=</w:t>
+      </w:r>
+      <w:r>
+        <w:rPr>
+          <w:rStyle w:val="NormalTok"/>
+        </w:rPr>
+        <w:t xml:space="preserve">implicit </w:t>
+      </w:r>
+      <w:r>
+        <w:rPr>
+          <w:rStyle w:val="AttributeTok"/>
+        </w:rPr>
+        <w:t xml:space="preserve">-Werror</w:t>
+      </w:r>
+      <w:r>
+        <w:rPr>
+          <w:rStyle w:val="OperatorTok"/>
+        </w:rPr>
+        <w:t xml:space="preserve">=</w:t>
+      </w:r>
+      <w:r>
+        <w:rPr>
+          <w:rStyle w:val="NormalTok"/>
+        </w:rPr>
+        <w:t xml:space="preserve">incompatible-pointer-types </w:t>
+      </w:r>
+      <w:r>
+        <w:rPr>
+          <w:rStyle w:val="AttributeTok"/>
+        </w:rPr>
+        <w:t xml:space="preserve">-Werror</w:t>
+      </w:r>
+      <w:r>
+        <w:rPr>
+          <w:rStyle w:val="OperatorTok"/>
+        </w:rPr>
+        <w:t xml:space="preserve">=</w:t>
+      </w:r>
+      <w:r>
+        <w:rPr>
+          <w:rStyle w:val="NormalTok"/>
+        </w:rPr>
+        <w:t xml:space="preserve">int-conversion </w:t>
+      </w:r>
+      <w:r>
+        <w:rPr>
+          <w:rStyle w:val="AttributeTok"/>
+        </w:rPr>
+        <w:t xml:space="preserve">-c</w:t>
+      </w:r>
+      <w:r>
+        <w:rPr>
+          <w:rStyle w:val="NormalTok"/>
+        </w:rPr>
+        <w:t xml:space="preserve"> src/lab.c </w:t>
+      </w:r>
+      <w:r>
+        <w:rPr>
+          <w:rStyle w:val="AttributeTok"/>
+        </w:rPr>
+        <w:t xml:space="preserve">-o</w:t>
+      </w:r>
+      <w:r>
+        <w:rPr>
+          <w:rStyle w:val="NormalTok"/>
+        </w:rPr>
+        <w:t xml:space="preserve"> build/release/lab.c.o</w:t>
+      </w:r>
+      <w:r>
+        <w:br/>
+      </w:r>
+      <w:r>
+        <w:rPr>
+          <w:rStyle w:val="FunctionTok"/>
+        </w:rPr>
+        <w:t xml:space="preserve">mkdir</w:t>
+      </w:r>
+      <w:r>
+        <w:rPr>
+          <w:rStyle w:val="NormalTok"/>
+        </w:rPr>
+        <w:t xml:space="preserve"> </w:t>
+      </w:r>
+      <w:r>
+        <w:rPr>
+          <w:rStyle w:val="AttributeTok"/>
+        </w:rPr>
+        <w:t xml:space="preserve">-p</w:t>
+      </w:r>
+      <w:r>
+        <w:rPr>
+          <w:rStyle w:val="NormalTok"/>
+        </w:rPr>
+        <w:t xml:space="preserve"> build/release</w:t>
+      </w:r>
+      <w:r>
+        <w:br/>
+      </w:r>
+      <w:r>
+        <w:rPr>
+          <w:rStyle w:val="FunctionTok"/>
+        </w:rPr>
+        <w:t xml:space="preserve">cc</w:t>
+      </w:r>
+      <w:r>
+        <w:rPr>
+          <w:rStyle w:val="NormalTok"/>
+        </w:rPr>
+        <w:t xml:space="preserve"> </w:t>
+      </w:r>
+      <w:r>
+        <w:rPr>
+          <w:rStyle w:val="AttributeTok"/>
+        </w:rPr>
+        <w:t xml:space="preserve">-Wall</w:t>
+      </w:r>
+      <w:r>
+        <w:rPr>
+          <w:rStyle w:val="NormalTok"/>
+        </w:rPr>
+        <w:t xml:space="preserve"> </w:t>
+      </w:r>
+      <w:r>
+        <w:rPr>
+          <w:rStyle w:val="AttributeTok"/>
+        </w:rPr>
+        <w:t xml:space="preserve">-Wextra</w:t>
+      </w:r>
+      <w:r>
+        <w:rPr>
+          <w:rStyle w:val="NormalTok"/>
+        </w:rPr>
+        <w:t xml:space="preserve"> </w:t>
+      </w:r>
+      <w:r>
+        <w:rPr>
+          <w:rStyle w:val="AttributeTok"/>
+        </w:rPr>
+        <w:t xml:space="preserve">-O2</w:t>
+      </w:r>
+      <w:r>
+        <w:rPr>
+          <w:rStyle w:val="NormalTok"/>
+        </w:rPr>
+        <w:t xml:space="preserve"> </w:t>
+      </w:r>
+      <w:r>
+        <w:rPr>
+          <w:rStyle w:val="AttributeTok"/>
+        </w:rPr>
+        <w:t xml:space="preserve">-fPIE</w:t>
+      </w:r>
+      <w:r>
+        <w:rPr>
+          <w:rStyle w:val="NormalTok"/>
+        </w:rPr>
+        <w:t xml:space="preserve"> </w:t>
+      </w:r>
+      <w:r>
+        <w:rPr>
+          <w:rStyle w:val="AttributeTok"/>
+        </w:rPr>
+        <w:t xml:space="preserve">-MMD</w:t>
+      </w:r>
+      <w:r>
+        <w:rPr>
+          <w:rStyle w:val="NormalTok"/>
+        </w:rPr>
+        <w:t xml:space="preserve"> </w:t>
+      </w:r>
+      <w:r>
+        <w:rPr>
+          <w:rStyle w:val="AttributeTok"/>
+        </w:rPr>
+        <w:t xml:space="preserve">-MP</w:t>
+      </w:r>
+      <w:r>
+        <w:rPr>
+          <w:rStyle w:val="NormalTok"/>
+        </w:rPr>
+        <w:t xml:space="preserve"> </w:t>
+      </w:r>
+      <w:r>
+        <w:rPr>
+          <w:rStyle w:val="AttributeTok"/>
+        </w:rPr>
+        <w:t xml:space="preserve">-Wformat</w:t>
+      </w:r>
+      <w:r>
+        <w:rPr>
+          <w:rStyle w:val="NormalTok"/>
+        </w:rPr>
+        <w:t xml:space="preserve"> </w:t>
+      </w:r>
+      <w:r>
+        <w:rPr>
+          <w:rStyle w:val="AttributeTok"/>
+        </w:rPr>
+        <w:t xml:space="preserve">-Wformat</w:t>
+      </w:r>
+      <w:r>
+        <w:rPr>
+          <w:rStyle w:val="OperatorTok"/>
+        </w:rPr>
+        <w:t xml:space="preserve">=</w:t>
+      </w:r>
+      <w:r>
+        <w:rPr>
+          <w:rStyle w:val="NormalTok"/>
+        </w:rPr>
+        <w:t xml:space="preserve">2 </w:t>
+      </w:r>
+      <w:r>
+        <w:rPr>
+          <w:rStyle w:val="AttributeTok"/>
+        </w:rPr>
+        <w:t xml:space="preserve">-Wconversion</w:t>
+      </w:r>
+      <w:r>
+        <w:rPr>
+          <w:rStyle w:val="NormalTok"/>
+        </w:rPr>
+        <w:t xml:space="preserve"> </w:t>
+      </w:r>
+      <w:r>
+        <w:rPr>
+          <w:rStyle w:val="AttributeTok"/>
+        </w:rPr>
+        <w:t xml:space="preserve">-Wsign-conversion</w:t>
+      </w:r>
+      <w:r>
+        <w:rPr>
+          <w:rStyle w:val="NormalTok"/>
+        </w:rPr>
+        <w:t xml:space="preserve"> </w:t>
+      </w:r>
+      <w:r>
+        <w:rPr>
+          <w:rStyle w:val="AttributeTok"/>
+        </w:rPr>
+        <w:t xml:space="preserve">-Wimplicit-fallthrough</w:t>
+      </w:r>
+      <w:r>
+        <w:rPr>
+          <w:rStyle w:val="NormalTok"/>
+        </w:rPr>
+        <w:t xml:space="preserve"> </w:t>
+      </w:r>
+      <w:r>
+        <w:rPr>
+          <w:rStyle w:val="AttributeTok"/>
+        </w:rPr>
+        <w:t xml:space="preserve">-fstack-protector-strong</w:t>
+      </w:r>
+      <w:r>
+        <w:rPr>
+          <w:rStyle w:val="NormalTok"/>
+        </w:rPr>
+        <w:t xml:space="preserve"> </w:t>
+      </w:r>
+      <w:r>
+        <w:rPr>
+          <w:rStyle w:val="AttributeTok"/>
+        </w:rPr>
+        <w:t xml:space="preserve">-Werror</w:t>
+      </w:r>
+      <w:r>
+        <w:rPr>
+          <w:rStyle w:val="OperatorTok"/>
+        </w:rPr>
+        <w:t xml:space="preserve">=</w:t>
+      </w:r>
+      <w:r>
+        <w:rPr>
+          <w:rStyle w:val="NormalTok"/>
+        </w:rPr>
+        <w:t xml:space="preserve">format-security </w:t>
+      </w:r>
+      <w:r>
+        <w:rPr>
+          <w:rStyle w:val="AttributeTok"/>
+        </w:rPr>
+        <w:t xml:space="preserve">-Werror</w:t>
+      </w:r>
+      <w:r>
+        <w:rPr>
+          <w:rStyle w:val="OperatorTok"/>
+        </w:rPr>
+        <w:t xml:space="preserve">=</w:t>
+      </w:r>
+      <w:r>
+        <w:rPr>
+          <w:rStyle w:val="NormalTok"/>
+        </w:rPr>
+        <w:t xml:space="preserve">implicit </w:t>
+      </w:r>
+      <w:r>
+        <w:rPr>
+          <w:rStyle w:val="AttributeTok"/>
+        </w:rPr>
+        <w:t xml:space="preserve">-Werror</w:t>
+      </w:r>
+      <w:r>
+        <w:rPr>
+          <w:rStyle w:val="OperatorTok"/>
+        </w:rPr>
+        <w:t xml:space="preserve">=</w:t>
+      </w:r>
+      <w:r>
+        <w:rPr>
+          <w:rStyle w:val="NormalTok"/>
+        </w:rPr>
+        <w:t xml:space="preserve">incompatible-pointer-types </w:t>
+      </w:r>
+      <w:r>
+        <w:rPr>
+          <w:rStyle w:val="AttributeTok"/>
+        </w:rPr>
+        <w:t xml:space="preserve">-Werror</w:t>
+      </w:r>
+      <w:r>
+        <w:rPr>
+          <w:rStyle w:val="OperatorTok"/>
+        </w:rPr>
+        <w:t xml:space="preserve">=</w:t>
+      </w:r>
+      <w:r>
+        <w:rPr>
+          <w:rStyle w:val="NormalTok"/>
+        </w:rPr>
+        <w:t xml:space="preserve">int-conversion </w:t>
+      </w:r>
+      <w:r>
+        <w:rPr>
+          <w:rStyle w:val="AttributeTok"/>
+        </w:rPr>
+        <w:t xml:space="preserve">-c</w:t>
+      </w:r>
+      <w:r>
+        <w:rPr>
+          <w:rStyle w:val="NormalTok"/>
+        </w:rPr>
+        <w:t xml:space="preserve"> src/main.c </w:t>
+      </w:r>
+      <w:r>
+        <w:rPr>
+          <w:rStyle w:val="AttributeTok"/>
+        </w:rPr>
+        <w:t xml:space="preserve">-o</w:t>
+      </w:r>
+      <w:r>
+        <w:rPr>
+          <w:rStyle w:val="NormalTok"/>
+        </w:rPr>
+        <w:t xml:space="preserve"> build/release/main.c.o</w:t>
+      </w:r>
+      <w:r>
+        <w:br/>
+      </w:r>
+      <w:r>
+        <w:rPr>
+          <w:rStyle w:val="FunctionTok"/>
+        </w:rPr>
+        <w:t xml:space="preserve">cc</w:t>
+      </w:r>
+      <w:r>
+        <w:rPr>
+          <w:rStyle w:val="NormalTok"/>
+        </w:rPr>
+        <w:t xml:space="preserve"> </w:t>
+      </w:r>
+      <w:r>
+        <w:rPr>
+          <w:rStyle w:val="AttributeTok"/>
+        </w:rPr>
+        <w:t xml:space="preserve">-Wall</w:t>
+      </w:r>
+      <w:r>
+        <w:rPr>
+          <w:rStyle w:val="NormalTok"/>
+        </w:rPr>
+        <w:t xml:space="preserve"> </w:t>
+      </w:r>
+      <w:r>
+        <w:rPr>
+          <w:rStyle w:val="AttributeTok"/>
+        </w:rPr>
+        <w:t xml:space="preserve">-Wextra</w:t>
+      </w:r>
+      <w:r>
+        <w:rPr>
+          <w:rStyle w:val="NormalTok"/>
+        </w:rPr>
+        <w:t xml:space="preserve"> </w:t>
+      </w:r>
+      <w:r>
+        <w:rPr>
+          <w:rStyle w:val="AttributeTok"/>
+        </w:rPr>
+        <w:t xml:space="preserve">-O2</w:t>
+      </w:r>
+      <w:r>
+        <w:rPr>
+          <w:rStyle w:val="NormalTok"/>
+        </w:rPr>
+        <w:t xml:space="preserve"> </w:t>
+      </w:r>
+      <w:r>
+        <w:rPr>
+          <w:rStyle w:val="AttributeTok"/>
+        </w:rPr>
+        <w:t xml:space="preserve">-fPIE</w:t>
+      </w:r>
+      <w:r>
+        <w:rPr>
+          <w:rStyle w:val="NormalTok"/>
+        </w:rPr>
+        <w:t xml:space="preserve"> </w:t>
+      </w:r>
+      <w:r>
+        <w:rPr>
+          <w:rStyle w:val="AttributeTok"/>
+        </w:rPr>
+        <w:t xml:space="preserve">-MMD</w:t>
+      </w:r>
+      <w:r>
+        <w:rPr>
+          <w:rStyle w:val="NormalTok"/>
+        </w:rPr>
+        <w:t xml:space="preserve"> </w:t>
+      </w:r>
+      <w:r>
+        <w:rPr>
+          <w:rStyle w:val="AttributeTok"/>
+        </w:rPr>
+        <w:t xml:space="preserve">-MP</w:t>
+      </w:r>
+      <w:r>
+        <w:rPr>
+          <w:rStyle w:val="NormalTok"/>
+        </w:rPr>
+        <w:t xml:space="preserve"> </w:t>
+      </w:r>
+      <w:r>
+        <w:rPr>
+          <w:rStyle w:val="AttributeTok"/>
+        </w:rPr>
+        <w:t xml:space="preserve">-Wformat</w:t>
+      </w:r>
+      <w:r>
+        <w:rPr>
+          <w:rStyle w:val="NormalTok"/>
+        </w:rPr>
+        <w:t xml:space="preserve"> </w:t>
+      </w:r>
+      <w:r>
+        <w:rPr>
+          <w:rStyle w:val="AttributeTok"/>
+        </w:rPr>
+        <w:t xml:space="preserve">-Wformat</w:t>
+      </w:r>
+      <w:r>
+        <w:rPr>
+          <w:rStyle w:val="OperatorTok"/>
+        </w:rPr>
+        <w:t xml:space="preserve">=</w:t>
+      </w:r>
+      <w:r>
+        <w:rPr>
+          <w:rStyle w:val="NormalTok"/>
+        </w:rPr>
+        <w:t xml:space="preserve">2 </w:t>
+      </w:r>
+      <w:r>
+        <w:rPr>
+          <w:rStyle w:val="AttributeTok"/>
+        </w:rPr>
+        <w:t xml:space="preserve">-Wconversion</w:t>
+      </w:r>
+      <w:r>
+        <w:rPr>
+          <w:rStyle w:val="NormalTok"/>
+        </w:rPr>
+        <w:t xml:space="preserve"> </w:t>
+      </w:r>
+      <w:r>
+        <w:rPr>
+          <w:rStyle w:val="AttributeTok"/>
+        </w:rPr>
+        <w:t xml:space="preserve">-Wsign-conversion</w:t>
+      </w:r>
+      <w:r>
+        <w:rPr>
+          <w:rStyle w:val="NormalTok"/>
+        </w:rPr>
+        <w:t xml:space="preserve"> </w:t>
+      </w:r>
+      <w:r>
+        <w:rPr>
+          <w:rStyle w:val="AttributeTok"/>
+        </w:rPr>
+        <w:t xml:space="preserve">-Wimplicit-fallthrough</w:t>
+      </w:r>
+      <w:r>
+        <w:rPr>
+          <w:rStyle w:val="NormalTok"/>
+        </w:rPr>
+        <w:t xml:space="preserve"> </w:t>
+      </w:r>
+      <w:r>
+        <w:rPr>
+          <w:rStyle w:val="AttributeTok"/>
+        </w:rPr>
+        <w:t xml:space="preserve">-fstack-protector-strong</w:t>
+      </w:r>
+      <w:r>
+        <w:rPr>
+          <w:rStyle w:val="NormalTok"/>
+        </w:rPr>
+        <w:t xml:space="preserve"> </w:t>
+      </w:r>
+      <w:r>
+        <w:rPr>
+          <w:rStyle w:val="AttributeTok"/>
+        </w:rPr>
+        <w:t xml:space="preserve">-Werror</w:t>
+      </w:r>
+      <w:r>
+        <w:rPr>
+          <w:rStyle w:val="OperatorTok"/>
+        </w:rPr>
+        <w:t xml:space="preserve">=</w:t>
+      </w:r>
+      <w:r>
+        <w:rPr>
+          <w:rStyle w:val="NormalTok"/>
+        </w:rPr>
+        <w:t xml:space="preserve">format-security </w:t>
+      </w:r>
+      <w:r>
+        <w:rPr>
+          <w:rStyle w:val="AttributeTok"/>
+        </w:rPr>
+        <w:t xml:space="preserve">-Werror</w:t>
+      </w:r>
+      <w:r>
+        <w:rPr>
+          <w:rStyle w:val="OperatorTok"/>
+        </w:rPr>
+        <w:t xml:space="preserve">=</w:t>
+      </w:r>
+      <w:r>
+        <w:rPr>
+          <w:rStyle w:val="NormalTok"/>
+        </w:rPr>
+        <w:t xml:space="preserve">implicit </w:t>
+      </w:r>
+      <w:r>
+        <w:rPr>
+          <w:rStyle w:val="AttributeTok"/>
+        </w:rPr>
+        <w:t xml:space="preserve">-Werror</w:t>
+      </w:r>
+      <w:r>
+        <w:rPr>
+          <w:rStyle w:val="OperatorTok"/>
+        </w:rPr>
+        <w:t xml:space="preserve">=</w:t>
+      </w:r>
+      <w:r>
+        <w:rPr>
+          <w:rStyle w:val="NormalTok"/>
+        </w:rPr>
+        <w:t xml:space="preserve">incompatible-pointer-types </w:t>
+      </w:r>
+      <w:r>
+        <w:rPr>
+          <w:rStyle w:val="AttributeTok"/>
+        </w:rPr>
+        <w:t xml:space="preserve">-Werror</w:t>
+      </w:r>
+      <w:r>
+        <w:rPr>
+          <w:rStyle w:val="OperatorTok"/>
+        </w:rPr>
+        <w:t xml:space="preserve">=</w:t>
+      </w:r>
+      <w:r>
+        <w:rPr>
+          <w:rStyle w:val="NormalTok"/>
+        </w:rPr>
+        <w:t xml:space="preserve">int-conversion build/release/lab.c.o build/release/main.c.o </w:t>
+      </w:r>
+      <w:r>
+        <w:rPr>
+          <w:rStyle w:val="AttributeTok"/>
+        </w:rPr>
+        <w:t xml:space="preserve">-o</w:t>
+      </w:r>
+      <w:r>
+        <w:rPr>
+          <w:rStyle w:val="NormalTok"/>
+        </w:rPr>
+        <w:t xml:space="preserve"> build/release/myapp </w:t>
+      </w:r>
+      <w:r>
+        <w:br/>
+      </w:r>
+      <w:r>
+        <w:rPr>
+          <w:rStyle w:val="VariableTok"/>
+        </w:rPr>
+        <w:t xml:space="preserve">make</w:t>
+      </w:r>
+      <w:r>
+        <w:rPr>
+          <w:rStyle w:val="OperatorTok"/>
+        </w:rPr>
+        <w:t xml:space="preserve">[</w:t>
+      </w:r>
+      <w:r>
+        <w:rPr>
+          <w:rStyle w:val="DecValTok"/>
+        </w:rPr>
+        <w:t xml:space="preserve">1</w:t>
+      </w:r>
+      <w:r>
+        <w:rPr>
+          <w:rStyle w:val="OperatorTok"/>
+        </w:rPr>
+        <w:t xml:space="preserve">]</w:t>
+      </w:r>
+      <w:r>
+        <w:rPr>
+          <w:rStyle w:val="ExtensionTok"/>
+        </w:rPr>
+        <w:t xml:space="preserve">:</w:t>
+      </w:r>
+      <w:r>
+        <w:rPr>
+          <w:rStyle w:val="NormalTok"/>
+        </w:rPr>
+        <w:t xml:space="preserve"> Leaving directory </w:t>
+      </w:r>
+      <w:r>
+        <w:rPr>
+          <w:rStyle w:val="StringTok"/>
+        </w:rPr>
+        <w:t xml:space="preserve">'/home/PERRYARYEE/Computer-Networks-CS525'</w:t>
+      </w:r>
+      <w:r>
+        <w:br/>
+      </w:r>
+      <w:r>
+        <w:rPr>
+          <w:rStyle w:val="VariableTok"/>
+        </w:rPr>
+        <w:t xml:space="preserve">make</w:t>
+      </w:r>
+      <w:r>
+        <w:rPr>
+          <w:rStyle w:val="OperatorTok"/>
+        </w:rPr>
+        <w:t xml:space="preserve">[</w:t>
+      </w:r>
+      <w:r>
+        <w:rPr>
+          <w:rStyle w:val="DecValTok"/>
+        </w:rPr>
+        <w:t xml:space="preserve">1</w:t>
+      </w:r>
+      <w:r>
+        <w:rPr>
+          <w:rStyle w:val="OperatorTok"/>
+        </w:rPr>
+        <w:t xml:space="preserve">]</w:t>
+      </w:r>
+      <w:r>
+        <w:rPr>
+          <w:rStyle w:val="ExtensionTok"/>
+        </w:rPr>
+        <w:t xml:space="preserve">:</w:t>
+      </w:r>
+      <w:r>
+        <w:rPr>
+          <w:rStyle w:val="NormalTok"/>
+        </w:rPr>
+        <w:t xml:space="preserve"> Entering directory </w:t>
+      </w:r>
+      <w:r>
+        <w:rPr>
+          <w:rStyle w:val="StringTok"/>
+        </w:rPr>
+        <w:t xml:space="preserve">'/home/PERRYARYEE/Computer-Networks-CS525'</w:t>
+      </w:r>
+      <w:r>
+        <w:br/>
+      </w:r>
+      <w:r>
+        <w:rPr>
+          <w:rStyle w:val="FunctionTok"/>
+        </w:rPr>
+        <w:t xml:space="preserve">mkdir</w:t>
+      </w:r>
+      <w:r>
+        <w:rPr>
+          <w:rStyle w:val="NormalTok"/>
+        </w:rPr>
+        <w:t xml:space="preserve"> </w:t>
+      </w:r>
+      <w:r>
+        <w:rPr>
+          <w:rStyle w:val="AttributeTok"/>
+        </w:rPr>
+        <w:t xml:space="preserve">-p</w:t>
+      </w:r>
+      <w:r>
+        <w:rPr>
+          <w:rStyle w:val="NormalTok"/>
+        </w:rPr>
+        <w:t xml:space="preserve"> build/tests</w:t>
+      </w:r>
+      <w:r>
+        <w:br/>
+      </w:r>
+      <w:r>
+        <w:rPr>
+          <w:rStyle w:val="FunctionTok"/>
+        </w:rPr>
+        <w:t xml:space="preserve">cc</w:t>
+      </w:r>
+      <w:r>
+        <w:rPr>
+          <w:rStyle w:val="NormalTok"/>
+        </w:rPr>
+        <w:t xml:space="preserve"> </w:t>
+      </w:r>
+      <w:r>
+        <w:rPr>
+          <w:rStyle w:val="AttributeTok"/>
+        </w:rPr>
         <w:t xml:space="preserve">-g</w:t>
       </w:r>
       <w:r>
@@ -511,6 +1758,705 @@
         <w:rPr>
           <w:rStyle w:val="AttributeTok"/>
         </w:rPr>
+        <w:t xml:space="preserve">-DTEST</w:t>
+      </w:r>
+      <w:r>
+        <w:rPr>
+          <w:rStyle w:val="NormalTok"/>
+        </w:rPr>
+        <w:t xml:space="preserve"> </w:t>
+      </w:r>
+      <w:r>
+        <w:rPr>
+          <w:rStyle w:val="AttributeTok"/>
+        </w:rPr>
+        <w:t xml:space="preserve">-fprofile-arcs</w:t>
+      </w:r>
+      <w:r>
+        <w:rPr>
+          <w:rStyle w:val="NormalTok"/>
+        </w:rPr>
+        <w:t xml:space="preserve"> </w:t>
+      </w:r>
+      <w:r>
+        <w:rPr>
+          <w:rStyle w:val="AttributeTok"/>
+        </w:rPr>
+        <w:t xml:space="preserve">-ftest-coverage</w:t>
+      </w:r>
+      <w:r>
+        <w:rPr>
+          <w:rStyle w:val="NormalTok"/>
+        </w:rPr>
+        <w:t xml:space="preserve"> </w:t>
+      </w:r>
+      <w:r>
+        <w:rPr>
+          <w:rStyle w:val="AttributeTok"/>
+        </w:rPr>
+        <w:t xml:space="preserve">-c</w:t>
+      </w:r>
+      <w:r>
+        <w:rPr>
+          <w:rStyle w:val="NormalTok"/>
+        </w:rPr>
+        <w:t xml:space="preserve"> src/lab.c </w:t>
+      </w:r>
+      <w:r>
+        <w:rPr>
+          <w:rStyle w:val="AttributeTok"/>
+        </w:rPr>
+        <w:t xml:space="preserve">-o</w:t>
+      </w:r>
+      <w:r>
+        <w:rPr>
+          <w:rStyle w:val="NormalTok"/>
+        </w:rPr>
+        <w:t xml:space="preserve"> build/tests/lab.c.o</w:t>
+      </w:r>
+      <w:r>
+        <w:br/>
+      </w:r>
+      <w:r>
+        <w:rPr>
+          <w:rStyle w:val="FunctionTok"/>
+        </w:rPr>
+        <w:t xml:space="preserve">mkdir</w:t>
+      </w:r>
+      <w:r>
+        <w:rPr>
+          <w:rStyle w:val="NormalTok"/>
+        </w:rPr>
+        <w:t xml:space="preserve"> </w:t>
+      </w:r>
+      <w:r>
+        <w:rPr>
+          <w:rStyle w:val="AttributeTok"/>
+        </w:rPr>
+        <w:t xml:space="preserve">-p</w:t>
+      </w:r>
+      <w:r>
+        <w:rPr>
+          <w:rStyle w:val="NormalTok"/>
+        </w:rPr>
+        <w:t xml:space="preserve"> build/tests</w:t>
+      </w:r>
+      <w:r>
+        <w:br/>
+      </w:r>
+      <w:r>
+        <w:rPr>
+          <w:rStyle w:val="FunctionTok"/>
+        </w:rPr>
+        <w:t xml:space="preserve">cc</w:t>
+      </w:r>
+      <w:r>
+        <w:rPr>
+          <w:rStyle w:val="NormalTok"/>
+        </w:rPr>
+        <w:t xml:space="preserve"> </w:t>
+      </w:r>
+      <w:r>
+        <w:rPr>
+          <w:rStyle w:val="AttributeTok"/>
+        </w:rPr>
+        <w:t xml:space="preserve">-g</w:t>
+      </w:r>
+      <w:r>
+        <w:rPr>
+          <w:rStyle w:val="NormalTok"/>
+        </w:rPr>
+        <w:t xml:space="preserve"> </w:t>
+      </w:r>
+      <w:r>
+        <w:rPr>
+          <w:rStyle w:val="AttributeTok"/>
+        </w:rPr>
+        <w:t xml:space="preserve">-O0</w:t>
+      </w:r>
+      <w:r>
+        <w:rPr>
+          <w:rStyle w:val="NormalTok"/>
+        </w:rPr>
+        <w:t xml:space="preserve"> </w:t>
+      </w:r>
+      <w:r>
+        <w:rPr>
+          <w:rStyle w:val="AttributeTok"/>
+        </w:rPr>
+        <w:t xml:space="preserve">-DTEST</w:t>
+      </w:r>
+      <w:r>
+        <w:rPr>
+          <w:rStyle w:val="NormalTok"/>
+        </w:rPr>
+        <w:t xml:space="preserve"> </w:t>
+      </w:r>
+      <w:r>
+        <w:rPr>
+          <w:rStyle w:val="AttributeTok"/>
+        </w:rPr>
+        <w:t xml:space="preserve">-fprofile-arcs</w:t>
+      </w:r>
+      <w:r>
+        <w:rPr>
+          <w:rStyle w:val="NormalTok"/>
+        </w:rPr>
+        <w:t xml:space="preserve"> </w:t>
+      </w:r>
+      <w:r>
+        <w:rPr>
+          <w:rStyle w:val="AttributeTok"/>
+        </w:rPr>
+        <w:t xml:space="preserve">-ftest-coverage</w:t>
+      </w:r>
+      <w:r>
+        <w:rPr>
+          <w:rStyle w:val="NormalTok"/>
+        </w:rPr>
+        <w:t xml:space="preserve"> </w:t>
+      </w:r>
+      <w:r>
+        <w:rPr>
+          <w:rStyle w:val="AttributeTok"/>
+        </w:rPr>
+        <w:t xml:space="preserve">-c</w:t>
+      </w:r>
+      <w:r>
+        <w:rPr>
+          <w:rStyle w:val="NormalTok"/>
+        </w:rPr>
+        <w:t xml:space="preserve"> src/main.c </w:t>
+      </w:r>
+      <w:r>
+        <w:rPr>
+          <w:rStyle w:val="AttributeTok"/>
+        </w:rPr>
+        <w:t xml:space="preserve">-o</w:t>
+      </w:r>
+      <w:r>
+        <w:rPr>
+          <w:rStyle w:val="NormalTok"/>
+        </w:rPr>
+        <w:t xml:space="preserve"> build/tests/main.c.o</w:t>
+      </w:r>
+      <w:r>
+        <w:br/>
+      </w:r>
+      <w:r>
+        <w:rPr>
+          <w:rStyle w:val="FunctionTok"/>
+        </w:rPr>
+        <w:t xml:space="preserve">mkdir</w:t>
+      </w:r>
+      <w:r>
+        <w:rPr>
+          <w:rStyle w:val="NormalTok"/>
+        </w:rPr>
+        <w:t xml:space="preserve"> </w:t>
+      </w:r>
+      <w:r>
+        <w:rPr>
+          <w:rStyle w:val="AttributeTok"/>
+        </w:rPr>
+        <w:t xml:space="preserve">-p</w:t>
+      </w:r>
+      <w:r>
+        <w:rPr>
+          <w:rStyle w:val="NormalTok"/>
+        </w:rPr>
+        <w:t xml:space="preserve"> build/tests/harness/</w:t>
+      </w:r>
+      <w:r>
+        <w:br/>
+      </w:r>
+      <w:r>
+        <w:rPr>
+          <w:rStyle w:val="FunctionTok"/>
+        </w:rPr>
+        <w:t xml:space="preserve">cc</w:t>
+      </w:r>
+      <w:r>
+        <w:rPr>
+          <w:rStyle w:val="NormalTok"/>
+        </w:rPr>
+        <w:t xml:space="preserve"> </w:t>
+      </w:r>
+      <w:r>
+        <w:rPr>
+          <w:rStyle w:val="AttributeTok"/>
+        </w:rPr>
+        <w:t xml:space="preserve">-g</w:t>
+      </w:r>
+      <w:r>
+        <w:rPr>
+          <w:rStyle w:val="NormalTok"/>
+        </w:rPr>
+        <w:t xml:space="preserve"> </w:t>
+      </w:r>
+      <w:r>
+        <w:rPr>
+          <w:rStyle w:val="AttributeTok"/>
+        </w:rPr>
+        <w:t xml:space="preserve">-O0</w:t>
+      </w:r>
+      <w:r>
+        <w:rPr>
+          <w:rStyle w:val="NormalTok"/>
+        </w:rPr>
+        <w:t xml:space="preserve"> </w:t>
+      </w:r>
+      <w:r>
+        <w:rPr>
+          <w:rStyle w:val="AttributeTok"/>
+        </w:rPr>
+        <w:t xml:space="preserve">-DTEST</w:t>
+      </w:r>
+      <w:r>
+        <w:rPr>
+          <w:rStyle w:val="NormalTok"/>
+        </w:rPr>
+        <w:t xml:space="preserve"> </w:t>
+      </w:r>
+      <w:r>
+        <w:rPr>
+          <w:rStyle w:val="AttributeTok"/>
+        </w:rPr>
+        <w:t xml:space="preserve">-fprofile-arcs</w:t>
+      </w:r>
+      <w:r>
+        <w:rPr>
+          <w:rStyle w:val="NormalTok"/>
+        </w:rPr>
+        <w:t xml:space="preserve"> </w:t>
+      </w:r>
+      <w:r>
+        <w:rPr>
+          <w:rStyle w:val="AttributeTok"/>
+        </w:rPr>
+        <w:t xml:space="preserve">-ftest-coverage</w:t>
+      </w:r>
+      <w:r>
+        <w:rPr>
+          <w:rStyle w:val="NormalTok"/>
+        </w:rPr>
+        <w:t xml:space="preserve"> </w:t>
+      </w:r>
+      <w:r>
+        <w:rPr>
+          <w:rStyle w:val="AttributeTok"/>
+        </w:rPr>
+        <w:t xml:space="preserve">-c</w:t>
+      </w:r>
+      <w:r>
+        <w:rPr>
+          <w:rStyle w:val="NormalTok"/>
+        </w:rPr>
+        <w:t xml:space="preserve"> tests/harness/unity.c </w:t>
+      </w:r>
+      <w:r>
+        <w:rPr>
+          <w:rStyle w:val="AttributeTok"/>
+        </w:rPr>
+        <w:t xml:space="preserve">-o</w:t>
+      </w:r>
+      <w:r>
+        <w:rPr>
+          <w:rStyle w:val="NormalTok"/>
+        </w:rPr>
+        <w:t xml:space="preserve"> build/tests/harness/unity.c.o</w:t>
+      </w:r>
+      <w:r>
+        <w:br/>
+      </w:r>
+      <w:r>
+        <w:rPr>
+          <w:rStyle w:val="FunctionTok"/>
+        </w:rPr>
+        <w:t xml:space="preserve">mkdir</w:t>
+      </w:r>
+      <w:r>
+        <w:rPr>
+          <w:rStyle w:val="NormalTok"/>
+        </w:rPr>
+        <w:t xml:space="preserve"> </w:t>
+      </w:r>
+      <w:r>
+        <w:rPr>
+          <w:rStyle w:val="AttributeTok"/>
+        </w:rPr>
+        <w:t xml:space="preserve">-p</w:t>
+      </w:r>
+      <w:r>
+        <w:rPr>
+          <w:rStyle w:val="NormalTok"/>
+        </w:rPr>
+        <w:t xml:space="preserve"> build/tests/</w:t>
+      </w:r>
+      <w:r>
+        <w:br/>
+      </w:r>
+      <w:r>
+        <w:rPr>
+          <w:rStyle w:val="FunctionTok"/>
+        </w:rPr>
+        <w:t xml:space="preserve">cc</w:t>
+      </w:r>
+      <w:r>
+        <w:rPr>
+          <w:rStyle w:val="NormalTok"/>
+        </w:rPr>
+        <w:t xml:space="preserve"> </w:t>
+      </w:r>
+      <w:r>
+        <w:rPr>
+          <w:rStyle w:val="AttributeTok"/>
+        </w:rPr>
+        <w:t xml:space="preserve">-g</w:t>
+      </w:r>
+      <w:r>
+        <w:rPr>
+          <w:rStyle w:val="NormalTok"/>
+        </w:rPr>
+        <w:t xml:space="preserve"> </w:t>
+      </w:r>
+      <w:r>
+        <w:rPr>
+          <w:rStyle w:val="AttributeTok"/>
+        </w:rPr>
+        <w:t xml:space="preserve">-O0</w:t>
+      </w:r>
+      <w:r>
+        <w:rPr>
+          <w:rStyle w:val="NormalTok"/>
+        </w:rPr>
+        <w:t xml:space="preserve"> </w:t>
+      </w:r>
+      <w:r>
+        <w:rPr>
+          <w:rStyle w:val="AttributeTok"/>
+        </w:rPr>
+        <w:t xml:space="preserve">-DTEST</w:t>
+      </w:r>
+      <w:r>
+        <w:rPr>
+          <w:rStyle w:val="NormalTok"/>
+        </w:rPr>
+        <w:t xml:space="preserve"> </w:t>
+      </w:r>
+      <w:r>
+        <w:rPr>
+          <w:rStyle w:val="AttributeTok"/>
+        </w:rPr>
+        <w:t xml:space="preserve">-fprofile-arcs</w:t>
+      </w:r>
+      <w:r>
+        <w:rPr>
+          <w:rStyle w:val="NormalTok"/>
+        </w:rPr>
+        <w:t xml:space="preserve"> </w:t>
+      </w:r>
+      <w:r>
+        <w:rPr>
+          <w:rStyle w:val="AttributeTok"/>
+        </w:rPr>
+        <w:t xml:space="preserve">-ftest-coverage</w:t>
+      </w:r>
+      <w:r>
+        <w:rPr>
+          <w:rStyle w:val="NormalTok"/>
+        </w:rPr>
+        <w:t xml:space="preserve"> </w:t>
+      </w:r>
+      <w:r>
+        <w:rPr>
+          <w:rStyle w:val="AttributeTok"/>
+        </w:rPr>
+        <w:t xml:space="preserve">-c</w:t>
+      </w:r>
+      <w:r>
+        <w:rPr>
+          <w:rStyle w:val="NormalTok"/>
+        </w:rPr>
+        <w:t xml:space="preserve"> tests/lab-test.c </w:t>
+      </w:r>
+      <w:r>
+        <w:rPr>
+          <w:rStyle w:val="AttributeTok"/>
+        </w:rPr>
+        <w:t xml:space="preserve">-o</w:t>
+      </w:r>
+      <w:r>
+        <w:rPr>
+          <w:rStyle w:val="NormalTok"/>
+        </w:rPr>
+        <w:t xml:space="preserve"> build/tests/lab-test.c.o</w:t>
+      </w:r>
+      <w:r>
+        <w:br/>
+      </w:r>
+      <w:r>
+        <w:rPr>
+          <w:rStyle w:val="FunctionTok"/>
+        </w:rPr>
+        <w:t xml:space="preserve">cc</w:t>
+      </w:r>
+      <w:r>
+        <w:rPr>
+          <w:rStyle w:val="NormalTok"/>
+        </w:rPr>
+        <w:t xml:space="preserve"> </w:t>
+      </w:r>
+      <w:r>
+        <w:rPr>
+          <w:rStyle w:val="AttributeTok"/>
+        </w:rPr>
+        <w:t xml:space="preserve">-g</w:t>
+      </w:r>
+      <w:r>
+        <w:rPr>
+          <w:rStyle w:val="NormalTok"/>
+        </w:rPr>
+        <w:t xml:space="preserve"> </w:t>
+      </w:r>
+      <w:r>
+        <w:rPr>
+          <w:rStyle w:val="AttributeTok"/>
+        </w:rPr>
+        <w:t xml:space="preserve">-O0</w:t>
+      </w:r>
+      <w:r>
+        <w:rPr>
+          <w:rStyle w:val="NormalTok"/>
+        </w:rPr>
+        <w:t xml:space="preserve"> </w:t>
+      </w:r>
+      <w:r>
+        <w:rPr>
+          <w:rStyle w:val="AttributeTok"/>
+        </w:rPr>
+        <w:t xml:space="preserve">-DTEST</w:t>
+      </w:r>
+      <w:r>
+        <w:rPr>
+          <w:rStyle w:val="NormalTok"/>
+        </w:rPr>
+        <w:t xml:space="preserve"> </w:t>
+      </w:r>
+      <w:r>
+        <w:rPr>
+          <w:rStyle w:val="AttributeTok"/>
+        </w:rPr>
+        <w:t xml:space="preserve">-fprofile-arcs</w:t>
+      </w:r>
+      <w:r>
+        <w:rPr>
+          <w:rStyle w:val="NormalTok"/>
+        </w:rPr>
+        <w:t xml:space="preserve"> </w:t>
+      </w:r>
+      <w:r>
+        <w:rPr>
+          <w:rStyle w:val="AttributeTok"/>
+        </w:rPr>
+        <w:t xml:space="preserve">-ftest-coverage</w:t>
+      </w:r>
+      <w:r>
+        <w:rPr>
+          <w:rStyle w:val="NormalTok"/>
+        </w:rPr>
+        <w:t xml:space="preserve"> build/tests/lab.c.o build/tests/main.c.o build/tests/harness/unity.c.o build/tests/lab-test.c.o </w:t>
+      </w:r>
+      <w:r>
+        <w:rPr>
+          <w:rStyle w:val="AttributeTok"/>
+        </w:rPr>
+        <w:t xml:space="preserve">-o</w:t>
+      </w:r>
+      <w:r>
+        <w:rPr>
+          <w:rStyle w:val="NormalTok"/>
+        </w:rPr>
+        <w:t xml:space="preserve"> build/tests/myapp_t </w:t>
+      </w:r>
+      <w:r>
+        <w:rPr>
+          <w:rStyle w:val="AttributeTok"/>
+        </w:rPr>
+        <w:t xml:space="preserve">-fprofile-arcs</w:t>
+      </w:r>
+      <w:r>
+        <w:rPr>
+          <w:rStyle w:val="NormalTok"/>
+        </w:rPr>
+        <w:t xml:space="preserve"> </w:t>
+      </w:r>
+      <w:r>
+        <w:rPr>
+          <w:rStyle w:val="AttributeTok"/>
+        </w:rPr>
+        <w:t xml:space="preserve">-ftest-coverage</w:t>
+      </w:r>
+      <w:r>
+        <w:br/>
+      </w:r>
+      <w:r>
+        <w:rPr>
+          <w:rStyle w:val="VariableTok"/>
+        </w:rPr>
+        <w:t xml:space="preserve">make</w:t>
+      </w:r>
+      <w:r>
+        <w:rPr>
+          <w:rStyle w:val="OperatorTok"/>
+        </w:rPr>
+        <w:t xml:space="preserve">[</w:t>
+      </w:r>
+      <w:r>
+        <w:rPr>
+          <w:rStyle w:val="DecValTok"/>
+        </w:rPr>
+        <w:t xml:space="preserve">1</w:t>
+      </w:r>
+      <w:r>
+        <w:rPr>
+          <w:rStyle w:val="OperatorTok"/>
+        </w:rPr>
+        <w:t xml:space="preserve">]</w:t>
+      </w:r>
+      <w:r>
+        <w:rPr>
+          <w:rStyle w:val="ExtensionTok"/>
+        </w:rPr>
+        <w:t xml:space="preserve">:</w:t>
+      </w:r>
+      <w:r>
+        <w:rPr>
+          <w:rStyle w:val="NormalTok"/>
+        </w:rPr>
+        <w:t xml:space="preserve"> Leaving directory </w:t>
+      </w:r>
+      <w:r>
+        <w:rPr>
+          <w:rStyle w:val="StringTok"/>
+        </w:rPr>
+        <w:t xml:space="preserve">'/home/PERRYARYEE/Computer-Networks-CS525'</w:t>
+      </w:r>
+      <w:r>
+        <w:br/>
+      </w:r>
+      <w:r>
+        <w:rPr>
+          <w:rStyle w:val="VariableTok"/>
+        </w:rPr>
+        <w:t xml:space="preserve">make</w:t>
+      </w:r>
+      <w:r>
+        <w:rPr>
+          <w:rStyle w:val="OperatorTok"/>
+        </w:rPr>
+        <w:t xml:space="preserve">[</w:t>
+      </w:r>
+      <w:r>
+        <w:rPr>
+          <w:rStyle w:val="DecValTok"/>
+        </w:rPr>
+        <w:t xml:space="preserve">1</w:t>
+      </w:r>
+      <w:r>
+        <w:rPr>
+          <w:rStyle w:val="OperatorTok"/>
+        </w:rPr>
+        <w:t xml:space="preserve">]</w:t>
+      </w:r>
+      <w:r>
+        <w:rPr>
+          <w:rStyle w:val="ExtensionTok"/>
+        </w:rPr>
+        <w:t xml:space="preserve">:</w:t>
+      </w:r>
+      <w:r>
+        <w:rPr>
+          <w:rStyle w:val="NormalTok"/>
+        </w:rPr>
+        <w:t xml:space="preserve"> Entering directory </w:t>
+      </w:r>
+      <w:r>
+        <w:rPr>
+          <w:rStyle w:val="StringTok"/>
+        </w:rPr>
+        <w:t xml:space="preserve">'/home/PERRYARYEE/Computer-Networks-CS525'</w:t>
+      </w:r>
+      <w:r>
+        <w:br/>
+      </w:r>
+      <w:r>
+        <w:rPr>
+          <w:rStyle w:val="FunctionTok"/>
+        </w:rPr>
+        <w:t xml:space="preserve">mkdir</w:t>
+      </w:r>
+      <w:r>
+        <w:rPr>
+          <w:rStyle w:val="NormalTok"/>
+        </w:rPr>
+        <w:t xml:space="preserve"> </w:t>
+      </w:r>
+      <w:r>
+        <w:rPr>
+          <w:rStyle w:val="AttributeTok"/>
+        </w:rPr>
+        <w:t xml:space="preserve">-p</w:t>
+      </w:r>
+      <w:r>
+        <w:rPr>
+          <w:rStyle w:val="NormalTok"/>
+        </w:rPr>
+        <w:t xml:space="preserve"> build/debug-test</w:t>
+      </w:r>
+      <w:r>
+        <w:br/>
+      </w:r>
+      <w:r>
+        <w:rPr>
+          <w:rStyle w:val="FunctionTok"/>
+        </w:rPr>
+        <w:t xml:space="preserve">cc</w:t>
+      </w:r>
+      <w:r>
+        <w:rPr>
+          <w:rStyle w:val="NormalTok"/>
+        </w:rPr>
+        <w:t xml:space="preserve"> </w:t>
+      </w:r>
+      <w:r>
+        <w:rPr>
+          <w:rStyle w:val="AttributeTok"/>
+        </w:rPr>
+        <w:t xml:space="preserve">-g</w:t>
+      </w:r>
+      <w:r>
+        <w:rPr>
+          <w:rStyle w:val="NormalTok"/>
+        </w:rPr>
+        <w:t xml:space="preserve"> </w:t>
+      </w:r>
+      <w:r>
+        <w:rPr>
+          <w:rStyle w:val="AttributeTok"/>
+        </w:rPr>
+        <w:t xml:space="preserve">-O0</w:t>
+      </w:r>
+      <w:r>
+        <w:rPr>
+          <w:rStyle w:val="NormalTok"/>
+        </w:rPr>
+        <w:t xml:space="preserve"> </w:t>
+      </w:r>
+      <w:r>
+        <w:rPr>
+          <w:rStyle w:val="AttributeTok"/>
+        </w:rPr>
         <w:t xml:space="preserve">-DDEBUG</w:t>
       </w:r>
       <w:r>
@@ -523,6 +2469,18 @@
         <w:rPr>
           <w:rStyle w:val="AttributeTok"/>
         </w:rPr>
+        <w:t xml:space="preserve">-DTEST</w:t>
+      </w:r>
+      <w:r>
+        <w:rPr>
+          <w:rStyle w:val="NormalTok"/>
+        </w:rPr>
+        <w:t xml:space="preserve"> </w:t>
+      </w:r>
+      <w:r>
+        <w:rPr>
+          <w:rStyle w:val="AttributeTok"/>
+        </w:rPr>
         <w:t xml:space="preserve">-fno-omit-frame-pointer</w:t>
       </w:r>
       <w:r>
@@ -571,7 +2529,7 @@
         <w:rPr>
           <w:rStyle w:val="NormalTok"/>
         </w:rPr>
-        <w:t xml:space="preserve"> build/debug/lab.c.o</w:t>
+        <w:t xml:space="preserve"> build/debug-test/lab.c.o</w:t>
       </w:r>
       <w:r>
         <w:br/>
@@ -580,6 +2538,33 @@
         <w:rPr>
           <w:rStyle w:val="FunctionTok"/>
         </w:rPr>
+        <w:t xml:space="preserve">mkdir</w:t>
+      </w:r>
+      <w:r>
+        <w:rPr>
+          <w:rStyle w:val="NormalTok"/>
+        </w:rPr>
+        <w:t xml:space="preserve"> </w:t>
+      </w:r>
+      <w:r>
+        <w:rPr>
+          <w:rStyle w:val="AttributeTok"/>
+        </w:rPr>
+        <w:t xml:space="preserve">-p</w:t>
+      </w:r>
+      <w:r>
+        <w:rPr>
+          <w:rStyle w:val="NormalTok"/>
+        </w:rPr>
+        <w:t xml:space="preserve"> build/debug-test</w:t>
+      </w:r>
+      <w:r>
+        <w:br/>
+      </w:r>
+      <w:r>
+        <w:rPr>
+          <w:rStyle w:val="FunctionTok"/>
+        </w:rPr>
         <w:t xml:space="preserve">cc</w:t>
       </w:r>
       <w:r>
@@ -628,6 +2613,18 @@
         <w:rPr>
           <w:rStyle w:val="AttributeTok"/>
         </w:rPr>
+        <w:t xml:space="preserve">-DTEST</w:t>
+      </w:r>
+      <w:r>
+        <w:rPr>
+          <w:rStyle w:val="NormalTok"/>
+        </w:rPr>
+        <w:t xml:space="preserve"> </w:t>
+      </w:r>
+      <w:r>
+        <w:rPr>
+          <w:rStyle w:val="AttributeTok"/>
+        </w:rPr>
         <w:t xml:space="preserve">-fno-omit-frame-pointer</w:t>
       </w:r>
       <w:r>
@@ -652,7 +2649,19 @@
         <w:rPr>
           <w:rStyle w:val="NormalTok"/>
         </w:rPr>
-        <w:t xml:space="preserve">address build/debug/main.c.o build/debug/lab.c.o </w:t>
+        <w:t xml:space="preserve">address </w:t>
+      </w:r>
+      <w:r>
+        <w:rPr>
+          <w:rStyle w:val="AttributeTok"/>
+        </w:rPr>
+        <w:t xml:space="preserve">-c</w:t>
+      </w:r>
+      <w:r>
+        <w:rPr>
+          <w:rStyle w:val="NormalTok"/>
+        </w:rPr>
+        <w:t xml:space="preserve"> src/main.c </w:t>
       </w:r>
       <w:r>
         <w:rPr>
@@ -664,7 +2673,109 @@
         <w:rPr>
           <w:rStyle w:val="NormalTok"/>
         </w:rPr>
-        <w:t xml:space="preserve"> build/debug/myapp_d </w:t>
+        <w:t xml:space="preserve"> build/debug-test/main.c.o</w:t>
+      </w:r>
+      <w:r>
+        <w:br/>
+      </w:r>
+      <w:r>
+        <w:rPr>
+          <w:rStyle w:val="FunctionTok"/>
+        </w:rPr>
+        <w:t xml:space="preserve">mkdir</w:t>
+      </w:r>
+      <w:r>
+        <w:rPr>
+          <w:rStyle w:val="NormalTok"/>
+        </w:rPr>
+        <w:t xml:space="preserve"> </w:t>
+      </w:r>
+      <w:r>
+        <w:rPr>
+          <w:rStyle w:val="AttributeTok"/>
+        </w:rPr>
+        <w:t xml:space="preserve">-p</w:t>
+      </w:r>
+      <w:r>
+        <w:rPr>
+          <w:rStyle w:val="NormalTok"/>
+        </w:rPr>
+        <w:t xml:space="preserve"> build/debug-test/harness/</w:t>
+      </w:r>
+      <w:r>
+        <w:br/>
+      </w:r>
+      <w:r>
+        <w:rPr>
+          <w:rStyle w:val="FunctionTok"/>
+        </w:rPr>
+        <w:t xml:space="preserve">cc</w:t>
+      </w:r>
+      <w:r>
+        <w:rPr>
+          <w:rStyle w:val="NormalTok"/>
+        </w:rPr>
+        <w:t xml:space="preserve"> </w:t>
+      </w:r>
+      <w:r>
+        <w:rPr>
+          <w:rStyle w:val="AttributeTok"/>
+        </w:rPr>
+        <w:t xml:space="preserve">-g</w:t>
+      </w:r>
+      <w:r>
+        <w:rPr>
+          <w:rStyle w:val="NormalTok"/>
+        </w:rPr>
+        <w:t xml:space="preserve"> </w:t>
+      </w:r>
+      <w:r>
+        <w:rPr>
+          <w:rStyle w:val="AttributeTok"/>
+        </w:rPr>
+        <w:t xml:space="preserve">-O0</w:t>
+      </w:r>
+      <w:r>
+        <w:rPr>
+          <w:rStyle w:val="NormalTok"/>
+        </w:rPr>
+        <w:t xml:space="preserve"> </w:t>
+      </w:r>
+      <w:r>
+        <w:rPr>
+          <w:rStyle w:val="AttributeTok"/>
+        </w:rPr>
+        <w:t xml:space="preserve">-DDEBUG</w:t>
+      </w:r>
+      <w:r>
+        <w:rPr>
+          <w:rStyle w:val="NormalTok"/>
+        </w:rPr>
+        <w:t xml:space="preserve"> </w:t>
+      </w:r>
+      <w:r>
+        <w:rPr>
+          <w:rStyle w:val="AttributeTok"/>
+        </w:rPr>
+        <w:t xml:space="preserve">-DTEST</w:t>
+      </w:r>
+      <w:r>
+        <w:rPr>
+          <w:rStyle w:val="NormalTok"/>
+        </w:rPr>
+        <w:t xml:space="preserve"> </w:t>
+      </w:r>
+      <w:r>
+        <w:rPr>
+          <w:rStyle w:val="AttributeTok"/>
+        </w:rPr>
+        <w:t xml:space="preserve">-fno-omit-frame-pointer</w:t>
+      </w:r>
+      <w:r>
+        <w:rPr>
+          <w:rStyle w:val="NormalTok"/>
+        </w:rPr>
+        <w:t xml:space="preserve"> </w:t>
       </w:r>
       <w:r>
         <w:rPr>
@@ -682,6 +2793,297 @@
         <w:rPr>
           <w:rStyle w:val="NormalTok"/>
         </w:rPr>
+        <w:t xml:space="preserve">address </w:t>
+      </w:r>
+      <w:r>
+        <w:rPr>
+          <w:rStyle w:val="AttributeTok"/>
+        </w:rPr>
+        <w:t xml:space="preserve">-c</w:t>
+      </w:r>
+      <w:r>
+        <w:rPr>
+          <w:rStyle w:val="NormalTok"/>
+        </w:rPr>
+        <w:t xml:space="preserve"> tests/harness/unity.c </w:t>
+      </w:r>
+      <w:r>
+        <w:rPr>
+          <w:rStyle w:val="AttributeTok"/>
+        </w:rPr>
+        <w:t xml:space="preserve">-o</w:t>
+      </w:r>
+      <w:r>
+        <w:rPr>
+          <w:rStyle w:val="NormalTok"/>
+        </w:rPr>
+        <w:t xml:space="preserve"> build/debug-test/harness/unity.c.o</w:t>
+      </w:r>
+      <w:r>
+        <w:br/>
+      </w:r>
+      <w:r>
+        <w:rPr>
+          <w:rStyle w:val="FunctionTok"/>
+        </w:rPr>
+        <w:t xml:space="preserve">mkdir</w:t>
+      </w:r>
+      <w:r>
+        <w:rPr>
+          <w:rStyle w:val="NormalTok"/>
+        </w:rPr>
+        <w:t xml:space="preserve"> </w:t>
+      </w:r>
+      <w:r>
+        <w:rPr>
+          <w:rStyle w:val="AttributeTok"/>
+        </w:rPr>
+        <w:t xml:space="preserve">-p</w:t>
+      </w:r>
+      <w:r>
+        <w:rPr>
+          <w:rStyle w:val="NormalTok"/>
+        </w:rPr>
+        <w:t xml:space="preserve"> build/debug-test/</w:t>
+      </w:r>
+      <w:r>
+        <w:br/>
+      </w:r>
+      <w:r>
+        <w:rPr>
+          <w:rStyle w:val="FunctionTok"/>
+        </w:rPr>
+        <w:t xml:space="preserve">cc</w:t>
+      </w:r>
+      <w:r>
+        <w:rPr>
+          <w:rStyle w:val="NormalTok"/>
+        </w:rPr>
+        <w:t xml:space="preserve"> </w:t>
+      </w:r>
+      <w:r>
+        <w:rPr>
+          <w:rStyle w:val="AttributeTok"/>
+        </w:rPr>
+        <w:t xml:space="preserve">-g</w:t>
+      </w:r>
+      <w:r>
+        <w:rPr>
+          <w:rStyle w:val="NormalTok"/>
+        </w:rPr>
+        <w:t xml:space="preserve"> </w:t>
+      </w:r>
+      <w:r>
+        <w:rPr>
+          <w:rStyle w:val="AttributeTok"/>
+        </w:rPr>
+        <w:t xml:space="preserve">-O0</w:t>
+      </w:r>
+      <w:r>
+        <w:rPr>
+          <w:rStyle w:val="NormalTok"/>
+        </w:rPr>
+        <w:t xml:space="preserve"> </w:t>
+      </w:r>
+      <w:r>
+        <w:rPr>
+          <w:rStyle w:val="AttributeTok"/>
+        </w:rPr>
+        <w:t xml:space="preserve">-DDEBUG</w:t>
+      </w:r>
+      <w:r>
+        <w:rPr>
+          <w:rStyle w:val="NormalTok"/>
+        </w:rPr>
+        <w:t xml:space="preserve"> </w:t>
+      </w:r>
+      <w:r>
+        <w:rPr>
+          <w:rStyle w:val="AttributeTok"/>
+        </w:rPr>
+        <w:t xml:space="preserve">-DTEST</w:t>
+      </w:r>
+      <w:r>
+        <w:rPr>
+          <w:rStyle w:val="NormalTok"/>
+        </w:rPr>
+        <w:t xml:space="preserve"> </w:t>
+      </w:r>
+      <w:r>
+        <w:rPr>
+          <w:rStyle w:val="AttributeTok"/>
+        </w:rPr>
+        <w:t xml:space="preserve">-fno-omit-frame-pointer</w:t>
+      </w:r>
+      <w:r>
+        <w:rPr>
+          <w:rStyle w:val="NormalTok"/>
+        </w:rPr>
+        <w:t xml:space="preserve"> </w:t>
+      </w:r>
+      <w:r>
+        <w:rPr>
+          <w:rStyle w:val="AttributeTok"/>
+        </w:rPr>
+        <w:t xml:space="preserve">-fsanitize</w:t>
+      </w:r>
+      <w:r>
+        <w:rPr>
+          <w:rStyle w:val="OperatorTok"/>
+        </w:rPr>
+        <w:t xml:space="preserve">=</w:t>
+      </w:r>
+      <w:r>
+        <w:rPr>
+          <w:rStyle w:val="NormalTok"/>
+        </w:rPr>
+        <w:t xml:space="preserve">address </w:t>
+      </w:r>
+      <w:r>
+        <w:rPr>
+          <w:rStyle w:val="AttributeTok"/>
+        </w:rPr>
+        <w:t xml:space="preserve">-c</w:t>
+      </w:r>
+      <w:r>
+        <w:rPr>
+          <w:rStyle w:val="NormalTok"/>
+        </w:rPr>
+        <w:t xml:space="preserve"> tests/lab-test.c </w:t>
+      </w:r>
+      <w:r>
+        <w:rPr>
+          <w:rStyle w:val="AttributeTok"/>
+        </w:rPr>
+        <w:t xml:space="preserve">-o</w:t>
+      </w:r>
+      <w:r>
+        <w:rPr>
+          <w:rStyle w:val="NormalTok"/>
+        </w:rPr>
+        <w:t xml:space="preserve"> build/debug-test/lab-test.c.o</w:t>
+      </w:r>
+      <w:r>
+        <w:br/>
+      </w:r>
+      <w:r>
+        <w:rPr>
+          <w:rStyle w:val="FunctionTok"/>
+        </w:rPr>
+        <w:t xml:space="preserve">cc</w:t>
+      </w:r>
+      <w:r>
+        <w:rPr>
+          <w:rStyle w:val="NormalTok"/>
+        </w:rPr>
+        <w:t xml:space="preserve"> </w:t>
+      </w:r>
+      <w:r>
+        <w:rPr>
+          <w:rStyle w:val="AttributeTok"/>
+        </w:rPr>
+        <w:t xml:space="preserve">-g</w:t>
+      </w:r>
+      <w:r>
+        <w:rPr>
+          <w:rStyle w:val="NormalTok"/>
+        </w:rPr>
+        <w:t xml:space="preserve"> </w:t>
+      </w:r>
+      <w:r>
+        <w:rPr>
+          <w:rStyle w:val="AttributeTok"/>
+        </w:rPr>
+        <w:t xml:space="preserve">-O0</w:t>
+      </w:r>
+      <w:r>
+        <w:rPr>
+          <w:rStyle w:val="NormalTok"/>
+        </w:rPr>
+        <w:t xml:space="preserve"> </w:t>
+      </w:r>
+      <w:r>
+        <w:rPr>
+          <w:rStyle w:val="AttributeTok"/>
+        </w:rPr>
+        <w:t xml:space="preserve">-DDEBUG</w:t>
+      </w:r>
+      <w:r>
+        <w:rPr>
+          <w:rStyle w:val="NormalTok"/>
+        </w:rPr>
+        <w:t xml:space="preserve"> </w:t>
+      </w:r>
+      <w:r>
+        <w:rPr>
+          <w:rStyle w:val="AttributeTok"/>
+        </w:rPr>
+        <w:t xml:space="preserve">-DTEST</w:t>
+      </w:r>
+      <w:r>
+        <w:rPr>
+          <w:rStyle w:val="NormalTok"/>
+        </w:rPr>
+        <w:t xml:space="preserve"> </w:t>
+      </w:r>
+      <w:r>
+        <w:rPr>
+          <w:rStyle w:val="AttributeTok"/>
+        </w:rPr>
+        <w:t xml:space="preserve">-fno-omit-frame-pointer</w:t>
+      </w:r>
+      <w:r>
+        <w:rPr>
+          <w:rStyle w:val="NormalTok"/>
+        </w:rPr>
+        <w:t xml:space="preserve"> </w:t>
+      </w:r>
+      <w:r>
+        <w:rPr>
+          <w:rStyle w:val="AttributeTok"/>
+        </w:rPr>
+        <w:t xml:space="preserve">-fsanitize</w:t>
+      </w:r>
+      <w:r>
+        <w:rPr>
+          <w:rStyle w:val="OperatorTok"/>
+        </w:rPr>
+        <w:t xml:space="preserve">=</w:t>
+      </w:r>
+      <w:r>
+        <w:rPr>
+          <w:rStyle w:val="NormalTok"/>
+        </w:rPr>
+        <w:t xml:space="preserve">address build/debug-test/lab.c.o build/debug-test/main.c.o build/debug-test/harness/unity.c.o build/debug-test/lab-test.c.o </w:t>
+      </w:r>
+      <w:r>
+        <w:rPr>
+          <w:rStyle w:val="AttributeTok"/>
+        </w:rPr>
+        <w:t xml:space="preserve">-o</w:t>
+      </w:r>
+      <w:r>
+        <w:rPr>
+          <w:rStyle w:val="NormalTok"/>
+        </w:rPr>
+        <w:t xml:space="preserve"> build/debug-test/myapp_td </w:t>
+      </w:r>
+      <w:r>
+        <w:rPr>
+          <w:rStyle w:val="AttributeTok"/>
+        </w:rPr>
+        <w:t xml:space="preserve">-fsanitize</w:t>
+      </w:r>
+      <w:r>
+        <w:rPr>
+          <w:rStyle w:val="OperatorTok"/>
+        </w:rPr>
+        <w:t xml:space="preserve">=</w:t>
+      </w:r>
+      <w:r>
+        <w:rPr>
+          <w:rStyle w:val="NormalTok"/>
+        </w:rPr>
         <w:t xml:space="preserve">address</w:t>
       </w:r>
       <w:r>
@@ -727,2410 +3129,7 @@
         <w:rPr>
           <w:rStyle w:val="StringTok"/>
         </w:rPr>
-        <w:t xml:space="preserve">'/home/runner/work/Computer-Networks-CS525/Computer-Networks-CS525'</w:t>
-      </w:r>
-      <w:r>
-        <w:br/>
-      </w:r>
-      <w:r>
-        <w:rPr>
-          <w:rStyle w:val="VariableTok"/>
-        </w:rPr>
-        <w:t xml:space="preserve">make</w:t>
-      </w:r>
-      <w:r>
-        <w:rPr>
-          <w:rStyle w:val="OperatorTok"/>
-        </w:rPr>
-        <w:t xml:space="preserve">[</w:t>
-      </w:r>
-      <w:r>
-        <w:rPr>
-          <w:rStyle w:val="DecValTok"/>
-        </w:rPr>
-        <w:t xml:space="preserve">1</w:t>
-      </w:r>
-      <w:r>
-        <w:rPr>
-          <w:rStyle w:val="OperatorTok"/>
-        </w:rPr>
-        <w:t xml:space="preserve">]</w:t>
-      </w:r>
-      <w:r>
-        <w:rPr>
-          <w:rStyle w:val="ExtensionTok"/>
-        </w:rPr>
-        <w:t xml:space="preserve">:</w:t>
-      </w:r>
-      <w:r>
-        <w:rPr>
-          <w:rStyle w:val="NormalTok"/>
-        </w:rPr>
-        <w:t xml:space="preserve"> Entering directory </w:t>
-      </w:r>
-      <w:r>
-        <w:rPr>
-          <w:rStyle w:val="StringTok"/>
-        </w:rPr>
-        <w:t xml:space="preserve">'/home/runner/work/Computer-Networks-CS525/Computer-Networks-CS525'</w:t>
-      </w:r>
-      <w:r>
-        <w:br/>
-      </w:r>
-      <w:r>
-        <w:rPr>
-          <w:rStyle w:val="FunctionTok"/>
-        </w:rPr>
-        <w:t xml:space="preserve">mkdir</w:t>
-      </w:r>
-      <w:r>
-        <w:rPr>
-          <w:rStyle w:val="NormalTok"/>
-        </w:rPr>
-        <w:t xml:space="preserve"> </w:t>
-      </w:r>
-      <w:r>
-        <w:rPr>
-          <w:rStyle w:val="AttributeTok"/>
-        </w:rPr>
-        <w:t xml:space="preserve">-p</w:t>
-      </w:r>
-      <w:r>
-        <w:rPr>
-          <w:rStyle w:val="NormalTok"/>
-        </w:rPr>
-        <w:t xml:space="preserve"> build/release</w:t>
-      </w:r>
-      <w:r>
-        <w:br/>
-      </w:r>
-      <w:r>
-        <w:rPr>
-          <w:rStyle w:val="FunctionTok"/>
-        </w:rPr>
-        <w:t xml:space="preserve">cc</w:t>
-      </w:r>
-      <w:r>
-        <w:rPr>
-          <w:rStyle w:val="NormalTok"/>
-        </w:rPr>
-        <w:t xml:space="preserve"> </w:t>
-      </w:r>
-      <w:r>
-        <w:rPr>
-          <w:rStyle w:val="AttributeTok"/>
-        </w:rPr>
-        <w:t xml:space="preserve">-Wall</w:t>
-      </w:r>
-      <w:r>
-        <w:rPr>
-          <w:rStyle w:val="NormalTok"/>
-        </w:rPr>
-        <w:t xml:space="preserve"> </w:t>
-      </w:r>
-      <w:r>
-        <w:rPr>
-          <w:rStyle w:val="AttributeTok"/>
-        </w:rPr>
-        <w:t xml:space="preserve">-Wextra</w:t>
-      </w:r>
-      <w:r>
-        <w:rPr>
-          <w:rStyle w:val="NormalTok"/>
-        </w:rPr>
-        <w:t xml:space="preserve"> </w:t>
-      </w:r>
-      <w:r>
-        <w:rPr>
-          <w:rStyle w:val="AttributeTok"/>
-        </w:rPr>
-        <w:t xml:space="preserve">-O2</w:t>
-      </w:r>
-      <w:r>
-        <w:rPr>
-          <w:rStyle w:val="NormalTok"/>
-        </w:rPr>
-        <w:t xml:space="preserve"> </w:t>
-      </w:r>
-      <w:r>
-        <w:rPr>
-          <w:rStyle w:val="AttributeTok"/>
-        </w:rPr>
-        <w:t xml:space="preserve">-fPIE</w:t>
-      </w:r>
-      <w:r>
-        <w:rPr>
-          <w:rStyle w:val="NormalTok"/>
-        </w:rPr>
-        <w:t xml:space="preserve"> </w:t>
-      </w:r>
-      <w:r>
-        <w:rPr>
-          <w:rStyle w:val="AttributeTok"/>
-        </w:rPr>
-        <w:t xml:space="preserve">-MMD</w:t>
-      </w:r>
-      <w:r>
-        <w:rPr>
-          <w:rStyle w:val="NormalTok"/>
-        </w:rPr>
-        <w:t xml:space="preserve"> </w:t>
-      </w:r>
-      <w:r>
-        <w:rPr>
-          <w:rStyle w:val="AttributeTok"/>
-        </w:rPr>
-        <w:t xml:space="preserve">-MP</w:t>
-      </w:r>
-      <w:r>
-        <w:rPr>
-          <w:rStyle w:val="NormalTok"/>
-        </w:rPr>
-        <w:t xml:space="preserve"> </w:t>
-      </w:r>
-      <w:r>
-        <w:rPr>
-          <w:rStyle w:val="AttributeTok"/>
-        </w:rPr>
-        <w:t xml:space="preserve">-Wformat</w:t>
-      </w:r>
-      <w:r>
-        <w:rPr>
-          <w:rStyle w:val="NormalTok"/>
-        </w:rPr>
-        <w:t xml:space="preserve"> </w:t>
-      </w:r>
-      <w:r>
-        <w:rPr>
-          <w:rStyle w:val="AttributeTok"/>
-        </w:rPr>
-        <w:t xml:space="preserve">-Wformat</w:t>
-      </w:r>
-      <w:r>
-        <w:rPr>
-          <w:rStyle w:val="OperatorTok"/>
-        </w:rPr>
-        <w:t xml:space="preserve">=</w:t>
-      </w:r>
-      <w:r>
-        <w:rPr>
-          <w:rStyle w:val="NormalTok"/>
-        </w:rPr>
-        <w:t xml:space="preserve">2 </w:t>
-      </w:r>
-      <w:r>
-        <w:rPr>
-          <w:rStyle w:val="AttributeTok"/>
-        </w:rPr>
-        <w:t xml:space="preserve">-Wconversion</w:t>
-      </w:r>
-      <w:r>
-        <w:rPr>
-          <w:rStyle w:val="NormalTok"/>
-        </w:rPr>
-        <w:t xml:space="preserve"> </w:t>
-      </w:r>
-      <w:r>
-        <w:rPr>
-          <w:rStyle w:val="AttributeTok"/>
-        </w:rPr>
-        <w:t xml:space="preserve">-Wsign-conversion</w:t>
-      </w:r>
-      <w:r>
-        <w:rPr>
-          <w:rStyle w:val="NormalTok"/>
-        </w:rPr>
-        <w:t xml:space="preserve"> </w:t>
-      </w:r>
-      <w:r>
-        <w:rPr>
-          <w:rStyle w:val="AttributeTok"/>
-        </w:rPr>
-        <w:t xml:space="preserve">-Wimplicit-fallthrough</w:t>
-      </w:r>
-      <w:r>
-        <w:rPr>
-          <w:rStyle w:val="NormalTok"/>
-        </w:rPr>
-        <w:t xml:space="preserve"> </w:t>
-      </w:r>
-      <w:r>
-        <w:rPr>
-          <w:rStyle w:val="AttributeTok"/>
-        </w:rPr>
-        <w:t xml:space="preserve">-fstack-protector-strong</w:t>
-      </w:r>
-      <w:r>
-        <w:rPr>
-          <w:rStyle w:val="NormalTok"/>
-        </w:rPr>
-        <w:t xml:space="preserve"> </w:t>
-      </w:r>
-      <w:r>
-        <w:rPr>
-          <w:rStyle w:val="AttributeTok"/>
-        </w:rPr>
-        <w:t xml:space="preserve">-Werror</w:t>
-      </w:r>
-      <w:r>
-        <w:rPr>
-          <w:rStyle w:val="OperatorTok"/>
-        </w:rPr>
-        <w:t xml:space="preserve">=</w:t>
-      </w:r>
-      <w:r>
-        <w:rPr>
-          <w:rStyle w:val="NormalTok"/>
-        </w:rPr>
-        <w:t xml:space="preserve">format-security </w:t>
-      </w:r>
-      <w:r>
-        <w:rPr>
-          <w:rStyle w:val="AttributeTok"/>
-        </w:rPr>
-        <w:t xml:space="preserve">-Werror</w:t>
-      </w:r>
-      <w:r>
-        <w:rPr>
-          <w:rStyle w:val="OperatorTok"/>
-        </w:rPr>
-        <w:t xml:space="preserve">=</w:t>
-      </w:r>
-      <w:r>
-        <w:rPr>
-          <w:rStyle w:val="NormalTok"/>
-        </w:rPr>
-        <w:t xml:space="preserve">implicit </w:t>
-      </w:r>
-      <w:r>
-        <w:rPr>
-          <w:rStyle w:val="AttributeTok"/>
-        </w:rPr>
-        <w:t xml:space="preserve">-Werror</w:t>
-      </w:r>
-      <w:r>
-        <w:rPr>
-          <w:rStyle w:val="OperatorTok"/>
-        </w:rPr>
-        <w:t xml:space="preserve">=</w:t>
-      </w:r>
-      <w:r>
-        <w:rPr>
-          <w:rStyle w:val="NormalTok"/>
-        </w:rPr>
-        <w:t xml:space="preserve">incompatible-pointer-types </w:t>
-      </w:r>
-      <w:r>
-        <w:rPr>
-          <w:rStyle w:val="AttributeTok"/>
-        </w:rPr>
-        <w:t xml:space="preserve">-Werror</w:t>
-      </w:r>
-      <w:r>
-        <w:rPr>
-          <w:rStyle w:val="OperatorTok"/>
-        </w:rPr>
-        <w:t xml:space="preserve">=</w:t>
-      </w:r>
-      <w:r>
-        <w:rPr>
-          <w:rStyle w:val="NormalTok"/>
-        </w:rPr>
-        <w:t xml:space="preserve">int-conversion </w:t>
-      </w:r>
-      <w:r>
-        <w:rPr>
-          <w:rStyle w:val="AttributeTok"/>
-        </w:rPr>
-        <w:t xml:space="preserve">-c</w:t>
-      </w:r>
-      <w:r>
-        <w:rPr>
-          <w:rStyle w:val="NormalTok"/>
-        </w:rPr>
-        <w:t xml:space="preserve"> src/main.c </w:t>
-      </w:r>
-      <w:r>
-        <w:rPr>
-          <w:rStyle w:val="AttributeTok"/>
-        </w:rPr>
-        <w:t xml:space="preserve">-o</w:t>
-      </w:r>
-      <w:r>
-        <w:rPr>
-          <w:rStyle w:val="NormalTok"/>
-        </w:rPr>
-        <w:t xml:space="preserve"> build/release/main.c.o</w:t>
-      </w:r>
-      <w:r>
-        <w:br/>
-      </w:r>
-      <w:r>
-        <w:rPr>
-          <w:rStyle w:val="FunctionTok"/>
-        </w:rPr>
-        <w:t xml:space="preserve">mkdir</w:t>
-      </w:r>
-      <w:r>
-        <w:rPr>
-          <w:rStyle w:val="NormalTok"/>
-        </w:rPr>
-        <w:t xml:space="preserve"> </w:t>
-      </w:r>
-      <w:r>
-        <w:rPr>
-          <w:rStyle w:val="AttributeTok"/>
-        </w:rPr>
-        <w:t xml:space="preserve">-p</w:t>
-      </w:r>
-      <w:r>
-        <w:rPr>
-          <w:rStyle w:val="NormalTok"/>
-        </w:rPr>
-        <w:t xml:space="preserve"> build/release</w:t>
-      </w:r>
-      <w:r>
-        <w:br/>
-      </w:r>
-      <w:r>
-        <w:rPr>
-          <w:rStyle w:val="FunctionTok"/>
-        </w:rPr>
-        <w:t xml:space="preserve">cc</w:t>
-      </w:r>
-      <w:r>
-        <w:rPr>
-          <w:rStyle w:val="NormalTok"/>
-        </w:rPr>
-        <w:t xml:space="preserve"> </w:t>
-      </w:r>
-      <w:r>
-        <w:rPr>
-          <w:rStyle w:val="AttributeTok"/>
-        </w:rPr>
-        <w:t xml:space="preserve">-Wall</w:t>
-      </w:r>
-      <w:r>
-        <w:rPr>
-          <w:rStyle w:val="NormalTok"/>
-        </w:rPr>
-        <w:t xml:space="preserve"> </w:t>
-      </w:r>
-      <w:r>
-        <w:rPr>
-          <w:rStyle w:val="AttributeTok"/>
-        </w:rPr>
-        <w:t xml:space="preserve">-Wextra</w:t>
-      </w:r>
-      <w:r>
-        <w:rPr>
-          <w:rStyle w:val="NormalTok"/>
-        </w:rPr>
-        <w:t xml:space="preserve"> </w:t>
-      </w:r>
-      <w:r>
-        <w:rPr>
-          <w:rStyle w:val="AttributeTok"/>
-        </w:rPr>
-        <w:t xml:space="preserve">-O2</w:t>
-      </w:r>
-      <w:r>
-        <w:rPr>
-          <w:rStyle w:val="NormalTok"/>
-        </w:rPr>
-        <w:t xml:space="preserve"> </w:t>
-      </w:r>
-      <w:r>
-        <w:rPr>
-          <w:rStyle w:val="AttributeTok"/>
-        </w:rPr>
-        <w:t xml:space="preserve">-fPIE</w:t>
-      </w:r>
-      <w:r>
-        <w:rPr>
-          <w:rStyle w:val="NormalTok"/>
-        </w:rPr>
-        <w:t xml:space="preserve"> </w:t>
-      </w:r>
-      <w:r>
-        <w:rPr>
-          <w:rStyle w:val="AttributeTok"/>
-        </w:rPr>
-        <w:t xml:space="preserve">-MMD</w:t>
-      </w:r>
-      <w:r>
-        <w:rPr>
-          <w:rStyle w:val="NormalTok"/>
-        </w:rPr>
-        <w:t xml:space="preserve"> </w:t>
-      </w:r>
-      <w:r>
-        <w:rPr>
-          <w:rStyle w:val="AttributeTok"/>
-        </w:rPr>
-        <w:t xml:space="preserve">-MP</w:t>
-      </w:r>
-      <w:r>
-        <w:rPr>
-          <w:rStyle w:val="NormalTok"/>
-        </w:rPr>
-        <w:t xml:space="preserve"> </w:t>
-      </w:r>
-      <w:r>
-        <w:rPr>
-          <w:rStyle w:val="AttributeTok"/>
-        </w:rPr>
-        <w:t xml:space="preserve">-Wformat</w:t>
-      </w:r>
-      <w:r>
-        <w:rPr>
-          <w:rStyle w:val="NormalTok"/>
-        </w:rPr>
-        <w:t xml:space="preserve"> </w:t>
-      </w:r>
-      <w:r>
-        <w:rPr>
-          <w:rStyle w:val="AttributeTok"/>
-        </w:rPr>
-        <w:t xml:space="preserve">-Wformat</w:t>
-      </w:r>
-      <w:r>
-        <w:rPr>
-          <w:rStyle w:val="OperatorTok"/>
-        </w:rPr>
-        <w:t xml:space="preserve">=</w:t>
-      </w:r>
-      <w:r>
-        <w:rPr>
-          <w:rStyle w:val="NormalTok"/>
-        </w:rPr>
-        <w:t xml:space="preserve">2 </w:t>
-      </w:r>
-      <w:r>
-        <w:rPr>
-          <w:rStyle w:val="AttributeTok"/>
-        </w:rPr>
-        <w:t xml:space="preserve">-Wconversion</w:t>
-      </w:r>
-      <w:r>
-        <w:rPr>
-          <w:rStyle w:val="NormalTok"/>
-        </w:rPr>
-        <w:t xml:space="preserve"> </w:t>
-      </w:r>
-      <w:r>
-        <w:rPr>
-          <w:rStyle w:val="AttributeTok"/>
-        </w:rPr>
-        <w:t xml:space="preserve">-Wsign-conversion</w:t>
-      </w:r>
-      <w:r>
-        <w:rPr>
-          <w:rStyle w:val="NormalTok"/>
-        </w:rPr>
-        <w:t xml:space="preserve"> </w:t>
-      </w:r>
-      <w:r>
-        <w:rPr>
-          <w:rStyle w:val="AttributeTok"/>
-        </w:rPr>
-        <w:t xml:space="preserve">-Wimplicit-fallthrough</w:t>
-      </w:r>
-      <w:r>
-        <w:rPr>
-          <w:rStyle w:val="NormalTok"/>
-        </w:rPr>
-        <w:t xml:space="preserve"> </w:t>
-      </w:r>
-      <w:r>
-        <w:rPr>
-          <w:rStyle w:val="AttributeTok"/>
-        </w:rPr>
-        <w:t xml:space="preserve">-fstack-protector-strong</w:t>
-      </w:r>
-      <w:r>
-        <w:rPr>
-          <w:rStyle w:val="NormalTok"/>
-        </w:rPr>
-        <w:t xml:space="preserve"> </w:t>
-      </w:r>
-      <w:r>
-        <w:rPr>
-          <w:rStyle w:val="AttributeTok"/>
-        </w:rPr>
-        <w:t xml:space="preserve">-Werror</w:t>
-      </w:r>
-      <w:r>
-        <w:rPr>
-          <w:rStyle w:val="OperatorTok"/>
-        </w:rPr>
-        <w:t xml:space="preserve">=</w:t>
-      </w:r>
-      <w:r>
-        <w:rPr>
-          <w:rStyle w:val="NormalTok"/>
-        </w:rPr>
-        <w:t xml:space="preserve">format-security </w:t>
-      </w:r>
-      <w:r>
-        <w:rPr>
-          <w:rStyle w:val="AttributeTok"/>
-        </w:rPr>
-        <w:t xml:space="preserve">-Werror</w:t>
-      </w:r>
-      <w:r>
-        <w:rPr>
-          <w:rStyle w:val="OperatorTok"/>
-        </w:rPr>
-        <w:t xml:space="preserve">=</w:t>
-      </w:r>
-      <w:r>
-        <w:rPr>
-          <w:rStyle w:val="NormalTok"/>
-        </w:rPr>
-        <w:t xml:space="preserve">implicit </w:t>
-      </w:r>
-      <w:r>
-        <w:rPr>
-          <w:rStyle w:val="AttributeTok"/>
-        </w:rPr>
-        <w:t xml:space="preserve">-Werror</w:t>
-      </w:r>
-      <w:r>
-        <w:rPr>
-          <w:rStyle w:val="OperatorTok"/>
-        </w:rPr>
-        <w:t xml:space="preserve">=</w:t>
-      </w:r>
-      <w:r>
-        <w:rPr>
-          <w:rStyle w:val="NormalTok"/>
-        </w:rPr>
-        <w:t xml:space="preserve">incompatible-pointer-types </w:t>
-      </w:r>
-      <w:r>
-        <w:rPr>
-          <w:rStyle w:val="AttributeTok"/>
-        </w:rPr>
-        <w:t xml:space="preserve">-Werror</w:t>
-      </w:r>
-      <w:r>
-        <w:rPr>
-          <w:rStyle w:val="OperatorTok"/>
-        </w:rPr>
-        <w:t xml:space="preserve">=</w:t>
-      </w:r>
-      <w:r>
-        <w:rPr>
-          <w:rStyle w:val="NormalTok"/>
-        </w:rPr>
-        <w:t xml:space="preserve">int-conversion </w:t>
-      </w:r>
-      <w:r>
-        <w:rPr>
-          <w:rStyle w:val="AttributeTok"/>
-        </w:rPr>
-        <w:t xml:space="preserve">-c</w:t>
-      </w:r>
-      <w:r>
-        <w:rPr>
-          <w:rStyle w:val="NormalTok"/>
-        </w:rPr>
-        <w:t xml:space="preserve"> src/lab.c </w:t>
-      </w:r>
-      <w:r>
-        <w:rPr>
-          <w:rStyle w:val="AttributeTok"/>
-        </w:rPr>
-        <w:t xml:space="preserve">-o</w:t>
-      </w:r>
-      <w:r>
-        <w:rPr>
-          <w:rStyle w:val="NormalTok"/>
-        </w:rPr>
-        <w:t xml:space="preserve"> build/release/lab.c.o</w:t>
-      </w:r>
-      <w:r>
-        <w:br/>
-      </w:r>
-      <w:r>
-        <w:rPr>
-          <w:rStyle w:val="FunctionTok"/>
-        </w:rPr>
-        <w:t xml:space="preserve">cc</w:t>
-      </w:r>
-      <w:r>
-        <w:rPr>
-          <w:rStyle w:val="NormalTok"/>
-        </w:rPr>
-        <w:t xml:space="preserve"> </w:t>
-      </w:r>
-      <w:r>
-        <w:rPr>
-          <w:rStyle w:val="AttributeTok"/>
-        </w:rPr>
-        <w:t xml:space="preserve">-Wall</w:t>
-      </w:r>
-      <w:r>
-        <w:rPr>
-          <w:rStyle w:val="NormalTok"/>
-        </w:rPr>
-        <w:t xml:space="preserve"> </w:t>
-      </w:r>
-      <w:r>
-        <w:rPr>
-          <w:rStyle w:val="AttributeTok"/>
-        </w:rPr>
-        <w:t xml:space="preserve">-Wextra</w:t>
-      </w:r>
-      <w:r>
-        <w:rPr>
-          <w:rStyle w:val="NormalTok"/>
-        </w:rPr>
-        <w:t xml:space="preserve"> </w:t>
-      </w:r>
-      <w:r>
-        <w:rPr>
-          <w:rStyle w:val="AttributeTok"/>
-        </w:rPr>
-        <w:t xml:space="preserve">-O2</w:t>
-      </w:r>
-      <w:r>
-        <w:rPr>
-          <w:rStyle w:val="NormalTok"/>
-        </w:rPr>
-        <w:t xml:space="preserve"> </w:t>
-      </w:r>
-      <w:r>
-        <w:rPr>
-          <w:rStyle w:val="AttributeTok"/>
-        </w:rPr>
-        <w:t xml:space="preserve">-fPIE</w:t>
-      </w:r>
-      <w:r>
-        <w:rPr>
-          <w:rStyle w:val="NormalTok"/>
-        </w:rPr>
-        <w:t xml:space="preserve"> </w:t>
-      </w:r>
-      <w:r>
-        <w:rPr>
-          <w:rStyle w:val="AttributeTok"/>
-        </w:rPr>
-        <w:t xml:space="preserve">-MMD</w:t>
-      </w:r>
-      <w:r>
-        <w:rPr>
-          <w:rStyle w:val="NormalTok"/>
-        </w:rPr>
-        <w:t xml:space="preserve"> </w:t>
-      </w:r>
-      <w:r>
-        <w:rPr>
-          <w:rStyle w:val="AttributeTok"/>
-        </w:rPr>
-        <w:t xml:space="preserve">-MP</w:t>
-      </w:r>
-      <w:r>
-        <w:rPr>
-          <w:rStyle w:val="NormalTok"/>
-        </w:rPr>
-        <w:t xml:space="preserve"> </w:t>
-      </w:r>
-      <w:r>
-        <w:rPr>
-          <w:rStyle w:val="AttributeTok"/>
-        </w:rPr>
-        <w:t xml:space="preserve">-Wformat</w:t>
-      </w:r>
-      <w:r>
-        <w:rPr>
-          <w:rStyle w:val="NormalTok"/>
-        </w:rPr>
-        <w:t xml:space="preserve"> </w:t>
-      </w:r>
-      <w:r>
-        <w:rPr>
-          <w:rStyle w:val="AttributeTok"/>
-        </w:rPr>
-        <w:t xml:space="preserve">-Wformat</w:t>
-      </w:r>
-      <w:r>
-        <w:rPr>
-          <w:rStyle w:val="OperatorTok"/>
-        </w:rPr>
-        <w:t xml:space="preserve">=</w:t>
-      </w:r>
-      <w:r>
-        <w:rPr>
-          <w:rStyle w:val="NormalTok"/>
-        </w:rPr>
-        <w:t xml:space="preserve">2 </w:t>
-      </w:r>
-      <w:r>
-        <w:rPr>
-          <w:rStyle w:val="AttributeTok"/>
-        </w:rPr>
-        <w:t xml:space="preserve">-Wconversion</w:t>
-      </w:r>
-      <w:r>
-        <w:rPr>
-          <w:rStyle w:val="NormalTok"/>
-        </w:rPr>
-        <w:t xml:space="preserve"> </w:t>
-      </w:r>
-      <w:r>
-        <w:rPr>
-          <w:rStyle w:val="AttributeTok"/>
-        </w:rPr>
-        <w:t xml:space="preserve">-Wsign-conversion</w:t>
-      </w:r>
-      <w:r>
-        <w:rPr>
-          <w:rStyle w:val="NormalTok"/>
-        </w:rPr>
-        <w:t xml:space="preserve"> </w:t>
-      </w:r>
-      <w:r>
-        <w:rPr>
-          <w:rStyle w:val="AttributeTok"/>
-        </w:rPr>
-        <w:t xml:space="preserve">-Wimplicit-fallthrough</w:t>
-      </w:r>
-      <w:r>
-        <w:rPr>
-          <w:rStyle w:val="NormalTok"/>
-        </w:rPr>
-        <w:t xml:space="preserve"> </w:t>
-      </w:r>
-      <w:r>
-        <w:rPr>
-          <w:rStyle w:val="AttributeTok"/>
-        </w:rPr>
-        <w:t xml:space="preserve">-fstack-protector-strong</w:t>
-      </w:r>
-      <w:r>
-        <w:rPr>
-          <w:rStyle w:val="NormalTok"/>
-        </w:rPr>
-        <w:t xml:space="preserve"> </w:t>
-      </w:r>
-      <w:r>
-        <w:rPr>
-          <w:rStyle w:val="AttributeTok"/>
-        </w:rPr>
-        <w:t xml:space="preserve">-Werror</w:t>
-      </w:r>
-      <w:r>
-        <w:rPr>
-          <w:rStyle w:val="OperatorTok"/>
-        </w:rPr>
-        <w:t xml:space="preserve">=</w:t>
-      </w:r>
-      <w:r>
-        <w:rPr>
-          <w:rStyle w:val="NormalTok"/>
-        </w:rPr>
-        <w:t xml:space="preserve">format-security </w:t>
-      </w:r>
-      <w:r>
-        <w:rPr>
-          <w:rStyle w:val="AttributeTok"/>
-        </w:rPr>
-        <w:t xml:space="preserve">-Werror</w:t>
-      </w:r>
-      <w:r>
-        <w:rPr>
-          <w:rStyle w:val="OperatorTok"/>
-        </w:rPr>
-        <w:t xml:space="preserve">=</w:t>
-      </w:r>
-      <w:r>
-        <w:rPr>
-          <w:rStyle w:val="NormalTok"/>
-        </w:rPr>
-        <w:t xml:space="preserve">implicit </w:t>
-      </w:r>
-      <w:r>
-        <w:rPr>
-          <w:rStyle w:val="AttributeTok"/>
-        </w:rPr>
-        <w:t xml:space="preserve">-Werror</w:t>
-      </w:r>
-      <w:r>
-        <w:rPr>
-          <w:rStyle w:val="OperatorTok"/>
-        </w:rPr>
-        <w:t xml:space="preserve">=</w:t>
-      </w:r>
-      <w:r>
-        <w:rPr>
-          <w:rStyle w:val="NormalTok"/>
-        </w:rPr>
-        <w:t xml:space="preserve">incompatible-pointer-types </w:t>
-      </w:r>
-      <w:r>
-        <w:rPr>
-          <w:rStyle w:val="AttributeTok"/>
-        </w:rPr>
-        <w:t xml:space="preserve">-Werror</w:t>
-      </w:r>
-      <w:r>
-        <w:rPr>
-          <w:rStyle w:val="OperatorTok"/>
-        </w:rPr>
-        <w:t xml:space="preserve">=</w:t>
-      </w:r>
-      <w:r>
-        <w:rPr>
-          <w:rStyle w:val="NormalTok"/>
-        </w:rPr>
-        <w:t xml:space="preserve">int-conversion build/release/main.c.o build/release/lab.c.o </w:t>
-      </w:r>
-      <w:r>
-        <w:rPr>
-          <w:rStyle w:val="AttributeTok"/>
-        </w:rPr>
-        <w:t xml:space="preserve">-o</w:t>
-      </w:r>
-      <w:r>
-        <w:rPr>
-          <w:rStyle w:val="NormalTok"/>
-        </w:rPr>
-        <w:t xml:space="preserve"> build/release/myapp </w:t>
-      </w:r>
-      <w:r>
-        <w:br/>
-      </w:r>
-      <w:r>
-        <w:rPr>
-          <w:rStyle w:val="VariableTok"/>
-        </w:rPr>
-        <w:t xml:space="preserve">make</w:t>
-      </w:r>
-      <w:r>
-        <w:rPr>
-          <w:rStyle w:val="OperatorTok"/>
-        </w:rPr>
-        <w:t xml:space="preserve">[</w:t>
-      </w:r>
-      <w:r>
-        <w:rPr>
-          <w:rStyle w:val="DecValTok"/>
-        </w:rPr>
-        <w:t xml:space="preserve">1</w:t>
-      </w:r>
-      <w:r>
-        <w:rPr>
-          <w:rStyle w:val="OperatorTok"/>
-        </w:rPr>
-        <w:t xml:space="preserve">]</w:t>
-      </w:r>
-      <w:r>
-        <w:rPr>
-          <w:rStyle w:val="ExtensionTok"/>
-        </w:rPr>
-        <w:t xml:space="preserve">:</w:t>
-      </w:r>
-      <w:r>
-        <w:rPr>
-          <w:rStyle w:val="NormalTok"/>
-        </w:rPr>
-        <w:t xml:space="preserve"> Leaving directory </w:t>
-      </w:r>
-      <w:r>
-        <w:rPr>
-          <w:rStyle w:val="StringTok"/>
-        </w:rPr>
-        <w:t xml:space="preserve">'/home/runner/work/Computer-Networks-CS525/Computer-Networks-CS525'</w:t>
-      </w:r>
-      <w:r>
-        <w:br/>
-      </w:r>
-      <w:r>
-        <w:rPr>
-          <w:rStyle w:val="VariableTok"/>
-        </w:rPr>
-        <w:t xml:space="preserve">make</w:t>
-      </w:r>
-      <w:r>
-        <w:rPr>
-          <w:rStyle w:val="OperatorTok"/>
-        </w:rPr>
-        <w:t xml:space="preserve">[</w:t>
-      </w:r>
-      <w:r>
-        <w:rPr>
-          <w:rStyle w:val="DecValTok"/>
-        </w:rPr>
-        <w:t xml:space="preserve">1</w:t>
-      </w:r>
-      <w:r>
-        <w:rPr>
-          <w:rStyle w:val="OperatorTok"/>
-        </w:rPr>
-        <w:t xml:space="preserve">]</w:t>
-      </w:r>
-      <w:r>
-        <w:rPr>
-          <w:rStyle w:val="ExtensionTok"/>
-        </w:rPr>
-        <w:t xml:space="preserve">:</w:t>
-      </w:r>
-      <w:r>
-        <w:rPr>
-          <w:rStyle w:val="NormalTok"/>
-        </w:rPr>
-        <w:t xml:space="preserve"> Entering directory </w:t>
-      </w:r>
-      <w:r>
-        <w:rPr>
-          <w:rStyle w:val="StringTok"/>
-        </w:rPr>
-        <w:t xml:space="preserve">'/home/runner/work/Computer-Networks-CS525/Computer-Networks-CS525'</w:t>
-      </w:r>
-      <w:r>
-        <w:br/>
-      </w:r>
-      <w:r>
-        <w:rPr>
-          <w:rStyle w:val="FunctionTok"/>
-        </w:rPr>
-        <w:t xml:space="preserve">mkdir</w:t>
-      </w:r>
-      <w:r>
-        <w:rPr>
-          <w:rStyle w:val="NormalTok"/>
-        </w:rPr>
-        <w:t xml:space="preserve"> </w:t>
-      </w:r>
-      <w:r>
-        <w:rPr>
-          <w:rStyle w:val="AttributeTok"/>
-        </w:rPr>
-        <w:t xml:space="preserve">-p</w:t>
-      </w:r>
-      <w:r>
-        <w:rPr>
-          <w:rStyle w:val="NormalTok"/>
-        </w:rPr>
-        <w:t xml:space="preserve"> build/tests</w:t>
-      </w:r>
-      <w:r>
-        <w:br/>
-      </w:r>
-      <w:r>
-        <w:rPr>
-          <w:rStyle w:val="FunctionTok"/>
-        </w:rPr>
-        <w:t xml:space="preserve">cc</w:t>
-      </w:r>
-      <w:r>
-        <w:rPr>
-          <w:rStyle w:val="NormalTok"/>
-        </w:rPr>
-        <w:t xml:space="preserve"> </w:t>
-      </w:r>
-      <w:r>
-        <w:rPr>
-          <w:rStyle w:val="AttributeTok"/>
-        </w:rPr>
-        <w:t xml:space="preserve">-g</w:t>
-      </w:r>
-      <w:r>
-        <w:rPr>
-          <w:rStyle w:val="NormalTok"/>
-        </w:rPr>
-        <w:t xml:space="preserve"> </w:t>
-      </w:r>
-      <w:r>
-        <w:rPr>
-          <w:rStyle w:val="AttributeTok"/>
-        </w:rPr>
-        <w:t xml:space="preserve">-O0</w:t>
-      </w:r>
-      <w:r>
-        <w:rPr>
-          <w:rStyle w:val="NormalTok"/>
-        </w:rPr>
-        <w:t xml:space="preserve"> </w:t>
-      </w:r>
-      <w:r>
-        <w:rPr>
-          <w:rStyle w:val="AttributeTok"/>
-        </w:rPr>
-        <w:t xml:space="preserve">-DTEST</w:t>
-      </w:r>
-      <w:r>
-        <w:rPr>
-          <w:rStyle w:val="NormalTok"/>
-        </w:rPr>
-        <w:t xml:space="preserve"> </w:t>
-      </w:r>
-      <w:r>
-        <w:rPr>
-          <w:rStyle w:val="AttributeTok"/>
-        </w:rPr>
-        <w:t xml:space="preserve">-fprofile-arcs</w:t>
-      </w:r>
-      <w:r>
-        <w:rPr>
-          <w:rStyle w:val="NormalTok"/>
-        </w:rPr>
-        <w:t xml:space="preserve"> </w:t>
-      </w:r>
-      <w:r>
-        <w:rPr>
-          <w:rStyle w:val="AttributeTok"/>
-        </w:rPr>
-        <w:t xml:space="preserve">-ftest-coverage</w:t>
-      </w:r>
-      <w:r>
-        <w:rPr>
-          <w:rStyle w:val="NormalTok"/>
-        </w:rPr>
-        <w:t xml:space="preserve"> </w:t>
-      </w:r>
-      <w:r>
-        <w:rPr>
-          <w:rStyle w:val="AttributeTok"/>
-        </w:rPr>
-        <w:t xml:space="preserve">-c</w:t>
-      </w:r>
-      <w:r>
-        <w:rPr>
-          <w:rStyle w:val="NormalTok"/>
-        </w:rPr>
-        <w:t xml:space="preserve"> src/main.c </w:t>
-      </w:r>
-      <w:r>
-        <w:rPr>
-          <w:rStyle w:val="AttributeTok"/>
-        </w:rPr>
-        <w:t xml:space="preserve">-o</w:t>
-      </w:r>
-      <w:r>
-        <w:rPr>
-          <w:rStyle w:val="NormalTok"/>
-        </w:rPr>
-        <w:t xml:space="preserve"> build/tests/main.c.o</w:t>
-      </w:r>
-      <w:r>
-        <w:br/>
-      </w:r>
-      <w:r>
-        <w:rPr>
-          <w:rStyle w:val="FunctionTok"/>
-        </w:rPr>
-        <w:t xml:space="preserve">mkdir</w:t>
-      </w:r>
-      <w:r>
-        <w:rPr>
-          <w:rStyle w:val="NormalTok"/>
-        </w:rPr>
-        <w:t xml:space="preserve"> </w:t>
-      </w:r>
-      <w:r>
-        <w:rPr>
-          <w:rStyle w:val="AttributeTok"/>
-        </w:rPr>
-        <w:t xml:space="preserve">-p</w:t>
-      </w:r>
-      <w:r>
-        <w:rPr>
-          <w:rStyle w:val="NormalTok"/>
-        </w:rPr>
-        <w:t xml:space="preserve"> build/tests</w:t>
-      </w:r>
-      <w:r>
-        <w:br/>
-      </w:r>
-      <w:r>
-        <w:rPr>
-          <w:rStyle w:val="FunctionTok"/>
-        </w:rPr>
-        <w:t xml:space="preserve">cc</w:t>
-      </w:r>
-      <w:r>
-        <w:rPr>
-          <w:rStyle w:val="NormalTok"/>
-        </w:rPr>
-        <w:t xml:space="preserve"> </w:t>
-      </w:r>
-      <w:r>
-        <w:rPr>
-          <w:rStyle w:val="AttributeTok"/>
-        </w:rPr>
-        <w:t xml:space="preserve">-g</w:t>
-      </w:r>
-      <w:r>
-        <w:rPr>
-          <w:rStyle w:val="NormalTok"/>
-        </w:rPr>
-        <w:t xml:space="preserve"> </w:t>
-      </w:r>
-      <w:r>
-        <w:rPr>
-          <w:rStyle w:val="AttributeTok"/>
-        </w:rPr>
-        <w:t xml:space="preserve">-O0</w:t>
-      </w:r>
-      <w:r>
-        <w:rPr>
-          <w:rStyle w:val="NormalTok"/>
-        </w:rPr>
-        <w:t xml:space="preserve"> </w:t>
-      </w:r>
-      <w:r>
-        <w:rPr>
-          <w:rStyle w:val="AttributeTok"/>
-        </w:rPr>
-        <w:t xml:space="preserve">-DTEST</w:t>
-      </w:r>
-      <w:r>
-        <w:rPr>
-          <w:rStyle w:val="NormalTok"/>
-        </w:rPr>
-        <w:t xml:space="preserve"> </w:t>
-      </w:r>
-      <w:r>
-        <w:rPr>
-          <w:rStyle w:val="AttributeTok"/>
-        </w:rPr>
-        <w:t xml:space="preserve">-fprofile-arcs</w:t>
-      </w:r>
-      <w:r>
-        <w:rPr>
-          <w:rStyle w:val="NormalTok"/>
-        </w:rPr>
-        <w:t xml:space="preserve"> </w:t>
-      </w:r>
-      <w:r>
-        <w:rPr>
-          <w:rStyle w:val="AttributeTok"/>
-        </w:rPr>
-        <w:t xml:space="preserve">-ftest-coverage</w:t>
-      </w:r>
-      <w:r>
-        <w:rPr>
-          <w:rStyle w:val="NormalTok"/>
-        </w:rPr>
-        <w:t xml:space="preserve"> </w:t>
-      </w:r>
-      <w:r>
-        <w:rPr>
-          <w:rStyle w:val="AttributeTok"/>
-        </w:rPr>
-        <w:t xml:space="preserve">-c</w:t>
-      </w:r>
-      <w:r>
-        <w:rPr>
-          <w:rStyle w:val="NormalTok"/>
-        </w:rPr>
-        <w:t xml:space="preserve"> src/lab.c </w:t>
-      </w:r>
-      <w:r>
-        <w:rPr>
-          <w:rStyle w:val="AttributeTok"/>
-        </w:rPr>
-        <w:t xml:space="preserve">-o</w:t>
-      </w:r>
-      <w:r>
-        <w:rPr>
-          <w:rStyle w:val="NormalTok"/>
-        </w:rPr>
-        <w:t xml:space="preserve"> build/tests/lab.c.o</w:t>
-      </w:r>
-      <w:r>
-        <w:br/>
-      </w:r>
-      <w:r>
-        <w:rPr>
-          <w:rStyle w:val="FunctionTok"/>
-        </w:rPr>
-        <w:t xml:space="preserve">mkdir</w:t>
-      </w:r>
-      <w:r>
-        <w:rPr>
-          <w:rStyle w:val="NormalTok"/>
-        </w:rPr>
-        <w:t xml:space="preserve"> </w:t>
-      </w:r>
-      <w:r>
-        <w:rPr>
-          <w:rStyle w:val="AttributeTok"/>
-        </w:rPr>
-        <w:t xml:space="preserve">-p</w:t>
-      </w:r>
-      <w:r>
-        <w:rPr>
-          <w:rStyle w:val="NormalTok"/>
-        </w:rPr>
-        <w:t xml:space="preserve"> build/tests/harness/</w:t>
-      </w:r>
-      <w:r>
-        <w:br/>
-      </w:r>
-      <w:r>
-        <w:rPr>
-          <w:rStyle w:val="FunctionTok"/>
-        </w:rPr>
-        <w:t xml:space="preserve">cc</w:t>
-      </w:r>
-      <w:r>
-        <w:rPr>
-          <w:rStyle w:val="NormalTok"/>
-        </w:rPr>
-        <w:t xml:space="preserve"> </w:t>
-      </w:r>
-      <w:r>
-        <w:rPr>
-          <w:rStyle w:val="AttributeTok"/>
-        </w:rPr>
-        <w:t xml:space="preserve">-g</w:t>
-      </w:r>
-      <w:r>
-        <w:rPr>
-          <w:rStyle w:val="NormalTok"/>
-        </w:rPr>
-        <w:t xml:space="preserve"> </w:t>
-      </w:r>
-      <w:r>
-        <w:rPr>
-          <w:rStyle w:val="AttributeTok"/>
-        </w:rPr>
-        <w:t xml:space="preserve">-O0</w:t>
-      </w:r>
-      <w:r>
-        <w:rPr>
-          <w:rStyle w:val="NormalTok"/>
-        </w:rPr>
-        <w:t xml:space="preserve"> </w:t>
-      </w:r>
-      <w:r>
-        <w:rPr>
-          <w:rStyle w:val="AttributeTok"/>
-        </w:rPr>
-        <w:t xml:space="preserve">-DTEST</w:t>
-      </w:r>
-      <w:r>
-        <w:rPr>
-          <w:rStyle w:val="NormalTok"/>
-        </w:rPr>
-        <w:t xml:space="preserve"> </w:t>
-      </w:r>
-      <w:r>
-        <w:rPr>
-          <w:rStyle w:val="AttributeTok"/>
-        </w:rPr>
-        <w:t xml:space="preserve">-fprofile-arcs</w:t>
-      </w:r>
-      <w:r>
-        <w:rPr>
-          <w:rStyle w:val="NormalTok"/>
-        </w:rPr>
-        <w:t xml:space="preserve"> </w:t>
-      </w:r>
-      <w:r>
-        <w:rPr>
-          <w:rStyle w:val="AttributeTok"/>
-        </w:rPr>
-        <w:t xml:space="preserve">-ftest-coverage</w:t>
-      </w:r>
-      <w:r>
-        <w:rPr>
-          <w:rStyle w:val="NormalTok"/>
-        </w:rPr>
-        <w:t xml:space="preserve"> </w:t>
-      </w:r>
-      <w:r>
-        <w:rPr>
-          <w:rStyle w:val="AttributeTok"/>
-        </w:rPr>
-        <w:t xml:space="preserve">-c</w:t>
-      </w:r>
-      <w:r>
-        <w:rPr>
-          <w:rStyle w:val="NormalTok"/>
-        </w:rPr>
-        <w:t xml:space="preserve"> tests/harness/unity.c </w:t>
-      </w:r>
-      <w:r>
-        <w:rPr>
-          <w:rStyle w:val="AttributeTok"/>
-        </w:rPr>
-        <w:t xml:space="preserve">-o</w:t>
-      </w:r>
-      <w:r>
-        <w:rPr>
-          <w:rStyle w:val="NormalTok"/>
-        </w:rPr>
-        <w:t xml:space="preserve"> build/tests/harness/unity.c.o</w:t>
-      </w:r>
-      <w:r>
-        <w:br/>
-      </w:r>
-      <w:r>
-        <w:rPr>
-          <w:rStyle w:val="FunctionTok"/>
-        </w:rPr>
-        <w:t xml:space="preserve">mkdir</w:t>
-      </w:r>
-      <w:r>
-        <w:rPr>
-          <w:rStyle w:val="NormalTok"/>
-        </w:rPr>
-        <w:t xml:space="preserve"> </w:t>
-      </w:r>
-      <w:r>
-        <w:rPr>
-          <w:rStyle w:val="AttributeTok"/>
-        </w:rPr>
-        <w:t xml:space="preserve">-p</w:t>
-      </w:r>
-      <w:r>
-        <w:rPr>
-          <w:rStyle w:val="NormalTok"/>
-        </w:rPr>
-        <w:t xml:space="preserve"> build/tests/</w:t>
-      </w:r>
-      <w:r>
-        <w:br/>
-      </w:r>
-      <w:r>
-        <w:rPr>
-          <w:rStyle w:val="FunctionTok"/>
-        </w:rPr>
-        <w:t xml:space="preserve">cc</w:t>
-      </w:r>
-      <w:r>
-        <w:rPr>
-          <w:rStyle w:val="NormalTok"/>
-        </w:rPr>
-        <w:t xml:space="preserve"> </w:t>
-      </w:r>
-      <w:r>
-        <w:rPr>
-          <w:rStyle w:val="AttributeTok"/>
-        </w:rPr>
-        <w:t xml:space="preserve">-g</w:t>
-      </w:r>
-      <w:r>
-        <w:rPr>
-          <w:rStyle w:val="NormalTok"/>
-        </w:rPr>
-        <w:t xml:space="preserve"> </w:t>
-      </w:r>
-      <w:r>
-        <w:rPr>
-          <w:rStyle w:val="AttributeTok"/>
-        </w:rPr>
-        <w:t xml:space="preserve">-O0</w:t>
-      </w:r>
-      <w:r>
-        <w:rPr>
-          <w:rStyle w:val="NormalTok"/>
-        </w:rPr>
-        <w:t xml:space="preserve"> </w:t>
-      </w:r>
-      <w:r>
-        <w:rPr>
-          <w:rStyle w:val="AttributeTok"/>
-        </w:rPr>
-        <w:t xml:space="preserve">-DTEST</w:t>
-      </w:r>
-      <w:r>
-        <w:rPr>
-          <w:rStyle w:val="NormalTok"/>
-        </w:rPr>
-        <w:t xml:space="preserve"> </w:t>
-      </w:r>
-      <w:r>
-        <w:rPr>
-          <w:rStyle w:val="AttributeTok"/>
-        </w:rPr>
-        <w:t xml:space="preserve">-fprofile-arcs</w:t>
-      </w:r>
-      <w:r>
-        <w:rPr>
-          <w:rStyle w:val="NormalTok"/>
-        </w:rPr>
-        <w:t xml:space="preserve"> </w:t>
-      </w:r>
-      <w:r>
-        <w:rPr>
-          <w:rStyle w:val="AttributeTok"/>
-        </w:rPr>
-        <w:t xml:space="preserve">-ftest-coverage</w:t>
-      </w:r>
-      <w:r>
-        <w:rPr>
-          <w:rStyle w:val="NormalTok"/>
-        </w:rPr>
-        <w:t xml:space="preserve"> </w:t>
-      </w:r>
-      <w:r>
-        <w:rPr>
-          <w:rStyle w:val="AttributeTok"/>
-        </w:rPr>
-        <w:t xml:space="preserve">-c</w:t>
-      </w:r>
-      <w:r>
-        <w:rPr>
-          <w:rStyle w:val="NormalTok"/>
-        </w:rPr>
-        <w:t xml:space="preserve"> tests/lab-test.c </w:t>
-      </w:r>
-      <w:r>
-        <w:rPr>
-          <w:rStyle w:val="AttributeTok"/>
-        </w:rPr>
-        <w:t xml:space="preserve">-o</w:t>
-      </w:r>
-      <w:r>
-        <w:rPr>
-          <w:rStyle w:val="NormalTok"/>
-        </w:rPr>
-        <w:t xml:space="preserve"> build/tests/lab-test.c.o</w:t>
-      </w:r>
-      <w:r>
-        <w:br/>
-      </w:r>
-      <w:r>
-        <w:rPr>
-          <w:rStyle w:val="FunctionTok"/>
-        </w:rPr>
-        <w:t xml:space="preserve">cc</w:t>
-      </w:r>
-      <w:r>
-        <w:rPr>
-          <w:rStyle w:val="NormalTok"/>
-        </w:rPr>
-        <w:t xml:space="preserve"> </w:t>
-      </w:r>
-      <w:r>
-        <w:rPr>
-          <w:rStyle w:val="AttributeTok"/>
-        </w:rPr>
-        <w:t xml:space="preserve">-g</w:t>
-      </w:r>
-      <w:r>
-        <w:rPr>
-          <w:rStyle w:val="NormalTok"/>
-        </w:rPr>
-        <w:t xml:space="preserve"> </w:t>
-      </w:r>
-      <w:r>
-        <w:rPr>
-          <w:rStyle w:val="AttributeTok"/>
-        </w:rPr>
-        <w:t xml:space="preserve">-O0</w:t>
-      </w:r>
-      <w:r>
-        <w:rPr>
-          <w:rStyle w:val="NormalTok"/>
-        </w:rPr>
-        <w:t xml:space="preserve"> </w:t>
-      </w:r>
-      <w:r>
-        <w:rPr>
-          <w:rStyle w:val="AttributeTok"/>
-        </w:rPr>
-        <w:t xml:space="preserve">-DTEST</w:t>
-      </w:r>
-      <w:r>
-        <w:rPr>
-          <w:rStyle w:val="NormalTok"/>
-        </w:rPr>
-        <w:t xml:space="preserve"> </w:t>
-      </w:r>
-      <w:r>
-        <w:rPr>
-          <w:rStyle w:val="AttributeTok"/>
-        </w:rPr>
-        <w:t xml:space="preserve">-fprofile-arcs</w:t>
-      </w:r>
-      <w:r>
-        <w:rPr>
-          <w:rStyle w:val="NormalTok"/>
-        </w:rPr>
-        <w:t xml:space="preserve"> </w:t>
-      </w:r>
-      <w:r>
-        <w:rPr>
-          <w:rStyle w:val="AttributeTok"/>
-        </w:rPr>
-        <w:t xml:space="preserve">-ftest-coverage</w:t>
-      </w:r>
-      <w:r>
-        <w:rPr>
-          <w:rStyle w:val="NormalTok"/>
-        </w:rPr>
-        <w:t xml:space="preserve"> build/tests/main.c.o build/tests/lab.c.o build/tests/harness/unity.c.o build/tests/lab-test.c.o </w:t>
-      </w:r>
-      <w:r>
-        <w:rPr>
-          <w:rStyle w:val="AttributeTok"/>
-        </w:rPr>
-        <w:t xml:space="preserve">-o</w:t>
-      </w:r>
-      <w:r>
-        <w:rPr>
-          <w:rStyle w:val="NormalTok"/>
-        </w:rPr>
-        <w:t xml:space="preserve"> build/tests/myapp_t </w:t>
-      </w:r>
-      <w:r>
-        <w:rPr>
-          <w:rStyle w:val="AttributeTok"/>
-        </w:rPr>
-        <w:t xml:space="preserve">-fprofile-arcs</w:t>
-      </w:r>
-      <w:r>
-        <w:rPr>
-          <w:rStyle w:val="NormalTok"/>
-        </w:rPr>
-        <w:t xml:space="preserve"> </w:t>
-      </w:r>
-      <w:r>
-        <w:rPr>
-          <w:rStyle w:val="AttributeTok"/>
-        </w:rPr>
-        <w:t xml:space="preserve">-ftest-coverage</w:t>
-      </w:r>
-      <w:r>
-        <w:br/>
-      </w:r>
-      <w:r>
-        <w:rPr>
-          <w:rStyle w:val="VariableTok"/>
-        </w:rPr>
-        <w:t xml:space="preserve">make</w:t>
-      </w:r>
-      <w:r>
-        <w:rPr>
-          <w:rStyle w:val="OperatorTok"/>
-        </w:rPr>
-        <w:t xml:space="preserve">[</w:t>
-      </w:r>
-      <w:r>
-        <w:rPr>
-          <w:rStyle w:val="DecValTok"/>
-        </w:rPr>
-        <w:t xml:space="preserve">1</w:t>
-      </w:r>
-      <w:r>
-        <w:rPr>
-          <w:rStyle w:val="OperatorTok"/>
-        </w:rPr>
-        <w:t xml:space="preserve">]</w:t>
-      </w:r>
-      <w:r>
-        <w:rPr>
-          <w:rStyle w:val="ExtensionTok"/>
-        </w:rPr>
-        <w:t xml:space="preserve">:</w:t>
-      </w:r>
-      <w:r>
-        <w:rPr>
-          <w:rStyle w:val="NormalTok"/>
-        </w:rPr>
-        <w:t xml:space="preserve"> Leaving directory </w:t>
-      </w:r>
-      <w:r>
-        <w:rPr>
-          <w:rStyle w:val="StringTok"/>
-        </w:rPr>
-        <w:t xml:space="preserve">'/home/runner/work/Computer-Networks-CS525/Computer-Networks-CS525'</w:t>
-      </w:r>
-      <w:r>
-        <w:br/>
-      </w:r>
-      <w:r>
-        <w:rPr>
-          <w:rStyle w:val="VariableTok"/>
-        </w:rPr>
-        <w:t xml:space="preserve">make</w:t>
-      </w:r>
-      <w:r>
-        <w:rPr>
-          <w:rStyle w:val="OperatorTok"/>
-        </w:rPr>
-        <w:t xml:space="preserve">[</w:t>
-      </w:r>
-      <w:r>
-        <w:rPr>
-          <w:rStyle w:val="DecValTok"/>
-        </w:rPr>
-        <w:t xml:space="preserve">1</w:t>
-      </w:r>
-      <w:r>
-        <w:rPr>
-          <w:rStyle w:val="OperatorTok"/>
-        </w:rPr>
-        <w:t xml:space="preserve">]</w:t>
-      </w:r>
-      <w:r>
-        <w:rPr>
-          <w:rStyle w:val="ExtensionTok"/>
-        </w:rPr>
-        <w:t xml:space="preserve">:</w:t>
-      </w:r>
-      <w:r>
-        <w:rPr>
-          <w:rStyle w:val="NormalTok"/>
-        </w:rPr>
-        <w:t xml:space="preserve"> Entering directory </w:t>
-      </w:r>
-      <w:r>
-        <w:rPr>
-          <w:rStyle w:val="StringTok"/>
-        </w:rPr>
-        <w:t xml:space="preserve">'/home/runner/work/Computer-Networks-CS525/Computer-Networks-CS525'</w:t>
-      </w:r>
-      <w:r>
-        <w:br/>
-      </w:r>
-      <w:r>
-        <w:rPr>
-          <w:rStyle w:val="FunctionTok"/>
-        </w:rPr>
-        <w:t xml:space="preserve">mkdir</w:t>
-      </w:r>
-      <w:r>
-        <w:rPr>
-          <w:rStyle w:val="NormalTok"/>
-        </w:rPr>
-        <w:t xml:space="preserve"> </w:t>
-      </w:r>
-      <w:r>
-        <w:rPr>
-          <w:rStyle w:val="AttributeTok"/>
-        </w:rPr>
-        <w:t xml:space="preserve">-p</w:t>
-      </w:r>
-      <w:r>
-        <w:rPr>
-          <w:rStyle w:val="NormalTok"/>
-        </w:rPr>
-        <w:t xml:space="preserve"> build/debug-test</w:t>
-      </w:r>
-      <w:r>
-        <w:br/>
-      </w:r>
-      <w:r>
-        <w:rPr>
-          <w:rStyle w:val="FunctionTok"/>
-        </w:rPr>
-        <w:t xml:space="preserve">cc</w:t>
-      </w:r>
-      <w:r>
-        <w:rPr>
-          <w:rStyle w:val="NormalTok"/>
-        </w:rPr>
-        <w:t xml:space="preserve"> </w:t>
-      </w:r>
-      <w:r>
-        <w:rPr>
-          <w:rStyle w:val="AttributeTok"/>
-        </w:rPr>
-        <w:t xml:space="preserve">-g</w:t>
-      </w:r>
-      <w:r>
-        <w:rPr>
-          <w:rStyle w:val="NormalTok"/>
-        </w:rPr>
-        <w:t xml:space="preserve"> </w:t>
-      </w:r>
-      <w:r>
-        <w:rPr>
-          <w:rStyle w:val="AttributeTok"/>
-        </w:rPr>
-        <w:t xml:space="preserve">-O0</w:t>
-      </w:r>
-      <w:r>
-        <w:rPr>
-          <w:rStyle w:val="NormalTok"/>
-        </w:rPr>
-        <w:t xml:space="preserve"> </w:t>
-      </w:r>
-      <w:r>
-        <w:rPr>
-          <w:rStyle w:val="AttributeTok"/>
-        </w:rPr>
-        <w:t xml:space="preserve">-DDEBUG</w:t>
-      </w:r>
-      <w:r>
-        <w:rPr>
-          <w:rStyle w:val="NormalTok"/>
-        </w:rPr>
-        <w:t xml:space="preserve"> </w:t>
-      </w:r>
-      <w:r>
-        <w:rPr>
-          <w:rStyle w:val="AttributeTok"/>
-        </w:rPr>
-        <w:t xml:space="preserve">-DTEST</w:t>
-      </w:r>
-      <w:r>
-        <w:rPr>
-          <w:rStyle w:val="NormalTok"/>
-        </w:rPr>
-        <w:t xml:space="preserve"> </w:t>
-      </w:r>
-      <w:r>
-        <w:rPr>
-          <w:rStyle w:val="AttributeTok"/>
-        </w:rPr>
-        <w:t xml:space="preserve">-fno-omit-frame-pointer</w:t>
-      </w:r>
-      <w:r>
-        <w:rPr>
-          <w:rStyle w:val="NormalTok"/>
-        </w:rPr>
-        <w:t xml:space="preserve"> </w:t>
-      </w:r>
-      <w:r>
-        <w:rPr>
-          <w:rStyle w:val="AttributeTok"/>
-        </w:rPr>
-        <w:t xml:space="preserve">-fsanitize</w:t>
-      </w:r>
-      <w:r>
-        <w:rPr>
-          <w:rStyle w:val="OperatorTok"/>
-        </w:rPr>
-        <w:t xml:space="preserve">=</w:t>
-      </w:r>
-      <w:r>
-        <w:rPr>
-          <w:rStyle w:val="NormalTok"/>
-        </w:rPr>
-        <w:t xml:space="preserve">address </w:t>
-      </w:r>
-      <w:r>
-        <w:rPr>
-          <w:rStyle w:val="AttributeTok"/>
-        </w:rPr>
-        <w:t xml:space="preserve">-c</w:t>
-      </w:r>
-      <w:r>
-        <w:rPr>
-          <w:rStyle w:val="NormalTok"/>
-        </w:rPr>
-        <w:t xml:space="preserve"> src/main.c </w:t>
-      </w:r>
-      <w:r>
-        <w:rPr>
-          <w:rStyle w:val="AttributeTok"/>
-        </w:rPr>
-        <w:t xml:space="preserve">-o</w:t>
-      </w:r>
-      <w:r>
-        <w:rPr>
-          <w:rStyle w:val="NormalTok"/>
-        </w:rPr>
-        <w:t xml:space="preserve"> build/debug-test/main.c.o</w:t>
-      </w:r>
-      <w:r>
-        <w:br/>
-      </w:r>
-      <w:r>
-        <w:rPr>
-          <w:rStyle w:val="FunctionTok"/>
-        </w:rPr>
-        <w:t xml:space="preserve">mkdir</w:t>
-      </w:r>
-      <w:r>
-        <w:rPr>
-          <w:rStyle w:val="NormalTok"/>
-        </w:rPr>
-        <w:t xml:space="preserve"> </w:t>
-      </w:r>
-      <w:r>
-        <w:rPr>
-          <w:rStyle w:val="AttributeTok"/>
-        </w:rPr>
-        <w:t xml:space="preserve">-p</w:t>
-      </w:r>
-      <w:r>
-        <w:rPr>
-          <w:rStyle w:val="NormalTok"/>
-        </w:rPr>
-        <w:t xml:space="preserve"> build/debug-test</w:t>
-      </w:r>
-      <w:r>
-        <w:br/>
-      </w:r>
-      <w:r>
-        <w:rPr>
-          <w:rStyle w:val="FunctionTok"/>
-        </w:rPr>
-        <w:t xml:space="preserve">cc</w:t>
-      </w:r>
-      <w:r>
-        <w:rPr>
-          <w:rStyle w:val="NormalTok"/>
-        </w:rPr>
-        <w:t xml:space="preserve"> </w:t>
-      </w:r>
-      <w:r>
-        <w:rPr>
-          <w:rStyle w:val="AttributeTok"/>
-        </w:rPr>
-        <w:t xml:space="preserve">-g</w:t>
-      </w:r>
-      <w:r>
-        <w:rPr>
-          <w:rStyle w:val="NormalTok"/>
-        </w:rPr>
-        <w:t xml:space="preserve"> </w:t>
-      </w:r>
-      <w:r>
-        <w:rPr>
-          <w:rStyle w:val="AttributeTok"/>
-        </w:rPr>
-        <w:t xml:space="preserve">-O0</w:t>
-      </w:r>
-      <w:r>
-        <w:rPr>
-          <w:rStyle w:val="NormalTok"/>
-        </w:rPr>
-        <w:t xml:space="preserve"> </w:t>
-      </w:r>
-      <w:r>
-        <w:rPr>
-          <w:rStyle w:val="AttributeTok"/>
-        </w:rPr>
-        <w:t xml:space="preserve">-DDEBUG</w:t>
-      </w:r>
-      <w:r>
-        <w:rPr>
-          <w:rStyle w:val="NormalTok"/>
-        </w:rPr>
-        <w:t xml:space="preserve"> </w:t>
-      </w:r>
-      <w:r>
-        <w:rPr>
-          <w:rStyle w:val="AttributeTok"/>
-        </w:rPr>
-        <w:t xml:space="preserve">-DTEST</w:t>
-      </w:r>
-      <w:r>
-        <w:rPr>
-          <w:rStyle w:val="NormalTok"/>
-        </w:rPr>
-        <w:t xml:space="preserve"> </w:t>
-      </w:r>
-      <w:r>
-        <w:rPr>
-          <w:rStyle w:val="AttributeTok"/>
-        </w:rPr>
-        <w:t xml:space="preserve">-fno-omit-frame-pointer</w:t>
-      </w:r>
-      <w:r>
-        <w:rPr>
-          <w:rStyle w:val="NormalTok"/>
-        </w:rPr>
-        <w:t xml:space="preserve"> </w:t>
-      </w:r>
-      <w:r>
-        <w:rPr>
-          <w:rStyle w:val="AttributeTok"/>
-        </w:rPr>
-        <w:t xml:space="preserve">-fsanitize</w:t>
-      </w:r>
-      <w:r>
-        <w:rPr>
-          <w:rStyle w:val="OperatorTok"/>
-        </w:rPr>
-        <w:t xml:space="preserve">=</w:t>
-      </w:r>
-      <w:r>
-        <w:rPr>
-          <w:rStyle w:val="NormalTok"/>
-        </w:rPr>
-        <w:t xml:space="preserve">address </w:t>
-      </w:r>
-      <w:r>
-        <w:rPr>
-          <w:rStyle w:val="AttributeTok"/>
-        </w:rPr>
-        <w:t xml:space="preserve">-c</w:t>
-      </w:r>
-      <w:r>
-        <w:rPr>
-          <w:rStyle w:val="NormalTok"/>
-        </w:rPr>
-        <w:t xml:space="preserve"> src/lab.c </w:t>
-      </w:r>
-      <w:r>
-        <w:rPr>
-          <w:rStyle w:val="AttributeTok"/>
-        </w:rPr>
-        <w:t xml:space="preserve">-o</w:t>
-      </w:r>
-      <w:r>
-        <w:rPr>
-          <w:rStyle w:val="NormalTok"/>
-        </w:rPr>
-        <w:t xml:space="preserve"> build/debug-test/lab.c.o</w:t>
-      </w:r>
-      <w:r>
-        <w:br/>
-      </w:r>
-      <w:r>
-        <w:rPr>
-          <w:rStyle w:val="FunctionTok"/>
-        </w:rPr>
-        <w:t xml:space="preserve">mkdir</w:t>
-      </w:r>
-      <w:r>
-        <w:rPr>
-          <w:rStyle w:val="NormalTok"/>
-        </w:rPr>
-        <w:t xml:space="preserve"> </w:t>
-      </w:r>
-      <w:r>
-        <w:rPr>
-          <w:rStyle w:val="AttributeTok"/>
-        </w:rPr>
-        <w:t xml:space="preserve">-p</w:t>
-      </w:r>
-      <w:r>
-        <w:rPr>
-          <w:rStyle w:val="NormalTok"/>
-        </w:rPr>
-        <w:t xml:space="preserve"> build/debug-test/harness/</w:t>
-      </w:r>
-      <w:r>
-        <w:br/>
-      </w:r>
-      <w:r>
-        <w:rPr>
-          <w:rStyle w:val="FunctionTok"/>
-        </w:rPr>
-        <w:t xml:space="preserve">cc</w:t>
-      </w:r>
-      <w:r>
-        <w:rPr>
-          <w:rStyle w:val="NormalTok"/>
-        </w:rPr>
-        <w:t xml:space="preserve"> </w:t>
-      </w:r>
-      <w:r>
-        <w:rPr>
-          <w:rStyle w:val="AttributeTok"/>
-        </w:rPr>
-        <w:t xml:space="preserve">-g</w:t>
-      </w:r>
-      <w:r>
-        <w:rPr>
-          <w:rStyle w:val="NormalTok"/>
-        </w:rPr>
-        <w:t xml:space="preserve"> </w:t>
-      </w:r>
-      <w:r>
-        <w:rPr>
-          <w:rStyle w:val="AttributeTok"/>
-        </w:rPr>
-        <w:t xml:space="preserve">-O0</w:t>
-      </w:r>
-      <w:r>
-        <w:rPr>
-          <w:rStyle w:val="NormalTok"/>
-        </w:rPr>
-        <w:t xml:space="preserve"> </w:t>
-      </w:r>
-      <w:r>
-        <w:rPr>
-          <w:rStyle w:val="AttributeTok"/>
-        </w:rPr>
-        <w:t xml:space="preserve">-DDEBUG</w:t>
-      </w:r>
-      <w:r>
-        <w:rPr>
-          <w:rStyle w:val="NormalTok"/>
-        </w:rPr>
-        <w:t xml:space="preserve"> </w:t>
-      </w:r>
-      <w:r>
-        <w:rPr>
-          <w:rStyle w:val="AttributeTok"/>
-        </w:rPr>
-        <w:t xml:space="preserve">-DTEST</w:t>
-      </w:r>
-      <w:r>
-        <w:rPr>
-          <w:rStyle w:val="NormalTok"/>
-        </w:rPr>
-        <w:t xml:space="preserve"> </w:t>
-      </w:r>
-      <w:r>
-        <w:rPr>
-          <w:rStyle w:val="AttributeTok"/>
-        </w:rPr>
-        <w:t xml:space="preserve">-fno-omit-frame-pointer</w:t>
-      </w:r>
-      <w:r>
-        <w:rPr>
-          <w:rStyle w:val="NormalTok"/>
-        </w:rPr>
-        <w:t xml:space="preserve"> </w:t>
-      </w:r>
-      <w:r>
-        <w:rPr>
-          <w:rStyle w:val="AttributeTok"/>
-        </w:rPr>
-        <w:t xml:space="preserve">-fsanitize</w:t>
-      </w:r>
-      <w:r>
-        <w:rPr>
-          <w:rStyle w:val="OperatorTok"/>
-        </w:rPr>
-        <w:t xml:space="preserve">=</w:t>
-      </w:r>
-      <w:r>
-        <w:rPr>
-          <w:rStyle w:val="NormalTok"/>
-        </w:rPr>
-        <w:t xml:space="preserve">address </w:t>
-      </w:r>
-      <w:r>
-        <w:rPr>
-          <w:rStyle w:val="AttributeTok"/>
-        </w:rPr>
-        <w:t xml:space="preserve">-c</w:t>
-      </w:r>
-      <w:r>
-        <w:rPr>
-          <w:rStyle w:val="NormalTok"/>
-        </w:rPr>
-        <w:t xml:space="preserve"> tests/harness/unity.c </w:t>
-      </w:r>
-      <w:r>
-        <w:rPr>
-          <w:rStyle w:val="AttributeTok"/>
-        </w:rPr>
-        <w:t xml:space="preserve">-o</w:t>
-      </w:r>
-      <w:r>
-        <w:rPr>
-          <w:rStyle w:val="NormalTok"/>
-        </w:rPr>
-        <w:t xml:space="preserve"> build/debug-test/harness/unity.c.o</w:t>
-      </w:r>
-      <w:r>
-        <w:br/>
-      </w:r>
-      <w:r>
-        <w:rPr>
-          <w:rStyle w:val="FunctionTok"/>
-        </w:rPr>
-        <w:t xml:space="preserve">mkdir</w:t>
-      </w:r>
-      <w:r>
-        <w:rPr>
-          <w:rStyle w:val="NormalTok"/>
-        </w:rPr>
-        <w:t xml:space="preserve"> </w:t>
-      </w:r>
-      <w:r>
-        <w:rPr>
-          <w:rStyle w:val="AttributeTok"/>
-        </w:rPr>
-        <w:t xml:space="preserve">-p</w:t>
-      </w:r>
-      <w:r>
-        <w:rPr>
-          <w:rStyle w:val="NormalTok"/>
-        </w:rPr>
-        <w:t xml:space="preserve"> build/debug-test/</w:t>
-      </w:r>
-      <w:r>
-        <w:br/>
-      </w:r>
-      <w:r>
-        <w:rPr>
-          <w:rStyle w:val="FunctionTok"/>
-        </w:rPr>
-        <w:t xml:space="preserve">cc</w:t>
-      </w:r>
-      <w:r>
-        <w:rPr>
-          <w:rStyle w:val="NormalTok"/>
-        </w:rPr>
-        <w:t xml:space="preserve"> </w:t>
-      </w:r>
-      <w:r>
-        <w:rPr>
-          <w:rStyle w:val="AttributeTok"/>
-        </w:rPr>
-        <w:t xml:space="preserve">-g</w:t>
-      </w:r>
-      <w:r>
-        <w:rPr>
-          <w:rStyle w:val="NormalTok"/>
-        </w:rPr>
-        <w:t xml:space="preserve"> </w:t>
-      </w:r>
-      <w:r>
-        <w:rPr>
-          <w:rStyle w:val="AttributeTok"/>
-        </w:rPr>
-        <w:t xml:space="preserve">-O0</w:t>
-      </w:r>
-      <w:r>
-        <w:rPr>
-          <w:rStyle w:val="NormalTok"/>
-        </w:rPr>
-        <w:t xml:space="preserve"> </w:t>
-      </w:r>
-      <w:r>
-        <w:rPr>
-          <w:rStyle w:val="AttributeTok"/>
-        </w:rPr>
-        <w:t xml:space="preserve">-DDEBUG</w:t>
-      </w:r>
-      <w:r>
-        <w:rPr>
-          <w:rStyle w:val="NormalTok"/>
-        </w:rPr>
-        <w:t xml:space="preserve"> </w:t>
-      </w:r>
-      <w:r>
-        <w:rPr>
-          <w:rStyle w:val="AttributeTok"/>
-        </w:rPr>
-        <w:t xml:space="preserve">-DTEST</w:t>
-      </w:r>
-      <w:r>
-        <w:rPr>
-          <w:rStyle w:val="NormalTok"/>
-        </w:rPr>
-        <w:t xml:space="preserve"> </w:t>
-      </w:r>
-      <w:r>
-        <w:rPr>
-          <w:rStyle w:val="AttributeTok"/>
-        </w:rPr>
-        <w:t xml:space="preserve">-fno-omit-frame-pointer</w:t>
-      </w:r>
-      <w:r>
-        <w:rPr>
-          <w:rStyle w:val="NormalTok"/>
-        </w:rPr>
-        <w:t xml:space="preserve"> </w:t>
-      </w:r>
-      <w:r>
-        <w:rPr>
-          <w:rStyle w:val="AttributeTok"/>
-        </w:rPr>
-        <w:t xml:space="preserve">-fsanitize</w:t>
-      </w:r>
-      <w:r>
-        <w:rPr>
-          <w:rStyle w:val="OperatorTok"/>
-        </w:rPr>
-        <w:t xml:space="preserve">=</w:t>
-      </w:r>
-      <w:r>
-        <w:rPr>
-          <w:rStyle w:val="NormalTok"/>
-        </w:rPr>
-        <w:t xml:space="preserve">address </w:t>
-      </w:r>
-      <w:r>
-        <w:rPr>
-          <w:rStyle w:val="AttributeTok"/>
-        </w:rPr>
-        <w:t xml:space="preserve">-c</w:t>
-      </w:r>
-      <w:r>
-        <w:rPr>
-          <w:rStyle w:val="NormalTok"/>
-        </w:rPr>
-        <w:t xml:space="preserve"> tests/lab-test.c </w:t>
-      </w:r>
-      <w:r>
-        <w:rPr>
-          <w:rStyle w:val="AttributeTok"/>
-        </w:rPr>
-        <w:t xml:space="preserve">-o</w:t>
-      </w:r>
-      <w:r>
-        <w:rPr>
-          <w:rStyle w:val="NormalTok"/>
-        </w:rPr>
-        <w:t xml:space="preserve"> build/debug-test/lab-test.c.o</w:t>
-      </w:r>
-      <w:r>
-        <w:br/>
-      </w:r>
-      <w:r>
-        <w:rPr>
-          <w:rStyle w:val="FunctionTok"/>
-        </w:rPr>
-        <w:t xml:space="preserve">cc</w:t>
-      </w:r>
-      <w:r>
-        <w:rPr>
-          <w:rStyle w:val="NormalTok"/>
-        </w:rPr>
-        <w:t xml:space="preserve"> </w:t>
-      </w:r>
-      <w:r>
-        <w:rPr>
-          <w:rStyle w:val="AttributeTok"/>
-        </w:rPr>
-        <w:t xml:space="preserve">-g</w:t>
-      </w:r>
-      <w:r>
-        <w:rPr>
-          <w:rStyle w:val="NormalTok"/>
-        </w:rPr>
-        <w:t xml:space="preserve"> </w:t>
-      </w:r>
-      <w:r>
-        <w:rPr>
-          <w:rStyle w:val="AttributeTok"/>
-        </w:rPr>
-        <w:t xml:space="preserve">-O0</w:t>
-      </w:r>
-      <w:r>
-        <w:rPr>
-          <w:rStyle w:val="NormalTok"/>
-        </w:rPr>
-        <w:t xml:space="preserve"> </w:t>
-      </w:r>
-      <w:r>
-        <w:rPr>
-          <w:rStyle w:val="AttributeTok"/>
-        </w:rPr>
-        <w:t xml:space="preserve">-DDEBUG</w:t>
-      </w:r>
-      <w:r>
-        <w:rPr>
-          <w:rStyle w:val="NormalTok"/>
-        </w:rPr>
-        <w:t xml:space="preserve"> </w:t>
-      </w:r>
-      <w:r>
-        <w:rPr>
-          <w:rStyle w:val="AttributeTok"/>
-        </w:rPr>
-        <w:t xml:space="preserve">-DTEST</w:t>
-      </w:r>
-      <w:r>
-        <w:rPr>
-          <w:rStyle w:val="NormalTok"/>
-        </w:rPr>
-        <w:t xml:space="preserve"> </w:t>
-      </w:r>
-      <w:r>
-        <w:rPr>
-          <w:rStyle w:val="AttributeTok"/>
-        </w:rPr>
-        <w:t xml:space="preserve">-fno-omit-frame-pointer</w:t>
-      </w:r>
-      <w:r>
-        <w:rPr>
-          <w:rStyle w:val="NormalTok"/>
-        </w:rPr>
-        <w:t xml:space="preserve"> </w:t>
-      </w:r>
-      <w:r>
-        <w:rPr>
-          <w:rStyle w:val="AttributeTok"/>
-        </w:rPr>
-        <w:t xml:space="preserve">-fsanitize</w:t>
-      </w:r>
-      <w:r>
-        <w:rPr>
-          <w:rStyle w:val="OperatorTok"/>
-        </w:rPr>
-        <w:t xml:space="preserve">=</w:t>
-      </w:r>
-      <w:r>
-        <w:rPr>
-          <w:rStyle w:val="NormalTok"/>
-        </w:rPr>
-        <w:t xml:space="preserve">address build/debug-test/main.c.o build/debug-test/lab.c.o build/debug-test/harness/unity.c.o build/debug-test/lab-test.c.o </w:t>
-      </w:r>
-      <w:r>
-        <w:rPr>
-          <w:rStyle w:val="AttributeTok"/>
-        </w:rPr>
-        <w:t xml:space="preserve">-o</w:t>
-      </w:r>
-      <w:r>
-        <w:rPr>
-          <w:rStyle w:val="NormalTok"/>
-        </w:rPr>
-        <w:t xml:space="preserve"> build/debug-test/myapp_td </w:t>
-      </w:r>
-      <w:r>
-        <w:rPr>
-          <w:rStyle w:val="AttributeTok"/>
-        </w:rPr>
-        <w:t xml:space="preserve">-fsanitize</w:t>
-      </w:r>
-      <w:r>
-        <w:rPr>
-          <w:rStyle w:val="OperatorTok"/>
-        </w:rPr>
-        <w:t xml:space="preserve">=</w:t>
-      </w:r>
-      <w:r>
-        <w:rPr>
-          <w:rStyle w:val="NormalTok"/>
-        </w:rPr>
-        <w:t xml:space="preserve">address</w:t>
-      </w:r>
-      <w:r>
-        <w:br/>
-      </w:r>
-      <w:r>
-        <w:rPr>
-          <w:rStyle w:val="VariableTok"/>
-        </w:rPr>
-        <w:t xml:space="preserve">make</w:t>
-      </w:r>
-      <w:r>
-        <w:rPr>
-          <w:rStyle w:val="OperatorTok"/>
-        </w:rPr>
-        <w:t xml:space="preserve">[</w:t>
-      </w:r>
-      <w:r>
-        <w:rPr>
-          <w:rStyle w:val="DecValTok"/>
-        </w:rPr>
-        <w:t xml:space="preserve">1</w:t>
-      </w:r>
-      <w:r>
-        <w:rPr>
-          <w:rStyle w:val="OperatorTok"/>
-        </w:rPr>
-        <w:t xml:space="preserve">]</w:t>
-      </w:r>
-      <w:r>
-        <w:rPr>
-          <w:rStyle w:val="ExtensionTok"/>
-        </w:rPr>
-        <w:t xml:space="preserve">:</w:t>
-      </w:r>
-      <w:r>
-        <w:rPr>
-          <w:rStyle w:val="NormalTok"/>
-        </w:rPr>
-        <w:t xml:space="preserve"> Leaving directory </w:t>
-      </w:r>
-      <w:r>
-        <w:rPr>
-          <w:rStyle w:val="StringTok"/>
-        </w:rPr>
-        <w:t xml:space="preserve">'/home/runner/work/Computer-Networks-CS525/Computer-Networks-CS525'</w:t>
+        <w:t xml:space="preserve">'/home/PERRYARYEE/Computer-Networks-CS525'</w:t>
       </w:r>
       <w:r>
         <w:br/>
@@ -3769,9 +3768,6 @@
         <w:br/>
       </w:r>
       <w:r>
-        <w:br/>
-      </w:r>
-      <w:r>
         <w:rPr>
           <w:rStyle w:val="KeywordTok"/>
         </w:rPr>
@@ -3811,9 +3807,6 @@
         <w:br/>
       </w:r>
       <w:r>
-        <w:br/>
-      </w:r>
-      <w:r>
         <w:rPr>
           <w:rStyle w:val="ExtensionTok"/>
         </w:rPr>
@@ -3946,9 +3939,6 @@
         <w:br/>
       </w:r>
       <w:r>
-        <w:br/>
-      </w:r>
-      <w:r>
         <w:rPr>
           <w:rStyle w:val="KeywordTok"/>
         </w:rPr>
@@ -3988,9 +3978,6 @@
         <w:br/>
       </w:r>
       <w:r>
-        <w:br/>
-      </w:r>
-      <w:r>
         <w:rPr>
           <w:rStyle w:val="ExtensionTok"/>
         </w:rPr>
@@ -4054,7 +4041,7 @@
         <w:rPr>
           <w:rStyle w:val="NormalTok"/>
         </w:rPr>
-        <w:t xml:space="preserve">                                       Lines     Exec  Cover   Missing</w:t>
+        <w:t xml:space="preserve">                                       Lines    Exec  Cover   Missing</w:t>
       </w:r>
       <w:r>
         <w:br/>
@@ -4078,7 +4065,7 @@
         <w:rPr>
           <w:rStyle w:val="NormalTok"/>
         </w:rPr>
-        <w:t xml:space="preserve">                                     12       12   100%</w:t>
+        <w:t xml:space="preserve">                                     12      12   100%</w:t>
       </w:r>
       <w:r>
         <w:br/>
@@ -4102,7 +4089,7 @@
         <w:rPr>
           <w:rStyle w:val="NormalTok"/>
         </w:rPr>
-        <w:t xml:space="preserve">                                         12       12   100%</w:t>
+        <w:t xml:space="preserve">                                         12      12   100%</w:t>
       </w:r>
       <w:r>
         <w:br/>
@@ -4685,595 +4672,571 @@
         <w:rPr>
           <w:rStyle w:val="StringTok"/>
         </w:rPr>
-        <w:t xml:space="preserve">"Hello, </w:t>
-      </w:r>
-      <w:r>
-        <w:rPr>
-          <w:rStyle w:val="SpecialCharTok"/>
-        </w:rPr>
-        <w:t xml:space="preserve">%s</w:t>
+        <w:t xml:space="preserve">"Hello, %s!"</w:t>
+      </w:r>
+      <w:r>
+        <w:rPr>
+          <w:rStyle w:val="OperatorTok"/>
+        </w:rPr>
+        <w:t xml:space="preserve">,</w:t>
+      </w:r>
+      <w:r>
+        <w:rPr>
+          <w:rStyle w:val="NormalTok"/>
+        </w:rPr>
+        <w:t xml:space="preserve"> name</w:t>
+      </w:r>
+      <w:r>
+        <w:rPr>
+          <w:rStyle w:val="OperatorTok"/>
+        </w:rPr>
+        <w:t xml:space="preserve">);</w:t>
+      </w:r>
+      <w:r>
+        <w:br/>
+      </w:r>
+      <w:r>
+        <w:rPr>
+          <w:rStyle w:val="NormalTok"/>
+        </w:rPr>
+        <w:t xml:space="preserve">  </w:t>
+      </w:r>
+      <w:r>
+        <w:rPr>
+          <w:rStyle w:val="ControlFlowTok"/>
+        </w:rPr>
+        <w:t xml:space="preserve">if</w:t>
+      </w:r>
+      <w:r>
+        <w:rPr>
+          <w:rStyle w:val="NormalTok"/>
+        </w:rPr>
+        <w:t xml:space="preserve"> </w:t>
+      </w:r>
+      <w:r>
+        <w:rPr>
+          <w:rStyle w:val="OperatorTok"/>
+        </w:rPr>
+        <w:t xml:space="preserve">(</w:t>
+      </w:r>
+      <w:r>
+        <w:rPr>
+          <w:rStyle w:val="NormalTok"/>
+        </w:rPr>
+        <w:t xml:space="preserve">length </w:t>
+      </w:r>
+      <w:r>
+        <w:rPr>
+          <w:rStyle w:val="OperatorTok"/>
+        </w:rPr>
+        <w:t xml:space="preserve">&lt;</w:t>
+      </w:r>
+      <w:r>
+        <w:rPr>
+          <w:rStyle w:val="NormalTok"/>
+        </w:rPr>
+        <w:t xml:space="preserve"> </w:t>
+      </w:r>
+      <w:r>
+        <w:rPr>
+          <w:rStyle w:val="DecValTok"/>
+        </w:rPr>
+        <w:t xml:space="preserve">0</w:t>
+      </w:r>
+      <w:r>
+        <w:rPr>
+          <w:rStyle w:val="OperatorTok"/>
+        </w:rPr>
+        <w:t xml:space="preserve">)</w:t>
+      </w:r>
+      <w:r>
+        <w:rPr>
+          <w:rStyle w:val="NormalTok"/>
+        </w:rPr>
+        <w:t xml:space="preserve"> </w:t>
+      </w:r>
+      <w:r>
+        <w:rPr>
+          <w:rStyle w:val="CommentTok"/>
+        </w:rPr>
+        <w:t xml:space="preserve">// GCOVR_EXCL_START</w:t>
+      </w:r>
+      <w:r>
+        <w:br/>
+      </w:r>
+      <w:r>
+        <w:rPr>
+          <w:rStyle w:val="NormalTok"/>
+        </w:rPr>
+        <w:t xml:space="preserve">  </w:t>
+      </w:r>
+      <w:r>
+        <w:rPr>
+          <w:rStyle w:val="OperatorTok"/>
+        </w:rPr>
+        <w:t xml:space="preserve">{</w:t>
+      </w:r>
+      <w:r>
+        <w:br/>
+      </w:r>
+      <w:r>
+        <w:rPr>
+          <w:rStyle w:val="NormalTok"/>
+        </w:rPr>
+        <w:t xml:space="preserve">    </w:t>
+      </w:r>
+      <w:r>
+        <w:rPr>
+          <w:rStyle w:val="ControlFlowTok"/>
+        </w:rPr>
+        <w:t xml:space="preserve">return</w:t>
+      </w:r>
+      <w:r>
+        <w:rPr>
+          <w:rStyle w:val="NormalTok"/>
+        </w:rPr>
+        <w:t xml:space="preserve"> NULL</w:t>
+      </w:r>
+      <w:r>
+        <w:rPr>
+          <w:rStyle w:val="OperatorTok"/>
+        </w:rPr>
+        <w:t xml:space="preserve">;</w:t>
+      </w:r>
+      <w:r>
+        <w:rPr>
+          <w:rStyle w:val="NormalTok"/>
+        </w:rPr>
+        <w:t xml:space="preserve"> </w:t>
+      </w:r>
+      <w:r>
+        <w:rPr>
+          <w:rStyle w:val="CommentTok"/>
+        </w:rPr>
+        <w:t xml:space="preserve">// snprintf failed</w:t>
+      </w:r>
+      <w:r>
+        <w:br/>
+      </w:r>
+      <w:r>
+        <w:rPr>
+          <w:rStyle w:val="NormalTok"/>
+        </w:rPr>
+        <w:t xml:space="preserve">  </w:t>
+      </w:r>
+      <w:r>
+        <w:rPr>
+          <w:rStyle w:val="OperatorTok"/>
+        </w:rPr>
+        <w:t xml:space="preserve">}</w:t>
+      </w:r>
+      <w:r>
+        <w:rPr>
+          <w:rStyle w:val="NormalTok"/>
+        </w:rPr>
+        <w:t xml:space="preserve"> </w:t>
+      </w:r>
+      <w:r>
+        <w:rPr>
+          <w:rStyle w:val="CommentTok"/>
+        </w:rPr>
+        <w:t xml:space="preserve">// GCOVR_EXCL_STOP</w:t>
+      </w:r>
+      <w:r>
+        <w:br/>
+      </w:r>
+      <w:r>
+        <w:br/>
+      </w:r>
+      <w:r>
+        <w:rPr>
+          <w:rStyle w:val="NormalTok"/>
+        </w:rPr>
+        <w:t xml:space="preserve">  </w:t>
+      </w:r>
+      <w:r>
+        <w:rPr>
+          <w:rStyle w:val="CommentTok"/>
+        </w:rPr>
+        <w:t xml:space="preserve">//Casting is safe here because we know length is non-negative</w:t>
+      </w:r>
+      <w:r>
+        <w:br/>
+      </w:r>
+      <w:r>
+        <w:rPr>
+          <w:rStyle w:val="NormalTok"/>
+        </w:rPr>
+        <w:t xml:space="preserve">  </w:t>
+      </w:r>
+      <w:r>
+        <w:rPr>
+          <w:rStyle w:val="DataTypeTok"/>
+        </w:rPr>
+        <w:t xml:space="preserve">size_t</w:t>
+      </w:r>
+      <w:r>
+        <w:rPr>
+          <w:rStyle w:val="NormalTok"/>
+        </w:rPr>
+        <w:t xml:space="preserve"> alloc_size </w:t>
+      </w:r>
+      <w:r>
+        <w:rPr>
+          <w:rStyle w:val="OperatorTok"/>
+        </w:rPr>
+        <w:t xml:space="preserve">=</w:t>
+      </w:r>
+      <w:r>
+        <w:rPr>
+          <w:rStyle w:val="NormalTok"/>
+        </w:rPr>
+        <w:t xml:space="preserve"> </w:t>
+      </w:r>
+      <w:r>
+        <w:rPr>
+          <w:rStyle w:val="OperatorTok"/>
+        </w:rPr>
+        <w:t xml:space="preserve">(</w:t>
+      </w:r>
+      <w:r>
+        <w:rPr>
+          <w:rStyle w:val="DataTypeTok"/>
+        </w:rPr>
+        <w:t xml:space="preserve">size_t</w:t>
+      </w:r>
+      <w:r>
+        <w:rPr>
+          <w:rStyle w:val="OperatorTok"/>
+        </w:rPr>
+        <w:t xml:space="preserve">)</w:t>
+      </w:r>
+      <w:r>
+        <w:rPr>
+          <w:rStyle w:val="NormalTok"/>
+        </w:rPr>
+        <w:t xml:space="preserve"> length </w:t>
+      </w:r>
+      <w:r>
+        <w:rPr>
+          <w:rStyle w:val="OperatorTok"/>
+        </w:rPr>
+        <w:t xml:space="preserve">+</w:t>
+      </w:r>
+      <w:r>
+        <w:rPr>
+          <w:rStyle w:val="NormalTok"/>
+        </w:rPr>
+        <w:t xml:space="preserve"> </w:t>
+      </w:r>
+      <w:r>
+        <w:rPr>
+          <w:rStyle w:val="DecValTok"/>
+        </w:rPr>
+        <w:t xml:space="preserve">1</w:t>
+      </w:r>
+      <w:r>
+        <w:rPr>
+          <w:rStyle w:val="OperatorTok"/>
+        </w:rPr>
+        <w:t xml:space="preserve">;</w:t>
+      </w:r>
+      <w:r>
+        <w:rPr>
+          <w:rStyle w:val="NormalTok"/>
+        </w:rPr>
+        <w:t xml:space="preserve"> </w:t>
+      </w:r>
+      <w:r>
+        <w:rPr>
+          <w:rStyle w:val="CommentTok"/>
+        </w:rPr>
+        <w:t xml:space="preserve">// +1 for the null terminator</w:t>
+      </w:r>
+      <w:r>
+        <w:br/>
+      </w:r>
+      <w:r>
+        <w:rPr>
+          <w:rStyle w:val="NormalTok"/>
+        </w:rPr>
+        <w:t xml:space="preserve">  </w:t>
+      </w:r>
+      <w:r>
+        <w:rPr>
+          <w:rStyle w:val="DataTypeTok"/>
+        </w:rPr>
+        <w:t xml:space="preserve">char</w:t>
+      </w:r>
+      <w:r>
+        <w:rPr>
+          <w:rStyle w:val="NormalTok"/>
+        </w:rPr>
+        <w:t xml:space="preserve"> </w:t>
+      </w:r>
+      <w:r>
+        <w:rPr>
+          <w:rStyle w:val="OperatorTok"/>
+        </w:rPr>
+        <w:t xml:space="preserve">*</w:t>
+      </w:r>
+      <w:r>
+        <w:rPr>
+          <w:rStyle w:val="NormalTok"/>
+        </w:rPr>
+        <w:t xml:space="preserve">greeting </w:t>
+      </w:r>
+      <w:r>
+        <w:rPr>
+          <w:rStyle w:val="OperatorTok"/>
+        </w:rPr>
+        <w:t xml:space="preserve">=</w:t>
+      </w:r>
+      <w:r>
+        <w:rPr>
+          <w:rStyle w:val="NormalTok"/>
+        </w:rPr>
+        <w:t xml:space="preserve"> malloc</w:t>
+      </w:r>
+      <w:r>
+        <w:rPr>
+          <w:rStyle w:val="OperatorTok"/>
+        </w:rPr>
+        <w:t xml:space="preserve">(</w:t>
+      </w:r>
+      <w:r>
+        <w:rPr>
+          <w:rStyle w:val="NormalTok"/>
+        </w:rPr>
+        <w:t xml:space="preserve"> alloc_size</w:t>
+      </w:r>
+      <w:r>
+        <w:rPr>
+          <w:rStyle w:val="OperatorTok"/>
+        </w:rPr>
+        <w:t xml:space="preserve">);</w:t>
+      </w:r>
+      <w:r>
+        <w:br/>
+      </w:r>
+      <w:r>
+        <w:br/>
+      </w:r>
+      <w:r>
+        <w:br/>
+      </w:r>
+      <w:r>
+        <w:rPr>
+          <w:rStyle w:val="NormalTok"/>
+        </w:rPr>
+        <w:t xml:space="preserve">  </w:t>
+      </w:r>
+      <w:r>
+        <w:rPr>
+          <w:rStyle w:val="ControlFlowTok"/>
+        </w:rPr>
+        <w:t xml:space="preserve">if</w:t>
+      </w:r>
+      <w:r>
+        <w:rPr>
+          <w:rStyle w:val="NormalTok"/>
+        </w:rPr>
+        <w:t xml:space="preserve"> </w:t>
+      </w:r>
+      <w:r>
+        <w:rPr>
+          <w:rStyle w:val="OperatorTok"/>
+        </w:rPr>
+        <w:t xml:space="preserve">(</w:t>
+      </w:r>
+      <w:r>
+        <w:rPr>
+          <w:rStyle w:val="NormalTok"/>
+        </w:rPr>
+        <w:t xml:space="preserve">greeting </w:t>
+      </w:r>
+      <w:r>
+        <w:rPr>
+          <w:rStyle w:val="OperatorTok"/>
+        </w:rPr>
+        <w:t xml:space="preserve">==</w:t>
+      </w:r>
+      <w:r>
+        <w:rPr>
+          <w:rStyle w:val="NormalTok"/>
+        </w:rPr>
+        <w:t xml:space="preserve"> NULL</w:t>
+      </w:r>
+      <w:r>
+        <w:rPr>
+          <w:rStyle w:val="OperatorTok"/>
+        </w:rPr>
+        <w:t xml:space="preserve">)</w:t>
+      </w:r>
+      <w:r>
+        <w:rPr>
+          <w:rStyle w:val="NormalTok"/>
+        </w:rPr>
+        <w:t xml:space="preserve"> </w:t>
+      </w:r>
+      <w:r>
+        <w:rPr>
+          <w:rStyle w:val="CommentTok"/>
+        </w:rPr>
+        <w:t xml:space="preserve">// GCOVR_EXCL_START</w:t>
+      </w:r>
+      <w:r>
+        <w:br/>
+      </w:r>
+      <w:r>
+        <w:rPr>
+          <w:rStyle w:val="NormalTok"/>
+        </w:rPr>
+        <w:t xml:space="preserve">  </w:t>
+      </w:r>
+      <w:r>
+        <w:rPr>
+          <w:rStyle w:val="OperatorTok"/>
+        </w:rPr>
+        <w:t xml:space="preserve">{</w:t>
+      </w:r>
+      <w:r>
+        <w:br/>
+      </w:r>
+      <w:r>
+        <w:rPr>
+          <w:rStyle w:val="NormalTok"/>
+        </w:rPr>
+        <w:t xml:space="preserve">    </w:t>
+      </w:r>
+      <w:r>
+        <w:rPr>
+          <w:rStyle w:val="ControlFlowTok"/>
+        </w:rPr>
+        <w:t xml:space="preserve">return</w:t>
+      </w:r>
+      <w:r>
+        <w:rPr>
+          <w:rStyle w:val="NormalTok"/>
+        </w:rPr>
+        <w:t xml:space="preserve"> NULL</w:t>
+      </w:r>
+      <w:r>
+        <w:rPr>
+          <w:rStyle w:val="OperatorTok"/>
+        </w:rPr>
+        <w:t xml:space="preserve">;</w:t>
+      </w:r>
+      <w:r>
+        <w:rPr>
+          <w:rStyle w:val="NormalTok"/>
+        </w:rPr>
+        <w:t xml:space="preserve"> </w:t>
+      </w:r>
+      <w:r>
+        <w:rPr>
+          <w:rStyle w:val="CommentTok"/>
+        </w:rPr>
+        <w:t xml:space="preserve">// Memory allocation failed</w:t>
+      </w:r>
+      <w:r>
+        <w:br/>
+      </w:r>
+      <w:r>
+        <w:rPr>
+          <w:rStyle w:val="NormalTok"/>
+        </w:rPr>
+        <w:t xml:space="preserve">  </w:t>
+      </w:r>
+      <w:r>
+        <w:rPr>
+          <w:rStyle w:val="OperatorTok"/>
+        </w:rPr>
+        <w:t xml:space="preserve">}</w:t>
+      </w:r>
+      <w:r>
+        <w:rPr>
+          <w:rStyle w:val="NormalTok"/>
+        </w:rPr>
+        <w:t xml:space="preserve">  </w:t>
+      </w:r>
+      <w:r>
+        <w:rPr>
+          <w:rStyle w:val="CommentTok"/>
+        </w:rPr>
+        <w:t xml:space="preserve">// GCOVR_EXCL_STOP</w:t>
+      </w:r>
+      <w:r>
+        <w:br/>
+      </w:r>
+      <w:r>
+        <w:br/>
+      </w:r>
+      <w:r>
+        <w:br/>
+      </w:r>
+      <w:r>
+        <w:rPr>
+          <w:rStyle w:val="NormalTok"/>
+        </w:rPr>
+        <w:t xml:space="preserve">  </w:t>
+      </w:r>
+      <w:r>
+        <w:rPr>
+          <w:rStyle w:val="CommentTok"/>
+        </w:rPr>
+        <w:t xml:space="preserve">// Create the greeting message</w:t>
+      </w:r>
+      <w:r>
+        <w:br/>
+      </w:r>
+      <w:r>
+        <w:rPr>
+          <w:rStyle w:val="NormalTok"/>
+        </w:rPr>
+        <w:t xml:space="preserve">  snprintf</w:t>
+      </w:r>
+      <w:r>
+        <w:rPr>
+          <w:rStyle w:val="OperatorTok"/>
+        </w:rPr>
+        <w:t xml:space="preserve">(</w:t>
+      </w:r>
+      <w:r>
+        <w:rPr>
+          <w:rStyle w:val="NormalTok"/>
+        </w:rPr>
+        <w:t xml:space="preserve">greeting</w:t>
+      </w:r>
+      <w:r>
+        <w:rPr>
+          <w:rStyle w:val="OperatorTok"/>
+        </w:rPr>
+        <w:t xml:space="preserve">,</w:t>
+      </w:r>
+      <w:r>
+        <w:rPr>
+          <w:rStyle w:val="NormalTok"/>
+        </w:rPr>
+        <w:t xml:space="preserve"> alloc_size</w:t>
+      </w:r>
+      <w:r>
+        <w:rPr>
+          <w:rStyle w:val="OperatorTok"/>
+        </w:rPr>
+        <w:t xml:space="preserve">,</w:t>
+      </w:r>
+      <w:r>
+        <w:rPr>
+          <w:rStyle w:val="NormalTok"/>
+        </w:rPr>
+        <w:t xml:space="preserve"> </w:t>
       </w:r>
       <w:r>
         <w:rPr>
           <w:rStyle w:val="StringTok"/>
         </w:rPr>
-        <w:t xml:space="preserve">!"</w:t>
-      </w:r>
-      <w:r>
-        <w:rPr>
-          <w:rStyle w:val="OperatorTok"/>
-        </w:rPr>
-        <w:t xml:space="preserve">,</w:t>
-      </w:r>
-      <w:r>
-        <w:rPr>
-          <w:rStyle w:val="NormalTok"/>
-        </w:rPr>
-        <w:t xml:space="preserve"> name</w:t>
-      </w:r>
-      <w:r>
-        <w:rPr>
-          <w:rStyle w:val="OperatorTok"/>
-        </w:rPr>
-        <w:t xml:space="preserve">);</w:t>
-      </w:r>
-      <w:r>
-        <w:br/>
-      </w:r>
-      <w:r>
-        <w:rPr>
-          <w:rStyle w:val="NormalTok"/>
-        </w:rPr>
-        <w:t xml:space="preserve">  </w:t>
-      </w:r>
-      <w:r>
-        <w:rPr>
-          <w:rStyle w:val="ControlFlowTok"/>
-        </w:rPr>
-        <w:t xml:space="preserve">if</w:t>
-      </w:r>
-      <w:r>
-        <w:rPr>
-          <w:rStyle w:val="NormalTok"/>
-        </w:rPr>
-        <w:t xml:space="preserve"> </w:t>
-      </w:r>
-      <w:r>
-        <w:rPr>
-          <w:rStyle w:val="OperatorTok"/>
-        </w:rPr>
-        <w:t xml:space="preserve">(</w:t>
-      </w:r>
-      <w:r>
-        <w:rPr>
-          <w:rStyle w:val="NormalTok"/>
-        </w:rPr>
-        <w:t xml:space="preserve">length </w:t>
-      </w:r>
-      <w:r>
-        <w:rPr>
-          <w:rStyle w:val="OperatorTok"/>
-        </w:rPr>
-        <w:t xml:space="preserve">&lt;</w:t>
-      </w:r>
-      <w:r>
-        <w:rPr>
-          <w:rStyle w:val="NormalTok"/>
-        </w:rPr>
-        <w:t xml:space="preserve"> </w:t>
-      </w:r>
-      <w:r>
-        <w:rPr>
-          <w:rStyle w:val="DecValTok"/>
-        </w:rPr>
-        <w:t xml:space="preserve">0</w:t>
-      </w:r>
-      <w:r>
-        <w:rPr>
-          <w:rStyle w:val="OperatorTok"/>
-        </w:rPr>
-        <w:t xml:space="preserve">)</w:t>
-      </w:r>
-      <w:r>
-        <w:rPr>
-          <w:rStyle w:val="NormalTok"/>
-        </w:rPr>
-        <w:t xml:space="preserve"> </w:t>
-      </w:r>
-      <w:r>
-        <w:rPr>
-          <w:rStyle w:val="CommentTok"/>
-        </w:rPr>
-        <w:t xml:space="preserve">// GCOVR_EXCL_START</w:t>
-      </w:r>
-      <w:r>
-        <w:br/>
-      </w:r>
-      <w:r>
-        <w:rPr>
-          <w:rStyle w:val="NormalTok"/>
-        </w:rPr>
-        <w:t xml:space="preserve">  </w:t>
-      </w:r>
-      <w:r>
-        <w:rPr>
-          <w:rStyle w:val="OperatorTok"/>
-        </w:rPr>
-        <w:t xml:space="preserve">{</w:t>
-      </w:r>
-      <w:r>
-        <w:br/>
-      </w:r>
-      <w:r>
-        <w:rPr>
-          <w:rStyle w:val="NormalTok"/>
-        </w:rPr>
-        <w:t xml:space="preserve">    </w:t>
-      </w:r>
-      <w:r>
-        <w:rPr>
-          <w:rStyle w:val="ControlFlowTok"/>
-        </w:rPr>
-        <w:t xml:space="preserve">return</w:t>
-      </w:r>
-      <w:r>
-        <w:rPr>
-          <w:rStyle w:val="NormalTok"/>
-        </w:rPr>
-        <w:t xml:space="preserve"> NULL</w:t>
-      </w:r>
-      <w:r>
-        <w:rPr>
-          <w:rStyle w:val="OperatorTok"/>
-        </w:rPr>
-        <w:t xml:space="preserve">;</w:t>
-      </w:r>
-      <w:r>
-        <w:rPr>
-          <w:rStyle w:val="NormalTok"/>
-        </w:rPr>
-        <w:t xml:space="preserve"> </w:t>
-      </w:r>
-      <w:r>
-        <w:rPr>
-          <w:rStyle w:val="CommentTok"/>
-        </w:rPr>
-        <w:t xml:space="preserve">// snprintf failed</w:t>
-      </w:r>
-      <w:r>
-        <w:br/>
-      </w:r>
-      <w:r>
-        <w:rPr>
-          <w:rStyle w:val="NormalTok"/>
-        </w:rPr>
-        <w:t xml:space="preserve">  </w:t>
-      </w:r>
-      <w:r>
-        <w:rPr>
-          <w:rStyle w:val="OperatorTok"/>
-        </w:rPr>
-        <w:t xml:space="preserve">}</w:t>
-      </w:r>
-      <w:r>
-        <w:rPr>
-          <w:rStyle w:val="NormalTok"/>
-        </w:rPr>
-        <w:t xml:space="preserve"> </w:t>
-      </w:r>
-      <w:r>
-        <w:rPr>
-          <w:rStyle w:val="CommentTok"/>
-        </w:rPr>
-        <w:t xml:space="preserve">// GCOVR_EXCL_STOP</w:t>
-      </w:r>
-      <w:r>
-        <w:br/>
-      </w:r>
-      <w:r>
-        <w:br/>
-      </w:r>
-      <w:r>
-        <w:rPr>
-          <w:rStyle w:val="NormalTok"/>
-        </w:rPr>
-        <w:t xml:space="preserve">  </w:t>
-      </w:r>
-      <w:r>
-        <w:rPr>
-          <w:rStyle w:val="CommentTok"/>
-        </w:rPr>
-        <w:t xml:space="preserve">//Casting is safe here because we know length is non-negative</w:t>
-      </w:r>
-      <w:r>
-        <w:br/>
-      </w:r>
-      <w:r>
-        <w:rPr>
-          <w:rStyle w:val="NormalTok"/>
-        </w:rPr>
-        <w:t xml:space="preserve">  </w:t>
-      </w:r>
-      <w:r>
-        <w:rPr>
-          <w:rStyle w:val="DataTypeTok"/>
-        </w:rPr>
-        <w:t xml:space="preserve">size_t</w:t>
-      </w:r>
-      <w:r>
-        <w:rPr>
-          <w:rStyle w:val="NormalTok"/>
-        </w:rPr>
-        <w:t xml:space="preserve"> alloc_size </w:t>
-      </w:r>
-      <w:r>
-        <w:rPr>
-          <w:rStyle w:val="OperatorTok"/>
-        </w:rPr>
-        <w:t xml:space="preserve">=</w:t>
-      </w:r>
-      <w:r>
-        <w:rPr>
-          <w:rStyle w:val="NormalTok"/>
-        </w:rPr>
-        <w:t xml:space="preserve"> </w:t>
-      </w:r>
-      <w:r>
-        <w:rPr>
-          <w:rStyle w:val="OperatorTok"/>
-        </w:rPr>
-        <w:t xml:space="preserve">(</w:t>
-      </w:r>
-      <w:r>
-        <w:rPr>
-          <w:rStyle w:val="DataTypeTok"/>
-        </w:rPr>
-        <w:t xml:space="preserve">size_t</w:t>
-      </w:r>
-      <w:r>
-        <w:rPr>
-          <w:rStyle w:val="OperatorTok"/>
-        </w:rPr>
-        <w:t xml:space="preserve">)</w:t>
-      </w:r>
-      <w:r>
-        <w:rPr>
-          <w:rStyle w:val="NormalTok"/>
-        </w:rPr>
-        <w:t xml:space="preserve"> length </w:t>
-      </w:r>
-      <w:r>
-        <w:rPr>
-          <w:rStyle w:val="OperatorTok"/>
-        </w:rPr>
-        <w:t xml:space="preserve">+</w:t>
-      </w:r>
-      <w:r>
-        <w:rPr>
-          <w:rStyle w:val="NormalTok"/>
-        </w:rPr>
-        <w:t xml:space="preserve"> </w:t>
-      </w:r>
-      <w:r>
-        <w:rPr>
-          <w:rStyle w:val="DecValTok"/>
-        </w:rPr>
-        <w:t xml:space="preserve">1</w:t>
-      </w:r>
-      <w:r>
-        <w:rPr>
-          <w:rStyle w:val="OperatorTok"/>
-        </w:rPr>
-        <w:t xml:space="preserve">;</w:t>
-      </w:r>
-      <w:r>
-        <w:rPr>
-          <w:rStyle w:val="NormalTok"/>
-        </w:rPr>
-        <w:t xml:space="preserve"> </w:t>
-      </w:r>
-      <w:r>
-        <w:rPr>
-          <w:rStyle w:val="CommentTok"/>
-        </w:rPr>
-        <w:t xml:space="preserve">// +1 for the null terminator</w:t>
-      </w:r>
-      <w:r>
-        <w:br/>
-      </w:r>
-      <w:r>
-        <w:rPr>
-          <w:rStyle w:val="NormalTok"/>
-        </w:rPr>
-        <w:t xml:space="preserve">  </w:t>
-      </w:r>
-      <w:r>
-        <w:rPr>
-          <w:rStyle w:val="DataTypeTok"/>
-        </w:rPr>
-        <w:t xml:space="preserve">char</w:t>
-      </w:r>
-      <w:r>
-        <w:rPr>
-          <w:rStyle w:val="NormalTok"/>
-        </w:rPr>
-        <w:t xml:space="preserve"> </w:t>
-      </w:r>
-      <w:r>
-        <w:rPr>
-          <w:rStyle w:val="OperatorTok"/>
-        </w:rPr>
-        <w:t xml:space="preserve">*</w:t>
-      </w:r>
-      <w:r>
-        <w:rPr>
-          <w:rStyle w:val="NormalTok"/>
-        </w:rPr>
-        <w:t xml:space="preserve">greeting </w:t>
-      </w:r>
-      <w:r>
-        <w:rPr>
-          <w:rStyle w:val="OperatorTok"/>
-        </w:rPr>
-        <w:t xml:space="preserve">=</w:t>
-      </w:r>
-      <w:r>
-        <w:rPr>
-          <w:rStyle w:val="NormalTok"/>
-        </w:rPr>
-        <w:t xml:space="preserve"> malloc</w:t>
-      </w:r>
-      <w:r>
-        <w:rPr>
-          <w:rStyle w:val="OperatorTok"/>
-        </w:rPr>
-        <w:t xml:space="preserve">(</w:t>
-      </w:r>
-      <w:r>
-        <w:rPr>
-          <w:rStyle w:val="NormalTok"/>
-        </w:rPr>
-        <w:t xml:space="preserve"> alloc_size</w:t>
-      </w:r>
-      <w:r>
-        <w:rPr>
-          <w:rStyle w:val="OperatorTok"/>
-        </w:rPr>
-        <w:t xml:space="preserve">);</w:t>
-      </w:r>
-      <w:r>
-        <w:br/>
-      </w:r>
-      <w:r>
-        <w:br/>
-      </w:r>
-      <w:r>
-        <w:br/>
-      </w:r>
-      <w:r>
-        <w:rPr>
-          <w:rStyle w:val="NormalTok"/>
-        </w:rPr>
-        <w:t xml:space="preserve">  </w:t>
-      </w:r>
-      <w:r>
-        <w:rPr>
-          <w:rStyle w:val="ControlFlowTok"/>
-        </w:rPr>
-        <w:t xml:space="preserve">if</w:t>
-      </w:r>
-      <w:r>
-        <w:rPr>
-          <w:rStyle w:val="NormalTok"/>
-        </w:rPr>
-        <w:t xml:space="preserve"> </w:t>
-      </w:r>
-      <w:r>
-        <w:rPr>
-          <w:rStyle w:val="OperatorTok"/>
-        </w:rPr>
-        <w:t xml:space="preserve">(</w:t>
-      </w:r>
-      <w:r>
-        <w:rPr>
-          <w:rStyle w:val="NormalTok"/>
-        </w:rPr>
-        <w:t xml:space="preserve">greeting </w:t>
-      </w:r>
-      <w:r>
-        <w:rPr>
-          <w:rStyle w:val="OperatorTok"/>
-        </w:rPr>
-        <w:t xml:space="preserve">==</w:t>
-      </w:r>
-      <w:r>
-        <w:rPr>
-          <w:rStyle w:val="NormalTok"/>
-        </w:rPr>
-        <w:t xml:space="preserve"> NULL</w:t>
-      </w:r>
-      <w:r>
-        <w:rPr>
-          <w:rStyle w:val="OperatorTok"/>
-        </w:rPr>
-        <w:t xml:space="preserve">)</w:t>
-      </w:r>
-      <w:r>
-        <w:rPr>
-          <w:rStyle w:val="NormalTok"/>
-        </w:rPr>
-        <w:t xml:space="preserve"> </w:t>
-      </w:r>
-      <w:r>
-        <w:rPr>
-          <w:rStyle w:val="CommentTok"/>
-        </w:rPr>
-        <w:t xml:space="preserve">// GCOVR_EXCL_START</w:t>
-      </w:r>
-      <w:r>
-        <w:br/>
-      </w:r>
-      <w:r>
-        <w:rPr>
-          <w:rStyle w:val="NormalTok"/>
-        </w:rPr>
-        <w:t xml:space="preserve">  </w:t>
-      </w:r>
-      <w:r>
-        <w:rPr>
-          <w:rStyle w:val="OperatorTok"/>
-        </w:rPr>
-        <w:t xml:space="preserve">{</w:t>
-      </w:r>
-      <w:r>
-        <w:br/>
-      </w:r>
-      <w:r>
-        <w:rPr>
-          <w:rStyle w:val="NormalTok"/>
-        </w:rPr>
-        <w:t xml:space="preserve">    </w:t>
-      </w:r>
-      <w:r>
-        <w:rPr>
-          <w:rStyle w:val="ControlFlowTok"/>
-        </w:rPr>
-        <w:t xml:space="preserve">return</w:t>
-      </w:r>
-      <w:r>
-        <w:rPr>
-          <w:rStyle w:val="NormalTok"/>
-        </w:rPr>
-        <w:t xml:space="preserve"> NULL</w:t>
-      </w:r>
-      <w:r>
-        <w:rPr>
-          <w:rStyle w:val="OperatorTok"/>
-        </w:rPr>
-        <w:t xml:space="preserve">;</w:t>
-      </w:r>
-      <w:r>
-        <w:rPr>
-          <w:rStyle w:val="NormalTok"/>
-        </w:rPr>
-        <w:t xml:space="preserve"> </w:t>
-      </w:r>
-      <w:r>
-        <w:rPr>
-          <w:rStyle w:val="CommentTok"/>
-        </w:rPr>
-        <w:t xml:space="preserve">// Memory allocation failed</w:t>
-      </w:r>
-      <w:r>
-        <w:br/>
-      </w:r>
-      <w:r>
-        <w:rPr>
-          <w:rStyle w:val="NormalTok"/>
-        </w:rPr>
-        <w:t xml:space="preserve">  </w:t>
-      </w:r>
-      <w:r>
-        <w:rPr>
-          <w:rStyle w:val="OperatorTok"/>
-        </w:rPr>
-        <w:t xml:space="preserve">}</w:t>
-      </w:r>
-      <w:r>
-        <w:rPr>
-          <w:rStyle w:val="NormalTok"/>
-        </w:rPr>
-        <w:t xml:space="preserve">  </w:t>
-      </w:r>
-      <w:r>
-        <w:rPr>
-          <w:rStyle w:val="CommentTok"/>
-        </w:rPr>
-        <w:t xml:space="preserve">// GCOVR_EXCL_STOP</w:t>
-      </w:r>
-      <w:r>
-        <w:br/>
-      </w:r>
-      <w:r>
-        <w:br/>
-      </w:r>
-      <w:r>
-        <w:br/>
-      </w:r>
-      <w:r>
-        <w:rPr>
-          <w:rStyle w:val="NormalTok"/>
-        </w:rPr>
-        <w:t xml:space="preserve">  </w:t>
-      </w:r>
-      <w:r>
-        <w:rPr>
-          <w:rStyle w:val="CommentTok"/>
-        </w:rPr>
-        <w:t xml:space="preserve">// Create the greeting message</w:t>
-      </w:r>
-      <w:r>
-        <w:br/>
-      </w:r>
-      <w:r>
-        <w:rPr>
-          <w:rStyle w:val="NormalTok"/>
-        </w:rPr>
-        <w:t xml:space="preserve">  snprintf</w:t>
-      </w:r>
-      <w:r>
-        <w:rPr>
-          <w:rStyle w:val="OperatorTok"/>
-        </w:rPr>
-        <w:t xml:space="preserve">(</w:t>
-      </w:r>
-      <w:r>
-        <w:rPr>
-          <w:rStyle w:val="NormalTok"/>
-        </w:rPr>
-        <w:t xml:space="preserve">greeting</w:t>
-      </w:r>
-      <w:r>
-        <w:rPr>
-          <w:rStyle w:val="OperatorTok"/>
-        </w:rPr>
-        <w:t xml:space="preserve">,</w:t>
-      </w:r>
-      <w:r>
-        <w:rPr>
-          <w:rStyle w:val="NormalTok"/>
-        </w:rPr>
-        <w:t xml:space="preserve"> alloc_size</w:t>
-      </w:r>
-      <w:r>
-        <w:rPr>
-          <w:rStyle w:val="OperatorTok"/>
-        </w:rPr>
-        <w:t xml:space="preserve">,</w:t>
-      </w:r>
-      <w:r>
-        <w:rPr>
-          <w:rStyle w:val="NormalTok"/>
-        </w:rPr>
-        <w:t xml:space="preserve"> </w:t>
-      </w:r>
-      <w:r>
-        <w:rPr>
-          <w:rStyle w:val="StringTok"/>
-        </w:rPr>
-        <w:t xml:space="preserve">"Hello, </w:t>
-      </w:r>
-      <w:r>
-        <w:rPr>
-          <w:rStyle w:val="SpecialCharTok"/>
-        </w:rPr>
-        <w:t xml:space="preserve">%s</w:t>
-      </w:r>
-      <w:r>
-        <w:rPr>
-          <w:rStyle w:val="StringTok"/>
-        </w:rPr>
-        <w:t xml:space="preserve">!"</w:t>
+        <w:t xml:space="preserve">"Hello, %s!"</w:t>
       </w:r>
       <w:r>
         <w:rPr>
@@ -6497,13 +6460,13 @@
         <w:rPr>
           <w:rStyle w:val="StringTok"/>
         </w:rPr>
-        <w:t xml:space="preserve">"</w:t>
+        <w:t xml:space="preserve">"%s</w:t>
       </w:r>
       <w:r>
         <w:rPr>
           <w:rStyle w:val="SpecialCharTok"/>
         </w:rPr>
-        <w:t xml:space="preserve">%s\n</w:t>
+        <w:t xml:space="preserve">\n</w:t>
       </w:r>
       <w:r>
         <w:rPr>
@@ -7999,7 +7962,7 @@
         <w:pStyle w:val="FirstParagraph"/>
       </w:pPr>
       <w:r>
-        <w:t xml:space="preserve">Report generated on 08/28/2026 at 02:51:52</w:t>
+        <w:t xml:space="preserve">Report generated on 08/31/2026 at 08:18:51</w:t>
       </w:r>
     </w:p>
     <w:p>
@@ -8024,7 +7987,7 @@
         <w:pStyle w:val="FirstParagraph"/>
       </w:pPr>
       <w:r>
-        <w:t xml:space="preserve">SHA-256 Hash of the report: 3e1d8cf77472e3cbdaf21b8c67450a356989e846d8de38613319cab5403ac9e8</w:t>
+        <w:t xml:space="preserve">SHA-256 Hash of the report: 78cdac7715ed9da7fcadcaee33481469d53f1ce34864be3990635e43d116cc32</w:t>
       </w:r>
     </w:p>
     <w:p>
@@ -8035,61 +7998,8 @@
         <w:t xml:space="preserve">Do not edit the generated report. Any changes will be reported as academic dishonesty</w:t>
       </w:r>
     </w:p>
-    <w:p>
-      <w:r>
-        <w:pict>
-          <v:rect style="width:0;height:1.5pt" o:hralign="center" o:hrstd="t" o:hr="t"/>
-        </w:pict>
-      </w:r>
-    </w:p>
     <w:bookmarkEnd w:id="37"/>
-    <w:bookmarkStart w:id="38" w:name="github-info"/>
-    <w:p>
-      <w:pPr>
-        <w:pStyle w:val="Heading2"/>
-      </w:pPr>
-      <w:r>
-        <w:t xml:space="preserve">GitHub Info</w:t>
-      </w:r>
-    </w:p>
-    <w:p>
-      <w:pPr>
-        <w:pStyle w:val="Compact"/>
-        <w:numPr>
-          <w:ilvl w:val="0"/>
-          <w:numId w:val="1003"/>
-        </w:numPr>
-      </w:pPr>
-      <w:r>
-        <w:t xml:space="preserve">GitHub repo name: kobbysika/Computer-Networks-CS525</w:t>
-      </w:r>
-    </w:p>
-    <w:p>
-      <w:pPr>
-        <w:pStyle w:val="Compact"/>
-        <w:numPr>
-          <w:ilvl w:val="0"/>
-          <w:numId w:val="1003"/>
-        </w:numPr>
-      </w:pPr>
-      <w:r>
-        <w:t xml:space="preserve">The repository visibility is public.</w:t>
-      </w:r>
-    </w:p>
-    <w:p>
-      <w:pPr>
-        <w:pStyle w:val="Compact"/>
-        <w:numPr>
-          <w:ilvl w:val="0"/>
-          <w:numId w:val="1003"/>
-        </w:numPr>
-      </w:pPr>
-      <w:r>
-        <w:t xml:space="preserve">The workflow was triggered by kobbysika</w:t>
-      </w:r>
-    </w:p>
     <w:bookmarkEnd w:id="38"/>
-    <w:bookmarkEnd w:id="39"/>
     <w:sectPr/>
   </w:body>
 </w:document>
@@ -8121,14 +8031,14 @@
 <file path=word/numbering.xml><?xml version="1.0" encoding="utf-8"?>
 <w:numbering xmlns:w="http://schemas.openxmlformats.org/wordprocessingml/2006/main">
   <w:abstractNum w:abstractNumId="990">
-    <w:nsid w:val="0000A990"/>
+    <w:nsid w:val="A990"/>
     <w:multiLevelType w:val="multilevel"/>
     <w:lvl w:ilvl="0">
       <w:numFmt w:val="bullet"/>
       <w:lvlText w:val=" "/>
       <w:lvlJc w:val="left"/>
       <w:pPr>
-        <w:ind w:left="720" w:hanging="360"/>
+        <w:ind w:left="720" w:hanging="480"/>
       </w:pPr>
     </w:lvl>
     <w:lvl w:ilvl="1">
@@ -8136,7 +8046,7 @@
       <w:lvlText w:val=" "/>
       <w:lvlJc w:val="left"/>
       <w:pPr>
-        <w:ind w:left="1440" w:hanging="360"/>
+        <w:ind w:left="1440" w:hanging="480"/>
       </w:pPr>
     </w:lvl>
     <w:lvl w:ilvl="2">
@@ -8144,7 +8054,7 @@
       <w:lvlText w:val=" "/>
       <w:lvlJc w:val="left"/>
       <w:pPr>
-        <w:ind w:left="2160" w:hanging="360"/>
+        <w:ind w:left="2160" w:hanging="480"/>
       </w:pPr>
     </w:lvl>
     <w:lvl w:ilvl="3">
@@ -8152,7 +8062,7 @@
       <w:lvlText w:val=" "/>
       <w:lvlJc w:val="left"/>
       <w:pPr>
-        <w:ind w:left="2880" w:hanging="360"/>
+        <w:ind w:left="2880" w:hanging="480"/>
       </w:pPr>
     </w:lvl>
     <w:lvl w:ilvl="4">
@@ -8160,7 +8070,7 @@
       <w:lvlText w:val=" "/>
       <w:lvlJc w:val="left"/>
       <w:pPr>
-        <w:ind w:left="3600" w:hanging="360"/>
+        <w:ind w:left="3600" w:hanging="480"/>
       </w:pPr>
     </w:lvl>
     <w:lvl w:ilvl="5">
@@ -8168,7 +8078,7 @@
       <w:lvlText w:val=" "/>
       <w:lvlJc w:val="left"/>
       <w:pPr>
-        <w:ind w:left="4320" w:hanging="360"/>
+        <w:ind w:left="4320" w:hanging="480"/>
       </w:pPr>
     </w:lvl>
     <w:lvl w:ilvl="6">
@@ -8176,7 +8086,7 @@
       <w:lvlText w:val=" "/>
       <w:lvlJc w:val="left"/>
       <w:pPr>
-        <w:ind w:left="5040" w:hanging="360"/>
+        <w:ind w:left="5040" w:hanging="480"/>
       </w:pPr>
     </w:lvl>
     <w:lvl w:ilvl="7">
@@ -8184,7 +8094,7 @@
       <w:lvlText w:val=" "/>
       <w:lvlJc w:val="left"/>
       <w:pPr>
-        <w:ind w:left="5760" w:hanging="360"/>
+        <w:ind w:left="5760" w:hanging="480"/>
       </w:pPr>
     </w:lvl>
     <w:lvl w:ilvl="8">
@@ -8192,111 +8102,84 @@
       <w:lvlText w:val=" "/>
       <w:lvlJc w:val="left"/>
       <w:pPr>
-        <w:ind w:left="6480" w:hanging="360"/>
+        <w:ind w:left="6480" w:hanging="480"/>
       </w:pPr>
     </w:lvl>
   </w:abstractNum>
   <w:abstractNum w:abstractNumId="991">
-    <w:nsid w:val="0000A991"/>
+    <w:nsid w:val="A991"/>
     <w:multiLevelType w:val="multilevel"/>
     <w:lvl w:ilvl="0">
       <w:numFmt w:val="bullet"/>
-      <w:lvlText w:val=""/>
+      <w:lvlText w:val="•"/>
       <w:lvlJc w:val="left"/>
       <w:pPr>
-        <w:ind w:left="720" w:hanging="360"/>
+        <w:ind w:left="720" w:hanging="480"/>
       </w:pPr>
-      <w:rPr>
-        <w:rFonts w:ascii="Symbol" w:hAnsi="Symbol" w:cs="Symbol" w:hint="default"/>
-      </w:rPr>
     </w:lvl>
     <w:lvl w:ilvl="1">
       <w:numFmt w:val="bullet"/>
-      <w:lvlText w:val="o"/>
+      <w:lvlText w:val="–"/>
       <w:lvlJc w:val="left"/>
       <w:pPr>
-        <w:ind w:left="1440" w:hanging="360"/>
+        <w:ind w:left="1440" w:hanging="480"/>
       </w:pPr>
-      <w:rPr>
-        <w:rFonts w:ascii="Courier New" w:hAnsi="Courier New" w:cs="Courier New" w:hint="default"/>
-      </w:rPr>
     </w:lvl>
     <w:lvl w:ilvl="2">
       <w:numFmt w:val="bullet"/>
-      <w:lvlText w:val=""/>
+      <w:lvlText w:val="•"/>
       <w:lvlJc w:val="left"/>
       <w:pPr>
-        <w:ind w:left="2160" w:hanging="360"/>
+        <w:ind w:left="2160" w:hanging="480"/>
       </w:pPr>
-      <w:rPr>
-        <w:rFonts w:ascii="Wingdings" w:hAnsi="Wingdings" w:cs="Wingdings" w:hint="default"/>
-      </w:rPr>
     </w:lvl>
     <w:lvl w:ilvl="3">
       <w:numFmt w:val="bullet"/>
-      <w:lvlText w:val=""/>
+      <w:lvlText w:val="–"/>
       <w:lvlJc w:val="left"/>
       <w:pPr>
-        <w:ind w:left="2880" w:hanging="360"/>
+        <w:ind w:left="2880" w:hanging="480"/>
       </w:pPr>
-      <w:rPr>
-        <w:rFonts w:ascii="Symbol" w:hAnsi="Symbol" w:cs="Symbol" w:hint="default"/>
-      </w:rPr>
     </w:lvl>
     <w:lvl w:ilvl="4">
       <w:numFmt w:val="bullet"/>
-      <w:lvlText w:val="o"/>
+      <w:lvlText w:val="•"/>
       <w:lvlJc w:val="left"/>
       <w:pPr>
-        <w:ind w:left="3600" w:hanging="360"/>
+        <w:ind w:left="3600" w:hanging="480"/>
       </w:pPr>
-      <w:rPr>
-        <w:rFonts w:ascii="Courier New" w:hAnsi="Courier New" w:cs="Courier New" w:hint="default"/>
-      </w:rPr>
     </w:lvl>
     <w:lvl w:ilvl="5">
       <w:numFmt w:val="bullet"/>
-      <w:lvlText w:val=""/>
+      <w:lvlText w:val="–"/>
       <w:lvlJc w:val="left"/>
       <w:pPr>
-        <w:ind w:left="4320" w:hanging="360"/>
+        <w:ind w:left="4320" w:hanging="480"/>
       </w:pPr>
-      <w:rPr>
-        <w:rFonts w:ascii="Wingdings" w:hAnsi="Wingdings" w:cs="Wingdings" w:hint="default"/>
-      </w:rPr>
     </w:lvl>
     <w:lvl w:ilvl="6">
       <w:numFmt w:val="bullet"/>
-      <w:lvlText w:val=""/>
+      <w:lvlText w:val="•"/>
       <w:lvlJc w:val="left"/>
       <w:pPr>
-        <w:ind w:left="5040" w:hanging="360"/>
+        <w:ind w:left="5040" w:hanging="480"/>
       </w:pPr>
-      <w:rPr>
-        <w:rFonts w:ascii="Symbol" w:hAnsi="Symbol" w:cs="Symbol" w:hint="default"/>
-      </w:rPr>
     </w:lvl>
     <w:lvl w:ilvl="7">
       <w:numFmt w:val="bullet"/>
-      <w:lvlText w:val="o"/>
+      <w:lvlText w:val="–"/>
       <w:lvlJc w:val="left"/>
       <w:pPr>
-        <w:ind w:left="5760" w:hanging="360"/>
+        <w:ind w:left="5760" w:hanging="480"/>
       </w:pPr>
-      <w:rPr>
-        <w:rFonts w:ascii="Courier New" w:hAnsi="Courier New" w:cs="Courier New" w:hint="default"/>
-      </w:rPr>
     </w:lvl>
     <w:lvl w:ilvl="8">
       <w:numFmt w:val="bullet"/>
-      <w:lvlText w:val=""/>
+      <w:lvlText w:val="•"/>
       <w:lvlJc w:val="left"/>
       <w:pPr>
-        <w:ind w:left="6480" w:hanging="360"/>
+        <w:ind w:left="6480" w:hanging="480"/>
       </w:pPr>
-      <w:rPr>
-        <w:rFonts w:ascii="Wingdings" w:hAnsi="Wingdings" w:cs="Wingdings" w:hint="default"/>
-      </w:rPr>
     </w:lvl>
   </w:abstractNum>
   <w:num w:numId="1000">
@@ -8306,9 +8189,6 @@
     <w:abstractNumId w:val="991"/>
   </w:num>
   <w:num w:numId="1002">
-    <w:abstractNumId w:val="991"/>
-  </w:num>
-  <w:num w:numId="1003">
     <w:abstractNumId w:val="991"/>
   </w:num>
 </w:numbering>
@@ -8340,10 +8220,10 @@
     <w:name w:val="Body Text"/>
     <w:basedOn w:val="Normal"/>
     <w:link w:val="BodyTextChar"/>
-    <w:qFormat/>
     <w:pPr>
       <w:spacing w:after="180" w:before="180"/>
     </w:pPr>
+    <w:qFormat/>
   </w:style>
   <w:style w:customStyle="1" w:styleId="FirstParagraph" w:type="paragraph">
     <w:name w:val="First Paragraph"/>
@@ -8363,69 +8243,36 @@
     <w:name w:val="Title"/>
     <w:basedOn w:val="Normal"/>
     <w:next w:val="BodyText"/>
-    <w:link w:val="TitleChar"/>
-    <w:uiPriority w:val="10"/>
     <w:qFormat/>
-    <w:rsid w:val="00A10FD9"/>
     <w:pPr>
-      <w:spacing w:after="80" w:line="240" w:lineRule="auto"/>
-      <w:contextualSpacing/>
+      <w:keepNext/>
+      <w:keepLines/>
+      <w:spacing w:after="240" w:before="480"/>
       <w:jc w:val="center"/>
     </w:pPr>
     <w:rPr>
       <w:rFonts w:asciiTheme="majorHAnsi" w:cstheme="majorBidi" w:eastAsiaTheme="majorEastAsia" w:hAnsiTheme="majorHAnsi"/>
-      <w:spacing w:val="-10"/>
-      <w:kern w:val="28"/>
-      <w:sz w:val="56"/>
-      <w:szCs w:val="56"/>
-    </w:rPr>
-  </w:style>
-  <w:style w:customStyle="1" w:styleId="TitleChar" w:type="character">
-    <w:name w:val="Title Char"/>
-    <w:basedOn w:val="DefaultParagraphFont"/>
-    <w:link w:val="Title"/>
-    <w:uiPriority w:val="10"/>
-    <w:rsid w:val="00A10FD9"/>
-    <w:rPr>
-      <w:rFonts w:asciiTheme="majorHAnsi" w:cstheme="majorBidi" w:eastAsiaTheme="majorEastAsia" w:hAnsiTheme="majorHAnsi"/>
-      <w:spacing w:val="-10"/>
-      <w:kern w:val="28"/>
-      <w:sz w:val="56"/>
-      <w:szCs w:val="56"/>
+      <w:b/>
+      <w:bCs/>
+      <w:color w:themeColor="accent1" w:themeShade="B5" w:val="345A8A"/>
+      <w:sz w:val="36"/>
+      <w:szCs w:val="36"/>
     </w:rPr>
   </w:style>
   <w:style w:styleId="Subtitle" w:type="paragraph">
     <w:name w:val="Subtitle"/>
     <w:basedOn w:val="Title"/>
     <w:next w:val="BodyText"/>
-    <w:link w:val="SubtitleChar"/>
-    <w:uiPriority w:val="11"/>
     <w:qFormat/>
-    <w:rsid w:val="00A10FD9"/>
     <w:pPr>
-      <w:numPr>
-        <w:ilvl w:val="1"/>
-      </w:numPr>
+      <w:keepNext/>
+      <w:keepLines/>
+      <w:spacing w:after="240" w:before="240"/>
+      <w:jc w:val="center"/>
     </w:pPr>
     <w:rPr>
-      <w:rFonts w:cstheme="majorBidi" w:eastAsiaTheme="majorEastAsia"/>
-      <w:spacing w:val="15"/>
-      <w:sz w:val="28"/>
-      <w:szCs w:val="28"/>
-    </w:rPr>
-  </w:style>
-  <w:style w:customStyle="1" w:styleId="SubtitleChar" w:type="character">
-    <w:name w:val="Subtitle Char"/>
-    <w:basedOn w:val="DefaultParagraphFont"/>
-    <w:link w:val="Subtitle"/>
-    <w:uiPriority w:val="11"/>
-    <w:rsid w:val="00A10FD9"/>
-    <w:rPr>
-      <w:rFonts w:cstheme="majorBidi" w:eastAsiaTheme="majorEastAsia"/>
-      <w:color w:themeColor="text1" w:themeTint="A6" w:val="595959"/>
-      <w:spacing w:val="15"/>
-      <w:sz w:val="28"/>
-      <w:szCs w:val="28"/>
+      <w:sz w:val="30"/>
+      <w:szCs w:val="30"/>
     </w:rPr>
   </w:style>
   <w:style w:customStyle="1" w:styleId="Author" w:type="paragraph">
@@ -8448,23 +8295,6 @@
       <w:jc w:val="center"/>
     </w:pPr>
   </w:style>
-  <w:style w:customStyle="1" w:styleId="AbstractTitle" w:type="paragraph">
-    <w:name w:val="Abstract Title"/>
-    <w:basedOn w:val="Normal"/>
-    <w:next w:val="Abstract"/>
-    <w:qFormat/>
-    <w:pPr>
-      <w:keepNext/>
-      <w:keepLines/>
-      <w:spacing w:after="0" w:before="300"/>
-      <w:jc w:val="center"/>
-    </w:pPr>
-    <w:rPr>
-      <w:b/>
-      <w:sz w:val="20"/>
-      <w:szCs w:val="20"/>
-    </w:rPr>
-  </w:style>
   <w:style w:customStyle="1" w:styleId="Abstract" w:type="paragraph">
     <w:name w:val="Abstract"/>
     <w:basedOn w:val="Normal"/>
@@ -8473,7 +8303,7 @@
     <w:pPr>
       <w:keepNext/>
       <w:keepLines/>
-      <w:spacing w:after="300" w:before="100"/>
+      <w:spacing w:after="300" w:before="300"/>
     </w:pPr>
     <w:rPr>
       <w:sz w:val="20"/>
@@ -8489,321 +8319,191 @@
     <w:rPr/>
   </w:style>
   <w:style w:styleId="Heading1" w:type="paragraph">
-    <w:name w:val="heading 1"/>
+    <w:name w:val="Heading 1"/>
     <w:basedOn w:val="Normal"/>
     <w:next w:val="BodyText"/>
-    <w:link w:val="Heading1Char"/>
     <w:uiPriority w:val="9"/>
     <w:qFormat/>
-    <w:rsid w:val="00A10FD9"/>
     <w:pPr>
       <w:keepNext/>
       <w:keepLines/>
-      <w:spacing w:after="80" w:before="360"/>
+      <w:spacing w:after="0" w:before="480"/>
       <w:outlineLvl w:val="0"/>
     </w:pPr>
     <w:rPr>
       <w:rFonts w:asciiTheme="majorHAnsi" w:cstheme="majorBidi" w:eastAsiaTheme="majorEastAsia" w:hAnsiTheme="majorHAnsi"/>
-      <w:color w:themeColor="accent1" w:themeShade="BF" w:val="0F4761"/>
-      <w:sz w:val="40"/>
-      <w:szCs w:val="40"/>
+      <w:b/>
+      <w:bCs/>
+      <w:color w:themeColor="accent1" w:val="4F81BD"/>
+      <w:sz w:val="32"/>
+      <w:szCs w:val="32"/>
     </w:rPr>
   </w:style>
   <w:style w:styleId="Heading2" w:type="paragraph">
-    <w:name w:val="heading 2"/>
+    <w:name w:val="Heading 2"/>
     <w:basedOn w:val="Normal"/>
     <w:next w:val="BodyText"/>
-    <w:link w:val="Heading2Char"/>
     <w:uiPriority w:val="9"/>
-    <w:semiHidden/>
     <w:unhideWhenUsed/>
     <w:qFormat/>
-    <w:rsid w:val="00A10FD9"/>
     <w:pPr>
       <w:keepNext/>
       <w:keepLines/>
-      <w:spacing w:after="80" w:before="160"/>
+      <w:spacing w:after="0" w:before="200"/>
       <w:outlineLvl w:val="1"/>
     </w:pPr>
     <w:rPr>
       <w:rFonts w:asciiTheme="majorHAnsi" w:cstheme="majorBidi" w:eastAsiaTheme="majorEastAsia" w:hAnsiTheme="majorHAnsi"/>
-      <w:color w:themeColor="accent1" w:themeShade="BF" w:val="0F4761"/>
-      <w:sz w:val="32"/>
-      <w:szCs w:val="32"/>
-    </w:rPr>
-  </w:style>
-  <w:style w:styleId="Heading3" w:type="paragraph">
-    <w:name w:val="heading 3"/>
-    <w:basedOn w:val="Normal"/>
-    <w:next w:val="BodyText"/>
-    <w:link w:val="Heading3Char"/>
-    <w:uiPriority w:val="9"/>
-    <w:semiHidden/>
-    <w:unhideWhenUsed/>
-    <w:qFormat/>
-    <w:rsid w:val="00A10FD9"/>
-    <w:pPr>
-      <w:keepNext/>
-      <w:keepLines/>
-      <w:spacing w:after="80" w:before="160"/>
-      <w:outlineLvl w:val="2"/>
-    </w:pPr>
-    <w:rPr>
-      <w:rFonts w:cstheme="majorBidi" w:eastAsiaTheme="majorEastAsia"/>
-      <w:color w:themeColor="accent1" w:themeShade="BF" w:val="0F4761"/>
+      <w:b/>
+      <w:bCs/>
+      <w:color w:themeColor="accent1" w:val="4F81BD"/>
       <w:sz w:val="28"/>
       <w:szCs w:val="28"/>
     </w:rPr>
   </w:style>
-  <w:style w:styleId="Heading4" w:type="paragraph">
-    <w:name w:val="heading 4"/>
+  <w:style w:styleId="Heading3" w:type="paragraph">
+    <w:name w:val="Heading 3"/>
     <w:basedOn w:val="Normal"/>
     <w:next w:val="BodyText"/>
-    <w:link w:val="Heading4Char"/>
     <w:uiPriority w:val="9"/>
-    <w:semiHidden/>
     <w:unhideWhenUsed/>
     <w:qFormat/>
-    <w:rsid w:val="00A10FD9"/>
     <w:pPr>
       <w:keepNext/>
       <w:keepLines/>
-      <w:spacing w:after="40" w:before="80"/>
+      <w:spacing w:after="0" w:before="200"/>
+      <w:outlineLvl w:val="2"/>
+    </w:pPr>
+    <w:rPr>
+      <w:rFonts w:asciiTheme="majorHAnsi" w:cstheme="majorBidi" w:eastAsiaTheme="majorEastAsia" w:hAnsiTheme="majorHAnsi"/>
+      <w:b/>
+      <w:bCs/>
+      <w:color w:themeColor="accent1" w:val="4F81BD"/>
+      <w:sz w:val="24"/>
+      <w:szCs w:val="24"/>
+    </w:rPr>
+  </w:style>
+  <w:style w:styleId="Heading4" w:type="paragraph">
+    <w:name w:val="Heading 4"/>
+    <w:basedOn w:val="Normal"/>
+    <w:next w:val="BodyText"/>
+    <w:uiPriority w:val="9"/>
+    <w:unhideWhenUsed/>
+    <w:qFormat/>
+    <w:pPr>
+      <w:keepNext/>
+      <w:keepLines/>
+      <w:spacing w:after="0" w:before="200"/>
       <w:outlineLvl w:val="3"/>
     </w:pPr>
     <w:rPr>
-      <w:rFonts w:cstheme="majorBidi" w:eastAsiaTheme="majorEastAsia"/>
+      <w:rFonts w:asciiTheme="majorHAnsi" w:cstheme="majorBidi" w:eastAsiaTheme="majorEastAsia" w:hAnsiTheme="majorHAnsi"/>
       <w:i/>
-      <w:iCs/>
-      <w:color w:themeColor="accent1" w:themeShade="BF" w:val="0F4761"/>
+      <w:bCs/>
+      <w:color w:themeColor="accent1" w:val="4F81BD"/>
+      <w:sz w:val="24"/>
+      <w:szCs w:val="24"/>
     </w:rPr>
   </w:style>
   <w:style w:styleId="Heading5" w:type="paragraph">
-    <w:name w:val="heading 5"/>
+    <w:name w:val="Heading 5"/>
     <w:basedOn w:val="Normal"/>
     <w:next w:val="BodyText"/>
-    <w:link w:val="Heading5Char"/>
     <w:uiPriority w:val="9"/>
-    <w:semiHidden/>
     <w:unhideWhenUsed/>
     <w:qFormat/>
-    <w:rsid w:val="00A10FD9"/>
     <w:pPr>
       <w:keepNext/>
       <w:keepLines/>
-      <w:spacing w:after="40" w:before="80"/>
+      <w:spacing w:after="0" w:before="200"/>
       <w:outlineLvl w:val="4"/>
     </w:pPr>
     <w:rPr>
-      <w:rFonts w:cstheme="majorBidi" w:eastAsiaTheme="majorEastAsia"/>
-      <w:color w:themeColor="accent1" w:themeShade="BF" w:val="0F4761"/>
+      <w:rFonts w:asciiTheme="majorHAnsi" w:cstheme="majorBidi" w:eastAsiaTheme="majorEastAsia" w:hAnsiTheme="majorHAnsi"/>
+      <w:iCs/>
+      <w:color w:themeColor="accent1" w:val="4F81BD"/>
+      <w:sz w:val="24"/>
+      <w:szCs w:val="24"/>
     </w:rPr>
   </w:style>
   <w:style w:styleId="Heading6" w:type="paragraph">
-    <w:name w:val="heading 6"/>
+    <w:name w:val="Heading 6"/>
     <w:basedOn w:val="Normal"/>
     <w:next w:val="BodyText"/>
-    <w:link w:val="Heading6Char"/>
     <w:uiPriority w:val="9"/>
-    <w:semiHidden/>
     <w:unhideWhenUsed/>
     <w:qFormat/>
-    <w:rsid w:val="00A10FD9"/>
     <w:pPr>
       <w:keepNext/>
       <w:keepLines/>
-      <w:spacing w:after="0" w:before="40"/>
+      <w:spacing w:after="0" w:before="200"/>
       <w:outlineLvl w:val="5"/>
     </w:pPr>
     <w:rPr>
-      <w:rFonts w:cstheme="majorBidi" w:eastAsiaTheme="majorEastAsia"/>
-      <w:i/>
-      <w:iCs/>
-      <w:color w:themeColor="text1" w:themeTint="A6" w:val="595959"/>
+      <w:rFonts w:asciiTheme="majorHAnsi" w:cstheme="majorBidi" w:eastAsiaTheme="majorEastAsia" w:hAnsiTheme="majorHAnsi"/>
+      <w:color w:themeColor="accent1" w:val="4F81BD"/>
+      <w:sz w:val="24"/>
+      <w:szCs w:val="24"/>
     </w:rPr>
   </w:style>
   <w:style w:styleId="Heading7" w:type="paragraph">
-    <w:name w:val="heading 7"/>
+    <w:name w:val="Heading 7"/>
     <w:basedOn w:val="Normal"/>
     <w:next w:val="BodyText"/>
-    <w:link w:val="Heading7Char"/>
     <w:uiPriority w:val="9"/>
-    <w:semiHidden/>
     <w:unhideWhenUsed/>
     <w:qFormat/>
-    <w:rsid w:val="00A10FD9"/>
     <w:pPr>
       <w:keepNext/>
       <w:keepLines/>
-      <w:spacing w:after="0" w:before="40"/>
+      <w:spacing w:after="0" w:before="200"/>
       <w:outlineLvl w:val="6"/>
     </w:pPr>
     <w:rPr>
-      <w:rFonts w:cstheme="majorBidi" w:eastAsiaTheme="majorEastAsia"/>
-      <w:color w:themeColor="text1" w:themeTint="A6" w:val="595959"/>
+      <w:rFonts w:asciiTheme="majorHAnsi" w:cstheme="majorBidi" w:eastAsiaTheme="majorEastAsia" w:hAnsiTheme="majorHAnsi"/>
+      <w:color w:themeColor="accent1" w:val="4F81BD"/>
+      <w:sz w:val="24"/>
+      <w:szCs w:val="24"/>
     </w:rPr>
   </w:style>
   <w:style w:styleId="Heading8" w:type="paragraph">
-    <w:name w:val="heading 8"/>
+    <w:name w:val="Heading 8"/>
     <w:basedOn w:val="Normal"/>
     <w:next w:val="BodyText"/>
-    <w:link w:val="Heading8Char"/>
     <w:uiPriority w:val="9"/>
-    <w:semiHidden/>
     <w:unhideWhenUsed/>
     <w:qFormat/>
-    <w:rsid w:val="00A10FD9"/>
     <w:pPr>
       <w:keepNext/>
       <w:keepLines/>
-      <w:spacing w:after="0"/>
+      <w:spacing w:after="0" w:before="200"/>
       <w:outlineLvl w:val="7"/>
     </w:pPr>
     <w:rPr>
-      <w:rFonts w:cstheme="majorBidi" w:eastAsiaTheme="majorEastAsia"/>
-      <w:i/>
-      <w:iCs/>
-      <w:color w:themeColor="text1" w:themeTint="D8" w:val="272727"/>
+      <w:rFonts w:asciiTheme="majorHAnsi" w:cstheme="majorBidi" w:eastAsiaTheme="majorEastAsia" w:hAnsiTheme="majorHAnsi"/>
+      <w:color w:themeColor="accent1" w:val="4F81BD"/>
+      <w:sz w:val="24"/>
+      <w:szCs w:val="24"/>
     </w:rPr>
   </w:style>
   <w:style w:styleId="Heading9" w:type="paragraph">
-    <w:name w:val="heading 9"/>
+    <w:name w:val="Heading 9"/>
     <w:basedOn w:val="Normal"/>
     <w:next w:val="BodyText"/>
-    <w:link w:val="Heading9Char"/>
     <w:uiPriority w:val="9"/>
-    <w:semiHidden/>
     <w:unhideWhenUsed/>
     <w:qFormat/>
-    <w:rsid w:val="00A10FD9"/>
     <w:pPr>
       <w:keepNext/>
       <w:keepLines/>
-      <w:spacing w:after="0"/>
+      <w:spacing w:after="0" w:before="200"/>
       <w:outlineLvl w:val="8"/>
     </w:pPr>
     <w:rPr>
-      <w:rFonts w:cstheme="majorBidi" w:eastAsiaTheme="majorEastAsia"/>
-      <w:color w:themeColor="text1" w:themeTint="D8" w:val="272727"/>
-    </w:rPr>
-  </w:style>
-  <w:style w:customStyle="1" w:styleId="Heading1Char" w:type="character">
-    <w:name w:val="Heading 1 Char"/>
-    <w:basedOn w:val="DefaultParagraphFont"/>
-    <w:link w:val="Heading1"/>
-    <w:uiPriority w:val="9"/>
-    <w:rsid w:val="00A10FD9"/>
-    <w:rPr>
       <w:rFonts w:asciiTheme="majorHAnsi" w:cstheme="majorBidi" w:eastAsiaTheme="majorEastAsia" w:hAnsiTheme="majorHAnsi"/>
-      <w:color w:themeColor="accent1" w:themeShade="BF" w:val="0F4761"/>
-      <w:sz w:val="40"/>
-      <w:szCs w:val="40"/>
-    </w:rPr>
-  </w:style>
-  <w:style w:customStyle="1" w:styleId="Heading2Char" w:type="character">
-    <w:name w:val="Heading 2 Char"/>
-    <w:basedOn w:val="DefaultParagraphFont"/>
-    <w:link w:val="Heading2"/>
-    <w:uiPriority w:val="9"/>
-    <w:semiHidden/>
-    <w:rsid w:val="00A10FD9"/>
-    <w:rPr>
-      <w:rFonts w:asciiTheme="majorHAnsi" w:cstheme="majorBidi" w:eastAsiaTheme="majorEastAsia" w:hAnsiTheme="majorHAnsi"/>
-      <w:color w:themeColor="accent1" w:themeShade="BF" w:val="0F4761"/>
-      <w:sz w:val="32"/>
-      <w:szCs w:val="32"/>
-    </w:rPr>
-  </w:style>
-  <w:style w:customStyle="1" w:styleId="Heading3Char" w:type="character">
-    <w:name w:val="Heading 3 Char"/>
-    <w:basedOn w:val="DefaultParagraphFont"/>
-    <w:link w:val="Heading3"/>
-    <w:uiPriority w:val="9"/>
-    <w:semiHidden/>
-    <w:rsid w:val="00A10FD9"/>
-    <w:rPr>
-      <w:rFonts w:cstheme="majorBidi" w:eastAsiaTheme="majorEastAsia"/>
-      <w:color w:themeColor="accent1" w:themeShade="BF" w:val="0F4761"/>
-      <w:sz w:val="28"/>
-      <w:szCs w:val="28"/>
-    </w:rPr>
-  </w:style>
-  <w:style w:customStyle="1" w:styleId="Heading4Char" w:type="character">
-    <w:name w:val="Heading 4 Char"/>
-    <w:basedOn w:val="DefaultParagraphFont"/>
-    <w:link w:val="Heading4"/>
-    <w:uiPriority w:val="9"/>
-    <w:semiHidden/>
-    <w:rsid w:val="00A10FD9"/>
-    <w:rPr>
-      <w:rFonts w:cstheme="majorBidi" w:eastAsiaTheme="majorEastAsia"/>
-      <w:i/>
-      <w:iCs/>
-      <w:color w:themeColor="accent1" w:themeShade="BF" w:val="0F4761"/>
-    </w:rPr>
-  </w:style>
-  <w:style w:customStyle="1" w:styleId="Heading5Char" w:type="character">
-    <w:name w:val="Heading 5 Char"/>
-    <w:basedOn w:val="DefaultParagraphFont"/>
-    <w:link w:val="Heading5"/>
-    <w:uiPriority w:val="9"/>
-    <w:semiHidden/>
-    <w:rsid w:val="00A10FD9"/>
-    <w:rPr>
-      <w:rFonts w:cstheme="majorBidi" w:eastAsiaTheme="majorEastAsia"/>
-      <w:color w:themeColor="accent1" w:themeShade="BF" w:val="0F4761"/>
-    </w:rPr>
-  </w:style>
-  <w:style w:customStyle="1" w:styleId="Heading6Char" w:type="character">
-    <w:name w:val="Heading 6 Char"/>
-    <w:basedOn w:val="DefaultParagraphFont"/>
-    <w:link w:val="Heading6"/>
-    <w:uiPriority w:val="9"/>
-    <w:semiHidden/>
-    <w:rsid w:val="00A10FD9"/>
-    <w:rPr>
-      <w:rFonts w:cstheme="majorBidi" w:eastAsiaTheme="majorEastAsia"/>
-      <w:i/>
-      <w:iCs/>
-      <w:color w:themeColor="text1" w:themeTint="A6" w:val="595959"/>
-    </w:rPr>
-  </w:style>
-  <w:style w:customStyle="1" w:styleId="Heading7Char" w:type="character">
-    <w:name w:val="Heading 7 Char"/>
-    <w:basedOn w:val="DefaultParagraphFont"/>
-    <w:link w:val="Heading7"/>
-    <w:uiPriority w:val="9"/>
-    <w:semiHidden/>
-    <w:rsid w:val="00A10FD9"/>
-    <w:rPr>
-      <w:rFonts w:cstheme="majorBidi" w:eastAsiaTheme="majorEastAsia"/>
-      <w:color w:themeColor="text1" w:themeTint="A6" w:val="595959"/>
-    </w:rPr>
-  </w:style>
-  <w:style w:customStyle="1" w:styleId="Heading8Char" w:type="character">
-    <w:name w:val="Heading 8 Char"/>
-    <w:basedOn w:val="DefaultParagraphFont"/>
-    <w:link w:val="Heading8"/>
-    <w:uiPriority w:val="9"/>
-    <w:semiHidden/>
-    <w:rsid w:val="00A10FD9"/>
-    <w:rPr>
-      <w:rFonts w:cstheme="majorBidi" w:eastAsiaTheme="majorEastAsia"/>
-      <w:i/>
-      <w:iCs/>
-      <w:color w:themeColor="text1" w:themeTint="D8" w:val="272727"/>
-    </w:rPr>
-  </w:style>
-  <w:style w:customStyle="1" w:styleId="Heading9Char" w:type="character">
-    <w:name w:val="Heading 9 Char"/>
-    <w:basedOn w:val="DefaultParagraphFont"/>
-    <w:link w:val="Heading9"/>
-    <w:uiPriority w:val="9"/>
-    <w:semiHidden/>
-    <w:rsid w:val="00A10FD9"/>
-    <w:rPr>
-      <w:rFonts w:cstheme="majorBidi" w:eastAsiaTheme="majorEastAsia"/>
-      <w:color w:themeColor="text1" w:themeTint="D8" w:val="272727"/>
+      <w:color w:themeColor="accent1" w:val="4F81BD"/>
+      <w:sz w:val="24"/>
+      <w:szCs w:val="24"/>
     </w:rPr>
   </w:style>
   <w:style w:styleId="BlockText" w:type="paragraph">
@@ -8825,18 +8525,6 @@
     <w:uiPriority w:val="9"/>
     <w:unhideWhenUsed/>
     <w:qFormat/>
-  </w:style>
-  <w:style w:styleId="FootnoteBlockText" w:type="paragraph">
-    <w:name w:val="Footnote Block Text"/>
-    <w:basedOn w:val="FootnoteText"/>
-    <w:next w:val="FootnoteText"/>
-    <w:uiPriority w:val="9"/>
-    <w:unhideWhenUsed/>
-    <w:qFormat/>
-    <w:pPr>
-      <w:spacing w:after="100" w:before="100"/>
-      <w:ind w:firstLine="0" w:left="480" w:right="480"/>
-    </w:pPr>
   </w:style>
   <w:style w:default="1" w:styleId="DefaultParagraphFont" w:type="character">
     <w:name w:val="Default Paragraph Font"/>
@@ -8867,10 +8555,10 @@
         <w:jc w:val="left"/>
       </w:trPr>
       <w:tcPr>
+        <w:vAlign w:val="bottom"/>
         <w:tcBorders>
           <w:bottom w:val="single"/>
         </w:tcBorders>
-        <w:vAlign w:val="bottom"/>
       </w:tcPr>
     </w:tblStylePr>
   </w:style>
@@ -8985,8 +8673,8 @@
     <w:name w:val="KeywordTok"/>
     <w:basedOn w:val="VerbatimChar"/>
     <w:rPr>
+      <w:color w:val="007020"/>
       <w:b/>
-      <w:color w:val="007020"/>
     </w:rPr>
   </w:style>
   <w:style w:type="character" w:customStyle="1" w:styleId="DataTypeTok">
@@ -9062,43 +8750,40 @@
   <w:style w:type="character" w:customStyle="1" w:styleId="ImportTok">
     <w:name w:val="ImportTok"/>
     <w:basedOn w:val="VerbatimChar"/>
-    <w:rPr>
-      <w:b/>
-      <w:color w:val="008000"/>
-    </w:rPr>
+    <w:rPr/>
   </w:style>
   <w:style w:type="character" w:customStyle="1" w:styleId="CommentTok">
     <w:name w:val="CommentTok"/>
     <w:basedOn w:val="VerbatimChar"/>
     <w:rPr>
+      <w:color w:val="60a0b0"/>
       <w:i/>
-      <w:color w:val="60a0b0"/>
     </w:rPr>
   </w:style>
   <w:style w:type="character" w:customStyle="1" w:styleId="DocumentationTok">
     <w:name w:val="DocumentationTok"/>
     <w:basedOn w:val="VerbatimChar"/>
     <w:rPr>
+      <w:color w:val="ba2121"/>
       <w:i/>
-      <w:color w:val="ba2121"/>
     </w:rPr>
   </w:style>
   <w:style w:type="character" w:customStyle="1" w:styleId="AnnotationTok">
     <w:name w:val="AnnotationTok"/>
     <w:basedOn w:val="VerbatimChar"/>
     <w:rPr>
+      <w:color w:val="60a0b0"/>
       <w:b/>
       <w:i/>
-      <w:color w:val="60a0b0"/>
     </w:rPr>
   </w:style>
   <w:style w:type="character" w:customStyle="1" w:styleId="CommentVarTok">
     <w:name w:val="CommentVarTok"/>
     <w:basedOn w:val="VerbatimChar"/>
     <w:rPr>
+      <w:color w:val="60a0b0"/>
       <w:b/>
       <w:i/>
-      <w:color w:val="60a0b0"/>
     </w:rPr>
   </w:style>
   <w:style w:type="character" w:customStyle="1" w:styleId="OtherTok">
@@ -9126,8 +8811,8 @@
     <w:name w:val="ControlFlowTok"/>
     <w:basedOn w:val="VerbatimChar"/>
     <w:rPr>
+      <w:color w:val="007020"/>
       <w:b/>
-      <w:color w:val="007020"/>
     </w:rPr>
   </w:style>
   <w:style w:type="character" w:customStyle="1" w:styleId="OperatorTok">
@@ -9140,9 +8825,7 @@
   <w:style w:type="character" w:customStyle="1" w:styleId="BuiltInTok">
     <w:name w:val="BuiltInTok"/>
     <w:basedOn w:val="VerbatimChar"/>
-    <w:rPr>
-      <w:color w:val="008000"/>
-    </w:rPr>
+    <w:rPr/>
   </w:style>
   <w:style w:type="character" w:customStyle="1" w:styleId="ExtensionTok">
     <w:name w:val="ExtensionTok"/>
@@ -9172,34 +8855,34 @@
     <w:name w:val="InformationTok"/>
     <w:basedOn w:val="VerbatimChar"/>
     <w:rPr>
+      <w:color w:val="60a0b0"/>
       <w:b/>
       <w:i/>
-      <w:color w:val="60a0b0"/>
     </w:rPr>
   </w:style>
   <w:style w:type="character" w:customStyle="1" w:styleId="WarningTok">
     <w:name w:val="WarningTok"/>
     <w:basedOn w:val="VerbatimChar"/>
     <w:rPr>
+      <w:color w:val="60a0b0"/>
       <w:b/>
       <w:i/>
-      <w:color w:val="60a0b0"/>
     </w:rPr>
   </w:style>
   <w:style w:type="character" w:customStyle="1" w:styleId="AlertTok">
     <w:name w:val="AlertTok"/>
     <w:basedOn w:val="VerbatimChar"/>
     <w:rPr>
+      <w:color w:val="ff0000"/>
       <w:b/>
-      <w:color w:val="ff0000"/>
     </w:rPr>
   </w:style>
   <w:style w:type="character" w:customStyle="1" w:styleId="ErrorTok">
     <w:name w:val="ErrorTok"/>
     <w:basedOn w:val="VerbatimChar"/>
     <w:rPr>
+      <w:color w:val="ff0000"/>
       <w:b/>
-      <w:color w:val="ff0000"/>
     </w:rPr>
   </w:style>
   <w:style w:type="character" w:customStyle="1" w:styleId="NormalTok">
@@ -9221,44 +8904,44 @@
         <a:sysClr val="window" lastClr="FFFFFF"/>
       </a:lt1>
       <a:dk2>
-        <a:srgbClr val="0E2841"/>
+        <a:srgbClr val="1F497D"/>
       </a:dk2>
       <a:lt2>
-        <a:srgbClr val="E8E8E8"/>
+        <a:srgbClr val="EEECE1"/>
       </a:lt2>
       <a:accent1>
-        <a:srgbClr val="156082"/>
+        <a:srgbClr val="4F81BD"/>
       </a:accent1>
       <a:accent2>
-        <a:srgbClr val="E97132"/>
+        <a:srgbClr val="C0504D"/>
       </a:accent2>
       <a:accent3>
-        <a:srgbClr val="196B24"/>
+        <a:srgbClr val="9BBB59"/>
       </a:accent3>
       <a:accent4>
-        <a:srgbClr val="0F9ED5"/>
+        <a:srgbClr val="8064A2"/>
       </a:accent4>
       <a:accent5>
-        <a:srgbClr val="A02B93"/>
+        <a:srgbClr val="4BACC6"/>
       </a:accent5>
       <a:accent6>
-        <a:srgbClr val="4EA72E"/>
+        <a:srgbClr val="F79646"/>
       </a:accent6>
       <a:hlink>
-        <a:srgbClr val="467886"/>
+        <a:srgbClr val="0000FF"/>
       </a:hlink>
       <a:folHlink>
-        <a:srgbClr val="96607D"/>
+        <a:srgbClr val="800080"/>
       </a:folHlink>
     </a:clrScheme>
     <a:fontScheme name="Office">
       <a:majorFont>
-        <a:latin typeface="Aptos Display" panose="02110004020202020204"/>
+        <a:latin typeface="Calibri"/>
         <a:ea typeface=""/>
         <a:cs typeface=""/>
-        <a:font script="Jpan" typeface="游ゴシック Light"/>
+        <a:font script="Jpan" typeface="ＭＳ ゴシック"/>
         <a:font script="Hang" typeface="맑은 고딕"/>
-        <a:font script="Hans" typeface="等线 Light"/>
+        <a:font script="Hans" typeface="宋体"/>
         <a:font script="Hant" typeface="新細明體"/>
         <a:font script="Arab" typeface="Times New Roman"/>
         <a:font script="Hebr" typeface="Times New Roman"/>
@@ -9285,32 +8968,14 @@
         <a:font script="Mong" typeface="Mongolian Baiti"/>
         <a:font script="Viet" typeface="Times New Roman"/>
         <a:font script="Uigh" typeface="Microsoft Uighur"/>
-        <a:font script="Geor" typeface="Sylfaen"/>
-        <a:font script="Armn" typeface="Arial"/>
-        <a:font script="Bugi" typeface="Leelawadee UI"/>
-        <a:font script="Bopo" typeface="Microsoft JhengHei"/>
-        <a:font script="Java" typeface="Javanese Text"/>
-        <a:font script="Lisu" typeface="Segoe UI"/>
-        <a:font script="Mymr" typeface="Myanmar Text"/>
-        <a:font script="Nkoo" typeface="Ebrima"/>
-        <a:font script="Olck" typeface="Nirmala UI"/>
-        <a:font script="Osma" typeface="Ebrima"/>
-        <a:font script="Phag" typeface="Phagspa"/>
-        <a:font script="Syrn" typeface="Estrangelo Edessa"/>
-        <a:font script="Syrj" typeface="Estrangelo Edessa"/>
-        <a:font script="Syre" typeface="Estrangelo Edessa"/>
-        <a:font script="Sora" typeface="Nirmala UI"/>
-        <a:font script="Tale" typeface="Microsoft Tai Le"/>
-        <a:font script="Talu" typeface="Microsoft New Tai Lue"/>
-        <a:font script="Tfng" typeface="Ebrima"/>
       </a:majorFont>
       <a:minorFont>
-        <a:latin typeface="Aptos" panose="02110004020202020204"/>
+        <a:latin typeface="Cambria"/>
         <a:ea typeface=""/>
         <a:cs typeface=""/>
-        <a:font script="Jpan" typeface="游明朝"/>
+        <a:font script="Jpan" typeface="ＭＳ 明朝"/>
         <a:font script="Hang" typeface="맑은 고딕"/>
-        <a:font script="Hans" typeface="等线"/>
+        <a:font script="Hans" typeface="宋体"/>
         <a:font script="Hant" typeface="新細明體"/>
         <a:font script="Arab" typeface="Arial"/>
         <a:font script="Hebr" typeface="Arial"/>
@@ -9337,24 +9002,6 @@
         <a:font script="Mong" typeface="Mongolian Baiti"/>
         <a:font script="Viet" typeface="Arial"/>
         <a:font script="Uigh" typeface="Microsoft Uighur"/>
-        <a:font script="Geor" typeface="Sylfaen"/>
-        <a:font script="Armn" typeface="Arial"/>
-        <a:font script="Bugi" typeface="Leelawadee UI"/>
-        <a:font script="Bopo" typeface="Microsoft JhengHei"/>
-        <a:font script="Java" typeface="Javanese Text"/>
-        <a:font script="Lisu" typeface="Segoe UI"/>
-        <a:font script="Mymr" typeface="Myanmar Text"/>
-        <a:font script="Nkoo" typeface="Ebrima"/>
-        <a:font script="Olck" typeface="Nirmala UI"/>
-        <a:font script="Osma" typeface="Ebrima"/>
-        <a:font script="Phag" typeface="Phagspa"/>
-        <a:font script="Syrn" typeface="Estrangelo Edessa"/>
-        <a:font script="Syrj" typeface="Estrangelo Edessa"/>
-        <a:font script="Syre" typeface="Estrangelo Edessa"/>
-        <a:font script="Sora" typeface="Nirmala UI"/>
-        <a:font script="Tale" typeface="Microsoft Tai Le"/>
-        <a:font script="Talu" typeface="Microsoft New Tai Lue"/>
-        <a:font script="Tfng" typeface="Ebrima"/>
       </a:minorFont>
     </a:fontScheme>
     <a:fmtScheme name="Office">
@@ -9366,141 +9013,200 @@
           <a:gsLst>
             <a:gs pos="0">
               <a:schemeClr val="phClr">
-                <a:lumMod val="110000"/>
-                <a:satMod val="105000"/>
-                <a:tint val="67000"/>
+                <a:tint val="50000"/>
+                <a:satMod val="300000"/>
               </a:schemeClr>
             </a:gs>
-            <a:gs pos="50000">
+            <a:gs pos="35000">
               <a:schemeClr val="phClr">
-                <a:lumMod val="105000"/>
-                <a:satMod val="103000"/>
-                <a:tint val="73000"/>
+                <a:tint val="37000"/>
+                <a:satMod val="300000"/>
               </a:schemeClr>
             </a:gs>
             <a:gs pos="100000">
               <a:schemeClr val="phClr">
-                <a:lumMod val="105000"/>
-                <a:satMod val="109000"/>
-                <a:tint val="81000"/>
+                <a:tint val="15000"/>
+                <a:satMod val="350000"/>
               </a:schemeClr>
             </a:gs>
           </a:gsLst>
-          <a:lin ang="5400000" scaled="0"/>
+          <a:lin ang="16200000" scaled="1"/>
         </a:gradFill>
         <a:gradFill rotWithShape="1">
           <a:gsLst>
             <a:gs pos="0">
               <a:schemeClr val="phClr">
-                <a:satMod val="103000"/>
-                <a:lumMod val="102000"/>
-                <a:tint val="94000"/>
-              </a:schemeClr>
-            </a:gs>
-            <a:gs pos="50000">
-              <a:schemeClr val="phClr">
-                <a:satMod val="110000"/>
-                <a:lumMod val="100000"/>
+                <a:tint val="100000"/>
                 <a:shade val="100000"/>
+                <a:satMod val="130000"/>
               </a:schemeClr>
             </a:gs>
             <a:gs pos="100000">
               <a:schemeClr val="phClr">
-                <a:lumMod val="99000"/>
-                <a:satMod val="120000"/>
-                <a:shade val="78000"/>
+                <a:tint val="50000"/>
+                <a:shade val="100000"/>
+                <a:satMod val="350000"/>
               </a:schemeClr>
             </a:gs>
           </a:gsLst>
-          <a:lin ang="5400000" scaled="0"/>
+          <a:lin ang="16200000" scaled="0"/>
         </a:gradFill>
       </a:fillStyleLst>
       <a:lnStyleLst>
-        <a:ln w="6350" cap="flat" cmpd="sng" algn="ctr">
+        <a:ln w="9525" cap="flat" cmpd="sng" algn="ctr">
+          <a:solidFill>
+            <a:schemeClr val="phClr">
+              <a:shade val="95000"/>
+              <a:satMod val="105000"/>
+            </a:schemeClr>
+          </a:solidFill>
+          <a:prstDash val="solid"/>
+        </a:ln>
+        <a:ln w="25400" cap="flat" cmpd="sng" algn="ctr">
           <a:solidFill>
             <a:schemeClr val="phClr"/>
           </a:solidFill>
           <a:prstDash val="solid"/>
-          <a:miter lim="800000"/>
         </a:ln>
-        <a:ln w="12700" cap="flat" cmpd="sng" algn="ctr">
+        <a:ln w="38100" cap="flat" cmpd="sng" algn="ctr">
           <a:solidFill>
             <a:schemeClr val="phClr"/>
           </a:solidFill>
           <a:prstDash val="solid"/>
-          <a:miter lim="800000"/>
-        </a:ln>
-        <a:ln w="19050" cap="flat" cmpd="sng" algn="ctr">
-          <a:solidFill>
-            <a:schemeClr val="phClr"/>
-          </a:solidFill>
-          <a:prstDash val="solid"/>
-          <a:miter lim="800000"/>
         </a:ln>
       </a:lnStyleLst>
       <a:effectStyleLst>
         <a:effectStyle>
-          <a:effectLst/>
-        </a:effectStyle>
-        <a:effectStyle>
-          <a:effectLst/>
+          <a:effectLst>
+            <a:outerShdw blurRad="40000" dist="20000" dir="5400000" rotWithShape="0">
+              <a:srgbClr val="000000">
+                <a:alpha val="38000"/>
+              </a:srgbClr>
+            </a:outerShdw>
+          </a:effectLst>
         </a:effectStyle>
         <a:effectStyle>
           <a:effectLst>
-            <a:outerShdw blurRad="57150" dist="19050" dir="5400000" algn="ctr" rotWithShape="0">
+            <a:outerShdw blurRad="40000" dist="23000" dir="5400000" rotWithShape="0">
               <a:srgbClr val="000000">
-                <a:alpha val="63000"/>
+                <a:alpha val="35000"/>
               </a:srgbClr>
             </a:outerShdw>
           </a:effectLst>
+        </a:effectStyle>
+        <a:effectStyle>
+          <a:effectLst>
+            <a:outerShdw blurRad="40000" dist="23000" dir="5400000" rotWithShape="0">
+              <a:srgbClr val="000000">
+                <a:alpha val="35000"/>
+              </a:srgbClr>
+            </a:outerShdw>
+          </a:effectLst>
+          <a:scene3d>
+            <a:camera prst="orthographicFront">
+              <a:rot lat="0" lon="0" rev="0"/>
+            </a:camera>
+            <a:lightRig rig="threePt" dir="t">
+              <a:rot lat="0" lon="0" rev="1200000"/>
+            </a:lightRig>
+          </a:scene3d>
+          <a:sp3d>
+            <a:bevelT w="63500" h="25400"/>
+          </a:sp3d>
         </a:effectStyle>
       </a:effectStyleLst>
       <a:bgFillStyleLst>
         <a:solidFill>
           <a:schemeClr val="phClr"/>
         </a:solidFill>
-        <a:solidFill>
-          <a:schemeClr val="phClr">
-            <a:tint val="95000"/>
-            <a:satMod val="170000"/>
-          </a:schemeClr>
-        </a:solidFill>
         <a:gradFill rotWithShape="1">
           <a:gsLst>
             <a:gs pos="0">
               <a:schemeClr val="phClr">
-                <a:tint val="93000"/>
-                <a:satMod val="150000"/>
-                <a:shade val="98000"/>
-                <a:lumMod val="102000"/>
+                <a:tint val="40000"/>
+                <a:satMod val="350000"/>
               </a:schemeClr>
             </a:gs>
-            <a:gs pos="50000">
+            <a:gs pos="40000">
               <a:schemeClr val="phClr">
-                <a:tint val="98000"/>
-                <a:satMod val="130000"/>
-                <a:shade val="90000"/>
-                <a:lumMod val="103000"/>
+                <a:tint val="45000"/>
+                <a:shade val="99000"/>
+                <a:satMod val="350000"/>
               </a:schemeClr>
             </a:gs>
             <a:gs pos="100000">
               <a:schemeClr val="phClr">
-                <a:shade val="63000"/>
-                <a:satMod val="120000"/>
+                <a:shade val="20000"/>
+                <a:satMod val="255000"/>
               </a:schemeClr>
             </a:gs>
           </a:gsLst>
-          <a:lin ang="5400000" scaled="0"/>
+          <a:path path="circle">
+            <a:fillToRect l="50000" t="-80000" r="50000" b="180000"/>
+          </a:path>
+        </a:gradFill>
+        <a:gradFill rotWithShape="1">
+          <a:gsLst>
+            <a:gs pos="0">
+              <a:schemeClr val="phClr">
+                <a:tint val="80000"/>
+                <a:satMod val="300000"/>
+              </a:schemeClr>
+            </a:gs>
+            <a:gs pos="100000">
+              <a:schemeClr val="phClr">
+                <a:shade val="30000"/>
+                <a:satMod val="200000"/>
+              </a:schemeClr>
+            </a:gs>
+          </a:gsLst>
+          <a:path path="circle">
+            <a:fillToRect l="50000" t="50000" r="50000" b="50000"/>
+          </a:path>
         </a:gradFill>
       </a:bgFillStyleLst>
     </a:fmtScheme>
   </a:themeElements>
-  <a:objectDefaults/>
+  <a:objectDefaults>
+    <a:spDef>
+      <a:spPr/>
+      <a:bodyPr/>
+      <a:lstStyle/>
+      <a:style>
+        <a:lnRef idx="1">
+          <a:schemeClr val="accent1"/>
+        </a:lnRef>
+        <a:fillRef idx="3">
+          <a:schemeClr val="accent1"/>
+        </a:fillRef>
+        <a:effectRef idx="2">
+          <a:schemeClr val="accent1"/>
+        </a:effectRef>
+        <a:fontRef idx="minor">
+          <a:schemeClr val="lt1"/>
+        </a:fontRef>
+      </a:style>
+    </a:spDef>
+    <a:lnDef>
+      <a:spPr/>
+      <a:bodyPr/>
+      <a:lstStyle/>
+      <a:style>
+        <a:lnRef idx="2">
+          <a:schemeClr val="accent1"/>
+        </a:lnRef>
+        <a:fillRef idx="0">
+          <a:schemeClr val="accent1"/>
+        </a:fillRef>
+        <a:effectRef idx="1">
+          <a:schemeClr val="accent1"/>
+        </a:effectRef>
+        <a:fontRef idx="minor">
+          <a:schemeClr val="tx1"/>
+        </a:fontRef>
+      </a:style>
+    </a:lnDef>
+  </a:objectDefaults>
   <a:extraClrSchemeLst/>
-  <a:extLst>
-    <a:ext uri="{05A4C25C-085E-4340-85A3-A5531E510DB2}">
-      <thm15:themeFamily xmlns:thm15="http://schemas.microsoft.com/office/thememl/2012/main" name="Office Theme" id="{2E142A2C-CD16-42D6-873A-C26D2A0506FA}" vid="{1BDDFF52-6CD6-40A5-AB3C-68EB2F1E4D0A}"/>
-    </a:ext>
-  </a:extLst>
 </a:theme>
 </file>
--- a/submission-report.docx
+++ b/submission-report.docx
@@ -19,7 +19,7 @@
         </w:numPr>
       </w:pPr>
       <w:r>
-        <w:t xml:space="preserve">Submission generated at 08/31/2026 at 08:18:48</w:t>
+        <w:t xml:space="preserve">Submission generated at 08/31/2026 at 14:30:30</w:t>
       </w:r>
     </w:p>
     <w:p>
@@ -30,7 +30,7 @@
         </w:numPr>
       </w:pPr>
       <w:r>
-        <w:t xml:space="preserve">Machine info: Linux onyx.boisestate.edu 5.14.0-687.12.1.el9_8.x86_64 #1 SMP PREEMPT_DYNAMIC Mon May 25 06:29:57 EDT 2026 x86_64 x86_64 x86_64 GNU/Linux</w:t>
+        <w:t xml:space="preserve">Machine info: Linux runnervmgx7h7 6.17.0-1022-azure #22-Ubuntu SMP Mon Jul 27 17:24:03 UTC 2026 x86_64 x86_64 x86_64 GNU/Linux</w:t>
       </w:r>
     </w:p>
     <w:bookmarkStart w:id="20" w:name="note-to-students"/>
@@ -113,7 +113,7 @@
       </w:r>
     </w:p>
     <w:bookmarkEnd w:id="24"/>
-    <w:bookmarkStart w:id="38" w:name="p0---compile-test-debug"/>
+    <w:bookmarkStart w:id="39" w:name="p0---compile-test-debug"/>
     <w:p>
       <w:pPr>
         <w:pStyle w:val="Heading1"/>
@@ -124,11 +124,11 @@
     </w:p>
     <w:p>
       <w:pPr>
+        <w:pStyle w:val="Compact"/>
         <w:numPr>
           <w:ilvl w:val="0"/>
           <w:numId w:val="1002"/>
         </w:numPr>
-        <w:pStyle w:val="Compact"/>
       </w:pPr>
       <w:r>
         <w:t xml:space="preserve">Name: Pierre Aryee</w:t>
@@ -136,11 +136,11 @@
     </w:p>
     <w:p>
       <w:pPr>
+        <w:pStyle w:val="Compact"/>
         <w:numPr>
           <w:ilvl w:val="0"/>
           <w:numId w:val="1002"/>
         </w:numPr>
-        <w:pStyle w:val="Compact"/>
       </w:pPr>
       <w:r>
         <w:t xml:space="preserve">Email: perryaryee@u.boisestate.edu</w:t>
@@ -148,11 +148,11 @@
     </w:p>
     <w:p>
       <w:pPr>
+        <w:pStyle w:val="Compact"/>
         <w:numPr>
           <w:ilvl w:val="0"/>
           <w:numId w:val="1002"/>
         </w:numPr>
-        <w:pStyle w:val="Compact"/>
       </w:pPr>
       <w:r>
         <w:t xml:space="preserve">Class: CS525-001</w:t>
@@ -306,7 +306,7 @@
         <w:rPr>
           <w:rStyle w:val="StringTok"/>
         </w:rPr>
-        <w:t xml:space="preserve">'/home/PERRYARYEE/Computer-Networks-CS525'</w:t>
+        <w:t xml:space="preserve">'/home/runner/work/Computer-Networks-CS525/Computer-Networks-CS525'</w:t>
       </w:r>
       <w:r>
         <w:br/>
@@ -426,6 +426,138 @@
         <w:rPr>
           <w:rStyle w:val="NormalTok"/>
         </w:rPr>
+        <w:t xml:space="preserve"> src/main.c </w:t>
+      </w:r>
+      <w:r>
+        <w:rPr>
+          <w:rStyle w:val="AttributeTok"/>
+        </w:rPr>
+        <w:t xml:space="preserve">-o</w:t>
+      </w:r>
+      <w:r>
+        <w:rPr>
+          <w:rStyle w:val="NormalTok"/>
+        </w:rPr>
+        <w:t xml:space="preserve"> build/debug/main.c.o</w:t>
+      </w:r>
+      <w:r>
+        <w:br/>
+      </w:r>
+      <w:r>
+        <w:rPr>
+          <w:rStyle w:val="FunctionTok"/>
+        </w:rPr>
+        <w:t xml:space="preserve">mkdir</w:t>
+      </w:r>
+      <w:r>
+        <w:rPr>
+          <w:rStyle w:val="NormalTok"/>
+        </w:rPr>
+        <w:t xml:space="preserve"> </w:t>
+      </w:r>
+      <w:r>
+        <w:rPr>
+          <w:rStyle w:val="AttributeTok"/>
+        </w:rPr>
+        <w:t xml:space="preserve">-p</w:t>
+      </w:r>
+      <w:r>
+        <w:rPr>
+          <w:rStyle w:val="NormalTok"/>
+        </w:rPr>
+        <w:t xml:space="preserve"> build/debug</w:t>
+      </w:r>
+      <w:r>
+        <w:br/>
+      </w:r>
+      <w:r>
+        <w:rPr>
+          <w:rStyle w:val="FunctionTok"/>
+        </w:rPr>
+        <w:t xml:space="preserve">cc</w:t>
+      </w:r>
+      <w:r>
+        <w:rPr>
+          <w:rStyle w:val="NormalTok"/>
+        </w:rPr>
+        <w:t xml:space="preserve"> </w:t>
+      </w:r>
+      <w:r>
+        <w:rPr>
+          <w:rStyle w:val="AttributeTok"/>
+        </w:rPr>
+        <w:t xml:space="preserve">-g</w:t>
+      </w:r>
+      <w:r>
+        <w:rPr>
+          <w:rStyle w:val="NormalTok"/>
+        </w:rPr>
+        <w:t xml:space="preserve"> </w:t>
+      </w:r>
+      <w:r>
+        <w:rPr>
+          <w:rStyle w:val="AttributeTok"/>
+        </w:rPr>
+        <w:t xml:space="preserve">-O0</w:t>
+      </w:r>
+      <w:r>
+        <w:rPr>
+          <w:rStyle w:val="NormalTok"/>
+        </w:rPr>
+        <w:t xml:space="preserve"> </w:t>
+      </w:r>
+      <w:r>
+        <w:rPr>
+          <w:rStyle w:val="AttributeTok"/>
+        </w:rPr>
+        <w:t xml:space="preserve">-DDEBUG</w:t>
+      </w:r>
+      <w:r>
+        <w:rPr>
+          <w:rStyle w:val="NormalTok"/>
+        </w:rPr>
+        <w:t xml:space="preserve"> </w:t>
+      </w:r>
+      <w:r>
+        <w:rPr>
+          <w:rStyle w:val="AttributeTok"/>
+        </w:rPr>
+        <w:t xml:space="preserve">-fno-omit-frame-pointer</w:t>
+      </w:r>
+      <w:r>
+        <w:rPr>
+          <w:rStyle w:val="NormalTok"/>
+        </w:rPr>
+        <w:t xml:space="preserve"> </w:t>
+      </w:r>
+      <w:r>
+        <w:rPr>
+          <w:rStyle w:val="AttributeTok"/>
+        </w:rPr>
+        <w:t xml:space="preserve">-fsanitize</w:t>
+      </w:r>
+      <w:r>
+        <w:rPr>
+          <w:rStyle w:val="OperatorTok"/>
+        </w:rPr>
+        <w:t xml:space="preserve">=</w:t>
+      </w:r>
+      <w:r>
+        <w:rPr>
+          <w:rStyle w:val="NormalTok"/>
+        </w:rPr>
+        <w:t xml:space="preserve">address </w:t>
+      </w:r>
+      <w:r>
+        <w:rPr>
+          <w:rStyle w:val="AttributeTok"/>
+        </w:rPr>
+        <w:t xml:space="preserve">-c</w:t>
+      </w:r>
+      <w:r>
+        <w:rPr>
+          <w:rStyle w:val="NormalTok"/>
+        </w:rPr>
         <w:t xml:space="preserve"> src/lab.c </w:t>
       </w:r>
       <w:r>
@@ -447,6 +579,207 @@
         <w:rPr>
           <w:rStyle w:val="FunctionTok"/>
         </w:rPr>
+        <w:t xml:space="preserve">cc</w:t>
+      </w:r>
+      <w:r>
+        <w:rPr>
+          <w:rStyle w:val="NormalTok"/>
+        </w:rPr>
+        <w:t xml:space="preserve"> </w:t>
+      </w:r>
+      <w:r>
+        <w:rPr>
+          <w:rStyle w:val="AttributeTok"/>
+        </w:rPr>
+        <w:t xml:space="preserve">-g</w:t>
+      </w:r>
+      <w:r>
+        <w:rPr>
+          <w:rStyle w:val="NormalTok"/>
+        </w:rPr>
+        <w:t xml:space="preserve"> </w:t>
+      </w:r>
+      <w:r>
+        <w:rPr>
+          <w:rStyle w:val="AttributeTok"/>
+        </w:rPr>
+        <w:t xml:space="preserve">-O0</w:t>
+      </w:r>
+      <w:r>
+        <w:rPr>
+          <w:rStyle w:val="NormalTok"/>
+        </w:rPr>
+        <w:t xml:space="preserve"> </w:t>
+      </w:r>
+      <w:r>
+        <w:rPr>
+          <w:rStyle w:val="AttributeTok"/>
+        </w:rPr>
+        <w:t xml:space="preserve">-DDEBUG</w:t>
+      </w:r>
+      <w:r>
+        <w:rPr>
+          <w:rStyle w:val="NormalTok"/>
+        </w:rPr>
+        <w:t xml:space="preserve"> </w:t>
+      </w:r>
+      <w:r>
+        <w:rPr>
+          <w:rStyle w:val="AttributeTok"/>
+        </w:rPr>
+        <w:t xml:space="preserve">-fno-omit-frame-pointer</w:t>
+      </w:r>
+      <w:r>
+        <w:rPr>
+          <w:rStyle w:val="NormalTok"/>
+        </w:rPr>
+        <w:t xml:space="preserve"> </w:t>
+      </w:r>
+      <w:r>
+        <w:rPr>
+          <w:rStyle w:val="AttributeTok"/>
+        </w:rPr>
+        <w:t xml:space="preserve">-fsanitize</w:t>
+      </w:r>
+      <w:r>
+        <w:rPr>
+          <w:rStyle w:val="OperatorTok"/>
+        </w:rPr>
+        <w:t xml:space="preserve">=</w:t>
+      </w:r>
+      <w:r>
+        <w:rPr>
+          <w:rStyle w:val="NormalTok"/>
+        </w:rPr>
+        <w:t xml:space="preserve">address build/debug/main.c.o build/debug/lab.c.o </w:t>
+      </w:r>
+      <w:r>
+        <w:rPr>
+          <w:rStyle w:val="AttributeTok"/>
+        </w:rPr>
+        <w:t xml:space="preserve">-o</w:t>
+      </w:r>
+      <w:r>
+        <w:rPr>
+          <w:rStyle w:val="NormalTok"/>
+        </w:rPr>
+        <w:t xml:space="preserve"> build/debug/myapp_d </w:t>
+      </w:r>
+      <w:r>
+        <w:rPr>
+          <w:rStyle w:val="AttributeTok"/>
+        </w:rPr>
+        <w:t xml:space="preserve">-fsanitize</w:t>
+      </w:r>
+      <w:r>
+        <w:rPr>
+          <w:rStyle w:val="OperatorTok"/>
+        </w:rPr>
+        <w:t xml:space="preserve">=</w:t>
+      </w:r>
+      <w:r>
+        <w:rPr>
+          <w:rStyle w:val="NormalTok"/>
+        </w:rPr>
+        <w:t xml:space="preserve">address</w:t>
+      </w:r>
+      <w:r>
+        <w:br/>
+      </w:r>
+      <w:r>
+        <w:rPr>
+          <w:rStyle w:val="VariableTok"/>
+        </w:rPr>
+        <w:t xml:space="preserve">make</w:t>
+      </w:r>
+      <w:r>
+        <w:rPr>
+          <w:rStyle w:val="OperatorTok"/>
+        </w:rPr>
+        <w:t xml:space="preserve">[</w:t>
+      </w:r>
+      <w:r>
+        <w:rPr>
+          <w:rStyle w:val="DecValTok"/>
+        </w:rPr>
+        <w:t xml:space="preserve">1</w:t>
+      </w:r>
+      <w:r>
+        <w:rPr>
+          <w:rStyle w:val="OperatorTok"/>
+        </w:rPr>
+        <w:t xml:space="preserve">]</w:t>
+      </w:r>
+      <w:r>
+        <w:rPr>
+          <w:rStyle w:val="ExtensionTok"/>
+        </w:rPr>
+        <w:t xml:space="preserve">:</w:t>
+      </w:r>
+      <w:r>
+        <w:rPr>
+          <w:rStyle w:val="NormalTok"/>
+        </w:rPr>
+        <w:t xml:space="preserve"> Leaving directory </w:t>
+      </w:r>
+      <w:r>
+        <w:rPr>
+          <w:rStyle w:val="StringTok"/>
+        </w:rPr>
+        <w:t xml:space="preserve">'/home/runner/work/Computer-Networks-CS525/Computer-Networks-CS525'</w:t>
+      </w:r>
+      <w:r>
+        <w:br/>
+      </w:r>
+      <w:r>
+        <w:rPr>
+          <w:rStyle w:val="VariableTok"/>
+        </w:rPr>
+        <w:t xml:space="preserve">make</w:t>
+      </w:r>
+      <w:r>
+        <w:rPr>
+          <w:rStyle w:val="OperatorTok"/>
+        </w:rPr>
+        <w:t xml:space="preserve">[</w:t>
+      </w:r>
+      <w:r>
+        <w:rPr>
+          <w:rStyle w:val="DecValTok"/>
+        </w:rPr>
+        <w:t xml:space="preserve">1</w:t>
+      </w:r>
+      <w:r>
+        <w:rPr>
+          <w:rStyle w:val="OperatorTok"/>
+        </w:rPr>
+        <w:t xml:space="preserve">]</w:t>
+      </w:r>
+      <w:r>
+        <w:rPr>
+          <w:rStyle w:val="ExtensionTok"/>
+        </w:rPr>
+        <w:t xml:space="preserve">:</w:t>
+      </w:r>
+      <w:r>
+        <w:rPr>
+          <w:rStyle w:val="NormalTok"/>
+        </w:rPr>
+        <w:t xml:space="preserve"> Entering directory </w:t>
+      </w:r>
+      <w:r>
+        <w:rPr>
+          <w:rStyle w:val="StringTok"/>
+        </w:rPr>
+        <w:t xml:space="preserve">'/home/runner/work/Computer-Networks-CS525/Computer-Networks-CS525'</w:t>
+      </w:r>
+      <w:r>
+        <w:br/>
+      </w:r>
+      <w:r>
+        <w:rPr>
+          <w:rStyle w:val="FunctionTok"/>
+        </w:rPr>
         <w:t xml:space="preserve">mkdir</w:t>
       </w:r>
       <w:r>
@@ -465,7 +798,7 @@
         <w:rPr>
           <w:rStyle w:val="NormalTok"/>
         </w:rPr>
-        <w:t xml:space="preserve"> build/debug</w:t>
+        <w:t xml:space="preserve"> build/release</w:t>
       </w:r>
       <w:r>
         <w:br/>
@@ -486,6 +819,921 @@
         <w:rPr>
           <w:rStyle w:val="AttributeTok"/>
         </w:rPr>
+        <w:t xml:space="preserve">-Wall</w:t>
+      </w:r>
+      <w:r>
+        <w:rPr>
+          <w:rStyle w:val="NormalTok"/>
+        </w:rPr>
+        <w:t xml:space="preserve"> </w:t>
+      </w:r>
+      <w:r>
+        <w:rPr>
+          <w:rStyle w:val="AttributeTok"/>
+        </w:rPr>
+        <w:t xml:space="preserve">-Wextra</w:t>
+      </w:r>
+      <w:r>
+        <w:rPr>
+          <w:rStyle w:val="NormalTok"/>
+        </w:rPr>
+        <w:t xml:space="preserve"> </w:t>
+      </w:r>
+      <w:r>
+        <w:rPr>
+          <w:rStyle w:val="AttributeTok"/>
+        </w:rPr>
+        <w:t xml:space="preserve">-O2</w:t>
+      </w:r>
+      <w:r>
+        <w:rPr>
+          <w:rStyle w:val="NormalTok"/>
+        </w:rPr>
+        <w:t xml:space="preserve"> </w:t>
+      </w:r>
+      <w:r>
+        <w:rPr>
+          <w:rStyle w:val="AttributeTok"/>
+        </w:rPr>
+        <w:t xml:space="preserve">-fPIE</w:t>
+      </w:r>
+      <w:r>
+        <w:rPr>
+          <w:rStyle w:val="NormalTok"/>
+        </w:rPr>
+        <w:t xml:space="preserve"> </w:t>
+      </w:r>
+      <w:r>
+        <w:rPr>
+          <w:rStyle w:val="AttributeTok"/>
+        </w:rPr>
+        <w:t xml:space="preserve">-MMD</w:t>
+      </w:r>
+      <w:r>
+        <w:rPr>
+          <w:rStyle w:val="NormalTok"/>
+        </w:rPr>
+        <w:t xml:space="preserve"> </w:t>
+      </w:r>
+      <w:r>
+        <w:rPr>
+          <w:rStyle w:val="AttributeTok"/>
+        </w:rPr>
+        <w:t xml:space="preserve">-MP</w:t>
+      </w:r>
+      <w:r>
+        <w:rPr>
+          <w:rStyle w:val="NormalTok"/>
+        </w:rPr>
+        <w:t xml:space="preserve"> </w:t>
+      </w:r>
+      <w:r>
+        <w:rPr>
+          <w:rStyle w:val="AttributeTok"/>
+        </w:rPr>
+        <w:t xml:space="preserve">-Wformat</w:t>
+      </w:r>
+      <w:r>
+        <w:rPr>
+          <w:rStyle w:val="NormalTok"/>
+        </w:rPr>
+        <w:t xml:space="preserve"> </w:t>
+      </w:r>
+      <w:r>
+        <w:rPr>
+          <w:rStyle w:val="AttributeTok"/>
+        </w:rPr>
+        <w:t xml:space="preserve">-Wformat</w:t>
+      </w:r>
+      <w:r>
+        <w:rPr>
+          <w:rStyle w:val="OperatorTok"/>
+        </w:rPr>
+        <w:t xml:space="preserve">=</w:t>
+      </w:r>
+      <w:r>
+        <w:rPr>
+          <w:rStyle w:val="NormalTok"/>
+        </w:rPr>
+        <w:t xml:space="preserve">2 </w:t>
+      </w:r>
+      <w:r>
+        <w:rPr>
+          <w:rStyle w:val="AttributeTok"/>
+        </w:rPr>
+        <w:t xml:space="preserve">-Wconversion</w:t>
+      </w:r>
+      <w:r>
+        <w:rPr>
+          <w:rStyle w:val="NormalTok"/>
+        </w:rPr>
+        <w:t xml:space="preserve"> </w:t>
+      </w:r>
+      <w:r>
+        <w:rPr>
+          <w:rStyle w:val="AttributeTok"/>
+        </w:rPr>
+        <w:t xml:space="preserve">-Wsign-conversion</w:t>
+      </w:r>
+      <w:r>
+        <w:rPr>
+          <w:rStyle w:val="NormalTok"/>
+        </w:rPr>
+        <w:t xml:space="preserve"> </w:t>
+      </w:r>
+      <w:r>
+        <w:rPr>
+          <w:rStyle w:val="AttributeTok"/>
+        </w:rPr>
+        <w:t xml:space="preserve">-Wimplicit-fallthrough</w:t>
+      </w:r>
+      <w:r>
+        <w:rPr>
+          <w:rStyle w:val="NormalTok"/>
+        </w:rPr>
+        <w:t xml:space="preserve"> </w:t>
+      </w:r>
+      <w:r>
+        <w:rPr>
+          <w:rStyle w:val="AttributeTok"/>
+        </w:rPr>
+        <w:t xml:space="preserve">-fstack-protector-strong</w:t>
+      </w:r>
+      <w:r>
+        <w:rPr>
+          <w:rStyle w:val="NormalTok"/>
+        </w:rPr>
+        <w:t xml:space="preserve"> </w:t>
+      </w:r>
+      <w:r>
+        <w:rPr>
+          <w:rStyle w:val="AttributeTok"/>
+        </w:rPr>
+        <w:t xml:space="preserve">-Werror</w:t>
+      </w:r>
+      <w:r>
+        <w:rPr>
+          <w:rStyle w:val="OperatorTok"/>
+        </w:rPr>
+        <w:t xml:space="preserve">=</w:t>
+      </w:r>
+      <w:r>
+        <w:rPr>
+          <w:rStyle w:val="NormalTok"/>
+        </w:rPr>
+        <w:t xml:space="preserve">format-security </w:t>
+      </w:r>
+      <w:r>
+        <w:rPr>
+          <w:rStyle w:val="AttributeTok"/>
+        </w:rPr>
+        <w:t xml:space="preserve">-Werror</w:t>
+      </w:r>
+      <w:r>
+        <w:rPr>
+          <w:rStyle w:val="OperatorTok"/>
+        </w:rPr>
+        <w:t xml:space="preserve">=</w:t>
+      </w:r>
+      <w:r>
+        <w:rPr>
+          <w:rStyle w:val="NormalTok"/>
+        </w:rPr>
+        <w:t xml:space="preserve">implicit </w:t>
+      </w:r>
+      <w:r>
+        <w:rPr>
+          <w:rStyle w:val="AttributeTok"/>
+        </w:rPr>
+        <w:t xml:space="preserve">-Werror</w:t>
+      </w:r>
+      <w:r>
+        <w:rPr>
+          <w:rStyle w:val="OperatorTok"/>
+        </w:rPr>
+        <w:t xml:space="preserve">=</w:t>
+      </w:r>
+      <w:r>
+        <w:rPr>
+          <w:rStyle w:val="NormalTok"/>
+        </w:rPr>
+        <w:t xml:space="preserve">incompatible-pointer-types </w:t>
+      </w:r>
+      <w:r>
+        <w:rPr>
+          <w:rStyle w:val="AttributeTok"/>
+        </w:rPr>
+        <w:t xml:space="preserve">-Werror</w:t>
+      </w:r>
+      <w:r>
+        <w:rPr>
+          <w:rStyle w:val="OperatorTok"/>
+        </w:rPr>
+        <w:t xml:space="preserve">=</w:t>
+      </w:r>
+      <w:r>
+        <w:rPr>
+          <w:rStyle w:val="NormalTok"/>
+        </w:rPr>
+        <w:t xml:space="preserve">int-conversion </w:t>
+      </w:r>
+      <w:r>
+        <w:rPr>
+          <w:rStyle w:val="AttributeTok"/>
+        </w:rPr>
+        <w:t xml:space="preserve">-c</w:t>
+      </w:r>
+      <w:r>
+        <w:rPr>
+          <w:rStyle w:val="NormalTok"/>
+        </w:rPr>
+        <w:t xml:space="preserve"> src/main.c </w:t>
+      </w:r>
+      <w:r>
+        <w:rPr>
+          <w:rStyle w:val="AttributeTok"/>
+        </w:rPr>
+        <w:t xml:space="preserve">-o</w:t>
+      </w:r>
+      <w:r>
+        <w:rPr>
+          <w:rStyle w:val="NormalTok"/>
+        </w:rPr>
+        <w:t xml:space="preserve"> build/release/main.c.o</w:t>
+      </w:r>
+      <w:r>
+        <w:br/>
+      </w:r>
+      <w:r>
+        <w:rPr>
+          <w:rStyle w:val="FunctionTok"/>
+        </w:rPr>
+        <w:t xml:space="preserve">mkdir</w:t>
+      </w:r>
+      <w:r>
+        <w:rPr>
+          <w:rStyle w:val="NormalTok"/>
+        </w:rPr>
+        <w:t xml:space="preserve"> </w:t>
+      </w:r>
+      <w:r>
+        <w:rPr>
+          <w:rStyle w:val="AttributeTok"/>
+        </w:rPr>
+        <w:t xml:space="preserve">-p</w:t>
+      </w:r>
+      <w:r>
+        <w:rPr>
+          <w:rStyle w:val="NormalTok"/>
+        </w:rPr>
+        <w:t xml:space="preserve"> build/release</w:t>
+      </w:r>
+      <w:r>
+        <w:br/>
+      </w:r>
+      <w:r>
+        <w:rPr>
+          <w:rStyle w:val="FunctionTok"/>
+        </w:rPr>
+        <w:t xml:space="preserve">cc</w:t>
+      </w:r>
+      <w:r>
+        <w:rPr>
+          <w:rStyle w:val="NormalTok"/>
+        </w:rPr>
+        <w:t xml:space="preserve"> </w:t>
+      </w:r>
+      <w:r>
+        <w:rPr>
+          <w:rStyle w:val="AttributeTok"/>
+        </w:rPr>
+        <w:t xml:space="preserve">-Wall</w:t>
+      </w:r>
+      <w:r>
+        <w:rPr>
+          <w:rStyle w:val="NormalTok"/>
+        </w:rPr>
+        <w:t xml:space="preserve"> </w:t>
+      </w:r>
+      <w:r>
+        <w:rPr>
+          <w:rStyle w:val="AttributeTok"/>
+        </w:rPr>
+        <w:t xml:space="preserve">-Wextra</w:t>
+      </w:r>
+      <w:r>
+        <w:rPr>
+          <w:rStyle w:val="NormalTok"/>
+        </w:rPr>
+        <w:t xml:space="preserve"> </w:t>
+      </w:r>
+      <w:r>
+        <w:rPr>
+          <w:rStyle w:val="AttributeTok"/>
+        </w:rPr>
+        <w:t xml:space="preserve">-O2</w:t>
+      </w:r>
+      <w:r>
+        <w:rPr>
+          <w:rStyle w:val="NormalTok"/>
+        </w:rPr>
+        <w:t xml:space="preserve"> </w:t>
+      </w:r>
+      <w:r>
+        <w:rPr>
+          <w:rStyle w:val="AttributeTok"/>
+        </w:rPr>
+        <w:t xml:space="preserve">-fPIE</w:t>
+      </w:r>
+      <w:r>
+        <w:rPr>
+          <w:rStyle w:val="NormalTok"/>
+        </w:rPr>
+        <w:t xml:space="preserve"> </w:t>
+      </w:r>
+      <w:r>
+        <w:rPr>
+          <w:rStyle w:val="AttributeTok"/>
+        </w:rPr>
+        <w:t xml:space="preserve">-MMD</w:t>
+      </w:r>
+      <w:r>
+        <w:rPr>
+          <w:rStyle w:val="NormalTok"/>
+        </w:rPr>
+        <w:t xml:space="preserve"> </w:t>
+      </w:r>
+      <w:r>
+        <w:rPr>
+          <w:rStyle w:val="AttributeTok"/>
+        </w:rPr>
+        <w:t xml:space="preserve">-MP</w:t>
+      </w:r>
+      <w:r>
+        <w:rPr>
+          <w:rStyle w:val="NormalTok"/>
+        </w:rPr>
+        <w:t xml:space="preserve"> </w:t>
+      </w:r>
+      <w:r>
+        <w:rPr>
+          <w:rStyle w:val="AttributeTok"/>
+        </w:rPr>
+        <w:t xml:space="preserve">-Wformat</w:t>
+      </w:r>
+      <w:r>
+        <w:rPr>
+          <w:rStyle w:val="NormalTok"/>
+        </w:rPr>
+        <w:t xml:space="preserve"> </w:t>
+      </w:r>
+      <w:r>
+        <w:rPr>
+          <w:rStyle w:val="AttributeTok"/>
+        </w:rPr>
+        <w:t xml:space="preserve">-Wformat</w:t>
+      </w:r>
+      <w:r>
+        <w:rPr>
+          <w:rStyle w:val="OperatorTok"/>
+        </w:rPr>
+        <w:t xml:space="preserve">=</w:t>
+      </w:r>
+      <w:r>
+        <w:rPr>
+          <w:rStyle w:val="NormalTok"/>
+        </w:rPr>
+        <w:t xml:space="preserve">2 </w:t>
+      </w:r>
+      <w:r>
+        <w:rPr>
+          <w:rStyle w:val="AttributeTok"/>
+        </w:rPr>
+        <w:t xml:space="preserve">-Wconversion</w:t>
+      </w:r>
+      <w:r>
+        <w:rPr>
+          <w:rStyle w:val="NormalTok"/>
+        </w:rPr>
+        <w:t xml:space="preserve"> </w:t>
+      </w:r>
+      <w:r>
+        <w:rPr>
+          <w:rStyle w:val="AttributeTok"/>
+        </w:rPr>
+        <w:t xml:space="preserve">-Wsign-conversion</w:t>
+      </w:r>
+      <w:r>
+        <w:rPr>
+          <w:rStyle w:val="NormalTok"/>
+        </w:rPr>
+        <w:t xml:space="preserve"> </w:t>
+      </w:r>
+      <w:r>
+        <w:rPr>
+          <w:rStyle w:val="AttributeTok"/>
+        </w:rPr>
+        <w:t xml:space="preserve">-Wimplicit-fallthrough</w:t>
+      </w:r>
+      <w:r>
+        <w:rPr>
+          <w:rStyle w:val="NormalTok"/>
+        </w:rPr>
+        <w:t xml:space="preserve"> </w:t>
+      </w:r>
+      <w:r>
+        <w:rPr>
+          <w:rStyle w:val="AttributeTok"/>
+        </w:rPr>
+        <w:t xml:space="preserve">-fstack-protector-strong</w:t>
+      </w:r>
+      <w:r>
+        <w:rPr>
+          <w:rStyle w:val="NormalTok"/>
+        </w:rPr>
+        <w:t xml:space="preserve"> </w:t>
+      </w:r>
+      <w:r>
+        <w:rPr>
+          <w:rStyle w:val="AttributeTok"/>
+        </w:rPr>
+        <w:t xml:space="preserve">-Werror</w:t>
+      </w:r>
+      <w:r>
+        <w:rPr>
+          <w:rStyle w:val="OperatorTok"/>
+        </w:rPr>
+        <w:t xml:space="preserve">=</w:t>
+      </w:r>
+      <w:r>
+        <w:rPr>
+          <w:rStyle w:val="NormalTok"/>
+        </w:rPr>
+        <w:t xml:space="preserve">format-security </w:t>
+      </w:r>
+      <w:r>
+        <w:rPr>
+          <w:rStyle w:val="AttributeTok"/>
+        </w:rPr>
+        <w:t xml:space="preserve">-Werror</w:t>
+      </w:r>
+      <w:r>
+        <w:rPr>
+          <w:rStyle w:val="OperatorTok"/>
+        </w:rPr>
+        <w:t xml:space="preserve">=</w:t>
+      </w:r>
+      <w:r>
+        <w:rPr>
+          <w:rStyle w:val="NormalTok"/>
+        </w:rPr>
+        <w:t xml:space="preserve">implicit </w:t>
+      </w:r>
+      <w:r>
+        <w:rPr>
+          <w:rStyle w:val="AttributeTok"/>
+        </w:rPr>
+        <w:t xml:space="preserve">-Werror</w:t>
+      </w:r>
+      <w:r>
+        <w:rPr>
+          <w:rStyle w:val="OperatorTok"/>
+        </w:rPr>
+        <w:t xml:space="preserve">=</w:t>
+      </w:r>
+      <w:r>
+        <w:rPr>
+          <w:rStyle w:val="NormalTok"/>
+        </w:rPr>
+        <w:t xml:space="preserve">incompatible-pointer-types </w:t>
+      </w:r>
+      <w:r>
+        <w:rPr>
+          <w:rStyle w:val="AttributeTok"/>
+        </w:rPr>
+        <w:t xml:space="preserve">-Werror</w:t>
+      </w:r>
+      <w:r>
+        <w:rPr>
+          <w:rStyle w:val="OperatorTok"/>
+        </w:rPr>
+        <w:t xml:space="preserve">=</w:t>
+      </w:r>
+      <w:r>
+        <w:rPr>
+          <w:rStyle w:val="NormalTok"/>
+        </w:rPr>
+        <w:t xml:space="preserve">int-conversion </w:t>
+      </w:r>
+      <w:r>
+        <w:rPr>
+          <w:rStyle w:val="AttributeTok"/>
+        </w:rPr>
+        <w:t xml:space="preserve">-c</w:t>
+      </w:r>
+      <w:r>
+        <w:rPr>
+          <w:rStyle w:val="NormalTok"/>
+        </w:rPr>
+        <w:t xml:space="preserve"> src/lab.c </w:t>
+      </w:r>
+      <w:r>
+        <w:rPr>
+          <w:rStyle w:val="AttributeTok"/>
+        </w:rPr>
+        <w:t xml:space="preserve">-o</w:t>
+      </w:r>
+      <w:r>
+        <w:rPr>
+          <w:rStyle w:val="NormalTok"/>
+        </w:rPr>
+        <w:t xml:space="preserve"> build/release/lab.c.o</w:t>
+      </w:r>
+      <w:r>
+        <w:br/>
+      </w:r>
+      <w:r>
+        <w:rPr>
+          <w:rStyle w:val="FunctionTok"/>
+        </w:rPr>
+        <w:t xml:space="preserve">cc</w:t>
+      </w:r>
+      <w:r>
+        <w:rPr>
+          <w:rStyle w:val="NormalTok"/>
+        </w:rPr>
+        <w:t xml:space="preserve"> </w:t>
+      </w:r>
+      <w:r>
+        <w:rPr>
+          <w:rStyle w:val="AttributeTok"/>
+        </w:rPr>
+        <w:t xml:space="preserve">-Wall</w:t>
+      </w:r>
+      <w:r>
+        <w:rPr>
+          <w:rStyle w:val="NormalTok"/>
+        </w:rPr>
+        <w:t xml:space="preserve"> </w:t>
+      </w:r>
+      <w:r>
+        <w:rPr>
+          <w:rStyle w:val="AttributeTok"/>
+        </w:rPr>
+        <w:t xml:space="preserve">-Wextra</w:t>
+      </w:r>
+      <w:r>
+        <w:rPr>
+          <w:rStyle w:val="NormalTok"/>
+        </w:rPr>
+        <w:t xml:space="preserve"> </w:t>
+      </w:r>
+      <w:r>
+        <w:rPr>
+          <w:rStyle w:val="AttributeTok"/>
+        </w:rPr>
+        <w:t xml:space="preserve">-O2</w:t>
+      </w:r>
+      <w:r>
+        <w:rPr>
+          <w:rStyle w:val="NormalTok"/>
+        </w:rPr>
+        <w:t xml:space="preserve"> </w:t>
+      </w:r>
+      <w:r>
+        <w:rPr>
+          <w:rStyle w:val="AttributeTok"/>
+        </w:rPr>
+        <w:t xml:space="preserve">-fPIE</w:t>
+      </w:r>
+      <w:r>
+        <w:rPr>
+          <w:rStyle w:val="NormalTok"/>
+        </w:rPr>
+        <w:t xml:space="preserve"> </w:t>
+      </w:r>
+      <w:r>
+        <w:rPr>
+          <w:rStyle w:val="AttributeTok"/>
+        </w:rPr>
+        <w:t xml:space="preserve">-MMD</w:t>
+      </w:r>
+      <w:r>
+        <w:rPr>
+          <w:rStyle w:val="NormalTok"/>
+        </w:rPr>
+        <w:t xml:space="preserve"> </w:t>
+      </w:r>
+      <w:r>
+        <w:rPr>
+          <w:rStyle w:val="AttributeTok"/>
+        </w:rPr>
+        <w:t xml:space="preserve">-MP</w:t>
+      </w:r>
+      <w:r>
+        <w:rPr>
+          <w:rStyle w:val="NormalTok"/>
+        </w:rPr>
+        <w:t xml:space="preserve"> </w:t>
+      </w:r>
+      <w:r>
+        <w:rPr>
+          <w:rStyle w:val="AttributeTok"/>
+        </w:rPr>
+        <w:t xml:space="preserve">-Wformat</w:t>
+      </w:r>
+      <w:r>
+        <w:rPr>
+          <w:rStyle w:val="NormalTok"/>
+        </w:rPr>
+        <w:t xml:space="preserve"> </w:t>
+      </w:r>
+      <w:r>
+        <w:rPr>
+          <w:rStyle w:val="AttributeTok"/>
+        </w:rPr>
+        <w:t xml:space="preserve">-Wformat</w:t>
+      </w:r>
+      <w:r>
+        <w:rPr>
+          <w:rStyle w:val="OperatorTok"/>
+        </w:rPr>
+        <w:t xml:space="preserve">=</w:t>
+      </w:r>
+      <w:r>
+        <w:rPr>
+          <w:rStyle w:val="NormalTok"/>
+        </w:rPr>
+        <w:t xml:space="preserve">2 </w:t>
+      </w:r>
+      <w:r>
+        <w:rPr>
+          <w:rStyle w:val="AttributeTok"/>
+        </w:rPr>
+        <w:t xml:space="preserve">-Wconversion</w:t>
+      </w:r>
+      <w:r>
+        <w:rPr>
+          <w:rStyle w:val="NormalTok"/>
+        </w:rPr>
+        <w:t xml:space="preserve"> </w:t>
+      </w:r>
+      <w:r>
+        <w:rPr>
+          <w:rStyle w:val="AttributeTok"/>
+        </w:rPr>
+        <w:t xml:space="preserve">-Wsign-conversion</w:t>
+      </w:r>
+      <w:r>
+        <w:rPr>
+          <w:rStyle w:val="NormalTok"/>
+        </w:rPr>
+        <w:t xml:space="preserve"> </w:t>
+      </w:r>
+      <w:r>
+        <w:rPr>
+          <w:rStyle w:val="AttributeTok"/>
+        </w:rPr>
+        <w:t xml:space="preserve">-Wimplicit-fallthrough</w:t>
+      </w:r>
+      <w:r>
+        <w:rPr>
+          <w:rStyle w:val="NormalTok"/>
+        </w:rPr>
+        <w:t xml:space="preserve"> </w:t>
+      </w:r>
+      <w:r>
+        <w:rPr>
+          <w:rStyle w:val="AttributeTok"/>
+        </w:rPr>
+        <w:t xml:space="preserve">-fstack-protector-strong</w:t>
+      </w:r>
+      <w:r>
+        <w:rPr>
+          <w:rStyle w:val="NormalTok"/>
+        </w:rPr>
+        <w:t xml:space="preserve"> </w:t>
+      </w:r>
+      <w:r>
+        <w:rPr>
+          <w:rStyle w:val="AttributeTok"/>
+        </w:rPr>
+        <w:t xml:space="preserve">-Werror</w:t>
+      </w:r>
+      <w:r>
+        <w:rPr>
+          <w:rStyle w:val="OperatorTok"/>
+        </w:rPr>
+        <w:t xml:space="preserve">=</w:t>
+      </w:r>
+      <w:r>
+        <w:rPr>
+          <w:rStyle w:val="NormalTok"/>
+        </w:rPr>
+        <w:t xml:space="preserve">format-security </w:t>
+      </w:r>
+      <w:r>
+        <w:rPr>
+          <w:rStyle w:val="AttributeTok"/>
+        </w:rPr>
+        <w:t xml:space="preserve">-Werror</w:t>
+      </w:r>
+      <w:r>
+        <w:rPr>
+          <w:rStyle w:val="OperatorTok"/>
+        </w:rPr>
+        <w:t xml:space="preserve">=</w:t>
+      </w:r>
+      <w:r>
+        <w:rPr>
+          <w:rStyle w:val="NormalTok"/>
+        </w:rPr>
+        <w:t xml:space="preserve">implicit </w:t>
+      </w:r>
+      <w:r>
+        <w:rPr>
+          <w:rStyle w:val="AttributeTok"/>
+        </w:rPr>
+        <w:t xml:space="preserve">-Werror</w:t>
+      </w:r>
+      <w:r>
+        <w:rPr>
+          <w:rStyle w:val="OperatorTok"/>
+        </w:rPr>
+        <w:t xml:space="preserve">=</w:t>
+      </w:r>
+      <w:r>
+        <w:rPr>
+          <w:rStyle w:val="NormalTok"/>
+        </w:rPr>
+        <w:t xml:space="preserve">incompatible-pointer-types </w:t>
+      </w:r>
+      <w:r>
+        <w:rPr>
+          <w:rStyle w:val="AttributeTok"/>
+        </w:rPr>
+        <w:t xml:space="preserve">-Werror</w:t>
+      </w:r>
+      <w:r>
+        <w:rPr>
+          <w:rStyle w:val="OperatorTok"/>
+        </w:rPr>
+        <w:t xml:space="preserve">=</w:t>
+      </w:r>
+      <w:r>
+        <w:rPr>
+          <w:rStyle w:val="NormalTok"/>
+        </w:rPr>
+        <w:t xml:space="preserve">int-conversion build/release/main.c.o build/release/lab.c.o </w:t>
+      </w:r>
+      <w:r>
+        <w:rPr>
+          <w:rStyle w:val="AttributeTok"/>
+        </w:rPr>
+        <w:t xml:space="preserve">-o</w:t>
+      </w:r>
+      <w:r>
+        <w:rPr>
+          <w:rStyle w:val="NormalTok"/>
+        </w:rPr>
+        <w:t xml:space="preserve"> build/release/myapp </w:t>
+      </w:r>
+      <w:r>
+        <w:br/>
+      </w:r>
+      <w:r>
+        <w:rPr>
+          <w:rStyle w:val="VariableTok"/>
+        </w:rPr>
+        <w:t xml:space="preserve">make</w:t>
+      </w:r>
+      <w:r>
+        <w:rPr>
+          <w:rStyle w:val="OperatorTok"/>
+        </w:rPr>
+        <w:t xml:space="preserve">[</w:t>
+      </w:r>
+      <w:r>
+        <w:rPr>
+          <w:rStyle w:val="DecValTok"/>
+        </w:rPr>
+        <w:t xml:space="preserve">1</w:t>
+      </w:r>
+      <w:r>
+        <w:rPr>
+          <w:rStyle w:val="OperatorTok"/>
+        </w:rPr>
+        <w:t xml:space="preserve">]</w:t>
+      </w:r>
+      <w:r>
+        <w:rPr>
+          <w:rStyle w:val="ExtensionTok"/>
+        </w:rPr>
+        <w:t xml:space="preserve">:</w:t>
+      </w:r>
+      <w:r>
+        <w:rPr>
+          <w:rStyle w:val="NormalTok"/>
+        </w:rPr>
+        <w:t xml:space="preserve"> Leaving directory </w:t>
+      </w:r>
+      <w:r>
+        <w:rPr>
+          <w:rStyle w:val="StringTok"/>
+        </w:rPr>
+        <w:t xml:space="preserve">'/home/runner/work/Computer-Networks-CS525/Computer-Networks-CS525'</w:t>
+      </w:r>
+      <w:r>
+        <w:br/>
+      </w:r>
+      <w:r>
+        <w:rPr>
+          <w:rStyle w:val="VariableTok"/>
+        </w:rPr>
+        <w:t xml:space="preserve">make</w:t>
+      </w:r>
+      <w:r>
+        <w:rPr>
+          <w:rStyle w:val="OperatorTok"/>
+        </w:rPr>
+        <w:t xml:space="preserve">[</w:t>
+      </w:r>
+      <w:r>
+        <w:rPr>
+          <w:rStyle w:val="DecValTok"/>
+        </w:rPr>
+        <w:t xml:space="preserve">1</w:t>
+      </w:r>
+      <w:r>
+        <w:rPr>
+          <w:rStyle w:val="OperatorTok"/>
+        </w:rPr>
+        <w:t xml:space="preserve">]</w:t>
+      </w:r>
+      <w:r>
+        <w:rPr>
+          <w:rStyle w:val="ExtensionTok"/>
+        </w:rPr>
+        <w:t xml:space="preserve">:</w:t>
+      </w:r>
+      <w:r>
+        <w:rPr>
+          <w:rStyle w:val="NormalTok"/>
+        </w:rPr>
+        <w:t xml:space="preserve"> Entering directory </w:t>
+      </w:r>
+      <w:r>
+        <w:rPr>
+          <w:rStyle w:val="StringTok"/>
+        </w:rPr>
+        <w:t xml:space="preserve">'/home/runner/work/Computer-Networks-CS525/Computer-Networks-CS525'</w:t>
+      </w:r>
+      <w:r>
+        <w:br/>
+      </w:r>
+      <w:r>
+        <w:rPr>
+          <w:rStyle w:val="FunctionTok"/>
+        </w:rPr>
+        <w:t xml:space="preserve">mkdir</w:t>
+      </w:r>
+      <w:r>
+        <w:rPr>
+          <w:rStyle w:val="NormalTok"/>
+        </w:rPr>
+        <w:t xml:space="preserve"> </w:t>
+      </w:r>
+      <w:r>
+        <w:rPr>
+          <w:rStyle w:val="AttributeTok"/>
+        </w:rPr>
+        <w:t xml:space="preserve">-p</w:t>
+      </w:r>
+      <w:r>
+        <w:rPr>
+          <w:rStyle w:val="NormalTok"/>
+        </w:rPr>
+        <w:t xml:space="preserve"> build/tests</w:t>
+      </w:r>
+      <w:r>
+        <w:br/>
+      </w:r>
+      <w:r>
+        <w:rPr>
+          <w:rStyle w:val="FunctionTok"/>
+        </w:rPr>
+        <w:t xml:space="preserve">cc</w:t>
+      </w:r>
+      <w:r>
+        <w:rPr>
+          <w:rStyle w:val="NormalTok"/>
+        </w:rPr>
+        <w:t xml:space="preserve"> </w:t>
+      </w:r>
+      <w:r>
+        <w:rPr>
+          <w:rStyle w:val="AttributeTok"/>
+        </w:rPr>
         <w:t xml:space="preserve">-g</w:t>
       </w:r>
       <w:r>
@@ -510,6 +1758,705 @@
         <w:rPr>
           <w:rStyle w:val="AttributeTok"/>
         </w:rPr>
+        <w:t xml:space="preserve">-DTEST</w:t>
+      </w:r>
+      <w:r>
+        <w:rPr>
+          <w:rStyle w:val="NormalTok"/>
+        </w:rPr>
+        <w:t xml:space="preserve"> </w:t>
+      </w:r>
+      <w:r>
+        <w:rPr>
+          <w:rStyle w:val="AttributeTok"/>
+        </w:rPr>
+        <w:t xml:space="preserve">-fprofile-arcs</w:t>
+      </w:r>
+      <w:r>
+        <w:rPr>
+          <w:rStyle w:val="NormalTok"/>
+        </w:rPr>
+        <w:t xml:space="preserve"> </w:t>
+      </w:r>
+      <w:r>
+        <w:rPr>
+          <w:rStyle w:val="AttributeTok"/>
+        </w:rPr>
+        <w:t xml:space="preserve">-ftest-coverage</w:t>
+      </w:r>
+      <w:r>
+        <w:rPr>
+          <w:rStyle w:val="NormalTok"/>
+        </w:rPr>
+        <w:t xml:space="preserve"> </w:t>
+      </w:r>
+      <w:r>
+        <w:rPr>
+          <w:rStyle w:val="AttributeTok"/>
+        </w:rPr>
+        <w:t xml:space="preserve">-c</w:t>
+      </w:r>
+      <w:r>
+        <w:rPr>
+          <w:rStyle w:val="NormalTok"/>
+        </w:rPr>
+        <w:t xml:space="preserve"> src/main.c </w:t>
+      </w:r>
+      <w:r>
+        <w:rPr>
+          <w:rStyle w:val="AttributeTok"/>
+        </w:rPr>
+        <w:t xml:space="preserve">-o</w:t>
+      </w:r>
+      <w:r>
+        <w:rPr>
+          <w:rStyle w:val="NormalTok"/>
+        </w:rPr>
+        <w:t xml:space="preserve"> build/tests/main.c.o</w:t>
+      </w:r>
+      <w:r>
+        <w:br/>
+      </w:r>
+      <w:r>
+        <w:rPr>
+          <w:rStyle w:val="FunctionTok"/>
+        </w:rPr>
+        <w:t xml:space="preserve">mkdir</w:t>
+      </w:r>
+      <w:r>
+        <w:rPr>
+          <w:rStyle w:val="NormalTok"/>
+        </w:rPr>
+        <w:t xml:space="preserve"> </w:t>
+      </w:r>
+      <w:r>
+        <w:rPr>
+          <w:rStyle w:val="AttributeTok"/>
+        </w:rPr>
+        <w:t xml:space="preserve">-p</w:t>
+      </w:r>
+      <w:r>
+        <w:rPr>
+          <w:rStyle w:val="NormalTok"/>
+        </w:rPr>
+        <w:t xml:space="preserve"> build/tests</w:t>
+      </w:r>
+      <w:r>
+        <w:br/>
+      </w:r>
+      <w:r>
+        <w:rPr>
+          <w:rStyle w:val="FunctionTok"/>
+        </w:rPr>
+        <w:t xml:space="preserve">cc</w:t>
+      </w:r>
+      <w:r>
+        <w:rPr>
+          <w:rStyle w:val="NormalTok"/>
+        </w:rPr>
+        <w:t xml:space="preserve"> </w:t>
+      </w:r>
+      <w:r>
+        <w:rPr>
+          <w:rStyle w:val="AttributeTok"/>
+        </w:rPr>
+        <w:t xml:space="preserve">-g</w:t>
+      </w:r>
+      <w:r>
+        <w:rPr>
+          <w:rStyle w:val="NormalTok"/>
+        </w:rPr>
+        <w:t xml:space="preserve"> </w:t>
+      </w:r>
+      <w:r>
+        <w:rPr>
+          <w:rStyle w:val="AttributeTok"/>
+        </w:rPr>
+        <w:t xml:space="preserve">-O0</w:t>
+      </w:r>
+      <w:r>
+        <w:rPr>
+          <w:rStyle w:val="NormalTok"/>
+        </w:rPr>
+        <w:t xml:space="preserve"> </w:t>
+      </w:r>
+      <w:r>
+        <w:rPr>
+          <w:rStyle w:val="AttributeTok"/>
+        </w:rPr>
+        <w:t xml:space="preserve">-DTEST</w:t>
+      </w:r>
+      <w:r>
+        <w:rPr>
+          <w:rStyle w:val="NormalTok"/>
+        </w:rPr>
+        <w:t xml:space="preserve"> </w:t>
+      </w:r>
+      <w:r>
+        <w:rPr>
+          <w:rStyle w:val="AttributeTok"/>
+        </w:rPr>
+        <w:t xml:space="preserve">-fprofile-arcs</w:t>
+      </w:r>
+      <w:r>
+        <w:rPr>
+          <w:rStyle w:val="NormalTok"/>
+        </w:rPr>
+        <w:t xml:space="preserve"> </w:t>
+      </w:r>
+      <w:r>
+        <w:rPr>
+          <w:rStyle w:val="AttributeTok"/>
+        </w:rPr>
+        <w:t xml:space="preserve">-ftest-coverage</w:t>
+      </w:r>
+      <w:r>
+        <w:rPr>
+          <w:rStyle w:val="NormalTok"/>
+        </w:rPr>
+        <w:t xml:space="preserve"> </w:t>
+      </w:r>
+      <w:r>
+        <w:rPr>
+          <w:rStyle w:val="AttributeTok"/>
+        </w:rPr>
+        <w:t xml:space="preserve">-c</w:t>
+      </w:r>
+      <w:r>
+        <w:rPr>
+          <w:rStyle w:val="NormalTok"/>
+        </w:rPr>
+        <w:t xml:space="preserve"> src/lab.c </w:t>
+      </w:r>
+      <w:r>
+        <w:rPr>
+          <w:rStyle w:val="AttributeTok"/>
+        </w:rPr>
+        <w:t xml:space="preserve">-o</w:t>
+      </w:r>
+      <w:r>
+        <w:rPr>
+          <w:rStyle w:val="NormalTok"/>
+        </w:rPr>
+        <w:t xml:space="preserve"> build/tests/lab.c.o</w:t>
+      </w:r>
+      <w:r>
+        <w:br/>
+      </w:r>
+      <w:r>
+        <w:rPr>
+          <w:rStyle w:val="FunctionTok"/>
+        </w:rPr>
+        <w:t xml:space="preserve">mkdir</w:t>
+      </w:r>
+      <w:r>
+        <w:rPr>
+          <w:rStyle w:val="NormalTok"/>
+        </w:rPr>
+        <w:t xml:space="preserve"> </w:t>
+      </w:r>
+      <w:r>
+        <w:rPr>
+          <w:rStyle w:val="AttributeTok"/>
+        </w:rPr>
+        <w:t xml:space="preserve">-p</w:t>
+      </w:r>
+      <w:r>
+        <w:rPr>
+          <w:rStyle w:val="NormalTok"/>
+        </w:rPr>
+        <w:t xml:space="preserve"> build/tests/harness/</w:t>
+      </w:r>
+      <w:r>
+        <w:br/>
+      </w:r>
+      <w:r>
+        <w:rPr>
+          <w:rStyle w:val="FunctionTok"/>
+        </w:rPr>
+        <w:t xml:space="preserve">cc</w:t>
+      </w:r>
+      <w:r>
+        <w:rPr>
+          <w:rStyle w:val="NormalTok"/>
+        </w:rPr>
+        <w:t xml:space="preserve"> </w:t>
+      </w:r>
+      <w:r>
+        <w:rPr>
+          <w:rStyle w:val="AttributeTok"/>
+        </w:rPr>
+        <w:t xml:space="preserve">-g</w:t>
+      </w:r>
+      <w:r>
+        <w:rPr>
+          <w:rStyle w:val="NormalTok"/>
+        </w:rPr>
+        <w:t xml:space="preserve"> </w:t>
+      </w:r>
+      <w:r>
+        <w:rPr>
+          <w:rStyle w:val="AttributeTok"/>
+        </w:rPr>
+        <w:t xml:space="preserve">-O0</w:t>
+      </w:r>
+      <w:r>
+        <w:rPr>
+          <w:rStyle w:val="NormalTok"/>
+        </w:rPr>
+        <w:t xml:space="preserve"> </w:t>
+      </w:r>
+      <w:r>
+        <w:rPr>
+          <w:rStyle w:val="AttributeTok"/>
+        </w:rPr>
+        <w:t xml:space="preserve">-DTEST</w:t>
+      </w:r>
+      <w:r>
+        <w:rPr>
+          <w:rStyle w:val="NormalTok"/>
+        </w:rPr>
+        <w:t xml:space="preserve"> </w:t>
+      </w:r>
+      <w:r>
+        <w:rPr>
+          <w:rStyle w:val="AttributeTok"/>
+        </w:rPr>
+        <w:t xml:space="preserve">-fprofile-arcs</w:t>
+      </w:r>
+      <w:r>
+        <w:rPr>
+          <w:rStyle w:val="NormalTok"/>
+        </w:rPr>
+        <w:t xml:space="preserve"> </w:t>
+      </w:r>
+      <w:r>
+        <w:rPr>
+          <w:rStyle w:val="AttributeTok"/>
+        </w:rPr>
+        <w:t xml:space="preserve">-ftest-coverage</w:t>
+      </w:r>
+      <w:r>
+        <w:rPr>
+          <w:rStyle w:val="NormalTok"/>
+        </w:rPr>
+        <w:t xml:space="preserve"> </w:t>
+      </w:r>
+      <w:r>
+        <w:rPr>
+          <w:rStyle w:val="AttributeTok"/>
+        </w:rPr>
+        <w:t xml:space="preserve">-c</w:t>
+      </w:r>
+      <w:r>
+        <w:rPr>
+          <w:rStyle w:val="NormalTok"/>
+        </w:rPr>
+        <w:t xml:space="preserve"> tests/harness/unity.c </w:t>
+      </w:r>
+      <w:r>
+        <w:rPr>
+          <w:rStyle w:val="AttributeTok"/>
+        </w:rPr>
+        <w:t xml:space="preserve">-o</w:t>
+      </w:r>
+      <w:r>
+        <w:rPr>
+          <w:rStyle w:val="NormalTok"/>
+        </w:rPr>
+        <w:t xml:space="preserve"> build/tests/harness/unity.c.o</w:t>
+      </w:r>
+      <w:r>
+        <w:br/>
+      </w:r>
+      <w:r>
+        <w:rPr>
+          <w:rStyle w:val="FunctionTok"/>
+        </w:rPr>
+        <w:t xml:space="preserve">mkdir</w:t>
+      </w:r>
+      <w:r>
+        <w:rPr>
+          <w:rStyle w:val="NormalTok"/>
+        </w:rPr>
+        <w:t xml:space="preserve"> </w:t>
+      </w:r>
+      <w:r>
+        <w:rPr>
+          <w:rStyle w:val="AttributeTok"/>
+        </w:rPr>
+        <w:t xml:space="preserve">-p</w:t>
+      </w:r>
+      <w:r>
+        <w:rPr>
+          <w:rStyle w:val="NormalTok"/>
+        </w:rPr>
+        <w:t xml:space="preserve"> build/tests/</w:t>
+      </w:r>
+      <w:r>
+        <w:br/>
+      </w:r>
+      <w:r>
+        <w:rPr>
+          <w:rStyle w:val="FunctionTok"/>
+        </w:rPr>
+        <w:t xml:space="preserve">cc</w:t>
+      </w:r>
+      <w:r>
+        <w:rPr>
+          <w:rStyle w:val="NormalTok"/>
+        </w:rPr>
+        <w:t xml:space="preserve"> </w:t>
+      </w:r>
+      <w:r>
+        <w:rPr>
+          <w:rStyle w:val="AttributeTok"/>
+        </w:rPr>
+        <w:t xml:space="preserve">-g</w:t>
+      </w:r>
+      <w:r>
+        <w:rPr>
+          <w:rStyle w:val="NormalTok"/>
+        </w:rPr>
+        <w:t xml:space="preserve"> </w:t>
+      </w:r>
+      <w:r>
+        <w:rPr>
+          <w:rStyle w:val="AttributeTok"/>
+        </w:rPr>
+        <w:t xml:space="preserve">-O0</w:t>
+      </w:r>
+      <w:r>
+        <w:rPr>
+          <w:rStyle w:val="NormalTok"/>
+        </w:rPr>
+        <w:t xml:space="preserve"> </w:t>
+      </w:r>
+      <w:r>
+        <w:rPr>
+          <w:rStyle w:val="AttributeTok"/>
+        </w:rPr>
+        <w:t xml:space="preserve">-DTEST</w:t>
+      </w:r>
+      <w:r>
+        <w:rPr>
+          <w:rStyle w:val="NormalTok"/>
+        </w:rPr>
+        <w:t xml:space="preserve"> </w:t>
+      </w:r>
+      <w:r>
+        <w:rPr>
+          <w:rStyle w:val="AttributeTok"/>
+        </w:rPr>
+        <w:t xml:space="preserve">-fprofile-arcs</w:t>
+      </w:r>
+      <w:r>
+        <w:rPr>
+          <w:rStyle w:val="NormalTok"/>
+        </w:rPr>
+        <w:t xml:space="preserve"> </w:t>
+      </w:r>
+      <w:r>
+        <w:rPr>
+          <w:rStyle w:val="AttributeTok"/>
+        </w:rPr>
+        <w:t xml:space="preserve">-ftest-coverage</w:t>
+      </w:r>
+      <w:r>
+        <w:rPr>
+          <w:rStyle w:val="NormalTok"/>
+        </w:rPr>
+        <w:t xml:space="preserve"> </w:t>
+      </w:r>
+      <w:r>
+        <w:rPr>
+          <w:rStyle w:val="AttributeTok"/>
+        </w:rPr>
+        <w:t xml:space="preserve">-c</w:t>
+      </w:r>
+      <w:r>
+        <w:rPr>
+          <w:rStyle w:val="NormalTok"/>
+        </w:rPr>
+        <w:t xml:space="preserve"> tests/lab-test.c </w:t>
+      </w:r>
+      <w:r>
+        <w:rPr>
+          <w:rStyle w:val="AttributeTok"/>
+        </w:rPr>
+        <w:t xml:space="preserve">-o</w:t>
+      </w:r>
+      <w:r>
+        <w:rPr>
+          <w:rStyle w:val="NormalTok"/>
+        </w:rPr>
+        <w:t xml:space="preserve"> build/tests/lab-test.c.o</w:t>
+      </w:r>
+      <w:r>
+        <w:br/>
+      </w:r>
+      <w:r>
+        <w:rPr>
+          <w:rStyle w:val="FunctionTok"/>
+        </w:rPr>
+        <w:t xml:space="preserve">cc</w:t>
+      </w:r>
+      <w:r>
+        <w:rPr>
+          <w:rStyle w:val="NormalTok"/>
+        </w:rPr>
+        <w:t xml:space="preserve"> </w:t>
+      </w:r>
+      <w:r>
+        <w:rPr>
+          <w:rStyle w:val="AttributeTok"/>
+        </w:rPr>
+        <w:t xml:space="preserve">-g</w:t>
+      </w:r>
+      <w:r>
+        <w:rPr>
+          <w:rStyle w:val="NormalTok"/>
+        </w:rPr>
+        <w:t xml:space="preserve"> </w:t>
+      </w:r>
+      <w:r>
+        <w:rPr>
+          <w:rStyle w:val="AttributeTok"/>
+        </w:rPr>
+        <w:t xml:space="preserve">-O0</w:t>
+      </w:r>
+      <w:r>
+        <w:rPr>
+          <w:rStyle w:val="NormalTok"/>
+        </w:rPr>
+        <w:t xml:space="preserve"> </w:t>
+      </w:r>
+      <w:r>
+        <w:rPr>
+          <w:rStyle w:val="AttributeTok"/>
+        </w:rPr>
+        <w:t xml:space="preserve">-DTEST</w:t>
+      </w:r>
+      <w:r>
+        <w:rPr>
+          <w:rStyle w:val="NormalTok"/>
+        </w:rPr>
+        <w:t xml:space="preserve"> </w:t>
+      </w:r>
+      <w:r>
+        <w:rPr>
+          <w:rStyle w:val="AttributeTok"/>
+        </w:rPr>
+        <w:t xml:space="preserve">-fprofile-arcs</w:t>
+      </w:r>
+      <w:r>
+        <w:rPr>
+          <w:rStyle w:val="NormalTok"/>
+        </w:rPr>
+        <w:t xml:space="preserve"> </w:t>
+      </w:r>
+      <w:r>
+        <w:rPr>
+          <w:rStyle w:val="AttributeTok"/>
+        </w:rPr>
+        <w:t xml:space="preserve">-ftest-coverage</w:t>
+      </w:r>
+      <w:r>
+        <w:rPr>
+          <w:rStyle w:val="NormalTok"/>
+        </w:rPr>
+        <w:t xml:space="preserve"> build/tests/main.c.o build/tests/lab.c.o build/tests/harness/unity.c.o build/tests/lab-test.c.o </w:t>
+      </w:r>
+      <w:r>
+        <w:rPr>
+          <w:rStyle w:val="AttributeTok"/>
+        </w:rPr>
+        <w:t xml:space="preserve">-o</w:t>
+      </w:r>
+      <w:r>
+        <w:rPr>
+          <w:rStyle w:val="NormalTok"/>
+        </w:rPr>
+        <w:t xml:space="preserve"> build/tests/myapp_t </w:t>
+      </w:r>
+      <w:r>
+        <w:rPr>
+          <w:rStyle w:val="AttributeTok"/>
+        </w:rPr>
+        <w:t xml:space="preserve">-fprofile-arcs</w:t>
+      </w:r>
+      <w:r>
+        <w:rPr>
+          <w:rStyle w:val="NormalTok"/>
+        </w:rPr>
+        <w:t xml:space="preserve"> </w:t>
+      </w:r>
+      <w:r>
+        <w:rPr>
+          <w:rStyle w:val="AttributeTok"/>
+        </w:rPr>
+        <w:t xml:space="preserve">-ftest-coverage</w:t>
+      </w:r>
+      <w:r>
+        <w:br/>
+      </w:r>
+      <w:r>
+        <w:rPr>
+          <w:rStyle w:val="VariableTok"/>
+        </w:rPr>
+        <w:t xml:space="preserve">make</w:t>
+      </w:r>
+      <w:r>
+        <w:rPr>
+          <w:rStyle w:val="OperatorTok"/>
+        </w:rPr>
+        <w:t xml:space="preserve">[</w:t>
+      </w:r>
+      <w:r>
+        <w:rPr>
+          <w:rStyle w:val="DecValTok"/>
+        </w:rPr>
+        <w:t xml:space="preserve">1</w:t>
+      </w:r>
+      <w:r>
+        <w:rPr>
+          <w:rStyle w:val="OperatorTok"/>
+        </w:rPr>
+        <w:t xml:space="preserve">]</w:t>
+      </w:r>
+      <w:r>
+        <w:rPr>
+          <w:rStyle w:val="ExtensionTok"/>
+        </w:rPr>
+        <w:t xml:space="preserve">:</w:t>
+      </w:r>
+      <w:r>
+        <w:rPr>
+          <w:rStyle w:val="NormalTok"/>
+        </w:rPr>
+        <w:t xml:space="preserve"> Leaving directory </w:t>
+      </w:r>
+      <w:r>
+        <w:rPr>
+          <w:rStyle w:val="StringTok"/>
+        </w:rPr>
+        <w:t xml:space="preserve">'/home/runner/work/Computer-Networks-CS525/Computer-Networks-CS525'</w:t>
+      </w:r>
+      <w:r>
+        <w:br/>
+      </w:r>
+      <w:r>
+        <w:rPr>
+          <w:rStyle w:val="VariableTok"/>
+        </w:rPr>
+        <w:t xml:space="preserve">make</w:t>
+      </w:r>
+      <w:r>
+        <w:rPr>
+          <w:rStyle w:val="OperatorTok"/>
+        </w:rPr>
+        <w:t xml:space="preserve">[</w:t>
+      </w:r>
+      <w:r>
+        <w:rPr>
+          <w:rStyle w:val="DecValTok"/>
+        </w:rPr>
+        <w:t xml:space="preserve">1</w:t>
+      </w:r>
+      <w:r>
+        <w:rPr>
+          <w:rStyle w:val="OperatorTok"/>
+        </w:rPr>
+        <w:t xml:space="preserve">]</w:t>
+      </w:r>
+      <w:r>
+        <w:rPr>
+          <w:rStyle w:val="ExtensionTok"/>
+        </w:rPr>
+        <w:t xml:space="preserve">:</w:t>
+      </w:r>
+      <w:r>
+        <w:rPr>
+          <w:rStyle w:val="NormalTok"/>
+        </w:rPr>
+        <w:t xml:space="preserve"> Entering directory </w:t>
+      </w:r>
+      <w:r>
+        <w:rPr>
+          <w:rStyle w:val="StringTok"/>
+        </w:rPr>
+        <w:t xml:space="preserve">'/home/runner/work/Computer-Networks-CS525/Computer-Networks-CS525'</w:t>
+      </w:r>
+      <w:r>
+        <w:br/>
+      </w:r>
+      <w:r>
+        <w:rPr>
+          <w:rStyle w:val="FunctionTok"/>
+        </w:rPr>
+        <w:t xml:space="preserve">mkdir</w:t>
+      </w:r>
+      <w:r>
+        <w:rPr>
+          <w:rStyle w:val="NormalTok"/>
+        </w:rPr>
+        <w:t xml:space="preserve"> </w:t>
+      </w:r>
+      <w:r>
+        <w:rPr>
+          <w:rStyle w:val="AttributeTok"/>
+        </w:rPr>
+        <w:t xml:space="preserve">-p</w:t>
+      </w:r>
+      <w:r>
+        <w:rPr>
+          <w:rStyle w:val="NormalTok"/>
+        </w:rPr>
+        <w:t xml:space="preserve"> build/debug-test</w:t>
+      </w:r>
+      <w:r>
+        <w:br/>
+      </w:r>
+      <w:r>
+        <w:rPr>
+          <w:rStyle w:val="FunctionTok"/>
+        </w:rPr>
+        <w:t xml:space="preserve">cc</w:t>
+      </w:r>
+      <w:r>
+        <w:rPr>
+          <w:rStyle w:val="NormalTok"/>
+        </w:rPr>
+        <w:t xml:space="preserve"> </w:t>
+      </w:r>
+      <w:r>
+        <w:rPr>
+          <w:rStyle w:val="AttributeTok"/>
+        </w:rPr>
+        <w:t xml:space="preserve">-g</w:t>
+      </w:r>
+      <w:r>
+        <w:rPr>
+          <w:rStyle w:val="NormalTok"/>
+        </w:rPr>
+        <w:t xml:space="preserve"> </w:t>
+      </w:r>
+      <w:r>
+        <w:rPr>
+          <w:rStyle w:val="AttributeTok"/>
+        </w:rPr>
+        <w:t xml:space="preserve">-O0</w:t>
+      </w:r>
+      <w:r>
+        <w:rPr>
+          <w:rStyle w:val="NormalTok"/>
+        </w:rPr>
+        <w:t xml:space="preserve"> </w:t>
+      </w:r>
+      <w:r>
+        <w:rPr>
+          <w:rStyle w:val="AttributeTok"/>
+        </w:rPr>
         <w:t xml:space="preserve">-DDEBUG</w:t>
       </w:r>
       <w:r>
@@ -522,6 +2469,18 @@
         <w:rPr>
           <w:rStyle w:val="AttributeTok"/>
         </w:rPr>
+        <w:t xml:space="preserve">-DTEST</w:t>
+      </w:r>
+      <w:r>
+        <w:rPr>
+          <w:rStyle w:val="NormalTok"/>
+        </w:rPr>
+        <w:t xml:space="preserve"> </w:t>
+      </w:r>
+      <w:r>
+        <w:rPr>
+          <w:rStyle w:val="AttributeTok"/>
+        </w:rPr>
         <w:t xml:space="preserve">-fno-omit-frame-pointer</w:t>
       </w:r>
       <w:r>
@@ -570,7 +2529,7 @@
         <w:rPr>
           <w:rStyle w:val="NormalTok"/>
         </w:rPr>
-        <w:t xml:space="preserve"> build/debug/main.c.o</w:t>
+        <w:t xml:space="preserve"> build/debug-test/main.c.o</w:t>
       </w:r>
       <w:r>
         <w:br/>
@@ -579,6 +2538,33 @@
         <w:rPr>
           <w:rStyle w:val="FunctionTok"/>
         </w:rPr>
+        <w:t xml:space="preserve">mkdir</w:t>
+      </w:r>
+      <w:r>
+        <w:rPr>
+          <w:rStyle w:val="NormalTok"/>
+        </w:rPr>
+        <w:t xml:space="preserve"> </w:t>
+      </w:r>
+      <w:r>
+        <w:rPr>
+          <w:rStyle w:val="AttributeTok"/>
+        </w:rPr>
+        <w:t xml:space="preserve">-p</w:t>
+      </w:r>
+      <w:r>
+        <w:rPr>
+          <w:rStyle w:val="NormalTok"/>
+        </w:rPr>
+        <w:t xml:space="preserve"> build/debug-test</w:t>
+      </w:r>
+      <w:r>
+        <w:br/>
+      </w:r>
+      <w:r>
+        <w:rPr>
+          <w:rStyle w:val="FunctionTok"/>
+        </w:rPr>
         <w:t xml:space="preserve">cc</w:t>
       </w:r>
       <w:r>
@@ -627,6 +2613,18 @@
         <w:rPr>
           <w:rStyle w:val="AttributeTok"/>
         </w:rPr>
+        <w:t xml:space="preserve">-DTEST</w:t>
+      </w:r>
+      <w:r>
+        <w:rPr>
+          <w:rStyle w:val="NormalTok"/>
+        </w:rPr>
+        <w:t xml:space="preserve"> </w:t>
+      </w:r>
+      <w:r>
+        <w:rPr>
+          <w:rStyle w:val="AttributeTok"/>
+        </w:rPr>
         <w:t xml:space="preserve">-fno-omit-frame-pointer</w:t>
       </w:r>
       <w:r>
@@ -651,7 +2649,19 @@
         <w:rPr>
           <w:rStyle w:val="NormalTok"/>
         </w:rPr>
-        <w:t xml:space="preserve">address build/debug/lab.c.o build/debug/main.c.o </w:t>
+        <w:t xml:space="preserve">address </w:t>
+      </w:r>
+      <w:r>
+        <w:rPr>
+          <w:rStyle w:val="AttributeTok"/>
+        </w:rPr>
+        <w:t xml:space="preserve">-c</w:t>
+      </w:r>
+      <w:r>
+        <w:rPr>
+          <w:rStyle w:val="NormalTok"/>
+        </w:rPr>
+        <w:t xml:space="preserve"> src/lab.c </w:t>
       </w:r>
       <w:r>
         <w:rPr>
@@ -663,7 +2673,109 @@
         <w:rPr>
           <w:rStyle w:val="NormalTok"/>
         </w:rPr>
-        <w:t xml:space="preserve"> build/debug/myapp_d </w:t>
+        <w:t xml:space="preserve"> build/debug-test/lab.c.o</w:t>
+      </w:r>
+      <w:r>
+        <w:br/>
+      </w:r>
+      <w:r>
+        <w:rPr>
+          <w:rStyle w:val="FunctionTok"/>
+        </w:rPr>
+        <w:t xml:space="preserve">mkdir</w:t>
+      </w:r>
+      <w:r>
+        <w:rPr>
+          <w:rStyle w:val="NormalTok"/>
+        </w:rPr>
+        <w:t xml:space="preserve"> </w:t>
+      </w:r>
+      <w:r>
+        <w:rPr>
+          <w:rStyle w:val="AttributeTok"/>
+        </w:rPr>
+        <w:t xml:space="preserve">-p</w:t>
+      </w:r>
+      <w:r>
+        <w:rPr>
+          <w:rStyle w:val="NormalTok"/>
+        </w:rPr>
+        <w:t xml:space="preserve"> build/debug-test/harness/</w:t>
+      </w:r>
+      <w:r>
+        <w:br/>
+      </w:r>
+      <w:r>
+        <w:rPr>
+          <w:rStyle w:val="FunctionTok"/>
+        </w:rPr>
+        <w:t xml:space="preserve">cc</w:t>
+      </w:r>
+      <w:r>
+        <w:rPr>
+          <w:rStyle w:val="NormalTok"/>
+        </w:rPr>
+        <w:t xml:space="preserve"> </w:t>
+      </w:r>
+      <w:r>
+        <w:rPr>
+          <w:rStyle w:val="AttributeTok"/>
+        </w:rPr>
+        <w:t xml:space="preserve">-g</w:t>
+      </w:r>
+      <w:r>
+        <w:rPr>
+          <w:rStyle w:val="NormalTok"/>
+        </w:rPr>
+        <w:t xml:space="preserve"> </w:t>
+      </w:r>
+      <w:r>
+        <w:rPr>
+          <w:rStyle w:val="AttributeTok"/>
+        </w:rPr>
+        <w:t xml:space="preserve">-O0</w:t>
+      </w:r>
+      <w:r>
+        <w:rPr>
+          <w:rStyle w:val="NormalTok"/>
+        </w:rPr>
+        <w:t xml:space="preserve"> </w:t>
+      </w:r>
+      <w:r>
+        <w:rPr>
+          <w:rStyle w:val="AttributeTok"/>
+        </w:rPr>
+        <w:t xml:space="preserve">-DDEBUG</w:t>
+      </w:r>
+      <w:r>
+        <w:rPr>
+          <w:rStyle w:val="NormalTok"/>
+        </w:rPr>
+        <w:t xml:space="preserve"> </w:t>
+      </w:r>
+      <w:r>
+        <w:rPr>
+          <w:rStyle w:val="AttributeTok"/>
+        </w:rPr>
+        <w:t xml:space="preserve">-DTEST</w:t>
+      </w:r>
+      <w:r>
+        <w:rPr>
+          <w:rStyle w:val="NormalTok"/>
+        </w:rPr>
+        <w:t xml:space="preserve"> </w:t>
+      </w:r>
+      <w:r>
+        <w:rPr>
+          <w:rStyle w:val="AttributeTok"/>
+        </w:rPr>
+        <w:t xml:space="preserve">-fno-omit-frame-pointer</w:t>
+      </w:r>
+      <w:r>
+        <w:rPr>
+          <w:rStyle w:val="NormalTok"/>
+        </w:rPr>
+        <w:t xml:space="preserve"> </w:t>
       </w:r>
       <w:r>
         <w:rPr>
@@ -681,6 +2793,297 @@
         <w:rPr>
           <w:rStyle w:val="NormalTok"/>
         </w:rPr>
+        <w:t xml:space="preserve">address </w:t>
+      </w:r>
+      <w:r>
+        <w:rPr>
+          <w:rStyle w:val="AttributeTok"/>
+        </w:rPr>
+        <w:t xml:space="preserve">-c</w:t>
+      </w:r>
+      <w:r>
+        <w:rPr>
+          <w:rStyle w:val="NormalTok"/>
+        </w:rPr>
+        <w:t xml:space="preserve"> tests/harness/unity.c </w:t>
+      </w:r>
+      <w:r>
+        <w:rPr>
+          <w:rStyle w:val="AttributeTok"/>
+        </w:rPr>
+        <w:t xml:space="preserve">-o</w:t>
+      </w:r>
+      <w:r>
+        <w:rPr>
+          <w:rStyle w:val="NormalTok"/>
+        </w:rPr>
+        <w:t xml:space="preserve"> build/debug-test/harness/unity.c.o</w:t>
+      </w:r>
+      <w:r>
+        <w:br/>
+      </w:r>
+      <w:r>
+        <w:rPr>
+          <w:rStyle w:val="FunctionTok"/>
+        </w:rPr>
+        <w:t xml:space="preserve">mkdir</w:t>
+      </w:r>
+      <w:r>
+        <w:rPr>
+          <w:rStyle w:val="NormalTok"/>
+        </w:rPr>
+        <w:t xml:space="preserve"> </w:t>
+      </w:r>
+      <w:r>
+        <w:rPr>
+          <w:rStyle w:val="AttributeTok"/>
+        </w:rPr>
+        <w:t xml:space="preserve">-p</w:t>
+      </w:r>
+      <w:r>
+        <w:rPr>
+          <w:rStyle w:val="NormalTok"/>
+        </w:rPr>
+        <w:t xml:space="preserve"> build/debug-test/</w:t>
+      </w:r>
+      <w:r>
+        <w:br/>
+      </w:r>
+      <w:r>
+        <w:rPr>
+          <w:rStyle w:val="FunctionTok"/>
+        </w:rPr>
+        <w:t xml:space="preserve">cc</w:t>
+      </w:r>
+      <w:r>
+        <w:rPr>
+          <w:rStyle w:val="NormalTok"/>
+        </w:rPr>
+        <w:t xml:space="preserve"> </w:t>
+      </w:r>
+      <w:r>
+        <w:rPr>
+          <w:rStyle w:val="AttributeTok"/>
+        </w:rPr>
+        <w:t xml:space="preserve">-g</w:t>
+      </w:r>
+      <w:r>
+        <w:rPr>
+          <w:rStyle w:val="NormalTok"/>
+        </w:rPr>
+        <w:t xml:space="preserve"> </w:t>
+      </w:r>
+      <w:r>
+        <w:rPr>
+          <w:rStyle w:val="AttributeTok"/>
+        </w:rPr>
+        <w:t xml:space="preserve">-O0</w:t>
+      </w:r>
+      <w:r>
+        <w:rPr>
+          <w:rStyle w:val="NormalTok"/>
+        </w:rPr>
+        <w:t xml:space="preserve"> </w:t>
+      </w:r>
+      <w:r>
+        <w:rPr>
+          <w:rStyle w:val="AttributeTok"/>
+        </w:rPr>
+        <w:t xml:space="preserve">-DDEBUG</w:t>
+      </w:r>
+      <w:r>
+        <w:rPr>
+          <w:rStyle w:val="NormalTok"/>
+        </w:rPr>
+        <w:t xml:space="preserve"> </w:t>
+      </w:r>
+      <w:r>
+        <w:rPr>
+          <w:rStyle w:val="AttributeTok"/>
+        </w:rPr>
+        <w:t xml:space="preserve">-DTEST</w:t>
+      </w:r>
+      <w:r>
+        <w:rPr>
+          <w:rStyle w:val="NormalTok"/>
+        </w:rPr>
+        <w:t xml:space="preserve"> </w:t>
+      </w:r>
+      <w:r>
+        <w:rPr>
+          <w:rStyle w:val="AttributeTok"/>
+        </w:rPr>
+        <w:t xml:space="preserve">-fno-omit-frame-pointer</w:t>
+      </w:r>
+      <w:r>
+        <w:rPr>
+          <w:rStyle w:val="NormalTok"/>
+        </w:rPr>
+        <w:t xml:space="preserve"> </w:t>
+      </w:r>
+      <w:r>
+        <w:rPr>
+          <w:rStyle w:val="AttributeTok"/>
+        </w:rPr>
+        <w:t xml:space="preserve">-fsanitize</w:t>
+      </w:r>
+      <w:r>
+        <w:rPr>
+          <w:rStyle w:val="OperatorTok"/>
+        </w:rPr>
+        <w:t xml:space="preserve">=</w:t>
+      </w:r>
+      <w:r>
+        <w:rPr>
+          <w:rStyle w:val="NormalTok"/>
+        </w:rPr>
+        <w:t xml:space="preserve">address </w:t>
+      </w:r>
+      <w:r>
+        <w:rPr>
+          <w:rStyle w:val="AttributeTok"/>
+        </w:rPr>
+        <w:t xml:space="preserve">-c</w:t>
+      </w:r>
+      <w:r>
+        <w:rPr>
+          <w:rStyle w:val="NormalTok"/>
+        </w:rPr>
+        <w:t xml:space="preserve"> tests/lab-test.c </w:t>
+      </w:r>
+      <w:r>
+        <w:rPr>
+          <w:rStyle w:val="AttributeTok"/>
+        </w:rPr>
+        <w:t xml:space="preserve">-o</w:t>
+      </w:r>
+      <w:r>
+        <w:rPr>
+          <w:rStyle w:val="NormalTok"/>
+        </w:rPr>
+        <w:t xml:space="preserve"> build/debug-test/lab-test.c.o</w:t>
+      </w:r>
+      <w:r>
+        <w:br/>
+      </w:r>
+      <w:r>
+        <w:rPr>
+          <w:rStyle w:val="FunctionTok"/>
+        </w:rPr>
+        <w:t xml:space="preserve">cc</w:t>
+      </w:r>
+      <w:r>
+        <w:rPr>
+          <w:rStyle w:val="NormalTok"/>
+        </w:rPr>
+        <w:t xml:space="preserve"> </w:t>
+      </w:r>
+      <w:r>
+        <w:rPr>
+          <w:rStyle w:val="AttributeTok"/>
+        </w:rPr>
+        <w:t xml:space="preserve">-g</w:t>
+      </w:r>
+      <w:r>
+        <w:rPr>
+          <w:rStyle w:val="NormalTok"/>
+        </w:rPr>
+        <w:t xml:space="preserve"> </w:t>
+      </w:r>
+      <w:r>
+        <w:rPr>
+          <w:rStyle w:val="AttributeTok"/>
+        </w:rPr>
+        <w:t xml:space="preserve">-O0</w:t>
+      </w:r>
+      <w:r>
+        <w:rPr>
+          <w:rStyle w:val="NormalTok"/>
+        </w:rPr>
+        <w:t xml:space="preserve"> </w:t>
+      </w:r>
+      <w:r>
+        <w:rPr>
+          <w:rStyle w:val="AttributeTok"/>
+        </w:rPr>
+        <w:t xml:space="preserve">-DDEBUG</w:t>
+      </w:r>
+      <w:r>
+        <w:rPr>
+          <w:rStyle w:val="NormalTok"/>
+        </w:rPr>
+        <w:t xml:space="preserve"> </w:t>
+      </w:r>
+      <w:r>
+        <w:rPr>
+          <w:rStyle w:val="AttributeTok"/>
+        </w:rPr>
+        <w:t xml:space="preserve">-DTEST</w:t>
+      </w:r>
+      <w:r>
+        <w:rPr>
+          <w:rStyle w:val="NormalTok"/>
+        </w:rPr>
+        <w:t xml:space="preserve"> </w:t>
+      </w:r>
+      <w:r>
+        <w:rPr>
+          <w:rStyle w:val="AttributeTok"/>
+        </w:rPr>
+        <w:t xml:space="preserve">-fno-omit-frame-pointer</w:t>
+      </w:r>
+      <w:r>
+        <w:rPr>
+          <w:rStyle w:val="NormalTok"/>
+        </w:rPr>
+        <w:t xml:space="preserve"> </w:t>
+      </w:r>
+      <w:r>
+        <w:rPr>
+          <w:rStyle w:val="AttributeTok"/>
+        </w:rPr>
+        <w:t xml:space="preserve">-fsanitize</w:t>
+      </w:r>
+      <w:r>
+        <w:rPr>
+          <w:rStyle w:val="OperatorTok"/>
+        </w:rPr>
+        <w:t xml:space="preserve">=</w:t>
+      </w:r>
+      <w:r>
+        <w:rPr>
+          <w:rStyle w:val="NormalTok"/>
+        </w:rPr>
+        <w:t xml:space="preserve">address build/debug-test/main.c.o build/debug-test/lab.c.o build/debug-test/harness/unity.c.o build/debug-test/lab-test.c.o </w:t>
+      </w:r>
+      <w:r>
+        <w:rPr>
+          <w:rStyle w:val="AttributeTok"/>
+        </w:rPr>
+        <w:t xml:space="preserve">-o</w:t>
+      </w:r>
+      <w:r>
+        <w:rPr>
+          <w:rStyle w:val="NormalTok"/>
+        </w:rPr>
+        <w:t xml:space="preserve"> build/debug-test/myapp_td </w:t>
+      </w:r>
+      <w:r>
+        <w:rPr>
+          <w:rStyle w:val="AttributeTok"/>
+        </w:rPr>
+        <w:t xml:space="preserve">-fsanitize</w:t>
+      </w:r>
+      <w:r>
+        <w:rPr>
+          <w:rStyle w:val="OperatorTok"/>
+        </w:rPr>
+        <w:t xml:space="preserve">=</w:t>
+      </w:r>
+      <w:r>
+        <w:rPr>
+          <w:rStyle w:val="NormalTok"/>
+        </w:rPr>
         <w:t xml:space="preserve">address</w:t>
       </w:r>
       <w:r>
@@ -726,2410 +3129,7 @@
         <w:rPr>
           <w:rStyle w:val="StringTok"/>
         </w:rPr>
-        <w:t xml:space="preserve">'/home/PERRYARYEE/Computer-Networks-CS525'</w:t>
-      </w:r>
-      <w:r>
-        <w:br/>
-      </w:r>
-      <w:r>
-        <w:rPr>
-          <w:rStyle w:val="VariableTok"/>
-        </w:rPr>
-        <w:t xml:space="preserve">make</w:t>
-      </w:r>
-      <w:r>
-        <w:rPr>
-          <w:rStyle w:val="OperatorTok"/>
-        </w:rPr>
-        <w:t xml:space="preserve">[</w:t>
-      </w:r>
-      <w:r>
-        <w:rPr>
-          <w:rStyle w:val="DecValTok"/>
-        </w:rPr>
-        <w:t xml:space="preserve">1</w:t>
-      </w:r>
-      <w:r>
-        <w:rPr>
-          <w:rStyle w:val="OperatorTok"/>
-        </w:rPr>
-        <w:t xml:space="preserve">]</w:t>
-      </w:r>
-      <w:r>
-        <w:rPr>
-          <w:rStyle w:val="ExtensionTok"/>
-        </w:rPr>
-        <w:t xml:space="preserve">:</w:t>
-      </w:r>
-      <w:r>
-        <w:rPr>
-          <w:rStyle w:val="NormalTok"/>
-        </w:rPr>
-        <w:t xml:space="preserve"> Entering directory </w:t>
-      </w:r>
-      <w:r>
-        <w:rPr>
-          <w:rStyle w:val="StringTok"/>
-        </w:rPr>
-        <w:t xml:space="preserve">'/home/PERRYARYEE/Computer-Networks-CS525'</w:t>
-      </w:r>
-      <w:r>
-        <w:br/>
-      </w:r>
-      <w:r>
-        <w:rPr>
-          <w:rStyle w:val="FunctionTok"/>
-        </w:rPr>
-        <w:t xml:space="preserve">mkdir</w:t>
-      </w:r>
-      <w:r>
-        <w:rPr>
-          <w:rStyle w:val="NormalTok"/>
-        </w:rPr>
-        <w:t xml:space="preserve"> </w:t>
-      </w:r>
-      <w:r>
-        <w:rPr>
-          <w:rStyle w:val="AttributeTok"/>
-        </w:rPr>
-        <w:t xml:space="preserve">-p</w:t>
-      </w:r>
-      <w:r>
-        <w:rPr>
-          <w:rStyle w:val="NormalTok"/>
-        </w:rPr>
-        <w:t xml:space="preserve"> build/release</w:t>
-      </w:r>
-      <w:r>
-        <w:br/>
-      </w:r>
-      <w:r>
-        <w:rPr>
-          <w:rStyle w:val="FunctionTok"/>
-        </w:rPr>
-        <w:t xml:space="preserve">cc</w:t>
-      </w:r>
-      <w:r>
-        <w:rPr>
-          <w:rStyle w:val="NormalTok"/>
-        </w:rPr>
-        <w:t xml:space="preserve"> </w:t>
-      </w:r>
-      <w:r>
-        <w:rPr>
-          <w:rStyle w:val="AttributeTok"/>
-        </w:rPr>
-        <w:t xml:space="preserve">-Wall</w:t>
-      </w:r>
-      <w:r>
-        <w:rPr>
-          <w:rStyle w:val="NormalTok"/>
-        </w:rPr>
-        <w:t xml:space="preserve"> </w:t>
-      </w:r>
-      <w:r>
-        <w:rPr>
-          <w:rStyle w:val="AttributeTok"/>
-        </w:rPr>
-        <w:t xml:space="preserve">-Wextra</w:t>
-      </w:r>
-      <w:r>
-        <w:rPr>
-          <w:rStyle w:val="NormalTok"/>
-        </w:rPr>
-        <w:t xml:space="preserve"> </w:t>
-      </w:r>
-      <w:r>
-        <w:rPr>
-          <w:rStyle w:val="AttributeTok"/>
-        </w:rPr>
-        <w:t xml:space="preserve">-O2</w:t>
-      </w:r>
-      <w:r>
-        <w:rPr>
-          <w:rStyle w:val="NormalTok"/>
-        </w:rPr>
-        <w:t xml:space="preserve"> </w:t>
-      </w:r>
-      <w:r>
-        <w:rPr>
-          <w:rStyle w:val="AttributeTok"/>
-        </w:rPr>
-        <w:t xml:space="preserve">-fPIE</w:t>
-      </w:r>
-      <w:r>
-        <w:rPr>
-          <w:rStyle w:val="NormalTok"/>
-        </w:rPr>
-        <w:t xml:space="preserve"> </w:t>
-      </w:r>
-      <w:r>
-        <w:rPr>
-          <w:rStyle w:val="AttributeTok"/>
-        </w:rPr>
-        <w:t xml:space="preserve">-MMD</w:t>
-      </w:r>
-      <w:r>
-        <w:rPr>
-          <w:rStyle w:val="NormalTok"/>
-        </w:rPr>
-        <w:t xml:space="preserve"> </w:t>
-      </w:r>
-      <w:r>
-        <w:rPr>
-          <w:rStyle w:val="AttributeTok"/>
-        </w:rPr>
-        <w:t xml:space="preserve">-MP</w:t>
-      </w:r>
-      <w:r>
-        <w:rPr>
-          <w:rStyle w:val="NormalTok"/>
-        </w:rPr>
-        <w:t xml:space="preserve"> </w:t>
-      </w:r>
-      <w:r>
-        <w:rPr>
-          <w:rStyle w:val="AttributeTok"/>
-        </w:rPr>
-        <w:t xml:space="preserve">-Wformat</w:t>
-      </w:r>
-      <w:r>
-        <w:rPr>
-          <w:rStyle w:val="NormalTok"/>
-        </w:rPr>
-        <w:t xml:space="preserve"> </w:t>
-      </w:r>
-      <w:r>
-        <w:rPr>
-          <w:rStyle w:val="AttributeTok"/>
-        </w:rPr>
-        <w:t xml:space="preserve">-Wformat</w:t>
-      </w:r>
-      <w:r>
-        <w:rPr>
-          <w:rStyle w:val="OperatorTok"/>
-        </w:rPr>
-        <w:t xml:space="preserve">=</w:t>
-      </w:r>
-      <w:r>
-        <w:rPr>
-          <w:rStyle w:val="NormalTok"/>
-        </w:rPr>
-        <w:t xml:space="preserve">2 </w:t>
-      </w:r>
-      <w:r>
-        <w:rPr>
-          <w:rStyle w:val="AttributeTok"/>
-        </w:rPr>
-        <w:t xml:space="preserve">-Wconversion</w:t>
-      </w:r>
-      <w:r>
-        <w:rPr>
-          <w:rStyle w:val="NormalTok"/>
-        </w:rPr>
-        <w:t xml:space="preserve"> </w:t>
-      </w:r>
-      <w:r>
-        <w:rPr>
-          <w:rStyle w:val="AttributeTok"/>
-        </w:rPr>
-        <w:t xml:space="preserve">-Wsign-conversion</w:t>
-      </w:r>
-      <w:r>
-        <w:rPr>
-          <w:rStyle w:val="NormalTok"/>
-        </w:rPr>
-        <w:t xml:space="preserve"> </w:t>
-      </w:r>
-      <w:r>
-        <w:rPr>
-          <w:rStyle w:val="AttributeTok"/>
-        </w:rPr>
-        <w:t xml:space="preserve">-Wimplicit-fallthrough</w:t>
-      </w:r>
-      <w:r>
-        <w:rPr>
-          <w:rStyle w:val="NormalTok"/>
-        </w:rPr>
-        <w:t xml:space="preserve"> </w:t>
-      </w:r>
-      <w:r>
-        <w:rPr>
-          <w:rStyle w:val="AttributeTok"/>
-        </w:rPr>
-        <w:t xml:space="preserve">-fstack-protector-strong</w:t>
-      </w:r>
-      <w:r>
-        <w:rPr>
-          <w:rStyle w:val="NormalTok"/>
-        </w:rPr>
-        <w:t xml:space="preserve"> </w:t>
-      </w:r>
-      <w:r>
-        <w:rPr>
-          <w:rStyle w:val="AttributeTok"/>
-        </w:rPr>
-        <w:t xml:space="preserve">-Werror</w:t>
-      </w:r>
-      <w:r>
-        <w:rPr>
-          <w:rStyle w:val="OperatorTok"/>
-        </w:rPr>
-        <w:t xml:space="preserve">=</w:t>
-      </w:r>
-      <w:r>
-        <w:rPr>
-          <w:rStyle w:val="NormalTok"/>
-        </w:rPr>
-        <w:t xml:space="preserve">format-security </w:t>
-      </w:r>
-      <w:r>
-        <w:rPr>
-          <w:rStyle w:val="AttributeTok"/>
-        </w:rPr>
-        <w:t xml:space="preserve">-Werror</w:t>
-      </w:r>
-      <w:r>
-        <w:rPr>
-          <w:rStyle w:val="OperatorTok"/>
-        </w:rPr>
-        <w:t xml:space="preserve">=</w:t>
-      </w:r>
-      <w:r>
-        <w:rPr>
-          <w:rStyle w:val="NormalTok"/>
-        </w:rPr>
-        <w:t xml:space="preserve">implicit </w:t>
-      </w:r>
-      <w:r>
-        <w:rPr>
-          <w:rStyle w:val="AttributeTok"/>
-        </w:rPr>
-        <w:t xml:space="preserve">-Werror</w:t>
-      </w:r>
-      <w:r>
-        <w:rPr>
-          <w:rStyle w:val="OperatorTok"/>
-        </w:rPr>
-        <w:t xml:space="preserve">=</w:t>
-      </w:r>
-      <w:r>
-        <w:rPr>
-          <w:rStyle w:val="NormalTok"/>
-        </w:rPr>
-        <w:t xml:space="preserve">incompatible-pointer-types </w:t>
-      </w:r>
-      <w:r>
-        <w:rPr>
-          <w:rStyle w:val="AttributeTok"/>
-        </w:rPr>
-        <w:t xml:space="preserve">-Werror</w:t>
-      </w:r>
-      <w:r>
-        <w:rPr>
-          <w:rStyle w:val="OperatorTok"/>
-        </w:rPr>
-        <w:t xml:space="preserve">=</w:t>
-      </w:r>
-      <w:r>
-        <w:rPr>
-          <w:rStyle w:val="NormalTok"/>
-        </w:rPr>
-        <w:t xml:space="preserve">int-conversion </w:t>
-      </w:r>
-      <w:r>
-        <w:rPr>
-          <w:rStyle w:val="AttributeTok"/>
-        </w:rPr>
-        <w:t xml:space="preserve">-c</w:t>
-      </w:r>
-      <w:r>
-        <w:rPr>
-          <w:rStyle w:val="NormalTok"/>
-        </w:rPr>
-        <w:t xml:space="preserve"> src/lab.c </w:t>
-      </w:r>
-      <w:r>
-        <w:rPr>
-          <w:rStyle w:val="AttributeTok"/>
-        </w:rPr>
-        <w:t xml:space="preserve">-o</w:t>
-      </w:r>
-      <w:r>
-        <w:rPr>
-          <w:rStyle w:val="NormalTok"/>
-        </w:rPr>
-        <w:t xml:space="preserve"> build/release/lab.c.o</w:t>
-      </w:r>
-      <w:r>
-        <w:br/>
-      </w:r>
-      <w:r>
-        <w:rPr>
-          <w:rStyle w:val="FunctionTok"/>
-        </w:rPr>
-        <w:t xml:space="preserve">mkdir</w:t>
-      </w:r>
-      <w:r>
-        <w:rPr>
-          <w:rStyle w:val="NormalTok"/>
-        </w:rPr>
-        <w:t xml:space="preserve"> </w:t>
-      </w:r>
-      <w:r>
-        <w:rPr>
-          <w:rStyle w:val="AttributeTok"/>
-        </w:rPr>
-        <w:t xml:space="preserve">-p</w:t>
-      </w:r>
-      <w:r>
-        <w:rPr>
-          <w:rStyle w:val="NormalTok"/>
-        </w:rPr>
-        <w:t xml:space="preserve"> build/release</w:t>
-      </w:r>
-      <w:r>
-        <w:br/>
-      </w:r>
-      <w:r>
-        <w:rPr>
-          <w:rStyle w:val="FunctionTok"/>
-        </w:rPr>
-        <w:t xml:space="preserve">cc</w:t>
-      </w:r>
-      <w:r>
-        <w:rPr>
-          <w:rStyle w:val="NormalTok"/>
-        </w:rPr>
-        <w:t xml:space="preserve"> </w:t>
-      </w:r>
-      <w:r>
-        <w:rPr>
-          <w:rStyle w:val="AttributeTok"/>
-        </w:rPr>
-        <w:t xml:space="preserve">-Wall</w:t>
-      </w:r>
-      <w:r>
-        <w:rPr>
-          <w:rStyle w:val="NormalTok"/>
-        </w:rPr>
-        <w:t xml:space="preserve"> </w:t>
-      </w:r>
-      <w:r>
-        <w:rPr>
-          <w:rStyle w:val="AttributeTok"/>
-        </w:rPr>
-        <w:t xml:space="preserve">-Wextra</w:t>
-      </w:r>
-      <w:r>
-        <w:rPr>
-          <w:rStyle w:val="NormalTok"/>
-        </w:rPr>
-        <w:t xml:space="preserve"> </w:t>
-      </w:r>
-      <w:r>
-        <w:rPr>
-          <w:rStyle w:val="AttributeTok"/>
-        </w:rPr>
-        <w:t xml:space="preserve">-O2</w:t>
-      </w:r>
-      <w:r>
-        <w:rPr>
-          <w:rStyle w:val="NormalTok"/>
-        </w:rPr>
-        <w:t xml:space="preserve"> </w:t>
-      </w:r>
-      <w:r>
-        <w:rPr>
-          <w:rStyle w:val="AttributeTok"/>
-        </w:rPr>
-        <w:t xml:space="preserve">-fPIE</w:t>
-      </w:r>
-      <w:r>
-        <w:rPr>
-          <w:rStyle w:val="NormalTok"/>
-        </w:rPr>
-        <w:t xml:space="preserve"> </w:t>
-      </w:r>
-      <w:r>
-        <w:rPr>
-          <w:rStyle w:val="AttributeTok"/>
-        </w:rPr>
-        <w:t xml:space="preserve">-MMD</w:t>
-      </w:r>
-      <w:r>
-        <w:rPr>
-          <w:rStyle w:val="NormalTok"/>
-        </w:rPr>
-        <w:t xml:space="preserve"> </w:t>
-      </w:r>
-      <w:r>
-        <w:rPr>
-          <w:rStyle w:val="AttributeTok"/>
-        </w:rPr>
-        <w:t xml:space="preserve">-MP</w:t>
-      </w:r>
-      <w:r>
-        <w:rPr>
-          <w:rStyle w:val="NormalTok"/>
-        </w:rPr>
-        <w:t xml:space="preserve"> </w:t>
-      </w:r>
-      <w:r>
-        <w:rPr>
-          <w:rStyle w:val="AttributeTok"/>
-        </w:rPr>
-        <w:t xml:space="preserve">-Wformat</w:t>
-      </w:r>
-      <w:r>
-        <w:rPr>
-          <w:rStyle w:val="NormalTok"/>
-        </w:rPr>
-        <w:t xml:space="preserve"> </w:t>
-      </w:r>
-      <w:r>
-        <w:rPr>
-          <w:rStyle w:val="AttributeTok"/>
-        </w:rPr>
-        <w:t xml:space="preserve">-Wformat</w:t>
-      </w:r>
-      <w:r>
-        <w:rPr>
-          <w:rStyle w:val="OperatorTok"/>
-        </w:rPr>
-        <w:t xml:space="preserve">=</w:t>
-      </w:r>
-      <w:r>
-        <w:rPr>
-          <w:rStyle w:val="NormalTok"/>
-        </w:rPr>
-        <w:t xml:space="preserve">2 </w:t>
-      </w:r>
-      <w:r>
-        <w:rPr>
-          <w:rStyle w:val="AttributeTok"/>
-        </w:rPr>
-        <w:t xml:space="preserve">-Wconversion</w:t>
-      </w:r>
-      <w:r>
-        <w:rPr>
-          <w:rStyle w:val="NormalTok"/>
-        </w:rPr>
-        <w:t xml:space="preserve"> </w:t>
-      </w:r>
-      <w:r>
-        <w:rPr>
-          <w:rStyle w:val="AttributeTok"/>
-        </w:rPr>
-        <w:t xml:space="preserve">-Wsign-conversion</w:t>
-      </w:r>
-      <w:r>
-        <w:rPr>
-          <w:rStyle w:val="NormalTok"/>
-        </w:rPr>
-        <w:t xml:space="preserve"> </w:t>
-      </w:r>
-      <w:r>
-        <w:rPr>
-          <w:rStyle w:val="AttributeTok"/>
-        </w:rPr>
-        <w:t xml:space="preserve">-Wimplicit-fallthrough</w:t>
-      </w:r>
-      <w:r>
-        <w:rPr>
-          <w:rStyle w:val="NormalTok"/>
-        </w:rPr>
-        <w:t xml:space="preserve"> </w:t>
-      </w:r>
-      <w:r>
-        <w:rPr>
-          <w:rStyle w:val="AttributeTok"/>
-        </w:rPr>
-        <w:t xml:space="preserve">-fstack-protector-strong</w:t>
-      </w:r>
-      <w:r>
-        <w:rPr>
-          <w:rStyle w:val="NormalTok"/>
-        </w:rPr>
-        <w:t xml:space="preserve"> </w:t>
-      </w:r>
-      <w:r>
-        <w:rPr>
-          <w:rStyle w:val="AttributeTok"/>
-        </w:rPr>
-        <w:t xml:space="preserve">-Werror</w:t>
-      </w:r>
-      <w:r>
-        <w:rPr>
-          <w:rStyle w:val="OperatorTok"/>
-        </w:rPr>
-        <w:t xml:space="preserve">=</w:t>
-      </w:r>
-      <w:r>
-        <w:rPr>
-          <w:rStyle w:val="NormalTok"/>
-        </w:rPr>
-        <w:t xml:space="preserve">format-security </w:t>
-      </w:r>
-      <w:r>
-        <w:rPr>
-          <w:rStyle w:val="AttributeTok"/>
-        </w:rPr>
-        <w:t xml:space="preserve">-Werror</w:t>
-      </w:r>
-      <w:r>
-        <w:rPr>
-          <w:rStyle w:val="OperatorTok"/>
-        </w:rPr>
-        <w:t xml:space="preserve">=</w:t>
-      </w:r>
-      <w:r>
-        <w:rPr>
-          <w:rStyle w:val="NormalTok"/>
-        </w:rPr>
-        <w:t xml:space="preserve">implicit </w:t>
-      </w:r>
-      <w:r>
-        <w:rPr>
-          <w:rStyle w:val="AttributeTok"/>
-        </w:rPr>
-        <w:t xml:space="preserve">-Werror</w:t>
-      </w:r>
-      <w:r>
-        <w:rPr>
-          <w:rStyle w:val="OperatorTok"/>
-        </w:rPr>
-        <w:t xml:space="preserve">=</w:t>
-      </w:r>
-      <w:r>
-        <w:rPr>
-          <w:rStyle w:val="NormalTok"/>
-        </w:rPr>
-        <w:t xml:space="preserve">incompatible-pointer-types </w:t>
-      </w:r>
-      <w:r>
-        <w:rPr>
-          <w:rStyle w:val="AttributeTok"/>
-        </w:rPr>
-        <w:t xml:space="preserve">-Werror</w:t>
-      </w:r>
-      <w:r>
-        <w:rPr>
-          <w:rStyle w:val="OperatorTok"/>
-        </w:rPr>
-        <w:t xml:space="preserve">=</w:t>
-      </w:r>
-      <w:r>
-        <w:rPr>
-          <w:rStyle w:val="NormalTok"/>
-        </w:rPr>
-        <w:t xml:space="preserve">int-conversion </w:t>
-      </w:r>
-      <w:r>
-        <w:rPr>
-          <w:rStyle w:val="AttributeTok"/>
-        </w:rPr>
-        <w:t xml:space="preserve">-c</w:t>
-      </w:r>
-      <w:r>
-        <w:rPr>
-          <w:rStyle w:val="NormalTok"/>
-        </w:rPr>
-        <w:t xml:space="preserve"> src/main.c </w:t>
-      </w:r>
-      <w:r>
-        <w:rPr>
-          <w:rStyle w:val="AttributeTok"/>
-        </w:rPr>
-        <w:t xml:space="preserve">-o</w:t>
-      </w:r>
-      <w:r>
-        <w:rPr>
-          <w:rStyle w:val="NormalTok"/>
-        </w:rPr>
-        <w:t xml:space="preserve"> build/release/main.c.o</w:t>
-      </w:r>
-      <w:r>
-        <w:br/>
-      </w:r>
-      <w:r>
-        <w:rPr>
-          <w:rStyle w:val="FunctionTok"/>
-        </w:rPr>
-        <w:t xml:space="preserve">cc</w:t>
-      </w:r>
-      <w:r>
-        <w:rPr>
-          <w:rStyle w:val="NormalTok"/>
-        </w:rPr>
-        <w:t xml:space="preserve"> </w:t>
-      </w:r>
-      <w:r>
-        <w:rPr>
-          <w:rStyle w:val="AttributeTok"/>
-        </w:rPr>
-        <w:t xml:space="preserve">-Wall</w:t>
-      </w:r>
-      <w:r>
-        <w:rPr>
-          <w:rStyle w:val="NormalTok"/>
-        </w:rPr>
-        <w:t xml:space="preserve"> </w:t>
-      </w:r>
-      <w:r>
-        <w:rPr>
-          <w:rStyle w:val="AttributeTok"/>
-        </w:rPr>
-        <w:t xml:space="preserve">-Wextra</w:t>
-      </w:r>
-      <w:r>
-        <w:rPr>
-          <w:rStyle w:val="NormalTok"/>
-        </w:rPr>
-        <w:t xml:space="preserve"> </w:t>
-      </w:r>
-      <w:r>
-        <w:rPr>
-          <w:rStyle w:val="AttributeTok"/>
-        </w:rPr>
-        <w:t xml:space="preserve">-O2</w:t>
-      </w:r>
-      <w:r>
-        <w:rPr>
-          <w:rStyle w:val="NormalTok"/>
-        </w:rPr>
-        <w:t xml:space="preserve"> </w:t>
-      </w:r>
-      <w:r>
-        <w:rPr>
-          <w:rStyle w:val="AttributeTok"/>
-        </w:rPr>
-        <w:t xml:space="preserve">-fPIE</w:t>
-      </w:r>
-      <w:r>
-        <w:rPr>
-          <w:rStyle w:val="NormalTok"/>
-        </w:rPr>
-        <w:t xml:space="preserve"> </w:t>
-      </w:r>
-      <w:r>
-        <w:rPr>
-          <w:rStyle w:val="AttributeTok"/>
-        </w:rPr>
-        <w:t xml:space="preserve">-MMD</w:t>
-      </w:r>
-      <w:r>
-        <w:rPr>
-          <w:rStyle w:val="NormalTok"/>
-        </w:rPr>
-        <w:t xml:space="preserve"> </w:t>
-      </w:r>
-      <w:r>
-        <w:rPr>
-          <w:rStyle w:val="AttributeTok"/>
-        </w:rPr>
-        <w:t xml:space="preserve">-MP</w:t>
-      </w:r>
-      <w:r>
-        <w:rPr>
-          <w:rStyle w:val="NormalTok"/>
-        </w:rPr>
-        <w:t xml:space="preserve"> </w:t>
-      </w:r>
-      <w:r>
-        <w:rPr>
-          <w:rStyle w:val="AttributeTok"/>
-        </w:rPr>
-        <w:t xml:space="preserve">-Wformat</w:t>
-      </w:r>
-      <w:r>
-        <w:rPr>
-          <w:rStyle w:val="NormalTok"/>
-        </w:rPr>
-        <w:t xml:space="preserve"> </w:t>
-      </w:r>
-      <w:r>
-        <w:rPr>
-          <w:rStyle w:val="AttributeTok"/>
-        </w:rPr>
-        <w:t xml:space="preserve">-Wformat</w:t>
-      </w:r>
-      <w:r>
-        <w:rPr>
-          <w:rStyle w:val="OperatorTok"/>
-        </w:rPr>
-        <w:t xml:space="preserve">=</w:t>
-      </w:r>
-      <w:r>
-        <w:rPr>
-          <w:rStyle w:val="NormalTok"/>
-        </w:rPr>
-        <w:t xml:space="preserve">2 </w:t>
-      </w:r>
-      <w:r>
-        <w:rPr>
-          <w:rStyle w:val="AttributeTok"/>
-        </w:rPr>
-        <w:t xml:space="preserve">-Wconversion</w:t>
-      </w:r>
-      <w:r>
-        <w:rPr>
-          <w:rStyle w:val="NormalTok"/>
-        </w:rPr>
-        <w:t xml:space="preserve"> </w:t>
-      </w:r>
-      <w:r>
-        <w:rPr>
-          <w:rStyle w:val="AttributeTok"/>
-        </w:rPr>
-        <w:t xml:space="preserve">-Wsign-conversion</w:t>
-      </w:r>
-      <w:r>
-        <w:rPr>
-          <w:rStyle w:val="NormalTok"/>
-        </w:rPr>
-        <w:t xml:space="preserve"> </w:t>
-      </w:r>
-      <w:r>
-        <w:rPr>
-          <w:rStyle w:val="AttributeTok"/>
-        </w:rPr>
-        <w:t xml:space="preserve">-Wimplicit-fallthrough</w:t>
-      </w:r>
-      <w:r>
-        <w:rPr>
-          <w:rStyle w:val="NormalTok"/>
-        </w:rPr>
-        <w:t xml:space="preserve"> </w:t>
-      </w:r>
-      <w:r>
-        <w:rPr>
-          <w:rStyle w:val="AttributeTok"/>
-        </w:rPr>
-        <w:t xml:space="preserve">-fstack-protector-strong</w:t>
-      </w:r>
-      <w:r>
-        <w:rPr>
-          <w:rStyle w:val="NormalTok"/>
-        </w:rPr>
-        <w:t xml:space="preserve"> </w:t>
-      </w:r>
-      <w:r>
-        <w:rPr>
-          <w:rStyle w:val="AttributeTok"/>
-        </w:rPr>
-        <w:t xml:space="preserve">-Werror</w:t>
-      </w:r>
-      <w:r>
-        <w:rPr>
-          <w:rStyle w:val="OperatorTok"/>
-        </w:rPr>
-        <w:t xml:space="preserve">=</w:t>
-      </w:r>
-      <w:r>
-        <w:rPr>
-          <w:rStyle w:val="NormalTok"/>
-        </w:rPr>
-        <w:t xml:space="preserve">format-security </w:t>
-      </w:r>
-      <w:r>
-        <w:rPr>
-          <w:rStyle w:val="AttributeTok"/>
-        </w:rPr>
-        <w:t xml:space="preserve">-Werror</w:t>
-      </w:r>
-      <w:r>
-        <w:rPr>
-          <w:rStyle w:val="OperatorTok"/>
-        </w:rPr>
-        <w:t xml:space="preserve">=</w:t>
-      </w:r>
-      <w:r>
-        <w:rPr>
-          <w:rStyle w:val="NormalTok"/>
-        </w:rPr>
-        <w:t xml:space="preserve">implicit </w:t>
-      </w:r>
-      <w:r>
-        <w:rPr>
-          <w:rStyle w:val="AttributeTok"/>
-        </w:rPr>
-        <w:t xml:space="preserve">-Werror</w:t>
-      </w:r>
-      <w:r>
-        <w:rPr>
-          <w:rStyle w:val="OperatorTok"/>
-        </w:rPr>
-        <w:t xml:space="preserve">=</w:t>
-      </w:r>
-      <w:r>
-        <w:rPr>
-          <w:rStyle w:val="NormalTok"/>
-        </w:rPr>
-        <w:t xml:space="preserve">incompatible-pointer-types </w:t>
-      </w:r>
-      <w:r>
-        <w:rPr>
-          <w:rStyle w:val="AttributeTok"/>
-        </w:rPr>
-        <w:t xml:space="preserve">-Werror</w:t>
-      </w:r>
-      <w:r>
-        <w:rPr>
-          <w:rStyle w:val="OperatorTok"/>
-        </w:rPr>
-        <w:t xml:space="preserve">=</w:t>
-      </w:r>
-      <w:r>
-        <w:rPr>
-          <w:rStyle w:val="NormalTok"/>
-        </w:rPr>
-        <w:t xml:space="preserve">int-conversion build/release/lab.c.o build/release/main.c.o </w:t>
-      </w:r>
-      <w:r>
-        <w:rPr>
-          <w:rStyle w:val="AttributeTok"/>
-        </w:rPr>
-        <w:t xml:space="preserve">-o</w:t>
-      </w:r>
-      <w:r>
-        <w:rPr>
-          <w:rStyle w:val="NormalTok"/>
-        </w:rPr>
-        <w:t xml:space="preserve"> build/release/myapp </w:t>
-      </w:r>
-      <w:r>
-        <w:br/>
-      </w:r>
-      <w:r>
-        <w:rPr>
-          <w:rStyle w:val="VariableTok"/>
-        </w:rPr>
-        <w:t xml:space="preserve">make</w:t>
-      </w:r>
-      <w:r>
-        <w:rPr>
-          <w:rStyle w:val="OperatorTok"/>
-        </w:rPr>
-        <w:t xml:space="preserve">[</w:t>
-      </w:r>
-      <w:r>
-        <w:rPr>
-          <w:rStyle w:val="DecValTok"/>
-        </w:rPr>
-        <w:t xml:space="preserve">1</w:t>
-      </w:r>
-      <w:r>
-        <w:rPr>
-          <w:rStyle w:val="OperatorTok"/>
-        </w:rPr>
-        <w:t xml:space="preserve">]</w:t>
-      </w:r>
-      <w:r>
-        <w:rPr>
-          <w:rStyle w:val="ExtensionTok"/>
-        </w:rPr>
-        <w:t xml:space="preserve">:</w:t>
-      </w:r>
-      <w:r>
-        <w:rPr>
-          <w:rStyle w:val="NormalTok"/>
-        </w:rPr>
-        <w:t xml:space="preserve"> Leaving directory </w:t>
-      </w:r>
-      <w:r>
-        <w:rPr>
-          <w:rStyle w:val="StringTok"/>
-        </w:rPr>
-        <w:t xml:space="preserve">'/home/PERRYARYEE/Computer-Networks-CS525'</w:t>
-      </w:r>
-      <w:r>
-        <w:br/>
-      </w:r>
-      <w:r>
-        <w:rPr>
-          <w:rStyle w:val="VariableTok"/>
-        </w:rPr>
-        <w:t xml:space="preserve">make</w:t>
-      </w:r>
-      <w:r>
-        <w:rPr>
-          <w:rStyle w:val="OperatorTok"/>
-        </w:rPr>
-        <w:t xml:space="preserve">[</w:t>
-      </w:r>
-      <w:r>
-        <w:rPr>
-          <w:rStyle w:val="DecValTok"/>
-        </w:rPr>
-        <w:t xml:space="preserve">1</w:t>
-      </w:r>
-      <w:r>
-        <w:rPr>
-          <w:rStyle w:val="OperatorTok"/>
-        </w:rPr>
-        <w:t xml:space="preserve">]</w:t>
-      </w:r>
-      <w:r>
-        <w:rPr>
-          <w:rStyle w:val="ExtensionTok"/>
-        </w:rPr>
-        <w:t xml:space="preserve">:</w:t>
-      </w:r>
-      <w:r>
-        <w:rPr>
-          <w:rStyle w:val="NormalTok"/>
-        </w:rPr>
-        <w:t xml:space="preserve"> Entering directory </w:t>
-      </w:r>
-      <w:r>
-        <w:rPr>
-          <w:rStyle w:val="StringTok"/>
-        </w:rPr>
-        <w:t xml:space="preserve">'/home/PERRYARYEE/Computer-Networks-CS525'</w:t>
-      </w:r>
-      <w:r>
-        <w:br/>
-      </w:r>
-      <w:r>
-        <w:rPr>
-          <w:rStyle w:val="FunctionTok"/>
-        </w:rPr>
-        <w:t xml:space="preserve">mkdir</w:t>
-      </w:r>
-      <w:r>
-        <w:rPr>
-          <w:rStyle w:val="NormalTok"/>
-        </w:rPr>
-        <w:t xml:space="preserve"> </w:t>
-      </w:r>
-      <w:r>
-        <w:rPr>
-          <w:rStyle w:val="AttributeTok"/>
-        </w:rPr>
-        <w:t xml:space="preserve">-p</w:t>
-      </w:r>
-      <w:r>
-        <w:rPr>
-          <w:rStyle w:val="NormalTok"/>
-        </w:rPr>
-        <w:t xml:space="preserve"> build/tests</w:t>
-      </w:r>
-      <w:r>
-        <w:br/>
-      </w:r>
-      <w:r>
-        <w:rPr>
-          <w:rStyle w:val="FunctionTok"/>
-        </w:rPr>
-        <w:t xml:space="preserve">cc</w:t>
-      </w:r>
-      <w:r>
-        <w:rPr>
-          <w:rStyle w:val="NormalTok"/>
-        </w:rPr>
-        <w:t xml:space="preserve"> </w:t>
-      </w:r>
-      <w:r>
-        <w:rPr>
-          <w:rStyle w:val="AttributeTok"/>
-        </w:rPr>
-        <w:t xml:space="preserve">-g</w:t>
-      </w:r>
-      <w:r>
-        <w:rPr>
-          <w:rStyle w:val="NormalTok"/>
-        </w:rPr>
-        <w:t xml:space="preserve"> </w:t>
-      </w:r>
-      <w:r>
-        <w:rPr>
-          <w:rStyle w:val="AttributeTok"/>
-        </w:rPr>
-        <w:t xml:space="preserve">-O0</w:t>
-      </w:r>
-      <w:r>
-        <w:rPr>
-          <w:rStyle w:val="NormalTok"/>
-        </w:rPr>
-        <w:t xml:space="preserve"> </w:t>
-      </w:r>
-      <w:r>
-        <w:rPr>
-          <w:rStyle w:val="AttributeTok"/>
-        </w:rPr>
-        <w:t xml:space="preserve">-DTEST</w:t>
-      </w:r>
-      <w:r>
-        <w:rPr>
-          <w:rStyle w:val="NormalTok"/>
-        </w:rPr>
-        <w:t xml:space="preserve"> </w:t>
-      </w:r>
-      <w:r>
-        <w:rPr>
-          <w:rStyle w:val="AttributeTok"/>
-        </w:rPr>
-        <w:t xml:space="preserve">-fprofile-arcs</w:t>
-      </w:r>
-      <w:r>
-        <w:rPr>
-          <w:rStyle w:val="NormalTok"/>
-        </w:rPr>
-        <w:t xml:space="preserve"> </w:t>
-      </w:r>
-      <w:r>
-        <w:rPr>
-          <w:rStyle w:val="AttributeTok"/>
-        </w:rPr>
-        <w:t xml:space="preserve">-ftest-coverage</w:t>
-      </w:r>
-      <w:r>
-        <w:rPr>
-          <w:rStyle w:val="NormalTok"/>
-        </w:rPr>
-        <w:t xml:space="preserve"> </w:t>
-      </w:r>
-      <w:r>
-        <w:rPr>
-          <w:rStyle w:val="AttributeTok"/>
-        </w:rPr>
-        <w:t xml:space="preserve">-c</w:t>
-      </w:r>
-      <w:r>
-        <w:rPr>
-          <w:rStyle w:val="NormalTok"/>
-        </w:rPr>
-        <w:t xml:space="preserve"> src/lab.c </w:t>
-      </w:r>
-      <w:r>
-        <w:rPr>
-          <w:rStyle w:val="AttributeTok"/>
-        </w:rPr>
-        <w:t xml:space="preserve">-o</w:t>
-      </w:r>
-      <w:r>
-        <w:rPr>
-          <w:rStyle w:val="NormalTok"/>
-        </w:rPr>
-        <w:t xml:space="preserve"> build/tests/lab.c.o</w:t>
-      </w:r>
-      <w:r>
-        <w:br/>
-      </w:r>
-      <w:r>
-        <w:rPr>
-          <w:rStyle w:val="FunctionTok"/>
-        </w:rPr>
-        <w:t xml:space="preserve">mkdir</w:t>
-      </w:r>
-      <w:r>
-        <w:rPr>
-          <w:rStyle w:val="NormalTok"/>
-        </w:rPr>
-        <w:t xml:space="preserve"> </w:t>
-      </w:r>
-      <w:r>
-        <w:rPr>
-          <w:rStyle w:val="AttributeTok"/>
-        </w:rPr>
-        <w:t xml:space="preserve">-p</w:t>
-      </w:r>
-      <w:r>
-        <w:rPr>
-          <w:rStyle w:val="NormalTok"/>
-        </w:rPr>
-        <w:t xml:space="preserve"> build/tests</w:t>
-      </w:r>
-      <w:r>
-        <w:br/>
-      </w:r>
-      <w:r>
-        <w:rPr>
-          <w:rStyle w:val="FunctionTok"/>
-        </w:rPr>
-        <w:t xml:space="preserve">cc</w:t>
-      </w:r>
-      <w:r>
-        <w:rPr>
-          <w:rStyle w:val="NormalTok"/>
-        </w:rPr>
-        <w:t xml:space="preserve"> </w:t>
-      </w:r>
-      <w:r>
-        <w:rPr>
-          <w:rStyle w:val="AttributeTok"/>
-        </w:rPr>
-        <w:t xml:space="preserve">-g</w:t>
-      </w:r>
-      <w:r>
-        <w:rPr>
-          <w:rStyle w:val="NormalTok"/>
-        </w:rPr>
-        <w:t xml:space="preserve"> </w:t>
-      </w:r>
-      <w:r>
-        <w:rPr>
-          <w:rStyle w:val="AttributeTok"/>
-        </w:rPr>
-        <w:t xml:space="preserve">-O0</w:t>
-      </w:r>
-      <w:r>
-        <w:rPr>
-          <w:rStyle w:val="NormalTok"/>
-        </w:rPr>
-        <w:t xml:space="preserve"> </w:t>
-      </w:r>
-      <w:r>
-        <w:rPr>
-          <w:rStyle w:val="AttributeTok"/>
-        </w:rPr>
-        <w:t xml:space="preserve">-DTEST</w:t>
-      </w:r>
-      <w:r>
-        <w:rPr>
-          <w:rStyle w:val="NormalTok"/>
-        </w:rPr>
-        <w:t xml:space="preserve"> </w:t>
-      </w:r>
-      <w:r>
-        <w:rPr>
-          <w:rStyle w:val="AttributeTok"/>
-        </w:rPr>
-        <w:t xml:space="preserve">-fprofile-arcs</w:t>
-      </w:r>
-      <w:r>
-        <w:rPr>
-          <w:rStyle w:val="NormalTok"/>
-        </w:rPr>
-        <w:t xml:space="preserve"> </w:t>
-      </w:r>
-      <w:r>
-        <w:rPr>
-          <w:rStyle w:val="AttributeTok"/>
-        </w:rPr>
-        <w:t xml:space="preserve">-ftest-coverage</w:t>
-      </w:r>
-      <w:r>
-        <w:rPr>
-          <w:rStyle w:val="NormalTok"/>
-        </w:rPr>
-        <w:t xml:space="preserve"> </w:t>
-      </w:r>
-      <w:r>
-        <w:rPr>
-          <w:rStyle w:val="AttributeTok"/>
-        </w:rPr>
-        <w:t xml:space="preserve">-c</w:t>
-      </w:r>
-      <w:r>
-        <w:rPr>
-          <w:rStyle w:val="NormalTok"/>
-        </w:rPr>
-        <w:t xml:space="preserve"> src/main.c </w:t>
-      </w:r>
-      <w:r>
-        <w:rPr>
-          <w:rStyle w:val="AttributeTok"/>
-        </w:rPr>
-        <w:t xml:space="preserve">-o</w:t>
-      </w:r>
-      <w:r>
-        <w:rPr>
-          <w:rStyle w:val="NormalTok"/>
-        </w:rPr>
-        <w:t xml:space="preserve"> build/tests/main.c.o</w:t>
-      </w:r>
-      <w:r>
-        <w:br/>
-      </w:r>
-      <w:r>
-        <w:rPr>
-          <w:rStyle w:val="FunctionTok"/>
-        </w:rPr>
-        <w:t xml:space="preserve">mkdir</w:t>
-      </w:r>
-      <w:r>
-        <w:rPr>
-          <w:rStyle w:val="NormalTok"/>
-        </w:rPr>
-        <w:t xml:space="preserve"> </w:t>
-      </w:r>
-      <w:r>
-        <w:rPr>
-          <w:rStyle w:val="AttributeTok"/>
-        </w:rPr>
-        <w:t xml:space="preserve">-p</w:t>
-      </w:r>
-      <w:r>
-        <w:rPr>
-          <w:rStyle w:val="NormalTok"/>
-        </w:rPr>
-        <w:t xml:space="preserve"> build/tests/harness/</w:t>
-      </w:r>
-      <w:r>
-        <w:br/>
-      </w:r>
-      <w:r>
-        <w:rPr>
-          <w:rStyle w:val="FunctionTok"/>
-        </w:rPr>
-        <w:t xml:space="preserve">cc</w:t>
-      </w:r>
-      <w:r>
-        <w:rPr>
-          <w:rStyle w:val="NormalTok"/>
-        </w:rPr>
-        <w:t xml:space="preserve"> </w:t>
-      </w:r>
-      <w:r>
-        <w:rPr>
-          <w:rStyle w:val="AttributeTok"/>
-        </w:rPr>
-        <w:t xml:space="preserve">-g</w:t>
-      </w:r>
-      <w:r>
-        <w:rPr>
-          <w:rStyle w:val="NormalTok"/>
-        </w:rPr>
-        <w:t xml:space="preserve"> </w:t>
-      </w:r>
-      <w:r>
-        <w:rPr>
-          <w:rStyle w:val="AttributeTok"/>
-        </w:rPr>
-        <w:t xml:space="preserve">-O0</w:t>
-      </w:r>
-      <w:r>
-        <w:rPr>
-          <w:rStyle w:val="NormalTok"/>
-        </w:rPr>
-        <w:t xml:space="preserve"> </w:t>
-      </w:r>
-      <w:r>
-        <w:rPr>
-          <w:rStyle w:val="AttributeTok"/>
-        </w:rPr>
-        <w:t xml:space="preserve">-DTEST</w:t>
-      </w:r>
-      <w:r>
-        <w:rPr>
-          <w:rStyle w:val="NormalTok"/>
-        </w:rPr>
-        <w:t xml:space="preserve"> </w:t>
-      </w:r>
-      <w:r>
-        <w:rPr>
-          <w:rStyle w:val="AttributeTok"/>
-        </w:rPr>
-        <w:t xml:space="preserve">-fprofile-arcs</w:t>
-      </w:r>
-      <w:r>
-        <w:rPr>
-          <w:rStyle w:val="NormalTok"/>
-        </w:rPr>
-        <w:t xml:space="preserve"> </w:t>
-      </w:r>
-      <w:r>
-        <w:rPr>
-          <w:rStyle w:val="AttributeTok"/>
-        </w:rPr>
-        <w:t xml:space="preserve">-ftest-coverage</w:t>
-      </w:r>
-      <w:r>
-        <w:rPr>
-          <w:rStyle w:val="NormalTok"/>
-        </w:rPr>
-        <w:t xml:space="preserve"> </w:t>
-      </w:r>
-      <w:r>
-        <w:rPr>
-          <w:rStyle w:val="AttributeTok"/>
-        </w:rPr>
-        <w:t xml:space="preserve">-c</w:t>
-      </w:r>
-      <w:r>
-        <w:rPr>
-          <w:rStyle w:val="NormalTok"/>
-        </w:rPr>
-        <w:t xml:space="preserve"> tests/harness/unity.c </w:t>
-      </w:r>
-      <w:r>
-        <w:rPr>
-          <w:rStyle w:val="AttributeTok"/>
-        </w:rPr>
-        <w:t xml:space="preserve">-o</w:t>
-      </w:r>
-      <w:r>
-        <w:rPr>
-          <w:rStyle w:val="NormalTok"/>
-        </w:rPr>
-        <w:t xml:space="preserve"> build/tests/harness/unity.c.o</w:t>
-      </w:r>
-      <w:r>
-        <w:br/>
-      </w:r>
-      <w:r>
-        <w:rPr>
-          <w:rStyle w:val="FunctionTok"/>
-        </w:rPr>
-        <w:t xml:space="preserve">mkdir</w:t>
-      </w:r>
-      <w:r>
-        <w:rPr>
-          <w:rStyle w:val="NormalTok"/>
-        </w:rPr>
-        <w:t xml:space="preserve"> </w:t>
-      </w:r>
-      <w:r>
-        <w:rPr>
-          <w:rStyle w:val="AttributeTok"/>
-        </w:rPr>
-        <w:t xml:space="preserve">-p</w:t>
-      </w:r>
-      <w:r>
-        <w:rPr>
-          <w:rStyle w:val="NormalTok"/>
-        </w:rPr>
-        <w:t xml:space="preserve"> build/tests/</w:t>
-      </w:r>
-      <w:r>
-        <w:br/>
-      </w:r>
-      <w:r>
-        <w:rPr>
-          <w:rStyle w:val="FunctionTok"/>
-        </w:rPr>
-        <w:t xml:space="preserve">cc</w:t>
-      </w:r>
-      <w:r>
-        <w:rPr>
-          <w:rStyle w:val="NormalTok"/>
-        </w:rPr>
-        <w:t xml:space="preserve"> </w:t>
-      </w:r>
-      <w:r>
-        <w:rPr>
-          <w:rStyle w:val="AttributeTok"/>
-        </w:rPr>
-        <w:t xml:space="preserve">-g</w:t>
-      </w:r>
-      <w:r>
-        <w:rPr>
-          <w:rStyle w:val="NormalTok"/>
-        </w:rPr>
-        <w:t xml:space="preserve"> </w:t>
-      </w:r>
-      <w:r>
-        <w:rPr>
-          <w:rStyle w:val="AttributeTok"/>
-        </w:rPr>
-        <w:t xml:space="preserve">-O0</w:t>
-      </w:r>
-      <w:r>
-        <w:rPr>
-          <w:rStyle w:val="NormalTok"/>
-        </w:rPr>
-        <w:t xml:space="preserve"> </w:t>
-      </w:r>
-      <w:r>
-        <w:rPr>
-          <w:rStyle w:val="AttributeTok"/>
-        </w:rPr>
-        <w:t xml:space="preserve">-DTEST</w:t>
-      </w:r>
-      <w:r>
-        <w:rPr>
-          <w:rStyle w:val="NormalTok"/>
-        </w:rPr>
-        <w:t xml:space="preserve"> </w:t>
-      </w:r>
-      <w:r>
-        <w:rPr>
-          <w:rStyle w:val="AttributeTok"/>
-        </w:rPr>
-        <w:t xml:space="preserve">-fprofile-arcs</w:t>
-      </w:r>
-      <w:r>
-        <w:rPr>
-          <w:rStyle w:val="NormalTok"/>
-        </w:rPr>
-        <w:t xml:space="preserve"> </w:t>
-      </w:r>
-      <w:r>
-        <w:rPr>
-          <w:rStyle w:val="AttributeTok"/>
-        </w:rPr>
-        <w:t xml:space="preserve">-ftest-coverage</w:t>
-      </w:r>
-      <w:r>
-        <w:rPr>
-          <w:rStyle w:val="NormalTok"/>
-        </w:rPr>
-        <w:t xml:space="preserve"> </w:t>
-      </w:r>
-      <w:r>
-        <w:rPr>
-          <w:rStyle w:val="AttributeTok"/>
-        </w:rPr>
-        <w:t xml:space="preserve">-c</w:t>
-      </w:r>
-      <w:r>
-        <w:rPr>
-          <w:rStyle w:val="NormalTok"/>
-        </w:rPr>
-        <w:t xml:space="preserve"> tests/lab-test.c </w:t>
-      </w:r>
-      <w:r>
-        <w:rPr>
-          <w:rStyle w:val="AttributeTok"/>
-        </w:rPr>
-        <w:t xml:space="preserve">-o</w:t>
-      </w:r>
-      <w:r>
-        <w:rPr>
-          <w:rStyle w:val="NormalTok"/>
-        </w:rPr>
-        <w:t xml:space="preserve"> build/tests/lab-test.c.o</w:t>
-      </w:r>
-      <w:r>
-        <w:br/>
-      </w:r>
-      <w:r>
-        <w:rPr>
-          <w:rStyle w:val="FunctionTok"/>
-        </w:rPr>
-        <w:t xml:space="preserve">cc</w:t>
-      </w:r>
-      <w:r>
-        <w:rPr>
-          <w:rStyle w:val="NormalTok"/>
-        </w:rPr>
-        <w:t xml:space="preserve"> </w:t>
-      </w:r>
-      <w:r>
-        <w:rPr>
-          <w:rStyle w:val="AttributeTok"/>
-        </w:rPr>
-        <w:t xml:space="preserve">-g</w:t>
-      </w:r>
-      <w:r>
-        <w:rPr>
-          <w:rStyle w:val="NormalTok"/>
-        </w:rPr>
-        <w:t xml:space="preserve"> </w:t>
-      </w:r>
-      <w:r>
-        <w:rPr>
-          <w:rStyle w:val="AttributeTok"/>
-        </w:rPr>
-        <w:t xml:space="preserve">-O0</w:t>
-      </w:r>
-      <w:r>
-        <w:rPr>
-          <w:rStyle w:val="NormalTok"/>
-        </w:rPr>
-        <w:t xml:space="preserve"> </w:t>
-      </w:r>
-      <w:r>
-        <w:rPr>
-          <w:rStyle w:val="AttributeTok"/>
-        </w:rPr>
-        <w:t xml:space="preserve">-DTEST</w:t>
-      </w:r>
-      <w:r>
-        <w:rPr>
-          <w:rStyle w:val="NormalTok"/>
-        </w:rPr>
-        <w:t xml:space="preserve"> </w:t>
-      </w:r>
-      <w:r>
-        <w:rPr>
-          <w:rStyle w:val="AttributeTok"/>
-        </w:rPr>
-        <w:t xml:space="preserve">-fprofile-arcs</w:t>
-      </w:r>
-      <w:r>
-        <w:rPr>
-          <w:rStyle w:val="NormalTok"/>
-        </w:rPr>
-        <w:t xml:space="preserve"> </w:t>
-      </w:r>
-      <w:r>
-        <w:rPr>
-          <w:rStyle w:val="AttributeTok"/>
-        </w:rPr>
-        <w:t xml:space="preserve">-ftest-coverage</w:t>
-      </w:r>
-      <w:r>
-        <w:rPr>
-          <w:rStyle w:val="NormalTok"/>
-        </w:rPr>
-        <w:t xml:space="preserve"> build/tests/lab.c.o build/tests/main.c.o build/tests/harness/unity.c.o build/tests/lab-test.c.o </w:t>
-      </w:r>
-      <w:r>
-        <w:rPr>
-          <w:rStyle w:val="AttributeTok"/>
-        </w:rPr>
-        <w:t xml:space="preserve">-o</w:t>
-      </w:r>
-      <w:r>
-        <w:rPr>
-          <w:rStyle w:val="NormalTok"/>
-        </w:rPr>
-        <w:t xml:space="preserve"> build/tests/myapp_t </w:t>
-      </w:r>
-      <w:r>
-        <w:rPr>
-          <w:rStyle w:val="AttributeTok"/>
-        </w:rPr>
-        <w:t xml:space="preserve">-fprofile-arcs</w:t>
-      </w:r>
-      <w:r>
-        <w:rPr>
-          <w:rStyle w:val="NormalTok"/>
-        </w:rPr>
-        <w:t xml:space="preserve"> </w:t>
-      </w:r>
-      <w:r>
-        <w:rPr>
-          <w:rStyle w:val="AttributeTok"/>
-        </w:rPr>
-        <w:t xml:space="preserve">-ftest-coverage</w:t>
-      </w:r>
-      <w:r>
-        <w:br/>
-      </w:r>
-      <w:r>
-        <w:rPr>
-          <w:rStyle w:val="VariableTok"/>
-        </w:rPr>
-        <w:t xml:space="preserve">make</w:t>
-      </w:r>
-      <w:r>
-        <w:rPr>
-          <w:rStyle w:val="OperatorTok"/>
-        </w:rPr>
-        <w:t xml:space="preserve">[</w:t>
-      </w:r>
-      <w:r>
-        <w:rPr>
-          <w:rStyle w:val="DecValTok"/>
-        </w:rPr>
-        <w:t xml:space="preserve">1</w:t>
-      </w:r>
-      <w:r>
-        <w:rPr>
-          <w:rStyle w:val="OperatorTok"/>
-        </w:rPr>
-        <w:t xml:space="preserve">]</w:t>
-      </w:r>
-      <w:r>
-        <w:rPr>
-          <w:rStyle w:val="ExtensionTok"/>
-        </w:rPr>
-        <w:t xml:space="preserve">:</w:t>
-      </w:r>
-      <w:r>
-        <w:rPr>
-          <w:rStyle w:val="NormalTok"/>
-        </w:rPr>
-        <w:t xml:space="preserve"> Leaving directory </w:t>
-      </w:r>
-      <w:r>
-        <w:rPr>
-          <w:rStyle w:val="StringTok"/>
-        </w:rPr>
-        <w:t xml:space="preserve">'/home/PERRYARYEE/Computer-Networks-CS525'</w:t>
-      </w:r>
-      <w:r>
-        <w:br/>
-      </w:r>
-      <w:r>
-        <w:rPr>
-          <w:rStyle w:val="VariableTok"/>
-        </w:rPr>
-        <w:t xml:space="preserve">make</w:t>
-      </w:r>
-      <w:r>
-        <w:rPr>
-          <w:rStyle w:val="OperatorTok"/>
-        </w:rPr>
-        <w:t xml:space="preserve">[</w:t>
-      </w:r>
-      <w:r>
-        <w:rPr>
-          <w:rStyle w:val="DecValTok"/>
-        </w:rPr>
-        <w:t xml:space="preserve">1</w:t>
-      </w:r>
-      <w:r>
-        <w:rPr>
-          <w:rStyle w:val="OperatorTok"/>
-        </w:rPr>
-        <w:t xml:space="preserve">]</w:t>
-      </w:r>
-      <w:r>
-        <w:rPr>
-          <w:rStyle w:val="ExtensionTok"/>
-        </w:rPr>
-        <w:t xml:space="preserve">:</w:t>
-      </w:r>
-      <w:r>
-        <w:rPr>
-          <w:rStyle w:val="NormalTok"/>
-        </w:rPr>
-        <w:t xml:space="preserve"> Entering directory </w:t>
-      </w:r>
-      <w:r>
-        <w:rPr>
-          <w:rStyle w:val="StringTok"/>
-        </w:rPr>
-        <w:t xml:space="preserve">'/home/PERRYARYEE/Computer-Networks-CS525'</w:t>
-      </w:r>
-      <w:r>
-        <w:br/>
-      </w:r>
-      <w:r>
-        <w:rPr>
-          <w:rStyle w:val="FunctionTok"/>
-        </w:rPr>
-        <w:t xml:space="preserve">mkdir</w:t>
-      </w:r>
-      <w:r>
-        <w:rPr>
-          <w:rStyle w:val="NormalTok"/>
-        </w:rPr>
-        <w:t xml:space="preserve"> </w:t>
-      </w:r>
-      <w:r>
-        <w:rPr>
-          <w:rStyle w:val="AttributeTok"/>
-        </w:rPr>
-        <w:t xml:space="preserve">-p</w:t>
-      </w:r>
-      <w:r>
-        <w:rPr>
-          <w:rStyle w:val="NormalTok"/>
-        </w:rPr>
-        <w:t xml:space="preserve"> build/debug-test</w:t>
-      </w:r>
-      <w:r>
-        <w:br/>
-      </w:r>
-      <w:r>
-        <w:rPr>
-          <w:rStyle w:val="FunctionTok"/>
-        </w:rPr>
-        <w:t xml:space="preserve">cc</w:t>
-      </w:r>
-      <w:r>
-        <w:rPr>
-          <w:rStyle w:val="NormalTok"/>
-        </w:rPr>
-        <w:t xml:space="preserve"> </w:t>
-      </w:r>
-      <w:r>
-        <w:rPr>
-          <w:rStyle w:val="AttributeTok"/>
-        </w:rPr>
-        <w:t xml:space="preserve">-g</w:t>
-      </w:r>
-      <w:r>
-        <w:rPr>
-          <w:rStyle w:val="NormalTok"/>
-        </w:rPr>
-        <w:t xml:space="preserve"> </w:t>
-      </w:r>
-      <w:r>
-        <w:rPr>
-          <w:rStyle w:val="AttributeTok"/>
-        </w:rPr>
-        <w:t xml:space="preserve">-O0</w:t>
-      </w:r>
-      <w:r>
-        <w:rPr>
-          <w:rStyle w:val="NormalTok"/>
-        </w:rPr>
-        <w:t xml:space="preserve"> </w:t>
-      </w:r>
-      <w:r>
-        <w:rPr>
-          <w:rStyle w:val="AttributeTok"/>
-        </w:rPr>
-        <w:t xml:space="preserve">-DDEBUG</w:t>
-      </w:r>
-      <w:r>
-        <w:rPr>
-          <w:rStyle w:val="NormalTok"/>
-        </w:rPr>
-        <w:t xml:space="preserve"> </w:t>
-      </w:r>
-      <w:r>
-        <w:rPr>
-          <w:rStyle w:val="AttributeTok"/>
-        </w:rPr>
-        <w:t xml:space="preserve">-DTEST</w:t>
-      </w:r>
-      <w:r>
-        <w:rPr>
-          <w:rStyle w:val="NormalTok"/>
-        </w:rPr>
-        <w:t xml:space="preserve"> </w:t>
-      </w:r>
-      <w:r>
-        <w:rPr>
-          <w:rStyle w:val="AttributeTok"/>
-        </w:rPr>
-        <w:t xml:space="preserve">-fno-omit-frame-pointer</w:t>
-      </w:r>
-      <w:r>
-        <w:rPr>
-          <w:rStyle w:val="NormalTok"/>
-        </w:rPr>
-        <w:t xml:space="preserve"> </w:t>
-      </w:r>
-      <w:r>
-        <w:rPr>
-          <w:rStyle w:val="AttributeTok"/>
-        </w:rPr>
-        <w:t xml:space="preserve">-fsanitize</w:t>
-      </w:r>
-      <w:r>
-        <w:rPr>
-          <w:rStyle w:val="OperatorTok"/>
-        </w:rPr>
-        <w:t xml:space="preserve">=</w:t>
-      </w:r>
-      <w:r>
-        <w:rPr>
-          <w:rStyle w:val="NormalTok"/>
-        </w:rPr>
-        <w:t xml:space="preserve">address </w:t>
-      </w:r>
-      <w:r>
-        <w:rPr>
-          <w:rStyle w:val="AttributeTok"/>
-        </w:rPr>
-        <w:t xml:space="preserve">-c</w:t>
-      </w:r>
-      <w:r>
-        <w:rPr>
-          <w:rStyle w:val="NormalTok"/>
-        </w:rPr>
-        <w:t xml:space="preserve"> src/lab.c </w:t>
-      </w:r>
-      <w:r>
-        <w:rPr>
-          <w:rStyle w:val="AttributeTok"/>
-        </w:rPr>
-        <w:t xml:space="preserve">-o</w:t>
-      </w:r>
-      <w:r>
-        <w:rPr>
-          <w:rStyle w:val="NormalTok"/>
-        </w:rPr>
-        <w:t xml:space="preserve"> build/debug-test/lab.c.o</w:t>
-      </w:r>
-      <w:r>
-        <w:br/>
-      </w:r>
-      <w:r>
-        <w:rPr>
-          <w:rStyle w:val="FunctionTok"/>
-        </w:rPr>
-        <w:t xml:space="preserve">mkdir</w:t>
-      </w:r>
-      <w:r>
-        <w:rPr>
-          <w:rStyle w:val="NormalTok"/>
-        </w:rPr>
-        <w:t xml:space="preserve"> </w:t>
-      </w:r>
-      <w:r>
-        <w:rPr>
-          <w:rStyle w:val="AttributeTok"/>
-        </w:rPr>
-        <w:t xml:space="preserve">-p</w:t>
-      </w:r>
-      <w:r>
-        <w:rPr>
-          <w:rStyle w:val="NormalTok"/>
-        </w:rPr>
-        <w:t xml:space="preserve"> build/debug-test</w:t>
-      </w:r>
-      <w:r>
-        <w:br/>
-      </w:r>
-      <w:r>
-        <w:rPr>
-          <w:rStyle w:val="FunctionTok"/>
-        </w:rPr>
-        <w:t xml:space="preserve">cc</w:t>
-      </w:r>
-      <w:r>
-        <w:rPr>
-          <w:rStyle w:val="NormalTok"/>
-        </w:rPr>
-        <w:t xml:space="preserve"> </w:t>
-      </w:r>
-      <w:r>
-        <w:rPr>
-          <w:rStyle w:val="AttributeTok"/>
-        </w:rPr>
-        <w:t xml:space="preserve">-g</w:t>
-      </w:r>
-      <w:r>
-        <w:rPr>
-          <w:rStyle w:val="NormalTok"/>
-        </w:rPr>
-        <w:t xml:space="preserve"> </w:t>
-      </w:r>
-      <w:r>
-        <w:rPr>
-          <w:rStyle w:val="AttributeTok"/>
-        </w:rPr>
-        <w:t xml:space="preserve">-O0</w:t>
-      </w:r>
-      <w:r>
-        <w:rPr>
-          <w:rStyle w:val="NormalTok"/>
-        </w:rPr>
-        <w:t xml:space="preserve"> </w:t>
-      </w:r>
-      <w:r>
-        <w:rPr>
-          <w:rStyle w:val="AttributeTok"/>
-        </w:rPr>
-        <w:t xml:space="preserve">-DDEBUG</w:t>
-      </w:r>
-      <w:r>
-        <w:rPr>
-          <w:rStyle w:val="NormalTok"/>
-        </w:rPr>
-        <w:t xml:space="preserve"> </w:t>
-      </w:r>
-      <w:r>
-        <w:rPr>
-          <w:rStyle w:val="AttributeTok"/>
-        </w:rPr>
-        <w:t xml:space="preserve">-DTEST</w:t>
-      </w:r>
-      <w:r>
-        <w:rPr>
-          <w:rStyle w:val="NormalTok"/>
-        </w:rPr>
-        <w:t xml:space="preserve"> </w:t>
-      </w:r>
-      <w:r>
-        <w:rPr>
-          <w:rStyle w:val="AttributeTok"/>
-        </w:rPr>
-        <w:t xml:space="preserve">-fno-omit-frame-pointer</w:t>
-      </w:r>
-      <w:r>
-        <w:rPr>
-          <w:rStyle w:val="NormalTok"/>
-        </w:rPr>
-        <w:t xml:space="preserve"> </w:t>
-      </w:r>
-      <w:r>
-        <w:rPr>
-          <w:rStyle w:val="AttributeTok"/>
-        </w:rPr>
-        <w:t xml:space="preserve">-fsanitize</w:t>
-      </w:r>
-      <w:r>
-        <w:rPr>
-          <w:rStyle w:val="OperatorTok"/>
-        </w:rPr>
-        <w:t xml:space="preserve">=</w:t>
-      </w:r>
-      <w:r>
-        <w:rPr>
-          <w:rStyle w:val="NormalTok"/>
-        </w:rPr>
-        <w:t xml:space="preserve">address </w:t>
-      </w:r>
-      <w:r>
-        <w:rPr>
-          <w:rStyle w:val="AttributeTok"/>
-        </w:rPr>
-        <w:t xml:space="preserve">-c</w:t>
-      </w:r>
-      <w:r>
-        <w:rPr>
-          <w:rStyle w:val="NormalTok"/>
-        </w:rPr>
-        <w:t xml:space="preserve"> src/main.c </w:t>
-      </w:r>
-      <w:r>
-        <w:rPr>
-          <w:rStyle w:val="AttributeTok"/>
-        </w:rPr>
-        <w:t xml:space="preserve">-o</w:t>
-      </w:r>
-      <w:r>
-        <w:rPr>
-          <w:rStyle w:val="NormalTok"/>
-        </w:rPr>
-        <w:t xml:space="preserve"> build/debug-test/main.c.o</w:t>
-      </w:r>
-      <w:r>
-        <w:br/>
-      </w:r>
-      <w:r>
-        <w:rPr>
-          <w:rStyle w:val="FunctionTok"/>
-        </w:rPr>
-        <w:t xml:space="preserve">mkdir</w:t>
-      </w:r>
-      <w:r>
-        <w:rPr>
-          <w:rStyle w:val="NormalTok"/>
-        </w:rPr>
-        <w:t xml:space="preserve"> </w:t>
-      </w:r>
-      <w:r>
-        <w:rPr>
-          <w:rStyle w:val="AttributeTok"/>
-        </w:rPr>
-        <w:t xml:space="preserve">-p</w:t>
-      </w:r>
-      <w:r>
-        <w:rPr>
-          <w:rStyle w:val="NormalTok"/>
-        </w:rPr>
-        <w:t xml:space="preserve"> build/debug-test/harness/</w:t>
-      </w:r>
-      <w:r>
-        <w:br/>
-      </w:r>
-      <w:r>
-        <w:rPr>
-          <w:rStyle w:val="FunctionTok"/>
-        </w:rPr>
-        <w:t xml:space="preserve">cc</w:t>
-      </w:r>
-      <w:r>
-        <w:rPr>
-          <w:rStyle w:val="NormalTok"/>
-        </w:rPr>
-        <w:t xml:space="preserve"> </w:t>
-      </w:r>
-      <w:r>
-        <w:rPr>
-          <w:rStyle w:val="AttributeTok"/>
-        </w:rPr>
-        <w:t xml:space="preserve">-g</w:t>
-      </w:r>
-      <w:r>
-        <w:rPr>
-          <w:rStyle w:val="NormalTok"/>
-        </w:rPr>
-        <w:t xml:space="preserve"> </w:t>
-      </w:r>
-      <w:r>
-        <w:rPr>
-          <w:rStyle w:val="AttributeTok"/>
-        </w:rPr>
-        <w:t xml:space="preserve">-O0</w:t>
-      </w:r>
-      <w:r>
-        <w:rPr>
-          <w:rStyle w:val="NormalTok"/>
-        </w:rPr>
-        <w:t xml:space="preserve"> </w:t>
-      </w:r>
-      <w:r>
-        <w:rPr>
-          <w:rStyle w:val="AttributeTok"/>
-        </w:rPr>
-        <w:t xml:space="preserve">-DDEBUG</w:t>
-      </w:r>
-      <w:r>
-        <w:rPr>
-          <w:rStyle w:val="NormalTok"/>
-        </w:rPr>
-        <w:t xml:space="preserve"> </w:t>
-      </w:r>
-      <w:r>
-        <w:rPr>
-          <w:rStyle w:val="AttributeTok"/>
-        </w:rPr>
-        <w:t xml:space="preserve">-DTEST</w:t>
-      </w:r>
-      <w:r>
-        <w:rPr>
-          <w:rStyle w:val="NormalTok"/>
-        </w:rPr>
-        <w:t xml:space="preserve"> </w:t>
-      </w:r>
-      <w:r>
-        <w:rPr>
-          <w:rStyle w:val="AttributeTok"/>
-        </w:rPr>
-        <w:t xml:space="preserve">-fno-omit-frame-pointer</w:t>
-      </w:r>
-      <w:r>
-        <w:rPr>
-          <w:rStyle w:val="NormalTok"/>
-        </w:rPr>
-        <w:t xml:space="preserve"> </w:t>
-      </w:r>
-      <w:r>
-        <w:rPr>
-          <w:rStyle w:val="AttributeTok"/>
-        </w:rPr>
-        <w:t xml:space="preserve">-fsanitize</w:t>
-      </w:r>
-      <w:r>
-        <w:rPr>
-          <w:rStyle w:val="OperatorTok"/>
-        </w:rPr>
-        <w:t xml:space="preserve">=</w:t>
-      </w:r>
-      <w:r>
-        <w:rPr>
-          <w:rStyle w:val="NormalTok"/>
-        </w:rPr>
-        <w:t xml:space="preserve">address </w:t>
-      </w:r>
-      <w:r>
-        <w:rPr>
-          <w:rStyle w:val="AttributeTok"/>
-        </w:rPr>
-        <w:t xml:space="preserve">-c</w:t>
-      </w:r>
-      <w:r>
-        <w:rPr>
-          <w:rStyle w:val="NormalTok"/>
-        </w:rPr>
-        <w:t xml:space="preserve"> tests/harness/unity.c </w:t>
-      </w:r>
-      <w:r>
-        <w:rPr>
-          <w:rStyle w:val="AttributeTok"/>
-        </w:rPr>
-        <w:t xml:space="preserve">-o</w:t>
-      </w:r>
-      <w:r>
-        <w:rPr>
-          <w:rStyle w:val="NormalTok"/>
-        </w:rPr>
-        <w:t xml:space="preserve"> build/debug-test/harness/unity.c.o</w:t>
-      </w:r>
-      <w:r>
-        <w:br/>
-      </w:r>
-      <w:r>
-        <w:rPr>
-          <w:rStyle w:val="FunctionTok"/>
-        </w:rPr>
-        <w:t xml:space="preserve">mkdir</w:t>
-      </w:r>
-      <w:r>
-        <w:rPr>
-          <w:rStyle w:val="NormalTok"/>
-        </w:rPr>
-        <w:t xml:space="preserve"> </w:t>
-      </w:r>
-      <w:r>
-        <w:rPr>
-          <w:rStyle w:val="AttributeTok"/>
-        </w:rPr>
-        <w:t xml:space="preserve">-p</w:t>
-      </w:r>
-      <w:r>
-        <w:rPr>
-          <w:rStyle w:val="NormalTok"/>
-        </w:rPr>
-        <w:t xml:space="preserve"> build/debug-test/</w:t>
-      </w:r>
-      <w:r>
-        <w:br/>
-      </w:r>
-      <w:r>
-        <w:rPr>
-          <w:rStyle w:val="FunctionTok"/>
-        </w:rPr>
-        <w:t xml:space="preserve">cc</w:t>
-      </w:r>
-      <w:r>
-        <w:rPr>
-          <w:rStyle w:val="NormalTok"/>
-        </w:rPr>
-        <w:t xml:space="preserve"> </w:t>
-      </w:r>
-      <w:r>
-        <w:rPr>
-          <w:rStyle w:val="AttributeTok"/>
-        </w:rPr>
-        <w:t xml:space="preserve">-g</w:t>
-      </w:r>
-      <w:r>
-        <w:rPr>
-          <w:rStyle w:val="NormalTok"/>
-        </w:rPr>
-        <w:t xml:space="preserve"> </w:t>
-      </w:r>
-      <w:r>
-        <w:rPr>
-          <w:rStyle w:val="AttributeTok"/>
-        </w:rPr>
-        <w:t xml:space="preserve">-O0</w:t>
-      </w:r>
-      <w:r>
-        <w:rPr>
-          <w:rStyle w:val="NormalTok"/>
-        </w:rPr>
-        <w:t xml:space="preserve"> </w:t>
-      </w:r>
-      <w:r>
-        <w:rPr>
-          <w:rStyle w:val="AttributeTok"/>
-        </w:rPr>
-        <w:t xml:space="preserve">-DDEBUG</w:t>
-      </w:r>
-      <w:r>
-        <w:rPr>
-          <w:rStyle w:val="NormalTok"/>
-        </w:rPr>
-        <w:t xml:space="preserve"> </w:t>
-      </w:r>
-      <w:r>
-        <w:rPr>
-          <w:rStyle w:val="AttributeTok"/>
-        </w:rPr>
-        <w:t xml:space="preserve">-DTEST</w:t>
-      </w:r>
-      <w:r>
-        <w:rPr>
-          <w:rStyle w:val="NormalTok"/>
-        </w:rPr>
-        <w:t xml:space="preserve"> </w:t>
-      </w:r>
-      <w:r>
-        <w:rPr>
-          <w:rStyle w:val="AttributeTok"/>
-        </w:rPr>
-        <w:t xml:space="preserve">-fno-omit-frame-pointer</w:t>
-      </w:r>
-      <w:r>
-        <w:rPr>
-          <w:rStyle w:val="NormalTok"/>
-        </w:rPr>
-        <w:t xml:space="preserve"> </w:t>
-      </w:r>
-      <w:r>
-        <w:rPr>
-          <w:rStyle w:val="AttributeTok"/>
-        </w:rPr>
-        <w:t xml:space="preserve">-fsanitize</w:t>
-      </w:r>
-      <w:r>
-        <w:rPr>
-          <w:rStyle w:val="OperatorTok"/>
-        </w:rPr>
-        <w:t xml:space="preserve">=</w:t>
-      </w:r>
-      <w:r>
-        <w:rPr>
-          <w:rStyle w:val="NormalTok"/>
-        </w:rPr>
-        <w:t xml:space="preserve">address </w:t>
-      </w:r>
-      <w:r>
-        <w:rPr>
-          <w:rStyle w:val="AttributeTok"/>
-        </w:rPr>
-        <w:t xml:space="preserve">-c</w:t>
-      </w:r>
-      <w:r>
-        <w:rPr>
-          <w:rStyle w:val="NormalTok"/>
-        </w:rPr>
-        <w:t xml:space="preserve"> tests/lab-test.c </w:t>
-      </w:r>
-      <w:r>
-        <w:rPr>
-          <w:rStyle w:val="AttributeTok"/>
-        </w:rPr>
-        <w:t xml:space="preserve">-o</w:t>
-      </w:r>
-      <w:r>
-        <w:rPr>
-          <w:rStyle w:val="NormalTok"/>
-        </w:rPr>
-        <w:t xml:space="preserve"> build/debug-test/lab-test.c.o</w:t>
-      </w:r>
-      <w:r>
-        <w:br/>
-      </w:r>
-      <w:r>
-        <w:rPr>
-          <w:rStyle w:val="FunctionTok"/>
-        </w:rPr>
-        <w:t xml:space="preserve">cc</w:t>
-      </w:r>
-      <w:r>
-        <w:rPr>
-          <w:rStyle w:val="NormalTok"/>
-        </w:rPr>
-        <w:t xml:space="preserve"> </w:t>
-      </w:r>
-      <w:r>
-        <w:rPr>
-          <w:rStyle w:val="AttributeTok"/>
-        </w:rPr>
-        <w:t xml:space="preserve">-g</w:t>
-      </w:r>
-      <w:r>
-        <w:rPr>
-          <w:rStyle w:val="NormalTok"/>
-        </w:rPr>
-        <w:t xml:space="preserve"> </w:t>
-      </w:r>
-      <w:r>
-        <w:rPr>
-          <w:rStyle w:val="AttributeTok"/>
-        </w:rPr>
-        <w:t xml:space="preserve">-O0</w:t>
-      </w:r>
-      <w:r>
-        <w:rPr>
-          <w:rStyle w:val="NormalTok"/>
-        </w:rPr>
-        <w:t xml:space="preserve"> </w:t>
-      </w:r>
-      <w:r>
-        <w:rPr>
-          <w:rStyle w:val="AttributeTok"/>
-        </w:rPr>
-        <w:t xml:space="preserve">-DDEBUG</w:t>
-      </w:r>
-      <w:r>
-        <w:rPr>
-          <w:rStyle w:val="NormalTok"/>
-        </w:rPr>
-        <w:t xml:space="preserve"> </w:t>
-      </w:r>
-      <w:r>
-        <w:rPr>
-          <w:rStyle w:val="AttributeTok"/>
-        </w:rPr>
-        <w:t xml:space="preserve">-DTEST</w:t>
-      </w:r>
-      <w:r>
-        <w:rPr>
-          <w:rStyle w:val="NormalTok"/>
-        </w:rPr>
-        <w:t xml:space="preserve"> </w:t>
-      </w:r>
-      <w:r>
-        <w:rPr>
-          <w:rStyle w:val="AttributeTok"/>
-        </w:rPr>
-        <w:t xml:space="preserve">-fno-omit-frame-pointer</w:t>
-      </w:r>
-      <w:r>
-        <w:rPr>
-          <w:rStyle w:val="NormalTok"/>
-        </w:rPr>
-        <w:t xml:space="preserve"> </w:t>
-      </w:r>
-      <w:r>
-        <w:rPr>
-          <w:rStyle w:val="AttributeTok"/>
-        </w:rPr>
-        <w:t xml:space="preserve">-fsanitize</w:t>
-      </w:r>
-      <w:r>
-        <w:rPr>
-          <w:rStyle w:val="OperatorTok"/>
-        </w:rPr>
-        <w:t xml:space="preserve">=</w:t>
-      </w:r>
-      <w:r>
-        <w:rPr>
-          <w:rStyle w:val="NormalTok"/>
-        </w:rPr>
-        <w:t xml:space="preserve">address build/debug-test/lab.c.o build/debug-test/main.c.o build/debug-test/harness/unity.c.o build/debug-test/lab-test.c.o </w:t>
-      </w:r>
-      <w:r>
-        <w:rPr>
-          <w:rStyle w:val="AttributeTok"/>
-        </w:rPr>
-        <w:t xml:space="preserve">-o</w:t>
-      </w:r>
-      <w:r>
-        <w:rPr>
-          <w:rStyle w:val="NormalTok"/>
-        </w:rPr>
-        <w:t xml:space="preserve"> build/debug-test/myapp_td </w:t>
-      </w:r>
-      <w:r>
-        <w:rPr>
-          <w:rStyle w:val="AttributeTok"/>
-        </w:rPr>
-        <w:t xml:space="preserve">-fsanitize</w:t>
-      </w:r>
-      <w:r>
-        <w:rPr>
-          <w:rStyle w:val="OperatorTok"/>
-        </w:rPr>
-        <w:t xml:space="preserve">=</w:t>
-      </w:r>
-      <w:r>
-        <w:rPr>
-          <w:rStyle w:val="NormalTok"/>
-        </w:rPr>
-        <w:t xml:space="preserve">address</w:t>
-      </w:r>
-      <w:r>
-        <w:br/>
-      </w:r>
-      <w:r>
-        <w:rPr>
-          <w:rStyle w:val="VariableTok"/>
-        </w:rPr>
-        <w:t xml:space="preserve">make</w:t>
-      </w:r>
-      <w:r>
-        <w:rPr>
-          <w:rStyle w:val="OperatorTok"/>
-        </w:rPr>
-        <w:t xml:space="preserve">[</w:t>
-      </w:r>
-      <w:r>
-        <w:rPr>
-          <w:rStyle w:val="DecValTok"/>
-        </w:rPr>
-        <w:t xml:space="preserve">1</w:t>
-      </w:r>
-      <w:r>
-        <w:rPr>
-          <w:rStyle w:val="OperatorTok"/>
-        </w:rPr>
-        <w:t xml:space="preserve">]</w:t>
-      </w:r>
-      <w:r>
-        <w:rPr>
-          <w:rStyle w:val="ExtensionTok"/>
-        </w:rPr>
-        <w:t xml:space="preserve">:</w:t>
-      </w:r>
-      <w:r>
-        <w:rPr>
-          <w:rStyle w:val="NormalTok"/>
-        </w:rPr>
-        <w:t xml:space="preserve"> Leaving directory </w:t>
-      </w:r>
-      <w:r>
-        <w:rPr>
-          <w:rStyle w:val="StringTok"/>
-        </w:rPr>
-        <w:t xml:space="preserve">'/home/PERRYARYEE/Computer-Networks-CS525'</w:t>
+        <w:t xml:space="preserve">'/home/runner/work/Computer-Networks-CS525/Computer-Networks-CS525'</w:t>
       </w:r>
       <w:r>
         <w:br/>
@@ -3768,6 +3768,9 @@
         <w:br/>
       </w:r>
       <w:r>
+        <w:br/>
+      </w:r>
+      <w:r>
         <w:rPr>
           <w:rStyle w:val="KeywordTok"/>
         </w:rPr>
@@ -3807,6 +3810,9 @@
         <w:br/>
       </w:r>
       <w:r>
+        <w:br/>
+      </w:r>
+      <w:r>
         <w:rPr>
           <w:rStyle w:val="ExtensionTok"/>
         </w:rPr>
@@ -3939,6 +3945,9 @@
         <w:br/>
       </w:r>
       <w:r>
+        <w:br/>
+      </w:r>
+      <w:r>
         <w:rPr>
           <w:rStyle w:val="KeywordTok"/>
         </w:rPr>
@@ -3978,6 +3987,9 @@
         <w:br/>
       </w:r>
       <w:r>
+        <w:br/>
+      </w:r>
+      <w:r>
         <w:rPr>
           <w:rStyle w:val="ExtensionTok"/>
         </w:rPr>
@@ -4041,7 +4053,7 @@
         <w:rPr>
           <w:rStyle w:val="NormalTok"/>
         </w:rPr>
-        <w:t xml:space="preserve">                                       Lines    Exec  Cover   Missing</w:t>
+        <w:t xml:space="preserve">                                       Lines     Exec  Cover   Missing</w:t>
       </w:r>
       <w:r>
         <w:br/>
@@ -4065,7 +4077,7 @@
         <w:rPr>
           <w:rStyle w:val="NormalTok"/>
         </w:rPr>
-        <w:t xml:space="preserve">                                     12      12   100%</w:t>
+        <w:t xml:space="preserve">                                     12       12   100%</w:t>
       </w:r>
       <w:r>
         <w:br/>
@@ -4089,7 +4101,7 @@
         <w:rPr>
           <w:rStyle w:val="NormalTok"/>
         </w:rPr>
-        <w:t xml:space="preserve">                                         12      12   100%</w:t>
+        <w:t xml:space="preserve">                                         12       12   100%</w:t>
       </w:r>
       <w:r>
         <w:br/>
@@ -4672,7 +4684,19 @@
         <w:rPr>
           <w:rStyle w:val="StringTok"/>
         </w:rPr>
-        <w:t xml:space="preserve">"Hello, %s!"</w:t>
+        <w:t xml:space="preserve">"Hello, </w:t>
+      </w:r>
+      <w:r>
+        <w:rPr>
+          <w:rStyle w:val="SpecialCharTok"/>
+        </w:rPr>
+        <w:t xml:space="preserve">%s</w:t>
+      </w:r>
+      <w:r>
+        <w:rPr>
+          <w:rStyle w:val="StringTok"/>
+        </w:rPr>
+        <w:t xml:space="preserve">!"</w:t>
       </w:r>
       <w:r>
         <w:rPr>
@@ -5236,7 +5260,19 @@
         <w:rPr>
           <w:rStyle w:val="StringTok"/>
         </w:rPr>
-        <w:t xml:space="preserve">"Hello, %s!"</w:t>
+        <w:t xml:space="preserve">"Hello, </w:t>
+      </w:r>
+      <w:r>
+        <w:rPr>
+          <w:rStyle w:val="SpecialCharTok"/>
+        </w:rPr>
+        <w:t xml:space="preserve">%s</w:t>
+      </w:r>
+      <w:r>
+        <w:rPr>
+          <w:rStyle w:val="StringTok"/>
+        </w:rPr>
+        <w:t xml:space="preserve">!"</w:t>
       </w:r>
       <w:r>
         <w:rPr>
@@ -6460,13 +6496,13 @@
         <w:rPr>
           <w:rStyle w:val="StringTok"/>
         </w:rPr>
-        <w:t xml:space="preserve">"%s</w:t>
+        <w:t xml:space="preserve">"</w:t>
       </w:r>
       <w:r>
         <w:rPr>
           <w:rStyle w:val="SpecialCharTok"/>
         </w:rPr>
-        <w:t xml:space="preserve">\n</w:t>
+        <w:t xml:space="preserve">%s\n</w:t>
       </w:r>
       <w:r>
         <w:rPr>
@@ -7962,7 +7998,7 @@
         <w:pStyle w:val="FirstParagraph"/>
       </w:pPr>
       <w:r>
-        <w:t xml:space="preserve">Report generated on 08/31/2026 at 08:18:51</w:t>
+        <w:t xml:space="preserve">Report generated on 08/31/2026 at 14:30:31</w:t>
       </w:r>
     </w:p>
     <w:p>
@@ -7987,7 +8023,7 @@
         <w:pStyle w:val="FirstParagraph"/>
       </w:pPr>
       <w:r>
-        <w:t xml:space="preserve">SHA-256 Hash of the report: 78cdac7715ed9da7fcadcaee33481469d53f1ce34864be3990635e43d116cc32</w:t>
+        <w:t xml:space="preserve">SHA-256 Hash of the report: 7a594634610a3ddaaf11975be42ec2a41a089f3f9df251890d31a18e51ff80e9</w:t>
       </w:r>
     </w:p>
     <w:p>
@@ -7998,8 +8034,61 @@
         <w:t xml:space="preserve">Do not edit the generated report. Any changes will be reported as academic dishonesty</w:t>
       </w:r>
     </w:p>
+    <w:p>
+      <w:r>
+        <w:pict>
+          <v:rect style="width:0;height:1.5pt" o:hralign="center" o:hrstd="t" o:hr="t"/>
+        </w:pict>
+      </w:r>
+    </w:p>
     <w:bookmarkEnd w:id="37"/>
+    <w:bookmarkStart w:id="38" w:name="github-info"/>
+    <w:p>
+      <w:pPr>
+        <w:pStyle w:val="Heading2"/>
+      </w:pPr>
+      <w:r>
+        <w:t xml:space="preserve">GitHub Info</w:t>
+      </w:r>
+    </w:p>
+    <w:p>
+      <w:pPr>
+        <w:pStyle w:val="Compact"/>
+        <w:numPr>
+          <w:ilvl w:val="0"/>
+          <w:numId w:val="1003"/>
+        </w:numPr>
+      </w:pPr>
+      <w:r>
+        <w:t xml:space="preserve">GitHub repo name: kobbysika/Computer-Networks-CS525</w:t>
+      </w:r>
+    </w:p>
+    <w:p>
+      <w:pPr>
+        <w:pStyle w:val="Compact"/>
+        <w:numPr>
+          <w:ilvl w:val="0"/>
+          <w:numId w:val="1003"/>
+        </w:numPr>
+      </w:pPr>
+      <w:r>
+        <w:t xml:space="preserve">The repository visibility is public.</w:t>
+      </w:r>
+    </w:p>
+    <w:p>
+      <w:pPr>
+        <w:pStyle w:val="Compact"/>
+        <w:numPr>
+          <w:ilvl w:val="0"/>
+          <w:numId w:val="1003"/>
+        </w:numPr>
+      </w:pPr>
+      <w:r>
+        <w:t xml:space="preserve">The workflow was triggered by kobbysika</w:t>
+      </w:r>
+    </w:p>
     <w:bookmarkEnd w:id="38"/>
+    <w:bookmarkEnd w:id="39"/>
     <w:sectPr/>
   </w:body>
 </w:document>
@@ -8031,14 +8120,14 @@
 <file path=word/numbering.xml><?xml version="1.0" encoding="utf-8"?>
 <w:numbering xmlns:w="http://schemas.openxmlformats.org/wordprocessingml/2006/main">
   <w:abstractNum w:abstractNumId="990">
-    <w:nsid w:val="A990"/>
+    <w:nsid w:val="0000A990"/>
     <w:multiLevelType w:val="multilevel"/>
     <w:lvl w:ilvl="0">
       <w:numFmt w:val="bullet"/>
       <w:lvlText w:val=" "/>
       <w:lvlJc w:val="left"/>
       <w:pPr>
-        <w:ind w:left="720" w:hanging="480"/>
+        <w:ind w:left="720" w:hanging="360"/>
       </w:pPr>
     </w:lvl>
     <w:lvl w:ilvl="1">
@@ -8046,7 +8135,7 @@
       <w:lvlText w:val=" "/>
       <w:lvlJc w:val="left"/>
       <w:pPr>
-        <w:ind w:left="1440" w:hanging="480"/>
+        <w:ind w:left="1440" w:hanging="360"/>
       </w:pPr>
     </w:lvl>
     <w:lvl w:ilvl="2">
@@ -8054,7 +8143,7 @@
       <w:lvlText w:val=" "/>
       <w:lvlJc w:val="left"/>
       <w:pPr>
-        <w:ind w:left="2160" w:hanging="480"/>
+        <w:ind w:left="2160" w:hanging="360"/>
       </w:pPr>
     </w:lvl>
     <w:lvl w:ilvl="3">
@@ -8062,7 +8151,7 @@
       <w:lvlText w:val=" "/>
       <w:lvlJc w:val="left"/>
       <w:pPr>
-        <w:ind w:left="2880" w:hanging="480"/>
+        <w:ind w:left="2880" w:hanging="360"/>
       </w:pPr>
     </w:lvl>
     <w:lvl w:ilvl="4">
@@ -8070,7 +8159,7 @@
       <w:lvlText w:val=" "/>
       <w:lvlJc w:val="left"/>
       <w:pPr>
-        <w:ind w:left="3600" w:hanging="480"/>
+        <w:ind w:left="3600" w:hanging="360"/>
       </w:pPr>
     </w:lvl>
     <w:lvl w:ilvl="5">
@@ -8078,7 +8167,7 @@
       <w:lvlText w:val=" "/>
       <w:lvlJc w:val="left"/>
       <w:pPr>
-        <w:ind w:left="4320" w:hanging="480"/>
+        <w:ind w:left="4320" w:hanging="360"/>
       </w:pPr>
     </w:lvl>
     <w:lvl w:ilvl="6">
@@ -8086,7 +8175,7 @@
       <w:lvlText w:val=" "/>
       <w:lvlJc w:val="left"/>
       <w:pPr>
-        <w:ind w:left="5040" w:hanging="480"/>
+        <w:ind w:left="5040" w:hanging="360"/>
       </w:pPr>
     </w:lvl>
     <w:lvl w:ilvl="7">
@@ -8094,7 +8183,7 @@
       <w:lvlText w:val=" "/>
       <w:lvlJc w:val="left"/>
       <w:pPr>
-        <w:ind w:left="5760" w:hanging="480"/>
+        <w:ind w:left="5760" w:hanging="360"/>
       </w:pPr>
     </w:lvl>
     <w:lvl w:ilvl="8">
@@ -8102,84 +8191,111 @@
       <w:lvlText w:val=" "/>
       <w:lvlJc w:val="left"/>
       <w:pPr>
-        <w:ind w:left="6480" w:hanging="480"/>
+        <w:ind w:left="6480" w:hanging="360"/>
       </w:pPr>
     </w:lvl>
   </w:abstractNum>
   <w:abstractNum w:abstractNumId="991">
-    <w:nsid w:val="A991"/>
+    <w:nsid w:val="0000A991"/>
     <w:multiLevelType w:val="multilevel"/>
     <w:lvl w:ilvl="0">
       <w:numFmt w:val="bullet"/>
-      <w:lvlText w:val="•"/>
+      <w:lvlText w:val=""/>
       <w:lvlJc w:val="left"/>
       <w:pPr>
-        <w:ind w:left="720" w:hanging="480"/>
+        <w:ind w:left="720" w:hanging="360"/>
       </w:pPr>
+      <w:rPr>
+        <w:rFonts w:ascii="Symbol" w:hAnsi="Symbol" w:cs="Symbol" w:hint="default"/>
+      </w:rPr>
     </w:lvl>
     <w:lvl w:ilvl="1">
       <w:numFmt w:val="bullet"/>
-      <w:lvlText w:val="–"/>
+      <w:lvlText w:val="o"/>
       <w:lvlJc w:val="left"/>
       <w:pPr>
-        <w:ind w:left="1440" w:hanging="480"/>
+        <w:ind w:left="1440" w:hanging="360"/>
       </w:pPr>
+      <w:rPr>
+        <w:rFonts w:ascii="Courier New" w:hAnsi="Courier New" w:cs="Courier New" w:hint="default"/>
+      </w:rPr>
     </w:lvl>
     <w:lvl w:ilvl="2">
       <w:numFmt w:val="bullet"/>
-      <w:lvlText w:val="•"/>
+      <w:lvlText w:val=""/>
       <w:lvlJc w:val="left"/>
       <w:pPr>
-        <w:ind w:left="2160" w:hanging="480"/>
+        <w:ind w:left="2160" w:hanging="360"/>
       </w:pPr>
+      <w:rPr>
+        <w:rFonts w:ascii="Wingdings" w:hAnsi="Wingdings" w:cs="Wingdings" w:hint="default"/>
+      </w:rPr>
     </w:lvl>
     <w:lvl w:ilvl="3">
       <w:numFmt w:val="bullet"/>
-      <w:lvlText w:val="–"/>
+      <w:lvlText w:val=""/>
       <w:lvlJc w:val="left"/>
       <w:pPr>
-        <w:ind w:left="2880" w:hanging="480"/>
+        <w:ind w:left="2880" w:hanging="360"/>
       </w:pPr>
+      <w:rPr>
+        <w:rFonts w:ascii="Symbol" w:hAnsi="Symbol" w:cs="Symbol" w:hint="default"/>
+      </w:rPr>
     </w:lvl>
     <w:lvl w:ilvl="4">
       <w:numFmt w:val="bullet"/>
-      <w:lvlText w:val="•"/>
+      <w:lvlText w:val="o"/>
       <w:lvlJc w:val="left"/>
       <w:pPr>
-        <w:ind w:left="3600" w:hanging="480"/>
+        <w:ind w:left="3600" w:hanging="360"/>
       </w:pPr>
+      <w:rPr>
+        <w:rFonts w:ascii="Courier New" w:hAnsi="Courier New" w:cs="Courier New" w:hint="default"/>
+      </w:rPr>
     </w:lvl>
     <w:lvl w:ilvl="5">
       <w:numFmt w:val="bullet"/>
-      <w:lvlText w:val="–"/>
+      <w:lvlText w:val=""/>
       <w:lvlJc w:val="left"/>
       <w:pPr>
-        <w:ind w:left="4320" w:hanging="480"/>
+        <w:ind w:left="4320" w:hanging="360"/>
       </w:pPr>
+      <w:rPr>
+        <w:rFonts w:ascii="Wingdings" w:hAnsi="Wingdings" w:cs="Wingdings" w:hint="default"/>
+      </w:rPr>
     </w:lvl>
     <w:lvl w:ilvl="6">
       <w:numFmt w:val="bullet"/>
-      <w:lvlText w:val="•"/>
+      <w:lvlText w:val=""/>
       <w:lvlJc w:val="left"/>
       <w:pPr>
-        <w:ind w:left="5040" w:hanging="480"/>
+        <w:ind w:left="5040" w:hanging="360"/>
       </w:pPr>
+      <w:rPr>
+        <w:rFonts w:ascii="Symbol" w:hAnsi="Symbol" w:cs="Symbol" w:hint="default"/>
+      </w:rPr>
     </w:lvl>
     <w:lvl w:ilvl="7">
       <w:numFmt w:val="bullet"/>
-      <w:lvlText w:val="–"/>
+      <w:lvlText w:val="o"/>
       <w:lvlJc w:val="left"/>
       <w:pPr>
-        <w:ind w:left="5760" w:hanging="480"/>
+        <w:ind w:left="5760" w:hanging="360"/>
       </w:pPr>
+      <w:rPr>
+        <w:rFonts w:ascii="Courier New" w:hAnsi="Courier New" w:cs="Courier New" w:hint="default"/>
+      </w:rPr>
     </w:lvl>
     <w:lvl w:ilvl="8">
       <w:numFmt w:val="bullet"/>
-      <w:lvlText w:val="•"/>
+      <w:lvlText w:val=""/>
       <w:lvlJc w:val="left"/>
       <w:pPr>
-        <w:ind w:left="6480" w:hanging="480"/>
+        <w:ind w:left="6480" w:hanging="360"/>
       </w:pPr>
+      <w:rPr>
+        <w:rFonts w:ascii="Wingdings" w:hAnsi="Wingdings" w:cs="Wingdings" w:hint="default"/>
+      </w:rPr>
     </w:lvl>
   </w:abstractNum>
   <w:num w:numId="1000">
@@ -8189,6 +8305,9 @@
     <w:abstractNumId w:val="991"/>
   </w:num>
   <w:num w:numId="1002">
+    <w:abstractNumId w:val="991"/>
+  </w:num>
+  <w:num w:numId="1003">
     <w:abstractNumId w:val="991"/>
   </w:num>
 </w:numbering>
@@ -8220,10 +8339,10 @@
     <w:name w:val="Body Text"/>
     <w:basedOn w:val="Normal"/>
     <w:link w:val="BodyTextChar"/>
+    <w:qFormat/>
     <w:pPr>
       <w:spacing w:after="180" w:before="180"/>
     </w:pPr>
-    <w:qFormat/>
   </w:style>
   <w:style w:customStyle="1" w:styleId="FirstParagraph" w:type="paragraph">
     <w:name w:val="First Paragraph"/>
@@ -8243,36 +8362,69 @@
     <w:name w:val="Title"/>
     <w:basedOn w:val="Normal"/>
     <w:next w:val="BodyText"/>
+    <w:link w:val="TitleChar"/>
+    <w:uiPriority w:val="10"/>
     <w:qFormat/>
+    <w:rsid w:val="00A10FD9"/>
     <w:pPr>
-      <w:keepNext/>
-      <w:keepLines/>
-      <w:spacing w:after="240" w:before="480"/>
+      <w:spacing w:after="80" w:line="240" w:lineRule="auto"/>
+      <w:contextualSpacing/>
       <w:jc w:val="center"/>
     </w:pPr>
     <w:rPr>
       <w:rFonts w:asciiTheme="majorHAnsi" w:cstheme="majorBidi" w:eastAsiaTheme="majorEastAsia" w:hAnsiTheme="majorHAnsi"/>
-      <w:b/>
-      <w:bCs/>
-      <w:color w:themeColor="accent1" w:themeShade="B5" w:val="345A8A"/>
-      <w:sz w:val="36"/>
-      <w:szCs w:val="36"/>
+      <w:spacing w:val="-10"/>
+      <w:kern w:val="28"/>
+      <w:sz w:val="56"/>
+      <w:szCs w:val="56"/>
+    </w:rPr>
+  </w:style>
+  <w:style w:customStyle="1" w:styleId="TitleChar" w:type="character">
+    <w:name w:val="Title Char"/>
+    <w:basedOn w:val="DefaultParagraphFont"/>
+    <w:link w:val="Title"/>
+    <w:uiPriority w:val="10"/>
+    <w:rsid w:val="00A10FD9"/>
+    <w:rPr>
+      <w:rFonts w:asciiTheme="majorHAnsi" w:cstheme="majorBidi" w:eastAsiaTheme="majorEastAsia" w:hAnsiTheme="majorHAnsi"/>
+      <w:spacing w:val="-10"/>
+      <w:kern w:val="28"/>
+      <w:sz w:val="56"/>
+      <w:szCs w:val="56"/>
     </w:rPr>
   </w:style>
   <w:style w:styleId="Subtitle" w:type="paragraph">
     <w:name w:val="Subtitle"/>
     <w:basedOn w:val="Title"/>
     <w:next w:val="BodyText"/>
+    <w:link w:val="SubtitleChar"/>
+    <w:uiPriority w:val="11"/>
     <w:qFormat/>
+    <w:rsid w:val="00A10FD9"/>
     <w:pPr>
-      <w:keepNext/>
-      <w:keepLines/>
-      <w:spacing w:after="240" w:before="240"/>
-      <w:jc w:val="center"/>
+      <w:numPr>
+        <w:ilvl w:val="1"/>
+      </w:numPr>
     </w:pPr>
     <w:rPr>
-      <w:sz w:val="30"/>
-      <w:szCs w:val="30"/>
+      <w:rFonts w:cstheme="majorBidi" w:eastAsiaTheme="majorEastAsia"/>
+      <w:spacing w:val="15"/>
+      <w:sz w:val="28"/>
+      <w:szCs w:val="28"/>
+    </w:rPr>
+  </w:style>
+  <w:style w:customStyle="1" w:styleId="SubtitleChar" w:type="character">
+    <w:name w:val="Subtitle Char"/>
+    <w:basedOn w:val="DefaultParagraphFont"/>
+    <w:link w:val="Subtitle"/>
+    <w:uiPriority w:val="11"/>
+    <w:rsid w:val="00A10FD9"/>
+    <w:rPr>
+      <w:rFonts w:cstheme="majorBidi" w:eastAsiaTheme="majorEastAsia"/>
+      <w:color w:themeColor="text1" w:themeTint="A6" w:val="595959"/>
+      <w:spacing w:val="15"/>
+      <w:sz w:val="28"/>
+      <w:szCs w:val="28"/>
     </w:rPr>
   </w:style>
   <w:style w:customStyle="1" w:styleId="Author" w:type="paragraph">
@@ -8295,6 +8447,23 @@
       <w:jc w:val="center"/>
     </w:pPr>
   </w:style>
+  <w:style w:customStyle="1" w:styleId="AbstractTitle" w:type="paragraph">
+    <w:name w:val="Abstract Title"/>
+    <w:basedOn w:val="Normal"/>
+    <w:next w:val="Abstract"/>
+    <w:qFormat/>
+    <w:pPr>
+      <w:keepNext/>
+      <w:keepLines/>
+      <w:spacing w:after="0" w:before="300"/>
+      <w:jc w:val="center"/>
+    </w:pPr>
+    <w:rPr>
+      <w:b/>
+      <w:sz w:val="20"/>
+      <w:szCs w:val="20"/>
+    </w:rPr>
+  </w:style>
   <w:style w:customStyle="1" w:styleId="Abstract" w:type="paragraph">
     <w:name w:val="Abstract"/>
     <w:basedOn w:val="Normal"/>
@@ -8303,7 +8472,7 @@
     <w:pPr>
       <w:keepNext/>
       <w:keepLines/>
-      <w:spacing w:after="300" w:before="300"/>
+      <w:spacing w:after="300" w:before="100"/>
     </w:pPr>
     <w:rPr>
       <w:sz w:val="20"/>
@@ -8319,191 +8488,321 @@
     <w:rPr/>
   </w:style>
   <w:style w:styleId="Heading1" w:type="paragraph">
-    <w:name w:val="Heading 1"/>
+    <w:name w:val="heading 1"/>
     <w:basedOn w:val="Normal"/>
     <w:next w:val="BodyText"/>
+    <w:link w:val="Heading1Char"/>
     <w:uiPriority w:val="9"/>
     <w:qFormat/>
+    <w:rsid w:val="00A10FD9"/>
     <w:pPr>
       <w:keepNext/>
       <w:keepLines/>
-      <w:spacing w:after="0" w:before="480"/>
+      <w:spacing w:after="80" w:before="360"/>
       <w:outlineLvl w:val="0"/>
     </w:pPr>
     <w:rPr>
       <w:rFonts w:asciiTheme="majorHAnsi" w:cstheme="majorBidi" w:eastAsiaTheme="majorEastAsia" w:hAnsiTheme="majorHAnsi"/>
-      <w:b/>
-      <w:bCs/>
-      <w:color w:themeColor="accent1" w:val="4F81BD"/>
+      <w:color w:themeColor="accent1" w:themeShade="BF" w:val="0F4761"/>
+      <w:sz w:val="40"/>
+      <w:szCs w:val="40"/>
+    </w:rPr>
+  </w:style>
+  <w:style w:styleId="Heading2" w:type="paragraph">
+    <w:name w:val="heading 2"/>
+    <w:basedOn w:val="Normal"/>
+    <w:next w:val="BodyText"/>
+    <w:link w:val="Heading2Char"/>
+    <w:uiPriority w:val="9"/>
+    <w:semiHidden/>
+    <w:unhideWhenUsed/>
+    <w:qFormat/>
+    <w:rsid w:val="00A10FD9"/>
+    <w:pPr>
+      <w:keepNext/>
+      <w:keepLines/>
+      <w:spacing w:after="80" w:before="160"/>
+      <w:outlineLvl w:val="1"/>
+    </w:pPr>
+    <w:rPr>
+      <w:rFonts w:asciiTheme="majorHAnsi" w:cstheme="majorBidi" w:eastAsiaTheme="majorEastAsia" w:hAnsiTheme="majorHAnsi"/>
+      <w:color w:themeColor="accent1" w:themeShade="BF" w:val="0F4761"/>
       <w:sz w:val="32"/>
       <w:szCs w:val="32"/>
     </w:rPr>
   </w:style>
-  <w:style w:styleId="Heading2" w:type="paragraph">
-    <w:name w:val="Heading 2"/>
+  <w:style w:styleId="Heading3" w:type="paragraph">
+    <w:name w:val="heading 3"/>
     <w:basedOn w:val="Normal"/>
     <w:next w:val="BodyText"/>
+    <w:link w:val="Heading3Char"/>
     <w:uiPriority w:val="9"/>
+    <w:semiHidden/>
     <w:unhideWhenUsed/>
     <w:qFormat/>
+    <w:rsid w:val="00A10FD9"/>
     <w:pPr>
       <w:keepNext/>
       <w:keepLines/>
-      <w:spacing w:after="0" w:before="200"/>
-      <w:outlineLvl w:val="1"/>
+      <w:spacing w:after="80" w:before="160"/>
+      <w:outlineLvl w:val="2"/>
     </w:pPr>
     <w:rPr>
-      <w:rFonts w:asciiTheme="majorHAnsi" w:cstheme="majorBidi" w:eastAsiaTheme="majorEastAsia" w:hAnsiTheme="majorHAnsi"/>
-      <w:b/>
-      <w:bCs/>
-      <w:color w:themeColor="accent1" w:val="4F81BD"/>
+      <w:rFonts w:cstheme="majorBidi" w:eastAsiaTheme="majorEastAsia"/>
+      <w:color w:themeColor="accent1" w:themeShade="BF" w:val="0F4761"/>
       <w:sz w:val="28"/>
       <w:szCs w:val="28"/>
     </w:rPr>
   </w:style>
-  <w:style w:styleId="Heading3" w:type="paragraph">
-    <w:name w:val="Heading 3"/>
+  <w:style w:styleId="Heading4" w:type="paragraph">
+    <w:name w:val="heading 4"/>
     <w:basedOn w:val="Normal"/>
     <w:next w:val="BodyText"/>
+    <w:link w:val="Heading4Char"/>
     <w:uiPriority w:val="9"/>
+    <w:semiHidden/>
     <w:unhideWhenUsed/>
     <w:qFormat/>
+    <w:rsid w:val="00A10FD9"/>
     <w:pPr>
       <w:keepNext/>
       <w:keepLines/>
-      <w:spacing w:after="0" w:before="200"/>
-      <w:outlineLvl w:val="2"/>
+      <w:spacing w:after="40" w:before="80"/>
+      <w:outlineLvl w:val="3"/>
     </w:pPr>
     <w:rPr>
-      <w:rFonts w:asciiTheme="majorHAnsi" w:cstheme="majorBidi" w:eastAsiaTheme="majorEastAsia" w:hAnsiTheme="majorHAnsi"/>
-      <w:b/>
-      <w:bCs/>
-      <w:color w:themeColor="accent1" w:val="4F81BD"/>
-      <w:sz w:val="24"/>
-      <w:szCs w:val="24"/>
+      <w:rFonts w:cstheme="majorBidi" w:eastAsiaTheme="majorEastAsia"/>
+      <w:i/>
+      <w:iCs/>
+      <w:color w:themeColor="accent1" w:themeShade="BF" w:val="0F4761"/>
     </w:rPr>
   </w:style>
-  <w:style w:styleId="Heading4" w:type="paragraph">
-    <w:name w:val="Heading 4"/>
+  <w:style w:styleId="Heading5" w:type="paragraph">
+    <w:name w:val="heading 5"/>
     <w:basedOn w:val="Normal"/>
     <w:next w:val="BodyText"/>
+    <w:link w:val="Heading5Char"/>
     <w:uiPriority w:val="9"/>
+    <w:semiHidden/>
     <w:unhideWhenUsed/>
     <w:qFormat/>
+    <w:rsid w:val="00A10FD9"/>
     <w:pPr>
       <w:keepNext/>
       <w:keepLines/>
-      <w:spacing w:after="0" w:before="200"/>
-      <w:outlineLvl w:val="3"/>
+      <w:spacing w:after="40" w:before="80"/>
+      <w:outlineLvl w:val="4"/>
     </w:pPr>
     <w:rPr>
-      <w:rFonts w:asciiTheme="majorHAnsi" w:cstheme="majorBidi" w:eastAsiaTheme="majorEastAsia" w:hAnsiTheme="majorHAnsi"/>
-      <w:i/>
-      <w:bCs/>
-      <w:color w:themeColor="accent1" w:val="4F81BD"/>
-      <w:sz w:val="24"/>
-      <w:szCs w:val="24"/>
+      <w:rFonts w:cstheme="majorBidi" w:eastAsiaTheme="majorEastAsia"/>
+      <w:color w:themeColor="accent1" w:themeShade="BF" w:val="0F4761"/>
     </w:rPr>
   </w:style>
-  <w:style w:styleId="Heading5" w:type="paragraph">
-    <w:name w:val="Heading 5"/>
+  <w:style w:styleId="Heading6" w:type="paragraph">
+    <w:name w:val="heading 6"/>
     <w:basedOn w:val="Normal"/>
     <w:next w:val="BodyText"/>
+    <w:link w:val="Heading6Char"/>
     <w:uiPriority w:val="9"/>
+    <w:semiHidden/>
     <w:unhideWhenUsed/>
     <w:qFormat/>
+    <w:rsid w:val="00A10FD9"/>
     <w:pPr>
       <w:keepNext/>
       <w:keepLines/>
-      <w:spacing w:after="0" w:before="200"/>
-      <w:outlineLvl w:val="4"/>
+      <w:spacing w:after="0" w:before="40"/>
+      <w:outlineLvl w:val="5"/>
     </w:pPr>
     <w:rPr>
-      <w:rFonts w:asciiTheme="majorHAnsi" w:cstheme="majorBidi" w:eastAsiaTheme="majorEastAsia" w:hAnsiTheme="majorHAnsi"/>
+      <w:rFonts w:cstheme="majorBidi" w:eastAsiaTheme="majorEastAsia"/>
+      <w:i/>
       <w:iCs/>
-      <w:color w:themeColor="accent1" w:val="4F81BD"/>
-      <w:sz w:val="24"/>
-      <w:szCs w:val="24"/>
+      <w:color w:themeColor="text1" w:themeTint="A6" w:val="595959"/>
     </w:rPr>
   </w:style>
-  <w:style w:styleId="Heading6" w:type="paragraph">
-    <w:name w:val="Heading 6"/>
+  <w:style w:styleId="Heading7" w:type="paragraph">
+    <w:name w:val="heading 7"/>
     <w:basedOn w:val="Normal"/>
     <w:next w:val="BodyText"/>
+    <w:link w:val="Heading7Char"/>
     <w:uiPriority w:val="9"/>
+    <w:semiHidden/>
     <w:unhideWhenUsed/>
     <w:qFormat/>
+    <w:rsid w:val="00A10FD9"/>
     <w:pPr>
       <w:keepNext/>
       <w:keepLines/>
-      <w:spacing w:after="0" w:before="200"/>
-      <w:outlineLvl w:val="5"/>
+      <w:spacing w:after="0" w:before="40"/>
+      <w:outlineLvl w:val="6"/>
     </w:pPr>
     <w:rPr>
-      <w:rFonts w:asciiTheme="majorHAnsi" w:cstheme="majorBidi" w:eastAsiaTheme="majorEastAsia" w:hAnsiTheme="majorHAnsi"/>
-      <w:color w:themeColor="accent1" w:val="4F81BD"/>
-      <w:sz w:val="24"/>
-      <w:szCs w:val="24"/>
+      <w:rFonts w:cstheme="majorBidi" w:eastAsiaTheme="majorEastAsia"/>
+      <w:color w:themeColor="text1" w:themeTint="A6" w:val="595959"/>
     </w:rPr>
   </w:style>
-  <w:style w:styleId="Heading7" w:type="paragraph">
-    <w:name w:val="Heading 7"/>
+  <w:style w:styleId="Heading8" w:type="paragraph">
+    <w:name w:val="heading 8"/>
     <w:basedOn w:val="Normal"/>
     <w:next w:val="BodyText"/>
+    <w:link w:val="Heading8Char"/>
     <w:uiPriority w:val="9"/>
+    <w:semiHidden/>
     <w:unhideWhenUsed/>
     <w:qFormat/>
+    <w:rsid w:val="00A10FD9"/>
     <w:pPr>
       <w:keepNext/>
       <w:keepLines/>
-      <w:spacing w:after="0" w:before="200"/>
-      <w:outlineLvl w:val="6"/>
+      <w:spacing w:after="0"/>
+      <w:outlineLvl w:val="7"/>
     </w:pPr>
     <w:rPr>
-      <w:rFonts w:asciiTheme="majorHAnsi" w:cstheme="majorBidi" w:eastAsiaTheme="majorEastAsia" w:hAnsiTheme="majorHAnsi"/>
-      <w:color w:themeColor="accent1" w:val="4F81BD"/>
-      <w:sz w:val="24"/>
-      <w:szCs w:val="24"/>
+      <w:rFonts w:cstheme="majorBidi" w:eastAsiaTheme="majorEastAsia"/>
+      <w:i/>
+      <w:iCs/>
+      <w:color w:themeColor="text1" w:themeTint="D8" w:val="272727"/>
     </w:rPr>
   </w:style>
-  <w:style w:styleId="Heading8" w:type="paragraph">
-    <w:name w:val="Heading 8"/>
+  <w:style w:styleId="Heading9" w:type="paragraph">
+    <w:name w:val="heading 9"/>
     <w:basedOn w:val="Normal"/>
     <w:next w:val="BodyText"/>
+    <w:link w:val="Heading9Char"/>
     <w:uiPriority w:val="9"/>
+    <w:semiHidden/>
     <w:unhideWhenUsed/>
     <w:qFormat/>
+    <w:rsid w:val="00A10FD9"/>
     <w:pPr>
       <w:keepNext/>
       <w:keepLines/>
-      <w:spacing w:after="0" w:before="200"/>
-      <w:outlineLvl w:val="7"/>
-    </w:pPr>
-    <w:rPr>
-      <w:rFonts w:asciiTheme="majorHAnsi" w:cstheme="majorBidi" w:eastAsiaTheme="majorEastAsia" w:hAnsiTheme="majorHAnsi"/>
-      <w:color w:themeColor="accent1" w:val="4F81BD"/>
-      <w:sz w:val="24"/>
-      <w:szCs w:val="24"/>
-    </w:rPr>
-  </w:style>
-  <w:style w:styleId="Heading9" w:type="paragraph">
-    <w:name w:val="Heading 9"/>
-    <w:basedOn w:val="Normal"/>
-    <w:next w:val="BodyText"/>
-    <w:uiPriority w:val="9"/>
-    <w:unhideWhenUsed/>
-    <w:qFormat/>
-    <w:pPr>
-      <w:keepNext/>
-      <w:keepLines/>
-      <w:spacing w:after="0" w:before="200"/>
+      <w:spacing w:after="0"/>
       <w:outlineLvl w:val="8"/>
     </w:pPr>
     <w:rPr>
+      <w:rFonts w:cstheme="majorBidi" w:eastAsiaTheme="majorEastAsia"/>
+      <w:color w:themeColor="text1" w:themeTint="D8" w:val="272727"/>
+    </w:rPr>
+  </w:style>
+  <w:style w:customStyle="1" w:styleId="Heading1Char" w:type="character">
+    <w:name w:val="Heading 1 Char"/>
+    <w:basedOn w:val="DefaultParagraphFont"/>
+    <w:link w:val="Heading1"/>
+    <w:uiPriority w:val="9"/>
+    <w:rsid w:val="00A10FD9"/>
+    <w:rPr>
       <w:rFonts w:asciiTheme="majorHAnsi" w:cstheme="majorBidi" w:eastAsiaTheme="majorEastAsia" w:hAnsiTheme="majorHAnsi"/>
-      <w:color w:themeColor="accent1" w:val="4F81BD"/>
-      <w:sz w:val="24"/>
-      <w:szCs w:val="24"/>
+      <w:color w:themeColor="accent1" w:themeShade="BF" w:val="0F4761"/>
+      <w:sz w:val="40"/>
+      <w:szCs w:val="40"/>
+    </w:rPr>
+  </w:style>
+  <w:style w:customStyle="1" w:styleId="Heading2Char" w:type="character">
+    <w:name w:val="Heading 2 Char"/>
+    <w:basedOn w:val="DefaultParagraphFont"/>
+    <w:link w:val="Heading2"/>
+    <w:uiPriority w:val="9"/>
+    <w:semiHidden/>
+    <w:rsid w:val="00A10FD9"/>
+    <w:rPr>
+      <w:rFonts w:asciiTheme="majorHAnsi" w:cstheme="majorBidi" w:eastAsiaTheme="majorEastAsia" w:hAnsiTheme="majorHAnsi"/>
+      <w:color w:themeColor="accent1" w:themeShade="BF" w:val="0F4761"/>
+      <w:sz w:val="32"/>
+      <w:szCs w:val="32"/>
+    </w:rPr>
+  </w:style>
+  <w:style w:customStyle="1" w:styleId="Heading3Char" w:type="character">
+    <w:name w:val="Heading 3 Char"/>
+    <w:basedOn w:val="DefaultParagraphFont"/>
+    <w:link w:val="Heading3"/>
+    <w:uiPriority w:val="9"/>
+    <w:semiHidden/>
+    <w:rsid w:val="00A10FD9"/>
+    <w:rPr>
+      <w:rFonts w:cstheme="majorBidi" w:eastAsiaTheme="majorEastAsia"/>
+      <w:color w:themeColor="accent1" w:themeShade="BF" w:val="0F4761"/>
+      <w:sz w:val="28"/>
+      <w:szCs w:val="28"/>
+    </w:rPr>
+  </w:style>
+  <w:style w:customStyle="1" w:styleId="Heading4Char" w:type="character">
+    <w:name w:val="Heading 4 Char"/>
+    <w:basedOn w:val="DefaultParagraphFont"/>
+    <w:link w:val="Heading4"/>
+    <w:uiPriority w:val="9"/>
+    <w:semiHidden/>
+    <w:rsid w:val="00A10FD9"/>
+    <w:rPr>
+      <w:rFonts w:cstheme="majorBidi" w:eastAsiaTheme="majorEastAsia"/>
+      <w:i/>
+      <w:iCs/>
+      <w:color w:themeColor="accent1" w:themeShade="BF" w:val="0F4761"/>
+    </w:rPr>
+  </w:style>
+  <w:style w:customStyle="1" w:styleId="Heading5Char" w:type="character">
+    <w:name w:val="Heading 5 Char"/>
+    <w:basedOn w:val="DefaultParagraphFont"/>
+    <w:link w:val="Heading5"/>
+    <w:uiPriority w:val="9"/>
+    <w:semiHidden/>
+    <w:rsid w:val="00A10FD9"/>
+    <w:rPr>
+      <w:rFonts w:cstheme="majorBidi" w:eastAsiaTheme="majorEastAsia"/>
+      <w:color w:themeColor="accent1" w:themeShade="BF" w:val="0F4761"/>
+    </w:rPr>
+  </w:style>
+  <w:style w:customStyle="1" w:styleId="Heading6Char" w:type="character">
+    <w:name w:val="Heading 6 Char"/>
+    <w:basedOn w:val="DefaultParagraphFont"/>
+    <w:link w:val="Heading6"/>
+    <w:uiPriority w:val="9"/>
+    <w:semiHidden/>
+    <w:rsid w:val="00A10FD9"/>
+    <w:rPr>
+      <w:rFonts w:cstheme="majorBidi" w:eastAsiaTheme="majorEastAsia"/>
+      <w:i/>
+      <w:iCs/>
+      <w:color w:themeColor="text1" w:themeTint="A6" w:val="595959"/>
+    </w:rPr>
+  </w:style>
+  <w:style w:customStyle="1" w:styleId="Heading7Char" w:type="character">
+    <w:name w:val="Heading 7 Char"/>
+    <w:basedOn w:val="DefaultParagraphFont"/>
+    <w:link w:val="Heading7"/>
+    <w:uiPriority w:val="9"/>
+    <w:semiHidden/>
+    <w:rsid w:val="00A10FD9"/>
+    <w:rPr>
+      <w:rFonts w:cstheme="majorBidi" w:eastAsiaTheme="majorEastAsia"/>
+      <w:color w:themeColor="text1" w:themeTint="A6" w:val="595959"/>
+    </w:rPr>
+  </w:style>
+  <w:style w:customStyle="1" w:styleId="Heading8Char" w:type="character">
+    <w:name w:val="Heading 8 Char"/>
+    <w:basedOn w:val="DefaultParagraphFont"/>
+    <w:link w:val="Heading8"/>
+    <w:uiPriority w:val="9"/>
+    <w:semiHidden/>
+    <w:rsid w:val="00A10FD9"/>
+    <w:rPr>
+      <w:rFonts w:cstheme="majorBidi" w:eastAsiaTheme="majorEastAsia"/>
+      <w:i/>
+      <w:iCs/>
+      <w:color w:themeColor="text1" w:themeTint="D8" w:val="272727"/>
+    </w:rPr>
+  </w:style>
+  <w:style w:customStyle="1" w:styleId="Heading9Char" w:type="character">
+    <w:name w:val="Heading 9 Char"/>
+    <w:basedOn w:val="DefaultParagraphFont"/>
+    <w:link w:val="Heading9"/>
+    <w:uiPriority w:val="9"/>
+    <w:semiHidden/>
+    <w:rsid w:val="00A10FD9"/>
+    <w:rPr>
+      <w:rFonts w:cstheme="majorBidi" w:eastAsiaTheme="majorEastAsia"/>
+      <w:color w:themeColor="text1" w:themeTint="D8" w:val="272727"/>
     </w:rPr>
   </w:style>
   <w:style w:styleId="BlockText" w:type="paragraph">
@@ -8525,6 +8824,18 @@
     <w:uiPriority w:val="9"/>
     <w:unhideWhenUsed/>
     <w:qFormat/>
+  </w:style>
+  <w:style w:styleId="FootnoteBlockText" w:type="paragraph">
+    <w:name w:val="Footnote Block Text"/>
+    <w:basedOn w:val="FootnoteText"/>
+    <w:next w:val="FootnoteText"/>
+    <w:uiPriority w:val="9"/>
+    <w:unhideWhenUsed/>
+    <w:qFormat/>
+    <w:pPr>
+      <w:spacing w:after="100" w:before="100"/>
+      <w:ind w:firstLine="0" w:left="480" w:right="480"/>
+    </w:pPr>
   </w:style>
   <w:style w:default="1" w:styleId="DefaultParagraphFont" w:type="character">
     <w:name w:val="Default Paragraph Font"/>
@@ -8555,10 +8866,10 @@
         <w:jc w:val="left"/>
       </w:trPr>
       <w:tcPr>
-        <w:vAlign w:val="bottom"/>
         <w:tcBorders>
           <w:bottom w:val="single"/>
         </w:tcBorders>
+        <w:vAlign w:val="bottom"/>
       </w:tcPr>
     </w:tblStylePr>
   </w:style>
@@ -8673,8 +8984,8 @@
     <w:name w:val="KeywordTok"/>
     <w:basedOn w:val="VerbatimChar"/>
     <w:rPr>
+      <w:b/>
       <w:color w:val="007020"/>
-      <w:b/>
     </w:rPr>
   </w:style>
   <w:style w:type="character" w:customStyle="1" w:styleId="DataTypeTok">
@@ -8750,40 +9061,43 @@
   <w:style w:type="character" w:customStyle="1" w:styleId="ImportTok">
     <w:name w:val="ImportTok"/>
     <w:basedOn w:val="VerbatimChar"/>
-    <w:rPr/>
+    <w:rPr>
+      <w:b/>
+      <w:color w:val="008000"/>
+    </w:rPr>
   </w:style>
   <w:style w:type="character" w:customStyle="1" w:styleId="CommentTok">
     <w:name w:val="CommentTok"/>
     <w:basedOn w:val="VerbatimChar"/>
     <w:rPr>
+      <w:i/>
       <w:color w:val="60a0b0"/>
-      <w:i/>
     </w:rPr>
   </w:style>
   <w:style w:type="character" w:customStyle="1" w:styleId="DocumentationTok">
     <w:name w:val="DocumentationTok"/>
     <w:basedOn w:val="VerbatimChar"/>
     <w:rPr>
+      <w:i/>
       <w:color w:val="ba2121"/>
-      <w:i/>
     </w:rPr>
   </w:style>
   <w:style w:type="character" w:customStyle="1" w:styleId="AnnotationTok">
     <w:name w:val="AnnotationTok"/>
     <w:basedOn w:val="VerbatimChar"/>
     <w:rPr>
-      <w:color w:val="60a0b0"/>
       <w:b/>
       <w:i/>
+      <w:color w:val="60a0b0"/>
     </w:rPr>
   </w:style>
   <w:style w:type="character" w:customStyle="1" w:styleId="CommentVarTok">
     <w:name w:val="CommentVarTok"/>
     <w:basedOn w:val="VerbatimChar"/>
     <w:rPr>
-      <w:color w:val="60a0b0"/>
       <w:b/>
       <w:i/>
+      <w:color w:val="60a0b0"/>
     </w:rPr>
   </w:style>
   <w:style w:type="character" w:customStyle="1" w:styleId="OtherTok">
@@ -8811,8 +9125,8 @@
     <w:name w:val="ControlFlowTok"/>
     <w:basedOn w:val="VerbatimChar"/>
     <w:rPr>
+      <w:b/>
       <w:color w:val="007020"/>
-      <w:b/>
     </w:rPr>
   </w:style>
   <w:style w:type="character" w:customStyle="1" w:styleId="OperatorTok">
@@ -8825,7 +9139,9 @@
   <w:style w:type="character" w:customStyle="1" w:styleId="BuiltInTok">
     <w:name w:val="BuiltInTok"/>
     <w:basedOn w:val="VerbatimChar"/>
-    <w:rPr/>
+    <w:rPr>
+      <w:color w:val="008000"/>
+    </w:rPr>
   </w:style>
   <w:style w:type="character" w:customStyle="1" w:styleId="ExtensionTok">
     <w:name w:val="ExtensionTok"/>
@@ -8855,34 +9171,34 @@
     <w:name w:val="InformationTok"/>
     <w:basedOn w:val="VerbatimChar"/>
     <w:rPr>
-      <w:color w:val="60a0b0"/>
       <w:b/>
       <w:i/>
+      <w:color w:val="60a0b0"/>
     </w:rPr>
   </w:style>
   <w:style w:type="character" w:customStyle="1" w:styleId="WarningTok">
     <w:name w:val="WarningTok"/>
     <w:basedOn w:val="VerbatimChar"/>
     <w:rPr>
-      <w:color w:val="60a0b0"/>
       <w:b/>
       <w:i/>
+      <w:color w:val="60a0b0"/>
     </w:rPr>
   </w:style>
   <w:style w:type="character" w:customStyle="1" w:styleId="AlertTok">
     <w:name w:val="AlertTok"/>
     <w:basedOn w:val="VerbatimChar"/>
     <w:rPr>
+      <w:b/>
       <w:color w:val="ff0000"/>
-      <w:b/>
     </w:rPr>
   </w:style>
   <w:style w:type="character" w:customStyle="1" w:styleId="ErrorTok">
     <w:name w:val="ErrorTok"/>
     <w:basedOn w:val="VerbatimChar"/>
     <w:rPr>
+      <w:b/>
       <w:color w:val="ff0000"/>
-      <w:b/>
     </w:rPr>
   </w:style>
   <w:style w:type="character" w:customStyle="1" w:styleId="NormalTok">
@@ -8904,44 +9220,44 @@
         <a:sysClr val="window" lastClr="FFFFFF"/>
       </a:lt1>
       <a:dk2>
-        <a:srgbClr val="1F497D"/>
+        <a:srgbClr val="0E2841"/>
       </a:dk2>
       <a:lt2>
-        <a:srgbClr val="EEECE1"/>
+        <a:srgbClr val="E8E8E8"/>
       </a:lt2>
       <a:accent1>
-        <a:srgbClr val="4F81BD"/>
+        <a:srgbClr val="156082"/>
       </a:accent1>
       <a:accent2>
-        <a:srgbClr val="C0504D"/>
+        <a:srgbClr val="E97132"/>
       </a:accent2>
       <a:accent3>
-        <a:srgbClr val="9BBB59"/>
+        <a:srgbClr val="196B24"/>
       </a:accent3>
       <a:accent4>
-        <a:srgbClr val="8064A2"/>
+        <a:srgbClr val="0F9ED5"/>
       </a:accent4>
       <a:accent5>
-        <a:srgbClr val="4BACC6"/>
+        <a:srgbClr val="A02B93"/>
       </a:accent5>
       <a:accent6>
-        <a:srgbClr val="F79646"/>
+        <a:srgbClr val="4EA72E"/>
       </a:accent6>
       <a:hlink>
-        <a:srgbClr val="0000FF"/>
+        <a:srgbClr val="467886"/>
       </a:hlink>
       <a:folHlink>
-        <a:srgbClr val="800080"/>
+        <a:srgbClr val="96607D"/>
       </a:folHlink>
     </a:clrScheme>
     <a:fontScheme name="Office">
       <a:majorFont>
-        <a:latin typeface="Calibri"/>
+        <a:latin typeface="Aptos Display" panose="02110004020202020204"/>
         <a:ea typeface=""/>
         <a:cs typeface=""/>
-        <a:font script="Jpan" typeface="ＭＳ ゴシック"/>
+        <a:font script="Jpan" typeface="游ゴシック Light"/>
         <a:font script="Hang" typeface="맑은 고딕"/>
-        <a:font script="Hans" typeface="宋体"/>
+        <a:font script="Hans" typeface="等线 Light"/>
         <a:font script="Hant" typeface="新細明體"/>
         <a:font script="Arab" typeface="Times New Roman"/>
         <a:font script="Hebr" typeface="Times New Roman"/>
@@ -8968,14 +9284,32 @@
         <a:font script="Mong" typeface="Mongolian Baiti"/>
         <a:font script="Viet" typeface="Times New Roman"/>
         <a:font script="Uigh" typeface="Microsoft Uighur"/>
+        <a:font script="Geor" typeface="Sylfaen"/>
+        <a:font script="Armn" typeface="Arial"/>
+        <a:font script="Bugi" typeface="Leelawadee UI"/>
+        <a:font script="Bopo" typeface="Microsoft JhengHei"/>
+        <a:font script="Java" typeface="Javanese Text"/>
+        <a:font script="Lisu" typeface="Segoe UI"/>
+        <a:font script="Mymr" typeface="Myanmar Text"/>
+        <a:font script="Nkoo" typeface="Ebrima"/>
+        <a:font script="Olck" typeface="Nirmala UI"/>
+        <a:font script="Osma" typeface="Ebrima"/>
+        <a:font script="Phag" typeface="Phagspa"/>
+        <a:font script="Syrn" typeface="Estrangelo Edessa"/>
+        <a:font script="Syrj" typeface="Estrangelo Edessa"/>
+        <a:font script="Syre" typeface="Estrangelo Edessa"/>
+        <a:font script="Sora" typeface="Nirmala UI"/>
+        <a:font script="Tale" typeface="Microsoft Tai Le"/>
+        <a:font script="Talu" typeface="Microsoft New Tai Lue"/>
+        <a:font script="Tfng" typeface="Ebrima"/>
       </a:majorFont>
       <a:minorFont>
-        <a:latin typeface="Cambria"/>
+        <a:latin typeface="Aptos" panose="02110004020202020204"/>
         <a:ea typeface=""/>
         <a:cs typeface=""/>
-        <a:font script="Jpan" typeface="ＭＳ 明朝"/>
+        <a:font script="Jpan" typeface="游明朝"/>
         <a:font script="Hang" typeface="맑은 고딕"/>
-        <a:font script="Hans" typeface="宋体"/>
+        <a:font script="Hans" typeface="等线"/>
         <a:font script="Hant" typeface="新細明體"/>
         <a:font script="Arab" typeface="Arial"/>
         <a:font script="Hebr" typeface="Arial"/>
@@ -9002,6 +9336,24 @@
         <a:font script="Mong" typeface="Mongolian Baiti"/>
         <a:font script="Viet" typeface="Arial"/>
         <a:font script="Uigh" typeface="Microsoft Uighur"/>
+        <a:font script="Geor" typeface="Sylfaen"/>
+        <a:font script="Armn" typeface="Arial"/>
+        <a:font script="Bugi" typeface="Leelawadee UI"/>
+        <a:font script="Bopo" typeface="Microsoft JhengHei"/>
+        <a:font script="Java" typeface="Javanese Text"/>
+        <a:font script="Lisu" typeface="Segoe UI"/>
+        <a:font script="Mymr" typeface="Myanmar Text"/>
+        <a:font script="Nkoo" typeface="Ebrima"/>
+        <a:font script="Olck" typeface="Nirmala UI"/>
+        <a:font script="Osma" typeface="Ebrima"/>
+        <a:font script="Phag" typeface="Phagspa"/>
+        <a:font script="Syrn" typeface="Estrangelo Edessa"/>
+        <a:font script="Syrj" typeface="Estrangelo Edessa"/>
+        <a:font script="Syre" typeface="Estrangelo Edessa"/>
+        <a:font script="Sora" typeface="Nirmala UI"/>
+        <a:font script="Tale" typeface="Microsoft Tai Le"/>
+        <a:font script="Talu" typeface="Microsoft New Tai Lue"/>
+        <a:font script="Tfng" typeface="Ebrima"/>
       </a:minorFont>
     </a:fontScheme>
     <a:fmtScheme name="Office">
@@ -9013,200 +9365,141 @@
           <a:gsLst>
             <a:gs pos="0">
               <a:schemeClr val="phClr">
-                <a:tint val="50000"/>
-                <a:satMod val="300000"/>
+                <a:lumMod val="110000"/>
+                <a:satMod val="105000"/>
+                <a:tint val="67000"/>
               </a:schemeClr>
             </a:gs>
-            <a:gs pos="35000">
+            <a:gs pos="50000">
               <a:schemeClr val="phClr">
-                <a:tint val="37000"/>
-                <a:satMod val="300000"/>
+                <a:lumMod val="105000"/>
+                <a:satMod val="103000"/>
+                <a:tint val="73000"/>
               </a:schemeClr>
             </a:gs>
             <a:gs pos="100000">
               <a:schemeClr val="phClr">
-                <a:tint val="15000"/>
-                <a:satMod val="350000"/>
+                <a:lumMod val="105000"/>
+                <a:satMod val="109000"/>
+                <a:tint val="81000"/>
               </a:schemeClr>
             </a:gs>
           </a:gsLst>
-          <a:lin ang="16200000" scaled="1"/>
+          <a:lin ang="5400000" scaled="0"/>
         </a:gradFill>
         <a:gradFill rotWithShape="1">
           <a:gsLst>
             <a:gs pos="0">
               <a:schemeClr val="phClr">
-                <a:tint val="100000"/>
+                <a:satMod val="103000"/>
+                <a:lumMod val="102000"/>
+                <a:tint val="94000"/>
+              </a:schemeClr>
+            </a:gs>
+            <a:gs pos="50000">
+              <a:schemeClr val="phClr">
+                <a:satMod val="110000"/>
+                <a:lumMod val="100000"/>
                 <a:shade val="100000"/>
-                <a:satMod val="130000"/>
               </a:schemeClr>
             </a:gs>
             <a:gs pos="100000">
               <a:schemeClr val="phClr">
-                <a:tint val="50000"/>
-                <a:shade val="100000"/>
-                <a:satMod val="350000"/>
+                <a:lumMod val="99000"/>
+                <a:satMod val="120000"/>
+                <a:shade val="78000"/>
               </a:schemeClr>
             </a:gs>
           </a:gsLst>
-          <a:lin ang="16200000" scaled="0"/>
+          <a:lin ang="5400000" scaled="0"/>
         </a:gradFill>
       </a:fillStyleLst>
       <a:lnStyleLst>
-        <a:ln w="9525" cap="flat" cmpd="sng" algn="ctr">
-          <a:solidFill>
-            <a:schemeClr val="phClr">
-              <a:shade val="95000"/>
-              <a:satMod val="105000"/>
-            </a:schemeClr>
-          </a:solidFill>
-          <a:prstDash val="solid"/>
-        </a:ln>
-        <a:ln w="25400" cap="flat" cmpd="sng" algn="ctr">
+        <a:ln w="6350" cap="flat" cmpd="sng" algn="ctr">
           <a:solidFill>
             <a:schemeClr val="phClr"/>
           </a:solidFill>
           <a:prstDash val="solid"/>
+          <a:miter lim="800000"/>
         </a:ln>
-        <a:ln w="38100" cap="flat" cmpd="sng" algn="ctr">
+        <a:ln w="12700" cap="flat" cmpd="sng" algn="ctr">
           <a:solidFill>
             <a:schemeClr val="phClr"/>
           </a:solidFill>
           <a:prstDash val="solid"/>
+          <a:miter lim="800000"/>
+        </a:ln>
+        <a:ln w="19050" cap="flat" cmpd="sng" algn="ctr">
+          <a:solidFill>
+            <a:schemeClr val="phClr"/>
+          </a:solidFill>
+          <a:prstDash val="solid"/>
+          <a:miter lim="800000"/>
         </a:ln>
       </a:lnStyleLst>
       <a:effectStyleLst>
         <a:effectStyle>
+          <a:effectLst/>
+        </a:effectStyle>
+        <a:effectStyle>
+          <a:effectLst/>
+        </a:effectStyle>
+        <a:effectStyle>
           <a:effectLst>
-            <a:outerShdw blurRad="40000" dist="20000" dir="5400000" rotWithShape="0">
+            <a:outerShdw blurRad="57150" dist="19050" dir="5400000" algn="ctr" rotWithShape="0">
               <a:srgbClr val="000000">
-                <a:alpha val="38000"/>
+                <a:alpha val="63000"/>
               </a:srgbClr>
             </a:outerShdw>
           </a:effectLst>
-        </a:effectStyle>
-        <a:effectStyle>
-          <a:effectLst>
-            <a:outerShdw blurRad="40000" dist="23000" dir="5400000" rotWithShape="0">
-              <a:srgbClr val="000000">
-                <a:alpha val="35000"/>
-              </a:srgbClr>
-            </a:outerShdw>
-          </a:effectLst>
-        </a:effectStyle>
-        <a:effectStyle>
-          <a:effectLst>
-            <a:outerShdw blurRad="40000" dist="23000" dir="5400000" rotWithShape="0">
-              <a:srgbClr val="000000">
-                <a:alpha val="35000"/>
-              </a:srgbClr>
-            </a:outerShdw>
-          </a:effectLst>
-          <a:scene3d>
-            <a:camera prst="orthographicFront">
-              <a:rot lat="0" lon="0" rev="0"/>
-            </a:camera>
-            <a:lightRig rig="threePt" dir="t">
-              <a:rot lat="0" lon="0" rev="1200000"/>
-            </a:lightRig>
-          </a:scene3d>
-          <a:sp3d>
-            <a:bevelT w="63500" h="25400"/>
-          </a:sp3d>
         </a:effectStyle>
       </a:effectStyleLst>
       <a:bgFillStyleLst>
         <a:solidFill>
           <a:schemeClr val="phClr"/>
         </a:solidFill>
+        <a:solidFill>
+          <a:schemeClr val="phClr">
+            <a:tint val="95000"/>
+            <a:satMod val="170000"/>
+          </a:schemeClr>
+        </a:solidFill>
         <a:gradFill rotWithShape="1">
           <a:gsLst>
             <a:gs pos="0">
               <a:schemeClr val="phClr">
-                <a:tint val="40000"/>
-                <a:satMod val="350000"/>
+                <a:tint val="93000"/>
+                <a:satMod val="150000"/>
+                <a:shade val="98000"/>
+                <a:lumMod val="102000"/>
               </a:schemeClr>
             </a:gs>
-            <a:gs pos="40000">
+            <a:gs pos="50000">
               <a:schemeClr val="phClr">
-                <a:tint val="45000"/>
-                <a:shade val="99000"/>
-                <a:satMod val="350000"/>
+                <a:tint val="98000"/>
+                <a:satMod val="130000"/>
+                <a:shade val="90000"/>
+                <a:lumMod val="103000"/>
               </a:schemeClr>
             </a:gs>
             <a:gs pos="100000">
               <a:schemeClr val="phClr">
-                <a:shade val="20000"/>
-                <a:satMod val="255000"/>
+                <a:shade val="63000"/>
+                <a:satMod val="120000"/>
               </a:schemeClr>
             </a:gs>
           </a:gsLst>
-          <a:path path="circle">
-            <a:fillToRect l="50000" t="-80000" r="50000" b="180000"/>
-          </a:path>
-        </a:gradFill>
-        <a:gradFill rotWithShape="1">
-          <a:gsLst>
-            <a:gs pos="0">
-              <a:schemeClr val="phClr">
-                <a:tint val="80000"/>
-                <a:satMod val="300000"/>
-              </a:schemeClr>
-            </a:gs>
-            <a:gs pos="100000">
-              <a:schemeClr val="phClr">
-                <a:shade val="30000"/>
-                <a:satMod val="200000"/>
-              </a:schemeClr>
-            </a:gs>
-          </a:gsLst>
-          <a:path path="circle">
-            <a:fillToRect l="50000" t="50000" r="50000" b="50000"/>
-          </a:path>
+          <a:lin ang="5400000" scaled="0"/>
         </a:gradFill>
       </a:bgFillStyleLst>
     </a:fmtScheme>
   </a:themeElements>
-  <a:objectDefaults>
-    <a:spDef>
-      <a:spPr/>
-      <a:bodyPr/>
-      <a:lstStyle/>
-      <a:style>
-        <a:lnRef idx="1">
-          <a:schemeClr val="accent1"/>
-        </a:lnRef>
-        <a:fillRef idx="3">
-          <a:schemeClr val="accent1"/>
-        </a:fillRef>
-        <a:effectRef idx="2">
-          <a:schemeClr val="accent1"/>
-        </a:effectRef>
-        <a:fontRef idx="minor">
-          <a:schemeClr val="lt1"/>
-        </a:fontRef>
-      </a:style>
-    </a:spDef>
-    <a:lnDef>
-      <a:spPr/>
-      <a:bodyPr/>
-      <a:lstStyle/>
-      <a:style>
-        <a:lnRef idx="2">
-          <a:schemeClr val="accent1"/>
-        </a:lnRef>
-        <a:fillRef idx="0">
-          <a:schemeClr val="accent1"/>
-        </a:fillRef>
-        <a:effectRef idx="1">
-          <a:schemeClr val="accent1"/>
-        </a:effectRef>
-        <a:fontRef idx="minor">
-          <a:schemeClr val="tx1"/>
-        </a:fontRef>
-      </a:style>
-    </a:lnDef>
-  </a:objectDefaults>
+  <a:objectDefaults/>
   <a:extraClrSchemeLst/>
+  <a:extLst>
+    <a:ext uri="{05A4C25C-085E-4340-85A3-A5531E510DB2}">
+      <thm15:themeFamily xmlns:thm15="http://schemas.microsoft.com/office/thememl/2012/main" name="Office Theme" id="{2E142A2C-CD16-42D6-873A-C26D2A0506FA}" vid="{1BDDFF52-6CD6-40A5-AB3C-68EB2F1E4D0A}"/>
+    </a:ext>
+  </a:extLst>
 </a:theme>
 </file>
--- a/submission-report.docx
+++ b/submission-report.docx
@@ -19,7 +19,7 @@
         </w:numPr>
       </w:pPr>
       <w:r>
-        <w:t xml:space="preserve">Submission generated at 08/31/2026 at 14:30:30</w:t>
+        <w:t xml:space="preserve">Submission generated at 08/31/2026 at 09:03:36</w:t>
       </w:r>
     </w:p>
     <w:p>
@@ -30,7 +30,7 @@
         </w:numPr>
       </w:pPr>
       <w:r>
-        <w:t xml:space="preserve">Machine info: Linux runnervmgx7h7 6.17.0-1022-azure #22-Ubuntu SMP Mon Jul 27 17:24:03 UTC 2026 x86_64 x86_64 x86_64 GNU/Linux</w:t>
+        <w:t xml:space="preserve">Machine info: Linux onyx.boisestate.edu 5.14.0-687.12.1.el9_8.x86_64 #1 SMP PREEMPT_DYNAMIC Mon May 25 06:29:57 EDT 2026 x86_64 x86_64 x86_64 GNU/Linux</w:t>
       </w:r>
     </w:p>
     <w:bookmarkStart w:id="20" w:name="note-to-students"/>
@@ -93,13 +93,13 @@
     </w:p>
     <w:bookmarkEnd w:id="21"/>
     <w:bookmarkEnd w:id="22"/>
-    <w:bookmarkStart w:id="23" w:name="project-x"/>
+    <w:bookmarkStart w:id="23" w:name="project-0"/>
     <w:p>
       <w:pPr>
         <w:pStyle w:val="Heading1"/>
       </w:pPr>
       <w:r>
-        <w:t xml:space="preserve">Project X</w:t>
+        <w:t xml:space="preserve">Project 0</w:t>
       </w:r>
     </w:p>
     <w:bookmarkEnd w:id="23"/>
@@ -113,7 +113,7 @@
       </w:r>
     </w:p>
     <w:bookmarkEnd w:id="24"/>
-    <w:bookmarkStart w:id="39" w:name="p0---compile-test-debug"/>
+    <w:bookmarkStart w:id="38" w:name="p0---compile-test-debug"/>
     <w:p>
       <w:pPr>
         <w:pStyle w:val="Heading1"/>
@@ -124,11 +124,11 @@
     </w:p>
     <w:p>
       <w:pPr>
-        <w:pStyle w:val="Compact"/>
         <w:numPr>
           <w:ilvl w:val="0"/>
           <w:numId w:val="1002"/>
         </w:numPr>
+        <w:pStyle w:val="Compact"/>
       </w:pPr>
       <w:r>
         <w:t xml:space="preserve">Name: Pierre Aryee</w:t>
@@ -136,11 +136,11 @@
     </w:p>
     <w:p>
       <w:pPr>
-        <w:pStyle w:val="Compact"/>
         <w:numPr>
           <w:ilvl w:val="0"/>
           <w:numId w:val="1002"/>
         </w:numPr>
+        <w:pStyle w:val="Compact"/>
       </w:pPr>
       <w:r>
         <w:t xml:space="preserve">Email: perryaryee@u.boisestate.edu</w:t>
@@ -148,11 +148,11 @@
     </w:p>
     <w:p>
       <w:pPr>
-        <w:pStyle w:val="Compact"/>
         <w:numPr>
           <w:ilvl w:val="0"/>
           <w:numId w:val="1002"/>
         </w:numPr>
+        <w:pStyle w:val="Compact"/>
       </w:pPr>
       <w:r>
         <w:t xml:space="preserve">Class: CS525-001</w:t>
@@ -306,7 +306,7 @@
         <w:rPr>
           <w:rStyle w:val="StringTok"/>
         </w:rPr>
-        <w:t xml:space="preserve">'/home/runner/work/Computer-Networks-CS525/Computer-Networks-CS525'</w:t>
+        <w:t xml:space="preserve">'/home/PERRYARYEE/Computer-Networks-CS525'</w:t>
       </w:r>
       <w:r>
         <w:br/>
@@ -426,6 +426,138 @@
         <w:rPr>
           <w:rStyle w:val="NormalTok"/>
         </w:rPr>
+        <w:t xml:space="preserve"> src/lab.c </w:t>
+      </w:r>
+      <w:r>
+        <w:rPr>
+          <w:rStyle w:val="AttributeTok"/>
+        </w:rPr>
+        <w:t xml:space="preserve">-o</w:t>
+      </w:r>
+      <w:r>
+        <w:rPr>
+          <w:rStyle w:val="NormalTok"/>
+        </w:rPr>
+        <w:t xml:space="preserve"> build/debug/lab.c.o</w:t>
+      </w:r>
+      <w:r>
+        <w:br/>
+      </w:r>
+      <w:r>
+        <w:rPr>
+          <w:rStyle w:val="FunctionTok"/>
+        </w:rPr>
+        <w:t xml:space="preserve">mkdir</w:t>
+      </w:r>
+      <w:r>
+        <w:rPr>
+          <w:rStyle w:val="NormalTok"/>
+        </w:rPr>
+        <w:t xml:space="preserve"> </w:t>
+      </w:r>
+      <w:r>
+        <w:rPr>
+          <w:rStyle w:val="AttributeTok"/>
+        </w:rPr>
+        <w:t xml:space="preserve">-p</w:t>
+      </w:r>
+      <w:r>
+        <w:rPr>
+          <w:rStyle w:val="NormalTok"/>
+        </w:rPr>
+        <w:t xml:space="preserve"> build/debug</w:t>
+      </w:r>
+      <w:r>
+        <w:br/>
+      </w:r>
+      <w:r>
+        <w:rPr>
+          <w:rStyle w:val="FunctionTok"/>
+        </w:rPr>
+        <w:t xml:space="preserve">cc</w:t>
+      </w:r>
+      <w:r>
+        <w:rPr>
+          <w:rStyle w:val="NormalTok"/>
+        </w:rPr>
+        <w:t xml:space="preserve"> </w:t>
+      </w:r>
+      <w:r>
+        <w:rPr>
+          <w:rStyle w:val="AttributeTok"/>
+        </w:rPr>
+        <w:t xml:space="preserve">-g</w:t>
+      </w:r>
+      <w:r>
+        <w:rPr>
+          <w:rStyle w:val="NormalTok"/>
+        </w:rPr>
+        <w:t xml:space="preserve"> </w:t>
+      </w:r>
+      <w:r>
+        <w:rPr>
+          <w:rStyle w:val="AttributeTok"/>
+        </w:rPr>
+        <w:t xml:space="preserve">-O0</w:t>
+      </w:r>
+      <w:r>
+        <w:rPr>
+          <w:rStyle w:val="NormalTok"/>
+        </w:rPr>
+        <w:t xml:space="preserve"> </w:t>
+      </w:r>
+      <w:r>
+        <w:rPr>
+          <w:rStyle w:val="AttributeTok"/>
+        </w:rPr>
+        <w:t xml:space="preserve">-DDEBUG</w:t>
+      </w:r>
+      <w:r>
+        <w:rPr>
+          <w:rStyle w:val="NormalTok"/>
+        </w:rPr>
+        <w:t xml:space="preserve"> </w:t>
+      </w:r>
+      <w:r>
+        <w:rPr>
+          <w:rStyle w:val="AttributeTok"/>
+        </w:rPr>
+        <w:t xml:space="preserve">-fno-omit-frame-pointer</w:t>
+      </w:r>
+      <w:r>
+        <w:rPr>
+          <w:rStyle w:val="NormalTok"/>
+        </w:rPr>
+        <w:t xml:space="preserve"> </w:t>
+      </w:r>
+      <w:r>
+        <w:rPr>
+          <w:rStyle w:val="AttributeTok"/>
+        </w:rPr>
+        <w:t xml:space="preserve">-fsanitize</w:t>
+      </w:r>
+      <w:r>
+        <w:rPr>
+          <w:rStyle w:val="OperatorTok"/>
+        </w:rPr>
+        <w:t xml:space="preserve">=</w:t>
+      </w:r>
+      <w:r>
+        <w:rPr>
+          <w:rStyle w:val="NormalTok"/>
+        </w:rPr>
+        <w:t xml:space="preserve">address </w:t>
+      </w:r>
+      <w:r>
+        <w:rPr>
+          <w:rStyle w:val="AttributeTok"/>
+        </w:rPr>
+        <w:t xml:space="preserve">-c</w:t>
+      </w:r>
+      <w:r>
+        <w:rPr>
+          <w:rStyle w:val="NormalTok"/>
+        </w:rPr>
         <w:t xml:space="preserve"> src/main.c </w:t>
       </w:r>
       <w:r>
@@ -447,6 +579,207 @@
         <w:rPr>
           <w:rStyle w:val="FunctionTok"/>
         </w:rPr>
+        <w:t xml:space="preserve">cc</w:t>
+      </w:r>
+      <w:r>
+        <w:rPr>
+          <w:rStyle w:val="NormalTok"/>
+        </w:rPr>
+        <w:t xml:space="preserve"> </w:t>
+      </w:r>
+      <w:r>
+        <w:rPr>
+          <w:rStyle w:val="AttributeTok"/>
+        </w:rPr>
+        <w:t xml:space="preserve">-g</w:t>
+      </w:r>
+      <w:r>
+        <w:rPr>
+          <w:rStyle w:val="NormalTok"/>
+        </w:rPr>
+        <w:t xml:space="preserve"> </w:t>
+      </w:r>
+      <w:r>
+        <w:rPr>
+          <w:rStyle w:val="AttributeTok"/>
+        </w:rPr>
+        <w:t xml:space="preserve">-O0</w:t>
+      </w:r>
+      <w:r>
+        <w:rPr>
+          <w:rStyle w:val="NormalTok"/>
+        </w:rPr>
+        <w:t xml:space="preserve"> </w:t>
+      </w:r>
+      <w:r>
+        <w:rPr>
+          <w:rStyle w:val="AttributeTok"/>
+        </w:rPr>
+        <w:t xml:space="preserve">-DDEBUG</w:t>
+      </w:r>
+      <w:r>
+        <w:rPr>
+          <w:rStyle w:val="NormalTok"/>
+        </w:rPr>
+        <w:t xml:space="preserve"> </w:t>
+      </w:r>
+      <w:r>
+        <w:rPr>
+          <w:rStyle w:val="AttributeTok"/>
+        </w:rPr>
+        <w:t xml:space="preserve">-fno-omit-frame-pointer</w:t>
+      </w:r>
+      <w:r>
+        <w:rPr>
+          <w:rStyle w:val="NormalTok"/>
+        </w:rPr>
+        <w:t xml:space="preserve"> </w:t>
+      </w:r>
+      <w:r>
+        <w:rPr>
+          <w:rStyle w:val="AttributeTok"/>
+        </w:rPr>
+        <w:t xml:space="preserve">-fsanitize</w:t>
+      </w:r>
+      <w:r>
+        <w:rPr>
+          <w:rStyle w:val="OperatorTok"/>
+        </w:rPr>
+        <w:t xml:space="preserve">=</w:t>
+      </w:r>
+      <w:r>
+        <w:rPr>
+          <w:rStyle w:val="NormalTok"/>
+        </w:rPr>
+        <w:t xml:space="preserve">address build/debug/lab.c.o build/debug/main.c.o </w:t>
+      </w:r>
+      <w:r>
+        <w:rPr>
+          <w:rStyle w:val="AttributeTok"/>
+        </w:rPr>
+        <w:t xml:space="preserve">-o</w:t>
+      </w:r>
+      <w:r>
+        <w:rPr>
+          <w:rStyle w:val="NormalTok"/>
+        </w:rPr>
+        <w:t xml:space="preserve"> build/debug/myapp_d </w:t>
+      </w:r>
+      <w:r>
+        <w:rPr>
+          <w:rStyle w:val="AttributeTok"/>
+        </w:rPr>
+        <w:t xml:space="preserve">-fsanitize</w:t>
+      </w:r>
+      <w:r>
+        <w:rPr>
+          <w:rStyle w:val="OperatorTok"/>
+        </w:rPr>
+        <w:t xml:space="preserve">=</w:t>
+      </w:r>
+      <w:r>
+        <w:rPr>
+          <w:rStyle w:val="NormalTok"/>
+        </w:rPr>
+        <w:t xml:space="preserve">address</w:t>
+      </w:r>
+      <w:r>
+        <w:br/>
+      </w:r>
+      <w:r>
+        <w:rPr>
+          <w:rStyle w:val="VariableTok"/>
+        </w:rPr>
+        <w:t xml:space="preserve">make</w:t>
+      </w:r>
+      <w:r>
+        <w:rPr>
+          <w:rStyle w:val="OperatorTok"/>
+        </w:rPr>
+        <w:t xml:space="preserve">[</w:t>
+      </w:r>
+      <w:r>
+        <w:rPr>
+          <w:rStyle w:val="DecValTok"/>
+        </w:rPr>
+        <w:t xml:space="preserve">1</w:t>
+      </w:r>
+      <w:r>
+        <w:rPr>
+          <w:rStyle w:val="OperatorTok"/>
+        </w:rPr>
+        <w:t xml:space="preserve">]</w:t>
+      </w:r>
+      <w:r>
+        <w:rPr>
+          <w:rStyle w:val="ExtensionTok"/>
+        </w:rPr>
+        <w:t xml:space="preserve">:</w:t>
+      </w:r>
+      <w:r>
+        <w:rPr>
+          <w:rStyle w:val="NormalTok"/>
+        </w:rPr>
+        <w:t xml:space="preserve"> Leaving directory </w:t>
+      </w:r>
+      <w:r>
+        <w:rPr>
+          <w:rStyle w:val="StringTok"/>
+        </w:rPr>
+        <w:t xml:space="preserve">'/home/PERRYARYEE/Computer-Networks-CS525'</w:t>
+      </w:r>
+      <w:r>
+        <w:br/>
+      </w:r>
+      <w:r>
+        <w:rPr>
+          <w:rStyle w:val="VariableTok"/>
+        </w:rPr>
+        <w:t xml:space="preserve">make</w:t>
+      </w:r>
+      <w:r>
+        <w:rPr>
+          <w:rStyle w:val="OperatorTok"/>
+        </w:rPr>
+        <w:t xml:space="preserve">[</w:t>
+      </w:r>
+      <w:r>
+        <w:rPr>
+          <w:rStyle w:val="DecValTok"/>
+        </w:rPr>
+        <w:t xml:space="preserve">1</w:t>
+      </w:r>
+      <w:r>
+        <w:rPr>
+          <w:rStyle w:val="OperatorTok"/>
+        </w:rPr>
+        <w:t xml:space="preserve">]</w:t>
+      </w:r>
+      <w:r>
+        <w:rPr>
+          <w:rStyle w:val="ExtensionTok"/>
+        </w:rPr>
+        <w:t xml:space="preserve">:</w:t>
+      </w:r>
+      <w:r>
+        <w:rPr>
+          <w:rStyle w:val="NormalTok"/>
+        </w:rPr>
+        <w:t xml:space="preserve"> Entering directory </w:t>
+      </w:r>
+      <w:r>
+        <w:rPr>
+          <w:rStyle w:val="StringTok"/>
+        </w:rPr>
+        <w:t xml:space="preserve">'/home/PERRYARYEE/Computer-Networks-CS525'</w:t>
+      </w:r>
+      <w:r>
+        <w:br/>
+      </w:r>
+      <w:r>
+        <w:rPr>
+          <w:rStyle w:val="FunctionTok"/>
+        </w:rPr>
         <w:t xml:space="preserve">mkdir</w:t>
       </w:r>
       <w:r>
@@ -465,7 +798,7 @@
         <w:rPr>
           <w:rStyle w:val="NormalTok"/>
         </w:rPr>
-        <w:t xml:space="preserve"> build/debug</w:t>
+        <w:t xml:space="preserve"> build/release</w:t>
       </w:r>
       <w:r>
         <w:br/>
@@ -486,6 +819,921 @@
         <w:rPr>
           <w:rStyle w:val="AttributeTok"/>
         </w:rPr>
+        <w:t xml:space="preserve">-Wall</w:t>
+      </w:r>
+      <w:r>
+        <w:rPr>
+          <w:rStyle w:val="NormalTok"/>
+        </w:rPr>
+        <w:t xml:space="preserve"> </w:t>
+      </w:r>
+      <w:r>
+        <w:rPr>
+          <w:rStyle w:val="AttributeTok"/>
+        </w:rPr>
+        <w:t xml:space="preserve">-Wextra</w:t>
+      </w:r>
+      <w:r>
+        <w:rPr>
+          <w:rStyle w:val="NormalTok"/>
+        </w:rPr>
+        <w:t xml:space="preserve"> </w:t>
+      </w:r>
+      <w:r>
+        <w:rPr>
+          <w:rStyle w:val="AttributeTok"/>
+        </w:rPr>
+        <w:t xml:space="preserve">-O2</w:t>
+      </w:r>
+      <w:r>
+        <w:rPr>
+          <w:rStyle w:val="NormalTok"/>
+        </w:rPr>
+        <w:t xml:space="preserve"> </w:t>
+      </w:r>
+      <w:r>
+        <w:rPr>
+          <w:rStyle w:val="AttributeTok"/>
+        </w:rPr>
+        <w:t xml:space="preserve">-fPIE</w:t>
+      </w:r>
+      <w:r>
+        <w:rPr>
+          <w:rStyle w:val="NormalTok"/>
+        </w:rPr>
+        <w:t xml:space="preserve"> </w:t>
+      </w:r>
+      <w:r>
+        <w:rPr>
+          <w:rStyle w:val="AttributeTok"/>
+        </w:rPr>
+        <w:t xml:space="preserve">-MMD</w:t>
+      </w:r>
+      <w:r>
+        <w:rPr>
+          <w:rStyle w:val="NormalTok"/>
+        </w:rPr>
+        <w:t xml:space="preserve"> </w:t>
+      </w:r>
+      <w:r>
+        <w:rPr>
+          <w:rStyle w:val="AttributeTok"/>
+        </w:rPr>
+        <w:t xml:space="preserve">-MP</w:t>
+      </w:r>
+      <w:r>
+        <w:rPr>
+          <w:rStyle w:val="NormalTok"/>
+        </w:rPr>
+        <w:t xml:space="preserve"> </w:t>
+      </w:r>
+      <w:r>
+        <w:rPr>
+          <w:rStyle w:val="AttributeTok"/>
+        </w:rPr>
+        <w:t xml:space="preserve">-Wformat</w:t>
+      </w:r>
+      <w:r>
+        <w:rPr>
+          <w:rStyle w:val="NormalTok"/>
+        </w:rPr>
+        <w:t xml:space="preserve"> </w:t>
+      </w:r>
+      <w:r>
+        <w:rPr>
+          <w:rStyle w:val="AttributeTok"/>
+        </w:rPr>
+        <w:t xml:space="preserve">-Wformat</w:t>
+      </w:r>
+      <w:r>
+        <w:rPr>
+          <w:rStyle w:val="OperatorTok"/>
+        </w:rPr>
+        <w:t xml:space="preserve">=</w:t>
+      </w:r>
+      <w:r>
+        <w:rPr>
+          <w:rStyle w:val="NormalTok"/>
+        </w:rPr>
+        <w:t xml:space="preserve">2 </w:t>
+      </w:r>
+      <w:r>
+        <w:rPr>
+          <w:rStyle w:val="AttributeTok"/>
+        </w:rPr>
+        <w:t xml:space="preserve">-Wconversion</w:t>
+      </w:r>
+      <w:r>
+        <w:rPr>
+          <w:rStyle w:val="NormalTok"/>
+        </w:rPr>
+        <w:t xml:space="preserve"> </w:t>
+      </w:r>
+      <w:r>
+        <w:rPr>
+          <w:rStyle w:val="AttributeTok"/>
+        </w:rPr>
+        <w:t xml:space="preserve">-Wsign-conversion</w:t>
+      </w:r>
+      <w:r>
+        <w:rPr>
+          <w:rStyle w:val="NormalTok"/>
+        </w:rPr>
+        <w:t xml:space="preserve"> </w:t>
+      </w:r>
+      <w:r>
+        <w:rPr>
+          <w:rStyle w:val="AttributeTok"/>
+        </w:rPr>
+        <w:t xml:space="preserve">-Wimplicit-fallthrough</w:t>
+      </w:r>
+      <w:r>
+        <w:rPr>
+          <w:rStyle w:val="NormalTok"/>
+        </w:rPr>
+        <w:t xml:space="preserve"> </w:t>
+      </w:r>
+      <w:r>
+        <w:rPr>
+          <w:rStyle w:val="AttributeTok"/>
+        </w:rPr>
+        <w:t xml:space="preserve">-fstack-protector-strong</w:t>
+      </w:r>
+      <w:r>
+        <w:rPr>
+          <w:rStyle w:val="NormalTok"/>
+        </w:rPr>
+        <w:t xml:space="preserve"> </w:t>
+      </w:r>
+      <w:r>
+        <w:rPr>
+          <w:rStyle w:val="AttributeTok"/>
+        </w:rPr>
+        <w:t xml:space="preserve">-Werror</w:t>
+      </w:r>
+      <w:r>
+        <w:rPr>
+          <w:rStyle w:val="OperatorTok"/>
+        </w:rPr>
+        <w:t xml:space="preserve">=</w:t>
+      </w:r>
+      <w:r>
+        <w:rPr>
+          <w:rStyle w:val="NormalTok"/>
+        </w:rPr>
+        <w:t xml:space="preserve">format-security </w:t>
+      </w:r>
+      <w:r>
+        <w:rPr>
+          <w:rStyle w:val="AttributeTok"/>
+        </w:rPr>
+        <w:t xml:space="preserve">-Werror</w:t>
+      </w:r>
+      <w:r>
+        <w:rPr>
+          <w:rStyle w:val="OperatorTok"/>
+        </w:rPr>
+        <w:t xml:space="preserve">=</w:t>
+      </w:r>
+      <w:r>
+        <w:rPr>
+          <w:rStyle w:val="NormalTok"/>
+        </w:rPr>
+        <w:t xml:space="preserve">implicit </w:t>
+      </w:r>
+      <w:r>
+        <w:rPr>
+          <w:rStyle w:val="AttributeTok"/>
+        </w:rPr>
+        <w:t xml:space="preserve">-Werror</w:t>
+      </w:r>
+      <w:r>
+        <w:rPr>
+          <w:rStyle w:val="OperatorTok"/>
+        </w:rPr>
+        <w:t xml:space="preserve">=</w:t>
+      </w:r>
+      <w:r>
+        <w:rPr>
+          <w:rStyle w:val="NormalTok"/>
+        </w:rPr>
+        <w:t xml:space="preserve">incompatible-pointer-types </w:t>
+      </w:r>
+      <w:r>
+        <w:rPr>
+          <w:rStyle w:val="AttributeTok"/>
+        </w:rPr>
+        <w:t xml:space="preserve">-Werror</w:t>
+      </w:r>
+      <w:r>
+        <w:rPr>
+          <w:rStyle w:val="OperatorTok"/>
+        </w:rPr>
+        <w:t xml:space="preserve">=</w:t>
+      </w:r>
+      <w:r>
+        <w:rPr>
+          <w:rStyle w:val="NormalTok"/>
+        </w:rPr>
+        <w:t xml:space="preserve">int-conversion </w:t>
+      </w:r>
+      <w:r>
+        <w:rPr>
+          <w:rStyle w:val="AttributeTok"/>
+        </w:rPr>
+        <w:t xml:space="preserve">-c</w:t>
+      </w:r>
+      <w:r>
+        <w:rPr>
+          <w:rStyle w:val="NormalTok"/>
+        </w:rPr>
+        <w:t xml:space="preserve"> src/lab.c </w:t>
+      </w:r>
+      <w:r>
+        <w:rPr>
+          <w:rStyle w:val="AttributeTok"/>
+        </w:rPr>
+        <w:t xml:space="preserve">-o</w:t>
+      </w:r>
+      <w:r>
+        <w:rPr>
+          <w:rStyle w:val="NormalTok"/>
+        </w:rPr>
+        <w:t xml:space="preserve"> build/release/lab.c.o</w:t>
+      </w:r>
+      <w:r>
+        <w:br/>
+      </w:r>
+      <w:r>
+        <w:rPr>
+          <w:rStyle w:val="FunctionTok"/>
+        </w:rPr>
+        <w:t xml:space="preserve">mkdir</w:t>
+      </w:r>
+      <w:r>
+        <w:rPr>
+          <w:rStyle w:val="NormalTok"/>
+        </w:rPr>
+        <w:t xml:space="preserve"> </w:t>
+      </w:r>
+      <w:r>
+        <w:rPr>
+          <w:rStyle w:val="AttributeTok"/>
+        </w:rPr>
+        <w:t xml:space="preserve">-p</w:t>
+      </w:r>
+      <w:r>
+        <w:rPr>
+          <w:rStyle w:val="NormalTok"/>
+        </w:rPr>
+        <w:t xml:space="preserve"> build/release</w:t>
+      </w:r>
+      <w:r>
+        <w:br/>
+      </w:r>
+      <w:r>
+        <w:rPr>
+          <w:rStyle w:val="FunctionTok"/>
+        </w:rPr>
+        <w:t xml:space="preserve">cc</w:t>
+      </w:r>
+      <w:r>
+        <w:rPr>
+          <w:rStyle w:val="NormalTok"/>
+        </w:rPr>
+        <w:t xml:space="preserve"> </w:t>
+      </w:r>
+      <w:r>
+        <w:rPr>
+          <w:rStyle w:val="AttributeTok"/>
+        </w:rPr>
+        <w:t xml:space="preserve">-Wall</w:t>
+      </w:r>
+      <w:r>
+        <w:rPr>
+          <w:rStyle w:val="NormalTok"/>
+        </w:rPr>
+        <w:t xml:space="preserve"> </w:t>
+      </w:r>
+      <w:r>
+        <w:rPr>
+          <w:rStyle w:val="AttributeTok"/>
+        </w:rPr>
+        <w:t xml:space="preserve">-Wextra</w:t>
+      </w:r>
+      <w:r>
+        <w:rPr>
+          <w:rStyle w:val="NormalTok"/>
+        </w:rPr>
+        <w:t xml:space="preserve"> </w:t>
+      </w:r>
+      <w:r>
+        <w:rPr>
+          <w:rStyle w:val="AttributeTok"/>
+        </w:rPr>
+        <w:t xml:space="preserve">-O2</w:t>
+      </w:r>
+      <w:r>
+        <w:rPr>
+          <w:rStyle w:val="NormalTok"/>
+        </w:rPr>
+        <w:t xml:space="preserve"> </w:t>
+      </w:r>
+      <w:r>
+        <w:rPr>
+          <w:rStyle w:val="AttributeTok"/>
+        </w:rPr>
+        <w:t xml:space="preserve">-fPIE</w:t>
+      </w:r>
+      <w:r>
+        <w:rPr>
+          <w:rStyle w:val="NormalTok"/>
+        </w:rPr>
+        <w:t xml:space="preserve"> </w:t>
+      </w:r>
+      <w:r>
+        <w:rPr>
+          <w:rStyle w:val="AttributeTok"/>
+        </w:rPr>
+        <w:t xml:space="preserve">-MMD</w:t>
+      </w:r>
+      <w:r>
+        <w:rPr>
+          <w:rStyle w:val="NormalTok"/>
+        </w:rPr>
+        <w:t xml:space="preserve"> </w:t>
+      </w:r>
+      <w:r>
+        <w:rPr>
+          <w:rStyle w:val="AttributeTok"/>
+        </w:rPr>
+        <w:t xml:space="preserve">-MP</w:t>
+      </w:r>
+      <w:r>
+        <w:rPr>
+          <w:rStyle w:val="NormalTok"/>
+        </w:rPr>
+        <w:t xml:space="preserve"> </w:t>
+      </w:r>
+      <w:r>
+        <w:rPr>
+          <w:rStyle w:val="AttributeTok"/>
+        </w:rPr>
+        <w:t xml:space="preserve">-Wformat</w:t>
+      </w:r>
+      <w:r>
+        <w:rPr>
+          <w:rStyle w:val="NormalTok"/>
+        </w:rPr>
+        <w:t xml:space="preserve"> </w:t>
+      </w:r>
+      <w:r>
+        <w:rPr>
+          <w:rStyle w:val="AttributeTok"/>
+        </w:rPr>
+        <w:t xml:space="preserve">-Wformat</w:t>
+      </w:r>
+      <w:r>
+        <w:rPr>
+          <w:rStyle w:val="OperatorTok"/>
+        </w:rPr>
+        <w:t xml:space="preserve">=</w:t>
+      </w:r>
+      <w:r>
+        <w:rPr>
+          <w:rStyle w:val="NormalTok"/>
+        </w:rPr>
+        <w:t xml:space="preserve">2 </w:t>
+      </w:r>
+      <w:r>
+        <w:rPr>
+          <w:rStyle w:val="AttributeTok"/>
+        </w:rPr>
+        <w:t xml:space="preserve">-Wconversion</w:t>
+      </w:r>
+      <w:r>
+        <w:rPr>
+          <w:rStyle w:val="NormalTok"/>
+        </w:rPr>
+        <w:t xml:space="preserve"> </w:t>
+      </w:r>
+      <w:r>
+        <w:rPr>
+          <w:rStyle w:val="AttributeTok"/>
+        </w:rPr>
+        <w:t xml:space="preserve">-Wsign-conversion</w:t>
+      </w:r>
+      <w:r>
+        <w:rPr>
+          <w:rStyle w:val="NormalTok"/>
+        </w:rPr>
+        <w:t xml:space="preserve"> </w:t>
+      </w:r>
+      <w:r>
+        <w:rPr>
+          <w:rStyle w:val="AttributeTok"/>
+        </w:rPr>
+        <w:t xml:space="preserve">-Wimplicit-fallthrough</w:t>
+      </w:r>
+      <w:r>
+        <w:rPr>
+          <w:rStyle w:val="NormalTok"/>
+        </w:rPr>
+        <w:t xml:space="preserve"> </w:t>
+      </w:r>
+      <w:r>
+        <w:rPr>
+          <w:rStyle w:val="AttributeTok"/>
+        </w:rPr>
+        <w:t xml:space="preserve">-fstack-protector-strong</w:t>
+      </w:r>
+      <w:r>
+        <w:rPr>
+          <w:rStyle w:val="NormalTok"/>
+        </w:rPr>
+        <w:t xml:space="preserve"> </w:t>
+      </w:r>
+      <w:r>
+        <w:rPr>
+          <w:rStyle w:val="AttributeTok"/>
+        </w:rPr>
+        <w:t xml:space="preserve">-Werror</w:t>
+      </w:r>
+      <w:r>
+        <w:rPr>
+          <w:rStyle w:val="OperatorTok"/>
+        </w:rPr>
+        <w:t xml:space="preserve">=</w:t>
+      </w:r>
+      <w:r>
+        <w:rPr>
+          <w:rStyle w:val="NormalTok"/>
+        </w:rPr>
+        <w:t xml:space="preserve">format-security </w:t>
+      </w:r>
+      <w:r>
+        <w:rPr>
+          <w:rStyle w:val="AttributeTok"/>
+        </w:rPr>
+        <w:t xml:space="preserve">-Werror</w:t>
+      </w:r>
+      <w:r>
+        <w:rPr>
+          <w:rStyle w:val="OperatorTok"/>
+        </w:rPr>
+        <w:t xml:space="preserve">=</w:t>
+      </w:r>
+      <w:r>
+        <w:rPr>
+          <w:rStyle w:val="NormalTok"/>
+        </w:rPr>
+        <w:t xml:space="preserve">implicit </w:t>
+      </w:r>
+      <w:r>
+        <w:rPr>
+          <w:rStyle w:val="AttributeTok"/>
+        </w:rPr>
+        <w:t xml:space="preserve">-Werror</w:t>
+      </w:r>
+      <w:r>
+        <w:rPr>
+          <w:rStyle w:val="OperatorTok"/>
+        </w:rPr>
+        <w:t xml:space="preserve">=</w:t>
+      </w:r>
+      <w:r>
+        <w:rPr>
+          <w:rStyle w:val="NormalTok"/>
+        </w:rPr>
+        <w:t xml:space="preserve">incompatible-pointer-types </w:t>
+      </w:r>
+      <w:r>
+        <w:rPr>
+          <w:rStyle w:val="AttributeTok"/>
+        </w:rPr>
+        <w:t xml:space="preserve">-Werror</w:t>
+      </w:r>
+      <w:r>
+        <w:rPr>
+          <w:rStyle w:val="OperatorTok"/>
+        </w:rPr>
+        <w:t xml:space="preserve">=</w:t>
+      </w:r>
+      <w:r>
+        <w:rPr>
+          <w:rStyle w:val="NormalTok"/>
+        </w:rPr>
+        <w:t xml:space="preserve">int-conversion </w:t>
+      </w:r>
+      <w:r>
+        <w:rPr>
+          <w:rStyle w:val="AttributeTok"/>
+        </w:rPr>
+        <w:t xml:space="preserve">-c</w:t>
+      </w:r>
+      <w:r>
+        <w:rPr>
+          <w:rStyle w:val="NormalTok"/>
+        </w:rPr>
+        <w:t xml:space="preserve"> src/main.c </w:t>
+      </w:r>
+      <w:r>
+        <w:rPr>
+          <w:rStyle w:val="AttributeTok"/>
+        </w:rPr>
+        <w:t xml:space="preserve">-o</w:t>
+      </w:r>
+      <w:r>
+        <w:rPr>
+          <w:rStyle w:val="NormalTok"/>
+        </w:rPr>
+        <w:t xml:space="preserve"> build/release/main.c.o</w:t>
+      </w:r>
+      <w:r>
+        <w:br/>
+      </w:r>
+      <w:r>
+        <w:rPr>
+          <w:rStyle w:val="FunctionTok"/>
+        </w:rPr>
+        <w:t xml:space="preserve">cc</w:t>
+      </w:r>
+      <w:r>
+        <w:rPr>
+          <w:rStyle w:val="NormalTok"/>
+        </w:rPr>
+        <w:t xml:space="preserve"> </w:t>
+      </w:r>
+      <w:r>
+        <w:rPr>
+          <w:rStyle w:val="AttributeTok"/>
+        </w:rPr>
+        <w:t xml:space="preserve">-Wall</w:t>
+      </w:r>
+      <w:r>
+        <w:rPr>
+          <w:rStyle w:val="NormalTok"/>
+        </w:rPr>
+        <w:t xml:space="preserve"> </w:t>
+      </w:r>
+      <w:r>
+        <w:rPr>
+          <w:rStyle w:val="AttributeTok"/>
+        </w:rPr>
+        <w:t xml:space="preserve">-Wextra</w:t>
+      </w:r>
+      <w:r>
+        <w:rPr>
+          <w:rStyle w:val="NormalTok"/>
+        </w:rPr>
+        <w:t xml:space="preserve"> </w:t>
+      </w:r>
+      <w:r>
+        <w:rPr>
+          <w:rStyle w:val="AttributeTok"/>
+        </w:rPr>
+        <w:t xml:space="preserve">-O2</w:t>
+      </w:r>
+      <w:r>
+        <w:rPr>
+          <w:rStyle w:val="NormalTok"/>
+        </w:rPr>
+        <w:t xml:space="preserve"> </w:t>
+      </w:r>
+      <w:r>
+        <w:rPr>
+          <w:rStyle w:val="AttributeTok"/>
+        </w:rPr>
+        <w:t xml:space="preserve">-fPIE</w:t>
+      </w:r>
+      <w:r>
+        <w:rPr>
+          <w:rStyle w:val="NormalTok"/>
+        </w:rPr>
+        <w:t xml:space="preserve"> </w:t>
+      </w:r>
+      <w:r>
+        <w:rPr>
+          <w:rStyle w:val="AttributeTok"/>
+        </w:rPr>
+        <w:t xml:space="preserve">-MMD</w:t>
+      </w:r>
+      <w:r>
+        <w:rPr>
+          <w:rStyle w:val="NormalTok"/>
+        </w:rPr>
+        <w:t xml:space="preserve"> </w:t>
+      </w:r>
+      <w:r>
+        <w:rPr>
+          <w:rStyle w:val="AttributeTok"/>
+        </w:rPr>
+        <w:t xml:space="preserve">-MP</w:t>
+      </w:r>
+      <w:r>
+        <w:rPr>
+          <w:rStyle w:val="NormalTok"/>
+        </w:rPr>
+        <w:t xml:space="preserve"> </w:t>
+      </w:r>
+      <w:r>
+        <w:rPr>
+          <w:rStyle w:val="AttributeTok"/>
+        </w:rPr>
+        <w:t xml:space="preserve">-Wformat</w:t>
+      </w:r>
+      <w:r>
+        <w:rPr>
+          <w:rStyle w:val="NormalTok"/>
+        </w:rPr>
+        <w:t xml:space="preserve"> </w:t>
+      </w:r>
+      <w:r>
+        <w:rPr>
+          <w:rStyle w:val="AttributeTok"/>
+        </w:rPr>
+        <w:t xml:space="preserve">-Wformat</w:t>
+      </w:r>
+      <w:r>
+        <w:rPr>
+          <w:rStyle w:val="OperatorTok"/>
+        </w:rPr>
+        <w:t xml:space="preserve">=</w:t>
+      </w:r>
+      <w:r>
+        <w:rPr>
+          <w:rStyle w:val="NormalTok"/>
+        </w:rPr>
+        <w:t xml:space="preserve">2 </w:t>
+      </w:r>
+      <w:r>
+        <w:rPr>
+          <w:rStyle w:val="AttributeTok"/>
+        </w:rPr>
+        <w:t xml:space="preserve">-Wconversion</w:t>
+      </w:r>
+      <w:r>
+        <w:rPr>
+          <w:rStyle w:val="NormalTok"/>
+        </w:rPr>
+        <w:t xml:space="preserve"> </w:t>
+      </w:r>
+      <w:r>
+        <w:rPr>
+          <w:rStyle w:val="AttributeTok"/>
+        </w:rPr>
+        <w:t xml:space="preserve">-Wsign-conversion</w:t>
+      </w:r>
+      <w:r>
+        <w:rPr>
+          <w:rStyle w:val="NormalTok"/>
+        </w:rPr>
+        <w:t xml:space="preserve"> </w:t>
+      </w:r>
+      <w:r>
+        <w:rPr>
+          <w:rStyle w:val="AttributeTok"/>
+        </w:rPr>
+        <w:t xml:space="preserve">-Wimplicit-fallthrough</w:t>
+      </w:r>
+      <w:r>
+        <w:rPr>
+          <w:rStyle w:val="NormalTok"/>
+        </w:rPr>
+        <w:t xml:space="preserve"> </w:t>
+      </w:r>
+      <w:r>
+        <w:rPr>
+          <w:rStyle w:val="AttributeTok"/>
+        </w:rPr>
+        <w:t xml:space="preserve">-fstack-protector-strong</w:t>
+      </w:r>
+      <w:r>
+        <w:rPr>
+          <w:rStyle w:val="NormalTok"/>
+        </w:rPr>
+        <w:t xml:space="preserve"> </w:t>
+      </w:r>
+      <w:r>
+        <w:rPr>
+          <w:rStyle w:val="AttributeTok"/>
+        </w:rPr>
+        <w:t xml:space="preserve">-Werror</w:t>
+      </w:r>
+      <w:r>
+        <w:rPr>
+          <w:rStyle w:val="OperatorTok"/>
+        </w:rPr>
+        <w:t xml:space="preserve">=</w:t>
+      </w:r>
+      <w:r>
+        <w:rPr>
+          <w:rStyle w:val="NormalTok"/>
+        </w:rPr>
+        <w:t xml:space="preserve">format-security </w:t>
+      </w:r>
+      <w:r>
+        <w:rPr>
+          <w:rStyle w:val="AttributeTok"/>
+        </w:rPr>
+        <w:t xml:space="preserve">-Werror</w:t>
+      </w:r>
+      <w:r>
+        <w:rPr>
+          <w:rStyle w:val="OperatorTok"/>
+        </w:rPr>
+        <w:t xml:space="preserve">=</w:t>
+      </w:r>
+      <w:r>
+        <w:rPr>
+          <w:rStyle w:val="NormalTok"/>
+        </w:rPr>
+        <w:t xml:space="preserve">implicit </w:t>
+      </w:r>
+      <w:r>
+        <w:rPr>
+          <w:rStyle w:val="AttributeTok"/>
+        </w:rPr>
+        <w:t xml:space="preserve">-Werror</w:t>
+      </w:r>
+      <w:r>
+        <w:rPr>
+          <w:rStyle w:val="OperatorTok"/>
+        </w:rPr>
+        <w:t xml:space="preserve">=</w:t>
+      </w:r>
+      <w:r>
+        <w:rPr>
+          <w:rStyle w:val="NormalTok"/>
+        </w:rPr>
+        <w:t xml:space="preserve">incompatible-pointer-types </w:t>
+      </w:r>
+      <w:r>
+        <w:rPr>
+          <w:rStyle w:val="AttributeTok"/>
+        </w:rPr>
+        <w:t xml:space="preserve">-Werror</w:t>
+      </w:r>
+      <w:r>
+        <w:rPr>
+          <w:rStyle w:val="OperatorTok"/>
+        </w:rPr>
+        <w:t xml:space="preserve">=</w:t>
+      </w:r>
+      <w:r>
+        <w:rPr>
+          <w:rStyle w:val="NormalTok"/>
+        </w:rPr>
+        <w:t xml:space="preserve">int-conversion build/release/lab.c.o build/release/main.c.o </w:t>
+      </w:r>
+      <w:r>
+        <w:rPr>
+          <w:rStyle w:val="AttributeTok"/>
+        </w:rPr>
+        <w:t xml:space="preserve">-o</w:t>
+      </w:r>
+      <w:r>
+        <w:rPr>
+          <w:rStyle w:val="NormalTok"/>
+        </w:rPr>
+        <w:t xml:space="preserve"> build/release/myapp </w:t>
+      </w:r>
+      <w:r>
+        <w:br/>
+      </w:r>
+      <w:r>
+        <w:rPr>
+          <w:rStyle w:val="VariableTok"/>
+        </w:rPr>
+        <w:t xml:space="preserve">make</w:t>
+      </w:r>
+      <w:r>
+        <w:rPr>
+          <w:rStyle w:val="OperatorTok"/>
+        </w:rPr>
+        <w:t xml:space="preserve">[</w:t>
+      </w:r>
+      <w:r>
+        <w:rPr>
+          <w:rStyle w:val="DecValTok"/>
+        </w:rPr>
+        <w:t xml:space="preserve">1</w:t>
+      </w:r>
+      <w:r>
+        <w:rPr>
+          <w:rStyle w:val="OperatorTok"/>
+        </w:rPr>
+        <w:t xml:space="preserve">]</w:t>
+      </w:r>
+      <w:r>
+        <w:rPr>
+          <w:rStyle w:val="ExtensionTok"/>
+        </w:rPr>
+        <w:t xml:space="preserve">:</w:t>
+      </w:r>
+      <w:r>
+        <w:rPr>
+          <w:rStyle w:val="NormalTok"/>
+        </w:rPr>
+        <w:t xml:space="preserve"> Leaving directory </w:t>
+      </w:r>
+      <w:r>
+        <w:rPr>
+          <w:rStyle w:val="StringTok"/>
+        </w:rPr>
+        <w:t xml:space="preserve">'/home/PERRYARYEE/Computer-Networks-CS525'</w:t>
+      </w:r>
+      <w:r>
+        <w:br/>
+      </w:r>
+      <w:r>
+        <w:rPr>
+          <w:rStyle w:val="VariableTok"/>
+        </w:rPr>
+        <w:t xml:space="preserve">make</w:t>
+      </w:r>
+      <w:r>
+        <w:rPr>
+          <w:rStyle w:val="OperatorTok"/>
+        </w:rPr>
+        <w:t xml:space="preserve">[</w:t>
+      </w:r>
+      <w:r>
+        <w:rPr>
+          <w:rStyle w:val="DecValTok"/>
+        </w:rPr>
+        <w:t xml:space="preserve">1</w:t>
+      </w:r>
+      <w:r>
+        <w:rPr>
+          <w:rStyle w:val="OperatorTok"/>
+        </w:rPr>
+        <w:t xml:space="preserve">]</w:t>
+      </w:r>
+      <w:r>
+        <w:rPr>
+          <w:rStyle w:val="ExtensionTok"/>
+        </w:rPr>
+        <w:t xml:space="preserve">:</w:t>
+      </w:r>
+      <w:r>
+        <w:rPr>
+          <w:rStyle w:val="NormalTok"/>
+        </w:rPr>
+        <w:t xml:space="preserve"> Entering directory </w:t>
+      </w:r>
+      <w:r>
+        <w:rPr>
+          <w:rStyle w:val="StringTok"/>
+        </w:rPr>
+        <w:t xml:space="preserve">'/home/PERRYARYEE/Computer-Networks-CS525'</w:t>
+      </w:r>
+      <w:r>
+        <w:br/>
+      </w:r>
+      <w:r>
+        <w:rPr>
+          <w:rStyle w:val="FunctionTok"/>
+        </w:rPr>
+        <w:t xml:space="preserve">mkdir</w:t>
+      </w:r>
+      <w:r>
+        <w:rPr>
+          <w:rStyle w:val="NormalTok"/>
+        </w:rPr>
+        <w:t xml:space="preserve"> </w:t>
+      </w:r>
+      <w:r>
+        <w:rPr>
+          <w:rStyle w:val="AttributeTok"/>
+        </w:rPr>
+        <w:t xml:space="preserve">-p</w:t>
+      </w:r>
+      <w:r>
+        <w:rPr>
+          <w:rStyle w:val="NormalTok"/>
+        </w:rPr>
+        <w:t xml:space="preserve"> build/tests</w:t>
+      </w:r>
+      <w:r>
+        <w:br/>
+      </w:r>
+      <w:r>
+        <w:rPr>
+          <w:rStyle w:val="FunctionTok"/>
+        </w:rPr>
+        <w:t xml:space="preserve">cc</w:t>
+      </w:r>
+      <w:r>
+        <w:rPr>
+          <w:rStyle w:val="NormalTok"/>
+        </w:rPr>
+        <w:t xml:space="preserve"> </w:t>
+      </w:r>
+      <w:r>
+        <w:rPr>
+          <w:rStyle w:val="AttributeTok"/>
+        </w:rPr>
         <w:t xml:space="preserve">-g</w:t>
       </w:r>
       <w:r>
@@ -510,6 +1758,705 @@
         <w:rPr>
           <w:rStyle w:val="AttributeTok"/>
         </w:rPr>
+        <w:t xml:space="preserve">-DTEST</w:t>
+      </w:r>
+      <w:r>
+        <w:rPr>
+          <w:rStyle w:val="NormalTok"/>
+        </w:rPr>
+        <w:t xml:space="preserve"> </w:t>
+      </w:r>
+      <w:r>
+        <w:rPr>
+          <w:rStyle w:val="AttributeTok"/>
+        </w:rPr>
+        <w:t xml:space="preserve">-fprofile-arcs</w:t>
+      </w:r>
+      <w:r>
+        <w:rPr>
+          <w:rStyle w:val="NormalTok"/>
+        </w:rPr>
+        <w:t xml:space="preserve"> </w:t>
+      </w:r>
+      <w:r>
+        <w:rPr>
+          <w:rStyle w:val="AttributeTok"/>
+        </w:rPr>
+        <w:t xml:space="preserve">-ftest-coverage</w:t>
+      </w:r>
+      <w:r>
+        <w:rPr>
+          <w:rStyle w:val="NormalTok"/>
+        </w:rPr>
+        <w:t xml:space="preserve"> </w:t>
+      </w:r>
+      <w:r>
+        <w:rPr>
+          <w:rStyle w:val="AttributeTok"/>
+        </w:rPr>
+        <w:t xml:space="preserve">-c</w:t>
+      </w:r>
+      <w:r>
+        <w:rPr>
+          <w:rStyle w:val="NormalTok"/>
+        </w:rPr>
+        <w:t xml:space="preserve"> src/lab.c </w:t>
+      </w:r>
+      <w:r>
+        <w:rPr>
+          <w:rStyle w:val="AttributeTok"/>
+        </w:rPr>
+        <w:t xml:space="preserve">-o</w:t>
+      </w:r>
+      <w:r>
+        <w:rPr>
+          <w:rStyle w:val="NormalTok"/>
+        </w:rPr>
+        <w:t xml:space="preserve"> build/tests/lab.c.o</w:t>
+      </w:r>
+      <w:r>
+        <w:br/>
+      </w:r>
+      <w:r>
+        <w:rPr>
+          <w:rStyle w:val="FunctionTok"/>
+        </w:rPr>
+        <w:t xml:space="preserve">mkdir</w:t>
+      </w:r>
+      <w:r>
+        <w:rPr>
+          <w:rStyle w:val="NormalTok"/>
+        </w:rPr>
+        <w:t xml:space="preserve"> </w:t>
+      </w:r>
+      <w:r>
+        <w:rPr>
+          <w:rStyle w:val="AttributeTok"/>
+        </w:rPr>
+        <w:t xml:space="preserve">-p</w:t>
+      </w:r>
+      <w:r>
+        <w:rPr>
+          <w:rStyle w:val="NormalTok"/>
+        </w:rPr>
+        <w:t xml:space="preserve"> build/tests</w:t>
+      </w:r>
+      <w:r>
+        <w:br/>
+      </w:r>
+      <w:r>
+        <w:rPr>
+          <w:rStyle w:val="FunctionTok"/>
+        </w:rPr>
+        <w:t xml:space="preserve">cc</w:t>
+      </w:r>
+      <w:r>
+        <w:rPr>
+          <w:rStyle w:val="NormalTok"/>
+        </w:rPr>
+        <w:t xml:space="preserve"> </w:t>
+      </w:r>
+      <w:r>
+        <w:rPr>
+          <w:rStyle w:val="AttributeTok"/>
+        </w:rPr>
+        <w:t xml:space="preserve">-g</w:t>
+      </w:r>
+      <w:r>
+        <w:rPr>
+          <w:rStyle w:val="NormalTok"/>
+        </w:rPr>
+        <w:t xml:space="preserve"> </w:t>
+      </w:r>
+      <w:r>
+        <w:rPr>
+          <w:rStyle w:val="AttributeTok"/>
+        </w:rPr>
+        <w:t xml:space="preserve">-O0</w:t>
+      </w:r>
+      <w:r>
+        <w:rPr>
+          <w:rStyle w:val="NormalTok"/>
+        </w:rPr>
+        <w:t xml:space="preserve"> </w:t>
+      </w:r>
+      <w:r>
+        <w:rPr>
+          <w:rStyle w:val="AttributeTok"/>
+        </w:rPr>
+        <w:t xml:space="preserve">-DTEST</w:t>
+      </w:r>
+      <w:r>
+        <w:rPr>
+          <w:rStyle w:val="NormalTok"/>
+        </w:rPr>
+        <w:t xml:space="preserve"> </w:t>
+      </w:r>
+      <w:r>
+        <w:rPr>
+          <w:rStyle w:val="AttributeTok"/>
+        </w:rPr>
+        <w:t xml:space="preserve">-fprofile-arcs</w:t>
+      </w:r>
+      <w:r>
+        <w:rPr>
+          <w:rStyle w:val="NormalTok"/>
+        </w:rPr>
+        <w:t xml:space="preserve"> </w:t>
+      </w:r>
+      <w:r>
+        <w:rPr>
+          <w:rStyle w:val="AttributeTok"/>
+        </w:rPr>
+        <w:t xml:space="preserve">-ftest-coverage</w:t>
+      </w:r>
+      <w:r>
+        <w:rPr>
+          <w:rStyle w:val="NormalTok"/>
+        </w:rPr>
+        <w:t xml:space="preserve"> </w:t>
+      </w:r>
+      <w:r>
+        <w:rPr>
+          <w:rStyle w:val="AttributeTok"/>
+        </w:rPr>
+        <w:t xml:space="preserve">-c</w:t>
+      </w:r>
+      <w:r>
+        <w:rPr>
+          <w:rStyle w:val="NormalTok"/>
+        </w:rPr>
+        <w:t xml:space="preserve"> src/main.c </w:t>
+      </w:r>
+      <w:r>
+        <w:rPr>
+          <w:rStyle w:val="AttributeTok"/>
+        </w:rPr>
+        <w:t xml:space="preserve">-o</w:t>
+      </w:r>
+      <w:r>
+        <w:rPr>
+          <w:rStyle w:val="NormalTok"/>
+        </w:rPr>
+        <w:t xml:space="preserve"> build/tests/main.c.o</w:t>
+      </w:r>
+      <w:r>
+        <w:br/>
+      </w:r>
+      <w:r>
+        <w:rPr>
+          <w:rStyle w:val="FunctionTok"/>
+        </w:rPr>
+        <w:t xml:space="preserve">mkdir</w:t>
+      </w:r>
+      <w:r>
+        <w:rPr>
+          <w:rStyle w:val="NormalTok"/>
+        </w:rPr>
+        <w:t xml:space="preserve"> </w:t>
+      </w:r>
+      <w:r>
+        <w:rPr>
+          <w:rStyle w:val="AttributeTok"/>
+        </w:rPr>
+        <w:t xml:space="preserve">-p</w:t>
+      </w:r>
+      <w:r>
+        <w:rPr>
+          <w:rStyle w:val="NormalTok"/>
+        </w:rPr>
+        <w:t xml:space="preserve"> build/tests/harness/</w:t>
+      </w:r>
+      <w:r>
+        <w:br/>
+      </w:r>
+      <w:r>
+        <w:rPr>
+          <w:rStyle w:val="FunctionTok"/>
+        </w:rPr>
+        <w:t xml:space="preserve">cc</w:t>
+      </w:r>
+      <w:r>
+        <w:rPr>
+          <w:rStyle w:val="NormalTok"/>
+        </w:rPr>
+        <w:t xml:space="preserve"> </w:t>
+      </w:r>
+      <w:r>
+        <w:rPr>
+          <w:rStyle w:val="AttributeTok"/>
+        </w:rPr>
+        <w:t xml:space="preserve">-g</w:t>
+      </w:r>
+      <w:r>
+        <w:rPr>
+          <w:rStyle w:val="NormalTok"/>
+        </w:rPr>
+        <w:t xml:space="preserve"> </w:t>
+      </w:r>
+      <w:r>
+        <w:rPr>
+          <w:rStyle w:val="AttributeTok"/>
+        </w:rPr>
+        <w:t xml:space="preserve">-O0</w:t>
+      </w:r>
+      <w:r>
+        <w:rPr>
+          <w:rStyle w:val="NormalTok"/>
+        </w:rPr>
+        <w:t xml:space="preserve"> </w:t>
+      </w:r>
+      <w:r>
+        <w:rPr>
+          <w:rStyle w:val="AttributeTok"/>
+        </w:rPr>
+        <w:t xml:space="preserve">-DTEST</w:t>
+      </w:r>
+      <w:r>
+        <w:rPr>
+          <w:rStyle w:val="NormalTok"/>
+        </w:rPr>
+        <w:t xml:space="preserve"> </w:t>
+      </w:r>
+      <w:r>
+        <w:rPr>
+          <w:rStyle w:val="AttributeTok"/>
+        </w:rPr>
+        <w:t xml:space="preserve">-fprofile-arcs</w:t>
+      </w:r>
+      <w:r>
+        <w:rPr>
+          <w:rStyle w:val="NormalTok"/>
+        </w:rPr>
+        <w:t xml:space="preserve"> </w:t>
+      </w:r>
+      <w:r>
+        <w:rPr>
+          <w:rStyle w:val="AttributeTok"/>
+        </w:rPr>
+        <w:t xml:space="preserve">-ftest-coverage</w:t>
+      </w:r>
+      <w:r>
+        <w:rPr>
+          <w:rStyle w:val="NormalTok"/>
+        </w:rPr>
+        <w:t xml:space="preserve"> </w:t>
+      </w:r>
+      <w:r>
+        <w:rPr>
+          <w:rStyle w:val="AttributeTok"/>
+        </w:rPr>
+        <w:t xml:space="preserve">-c</w:t>
+      </w:r>
+      <w:r>
+        <w:rPr>
+          <w:rStyle w:val="NormalTok"/>
+        </w:rPr>
+        <w:t xml:space="preserve"> tests/harness/unity.c </w:t>
+      </w:r>
+      <w:r>
+        <w:rPr>
+          <w:rStyle w:val="AttributeTok"/>
+        </w:rPr>
+        <w:t xml:space="preserve">-o</w:t>
+      </w:r>
+      <w:r>
+        <w:rPr>
+          <w:rStyle w:val="NormalTok"/>
+        </w:rPr>
+        <w:t xml:space="preserve"> build/tests/harness/unity.c.o</w:t>
+      </w:r>
+      <w:r>
+        <w:br/>
+      </w:r>
+      <w:r>
+        <w:rPr>
+          <w:rStyle w:val="FunctionTok"/>
+        </w:rPr>
+        <w:t xml:space="preserve">mkdir</w:t>
+      </w:r>
+      <w:r>
+        <w:rPr>
+          <w:rStyle w:val="NormalTok"/>
+        </w:rPr>
+        <w:t xml:space="preserve"> </w:t>
+      </w:r>
+      <w:r>
+        <w:rPr>
+          <w:rStyle w:val="AttributeTok"/>
+        </w:rPr>
+        <w:t xml:space="preserve">-p</w:t>
+      </w:r>
+      <w:r>
+        <w:rPr>
+          <w:rStyle w:val="NormalTok"/>
+        </w:rPr>
+        <w:t xml:space="preserve"> build/tests/</w:t>
+      </w:r>
+      <w:r>
+        <w:br/>
+      </w:r>
+      <w:r>
+        <w:rPr>
+          <w:rStyle w:val="FunctionTok"/>
+        </w:rPr>
+        <w:t xml:space="preserve">cc</w:t>
+      </w:r>
+      <w:r>
+        <w:rPr>
+          <w:rStyle w:val="NormalTok"/>
+        </w:rPr>
+        <w:t xml:space="preserve"> </w:t>
+      </w:r>
+      <w:r>
+        <w:rPr>
+          <w:rStyle w:val="AttributeTok"/>
+        </w:rPr>
+        <w:t xml:space="preserve">-g</w:t>
+      </w:r>
+      <w:r>
+        <w:rPr>
+          <w:rStyle w:val="NormalTok"/>
+        </w:rPr>
+        <w:t xml:space="preserve"> </w:t>
+      </w:r>
+      <w:r>
+        <w:rPr>
+          <w:rStyle w:val="AttributeTok"/>
+        </w:rPr>
+        <w:t xml:space="preserve">-O0</w:t>
+      </w:r>
+      <w:r>
+        <w:rPr>
+          <w:rStyle w:val="NormalTok"/>
+        </w:rPr>
+        <w:t xml:space="preserve"> </w:t>
+      </w:r>
+      <w:r>
+        <w:rPr>
+          <w:rStyle w:val="AttributeTok"/>
+        </w:rPr>
+        <w:t xml:space="preserve">-DTEST</w:t>
+      </w:r>
+      <w:r>
+        <w:rPr>
+          <w:rStyle w:val="NormalTok"/>
+        </w:rPr>
+        <w:t xml:space="preserve"> </w:t>
+      </w:r>
+      <w:r>
+        <w:rPr>
+          <w:rStyle w:val="AttributeTok"/>
+        </w:rPr>
+        <w:t xml:space="preserve">-fprofile-arcs</w:t>
+      </w:r>
+      <w:r>
+        <w:rPr>
+          <w:rStyle w:val="NormalTok"/>
+        </w:rPr>
+        <w:t xml:space="preserve"> </w:t>
+      </w:r>
+      <w:r>
+        <w:rPr>
+          <w:rStyle w:val="AttributeTok"/>
+        </w:rPr>
+        <w:t xml:space="preserve">-ftest-coverage</w:t>
+      </w:r>
+      <w:r>
+        <w:rPr>
+          <w:rStyle w:val="NormalTok"/>
+        </w:rPr>
+        <w:t xml:space="preserve"> </w:t>
+      </w:r>
+      <w:r>
+        <w:rPr>
+          <w:rStyle w:val="AttributeTok"/>
+        </w:rPr>
+        <w:t xml:space="preserve">-c</w:t>
+      </w:r>
+      <w:r>
+        <w:rPr>
+          <w:rStyle w:val="NormalTok"/>
+        </w:rPr>
+        <w:t xml:space="preserve"> tests/lab-test.c </w:t>
+      </w:r>
+      <w:r>
+        <w:rPr>
+          <w:rStyle w:val="AttributeTok"/>
+        </w:rPr>
+        <w:t xml:space="preserve">-o</w:t>
+      </w:r>
+      <w:r>
+        <w:rPr>
+          <w:rStyle w:val="NormalTok"/>
+        </w:rPr>
+        <w:t xml:space="preserve"> build/tests/lab-test.c.o</w:t>
+      </w:r>
+      <w:r>
+        <w:br/>
+      </w:r>
+      <w:r>
+        <w:rPr>
+          <w:rStyle w:val="FunctionTok"/>
+        </w:rPr>
+        <w:t xml:space="preserve">cc</w:t>
+      </w:r>
+      <w:r>
+        <w:rPr>
+          <w:rStyle w:val="NormalTok"/>
+        </w:rPr>
+        <w:t xml:space="preserve"> </w:t>
+      </w:r>
+      <w:r>
+        <w:rPr>
+          <w:rStyle w:val="AttributeTok"/>
+        </w:rPr>
+        <w:t xml:space="preserve">-g</w:t>
+      </w:r>
+      <w:r>
+        <w:rPr>
+          <w:rStyle w:val="NormalTok"/>
+        </w:rPr>
+        <w:t xml:space="preserve"> </w:t>
+      </w:r>
+      <w:r>
+        <w:rPr>
+          <w:rStyle w:val="AttributeTok"/>
+        </w:rPr>
+        <w:t xml:space="preserve">-O0</w:t>
+      </w:r>
+      <w:r>
+        <w:rPr>
+          <w:rStyle w:val="NormalTok"/>
+        </w:rPr>
+        <w:t xml:space="preserve"> </w:t>
+      </w:r>
+      <w:r>
+        <w:rPr>
+          <w:rStyle w:val="AttributeTok"/>
+        </w:rPr>
+        <w:t xml:space="preserve">-DTEST</w:t>
+      </w:r>
+      <w:r>
+        <w:rPr>
+          <w:rStyle w:val="NormalTok"/>
+        </w:rPr>
+        <w:t xml:space="preserve"> </w:t>
+      </w:r>
+      <w:r>
+        <w:rPr>
+          <w:rStyle w:val="AttributeTok"/>
+        </w:rPr>
+        <w:t xml:space="preserve">-fprofile-arcs</w:t>
+      </w:r>
+      <w:r>
+        <w:rPr>
+          <w:rStyle w:val="NormalTok"/>
+        </w:rPr>
+        <w:t xml:space="preserve"> </w:t>
+      </w:r>
+      <w:r>
+        <w:rPr>
+          <w:rStyle w:val="AttributeTok"/>
+        </w:rPr>
+        <w:t xml:space="preserve">-ftest-coverage</w:t>
+      </w:r>
+      <w:r>
+        <w:rPr>
+          <w:rStyle w:val="NormalTok"/>
+        </w:rPr>
+        <w:t xml:space="preserve"> build/tests/lab.c.o build/tests/main.c.o build/tests/harness/unity.c.o build/tests/lab-test.c.o </w:t>
+      </w:r>
+      <w:r>
+        <w:rPr>
+          <w:rStyle w:val="AttributeTok"/>
+        </w:rPr>
+        <w:t xml:space="preserve">-o</w:t>
+      </w:r>
+      <w:r>
+        <w:rPr>
+          <w:rStyle w:val="NormalTok"/>
+        </w:rPr>
+        <w:t xml:space="preserve"> build/tests/myapp_t </w:t>
+      </w:r>
+      <w:r>
+        <w:rPr>
+          <w:rStyle w:val="AttributeTok"/>
+        </w:rPr>
+        <w:t xml:space="preserve">-fprofile-arcs</w:t>
+      </w:r>
+      <w:r>
+        <w:rPr>
+          <w:rStyle w:val="NormalTok"/>
+        </w:rPr>
+        <w:t xml:space="preserve"> </w:t>
+      </w:r>
+      <w:r>
+        <w:rPr>
+          <w:rStyle w:val="AttributeTok"/>
+        </w:rPr>
+        <w:t xml:space="preserve">-ftest-coverage</w:t>
+      </w:r>
+      <w:r>
+        <w:br/>
+      </w:r>
+      <w:r>
+        <w:rPr>
+          <w:rStyle w:val="VariableTok"/>
+        </w:rPr>
+        <w:t xml:space="preserve">make</w:t>
+      </w:r>
+      <w:r>
+        <w:rPr>
+          <w:rStyle w:val="OperatorTok"/>
+        </w:rPr>
+        <w:t xml:space="preserve">[</w:t>
+      </w:r>
+      <w:r>
+        <w:rPr>
+          <w:rStyle w:val="DecValTok"/>
+        </w:rPr>
+        <w:t xml:space="preserve">1</w:t>
+      </w:r>
+      <w:r>
+        <w:rPr>
+          <w:rStyle w:val="OperatorTok"/>
+        </w:rPr>
+        <w:t xml:space="preserve">]</w:t>
+      </w:r>
+      <w:r>
+        <w:rPr>
+          <w:rStyle w:val="ExtensionTok"/>
+        </w:rPr>
+        <w:t xml:space="preserve">:</w:t>
+      </w:r>
+      <w:r>
+        <w:rPr>
+          <w:rStyle w:val="NormalTok"/>
+        </w:rPr>
+        <w:t xml:space="preserve"> Leaving directory </w:t>
+      </w:r>
+      <w:r>
+        <w:rPr>
+          <w:rStyle w:val="StringTok"/>
+        </w:rPr>
+        <w:t xml:space="preserve">'/home/PERRYARYEE/Computer-Networks-CS525'</w:t>
+      </w:r>
+      <w:r>
+        <w:br/>
+      </w:r>
+      <w:r>
+        <w:rPr>
+          <w:rStyle w:val="VariableTok"/>
+        </w:rPr>
+        <w:t xml:space="preserve">make</w:t>
+      </w:r>
+      <w:r>
+        <w:rPr>
+          <w:rStyle w:val="OperatorTok"/>
+        </w:rPr>
+        <w:t xml:space="preserve">[</w:t>
+      </w:r>
+      <w:r>
+        <w:rPr>
+          <w:rStyle w:val="DecValTok"/>
+        </w:rPr>
+        <w:t xml:space="preserve">1</w:t>
+      </w:r>
+      <w:r>
+        <w:rPr>
+          <w:rStyle w:val="OperatorTok"/>
+        </w:rPr>
+        <w:t xml:space="preserve">]</w:t>
+      </w:r>
+      <w:r>
+        <w:rPr>
+          <w:rStyle w:val="ExtensionTok"/>
+        </w:rPr>
+        <w:t xml:space="preserve">:</w:t>
+      </w:r>
+      <w:r>
+        <w:rPr>
+          <w:rStyle w:val="NormalTok"/>
+        </w:rPr>
+        <w:t xml:space="preserve"> Entering directory </w:t>
+      </w:r>
+      <w:r>
+        <w:rPr>
+          <w:rStyle w:val="StringTok"/>
+        </w:rPr>
+        <w:t xml:space="preserve">'/home/PERRYARYEE/Computer-Networks-CS525'</w:t>
+      </w:r>
+      <w:r>
+        <w:br/>
+      </w:r>
+      <w:r>
+        <w:rPr>
+          <w:rStyle w:val="FunctionTok"/>
+        </w:rPr>
+        <w:t xml:space="preserve">mkdir</w:t>
+      </w:r>
+      <w:r>
+        <w:rPr>
+          <w:rStyle w:val="NormalTok"/>
+        </w:rPr>
+        <w:t xml:space="preserve"> </w:t>
+      </w:r>
+      <w:r>
+        <w:rPr>
+          <w:rStyle w:val="AttributeTok"/>
+        </w:rPr>
+        <w:t xml:space="preserve">-p</w:t>
+      </w:r>
+      <w:r>
+        <w:rPr>
+          <w:rStyle w:val="NormalTok"/>
+        </w:rPr>
+        <w:t xml:space="preserve"> build/debug-test</w:t>
+      </w:r>
+      <w:r>
+        <w:br/>
+      </w:r>
+      <w:r>
+        <w:rPr>
+          <w:rStyle w:val="FunctionTok"/>
+        </w:rPr>
+        <w:t xml:space="preserve">cc</w:t>
+      </w:r>
+      <w:r>
+        <w:rPr>
+          <w:rStyle w:val="NormalTok"/>
+        </w:rPr>
+        <w:t xml:space="preserve"> </w:t>
+      </w:r>
+      <w:r>
+        <w:rPr>
+          <w:rStyle w:val="AttributeTok"/>
+        </w:rPr>
+        <w:t xml:space="preserve">-g</w:t>
+      </w:r>
+      <w:r>
+        <w:rPr>
+          <w:rStyle w:val="NormalTok"/>
+        </w:rPr>
+        <w:t xml:space="preserve"> </w:t>
+      </w:r>
+      <w:r>
+        <w:rPr>
+          <w:rStyle w:val="AttributeTok"/>
+        </w:rPr>
+        <w:t xml:space="preserve">-O0</w:t>
+      </w:r>
+      <w:r>
+        <w:rPr>
+          <w:rStyle w:val="NormalTok"/>
+        </w:rPr>
+        <w:t xml:space="preserve"> </w:t>
+      </w:r>
+      <w:r>
+        <w:rPr>
+          <w:rStyle w:val="AttributeTok"/>
+        </w:rPr>
         <w:t xml:space="preserve">-DDEBUG</w:t>
       </w:r>
       <w:r>
@@ -522,6 +2469,18 @@
         <w:rPr>
           <w:rStyle w:val="AttributeTok"/>
         </w:rPr>
+        <w:t xml:space="preserve">-DTEST</w:t>
+      </w:r>
+      <w:r>
+        <w:rPr>
+          <w:rStyle w:val="NormalTok"/>
+        </w:rPr>
+        <w:t xml:space="preserve"> </w:t>
+      </w:r>
+      <w:r>
+        <w:rPr>
+          <w:rStyle w:val="AttributeTok"/>
+        </w:rPr>
         <w:t xml:space="preserve">-fno-omit-frame-pointer</w:t>
       </w:r>
       <w:r>
@@ -570,7 +2529,7 @@
         <w:rPr>
           <w:rStyle w:val="NormalTok"/>
         </w:rPr>
-        <w:t xml:space="preserve"> build/debug/lab.c.o</w:t>
+        <w:t xml:space="preserve"> build/debug-test/lab.c.o</w:t>
       </w:r>
       <w:r>
         <w:br/>
@@ -579,6 +2538,33 @@
         <w:rPr>
           <w:rStyle w:val="FunctionTok"/>
         </w:rPr>
+        <w:t xml:space="preserve">mkdir</w:t>
+      </w:r>
+      <w:r>
+        <w:rPr>
+          <w:rStyle w:val="NormalTok"/>
+        </w:rPr>
+        <w:t xml:space="preserve"> </w:t>
+      </w:r>
+      <w:r>
+        <w:rPr>
+          <w:rStyle w:val="AttributeTok"/>
+        </w:rPr>
+        <w:t xml:space="preserve">-p</w:t>
+      </w:r>
+      <w:r>
+        <w:rPr>
+          <w:rStyle w:val="NormalTok"/>
+        </w:rPr>
+        <w:t xml:space="preserve"> build/debug-test</w:t>
+      </w:r>
+      <w:r>
+        <w:br/>
+      </w:r>
+      <w:r>
+        <w:rPr>
+          <w:rStyle w:val="FunctionTok"/>
+        </w:rPr>
         <w:t xml:space="preserve">cc</w:t>
       </w:r>
       <w:r>
@@ -627,6 +2613,18 @@
         <w:rPr>
           <w:rStyle w:val="AttributeTok"/>
         </w:rPr>
+        <w:t xml:space="preserve">-DTEST</w:t>
+      </w:r>
+      <w:r>
+        <w:rPr>
+          <w:rStyle w:val="NormalTok"/>
+        </w:rPr>
+        <w:t xml:space="preserve"> </w:t>
+      </w:r>
+      <w:r>
+        <w:rPr>
+          <w:rStyle w:val="AttributeTok"/>
+        </w:rPr>
         <w:t xml:space="preserve">-fno-omit-frame-pointer</w:t>
       </w:r>
       <w:r>
@@ -651,7 +2649,19 @@
         <w:rPr>
           <w:rStyle w:val="NormalTok"/>
         </w:rPr>
-        <w:t xml:space="preserve">address build/debug/main.c.o build/debug/lab.c.o </w:t>
+        <w:t xml:space="preserve">address </w:t>
+      </w:r>
+      <w:r>
+        <w:rPr>
+          <w:rStyle w:val="AttributeTok"/>
+        </w:rPr>
+        <w:t xml:space="preserve">-c</w:t>
+      </w:r>
+      <w:r>
+        <w:rPr>
+          <w:rStyle w:val="NormalTok"/>
+        </w:rPr>
+        <w:t xml:space="preserve"> src/main.c </w:t>
       </w:r>
       <w:r>
         <w:rPr>
@@ -663,7 +2673,109 @@
         <w:rPr>
           <w:rStyle w:val="NormalTok"/>
         </w:rPr>
-        <w:t xml:space="preserve"> build/debug/myapp_d </w:t>
+        <w:t xml:space="preserve"> build/debug-test/main.c.o</w:t>
+      </w:r>
+      <w:r>
+        <w:br/>
+      </w:r>
+      <w:r>
+        <w:rPr>
+          <w:rStyle w:val="FunctionTok"/>
+        </w:rPr>
+        <w:t xml:space="preserve">mkdir</w:t>
+      </w:r>
+      <w:r>
+        <w:rPr>
+          <w:rStyle w:val="NormalTok"/>
+        </w:rPr>
+        <w:t xml:space="preserve"> </w:t>
+      </w:r>
+      <w:r>
+        <w:rPr>
+          <w:rStyle w:val="AttributeTok"/>
+        </w:rPr>
+        <w:t xml:space="preserve">-p</w:t>
+      </w:r>
+      <w:r>
+        <w:rPr>
+          <w:rStyle w:val="NormalTok"/>
+        </w:rPr>
+        <w:t xml:space="preserve"> build/debug-test/harness/</w:t>
+      </w:r>
+      <w:r>
+        <w:br/>
+      </w:r>
+      <w:r>
+        <w:rPr>
+          <w:rStyle w:val="FunctionTok"/>
+        </w:rPr>
+        <w:t xml:space="preserve">cc</w:t>
+      </w:r>
+      <w:r>
+        <w:rPr>
+          <w:rStyle w:val="NormalTok"/>
+        </w:rPr>
+        <w:t xml:space="preserve"> </w:t>
+      </w:r>
+      <w:r>
+        <w:rPr>
+          <w:rStyle w:val="AttributeTok"/>
+        </w:rPr>
+        <w:t xml:space="preserve">-g</w:t>
+      </w:r>
+      <w:r>
+        <w:rPr>
+          <w:rStyle w:val="NormalTok"/>
+        </w:rPr>
+        <w:t xml:space="preserve"> </w:t>
+      </w:r>
+      <w:r>
+        <w:rPr>
+          <w:rStyle w:val="AttributeTok"/>
+        </w:rPr>
+        <w:t xml:space="preserve">-O0</w:t>
+      </w:r>
+      <w:r>
+        <w:rPr>
+          <w:rStyle w:val="NormalTok"/>
+        </w:rPr>
+        <w:t xml:space="preserve"> </w:t>
+      </w:r>
+      <w:r>
+        <w:rPr>
+          <w:rStyle w:val="AttributeTok"/>
+        </w:rPr>
+        <w:t xml:space="preserve">-DDEBUG</w:t>
+      </w:r>
+      <w:r>
+        <w:rPr>
+          <w:rStyle w:val="NormalTok"/>
+        </w:rPr>
+        <w:t xml:space="preserve"> </w:t>
+      </w:r>
+      <w:r>
+        <w:rPr>
+          <w:rStyle w:val="AttributeTok"/>
+        </w:rPr>
+        <w:t xml:space="preserve">-DTEST</w:t>
+      </w:r>
+      <w:r>
+        <w:rPr>
+          <w:rStyle w:val="NormalTok"/>
+        </w:rPr>
+        <w:t xml:space="preserve"> </w:t>
+      </w:r>
+      <w:r>
+        <w:rPr>
+          <w:rStyle w:val="AttributeTok"/>
+        </w:rPr>
+        <w:t xml:space="preserve">-fno-omit-frame-pointer</w:t>
+      </w:r>
+      <w:r>
+        <w:rPr>
+          <w:rStyle w:val="NormalTok"/>
+        </w:rPr>
+        <w:t xml:space="preserve"> </w:t>
       </w:r>
       <w:r>
         <w:rPr>
@@ -681,6 +2793,297 @@
         <w:rPr>
           <w:rStyle w:val="NormalTok"/>
         </w:rPr>
+        <w:t xml:space="preserve">address </w:t>
+      </w:r>
+      <w:r>
+        <w:rPr>
+          <w:rStyle w:val="AttributeTok"/>
+        </w:rPr>
+        <w:t xml:space="preserve">-c</w:t>
+      </w:r>
+      <w:r>
+        <w:rPr>
+          <w:rStyle w:val="NormalTok"/>
+        </w:rPr>
+        <w:t xml:space="preserve"> tests/harness/unity.c </w:t>
+      </w:r>
+      <w:r>
+        <w:rPr>
+          <w:rStyle w:val="AttributeTok"/>
+        </w:rPr>
+        <w:t xml:space="preserve">-o</w:t>
+      </w:r>
+      <w:r>
+        <w:rPr>
+          <w:rStyle w:val="NormalTok"/>
+        </w:rPr>
+        <w:t xml:space="preserve"> build/debug-test/harness/unity.c.o</w:t>
+      </w:r>
+      <w:r>
+        <w:br/>
+      </w:r>
+      <w:r>
+        <w:rPr>
+          <w:rStyle w:val="FunctionTok"/>
+        </w:rPr>
+        <w:t xml:space="preserve">mkdir</w:t>
+      </w:r>
+      <w:r>
+        <w:rPr>
+          <w:rStyle w:val="NormalTok"/>
+        </w:rPr>
+        <w:t xml:space="preserve"> </w:t>
+      </w:r>
+      <w:r>
+        <w:rPr>
+          <w:rStyle w:val="AttributeTok"/>
+        </w:rPr>
+        <w:t xml:space="preserve">-p</w:t>
+      </w:r>
+      <w:r>
+        <w:rPr>
+          <w:rStyle w:val="NormalTok"/>
+        </w:rPr>
+        <w:t xml:space="preserve"> build/debug-test/</w:t>
+      </w:r>
+      <w:r>
+        <w:br/>
+      </w:r>
+      <w:r>
+        <w:rPr>
+          <w:rStyle w:val="FunctionTok"/>
+        </w:rPr>
+        <w:t xml:space="preserve">cc</w:t>
+      </w:r>
+      <w:r>
+        <w:rPr>
+          <w:rStyle w:val="NormalTok"/>
+        </w:rPr>
+        <w:t xml:space="preserve"> </w:t>
+      </w:r>
+      <w:r>
+        <w:rPr>
+          <w:rStyle w:val="AttributeTok"/>
+        </w:rPr>
+        <w:t xml:space="preserve">-g</w:t>
+      </w:r>
+      <w:r>
+        <w:rPr>
+          <w:rStyle w:val="NormalTok"/>
+        </w:rPr>
+        <w:t xml:space="preserve"> </w:t>
+      </w:r>
+      <w:r>
+        <w:rPr>
+          <w:rStyle w:val="AttributeTok"/>
+        </w:rPr>
+        <w:t xml:space="preserve">-O0</w:t>
+      </w:r>
+      <w:r>
+        <w:rPr>
+          <w:rStyle w:val="NormalTok"/>
+        </w:rPr>
+        <w:t xml:space="preserve"> </w:t>
+      </w:r>
+      <w:r>
+        <w:rPr>
+          <w:rStyle w:val="AttributeTok"/>
+        </w:rPr>
+        <w:t xml:space="preserve">-DDEBUG</w:t>
+      </w:r>
+      <w:r>
+        <w:rPr>
+          <w:rStyle w:val="NormalTok"/>
+        </w:rPr>
+        <w:t xml:space="preserve"> </w:t>
+      </w:r>
+      <w:r>
+        <w:rPr>
+          <w:rStyle w:val="AttributeTok"/>
+        </w:rPr>
+        <w:t xml:space="preserve">-DTEST</w:t>
+      </w:r>
+      <w:r>
+        <w:rPr>
+          <w:rStyle w:val="NormalTok"/>
+        </w:rPr>
+        <w:t xml:space="preserve"> </w:t>
+      </w:r>
+      <w:r>
+        <w:rPr>
+          <w:rStyle w:val="AttributeTok"/>
+        </w:rPr>
+        <w:t xml:space="preserve">-fno-omit-frame-pointer</w:t>
+      </w:r>
+      <w:r>
+        <w:rPr>
+          <w:rStyle w:val="NormalTok"/>
+        </w:rPr>
+        <w:t xml:space="preserve"> </w:t>
+      </w:r>
+      <w:r>
+        <w:rPr>
+          <w:rStyle w:val="AttributeTok"/>
+        </w:rPr>
+        <w:t xml:space="preserve">-fsanitize</w:t>
+      </w:r>
+      <w:r>
+        <w:rPr>
+          <w:rStyle w:val="OperatorTok"/>
+        </w:rPr>
+        <w:t xml:space="preserve">=</w:t>
+      </w:r>
+      <w:r>
+        <w:rPr>
+          <w:rStyle w:val="NormalTok"/>
+        </w:rPr>
+        <w:t xml:space="preserve">address </w:t>
+      </w:r>
+      <w:r>
+        <w:rPr>
+          <w:rStyle w:val="AttributeTok"/>
+        </w:rPr>
+        <w:t xml:space="preserve">-c</w:t>
+      </w:r>
+      <w:r>
+        <w:rPr>
+          <w:rStyle w:val="NormalTok"/>
+        </w:rPr>
+        <w:t xml:space="preserve"> tests/lab-test.c </w:t>
+      </w:r>
+      <w:r>
+        <w:rPr>
+          <w:rStyle w:val="AttributeTok"/>
+        </w:rPr>
+        <w:t xml:space="preserve">-o</w:t>
+      </w:r>
+      <w:r>
+        <w:rPr>
+          <w:rStyle w:val="NormalTok"/>
+        </w:rPr>
+        <w:t xml:space="preserve"> build/debug-test/lab-test.c.o</w:t>
+      </w:r>
+      <w:r>
+        <w:br/>
+      </w:r>
+      <w:r>
+        <w:rPr>
+          <w:rStyle w:val="FunctionTok"/>
+        </w:rPr>
+        <w:t xml:space="preserve">cc</w:t>
+      </w:r>
+      <w:r>
+        <w:rPr>
+          <w:rStyle w:val="NormalTok"/>
+        </w:rPr>
+        <w:t xml:space="preserve"> </w:t>
+      </w:r>
+      <w:r>
+        <w:rPr>
+          <w:rStyle w:val="AttributeTok"/>
+        </w:rPr>
+        <w:t xml:space="preserve">-g</w:t>
+      </w:r>
+      <w:r>
+        <w:rPr>
+          <w:rStyle w:val="NormalTok"/>
+        </w:rPr>
+        <w:t xml:space="preserve"> </w:t>
+      </w:r>
+      <w:r>
+        <w:rPr>
+          <w:rStyle w:val="AttributeTok"/>
+        </w:rPr>
+        <w:t xml:space="preserve">-O0</w:t>
+      </w:r>
+      <w:r>
+        <w:rPr>
+          <w:rStyle w:val="NormalTok"/>
+        </w:rPr>
+        <w:t xml:space="preserve"> </w:t>
+      </w:r>
+      <w:r>
+        <w:rPr>
+          <w:rStyle w:val="AttributeTok"/>
+        </w:rPr>
+        <w:t xml:space="preserve">-DDEBUG</w:t>
+      </w:r>
+      <w:r>
+        <w:rPr>
+          <w:rStyle w:val="NormalTok"/>
+        </w:rPr>
+        <w:t xml:space="preserve"> </w:t>
+      </w:r>
+      <w:r>
+        <w:rPr>
+          <w:rStyle w:val="AttributeTok"/>
+        </w:rPr>
+        <w:t xml:space="preserve">-DTEST</w:t>
+      </w:r>
+      <w:r>
+        <w:rPr>
+          <w:rStyle w:val="NormalTok"/>
+        </w:rPr>
+        <w:t xml:space="preserve"> </w:t>
+      </w:r>
+      <w:r>
+        <w:rPr>
+          <w:rStyle w:val="AttributeTok"/>
+        </w:rPr>
+        <w:t xml:space="preserve">-fno-omit-frame-pointer</w:t>
+      </w:r>
+      <w:r>
+        <w:rPr>
+          <w:rStyle w:val="NormalTok"/>
+        </w:rPr>
+        <w:t xml:space="preserve"> </w:t>
+      </w:r>
+      <w:r>
+        <w:rPr>
+          <w:rStyle w:val="AttributeTok"/>
+        </w:rPr>
+        <w:t xml:space="preserve">-fsanitize</w:t>
+      </w:r>
+      <w:r>
+        <w:rPr>
+          <w:rStyle w:val="OperatorTok"/>
+        </w:rPr>
+        <w:t xml:space="preserve">=</w:t>
+      </w:r>
+      <w:r>
+        <w:rPr>
+          <w:rStyle w:val="NormalTok"/>
+        </w:rPr>
+        <w:t xml:space="preserve">address build/debug-test/lab.c.o build/debug-test/main.c.o build/debug-test/harness/unity.c.o build/debug-test/lab-test.c.o </w:t>
+      </w:r>
+      <w:r>
+        <w:rPr>
+          <w:rStyle w:val="AttributeTok"/>
+        </w:rPr>
+        <w:t xml:space="preserve">-o</w:t>
+      </w:r>
+      <w:r>
+        <w:rPr>
+          <w:rStyle w:val="NormalTok"/>
+        </w:rPr>
+        <w:t xml:space="preserve"> build/debug-test/myapp_td </w:t>
+      </w:r>
+      <w:r>
+        <w:rPr>
+          <w:rStyle w:val="AttributeTok"/>
+        </w:rPr>
+        <w:t xml:space="preserve">-fsanitize</w:t>
+      </w:r>
+      <w:r>
+        <w:rPr>
+          <w:rStyle w:val="OperatorTok"/>
+        </w:rPr>
+        <w:t xml:space="preserve">=</w:t>
+      </w:r>
+      <w:r>
+        <w:rPr>
+          <w:rStyle w:val="NormalTok"/>
+        </w:rPr>
         <w:t xml:space="preserve">address</w:t>
       </w:r>
       <w:r>
@@ -726,2410 +3129,7 @@
         <w:rPr>
           <w:rStyle w:val="StringTok"/>
         </w:rPr>
-        <w:t xml:space="preserve">'/home/runner/work/Computer-Networks-CS525/Computer-Networks-CS525'</w:t>
-      </w:r>
-      <w:r>
-        <w:br/>
-      </w:r>
-      <w:r>
-        <w:rPr>
-          <w:rStyle w:val="VariableTok"/>
-        </w:rPr>
-        <w:t xml:space="preserve">make</w:t>
-      </w:r>
-      <w:r>
-        <w:rPr>
-          <w:rStyle w:val="OperatorTok"/>
-        </w:rPr>
-        <w:t xml:space="preserve">[</w:t>
-      </w:r>
-      <w:r>
-        <w:rPr>
-          <w:rStyle w:val="DecValTok"/>
-        </w:rPr>
-        <w:t xml:space="preserve">1</w:t>
-      </w:r>
-      <w:r>
-        <w:rPr>
-          <w:rStyle w:val="OperatorTok"/>
-        </w:rPr>
-        <w:t xml:space="preserve">]</w:t>
-      </w:r>
-      <w:r>
-        <w:rPr>
-          <w:rStyle w:val="ExtensionTok"/>
-        </w:rPr>
-        <w:t xml:space="preserve">:</w:t>
-      </w:r>
-      <w:r>
-        <w:rPr>
-          <w:rStyle w:val="NormalTok"/>
-        </w:rPr>
-        <w:t xml:space="preserve"> Entering directory </w:t>
-      </w:r>
-      <w:r>
-        <w:rPr>
-          <w:rStyle w:val="StringTok"/>
-        </w:rPr>
-        <w:t xml:space="preserve">'/home/runner/work/Computer-Networks-CS525/Computer-Networks-CS525'</w:t>
-      </w:r>
-      <w:r>
-        <w:br/>
-      </w:r>
-      <w:r>
-        <w:rPr>
-          <w:rStyle w:val="FunctionTok"/>
-        </w:rPr>
-        <w:t xml:space="preserve">mkdir</w:t>
-      </w:r>
-      <w:r>
-        <w:rPr>
-          <w:rStyle w:val="NormalTok"/>
-        </w:rPr>
-        <w:t xml:space="preserve"> </w:t>
-      </w:r>
-      <w:r>
-        <w:rPr>
-          <w:rStyle w:val="AttributeTok"/>
-        </w:rPr>
-        <w:t xml:space="preserve">-p</w:t>
-      </w:r>
-      <w:r>
-        <w:rPr>
-          <w:rStyle w:val="NormalTok"/>
-        </w:rPr>
-        <w:t xml:space="preserve"> build/release</w:t>
-      </w:r>
-      <w:r>
-        <w:br/>
-      </w:r>
-      <w:r>
-        <w:rPr>
-          <w:rStyle w:val="FunctionTok"/>
-        </w:rPr>
-        <w:t xml:space="preserve">cc</w:t>
-      </w:r>
-      <w:r>
-        <w:rPr>
-          <w:rStyle w:val="NormalTok"/>
-        </w:rPr>
-        <w:t xml:space="preserve"> </w:t>
-      </w:r>
-      <w:r>
-        <w:rPr>
-          <w:rStyle w:val="AttributeTok"/>
-        </w:rPr>
-        <w:t xml:space="preserve">-Wall</w:t>
-      </w:r>
-      <w:r>
-        <w:rPr>
-          <w:rStyle w:val="NormalTok"/>
-        </w:rPr>
-        <w:t xml:space="preserve"> </w:t>
-      </w:r>
-      <w:r>
-        <w:rPr>
-          <w:rStyle w:val="AttributeTok"/>
-        </w:rPr>
-        <w:t xml:space="preserve">-Wextra</w:t>
-      </w:r>
-      <w:r>
-        <w:rPr>
-          <w:rStyle w:val="NormalTok"/>
-        </w:rPr>
-        <w:t xml:space="preserve"> </w:t>
-      </w:r>
-      <w:r>
-        <w:rPr>
-          <w:rStyle w:val="AttributeTok"/>
-        </w:rPr>
-        <w:t xml:space="preserve">-O2</w:t>
-      </w:r>
-      <w:r>
-        <w:rPr>
-          <w:rStyle w:val="NormalTok"/>
-        </w:rPr>
-        <w:t xml:space="preserve"> </w:t>
-      </w:r>
-      <w:r>
-        <w:rPr>
-          <w:rStyle w:val="AttributeTok"/>
-        </w:rPr>
-        <w:t xml:space="preserve">-fPIE</w:t>
-      </w:r>
-      <w:r>
-        <w:rPr>
-          <w:rStyle w:val="NormalTok"/>
-        </w:rPr>
-        <w:t xml:space="preserve"> </w:t>
-      </w:r>
-      <w:r>
-        <w:rPr>
-          <w:rStyle w:val="AttributeTok"/>
-        </w:rPr>
-        <w:t xml:space="preserve">-MMD</w:t>
-      </w:r>
-      <w:r>
-        <w:rPr>
-          <w:rStyle w:val="NormalTok"/>
-        </w:rPr>
-        <w:t xml:space="preserve"> </w:t>
-      </w:r>
-      <w:r>
-        <w:rPr>
-          <w:rStyle w:val="AttributeTok"/>
-        </w:rPr>
-        <w:t xml:space="preserve">-MP</w:t>
-      </w:r>
-      <w:r>
-        <w:rPr>
-          <w:rStyle w:val="NormalTok"/>
-        </w:rPr>
-        <w:t xml:space="preserve"> </w:t>
-      </w:r>
-      <w:r>
-        <w:rPr>
-          <w:rStyle w:val="AttributeTok"/>
-        </w:rPr>
-        <w:t xml:space="preserve">-Wformat</w:t>
-      </w:r>
-      <w:r>
-        <w:rPr>
-          <w:rStyle w:val="NormalTok"/>
-        </w:rPr>
-        <w:t xml:space="preserve"> </w:t>
-      </w:r>
-      <w:r>
-        <w:rPr>
-          <w:rStyle w:val="AttributeTok"/>
-        </w:rPr>
-        <w:t xml:space="preserve">-Wformat</w:t>
-      </w:r>
-      <w:r>
-        <w:rPr>
-          <w:rStyle w:val="OperatorTok"/>
-        </w:rPr>
-        <w:t xml:space="preserve">=</w:t>
-      </w:r>
-      <w:r>
-        <w:rPr>
-          <w:rStyle w:val="NormalTok"/>
-        </w:rPr>
-        <w:t xml:space="preserve">2 </w:t>
-      </w:r>
-      <w:r>
-        <w:rPr>
-          <w:rStyle w:val="AttributeTok"/>
-        </w:rPr>
-        <w:t xml:space="preserve">-Wconversion</w:t>
-      </w:r>
-      <w:r>
-        <w:rPr>
-          <w:rStyle w:val="NormalTok"/>
-        </w:rPr>
-        <w:t xml:space="preserve"> </w:t>
-      </w:r>
-      <w:r>
-        <w:rPr>
-          <w:rStyle w:val="AttributeTok"/>
-        </w:rPr>
-        <w:t xml:space="preserve">-Wsign-conversion</w:t>
-      </w:r>
-      <w:r>
-        <w:rPr>
-          <w:rStyle w:val="NormalTok"/>
-        </w:rPr>
-        <w:t xml:space="preserve"> </w:t>
-      </w:r>
-      <w:r>
-        <w:rPr>
-          <w:rStyle w:val="AttributeTok"/>
-        </w:rPr>
-        <w:t xml:space="preserve">-Wimplicit-fallthrough</w:t>
-      </w:r>
-      <w:r>
-        <w:rPr>
-          <w:rStyle w:val="NormalTok"/>
-        </w:rPr>
-        <w:t xml:space="preserve"> </w:t>
-      </w:r>
-      <w:r>
-        <w:rPr>
-          <w:rStyle w:val="AttributeTok"/>
-        </w:rPr>
-        <w:t xml:space="preserve">-fstack-protector-strong</w:t>
-      </w:r>
-      <w:r>
-        <w:rPr>
-          <w:rStyle w:val="NormalTok"/>
-        </w:rPr>
-        <w:t xml:space="preserve"> </w:t>
-      </w:r>
-      <w:r>
-        <w:rPr>
-          <w:rStyle w:val="AttributeTok"/>
-        </w:rPr>
-        <w:t xml:space="preserve">-Werror</w:t>
-      </w:r>
-      <w:r>
-        <w:rPr>
-          <w:rStyle w:val="OperatorTok"/>
-        </w:rPr>
-        <w:t xml:space="preserve">=</w:t>
-      </w:r>
-      <w:r>
-        <w:rPr>
-          <w:rStyle w:val="NormalTok"/>
-        </w:rPr>
-        <w:t xml:space="preserve">format-security </w:t>
-      </w:r>
-      <w:r>
-        <w:rPr>
-          <w:rStyle w:val="AttributeTok"/>
-        </w:rPr>
-        <w:t xml:space="preserve">-Werror</w:t>
-      </w:r>
-      <w:r>
-        <w:rPr>
-          <w:rStyle w:val="OperatorTok"/>
-        </w:rPr>
-        <w:t xml:space="preserve">=</w:t>
-      </w:r>
-      <w:r>
-        <w:rPr>
-          <w:rStyle w:val="NormalTok"/>
-        </w:rPr>
-        <w:t xml:space="preserve">implicit </w:t>
-      </w:r>
-      <w:r>
-        <w:rPr>
-          <w:rStyle w:val="AttributeTok"/>
-        </w:rPr>
-        <w:t xml:space="preserve">-Werror</w:t>
-      </w:r>
-      <w:r>
-        <w:rPr>
-          <w:rStyle w:val="OperatorTok"/>
-        </w:rPr>
-        <w:t xml:space="preserve">=</w:t>
-      </w:r>
-      <w:r>
-        <w:rPr>
-          <w:rStyle w:val="NormalTok"/>
-        </w:rPr>
-        <w:t xml:space="preserve">incompatible-pointer-types </w:t>
-      </w:r>
-      <w:r>
-        <w:rPr>
-          <w:rStyle w:val="AttributeTok"/>
-        </w:rPr>
-        <w:t xml:space="preserve">-Werror</w:t>
-      </w:r>
-      <w:r>
-        <w:rPr>
-          <w:rStyle w:val="OperatorTok"/>
-        </w:rPr>
-        <w:t xml:space="preserve">=</w:t>
-      </w:r>
-      <w:r>
-        <w:rPr>
-          <w:rStyle w:val="NormalTok"/>
-        </w:rPr>
-        <w:t xml:space="preserve">int-conversion </w:t>
-      </w:r>
-      <w:r>
-        <w:rPr>
-          <w:rStyle w:val="AttributeTok"/>
-        </w:rPr>
-        <w:t xml:space="preserve">-c</w:t>
-      </w:r>
-      <w:r>
-        <w:rPr>
-          <w:rStyle w:val="NormalTok"/>
-        </w:rPr>
-        <w:t xml:space="preserve"> src/main.c </w:t>
-      </w:r>
-      <w:r>
-        <w:rPr>
-          <w:rStyle w:val="AttributeTok"/>
-        </w:rPr>
-        <w:t xml:space="preserve">-o</w:t>
-      </w:r>
-      <w:r>
-        <w:rPr>
-          <w:rStyle w:val="NormalTok"/>
-        </w:rPr>
-        <w:t xml:space="preserve"> build/release/main.c.o</w:t>
-      </w:r>
-      <w:r>
-        <w:br/>
-      </w:r>
-      <w:r>
-        <w:rPr>
-          <w:rStyle w:val="FunctionTok"/>
-        </w:rPr>
-        <w:t xml:space="preserve">mkdir</w:t>
-      </w:r>
-      <w:r>
-        <w:rPr>
-          <w:rStyle w:val="NormalTok"/>
-        </w:rPr>
-        <w:t xml:space="preserve"> </w:t>
-      </w:r>
-      <w:r>
-        <w:rPr>
-          <w:rStyle w:val="AttributeTok"/>
-        </w:rPr>
-        <w:t xml:space="preserve">-p</w:t>
-      </w:r>
-      <w:r>
-        <w:rPr>
-          <w:rStyle w:val="NormalTok"/>
-        </w:rPr>
-        <w:t xml:space="preserve"> build/release</w:t>
-      </w:r>
-      <w:r>
-        <w:br/>
-      </w:r>
-      <w:r>
-        <w:rPr>
-          <w:rStyle w:val="FunctionTok"/>
-        </w:rPr>
-        <w:t xml:space="preserve">cc</w:t>
-      </w:r>
-      <w:r>
-        <w:rPr>
-          <w:rStyle w:val="NormalTok"/>
-        </w:rPr>
-        <w:t xml:space="preserve"> </w:t>
-      </w:r>
-      <w:r>
-        <w:rPr>
-          <w:rStyle w:val="AttributeTok"/>
-        </w:rPr>
-        <w:t xml:space="preserve">-Wall</w:t>
-      </w:r>
-      <w:r>
-        <w:rPr>
-          <w:rStyle w:val="NormalTok"/>
-        </w:rPr>
-        <w:t xml:space="preserve"> </w:t>
-      </w:r>
-      <w:r>
-        <w:rPr>
-          <w:rStyle w:val="AttributeTok"/>
-        </w:rPr>
-        <w:t xml:space="preserve">-Wextra</w:t>
-      </w:r>
-      <w:r>
-        <w:rPr>
-          <w:rStyle w:val="NormalTok"/>
-        </w:rPr>
-        <w:t xml:space="preserve"> </w:t>
-      </w:r>
-      <w:r>
-        <w:rPr>
-          <w:rStyle w:val="AttributeTok"/>
-        </w:rPr>
-        <w:t xml:space="preserve">-O2</w:t>
-      </w:r>
-      <w:r>
-        <w:rPr>
-          <w:rStyle w:val="NormalTok"/>
-        </w:rPr>
-        <w:t xml:space="preserve"> </w:t>
-      </w:r>
-      <w:r>
-        <w:rPr>
-          <w:rStyle w:val="AttributeTok"/>
-        </w:rPr>
-        <w:t xml:space="preserve">-fPIE</w:t>
-      </w:r>
-      <w:r>
-        <w:rPr>
-          <w:rStyle w:val="NormalTok"/>
-        </w:rPr>
-        <w:t xml:space="preserve"> </w:t>
-      </w:r>
-      <w:r>
-        <w:rPr>
-          <w:rStyle w:val="AttributeTok"/>
-        </w:rPr>
-        <w:t xml:space="preserve">-MMD</w:t>
-      </w:r>
-      <w:r>
-        <w:rPr>
-          <w:rStyle w:val="NormalTok"/>
-        </w:rPr>
-        <w:t xml:space="preserve"> </w:t>
-      </w:r>
-      <w:r>
-        <w:rPr>
-          <w:rStyle w:val="AttributeTok"/>
-        </w:rPr>
-        <w:t xml:space="preserve">-MP</w:t>
-      </w:r>
-      <w:r>
-        <w:rPr>
-          <w:rStyle w:val="NormalTok"/>
-        </w:rPr>
-        <w:t xml:space="preserve"> </w:t>
-      </w:r>
-      <w:r>
-        <w:rPr>
-          <w:rStyle w:val="AttributeTok"/>
-        </w:rPr>
-        <w:t xml:space="preserve">-Wformat</w:t>
-      </w:r>
-      <w:r>
-        <w:rPr>
-          <w:rStyle w:val="NormalTok"/>
-        </w:rPr>
-        <w:t xml:space="preserve"> </w:t>
-      </w:r>
-      <w:r>
-        <w:rPr>
-          <w:rStyle w:val="AttributeTok"/>
-        </w:rPr>
-        <w:t xml:space="preserve">-Wformat</w:t>
-      </w:r>
-      <w:r>
-        <w:rPr>
-          <w:rStyle w:val="OperatorTok"/>
-        </w:rPr>
-        <w:t xml:space="preserve">=</w:t>
-      </w:r>
-      <w:r>
-        <w:rPr>
-          <w:rStyle w:val="NormalTok"/>
-        </w:rPr>
-        <w:t xml:space="preserve">2 </w:t>
-      </w:r>
-      <w:r>
-        <w:rPr>
-          <w:rStyle w:val="AttributeTok"/>
-        </w:rPr>
-        <w:t xml:space="preserve">-Wconversion</w:t>
-      </w:r>
-      <w:r>
-        <w:rPr>
-          <w:rStyle w:val="NormalTok"/>
-        </w:rPr>
-        <w:t xml:space="preserve"> </w:t>
-      </w:r>
-      <w:r>
-        <w:rPr>
-          <w:rStyle w:val="AttributeTok"/>
-        </w:rPr>
-        <w:t xml:space="preserve">-Wsign-conversion</w:t>
-      </w:r>
-      <w:r>
-        <w:rPr>
-          <w:rStyle w:val="NormalTok"/>
-        </w:rPr>
-        <w:t xml:space="preserve"> </w:t>
-      </w:r>
-      <w:r>
-        <w:rPr>
-          <w:rStyle w:val="AttributeTok"/>
-        </w:rPr>
-        <w:t xml:space="preserve">-Wimplicit-fallthrough</w:t>
-      </w:r>
-      <w:r>
-        <w:rPr>
-          <w:rStyle w:val="NormalTok"/>
-        </w:rPr>
-        <w:t xml:space="preserve"> </w:t>
-      </w:r>
-      <w:r>
-        <w:rPr>
-          <w:rStyle w:val="AttributeTok"/>
-        </w:rPr>
-        <w:t xml:space="preserve">-fstack-protector-strong</w:t>
-      </w:r>
-      <w:r>
-        <w:rPr>
-          <w:rStyle w:val="NormalTok"/>
-        </w:rPr>
-        <w:t xml:space="preserve"> </w:t>
-      </w:r>
-      <w:r>
-        <w:rPr>
-          <w:rStyle w:val="AttributeTok"/>
-        </w:rPr>
-        <w:t xml:space="preserve">-Werror</w:t>
-      </w:r>
-      <w:r>
-        <w:rPr>
-          <w:rStyle w:val="OperatorTok"/>
-        </w:rPr>
-        <w:t xml:space="preserve">=</w:t>
-      </w:r>
-      <w:r>
-        <w:rPr>
-          <w:rStyle w:val="NormalTok"/>
-        </w:rPr>
-        <w:t xml:space="preserve">format-security </w:t>
-      </w:r>
-      <w:r>
-        <w:rPr>
-          <w:rStyle w:val="AttributeTok"/>
-        </w:rPr>
-        <w:t xml:space="preserve">-Werror</w:t>
-      </w:r>
-      <w:r>
-        <w:rPr>
-          <w:rStyle w:val="OperatorTok"/>
-        </w:rPr>
-        <w:t xml:space="preserve">=</w:t>
-      </w:r>
-      <w:r>
-        <w:rPr>
-          <w:rStyle w:val="NormalTok"/>
-        </w:rPr>
-        <w:t xml:space="preserve">implicit </w:t>
-      </w:r>
-      <w:r>
-        <w:rPr>
-          <w:rStyle w:val="AttributeTok"/>
-        </w:rPr>
-        <w:t xml:space="preserve">-Werror</w:t>
-      </w:r>
-      <w:r>
-        <w:rPr>
-          <w:rStyle w:val="OperatorTok"/>
-        </w:rPr>
-        <w:t xml:space="preserve">=</w:t>
-      </w:r>
-      <w:r>
-        <w:rPr>
-          <w:rStyle w:val="NormalTok"/>
-        </w:rPr>
-        <w:t xml:space="preserve">incompatible-pointer-types </w:t>
-      </w:r>
-      <w:r>
-        <w:rPr>
-          <w:rStyle w:val="AttributeTok"/>
-        </w:rPr>
-        <w:t xml:space="preserve">-Werror</w:t>
-      </w:r>
-      <w:r>
-        <w:rPr>
-          <w:rStyle w:val="OperatorTok"/>
-        </w:rPr>
-        <w:t xml:space="preserve">=</w:t>
-      </w:r>
-      <w:r>
-        <w:rPr>
-          <w:rStyle w:val="NormalTok"/>
-        </w:rPr>
-        <w:t xml:space="preserve">int-conversion </w:t>
-      </w:r>
-      <w:r>
-        <w:rPr>
-          <w:rStyle w:val="AttributeTok"/>
-        </w:rPr>
-        <w:t xml:space="preserve">-c</w:t>
-      </w:r>
-      <w:r>
-        <w:rPr>
-          <w:rStyle w:val="NormalTok"/>
-        </w:rPr>
-        <w:t xml:space="preserve"> src/lab.c </w:t>
-      </w:r>
-      <w:r>
-        <w:rPr>
-          <w:rStyle w:val="AttributeTok"/>
-        </w:rPr>
-        <w:t xml:space="preserve">-o</w:t>
-      </w:r>
-      <w:r>
-        <w:rPr>
-          <w:rStyle w:val="NormalTok"/>
-        </w:rPr>
-        <w:t xml:space="preserve"> build/release/lab.c.o</w:t>
-      </w:r>
-      <w:r>
-        <w:br/>
-      </w:r>
-      <w:r>
-        <w:rPr>
-          <w:rStyle w:val="FunctionTok"/>
-        </w:rPr>
-        <w:t xml:space="preserve">cc</w:t>
-      </w:r>
-      <w:r>
-        <w:rPr>
-          <w:rStyle w:val="NormalTok"/>
-        </w:rPr>
-        <w:t xml:space="preserve"> </w:t>
-      </w:r>
-      <w:r>
-        <w:rPr>
-          <w:rStyle w:val="AttributeTok"/>
-        </w:rPr>
-        <w:t xml:space="preserve">-Wall</w:t>
-      </w:r>
-      <w:r>
-        <w:rPr>
-          <w:rStyle w:val="NormalTok"/>
-        </w:rPr>
-        <w:t xml:space="preserve"> </w:t>
-      </w:r>
-      <w:r>
-        <w:rPr>
-          <w:rStyle w:val="AttributeTok"/>
-        </w:rPr>
-        <w:t xml:space="preserve">-Wextra</w:t>
-      </w:r>
-      <w:r>
-        <w:rPr>
-          <w:rStyle w:val="NormalTok"/>
-        </w:rPr>
-        <w:t xml:space="preserve"> </w:t>
-      </w:r>
-      <w:r>
-        <w:rPr>
-          <w:rStyle w:val="AttributeTok"/>
-        </w:rPr>
-        <w:t xml:space="preserve">-O2</w:t>
-      </w:r>
-      <w:r>
-        <w:rPr>
-          <w:rStyle w:val="NormalTok"/>
-        </w:rPr>
-        <w:t xml:space="preserve"> </w:t>
-      </w:r>
-      <w:r>
-        <w:rPr>
-          <w:rStyle w:val="AttributeTok"/>
-        </w:rPr>
-        <w:t xml:space="preserve">-fPIE</w:t>
-      </w:r>
-      <w:r>
-        <w:rPr>
-          <w:rStyle w:val="NormalTok"/>
-        </w:rPr>
-        <w:t xml:space="preserve"> </w:t>
-      </w:r>
-      <w:r>
-        <w:rPr>
-          <w:rStyle w:val="AttributeTok"/>
-        </w:rPr>
-        <w:t xml:space="preserve">-MMD</w:t>
-      </w:r>
-      <w:r>
-        <w:rPr>
-          <w:rStyle w:val="NormalTok"/>
-        </w:rPr>
-        <w:t xml:space="preserve"> </w:t>
-      </w:r>
-      <w:r>
-        <w:rPr>
-          <w:rStyle w:val="AttributeTok"/>
-        </w:rPr>
-        <w:t xml:space="preserve">-MP</w:t>
-      </w:r>
-      <w:r>
-        <w:rPr>
-          <w:rStyle w:val="NormalTok"/>
-        </w:rPr>
-        <w:t xml:space="preserve"> </w:t>
-      </w:r>
-      <w:r>
-        <w:rPr>
-          <w:rStyle w:val="AttributeTok"/>
-        </w:rPr>
-        <w:t xml:space="preserve">-Wformat</w:t>
-      </w:r>
-      <w:r>
-        <w:rPr>
-          <w:rStyle w:val="NormalTok"/>
-        </w:rPr>
-        <w:t xml:space="preserve"> </w:t>
-      </w:r>
-      <w:r>
-        <w:rPr>
-          <w:rStyle w:val="AttributeTok"/>
-        </w:rPr>
-        <w:t xml:space="preserve">-Wformat</w:t>
-      </w:r>
-      <w:r>
-        <w:rPr>
-          <w:rStyle w:val="OperatorTok"/>
-        </w:rPr>
-        <w:t xml:space="preserve">=</w:t>
-      </w:r>
-      <w:r>
-        <w:rPr>
-          <w:rStyle w:val="NormalTok"/>
-        </w:rPr>
-        <w:t xml:space="preserve">2 </w:t>
-      </w:r>
-      <w:r>
-        <w:rPr>
-          <w:rStyle w:val="AttributeTok"/>
-        </w:rPr>
-        <w:t xml:space="preserve">-Wconversion</w:t>
-      </w:r>
-      <w:r>
-        <w:rPr>
-          <w:rStyle w:val="NormalTok"/>
-        </w:rPr>
-        <w:t xml:space="preserve"> </w:t>
-      </w:r>
-      <w:r>
-        <w:rPr>
-          <w:rStyle w:val="AttributeTok"/>
-        </w:rPr>
-        <w:t xml:space="preserve">-Wsign-conversion</w:t>
-      </w:r>
-      <w:r>
-        <w:rPr>
-          <w:rStyle w:val="NormalTok"/>
-        </w:rPr>
-        <w:t xml:space="preserve"> </w:t>
-      </w:r>
-      <w:r>
-        <w:rPr>
-          <w:rStyle w:val="AttributeTok"/>
-        </w:rPr>
-        <w:t xml:space="preserve">-Wimplicit-fallthrough</w:t>
-      </w:r>
-      <w:r>
-        <w:rPr>
-          <w:rStyle w:val="NormalTok"/>
-        </w:rPr>
-        <w:t xml:space="preserve"> </w:t>
-      </w:r>
-      <w:r>
-        <w:rPr>
-          <w:rStyle w:val="AttributeTok"/>
-        </w:rPr>
-        <w:t xml:space="preserve">-fstack-protector-strong</w:t>
-      </w:r>
-      <w:r>
-        <w:rPr>
-          <w:rStyle w:val="NormalTok"/>
-        </w:rPr>
-        <w:t xml:space="preserve"> </w:t>
-      </w:r>
-      <w:r>
-        <w:rPr>
-          <w:rStyle w:val="AttributeTok"/>
-        </w:rPr>
-        <w:t xml:space="preserve">-Werror</w:t>
-      </w:r>
-      <w:r>
-        <w:rPr>
-          <w:rStyle w:val="OperatorTok"/>
-        </w:rPr>
-        <w:t xml:space="preserve">=</w:t>
-      </w:r>
-      <w:r>
-        <w:rPr>
-          <w:rStyle w:val="NormalTok"/>
-        </w:rPr>
-        <w:t xml:space="preserve">format-security </w:t>
-      </w:r>
-      <w:r>
-        <w:rPr>
-          <w:rStyle w:val="AttributeTok"/>
-        </w:rPr>
-        <w:t xml:space="preserve">-Werror</w:t>
-      </w:r>
-      <w:r>
-        <w:rPr>
-          <w:rStyle w:val="OperatorTok"/>
-        </w:rPr>
-        <w:t xml:space="preserve">=</w:t>
-      </w:r>
-      <w:r>
-        <w:rPr>
-          <w:rStyle w:val="NormalTok"/>
-        </w:rPr>
-        <w:t xml:space="preserve">implicit </w:t>
-      </w:r>
-      <w:r>
-        <w:rPr>
-          <w:rStyle w:val="AttributeTok"/>
-        </w:rPr>
-        <w:t xml:space="preserve">-Werror</w:t>
-      </w:r>
-      <w:r>
-        <w:rPr>
-          <w:rStyle w:val="OperatorTok"/>
-        </w:rPr>
-        <w:t xml:space="preserve">=</w:t>
-      </w:r>
-      <w:r>
-        <w:rPr>
-          <w:rStyle w:val="NormalTok"/>
-        </w:rPr>
-        <w:t xml:space="preserve">incompatible-pointer-types </w:t>
-      </w:r>
-      <w:r>
-        <w:rPr>
-          <w:rStyle w:val="AttributeTok"/>
-        </w:rPr>
-        <w:t xml:space="preserve">-Werror</w:t>
-      </w:r>
-      <w:r>
-        <w:rPr>
-          <w:rStyle w:val="OperatorTok"/>
-        </w:rPr>
-        <w:t xml:space="preserve">=</w:t>
-      </w:r>
-      <w:r>
-        <w:rPr>
-          <w:rStyle w:val="NormalTok"/>
-        </w:rPr>
-        <w:t xml:space="preserve">int-conversion build/release/main.c.o build/release/lab.c.o </w:t>
-      </w:r>
-      <w:r>
-        <w:rPr>
-          <w:rStyle w:val="AttributeTok"/>
-        </w:rPr>
-        <w:t xml:space="preserve">-o</w:t>
-      </w:r>
-      <w:r>
-        <w:rPr>
-          <w:rStyle w:val="NormalTok"/>
-        </w:rPr>
-        <w:t xml:space="preserve"> build/release/myapp </w:t>
-      </w:r>
-      <w:r>
-        <w:br/>
-      </w:r>
-      <w:r>
-        <w:rPr>
-          <w:rStyle w:val="VariableTok"/>
-        </w:rPr>
-        <w:t xml:space="preserve">make</w:t>
-      </w:r>
-      <w:r>
-        <w:rPr>
-          <w:rStyle w:val="OperatorTok"/>
-        </w:rPr>
-        <w:t xml:space="preserve">[</w:t>
-      </w:r>
-      <w:r>
-        <w:rPr>
-          <w:rStyle w:val="DecValTok"/>
-        </w:rPr>
-        <w:t xml:space="preserve">1</w:t>
-      </w:r>
-      <w:r>
-        <w:rPr>
-          <w:rStyle w:val="OperatorTok"/>
-        </w:rPr>
-        <w:t xml:space="preserve">]</w:t>
-      </w:r>
-      <w:r>
-        <w:rPr>
-          <w:rStyle w:val="ExtensionTok"/>
-        </w:rPr>
-        <w:t xml:space="preserve">:</w:t>
-      </w:r>
-      <w:r>
-        <w:rPr>
-          <w:rStyle w:val="NormalTok"/>
-        </w:rPr>
-        <w:t xml:space="preserve"> Leaving directory </w:t>
-      </w:r>
-      <w:r>
-        <w:rPr>
-          <w:rStyle w:val="StringTok"/>
-        </w:rPr>
-        <w:t xml:space="preserve">'/home/runner/work/Computer-Networks-CS525/Computer-Networks-CS525'</w:t>
-      </w:r>
-      <w:r>
-        <w:br/>
-      </w:r>
-      <w:r>
-        <w:rPr>
-          <w:rStyle w:val="VariableTok"/>
-        </w:rPr>
-        <w:t xml:space="preserve">make</w:t>
-      </w:r>
-      <w:r>
-        <w:rPr>
-          <w:rStyle w:val="OperatorTok"/>
-        </w:rPr>
-        <w:t xml:space="preserve">[</w:t>
-      </w:r>
-      <w:r>
-        <w:rPr>
-          <w:rStyle w:val="DecValTok"/>
-        </w:rPr>
-        <w:t xml:space="preserve">1</w:t>
-      </w:r>
-      <w:r>
-        <w:rPr>
-          <w:rStyle w:val="OperatorTok"/>
-        </w:rPr>
-        <w:t xml:space="preserve">]</w:t>
-      </w:r>
-      <w:r>
-        <w:rPr>
-          <w:rStyle w:val="ExtensionTok"/>
-        </w:rPr>
-        <w:t xml:space="preserve">:</w:t>
-      </w:r>
-      <w:r>
-        <w:rPr>
-          <w:rStyle w:val="NormalTok"/>
-        </w:rPr>
-        <w:t xml:space="preserve"> Entering directory </w:t>
-      </w:r>
-      <w:r>
-        <w:rPr>
-          <w:rStyle w:val="StringTok"/>
-        </w:rPr>
-        <w:t xml:space="preserve">'/home/runner/work/Computer-Networks-CS525/Computer-Networks-CS525'</w:t>
-      </w:r>
-      <w:r>
-        <w:br/>
-      </w:r>
-      <w:r>
-        <w:rPr>
-          <w:rStyle w:val="FunctionTok"/>
-        </w:rPr>
-        <w:t xml:space="preserve">mkdir</w:t>
-      </w:r>
-      <w:r>
-        <w:rPr>
-          <w:rStyle w:val="NormalTok"/>
-        </w:rPr>
-        <w:t xml:space="preserve"> </w:t>
-      </w:r>
-      <w:r>
-        <w:rPr>
-          <w:rStyle w:val="AttributeTok"/>
-        </w:rPr>
-        <w:t xml:space="preserve">-p</w:t>
-      </w:r>
-      <w:r>
-        <w:rPr>
-          <w:rStyle w:val="NormalTok"/>
-        </w:rPr>
-        <w:t xml:space="preserve"> build/tests</w:t>
-      </w:r>
-      <w:r>
-        <w:br/>
-      </w:r>
-      <w:r>
-        <w:rPr>
-          <w:rStyle w:val="FunctionTok"/>
-        </w:rPr>
-        <w:t xml:space="preserve">cc</w:t>
-      </w:r>
-      <w:r>
-        <w:rPr>
-          <w:rStyle w:val="NormalTok"/>
-        </w:rPr>
-        <w:t xml:space="preserve"> </w:t>
-      </w:r>
-      <w:r>
-        <w:rPr>
-          <w:rStyle w:val="AttributeTok"/>
-        </w:rPr>
-        <w:t xml:space="preserve">-g</w:t>
-      </w:r>
-      <w:r>
-        <w:rPr>
-          <w:rStyle w:val="NormalTok"/>
-        </w:rPr>
-        <w:t xml:space="preserve"> </w:t>
-      </w:r>
-      <w:r>
-        <w:rPr>
-          <w:rStyle w:val="AttributeTok"/>
-        </w:rPr>
-        <w:t xml:space="preserve">-O0</w:t>
-      </w:r>
-      <w:r>
-        <w:rPr>
-          <w:rStyle w:val="NormalTok"/>
-        </w:rPr>
-        <w:t xml:space="preserve"> </w:t>
-      </w:r>
-      <w:r>
-        <w:rPr>
-          <w:rStyle w:val="AttributeTok"/>
-        </w:rPr>
-        <w:t xml:space="preserve">-DTEST</w:t>
-      </w:r>
-      <w:r>
-        <w:rPr>
-          <w:rStyle w:val="NormalTok"/>
-        </w:rPr>
-        <w:t xml:space="preserve"> </w:t>
-      </w:r>
-      <w:r>
-        <w:rPr>
-          <w:rStyle w:val="AttributeTok"/>
-        </w:rPr>
-        <w:t xml:space="preserve">-fprofile-arcs</w:t>
-      </w:r>
-      <w:r>
-        <w:rPr>
-          <w:rStyle w:val="NormalTok"/>
-        </w:rPr>
-        <w:t xml:space="preserve"> </w:t>
-      </w:r>
-      <w:r>
-        <w:rPr>
-          <w:rStyle w:val="AttributeTok"/>
-        </w:rPr>
-        <w:t xml:space="preserve">-ftest-coverage</w:t>
-      </w:r>
-      <w:r>
-        <w:rPr>
-          <w:rStyle w:val="NormalTok"/>
-        </w:rPr>
-        <w:t xml:space="preserve"> </w:t>
-      </w:r>
-      <w:r>
-        <w:rPr>
-          <w:rStyle w:val="AttributeTok"/>
-        </w:rPr>
-        <w:t xml:space="preserve">-c</w:t>
-      </w:r>
-      <w:r>
-        <w:rPr>
-          <w:rStyle w:val="NormalTok"/>
-        </w:rPr>
-        <w:t xml:space="preserve"> src/main.c </w:t>
-      </w:r>
-      <w:r>
-        <w:rPr>
-          <w:rStyle w:val="AttributeTok"/>
-        </w:rPr>
-        <w:t xml:space="preserve">-o</w:t>
-      </w:r>
-      <w:r>
-        <w:rPr>
-          <w:rStyle w:val="NormalTok"/>
-        </w:rPr>
-        <w:t xml:space="preserve"> build/tests/main.c.o</w:t>
-      </w:r>
-      <w:r>
-        <w:br/>
-      </w:r>
-      <w:r>
-        <w:rPr>
-          <w:rStyle w:val="FunctionTok"/>
-        </w:rPr>
-        <w:t xml:space="preserve">mkdir</w:t>
-      </w:r>
-      <w:r>
-        <w:rPr>
-          <w:rStyle w:val="NormalTok"/>
-        </w:rPr>
-        <w:t xml:space="preserve"> </w:t>
-      </w:r>
-      <w:r>
-        <w:rPr>
-          <w:rStyle w:val="AttributeTok"/>
-        </w:rPr>
-        <w:t xml:space="preserve">-p</w:t>
-      </w:r>
-      <w:r>
-        <w:rPr>
-          <w:rStyle w:val="NormalTok"/>
-        </w:rPr>
-        <w:t xml:space="preserve"> build/tests</w:t>
-      </w:r>
-      <w:r>
-        <w:br/>
-      </w:r>
-      <w:r>
-        <w:rPr>
-          <w:rStyle w:val="FunctionTok"/>
-        </w:rPr>
-        <w:t xml:space="preserve">cc</w:t>
-      </w:r>
-      <w:r>
-        <w:rPr>
-          <w:rStyle w:val="NormalTok"/>
-        </w:rPr>
-        <w:t xml:space="preserve"> </w:t>
-      </w:r>
-      <w:r>
-        <w:rPr>
-          <w:rStyle w:val="AttributeTok"/>
-        </w:rPr>
-        <w:t xml:space="preserve">-g</w:t>
-      </w:r>
-      <w:r>
-        <w:rPr>
-          <w:rStyle w:val="NormalTok"/>
-        </w:rPr>
-        <w:t xml:space="preserve"> </w:t>
-      </w:r>
-      <w:r>
-        <w:rPr>
-          <w:rStyle w:val="AttributeTok"/>
-        </w:rPr>
-        <w:t xml:space="preserve">-O0</w:t>
-      </w:r>
-      <w:r>
-        <w:rPr>
-          <w:rStyle w:val="NormalTok"/>
-        </w:rPr>
-        <w:t xml:space="preserve"> </w:t>
-      </w:r>
-      <w:r>
-        <w:rPr>
-          <w:rStyle w:val="AttributeTok"/>
-        </w:rPr>
-        <w:t xml:space="preserve">-DTEST</w:t>
-      </w:r>
-      <w:r>
-        <w:rPr>
-          <w:rStyle w:val="NormalTok"/>
-        </w:rPr>
-        <w:t xml:space="preserve"> </w:t>
-      </w:r>
-      <w:r>
-        <w:rPr>
-          <w:rStyle w:val="AttributeTok"/>
-        </w:rPr>
-        <w:t xml:space="preserve">-fprofile-arcs</w:t>
-      </w:r>
-      <w:r>
-        <w:rPr>
-          <w:rStyle w:val="NormalTok"/>
-        </w:rPr>
-        <w:t xml:space="preserve"> </w:t>
-      </w:r>
-      <w:r>
-        <w:rPr>
-          <w:rStyle w:val="AttributeTok"/>
-        </w:rPr>
-        <w:t xml:space="preserve">-ftest-coverage</w:t>
-      </w:r>
-      <w:r>
-        <w:rPr>
-          <w:rStyle w:val="NormalTok"/>
-        </w:rPr>
-        <w:t xml:space="preserve"> </w:t>
-      </w:r>
-      <w:r>
-        <w:rPr>
-          <w:rStyle w:val="AttributeTok"/>
-        </w:rPr>
-        <w:t xml:space="preserve">-c</w:t>
-      </w:r>
-      <w:r>
-        <w:rPr>
-          <w:rStyle w:val="NormalTok"/>
-        </w:rPr>
-        <w:t xml:space="preserve"> src/lab.c </w:t>
-      </w:r>
-      <w:r>
-        <w:rPr>
-          <w:rStyle w:val="AttributeTok"/>
-        </w:rPr>
-        <w:t xml:space="preserve">-o</w:t>
-      </w:r>
-      <w:r>
-        <w:rPr>
-          <w:rStyle w:val="NormalTok"/>
-        </w:rPr>
-        <w:t xml:space="preserve"> build/tests/lab.c.o</w:t>
-      </w:r>
-      <w:r>
-        <w:br/>
-      </w:r>
-      <w:r>
-        <w:rPr>
-          <w:rStyle w:val="FunctionTok"/>
-        </w:rPr>
-        <w:t xml:space="preserve">mkdir</w:t>
-      </w:r>
-      <w:r>
-        <w:rPr>
-          <w:rStyle w:val="NormalTok"/>
-        </w:rPr>
-        <w:t xml:space="preserve"> </w:t>
-      </w:r>
-      <w:r>
-        <w:rPr>
-          <w:rStyle w:val="AttributeTok"/>
-        </w:rPr>
-        <w:t xml:space="preserve">-p</w:t>
-      </w:r>
-      <w:r>
-        <w:rPr>
-          <w:rStyle w:val="NormalTok"/>
-        </w:rPr>
-        <w:t xml:space="preserve"> build/tests/harness/</w:t>
-      </w:r>
-      <w:r>
-        <w:br/>
-      </w:r>
-      <w:r>
-        <w:rPr>
-          <w:rStyle w:val="FunctionTok"/>
-        </w:rPr>
-        <w:t xml:space="preserve">cc</w:t>
-      </w:r>
-      <w:r>
-        <w:rPr>
-          <w:rStyle w:val="NormalTok"/>
-        </w:rPr>
-        <w:t xml:space="preserve"> </w:t>
-      </w:r>
-      <w:r>
-        <w:rPr>
-          <w:rStyle w:val="AttributeTok"/>
-        </w:rPr>
-        <w:t xml:space="preserve">-g</w:t>
-      </w:r>
-      <w:r>
-        <w:rPr>
-          <w:rStyle w:val="NormalTok"/>
-        </w:rPr>
-        <w:t xml:space="preserve"> </w:t>
-      </w:r>
-      <w:r>
-        <w:rPr>
-          <w:rStyle w:val="AttributeTok"/>
-        </w:rPr>
-        <w:t xml:space="preserve">-O0</w:t>
-      </w:r>
-      <w:r>
-        <w:rPr>
-          <w:rStyle w:val="NormalTok"/>
-        </w:rPr>
-        <w:t xml:space="preserve"> </w:t>
-      </w:r>
-      <w:r>
-        <w:rPr>
-          <w:rStyle w:val="AttributeTok"/>
-        </w:rPr>
-        <w:t xml:space="preserve">-DTEST</w:t>
-      </w:r>
-      <w:r>
-        <w:rPr>
-          <w:rStyle w:val="NormalTok"/>
-        </w:rPr>
-        <w:t xml:space="preserve"> </w:t>
-      </w:r>
-      <w:r>
-        <w:rPr>
-          <w:rStyle w:val="AttributeTok"/>
-        </w:rPr>
-        <w:t xml:space="preserve">-fprofile-arcs</w:t>
-      </w:r>
-      <w:r>
-        <w:rPr>
-          <w:rStyle w:val="NormalTok"/>
-        </w:rPr>
-        <w:t xml:space="preserve"> </w:t>
-      </w:r>
-      <w:r>
-        <w:rPr>
-          <w:rStyle w:val="AttributeTok"/>
-        </w:rPr>
-        <w:t xml:space="preserve">-ftest-coverage</w:t>
-      </w:r>
-      <w:r>
-        <w:rPr>
-          <w:rStyle w:val="NormalTok"/>
-        </w:rPr>
-        <w:t xml:space="preserve"> </w:t>
-      </w:r>
-      <w:r>
-        <w:rPr>
-          <w:rStyle w:val="AttributeTok"/>
-        </w:rPr>
-        <w:t xml:space="preserve">-c</w:t>
-      </w:r>
-      <w:r>
-        <w:rPr>
-          <w:rStyle w:val="NormalTok"/>
-        </w:rPr>
-        <w:t xml:space="preserve"> tests/harness/unity.c </w:t>
-      </w:r>
-      <w:r>
-        <w:rPr>
-          <w:rStyle w:val="AttributeTok"/>
-        </w:rPr>
-        <w:t xml:space="preserve">-o</w:t>
-      </w:r>
-      <w:r>
-        <w:rPr>
-          <w:rStyle w:val="NormalTok"/>
-        </w:rPr>
-        <w:t xml:space="preserve"> build/tests/harness/unity.c.o</w:t>
-      </w:r>
-      <w:r>
-        <w:br/>
-      </w:r>
-      <w:r>
-        <w:rPr>
-          <w:rStyle w:val="FunctionTok"/>
-        </w:rPr>
-        <w:t xml:space="preserve">mkdir</w:t>
-      </w:r>
-      <w:r>
-        <w:rPr>
-          <w:rStyle w:val="NormalTok"/>
-        </w:rPr>
-        <w:t xml:space="preserve"> </w:t>
-      </w:r>
-      <w:r>
-        <w:rPr>
-          <w:rStyle w:val="AttributeTok"/>
-        </w:rPr>
-        <w:t xml:space="preserve">-p</w:t>
-      </w:r>
-      <w:r>
-        <w:rPr>
-          <w:rStyle w:val="NormalTok"/>
-        </w:rPr>
-        <w:t xml:space="preserve"> build/tests/</w:t>
-      </w:r>
-      <w:r>
-        <w:br/>
-      </w:r>
-      <w:r>
-        <w:rPr>
-          <w:rStyle w:val="FunctionTok"/>
-        </w:rPr>
-        <w:t xml:space="preserve">cc</w:t>
-      </w:r>
-      <w:r>
-        <w:rPr>
-          <w:rStyle w:val="NormalTok"/>
-        </w:rPr>
-        <w:t xml:space="preserve"> </w:t>
-      </w:r>
-      <w:r>
-        <w:rPr>
-          <w:rStyle w:val="AttributeTok"/>
-        </w:rPr>
-        <w:t xml:space="preserve">-g</w:t>
-      </w:r>
-      <w:r>
-        <w:rPr>
-          <w:rStyle w:val="NormalTok"/>
-        </w:rPr>
-        <w:t xml:space="preserve"> </w:t>
-      </w:r>
-      <w:r>
-        <w:rPr>
-          <w:rStyle w:val="AttributeTok"/>
-        </w:rPr>
-        <w:t xml:space="preserve">-O0</w:t>
-      </w:r>
-      <w:r>
-        <w:rPr>
-          <w:rStyle w:val="NormalTok"/>
-        </w:rPr>
-        <w:t xml:space="preserve"> </w:t>
-      </w:r>
-      <w:r>
-        <w:rPr>
-          <w:rStyle w:val="AttributeTok"/>
-        </w:rPr>
-        <w:t xml:space="preserve">-DTEST</w:t>
-      </w:r>
-      <w:r>
-        <w:rPr>
-          <w:rStyle w:val="NormalTok"/>
-        </w:rPr>
-        <w:t xml:space="preserve"> </w:t>
-      </w:r>
-      <w:r>
-        <w:rPr>
-          <w:rStyle w:val="AttributeTok"/>
-        </w:rPr>
-        <w:t xml:space="preserve">-fprofile-arcs</w:t>
-      </w:r>
-      <w:r>
-        <w:rPr>
-          <w:rStyle w:val="NormalTok"/>
-        </w:rPr>
-        <w:t xml:space="preserve"> </w:t>
-      </w:r>
-      <w:r>
-        <w:rPr>
-          <w:rStyle w:val="AttributeTok"/>
-        </w:rPr>
-        <w:t xml:space="preserve">-ftest-coverage</w:t>
-      </w:r>
-      <w:r>
-        <w:rPr>
-          <w:rStyle w:val="NormalTok"/>
-        </w:rPr>
-        <w:t xml:space="preserve"> </w:t>
-      </w:r>
-      <w:r>
-        <w:rPr>
-          <w:rStyle w:val="AttributeTok"/>
-        </w:rPr>
-        <w:t xml:space="preserve">-c</w:t>
-      </w:r>
-      <w:r>
-        <w:rPr>
-          <w:rStyle w:val="NormalTok"/>
-        </w:rPr>
-        <w:t xml:space="preserve"> tests/lab-test.c </w:t>
-      </w:r>
-      <w:r>
-        <w:rPr>
-          <w:rStyle w:val="AttributeTok"/>
-        </w:rPr>
-        <w:t xml:space="preserve">-o</w:t>
-      </w:r>
-      <w:r>
-        <w:rPr>
-          <w:rStyle w:val="NormalTok"/>
-        </w:rPr>
-        <w:t xml:space="preserve"> build/tests/lab-test.c.o</w:t>
-      </w:r>
-      <w:r>
-        <w:br/>
-      </w:r>
-      <w:r>
-        <w:rPr>
-          <w:rStyle w:val="FunctionTok"/>
-        </w:rPr>
-        <w:t xml:space="preserve">cc</w:t>
-      </w:r>
-      <w:r>
-        <w:rPr>
-          <w:rStyle w:val="NormalTok"/>
-        </w:rPr>
-        <w:t xml:space="preserve"> </w:t>
-      </w:r>
-      <w:r>
-        <w:rPr>
-          <w:rStyle w:val="AttributeTok"/>
-        </w:rPr>
-        <w:t xml:space="preserve">-g</w:t>
-      </w:r>
-      <w:r>
-        <w:rPr>
-          <w:rStyle w:val="NormalTok"/>
-        </w:rPr>
-        <w:t xml:space="preserve"> </w:t>
-      </w:r>
-      <w:r>
-        <w:rPr>
-          <w:rStyle w:val="AttributeTok"/>
-        </w:rPr>
-        <w:t xml:space="preserve">-O0</w:t>
-      </w:r>
-      <w:r>
-        <w:rPr>
-          <w:rStyle w:val="NormalTok"/>
-        </w:rPr>
-        <w:t xml:space="preserve"> </w:t>
-      </w:r>
-      <w:r>
-        <w:rPr>
-          <w:rStyle w:val="AttributeTok"/>
-        </w:rPr>
-        <w:t xml:space="preserve">-DTEST</w:t>
-      </w:r>
-      <w:r>
-        <w:rPr>
-          <w:rStyle w:val="NormalTok"/>
-        </w:rPr>
-        <w:t xml:space="preserve"> </w:t>
-      </w:r>
-      <w:r>
-        <w:rPr>
-          <w:rStyle w:val="AttributeTok"/>
-        </w:rPr>
-        <w:t xml:space="preserve">-fprofile-arcs</w:t>
-      </w:r>
-      <w:r>
-        <w:rPr>
-          <w:rStyle w:val="NormalTok"/>
-        </w:rPr>
-        <w:t xml:space="preserve"> </w:t>
-      </w:r>
-      <w:r>
-        <w:rPr>
-          <w:rStyle w:val="AttributeTok"/>
-        </w:rPr>
-        <w:t xml:space="preserve">-ftest-coverage</w:t>
-      </w:r>
-      <w:r>
-        <w:rPr>
-          <w:rStyle w:val="NormalTok"/>
-        </w:rPr>
-        <w:t xml:space="preserve"> build/tests/main.c.o build/tests/lab.c.o build/tests/harness/unity.c.o build/tests/lab-test.c.o </w:t>
-      </w:r>
-      <w:r>
-        <w:rPr>
-          <w:rStyle w:val="AttributeTok"/>
-        </w:rPr>
-        <w:t xml:space="preserve">-o</w:t>
-      </w:r>
-      <w:r>
-        <w:rPr>
-          <w:rStyle w:val="NormalTok"/>
-        </w:rPr>
-        <w:t xml:space="preserve"> build/tests/myapp_t </w:t>
-      </w:r>
-      <w:r>
-        <w:rPr>
-          <w:rStyle w:val="AttributeTok"/>
-        </w:rPr>
-        <w:t xml:space="preserve">-fprofile-arcs</w:t>
-      </w:r>
-      <w:r>
-        <w:rPr>
-          <w:rStyle w:val="NormalTok"/>
-        </w:rPr>
-        <w:t xml:space="preserve"> </w:t>
-      </w:r>
-      <w:r>
-        <w:rPr>
-          <w:rStyle w:val="AttributeTok"/>
-        </w:rPr>
-        <w:t xml:space="preserve">-ftest-coverage</w:t>
-      </w:r>
-      <w:r>
-        <w:br/>
-      </w:r>
-      <w:r>
-        <w:rPr>
-          <w:rStyle w:val="VariableTok"/>
-        </w:rPr>
-        <w:t xml:space="preserve">make</w:t>
-      </w:r>
-      <w:r>
-        <w:rPr>
-          <w:rStyle w:val="OperatorTok"/>
-        </w:rPr>
-        <w:t xml:space="preserve">[</w:t>
-      </w:r>
-      <w:r>
-        <w:rPr>
-          <w:rStyle w:val="DecValTok"/>
-        </w:rPr>
-        <w:t xml:space="preserve">1</w:t>
-      </w:r>
-      <w:r>
-        <w:rPr>
-          <w:rStyle w:val="OperatorTok"/>
-        </w:rPr>
-        <w:t xml:space="preserve">]</w:t>
-      </w:r>
-      <w:r>
-        <w:rPr>
-          <w:rStyle w:val="ExtensionTok"/>
-        </w:rPr>
-        <w:t xml:space="preserve">:</w:t>
-      </w:r>
-      <w:r>
-        <w:rPr>
-          <w:rStyle w:val="NormalTok"/>
-        </w:rPr>
-        <w:t xml:space="preserve"> Leaving directory </w:t>
-      </w:r>
-      <w:r>
-        <w:rPr>
-          <w:rStyle w:val="StringTok"/>
-        </w:rPr>
-        <w:t xml:space="preserve">'/home/runner/work/Computer-Networks-CS525/Computer-Networks-CS525'</w:t>
-      </w:r>
-      <w:r>
-        <w:br/>
-      </w:r>
-      <w:r>
-        <w:rPr>
-          <w:rStyle w:val="VariableTok"/>
-        </w:rPr>
-        <w:t xml:space="preserve">make</w:t>
-      </w:r>
-      <w:r>
-        <w:rPr>
-          <w:rStyle w:val="OperatorTok"/>
-        </w:rPr>
-        <w:t xml:space="preserve">[</w:t>
-      </w:r>
-      <w:r>
-        <w:rPr>
-          <w:rStyle w:val="DecValTok"/>
-        </w:rPr>
-        <w:t xml:space="preserve">1</w:t>
-      </w:r>
-      <w:r>
-        <w:rPr>
-          <w:rStyle w:val="OperatorTok"/>
-        </w:rPr>
-        <w:t xml:space="preserve">]</w:t>
-      </w:r>
-      <w:r>
-        <w:rPr>
-          <w:rStyle w:val="ExtensionTok"/>
-        </w:rPr>
-        <w:t xml:space="preserve">:</w:t>
-      </w:r>
-      <w:r>
-        <w:rPr>
-          <w:rStyle w:val="NormalTok"/>
-        </w:rPr>
-        <w:t xml:space="preserve"> Entering directory </w:t>
-      </w:r>
-      <w:r>
-        <w:rPr>
-          <w:rStyle w:val="StringTok"/>
-        </w:rPr>
-        <w:t xml:space="preserve">'/home/runner/work/Computer-Networks-CS525/Computer-Networks-CS525'</w:t>
-      </w:r>
-      <w:r>
-        <w:br/>
-      </w:r>
-      <w:r>
-        <w:rPr>
-          <w:rStyle w:val="FunctionTok"/>
-        </w:rPr>
-        <w:t xml:space="preserve">mkdir</w:t>
-      </w:r>
-      <w:r>
-        <w:rPr>
-          <w:rStyle w:val="NormalTok"/>
-        </w:rPr>
-        <w:t xml:space="preserve"> </w:t>
-      </w:r>
-      <w:r>
-        <w:rPr>
-          <w:rStyle w:val="AttributeTok"/>
-        </w:rPr>
-        <w:t xml:space="preserve">-p</w:t>
-      </w:r>
-      <w:r>
-        <w:rPr>
-          <w:rStyle w:val="NormalTok"/>
-        </w:rPr>
-        <w:t xml:space="preserve"> build/debug-test</w:t>
-      </w:r>
-      <w:r>
-        <w:br/>
-      </w:r>
-      <w:r>
-        <w:rPr>
-          <w:rStyle w:val="FunctionTok"/>
-        </w:rPr>
-        <w:t xml:space="preserve">cc</w:t>
-      </w:r>
-      <w:r>
-        <w:rPr>
-          <w:rStyle w:val="NormalTok"/>
-        </w:rPr>
-        <w:t xml:space="preserve"> </w:t>
-      </w:r>
-      <w:r>
-        <w:rPr>
-          <w:rStyle w:val="AttributeTok"/>
-        </w:rPr>
-        <w:t xml:space="preserve">-g</w:t>
-      </w:r>
-      <w:r>
-        <w:rPr>
-          <w:rStyle w:val="NormalTok"/>
-        </w:rPr>
-        <w:t xml:space="preserve"> </w:t>
-      </w:r>
-      <w:r>
-        <w:rPr>
-          <w:rStyle w:val="AttributeTok"/>
-        </w:rPr>
-        <w:t xml:space="preserve">-O0</w:t>
-      </w:r>
-      <w:r>
-        <w:rPr>
-          <w:rStyle w:val="NormalTok"/>
-        </w:rPr>
-        <w:t xml:space="preserve"> </w:t>
-      </w:r>
-      <w:r>
-        <w:rPr>
-          <w:rStyle w:val="AttributeTok"/>
-        </w:rPr>
-        <w:t xml:space="preserve">-DDEBUG</w:t>
-      </w:r>
-      <w:r>
-        <w:rPr>
-          <w:rStyle w:val="NormalTok"/>
-        </w:rPr>
-        <w:t xml:space="preserve"> </w:t>
-      </w:r>
-      <w:r>
-        <w:rPr>
-          <w:rStyle w:val="AttributeTok"/>
-        </w:rPr>
-        <w:t xml:space="preserve">-DTEST</w:t>
-      </w:r>
-      <w:r>
-        <w:rPr>
-          <w:rStyle w:val="NormalTok"/>
-        </w:rPr>
-        <w:t xml:space="preserve"> </w:t>
-      </w:r>
-      <w:r>
-        <w:rPr>
-          <w:rStyle w:val="AttributeTok"/>
-        </w:rPr>
-        <w:t xml:space="preserve">-fno-omit-frame-pointer</w:t>
-      </w:r>
-      <w:r>
-        <w:rPr>
-          <w:rStyle w:val="NormalTok"/>
-        </w:rPr>
-        <w:t xml:space="preserve"> </w:t>
-      </w:r>
-      <w:r>
-        <w:rPr>
-          <w:rStyle w:val="AttributeTok"/>
-        </w:rPr>
-        <w:t xml:space="preserve">-fsanitize</w:t>
-      </w:r>
-      <w:r>
-        <w:rPr>
-          <w:rStyle w:val="OperatorTok"/>
-        </w:rPr>
-        <w:t xml:space="preserve">=</w:t>
-      </w:r>
-      <w:r>
-        <w:rPr>
-          <w:rStyle w:val="NormalTok"/>
-        </w:rPr>
-        <w:t xml:space="preserve">address </w:t>
-      </w:r>
-      <w:r>
-        <w:rPr>
-          <w:rStyle w:val="AttributeTok"/>
-        </w:rPr>
-        <w:t xml:space="preserve">-c</w:t>
-      </w:r>
-      <w:r>
-        <w:rPr>
-          <w:rStyle w:val="NormalTok"/>
-        </w:rPr>
-        <w:t xml:space="preserve"> src/main.c </w:t>
-      </w:r>
-      <w:r>
-        <w:rPr>
-          <w:rStyle w:val="AttributeTok"/>
-        </w:rPr>
-        <w:t xml:space="preserve">-o</w:t>
-      </w:r>
-      <w:r>
-        <w:rPr>
-          <w:rStyle w:val="NormalTok"/>
-        </w:rPr>
-        <w:t xml:space="preserve"> build/debug-test/main.c.o</w:t>
-      </w:r>
-      <w:r>
-        <w:br/>
-      </w:r>
-      <w:r>
-        <w:rPr>
-          <w:rStyle w:val="FunctionTok"/>
-        </w:rPr>
-        <w:t xml:space="preserve">mkdir</w:t>
-      </w:r>
-      <w:r>
-        <w:rPr>
-          <w:rStyle w:val="NormalTok"/>
-        </w:rPr>
-        <w:t xml:space="preserve"> </w:t>
-      </w:r>
-      <w:r>
-        <w:rPr>
-          <w:rStyle w:val="AttributeTok"/>
-        </w:rPr>
-        <w:t xml:space="preserve">-p</w:t>
-      </w:r>
-      <w:r>
-        <w:rPr>
-          <w:rStyle w:val="NormalTok"/>
-        </w:rPr>
-        <w:t xml:space="preserve"> build/debug-test</w:t>
-      </w:r>
-      <w:r>
-        <w:br/>
-      </w:r>
-      <w:r>
-        <w:rPr>
-          <w:rStyle w:val="FunctionTok"/>
-        </w:rPr>
-        <w:t xml:space="preserve">cc</w:t>
-      </w:r>
-      <w:r>
-        <w:rPr>
-          <w:rStyle w:val="NormalTok"/>
-        </w:rPr>
-        <w:t xml:space="preserve"> </w:t>
-      </w:r>
-      <w:r>
-        <w:rPr>
-          <w:rStyle w:val="AttributeTok"/>
-        </w:rPr>
-        <w:t xml:space="preserve">-g</w:t>
-      </w:r>
-      <w:r>
-        <w:rPr>
-          <w:rStyle w:val="NormalTok"/>
-        </w:rPr>
-        <w:t xml:space="preserve"> </w:t>
-      </w:r>
-      <w:r>
-        <w:rPr>
-          <w:rStyle w:val="AttributeTok"/>
-        </w:rPr>
-        <w:t xml:space="preserve">-O0</w:t>
-      </w:r>
-      <w:r>
-        <w:rPr>
-          <w:rStyle w:val="NormalTok"/>
-        </w:rPr>
-        <w:t xml:space="preserve"> </w:t>
-      </w:r>
-      <w:r>
-        <w:rPr>
-          <w:rStyle w:val="AttributeTok"/>
-        </w:rPr>
-        <w:t xml:space="preserve">-DDEBUG</w:t>
-      </w:r>
-      <w:r>
-        <w:rPr>
-          <w:rStyle w:val="NormalTok"/>
-        </w:rPr>
-        <w:t xml:space="preserve"> </w:t>
-      </w:r>
-      <w:r>
-        <w:rPr>
-          <w:rStyle w:val="AttributeTok"/>
-        </w:rPr>
-        <w:t xml:space="preserve">-DTEST</w:t>
-      </w:r>
-      <w:r>
-        <w:rPr>
-          <w:rStyle w:val="NormalTok"/>
-        </w:rPr>
-        <w:t xml:space="preserve"> </w:t>
-      </w:r>
-      <w:r>
-        <w:rPr>
-          <w:rStyle w:val="AttributeTok"/>
-        </w:rPr>
-        <w:t xml:space="preserve">-fno-omit-frame-pointer</w:t>
-      </w:r>
-      <w:r>
-        <w:rPr>
-          <w:rStyle w:val="NormalTok"/>
-        </w:rPr>
-        <w:t xml:space="preserve"> </w:t>
-      </w:r>
-      <w:r>
-        <w:rPr>
-          <w:rStyle w:val="AttributeTok"/>
-        </w:rPr>
-        <w:t xml:space="preserve">-fsanitize</w:t>
-      </w:r>
-      <w:r>
-        <w:rPr>
-          <w:rStyle w:val="OperatorTok"/>
-        </w:rPr>
-        <w:t xml:space="preserve">=</w:t>
-      </w:r>
-      <w:r>
-        <w:rPr>
-          <w:rStyle w:val="NormalTok"/>
-        </w:rPr>
-        <w:t xml:space="preserve">address </w:t>
-      </w:r>
-      <w:r>
-        <w:rPr>
-          <w:rStyle w:val="AttributeTok"/>
-        </w:rPr>
-        <w:t xml:space="preserve">-c</w:t>
-      </w:r>
-      <w:r>
-        <w:rPr>
-          <w:rStyle w:val="NormalTok"/>
-        </w:rPr>
-        <w:t xml:space="preserve"> src/lab.c </w:t>
-      </w:r>
-      <w:r>
-        <w:rPr>
-          <w:rStyle w:val="AttributeTok"/>
-        </w:rPr>
-        <w:t xml:space="preserve">-o</w:t>
-      </w:r>
-      <w:r>
-        <w:rPr>
-          <w:rStyle w:val="NormalTok"/>
-        </w:rPr>
-        <w:t xml:space="preserve"> build/debug-test/lab.c.o</w:t>
-      </w:r>
-      <w:r>
-        <w:br/>
-      </w:r>
-      <w:r>
-        <w:rPr>
-          <w:rStyle w:val="FunctionTok"/>
-        </w:rPr>
-        <w:t xml:space="preserve">mkdir</w:t>
-      </w:r>
-      <w:r>
-        <w:rPr>
-          <w:rStyle w:val="NormalTok"/>
-        </w:rPr>
-        <w:t xml:space="preserve"> </w:t>
-      </w:r>
-      <w:r>
-        <w:rPr>
-          <w:rStyle w:val="AttributeTok"/>
-        </w:rPr>
-        <w:t xml:space="preserve">-p</w:t>
-      </w:r>
-      <w:r>
-        <w:rPr>
-          <w:rStyle w:val="NormalTok"/>
-        </w:rPr>
-        <w:t xml:space="preserve"> build/debug-test/harness/</w:t>
-      </w:r>
-      <w:r>
-        <w:br/>
-      </w:r>
-      <w:r>
-        <w:rPr>
-          <w:rStyle w:val="FunctionTok"/>
-        </w:rPr>
-        <w:t xml:space="preserve">cc</w:t>
-      </w:r>
-      <w:r>
-        <w:rPr>
-          <w:rStyle w:val="NormalTok"/>
-        </w:rPr>
-        <w:t xml:space="preserve"> </w:t>
-      </w:r>
-      <w:r>
-        <w:rPr>
-          <w:rStyle w:val="AttributeTok"/>
-        </w:rPr>
-        <w:t xml:space="preserve">-g</w:t>
-      </w:r>
-      <w:r>
-        <w:rPr>
-          <w:rStyle w:val="NormalTok"/>
-        </w:rPr>
-        <w:t xml:space="preserve"> </w:t>
-      </w:r>
-      <w:r>
-        <w:rPr>
-          <w:rStyle w:val="AttributeTok"/>
-        </w:rPr>
-        <w:t xml:space="preserve">-O0</w:t>
-      </w:r>
-      <w:r>
-        <w:rPr>
-          <w:rStyle w:val="NormalTok"/>
-        </w:rPr>
-        <w:t xml:space="preserve"> </w:t>
-      </w:r>
-      <w:r>
-        <w:rPr>
-          <w:rStyle w:val="AttributeTok"/>
-        </w:rPr>
-        <w:t xml:space="preserve">-DDEBUG</w:t>
-      </w:r>
-      <w:r>
-        <w:rPr>
-          <w:rStyle w:val="NormalTok"/>
-        </w:rPr>
-        <w:t xml:space="preserve"> </w:t>
-      </w:r>
-      <w:r>
-        <w:rPr>
-          <w:rStyle w:val="AttributeTok"/>
-        </w:rPr>
-        <w:t xml:space="preserve">-DTEST</w:t>
-      </w:r>
-      <w:r>
-        <w:rPr>
-          <w:rStyle w:val="NormalTok"/>
-        </w:rPr>
-        <w:t xml:space="preserve"> </w:t>
-      </w:r>
-      <w:r>
-        <w:rPr>
-          <w:rStyle w:val="AttributeTok"/>
-        </w:rPr>
-        <w:t xml:space="preserve">-fno-omit-frame-pointer</w:t>
-      </w:r>
-      <w:r>
-        <w:rPr>
-          <w:rStyle w:val="NormalTok"/>
-        </w:rPr>
-        <w:t xml:space="preserve"> </w:t>
-      </w:r>
-      <w:r>
-        <w:rPr>
-          <w:rStyle w:val="AttributeTok"/>
-        </w:rPr>
-        <w:t xml:space="preserve">-fsanitize</w:t>
-      </w:r>
-      <w:r>
-        <w:rPr>
-          <w:rStyle w:val="OperatorTok"/>
-        </w:rPr>
-        <w:t xml:space="preserve">=</w:t>
-      </w:r>
-      <w:r>
-        <w:rPr>
-          <w:rStyle w:val="NormalTok"/>
-        </w:rPr>
-        <w:t xml:space="preserve">address </w:t>
-      </w:r>
-      <w:r>
-        <w:rPr>
-          <w:rStyle w:val="AttributeTok"/>
-        </w:rPr>
-        <w:t xml:space="preserve">-c</w:t>
-      </w:r>
-      <w:r>
-        <w:rPr>
-          <w:rStyle w:val="NormalTok"/>
-        </w:rPr>
-        <w:t xml:space="preserve"> tests/harness/unity.c </w:t>
-      </w:r>
-      <w:r>
-        <w:rPr>
-          <w:rStyle w:val="AttributeTok"/>
-        </w:rPr>
-        <w:t xml:space="preserve">-o</w:t>
-      </w:r>
-      <w:r>
-        <w:rPr>
-          <w:rStyle w:val="NormalTok"/>
-        </w:rPr>
-        <w:t xml:space="preserve"> build/debug-test/harness/unity.c.o</w:t>
-      </w:r>
-      <w:r>
-        <w:br/>
-      </w:r>
-      <w:r>
-        <w:rPr>
-          <w:rStyle w:val="FunctionTok"/>
-        </w:rPr>
-        <w:t xml:space="preserve">mkdir</w:t>
-      </w:r>
-      <w:r>
-        <w:rPr>
-          <w:rStyle w:val="NormalTok"/>
-        </w:rPr>
-        <w:t xml:space="preserve"> </w:t>
-      </w:r>
-      <w:r>
-        <w:rPr>
-          <w:rStyle w:val="AttributeTok"/>
-        </w:rPr>
-        <w:t xml:space="preserve">-p</w:t>
-      </w:r>
-      <w:r>
-        <w:rPr>
-          <w:rStyle w:val="NormalTok"/>
-        </w:rPr>
-        <w:t xml:space="preserve"> build/debug-test/</w:t>
-      </w:r>
-      <w:r>
-        <w:br/>
-      </w:r>
-      <w:r>
-        <w:rPr>
-          <w:rStyle w:val="FunctionTok"/>
-        </w:rPr>
-        <w:t xml:space="preserve">cc</w:t>
-      </w:r>
-      <w:r>
-        <w:rPr>
-          <w:rStyle w:val="NormalTok"/>
-        </w:rPr>
-        <w:t xml:space="preserve"> </w:t>
-      </w:r>
-      <w:r>
-        <w:rPr>
-          <w:rStyle w:val="AttributeTok"/>
-        </w:rPr>
-        <w:t xml:space="preserve">-g</w:t>
-      </w:r>
-      <w:r>
-        <w:rPr>
-          <w:rStyle w:val="NormalTok"/>
-        </w:rPr>
-        <w:t xml:space="preserve"> </w:t>
-      </w:r>
-      <w:r>
-        <w:rPr>
-          <w:rStyle w:val="AttributeTok"/>
-        </w:rPr>
-        <w:t xml:space="preserve">-O0</w:t>
-      </w:r>
-      <w:r>
-        <w:rPr>
-          <w:rStyle w:val="NormalTok"/>
-        </w:rPr>
-        <w:t xml:space="preserve"> </w:t>
-      </w:r>
-      <w:r>
-        <w:rPr>
-          <w:rStyle w:val="AttributeTok"/>
-        </w:rPr>
-        <w:t xml:space="preserve">-DDEBUG</w:t>
-      </w:r>
-      <w:r>
-        <w:rPr>
-          <w:rStyle w:val="NormalTok"/>
-        </w:rPr>
-        <w:t xml:space="preserve"> </w:t>
-      </w:r>
-      <w:r>
-        <w:rPr>
-          <w:rStyle w:val="AttributeTok"/>
-        </w:rPr>
-        <w:t xml:space="preserve">-DTEST</w:t>
-      </w:r>
-      <w:r>
-        <w:rPr>
-          <w:rStyle w:val="NormalTok"/>
-        </w:rPr>
-        <w:t xml:space="preserve"> </w:t>
-      </w:r>
-      <w:r>
-        <w:rPr>
-          <w:rStyle w:val="AttributeTok"/>
-        </w:rPr>
-        <w:t xml:space="preserve">-fno-omit-frame-pointer</w:t>
-      </w:r>
-      <w:r>
-        <w:rPr>
-          <w:rStyle w:val="NormalTok"/>
-        </w:rPr>
-        <w:t xml:space="preserve"> </w:t>
-      </w:r>
-      <w:r>
-        <w:rPr>
-          <w:rStyle w:val="AttributeTok"/>
-        </w:rPr>
-        <w:t xml:space="preserve">-fsanitize</w:t>
-      </w:r>
-      <w:r>
-        <w:rPr>
-          <w:rStyle w:val="OperatorTok"/>
-        </w:rPr>
-        <w:t xml:space="preserve">=</w:t>
-      </w:r>
-      <w:r>
-        <w:rPr>
-          <w:rStyle w:val="NormalTok"/>
-        </w:rPr>
-        <w:t xml:space="preserve">address </w:t>
-      </w:r>
-      <w:r>
-        <w:rPr>
-          <w:rStyle w:val="AttributeTok"/>
-        </w:rPr>
-        <w:t xml:space="preserve">-c</w:t>
-      </w:r>
-      <w:r>
-        <w:rPr>
-          <w:rStyle w:val="NormalTok"/>
-        </w:rPr>
-        <w:t xml:space="preserve"> tests/lab-test.c </w:t>
-      </w:r>
-      <w:r>
-        <w:rPr>
-          <w:rStyle w:val="AttributeTok"/>
-        </w:rPr>
-        <w:t xml:space="preserve">-o</w:t>
-      </w:r>
-      <w:r>
-        <w:rPr>
-          <w:rStyle w:val="NormalTok"/>
-        </w:rPr>
-        <w:t xml:space="preserve"> build/debug-test/lab-test.c.o</w:t>
-      </w:r>
-      <w:r>
-        <w:br/>
-      </w:r>
-      <w:r>
-        <w:rPr>
-          <w:rStyle w:val="FunctionTok"/>
-        </w:rPr>
-        <w:t xml:space="preserve">cc</w:t>
-      </w:r>
-      <w:r>
-        <w:rPr>
-          <w:rStyle w:val="NormalTok"/>
-        </w:rPr>
-        <w:t xml:space="preserve"> </w:t>
-      </w:r>
-      <w:r>
-        <w:rPr>
-          <w:rStyle w:val="AttributeTok"/>
-        </w:rPr>
-        <w:t xml:space="preserve">-g</w:t>
-      </w:r>
-      <w:r>
-        <w:rPr>
-          <w:rStyle w:val="NormalTok"/>
-        </w:rPr>
-        <w:t xml:space="preserve"> </w:t>
-      </w:r>
-      <w:r>
-        <w:rPr>
-          <w:rStyle w:val="AttributeTok"/>
-        </w:rPr>
-        <w:t xml:space="preserve">-O0</w:t>
-      </w:r>
-      <w:r>
-        <w:rPr>
-          <w:rStyle w:val="NormalTok"/>
-        </w:rPr>
-        <w:t xml:space="preserve"> </w:t>
-      </w:r>
-      <w:r>
-        <w:rPr>
-          <w:rStyle w:val="AttributeTok"/>
-        </w:rPr>
-        <w:t xml:space="preserve">-DDEBUG</w:t>
-      </w:r>
-      <w:r>
-        <w:rPr>
-          <w:rStyle w:val="NormalTok"/>
-        </w:rPr>
-        <w:t xml:space="preserve"> </w:t>
-      </w:r>
-      <w:r>
-        <w:rPr>
-          <w:rStyle w:val="AttributeTok"/>
-        </w:rPr>
-        <w:t xml:space="preserve">-DTEST</w:t>
-      </w:r>
-      <w:r>
-        <w:rPr>
-          <w:rStyle w:val="NormalTok"/>
-        </w:rPr>
-        <w:t xml:space="preserve"> </w:t>
-      </w:r>
-      <w:r>
-        <w:rPr>
-          <w:rStyle w:val="AttributeTok"/>
-        </w:rPr>
-        <w:t xml:space="preserve">-fno-omit-frame-pointer</w:t>
-      </w:r>
-      <w:r>
-        <w:rPr>
-          <w:rStyle w:val="NormalTok"/>
-        </w:rPr>
-        <w:t xml:space="preserve"> </w:t>
-      </w:r>
-      <w:r>
-        <w:rPr>
-          <w:rStyle w:val="AttributeTok"/>
-        </w:rPr>
-        <w:t xml:space="preserve">-fsanitize</w:t>
-      </w:r>
-      <w:r>
-        <w:rPr>
-          <w:rStyle w:val="OperatorTok"/>
-        </w:rPr>
-        <w:t xml:space="preserve">=</w:t>
-      </w:r>
-      <w:r>
-        <w:rPr>
-          <w:rStyle w:val="NormalTok"/>
-        </w:rPr>
-        <w:t xml:space="preserve">address build/debug-test/main.c.o build/debug-test/lab.c.o build/debug-test/harness/unity.c.o build/debug-test/lab-test.c.o </w:t>
-      </w:r>
-      <w:r>
-        <w:rPr>
-          <w:rStyle w:val="AttributeTok"/>
-        </w:rPr>
-        <w:t xml:space="preserve">-o</w:t>
-      </w:r>
-      <w:r>
-        <w:rPr>
-          <w:rStyle w:val="NormalTok"/>
-        </w:rPr>
-        <w:t xml:space="preserve"> build/debug-test/myapp_td </w:t>
-      </w:r>
-      <w:r>
-        <w:rPr>
-          <w:rStyle w:val="AttributeTok"/>
-        </w:rPr>
-        <w:t xml:space="preserve">-fsanitize</w:t>
-      </w:r>
-      <w:r>
-        <w:rPr>
-          <w:rStyle w:val="OperatorTok"/>
-        </w:rPr>
-        <w:t xml:space="preserve">=</w:t>
-      </w:r>
-      <w:r>
-        <w:rPr>
-          <w:rStyle w:val="NormalTok"/>
-        </w:rPr>
-        <w:t xml:space="preserve">address</w:t>
-      </w:r>
-      <w:r>
-        <w:br/>
-      </w:r>
-      <w:r>
-        <w:rPr>
-          <w:rStyle w:val="VariableTok"/>
-        </w:rPr>
-        <w:t xml:space="preserve">make</w:t>
-      </w:r>
-      <w:r>
-        <w:rPr>
-          <w:rStyle w:val="OperatorTok"/>
-        </w:rPr>
-        <w:t xml:space="preserve">[</w:t>
-      </w:r>
-      <w:r>
-        <w:rPr>
-          <w:rStyle w:val="DecValTok"/>
-        </w:rPr>
-        <w:t xml:space="preserve">1</w:t>
-      </w:r>
-      <w:r>
-        <w:rPr>
-          <w:rStyle w:val="OperatorTok"/>
-        </w:rPr>
-        <w:t xml:space="preserve">]</w:t>
-      </w:r>
-      <w:r>
-        <w:rPr>
-          <w:rStyle w:val="ExtensionTok"/>
-        </w:rPr>
-        <w:t xml:space="preserve">:</w:t>
-      </w:r>
-      <w:r>
-        <w:rPr>
-          <w:rStyle w:val="NormalTok"/>
-        </w:rPr>
-        <w:t xml:space="preserve"> Leaving directory </w:t>
-      </w:r>
-      <w:r>
-        <w:rPr>
-          <w:rStyle w:val="StringTok"/>
-        </w:rPr>
-        <w:t xml:space="preserve">'/home/runner/work/Computer-Networks-CS525/Computer-Networks-CS525'</w:t>
+        <w:t xml:space="preserve">'/home/PERRYARYEE/Computer-Networks-CS525'</w:t>
       </w:r>
       <w:r>
         <w:br/>
@@ -3768,9 +3768,6 @@
         <w:br/>
       </w:r>
       <w:r>
-        <w:br/>
-      </w:r>
-      <w:r>
         <w:rPr>
           <w:rStyle w:val="KeywordTok"/>
         </w:rPr>
@@ -3810,9 +3807,6 @@
         <w:br/>
       </w:r>
       <w:r>
-        <w:br/>
-      </w:r>
-      <w:r>
         <w:rPr>
           <w:rStyle w:val="ExtensionTok"/>
         </w:rPr>
@@ -3945,9 +3939,6 @@
         <w:br/>
       </w:r>
       <w:r>
-        <w:br/>
-      </w:r>
-      <w:r>
         <w:rPr>
           <w:rStyle w:val="KeywordTok"/>
         </w:rPr>
@@ -3987,9 +3978,6 @@
         <w:br/>
       </w:r>
       <w:r>
-        <w:br/>
-      </w:r>
-      <w:r>
         <w:rPr>
           <w:rStyle w:val="ExtensionTok"/>
         </w:rPr>
@@ -4053,7 +4041,7 @@
         <w:rPr>
           <w:rStyle w:val="NormalTok"/>
         </w:rPr>
-        <w:t xml:space="preserve">                                       Lines     Exec  Cover   Missing</w:t>
+        <w:t xml:space="preserve">                                       Lines    Exec  Cover   Missing</w:t>
       </w:r>
       <w:r>
         <w:br/>
@@ -4077,7 +4065,7 @@
         <w:rPr>
           <w:rStyle w:val="NormalTok"/>
         </w:rPr>
-        <w:t xml:space="preserve">                                     12       12   100%</w:t>
+        <w:t xml:space="preserve">                                     12      12   100%</w:t>
       </w:r>
       <w:r>
         <w:br/>
@@ -4101,7 +4089,7 @@
         <w:rPr>
           <w:rStyle w:val="NormalTok"/>
         </w:rPr>
-        <w:t xml:space="preserve">                                         12       12   100%</w:t>
+        <w:t xml:space="preserve">                                         12      12   100%</w:t>
       </w:r>
       <w:r>
         <w:br/>
@@ -4684,595 +4672,571 @@
         <w:rPr>
           <w:rStyle w:val="StringTok"/>
         </w:rPr>
-        <w:t xml:space="preserve">"Hello, </w:t>
-      </w:r>
-      <w:r>
-        <w:rPr>
-          <w:rStyle w:val="SpecialCharTok"/>
-        </w:rPr>
-        <w:t xml:space="preserve">%s</w:t>
+        <w:t xml:space="preserve">"Hello, %s!"</w:t>
+      </w:r>
+      <w:r>
+        <w:rPr>
+          <w:rStyle w:val="OperatorTok"/>
+        </w:rPr>
+        <w:t xml:space="preserve">,</w:t>
+      </w:r>
+      <w:r>
+        <w:rPr>
+          <w:rStyle w:val="NormalTok"/>
+        </w:rPr>
+        <w:t xml:space="preserve"> name</w:t>
+      </w:r>
+      <w:r>
+        <w:rPr>
+          <w:rStyle w:val="OperatorTok"/>
+        </w:rPr>
+        <w:t xml:space="preserve">);</w:t>
+      </w:r>
+      <w:r>
+        <w:br/>
+      </w:r>
+      <w:r>
+        <w:rPr>
+          <w:rStyle w:val="NormalTok"/>
+        </w:rPr>
+        <w:t xml:space="preserve">  </w:t>
+      </w:r>
+      <w:r>
+        <w:rPr>
+          <w:rStyle w:val="ControlFlowTok"/>
+        </w:rPr>
+        <w:t xml:space="preserve">if</w:t>
+      </w:r>
+      <w:r>
+        <w:rPr>
+          <w:rStyle w:val="NormalTok"/>
+        </w:rPr>
+        <w:t xml:space="preserve"> </w:t>
+      </w:r>
+      <w:r>
+        <w:rPr>
+          <w:rStyle w:val="OperatorTok"/>
+        </w:rPr>
+        <w:t xml:space="preserve">(</w:t>
+      </w:r>
+      <w:r>
+        <w:rPr>
+          <w:rStyle w:val="NormalTok"/>
+        </w:rPr>
+        <w:t xml:space="preserve">length </w:t>
+      </w:r>
+      <w:r>
+        <w:rPr>
+          <w:rStyle w:val="OperatorTok"/>
+        </w:rPr>
+        <w:t xml:space="preserve">&lt;</w:t>
+      </w:r>
+      <w:r>
+        <w:rPr>
+          <w:rStyle w:val="NormalTok"/>
+        </w:rPr>
+        <w:t xml:space="preserve"> </w:t>
+      </w:r>
+      <w:r>
+        <w:rPr>
+          <w:rStyle w:val="DecValTok"/>
+        </w:rPr>
+        <w:t xml:space="preserve">0</w:t>
+      </w:r>
+      <w:r>
+        <w:rPr>
+          <w:rStyle w:val="OperatorTok"/>
+        </w:rPr>
+        <w:t xml:space="preserve">)</w:t>
+      </w:r>
+      <w:r>
+        <w:rPr>
+          <w:rStyle w:val="NormalTok"/>
+        </w:rPr>
+        <w:t xml:space="preserve"> </w:t>
+      </w:r>
+      <w:r>
+        <w:rPr>
+          <w:rStyle w:val="CommentTok"/>
+        </w:rPr>
+        <w:t xml:space="preserve">// GCOVR_EXCL_START</w:t>
+      </w:r>
+      <w:r>
+        <w:br/>
+      </w:r>
+      <w:r>
+        <w:rPr>
+          <w:rStyle w:val="NormalTok"/>
+        </w:rPr>
+        <w:t xml:space="preserve">  </w:t>
+      </w:r>
+      <w:r>
+        <w:rPr>
+          <w:rStyle w:val="OperatorTok"/>
+        </w:rPr>
+        <w:t xml:space="preserve">{</w:t>
+      </w:r>
+      <w:r>
+        <w:br/>
+      </w:r>
+      <w:r>
+        <w:rPr>
+          <w:rStyle w:val="NormalTok"/>
+        </w:rPr>
+        <w:t xml:space="preserve">    </w:t>
+      </w:r>
+      <w:r>
+        <w:rPr>
+          <w:rStyle w:val="ControlFlowTok"/>
+        </w:rPr>
+        <w:t xml:space="preserve">return</w:t>
+      </w:r>
+      <w:r>
+        <w:rPr>
+          <w:rStyle w:val="NormalTok"/>
+        </w:rPr>
+        <w:t xml:space="preserve"> NULL</w:t>
+      </w:r>
+      <w:r>
+        <w:rPr>
+          <w:rStyle w:val="OperatorTok"/>
+        </w:rPr>
+        <w:t xml:space="preserve">;</w:t>
+      </w:r>
+      <w:r>
+        <w:rPr>
+          <w:rStyle w:val="NormalTok"/>
+        </w:rPr>
+        <w:t xml:space="preserve"> </w:t>
+      </w:r>
+      <w:r>
+        <w:rPr>
+          <w:rStyle w:val="CommentTok"/>
+        </w:rPr>
+        <w:t xml:space="preserve">// snprintf failed</w:t>
+      </w:r>
+      <w:r>
+        <w:br/>
+      </w:r>
+      <w:r>
+        <w:rPr>
+          <w:rStyle w:val="NormalTok"/>
+        </w:rPr>
+        <w:t xml:space="preserve">  </w:t>
+      </w:r>
+      <w:r>
+        <w:rPr>
+          <w:rStyle w:val="OperatorTok"/>
+        </w:rPr>
+        <w:t xml:space="preserve">}</w:t>
+      </w:r>
+      <w:r>
+        <w:rPr>
+          <w:rStyle w:val="NormalTok"/>
+        </w:rPr>
+        <w:t xml:space="preserve"> </w:t>
+      </w:r>
+      <w:r>
+        <w:rPr>
+          <w:rStyle w:val="CommentTok"/>
+        </w:rPr>
+        <w:t xml:space="preserve">// GCOVR_EXCL_STOP</w:t>
+      </w:r>
+      <w:r>
+        <w:br/>
+      </w:r>
+      <w:r>
+        <w:br/>
+      </w:r>
+      <w:r>
+        <w:rPr>
+          <w:rStyle w:val="NormalTok"/>
+        </w:rPr>
+        <w:t xml:space="preserve">  </w:t>
+      </w:r>
+      <w:r>
+        <w:rPr>
+          <w:rStyle w:val="CommentTok"/>
+        </w:rPr>
+        <w:t xml:space="preserve">//Casting is safe here because we know length is non-negative</w:t>
+      </w:r>
+      <w:r>
+        <w:br/>
+      </w:r>
+      <w:r>
+        <w:rPr>
+          <w:rStyle w:val="NormalTok"/>
+        </w:rPr>
+        <w:t xml:space="preserve">  </w:t>
+      </w:r>
+      <w:r>
+        <w:rPr>
+          <w:rStyle w:val="DataTypeTok"/>
+        </w:rPr>
+        <w:t xml:space="preserve">size_t</w:t>
+      </w:r>
+      <w:r>
+        <w:rPr>
+          <w:rStyle w:val="NormalTok"/>
+        </w:rPr>
+        <w:t xml:space="preserve"> alloc_size </w:t>
+      </w:r>
+      <w:r>
+        <w:rPr>
+          <w:rStyle w:val="OperatorTok"/>
+        </w:rPr>
+        <w:t xml:space="preserve">=</w:t>
+      </w:r>
+      <w:r>
+        <w:rPr>
+          <w:rStyle w:val="NormalTok"/>
+        </w:rPr>
+        <w:t xml:space="preserve"> </w:t>
+      </w:r>
+      <w:r>
+        <w:rPr>
+          <w:rStyle w:val="OperatorTok"/>
+        </w:rPr>
+        <w:t xml:space="preserve">(</w:t>
+      </w:r>
+      <w:r>
+        <w:rPr>
+          <w:rStyle w:val="DataTypeTok"/>
+        </w:rPr>
+        <w:t xml:space="preserve">size_t</w:t>
+      </w:r>
+      <w:r>
+        <w:rPr>
+          <w:rStyle w:val="OperatorTok"/>
+        </w:rPr>
+        <w:t xml:space="preserve">)</w:t>
+      </w:r>
+      <w:r>
+        <w:rPr>
+          <w:rStyle w:val="NormalTok"/>
+        </w:rPr>
+        <w:t xml:space="preserve"> length </w:t>
+      </w:r>
+      <w:r>
+        <w:rPr>
+          <w:rStyle w:val="OperatorTok"/>
+        </w:rPr>
+        <w:t xml:space="preserve">+</w:t>
+      </w:r>
+      <w:r>
+        <w:rPr>
+          <w:rStyle w:val="NormalTok"/>
+        </w:rPr>
+        <w:t xml:space="preserve"> </w:t>
+      </w:r>
+      <w:r>
+        <w:rPr>
+          <w:rStyle w:val="DecValTok"/>
+        </w:rPr>
+        <w:t xml:space="preserve">1</w:t>
+      </w:r>
+      <w:r>
+        <w:rPr>
+          <w:rStyle w:val="OperatorTok"/>
+        </w:rPr>
+        <w:t xml:space="preserve">;</w:t>
+      </w:r>
+      <w:r>
+        <w:rPr>
+          <w:rStyle w:val="NormalTok"/>
+        </w:rPr>
+        <w:t xml:space="preserve"> </w:t>
+      </w:r>
+      <w:r>
+        <w:rPr>
+          <w:rStyle w:val="CommentTok"/>
+        </w:rPr>
+        <w:t xml:space="preserve">// +1 for the null terminator</w:t>
+      </w:r>
+      <w:r>
+        <w:br/>
+      </w:r>
+      <w:r>
+        <w:rPr>
+          <w:rStyle w:val="NormalTok"/>
+        </w:rPr>
+        <w:t xml:space="preserve">  </w:t>
+      </w:r>
+      <w:r>
+        <w:rPr>
+          <w:rStyle w:val="DataTypeTok"/>
+        </w:rPr>
+        <w:t xml:space="preserve">char</w:t>
+      </w:r>
+      <w:r>
+        <w:rPr>
+          <w:rStyle w:val="NormalTok"/>
+        </w:rPr>
+        <w:t xml:space="preserve"> </w:t>
+      </w:r>
+      <w:r>
+        <w:rPr>
+          <w:rStyle w:val="OperatorTok"/>
+        </w:rPr>
+        <w:t xml:space="preserve">*</w:t>
+      </w:r>
+      <w:r>
+        <w:rPr>
+          <w:rStyle w:val="NormalTok"/>
+        </w:rPr>
+        <w:t xml:space="preserve">greeting </w:t>
+      </w:r>
+      <w:r>
+        <w:rPr>
+          <w:rStyle w:val="OperatorTok"/>
+        </w:rPr>
+        <w:t xml:space="preserve">=</w:t>
+      </w:r>
+      <w:r>
+        <w:rPr>
+          <w:rStyle w:val="NormalTok"/>
+        </w:rPr>
+        <w:t xml:space="preserve"> malloc</w:t>
+      </w:r>
+      <w:r>
+        <w:rPr>
+          <w:rStyle w:val="OperatorTok"/>
+        </w:rPr>
+        <w:t xml:space="preserve">(</w:t>
+      </w:r>
+      <w:r>
+        <w:rPr>
+          <w:rStyle w:val="NormalTok"/>
+        </w:rPr>
+        <w:t xml:space="preserve">alloc_size</w:t>
+      </w:r>
+      <w:r>
+        <w:rPr>
+          <w:rStyle w:val="OperatorTok"/>
+        </w:rPr>
+        <w:t xml:space="preserve">);</w:t>
+      </w:r>
+      <w:r>
+        <w:br/>
+      </w:r>
+      <w:r>
+        <w:br/>
+      </w:r>
+      <w:r>
+        <w:br/>
+      </w:r>
+      <w:r>
+        <w:rPr>
+          <w:rStyle w:val="NormalTok"/>
+        </w:rPr>
+        <w:t xml:space="preserve">  </w:t>
+      </w:r>
+      <w:r>
+        <w:rPr>
+          <w:rStyle w:val="ControlFlowTok"/>
+        </w:rPr>
+        <w:t xml:space="preserve">if</w:t>
+      </w:r>
+      <w:r>
+        <w:rPr>
+          <w:rStyle w:val="NormalTok"/>
+        </w:rPr>
+        <w:t xml:space="preserve"> </w:t>
+      </w:r>
+      <w:r>
+        <w:rPr>
+          <w:rStyle w:val="OperatorTok"/>
+        </w:rPr>
+        <w:t xml:space="preserve">(</w:t>
+      </w:r>
+      <w:r>
+        <w:rPr>
+          <w:rStyle w:val="NormalTok"/>
+        </w:rPr>
+        <w:t xml:space="preserve">greeting </w:t>
+      </w:r>
+      <w:r>
+        <w:rPr>
+          <w:rStyle w:val="OperatorTok"/>
+        </w:rPr>
+        <w:t xml:space="preserve">==</w:t>
+      </w:r>
+      <w:r>
+        <w:rPr>
+          <w:rStyle w:val="NormalTok"/>
+        </w:rPr>
+        <w:t xml:space="preserve"> NULL</w:t>
+      </w:r>
+      <w:r>
+        <w:rPr>
+          <w:rStyle w:val="OperatorTok"/>
+        </w:rPr>
+        <w:t xml:space="preserve">)</w:t>
+      </w:r>
+      <w:r>
+        <w:rPr>
+          <w:rStyle w:val="NormalTok"/>
+        </w:rPr>
+        <w:t xml:space="preserve"> </w:t>
+      </w:r>
+      <w:r>
+        <w:rPr>
+          <w:rStyle w:val="CommentTok"/>
+        </w:rPr>
+        <w:t xml:space="preserve">// GCOVR_EXCL_START</w:t>
+      </w:r>
+      <w:r>
+        <w:br/>
+      </w:r>
+      <w:r>
+        <w:rPr>
+          <w:rStyle w:val="NormalTok"/>
+        </w:rPr>
+        <w:t xml:space="preserve">  </w:t>
+      </w:r>
+      <w:r>
+        <w:rPr>
+          <w:rStyle w:val="OperatorTok"/>
+        </w:rPr>
+        <w:t xml:space="preserve">{</w:t>
+      </w:r>
+      <w:r>
+        <w:br/>
+      </w:r>
+      <w:r>
+        <w:rPr>
+          <w:rStyle w:val="NormalTok"/>
+        </w:rPr>
+        <w:t xml:space="preserve">    </w:t>
+      </w:r>
+      <w:r>
+        <w:rPr>
+          <w:rStyle w:val="ControlFlowTok"/>
+        </w:rPr>
+        <w:t xml:space="preserve">return</w:t>
+      </w:r>
+      <w:r>
+        <w:rPr>
+          <w:rStyle w:val="NormalTok"/>
+        </w:rPr>
+        <w:t xml:space="preserve"> NULL</w:t>
+      </w:r>
+      <w:r>
+        <w:rPr>
+          <w:rStyle w:val="OperatorTok"/>
+        </w:rPr>
+        <w:t xml:space="preserve">;</w:t>
+      </w:r>
+      <w:r>
+        <w:rPr>
+          <w:rStyle w:val="NormalTok"/>
+        </w:rPr>
+        <w:t xml:space="preserve"> </w:t>
+      </w:r>
+      <w:r>
+        <w:rPr>
+          <w:rStyle w:val="CommentTok"/>
+        </w:rPr>
+        <w:t xml:space="preserve">// Memory allocation failed</w:t>
+      </w:r>
+      <w:r>
+        <w:br/>
+      </w:r>
+      <w:r>
+        <w:rPr>
+          <w:rStyle w:val="NormalTok"/>
+        </w:rPr>
+        <w:t xml:space="preserve">  </w:t>
+      </w:r>
+      <w:r>
+        <w:rPr>
+          <w:rStyle w:val="OperatorTok"/>
+        </w:rPr>
+        <w:t xml:space="preserve">}</w:t>
+      </w:r>
+      <w:r>
+        <w:rPr>
+          <w:rStyle w:val="NormalTok"/>
+        </w:rPr>
+        <w:t xml:space="preserve">  </w:t>
+      </w:r>
+      <w:r>
+        <w:rPr>
+          <w:rStyle w:val="CommentTok"/>
+        </w:rPr>
+        <w:t xml:space="preserve">// GCOVR_EXCL_STOP</w:t>
+      </w:r>
+      <w:r>
+        <w:br/>
+      </w:r>
+      <w:r>
+        <w:br/>
+      </w:r>
+      <w:r>
+        <w:br/>
+      </w:r>
+      <w:r>
+        <w:rPr>
+          <w:rStyle w:val="NormalTok"/>
+        </w:rPr>
+        <w:t xml:space="preserve">  </w:t>
+      </w:r>
+      <w:r>
+        <w:rPr>
+          <w:rStyle w:val="CommentTok"/>
+        </w:rPr>
+        <w:t xml:space="preserve">// Create the greeting message</w:t>
+      </w:r>
+      <w:r>
+        <w:br/>
+      </w:r>
+      <w:r>
+        <w:rPr>
+          <w:rStyle w:val="NormalTok"/>
+        </w:rPr>
+        <w:t xml:space="preserve">  snprintf</w:t>
+      </w:r>
+      <w:r>
+        <w:rPr>
+          <w:rStyle w:val="OperatorTok"/>
+        </w:rPr>
+        <w:t xml:space="preserve">(</w:t>
+      </w:r>
+      <w:r>
+        <w:rPr>
+          <w:rStyle w:val="NormalTok"/>
+        </w:rPr>
+        <w:t xml:space="preserve">greeting</w:t>
+      </w:r>
+      <w:r>
+        <w:rPr>
+          <w:rStyle w:val="OperatorTok"/>
+        </w:rPr>
+        <w:t xml:space="preserve">,</w:t>
+      </w:r>
+      <w:r>
+        <w:rPr>
+          <w:rStyle w:val="NormalTok"/>
+        </w:rPr>
+        <w:t xml:space="preserve"> alloc_size</w:t>
+      </w:r>
+      <w:r>
+        <w:rPr>
+          <w:rStyle w:val="OperatorTok"/>
+        </w:rPr>
+        <w:t xml:space="preserve">,</w:t>
+      </w:r>
+      <w:r>
+        <w:rPr>
+          <w:rStyle w:val="NormalTok"/>
+        </w:rPr>
+        <w:t xml:space="preserve"> </w:t>
       </w:r>
       <w:r>
         <w:rPr>
           <w:rStyle w:val="StringTok"/>
         </w:rPr>
-        <w:t xml:space="preserve">!"</w:t>
-      </w:r>
-      <w:r>
-        <w:rPr>
-          <w:rStyle w:val="OperatorTok"/>
-        </w:rPr>
-        <w:t xml:space="preserve">,</w:t>
-      </w:r>
-      <w:r>
-        <w:rPr>
-          <w:rStyle w:val="NormalTok"/>
-        </w:rPr>
-        <w:t xml:space="preserve"> name</w:t>
-      </w:r>
-      <w:r>
-        <w:rPr>
-          <w:rStyle w:val="OperatorTok"/>
-        </w:rPr>
-        <w:t xml:space="preserve">);</w:t>
-      </w:r>
-      <w:r>
-        <w:br/>
-      </w:r>
-      <w:r>
-        <w:rPr>
-          <w:rStyle w:val="NormalTok"/>
-        </w:rPr>
-        <w:t xml:space="preserve">  </w:t>
-      </w:r>
-      <w:r>
-        <w:rPr>
-          <w:rStyle w:val="ControlFlowTok"/>
-        </w:rPr>
-        <w:t xml:space="preserve">if</w:t>
-      </w:r>
-      <w:r>
-        <w:rPr>
-          <w:rStyle w:val="NormalTok"/>
-        </w:rPr>
-        <w:t xml:space="preserve"> </w:t>
-      </w:r>
-      <w:r>
-        <w:rPr>
-          <w:rStyle w:val="OperatorTok"/>
-        </w:rPr>
-        <w:t xml:space="preserve">(</w:t>
-      </w:r>
-      <w:r>
-        <w:rPr>
-          <w:rStyle w:val="NormalTok"/>
-        </w:rPr>
-        <w:t xml:space="preserve">length </w:t>
-      </w:r>
-      <w:r>
-        <w:rPr>
-          <w:rStyle w:val="OperatorTok"/>
-        </w:rPr>
-        <w:t xml:space="preserve">&lt;</w:t>
-      </w:r>
-      <w:r>
-        <w:rPr>
-          <w:rStyle w:val="NormalTok"/>
-        </w:rPr>
-        <w:t xml:space="preserve"> </w:t>
-      </w:r>
-      <w:r>
-        <w:rPr>
-          <w:rStyle w:val="DecValTok"/>
-        </w:rPr>
-        <w:t xml:space="preserve">0</w:t>
-      </w:r>
-      <w:r>
-        <w:rPr>
-          <w:rStyle w:val="OperatorTok"/>
-        </w:rPr>
-        <w:t xml:space="preserve">)</w:t>
-      </w:r>
-      <w:r>
-        <w:rPr>
-          <w:rStyle w:val="NormalTok"/>
-        </w:rPr>
-        <w:t xml:space="preserve"> </w:t>
-      </w:r>
-      <w:r>
-        <w:rPr>
-          <w:rStyle w:val="CommentTok"/>
-        </w:rPr>
-        <w:t xml:space="preserve">// GCOVR_EXCL_START</w:t>
-      </w:r>
-      <w:r>
-        <w:br/>
-      </w:r>
-      <w:r>
-        <w:rPr>
-          <w:rStyle w:val="NormalTok"/>
-        </w:rPr>
-        <w:t xml:space="preserve">  </w:t>
-      </w:r>
-      <w:r>
-        <w:rPr>
-          <w:rStyle w:val="OperatorTok"/>
-        </w:rPr>
-        <w:t xml:space="preserve">{</w:t>
-      </w:r>
-      <w:r>
-        <w:br/>
-      </w:r>
-      <w:r>
-        <w:rPr>
-          <w:rStyle w:val="NormalTok"/>
-        </w:rPr>
-        <w:t xml:space="preserve">    </w:t>
-      </w:r>
-      <w:r>
-        <w:rPr>
-          <w:rStyle w:val="ControlFlowTok"/>
-        </w:rPr>
-        <w:t xml:space="preserve">return</w:t>
-      </w:r>
-      <w:r>
-        <w:rPr>
-          <w:rStyle w:val="NormalTok"/>
-        </w:rPr>
-        <w:t xml:space="preserve"> NULL</w:t>
-      </w:r>
-      <w:r>
-        <w:rPr>
-          <w:rStyle w:val="OperatorTok"/>
-        </w:rPr>
-        <w:t xml:space="preserve">;</w:t>
-      </w:r>
-      <w:r>
-        <w:rPr>
-          <w:rStyle w:val="NormalTok"/>
-        </w:rPr>
-        <w:t xml:space="preserve"> </w:t>
-      </w:r>
-      <w:r>
-        <w:rPr>
-          <w:rStyle w:val="CommentTok"/>
-        </w:rPr>
-        <w:t xml:space="preserve">// snprintf failed</w:t>
-      </w:r>
-      <w:r>
-        <w:br/>
-      </w:r>
-      <w:r>
-        <w:rPr>
-          <w:rStyle w:val="NormalTok"/>
-        </w:rPr>
-        <w:t xml:space="preserve">  </w:t>
-      </w:r>
-      <w:r>
-        <w:rPr>
-          <w:rStyle w:val="OperatorTok"/>
-        </w:rPr>
-        <w:t xml:space="preserve">}</w:t>
-      </w:r>
-      <w:r>
-        <w:rPr>
-          <w:rStyle w:val="NormalTok"/>
-        </w:rPr>
-        <w:t xml:space="preserve"> </w:t>
-      </w:r>
-      <w:r>
-        <w:rPr>
-          <w:rStyle w:val="CommentTok"/>
-        </w:rPr>
-        <w:t xml:space="preserve">// GCOVR_EXCL_STOP</w:t>
-      </w:r>
-      <w:r>
-        <w:br/>
-      </w:r>
-      <w:r>
-        <w:br/>
-      </w:r>
-      <w:r>
-        <w:rPr>
-          <w:rStyle w:val="NormalTok"/>
-        </w:rPr>
-        <w:t xml:space="preserve">  </w:t>
-      </w:r>
-      <w:r>
-        <w:rPr>
-          <w:rStyle w:val="CommentTok"/>
-        </w:rPr>
-        <w:t xml:space="preserve">//Casting is safe here because we know length is non-negative</w:t>
-      </w:r>
-      <w:r>
-        <w:br/>
-      </w:r>
-      <w:r>
-        <w:rPr>
-          <w:rStyle w:val="NormalTok"/>
-        </w:rPr>
-        <w:t xml:space="preserve">  </w:t>
-      </w:r>
-      <w:r>
-        <w:rPr>
-          <w:rStyle w:val="DataTypeTok"/>
-        </w:rPr>
-        <w:t xml:space="preserve">size_t</w:t>
-      </w:r>
-      <w:r>
-        <w:rPr>
-          <w:rStyle w:val="NormalTok"/>
-        </w:rPr>
-        <w:t xml:space="preserve"> alloc_size </w:t>
-      </w:r>
-      <w:r>
-        <w:rPr>
-          <w:rStyle w:val="OperatorTok"/>
-        </w:rPr>
-        <w:t xml:space="preserve">=</w:t>
-      </w:r>
-      <w:r>
-        <w:rPr>
-          <w:rStyle w:val="NormalTok"/>
-        </w:rPr>
-        <w:t xml:space="preserve"> </w:t>
-      </w:r>
-      <w:r>
-        <w:rPr>
-          <w:rStyle w:val="OperatorTok"/>
-        </w:rPr>
-        <w:t xml:space="preserve">(</w:t>
-      </w:r>
-      <w:r>
-        <w:rPr>
-          <w:rStyle w:val="DataTypeTok"/>
-        </w:rPr>
-        <w:t xml:space="preserve">size_t</w:t>
-      </w:r>
-      <w:r>
-        <w:rPr>
-          <w:rStyle w:val="OperatorTok"/>
-        </w:rPr>
-        <w:t xml:space="preserve">)</w:t>
-      </w:r>
-      <w:r>
-        <w:rPr>
-          <w:rStyle w:val="NormalTok"/>
-        </w:rPr>
-        <w:t xml:space="preserve"> length </w:t>
-      </w:r>
-      <w:r>
-        <w:rPr>
-          <w:rStyle w:val="OperatorTok"/>
-        </w:rPr>
-        <w:t xml:space="preserve">+</w:t>
-      </w:r>
-      <w:r>
-        <w:rPr>
-          <w:rStyle w:val="NormalTok"/>
-        </w:rPr>
-        <w:t xml:space="preserve"> </w:t>
-      </w:r>
-      <w:r>
-        <w:rPr>
-          <w:rStyle w:val="DecValTok"/>
-        </w:rPr>
-        <w:t xml:space="preserve">1</w:t>
-      </w:r>
-      <w:r>
-        <w:rPr>
-          <w:rStyle w:val="OperatorTok"/>
-        </w:rPr>
-        <w:t xml:space="preserve">;</w:t>
-      </w:r>
-      <w:r>
-        <w:rPr>
-          <w:rStyle w:val="NormalTok"/>
-        </w:rPr>
-        <w:t xml:space="preserve"> </w:t>
-      </w:r>
-      <w:r>
-        <w:rPr>
-          <w:rStyle w:val="CommentTok"/>
-        </w:rPr>
-        <w:t xml:space="preserve">// +1 for the null terminator</w:t>
-      </w:r>
-      <w:r>
-        <w:br/>
-      </w:r>
-      <w:r>
-        <w:rPr>
-          <w:rStyle w:val="NormalTok"/>
-        </w:rPr>
-        <w:t xml:space="preserve">  </w:t>
-      </w:r>
-      <w:r>
-        <w:rPr>
-          <w:rStyle w:val="DataTypeTok"/>
-        </w:rPr>
-        <w:t xml:space="preserve">char</w:t>
-      </w:r>
-      <w:r>
-        <w:rPr>
-          <w:rStyle w:val="NormalTok"/>
-        </w:rPr>
-        <w:t xml:space="preserve"> </w:t>
-      </w:r>
-      <w:r>
-        <w:rPr>
-          <w:rStyle w:val="OperatorTok"/>
-        </w:rPr>
-        <w:t xml:space="preserve">*</w:t>
-      </w:r>
-      <w:r>
-        <w:rPr>
-          <w:rStyle w:val="NormalTok"/>
-        </w:rPr>
-        <w:t xml:space="preserve">greeting </w:t>
-      </w:r>
-      <w:r>
-        <w:rPr>
-          <w:rStyle w:val="OperatorTok"/>
-        </w:rPr>
-        <w:t xml:space="preserve">=</w:t>
-      </w:r>
-      <w:r>
-        <w:rPr>
-          <w:rStyle w:val="NormalTok"/>
-        </w:rPr>
-        <w:t xml:space="preserve"> malloc</w:t>
-      </w:r>
-      <w:r>
-        <w:rPr>
-          <w:rStyle w:val="OperatorTok"/>
-        </w:rPr>
-        <w:t xml:space="preserve">(</w:t>
-      </w:r>
-      <w:r>
-        <w:rPr>
-          <w:rStyle w:val="NormalTok"/>
-        </w:rPr>
-        <w:t xml:space="preserve"> alloc_size</w:t>
-      </w:r>
-      <w:r>
-        <w:rPr>
-          <w:rStyle w:val="OperatorTok"/>
-        </w:rPr>
-        <w:t xml:space="preserve">);</w:t>
-      </w:r>
-      <w:r>
-        <w:br/>
-      </w:r>
-      <w:r>
-        <w:br/>
-      </w:r>
-      <w:r>
-        <w:br/>
-      </w:r>
-      <w:r>
-        <w:rPr>
-          <w:rStyle w:val="NormalTok"/>
-        </w:rPr>
-        <w:t xml:space="preserve">  </w:t>
-      </w:r>
-      <w:r>
-        <w:rPr>
-          <w:rStyle w:val="ControlFlowTok"/>
-        </w:rPr>
-        <w:t xml:space="preserve">if</w:t>
-      </w:r>
-      <w:r>
-        <w:rPr>
-          <w:rStyle w:val="NormalTok"/>
-        </w:rPr>
-        <w:t xml:space="preserve"> </w:t>
-      </w:r>
-      <w:r>
-        <w:rPr>
-          <w:rStyle w:val="OperatorTok"/>
-        </w:rPr>
-        <w:t xml:space="preserve">(</w:t>
-      </w:r>
-      <w:r>
-        <w:rPr>
-          <w:rStyle w:val="NormalTok"/>
-        </w:rPr>
-        <w:t xml:space="preserve">greeting </w:t>
-      </w:r>
-      <w:r>
-        <w:rPr>
-          <w:rStyle w:val="OperatorTok"/>
-        </w:rPr>
-        <w:t xml:space="preserve">==</w:t>
-      </w:r>
-      <w:r>
-        <w:rPr>
-          <w:rStyle w:val="NormalTok"/>
-        </w:rPr>
-        <w:t xml:space="preserve"> NULL</w:t>
-      </w:r>
-      <w:r>
-        <w:rPr>
-          <w:rStyle w:val="OperatorTok"/>
-        </w:rPr>
-        <w:t xml:space="preserve">)</w:t>
-      </w:r>
-      <w:r>
-        <w:rPr>
-          <w:rStyle w:val="NormalTok"/>
-        </w:rPr>
-        <w:t xml:space="preserve"> </w:t>
-      </w:r>
-      <w:r>
-        <w:rPr>
-          <w:rStyle w:val="CommentTok"/>
-        </w:rPr>
-        <w:t xml:space="preserve">// GCOVR_EXCL_START</w:t>
-      </w:r>
-      <w:r>
-        <w:br/>
-      </w:r>
-      <w:r>
-        <w:rPr>
-          <w:rStyle w:val="NormalTok"/>
-        </w:rPr>
-        <w:t xml:space="preserve">  </w:t>
-      </w:r>
-      <w:r>
-        <w:rPr>
-          <w:rStyle w:val="OperatorTok"/>
-        </w:rPr>
-        <w:t xml:space="preserve">{</w:t>
-      </w:r>
-      <w:r>
-        <w:br/>
-      </w:r>
-      <w:r>
-        <w:rPr>
-          <w:rStyle w:val="NormalTok"/>
-        </w:rPr>
-        <w:t xml:space="preserve">    </w:t>
-      </w:r>
-      <w:r>
-        <w:rPr>
-          <w:rStyle w:val="ControlFlowTok"/>
-        </w:rPr>
-        <w:t xml:space="preserve">return</w:t>
-      </w:r>
-      <w:r>
-        <w:rPr>
-          <w:rStyle w:val="NormalTok"/>
-        </w:rPr>
-        <w:t xml:space="preserve"> NULL</w:t>
-      </w:r>
-      <w:r>
-        <w:rPr>
-          <w:rStyle w:val="OperatorTok"/>
-        </w:rPr>
-        <w:t xml:space="preserve">;</w:t>
-      </w:r>
-      <w:r>
-        <w:rPr>
-          <w:rStyle w:val="NormalTok"/>
-        </w:rPr>
-        <w:t xml:space="preserve"> </w:t>
-      </w:r>
-      <w:r>
-        <w:rPr>
-          <w:rStyle w:val="CommentTok"/>
-        </w:rPr>
-        <w:t xml:space="preserve">// Memory allocation failed</w:t>
-      </w:r>
-      <w:r>
-        <w:br/>
-      </w:r>
-      <w:r>
-        <w:rPr>
-          <w:rStyle w:val="NormalTok"/>
-        </w:rPr>
-        <w:t xml:space="preserve">  </w:t>
-      </w:r>
-      <w:r>
-        <w:rPr>
-          <w:rStyle w:val="OperatorTok"/>
-        </w:rPr>
-        <w:t xml:space="preserve">}</w:t>
-      </w:r>
-      <w:r>
-        <w:rPr>
-          <w:rStyle w:val="NormalTok"/>
-        </w:rPr>
-        <w:t xml:space="preserve">  </w:t>
-      </w:r>
-      <w:r>
-        <w:rPr>
-          <w:rStyle w:val="CommentTok"/>
-        </w:rPr>
-        <w:t xml:space="preserve">// GCOVR_EXCL_STOP</w:t>
-      </w:r>
-      <w:r>
-        <w:br/>
-      </w:r>
-      <w:r>
-        <w:br/>
-      </w:r>
-      <w:r>
-        <w:br/>
-      </w:r>
-      <w:r>
-        <w:rPr>
-          <w:rStyle w:val="NormalTok"/>
-        </w:rPr>
-        <w:t xml:space="preserve">  </w:t>
-      </w:r>
-      <w:r>
-        <w:rPr>
-          <w:rStyle w:val="CommentTok"/>
-        </w:rPr>
-        <w:t xml:space="preserve">// Create the greeting message</w:t>
-      </w:r>
-      <w:r>
-        <w:br/>
-      </w:r>
-      <w:r>
-        <w:rPr>
-          <w:rStyle w:val="NormalTok"/>
-        </w:rPr>
-        <w:t xml:space="preserve">  snprintf</w:t>
-      </w:r>
-      <w:r>
-        <w:rPr>
-          <w:rStyle w:val="OperatorTok"/>
-        </w:rPr>
-        <w:t xml:space="preserve">(</w:t>
-      </w:r>
-      <w:r>
-        <w:rPr>
-          <w:rStyle w:val="NormalTok"/>
-        </w:rPr>
-        <w:t xml:space="preserve">greeting</w:t>
-      </w:r>
-      <w:r>
-        <w:rPr>
-          <w:rStyle w:val="OperatorTok"/>
-        </w:rPr>
-        <w:t xml:space="preserve">,</w:t>
-      </w:r>
-      <w:r>
-        <w:rPr>
-          <w:rStyle w:val="NormalTok"/>
-        </w:rPr>
-        <w:t xml:space="preserve"> alloc_size</w:t>
-      </w:r>
-      <w:r>
-        <w:rPr>
-          <w:rStyle w:val="OperatorTok"/>
-        </w:rPr>
-        <w:t xml:space="preserve">,</w:t>
-      </w:r>
-      <w:r>
-        <w:rPr>
-          <w:rStyle w:val="NormalTok"/>
-        </w:rPr>
-        <w:t xml:space="preserve"> </w:t>
-      </w:r>
-      <w:r>
-        <w:rPr>
-          <w:rStyle w:val="StringTok"/>
-        </w:rPr>
-        <w:t xml:space="preserve">"Hello, </w:t>
-      </w:r>
-      <w:r>
-        <w:rPr>
-          <w:rStyle w:val="SpecialCharTok"/>
-        </w:rPr>
-        <w:t xml:space="preserve">%s</w:t>
-      </w:r>
-      <w:r>
-        <w:rPr>
-          <w:rStyle w:val="StringTok"/>
-        </w:rPr>
-        <w:t xml:space="preserve">!"</w:t>
+        <w:t xml:space="preserve">"Hello, %s!"</w:t>
       </w:r>
       <w:r>
         <w:rPr>
@@ -5722,6 +5686,45 @@
         <w:rPr>
           <w:rStyle w:val="CommentTok"/>
         </w:rPr>
+        <w:t xml:space="preserve"> * </w:t>
+      </w:r>
+      <w:r>
+        <w:br/>
+      </w:r>
+      <w:r>
+        <w:rPr>
+          <w:rStyle w:val="CommentTok"/>
+        </w:rPr>
+        <w:t xml:space="preserve"> * </w:t>
+      </w:r>
+      <w:r>
+        <w:rPr>
+          <w:rStyle w:val="InformationTok"/>
+        </w:rPr>
+        <w:t xml:space="preserve">@note</w:t>
+      </w:r>
+      <w:r>
+        <w:rPr>
+          <w:rStyle w:val="CommentTok"/>
+        </w:rPr>
+        <w:t xml:space="preserve"> AI usage: ChatGPT assisted with understanding the memory leaks required by Task 4.</w:t>
+      </w:r>
+      <w:r>
+        <w:br/>
+      </w:r>
+      <w:r>
+        <w:rPr>
+          <w:rStyle w:val="CommentTok"/>
+        </w:rPr>
+        <w:t xml:space="preserve"> * </w:t>
+      </w:r>
+      <w:r>
+        <w:br/>
+      </w:r>
+      <w:r>
+        <w:rPr>
+          <w:rStyle w:val="CommentTok"/>
+        </w:rPr>
         <w:t xml:space="preserve"> */</w:t>
       </w:r>
       <w:r>
@@ -6319,6 +6322,81 @@
         <w:br/>
       </w:r>
       <w:r>
+        <w:rPr>
+          <w:rStyle w:val="CommentTok"/>
+        </w:rPr>
+        <w:t xml:space="preserve">/**</w:t>
+      </w:r>
+      <w:r>
+        <w:br/>
+      </w:r>
+      <w:r>
+        <w:rPr>
+          <w:rStyle w:val="CommentTok"/>
+        </w:rPr>
+        <w:t xml:space="preserve"> * </w:t>
+      </w:r>
+      <w:r>
+        <w:rPr>
+          <w:rStyle w:val="AnnotationTok"/>
+        </w:rPr>
+        <w:t xml:space="preserve">@brief</w:t>
+      </w:r>
+      <w:r>
+        <w:rPr>
+          <w:rStyle w:val="CommentTok"/>
+        </w:rPr>
+        <w:t xml:space="preserve"> Documents AI assistance used during Task 4.</w:t>
+      </w:r>
+      <w:r>
+        <w:br/>
+      </w:r>
+      <w:r>
+        <w:rPr>
+          <w:rStyle w:val="CommentTok"/>
+        </w:rPr>
+        <w:t xml:space="preserve"> *</w:t>
+      </w:r>
+      <w:r>
+        <w:br/>
+      </w:r>
+      <w:r>
+        <w:rPr>
+          <w:rStyle w:val="CommentTok"/>
+        </w:rPr>
+        <w:t xml:space="preserve"> * </w:t>
+      </w:r>
+      <w:r>
+        <w:rPr>
+          <w:rStyle w:val="InformationTok"/>
+        </w:rPr>
+        <w:t xml:space="preserve">@note</w:t>
+      </w:r>
+      <w:r>
+        <w:rPr>
+          <w:rStyle w:val="CommentTok"/>
+        </w:rPr>
+        <w:t xml:space="preserve"> AI usage: ChatGPT assisted with understanding the memory leaks required by Task 4.</w:t>
+      </w:r>
+      <w:r>
+        <w:br/>
+      </w:r>
+      <w:r>
+        <w:rPr>
+          <w:rStyle w:val="CommentTok"/>
+        </w:rPr>
+        <w:t xml:space="preserve"> * </w:t>
+      </w:r>
+      <w:r>
+        <w:br/>
+      </w:r>
+      <w:r>
+        <w:rPr>
+          <w:rStyle w:val="CommentTok"/>
+        </w:rPr>
+        <w:t xml:space="preserve"> */</w:t>
+      </w:r>
+      <w:r>
         <w:br/>
       </w:r>
       <w:r>
@@ -6496,13 +6574,13 @@
         <w:rPr>
           <w:rStyle w:val="StringTok"/>
         </w:rPr>
-        <w:t xml:space="preserve">"</w:t>
+        <w:t xml:space="preserve">"%s</w:t>
       </w:r>
       <w:r>
         <w:rPr>
           <w:rStyle w:val="SpecialCharTok"/>
         </w:rPr>
-        <w:t xml:space="preserve">%s\n</w:t>
+        <w:t xml:space="preserve">\n</w:t>
       </w:r>
       <w:r>
         <w:rPr>
@@ -7998,7 +8076,7 @@
         <w:pStyle w:val="FirstParagraph"/>
       </w:pPr>
       <w:r>
-        <w:t xml:space="preserve">Report generated on 08/31/2026 at 14:30:31</w:t>
+        <w:t xml:space="preserve">Report generated on 08/31/2026 at 09:03:39</w:t>
       </w:r>
     </w:p>
     <w:p>
@@ -8023,7 +8101,7 @@
         <w:pStyle w:val="FirstParagraph"/>
       </w:pPr>
       <w:r>
-        <w:t xml:space="preserve">SHA-256 Hash of the report: 7a594634610a3ddaaf11975be42ec2a41a089f3f9df251890d31a18e51ff80e9</w:t>
+        <w:t xml:space="preserve">SHA-256 Hash of the report: a15a9b3eb3aac8832f77701b76b035bb5c0a906030eb3f53f325afb53c3e51ad</w:t>
       </w:r>
     </w:p>
     <w:p>
@@ -8034,61 +8112,8 @@
         <w:t xml:space="preserve">Do not edit the generated report. Any changes will be reported as academic dishonesty</w:t>
       </w:r>
     </w:p>
-    <w:p>
-      <w:r>
-        <w:pict>
-          <v:rect style="width:0;height:1.5pt" o:hralign="center" o:hrstd="t" o:hr="t"/>
-        </w:pict>
-      </w:r>
-    </w:p>
     <w:bookmarkEnd w:id="37"/>
-    <w:bookmarkStart w:id="38" w:name="github-info"/>
-    <w:p>
-      <w:pPr>
-        <w:pStyle w:val="Heading2"/>
-      </w:pPr>
-      <w:r>
-        <w:t xml:space="preserve">GitHub Info</w:t>
-      </w:r>
-    </w:p>
-    <w:p>
-      <w:pPr>
-        <w:pStyle w:val="Compact"/>
-        <w:numPr>
-          <w:ilvl w:val="0"/>
-          <w:numId w:val="1003"/>
-        </w:numPr>
-      </w:pPr>
-      <w:r>
-        <w:t xml:space="preserve">GitHub repo name: kobbysika/Computer-Networks-CS525</w:t>
-      </w:r>
-    </w:p>
-    <w:p>
-      <w:pPr>
-        <w:pStyle w:val="Compact"/>
-        <w:numPr>
-          <w:ilvl w:val="0"/>
-          <w:numId w:val="1003"/>
-        </w:numPr>
-      </w:pPr>
-      <w:r>
-        <w:t xml:space="preserve">The repository visibility is public.</w:t>
-      </w:r>
-    </w:p>
-    <w:p>
-      <w:pPr>
-        <w:pStyle w:val="Compact"/>
-        <w:numPr>
-          <w:ilvl w:val="0"/>
-          <w:numId w:val="1003"/>
-        </w:numPr>
-      </w:pPr>
-      <w:r>
-        <w:t xml:space="preserve">The workflow was triggered by kobbysika</w:t>
-      </w:r>
-    </w:p>
     <w:bookmarkEnd w:id="38"/>
-    <w:bookmarkEnd w:id="39"/>
     <w:sectPr/>
   </w:body>
 </w:document>
@@ -8120,14 +8145,14 @@
 <file path=word/numbering.xml><?xml version="1.0" encoding="utf-8"?>
 <w:numbering xmlns:w="http://schemas.openxmlformats.org/wordprocessingml/2006/main">
   <w:abstractNum w:abstractNumId="990">
-    <w:nsid w:val="0000A990"/>
+    <w:nsid w:val="A990"/>
     <w:multiLevelType w:val="multilevel"/>
     <w:lvl w:ilvl="0">
       <w:numFmt w:val="bullet"/>
       <w:lvlText w:val=" "/>
       <w:lvlJc w:val="left"/>
       <w:pPr>
-        <w:ind w:left="720" w:hanging="360"/>
+        <w:ind w:left="720" w:hanging="480"/>
       </w:pPr>
     </w:lvl>
     <w:lvl w:ilvl="1">
@@ -8135,7 +8160,7 @@
       <w:lvlText w:val=" "/>
       <w:lvlJc w:val="left"/>
       <w:pPr>
-        <w:ind w:left="1440" w:hanging="360"/>
+        <w:ind w:left="1440" w:hanging="480"/>
       </w:pPr>
     </w:lvl>
     <w:lvl w:ilvl="2">
@@ -8143,7 +8168,7 @@
       <w:lvlText w:val=" "/>
       <w:lvlJc w:val="left"/>
       <w:pPr>
-        <w:ind w:left="2160" w:hanging="360"/>
+        <w:ind w:left="2160" w:hanging="480"/>
       </w:pPr>
     </w:lvl>
     <w:lvl w:ilvl="3">
@@ -8151,7 +8176,7 @@
       <w:lvlText w:val=" "/>
       <w:lvlJc w:val="left"/>
       <w:pPr>
-        <w:ind w:left="2880" w:hanging="360"/>
+        <w:ind w:left="2880" w:hanging="480"/>
       </w:pPr>
     </w:lvl>
     <w:lvl w:ilvl="4">
@@ -8159,7 +8184,7 @@
       <w:lvlText w:val=" "/>
       <w:lvlJc w:val="left"/>
       <w:pPr>
-        <w:ind w:left="3600" w:hanging="360"/>
+        <w:ind w:left="3600" w:hanging="480"/>
       </w:pPr>
     </w:lvl>
     <w:lvl w:ilvl="5">
@@ -8167,7 +8192,7 @@
       <w:lvlText w:val=" "/>
       <w:lvlJc w:val="left"/>
       <w:pPr>
-        <w:ind w:left="4320" w:hanging="360"/>
+        <w:ind w:left="4320" w:hanging="480"/>
       </w:pPr>
     </w:lvl>
     <w:lvl w:ilvl="6">
@@ -8175,7 +8200,7 @@
       <w:lvlText w:val=" "/>
       <w:lvlJc w:val="left"/>
       <w:pPr>
-        <w:ind w:left="5040" w:hanging="360"/>
+        <w:ind w:left="5040" w:hanging="480"/>
       </w:pPr>
     </w:lvl>
     <w:lvl w:ilvl="7">
@@ -8183,7 +8208,7 @@
       <w:lvlText w:val=" "/>
       <w:lvlJc w:val="left"/>
       <w:pPr>
-        <w:ind w:left="5760" w:hanging="360"/>
+        <w:ind w:left="5760" w:hanging="480"/>
       </w:pPr>
     </w:lvl>
     <w:lvl w:ilvl="8">
@@ -8191,111 +8216,84 @@
       <w:lvlText w:val=" "/>
       <w:lvlJc w:val="left"/>
       <w:pPr>
-        <w:ind w:left="6480" w:hanging="360"/>
+        <w:ind w:left="6480" w:hanging="480"/>
       </w:pPr>
     </w:lvl>
   </w:abstractNum>
   <w:abstractNum w:abstractNumId="991">
-    <w:nsid w:val="0000A991"/>
+    <w:nsid w:val="A991"/>
     <w:multiLevelType w:val="multilevel"/>
     <w:lvl w:ilvl="0">
       <w:numFmt w:val="bullet"/>
-      <w:lvlText w:val=""/>
+      <w:lvlText w:val="•"/>
       <w:lvlJc w:val="left"/>
       <w:pPr>
-        <w:ind w:left="720" w:hanging="360"/>
+        <w:ind w:left="720" w:hanging="480"/>
       </w:pPr>
-      <w:rPr>
-        <w:rFonts w:ascii="Symbol" w:hAnsi="Symbol" w:cs="Symbol" w:hint="default"/>
-      </w:rPr>
     </w:lvl>
     <w:lvl w:ilvl="1">
       <w:numFmt w:val="bullet"/>
-      <w:lvlText w:val="o"/>
+      <w:lvlText w:val="–"/>
       <w:lvlJc w:val="left"/>
       <w:pPr>
-        <w:ind w:left="1440" w:hanging="360"/>
+        <w:ind w:left="1440" w:hanging="480"/>
       </w:pPr>
-      <w:rPr>
-        <w:rFonts w:ascii="Courier New" w:hAnsi="Courier New" w:cs="Courier New" w:hint="default"/>
-      </w:rPr>
     </w:lvl>
     <w:lvl w:ilvl="2">
       <w:numFmt w:val="bullet"/>
-      <w:lvlText w:val=""/>
+      <w:lvlText w:val="•"/>
       <w:lvlJc w:val="left"/>
       <w:pPr>
-        <w:ind w:left="2160" w:hanging="360"/>
+        <w:ind w:left="2160" w:hanging="480"/>
       </w:pPr>
-      <w:rPr>
-        <w:rFonts w:ascii="Wingdings" w:hAnsi="Wingdings" w:cs="Wingdings" w:hint="default"/>
-      </w:rPr>
     </w:lvl>
     <w:lvl w:ilvl="3">
       <w:numFmt w:val="bullet"/>
-      <w:lvlText w:val=""/>
+      <w:lvlText w:val="–"/>
       <w:lvlJc w:val="left"/>
       <w:pPr>
-        <w:ind w:left="2880" w:hanging="360"/>
+        <w:ind w:left="2880" w:hanging="480"/>
       </w:pPr>
-      <w:rPr>
-        <w:rFonts w:ascii="Symbol" w:hAnsi="Symbol" w:cs="Symbol" w:hint="default"/>
-      </w:rPr>
     </w:lvl>
     <w:lvl w:ilvl="4">
       <w:numFmt w:val="bullet"/>
-      <w:lvlText w:val="o"/>
+      <w:lvlText w:val="•"/>
       <w:lvlJc w:val="left"/>
       <w:pPr>
-        <w:ind w:left="3600" w:hanging="360"/>
+        <w:ind w:left="3600" w:hanging="480"/>
       </w:pPr>
-      <w:rPr>
-        <w:rFonts w:ascii="Courier New" w:hAnsi="Courier New" w:cs="Courier New" w:hint="default"/>
-      </w:rPr>
     </w:lvl>
     <w:lvl w:ilvl="5">
       <w:numFmt w:val="bullet"/>
-      <w:lvlText w:val=""/>
+      <w:lvlText w:val="–"/>
       <w:lvlJc w:val="left"/>
       <w:pPr>
-        <w:ind w:left="4320" w:hanging="360"/>
+        <w:ind w:left="4320" w:hanging="480"/>
       </w:pPr>
-      <w:rPr>
-        <w:rFonts w:ascii="Wingdings" w:hAnsi="Wingdings" w:cs="Wingdings" w:hint="default"/>
-      </w:rPr>
     </w:lvl>
     <w:lvl w:ilvl="6">
       <w:numFmt w:val="bullet"/>
-      <w:lvlText w:val=""/>
+      <w:lvlText w:val="•"/>
       <w:lvlJc w:val="left"/>
       <w:pPr>
-        <w:ind w:left="5040" w:hanging="360"/>
+        <w:ind w:left="5040" w:hanging="480"/>
       </w:pPr>
-      <w:rPr>
-        <w:rFonts w:ascii="Symbol" w:hAnsi="Symbol" w:cs="Symbol" w:hint="default"/>
-      </w:rPr>
     </w:lvl>
     <w:lvl w:ilvl="7">
       <w:numFmt w:val="bullet"/>
-      <w:lvlText w:val="o"/>
+      <w:lvlText w:val="–"/>
       <w:lvlJc w:val="left"/>
       <w:pPr>
-        <w:ind w:left="5760" w:hanging="360"/>
+        <w:ind w:left="5760" w:hanging="480"/>
       </w:pPr>
-      <w:rPr>
-        <w:rFonts w:ascii="Courier New" w:hAnsi="Courier New" w:cs="Courier New" w:hint="default"/>
-      </w:rPr>
     </w:lvl>
     <w:lvl w:ilvl="8">
       <w:numFmt w:val="bullet"/>
-      <w:lvlText w:val=""/>
+      <w:lvlText w:val="•"/>
       <w:lvlJc w:val="left"/>
       <w:pPr>
-        <w:ind w:left="6480" w:hanging="360"/>
+        <w:ind w:left="6480" w:hanging="480"/>
       </w:pPr>
-      <w:rPr>
-        <w:rFonts w:ascii="Wingdings" w:hAnsi="Wingdings" w:cs="Wingdings" w:hint="default"/>
-      </w:rPr>
     </w:lvl>
   </w:abstractNum>
   <w:num w:numId="1000">
@@ -8305,9 +8303,6 @@
     <w:abstractNumId w:val="991"/>
   </w:num>
   <w:num w:numId="1002">
-    <w:abstractNumId w:val="991"/>
-  </w:num>
-  <w:num w:numId="1003">
     <w:abstractNumId w:val="991"/>
   </w:num>
 </w:numbering>
@@ -8339,10 +8334,10 @@
     <w:name w:val="Body Text"/>
     <w:basedOn w:val="Normal"/>
     <w:link w:val="BodyTextChar"/>
-    <w:qFormat/>
     <w:pPr>
       <w:spacing w:after="180" w:before="180"/>
     </w:pPr>
+    <w:qFormat/>
   </w:style>
   <w:style w:customStyle="1" w:styleId="FirstParagraph" w:type="paragraph">
     <w:name w:val="First Paragraph"/>
@@ -8362,69 +8357,36 @@
     <w:name w:val="Title"/>
     <w:basedOn w:val="Normal"/>
     <w:next w:val="BodyText"/>
-    <w:link w:val="TitleChar"/>
-    <w:uiPriority w:val="10"/>
     <w:qFormat/>
-    <w:rsid w:val="00A10FD9"/>
     <w:pPr>
-      <w:spacing w:after="80" w:line="240" w:lineRule="auto"/>
-      <w:contextualSpacing/>
+      <w:keepNext/>
+      <w:keepLines/>
+      <w:spacing w:after="240" w:before="480"/>
       <w:jc w:val="center"/>
     </w:pPr>
     <w:rPr>
       <w:rFonts w:asciiTheme="majorHAnsi" w:cstheme="majorBidi" w:eastAsiaTheme="majorEastAsia" w:hAnsiTheme="majorHAnsi"/>
-      <w:spacing w:val="-10"/>
-      <w:kern w:val="28"/>
-      <w:sz w:val="56"/>
-      <w:szCs w:val="56"/>
-    </w:rPr>
-  </w:style>
-  <w:style w:customStyle="1" w:styleId="TitleChar" w:type="character">
-    <w:name w:val="Title Char"/>
-    <w:basedOn w:val="DefaultParagraphFont"/>
-    <w:link w:val="Title"/>
-    <w:uiPriority w:val="10"/>
-    <w:rsid w:val="00A10FD9"/>
-    <w:rPr>
-      <w:rFonts w:asciiTheme="majorHAnsi" w:cstheme="majorBidi" w:eastAsiaTheme="majorEastAsia" w:hAnsiTheme="majorHAnsi"/>
-      <w:spacing w:val="-10"/>
-      <w:kern w:val="28"/>
-      <w:sz w:val="56"/>
-      <w:szCs w:val="56"/>
+      <w:b/>
+      <w:bCs/>
+      <w:color w:themeColor="accent1" w:themeShade="B5" w:val="345A8A"/>
+      <w:sz w:val="36"/>
+      <w:szCs w:val="36"/>
     </w:rPr>
   </w:style>
   <w:style w:styleId="Subtitle" w:type="paragraph">
     <w:name w:val="Subtitle"/>
     <w:basedOn w:val="Title"/>
     <w:next w:val="BodyText"/>
-    <w:link w:val="SubtitleChar"/>
-    <w:uiPriority w:val="11"/>
     <w:qFormat/>
-    <w:rsid w:val="00A10FD9"/>
     <w:pPr>
-      <w:numPr>
-        <w:ilvl w:val="1"/>
-      </w:numPr>
+      <w:keepNext/>
+      <w:keepLines/>
+      <w:spacing w:after="240" w:before="240"/>
+      <w:jc w:val="center"/>
     </w:pPr>
     <w:rPr>
-      <w:rFonts w:cstheme="majorBidi" w:eastAsiaTheme="majorEastAsia"/>
-      <w:spacing w:val="15"/>
-      <w:sz w:val="28"/>
-      <w:szCs w:val="28"/>
-    </w:rPr>
-  </w:style>
-  <w:style w:customStyle="1" w:styleId="SubtitleChar" w:type="character">
-    <w:name w:val="Subtitle Char"/>
-    <w:basedOn w:val="DefaultParagraphFont"/>
-    <w:link w:val="Subtitle"/>
-    <w:uiPriority w:val="11"/>
-    <w:rsid w:val="00A10FD9"/>
-    <w:rPr>
-      <w:rFonts w:cstheme="majorBidi" w:eastAsiaTheme="majorEastAsia"/>
-      <w:color w:themeColor="text1" w:themeTint="A6" w:val="595959"/>
-      <w:spacing w:val="15"/>
-      <w:sz w:val="28"/>
-      <w:szCs w:val="28"/>
+      <w:sz w:val="30"/>
+      <w:szCs w:val="30"/>
     </w:rPr>
   </w:style>
   <w:style w:customStyle="1" w:styleId="Author" w:type="paragraph">
@@ -8447,23 +8409,6 @@
       <w:jc w:val="center"/>
     </w:pPr>
   </w:style>
-  <w:style w:customStyle="1" w:styleId="AbstractTitle" w:type="paragraph">
-    <w:name w:val="Abstract Title"/>
-    <w:basedOn w:val="Normal"/>
-    <w:next w:val="Abstract"/>
-    <w:qFormat/>
-    <w:pPr>
-      <w:keepNext/>
-      <w:keepLines/>
-      <w:spacing w:after="0" w:before="300"/>
-      <w:jc w:val="center"/>
-    </w:pPr>
-    <w:rPr>
-      <w:b/>
-      <w:sz w:val="20"/>
-      <w:szCs w:val="20"/>
-    </w:rPr>
-  </w:style>
   <w:style w:customStyle="1" w:styleId="Abstract" w:type="paragraph">
     <w:name w:val="Abstract"/>
     <w:basedOn w:val="Normal"/>
@@ -8472,7 +8417,7 @@
     <w:pPr>
       <w:keepNext/>
       <w:keepLines/>
-      <w:spacing w:after="300" w:before="100"/>
+      <w:spacing w:after="300" w:before="300"/>
     </w:pPr>
     <w:rPr>
       <w:sz w:val="20"/>
@@ -8488,321 +8433,191 @@
     <w:rPr/>
   </w:style>
   <w:style w:styleId="Heading1" w:type="paragraph">
-    <w:name w:val="heading 1"/>
+    <w:name w:val="Heading 1"/>
     <w:basedOn w:val="Normal"/>
     <w:next w:val="BodyText"/>
-    <w:link w:val="Heading1Char"/>
     <w:uiPriority w:val="9"/>
     <w:qFormat/>
-    <w:rsid w:val="00A10FD9"/>
     <w:pPr>
       <w:keepNext/>
       <w:keepLines/>
-      <w:spacing w:after="80" w:before="360"/>
+      <w:spacing w:after="0" w:before="480"/>
       <w:outlineLvl w:val="0"/>
     </w:pPr>
     <w:rPr>
       <w:rFonts w:asciiTheme="majorHAnsi" w:cstheme="majorBidi" w:eastAsiaTheme="majorEastAsia" w:hAnsiTheme="majorHAnsi"/>
-      <w:color w:themeColor="accent1" w:themeShade="BF" w:val="0F4761"/>
-      <w:sz w:val="40"/>
-      <w:szCs w:val="40"/>
+      <w:b/>
+      <w:bCs/>
+      <w:color w:themeColor="accent1" w:val="4F81BD"/>
+      <w:sz w:val="32"/>
+      <w:szCs w:val="32"/>
     </w:rPr>
   </w:style>
   <w:style w:styleId="Heading2" w:type="paragraph">
-    <w:name w:val="heading 2"/>
+    <w:name w:val="Heading 2"/>
     <w:basedOn w:val="Normal"/>
     <w:next w:val="BodyText"/>
-    <w:link w:val="Heading2Char"/>
     <w:uiPriority w:val="9"/>
-    <w:semiHidden/>
     <w:unhideWhenUsed/>
     <w:qFormat/>
-    <w:rsid w:val="00A10FD9"/>
     <w:pPr>
       <w:keepNext/>
       <w:keepLines/>
-      <w:spacing w:after="80" w:before="160"/>
+      <w:spacing w:after="0" w:before="200"/>
       <w:outlineLvl w:val="1"/>
     </w:pPr>
     <w:rPr>
       <w:rFonts w:asciiTheme="majorHAnsi" w:cstheme="majorBidi" w:eastAsiaTheme="majorEastAsia" w:hAnsiTheme="majorHAnsi"/>
-      <w:color w:themeColor="accent1" w:themeShade="BF" w:val="0F4761"/>
-      <w:sz w:val="32"/>
-      <w:szCs w:val="32"/>
-    </w:rPr>
-  </w:style>
-  <w:style w:styleId="Heading3" w:type="paragraph">
-    <w:name w:val="heading 3"/>
-    <w:basedOn w:val="Normal"/>
-    <w:next w:val="BodyText"/>
-    <w:link w:val="Heading3Char"/>
-    <w:uiPriority w:val="9"/>
-    <w:semiHidden/>
-    <w:unhideWhenUsed/>
-    <w:qFormat/>
-    <w:rsid w:val="00A10FD9"/>
-    <w:pPr>
-      <w:keepNext/>
-      <w:keepLines/>
-      <w:spacing w:after="80" w:before="160"/>
-      <w:outlineLvl w:val="2"/>
-    </w:pPr>
-    <w:rPr>
-      <w:rFonts w:cstheme="majorBidi" w:eastAsiaTheme="majorEastAsia"/>
-      <w:color w:themeColor="accent1" w:themeShade="BF" w:val="0F4761"/>
+      <w:b/>
+      <w:bCs/>
+      <w:color w:themeColor="accent1" w:val="4F81BD"/>
       <w:sz w:val="28"/>
       <w:szCs w:val="28"/>
     </w:rPr>
   </w:style>
-  <w:style w:styleId="Heading4" w:type="paragraph">
-    <w:name w:val="heading 4"/>
+  <w:style w:styleId="Heading3" w:type="paragraph">
+    <w:name w:val="Heading 3"/>
     <w:basedOn w:val="Normal"/>
     <w:next w:val="BodyText"/>
-    <w:link w:val="Heading4Char"/>
     <w:uiPriority w:val="9"/>
-    <w:semiHidden/>
     <w:unhideWhenUsed/>
     <w:qFormat/>
-    <w:rsid w:val="00A10FD9"/>
     <w:pPr>
       <w:keepNext/>
       <w:keepLines/>
-      <w:spacing w:after="40" w:before="80"/>
+      <w:spacing w:after="0" w:before="200"/>
+      <w:outlineLvl w:val="2"/>
+    </w:pPr>
+    <w:rPr>
+      <w:rFonts w:asciiTheme="majorHAnsi" w:cstheme="majorBidi" w:eastAsiaTheme="majorEastAsia" w:hAnsiTheme="majorHAnsi"/>
+      <w:b/>
+      <w:bCs/>
+      <w:color w:themeColor="accent1" w:val="4F81BD"/>
+      <w:sz w:val="24"/>
+      <w:szCs w:val="24"/>
+    </w:rPr>
+  </w:style>
+  <w:style w:styleId="Heading4" w:type="paragraph">
+    <w:name w:val="Heading 4"/>
+    <w:basedOn w:val="Normal"/>
+    <w:next w:val="BodyText"/>
+    <w:uiPriority w:val="9"/>
+    <w:unhideWhenUsed/>
+    <w:qFormat/>
+    <w:pPr>
+      <w:keepNext/>
+      <w:keepLines/>
+      <w:spacing w:after="0" w:before="200"/>
       <w:outlineLvl w:val="3"/>
     </w:pPr>
     <w:rPr>
-      <w:rFonts w:cstheme="majorBidi" w:eastAsiaTheme="majorEastAsia"/>
+      <w:rFonts w:asciiTheme="majorHAnsi" w:cstheme="majorBidi" w:eastAsiaTheme="majorEastAsia" w:hAnsiTheme="majorHAnsi"/>
       <w:i/>
-      <w:iCs/>
-      <w:color w:themeColor="accent1" w:themeShade="BF" w:val="0F4761"/>
+      <w:bCs/>
+      <w:color w:themeColor="accent1" w:val="4F81BD"/>
+      <w:sz w:val="24"/>
+      <w:szCs w:val="24"/>
     </w:rPr>
   </w:style>
   <w:style w:styleId="Heading5" w:type="paragraph">
-    <w:name w:val="heading 5"/>
+    <w:name w:val="Heading 5"/>
     <w:basedOn w:val="Normal"/>
     <w:next w:val="BodyText"/>
-    <w:link w:val="Heading5Char"/>
     <w:uiPriority w:val="9"/>
-    <w:semiHidden/>
     <w:unhideWhenUsed/>
     <w:qFormat/>
-    <w:rsid w:val="00A10FD9"/>
     <w:pPr>
       <w:keepNext/>
       <w:keepLines/>
-      <w:spacing w:after="40" w:before="80"/>
+      <w:spacing w:after="0" w:before="200"/>
       <w:outlineLvl w:val="4"/>
     </w:pPr>
     <w:rPr>
-      <w:rFonts w:cstheme="majorBidi" w:eastAsiaTheme="majorEastAsia"/>
-      <w:color w:themeColor="accent1" w:themeShade="BF" w:val="0F4761"/>
+      <w:rFonts w:asciiTheme="majorHAnsi" w:cstheme="majorBidi" w:eastAsiaTheme="majorEastAsia" w:hAnsiTheme="majorHAnsi"/>
+      <w:iCs/>
+      <w:color w:themeColor="accent1" w:val="4F81BD"/>
+      <w:sz w:val="24"/>
+      <w:szCs w:val="24"/>
     </w:rPr>
   </w:style>
   <w:style w:styleId="Heading6" w:type="paragraph">
-    <w:name w:val="heading 6"/>
+    <w:name w:val="Heading 6"/>
     <w:basedOn w:val="Normal"/>
     <w:next w:val="BodyText"/>
-    <w:link w:val="Heading6Char"/>
     <w:uiPriority w:val="9"/>
-    <w:semiHidden/>
     <w:unhideWhenUsed/>
     <w:qFormat/>
-    <w:rsid w:val="00A10FD9"/>
     <w:pPr>
       <w:keepNext/>
       <w:keepLines/>
-      <w:spacing w:after="0" w:before="40"/>
+      <w:spacing w:after="0" w:before="200"/>
       <w:outlineLvl w:val="5"/>
     </w:pPr>
     <w:rPr>
-      <w:rFonts w:cstheme="majorBidi" w:eastAsiaTheme="majorEastAsia"/>
-      <w:i/>
-      <w:iCs/>
-      <w:color w:themeColor="text1" w:themeTint="A6" w:val="595959"/>
+      <w:rFonts w:asciiTheme="majorHAnsi" w:cstheme="majorBidi" w:eastAsiaTheme="majorEastAsia" w:hAnsiTheme="majorHAnsi"/>
+      <w:color w:themeColor="accent1" w:val="4F81BD"/>
+      <w:sz w:val="24"/>
+      <w:szCs w:val="24"/>
     </w:rPr>
   </w:style>
   <w:style w:styleId="Heading7" w:type="paragraph">
-    <w:name w:val="heading 7"/>
+    <w:name w:val="Heading 7"/>
     <w:basedOn w:val="Normal"/>
     <w:next w:val="BodyText"/>
-    <w:link w:val="Heading7Char"/>
     <w:uiPriority w:val="9"/>
-    <w:semiHidden/>
     <w:unhideWhenUsed/>
     <w:qFormat/>
-    <w:rsid w:val="00A10FD9"/>
     <w:pPr>
       <w:keepNext/>
       <w:keepLines/>
-      <w:spacing w:after="0" w:before="40"/>
+      <w:spacing w:after="0" w:before="200"/>
       <w:outlineLvl w:val="6"/>
     </w:pPr>
     <w:rPr>
-      <w:rFonts w:cstheme="majorBidi" w:eastAsiaTheme="majorEastAsia"/>
-      <w:color w:themeColor="text1" w:themeTint="A6" w:val="595959"/>
+      <w:rFonts w:asciiTheme="majorHAnsi" w:cstheme="majorBidi" w:eastAsiaTheme="majorEastAsia" w:hAnsiTheme="majorHAnsi"/>
+      <w:color w:themeColor="accent1" w:val="4F81BD"/>
+      <w:sz w:val="24"/>
+      <w:szCs w:val="24"/>
     </w:rPr>
   </w:style>
   <w:style w:styleId="Heading8" w:type="paragraph">
-    <w:name w:val="heading 8"/>
+    <w:name w:val="Heading 8"/>
     <w:basedOn w:val="Normal"/>
     <w:next w:val="BodyText"/>
-    <w:link w:val="Heading8Char"/>
     <w:uiPriority w:val="9"/>
-    <w:semiHidden/>
     <w:unhideWhenUsed/>
     <w:qFormat/>
-    <w:rsid w:val="00A10FD9"/>
     <w:pPr>
       <w:keepNext/>
       <w:keepLines/>
-      <w:spacing w:after="0"/>
+      <w:spacing w:after="0" w:before="200"/>
       <w:outlineLvl w:val="7"/>
     </w:pPr>
     <w:rPr>
-      <w:rFonts w:cstheme="majorBidi" w:eastAsiaTheme="majorEastAsia"/>
-      <w:i/>
-      <w:iCs/>
-      <w:color w:themeColor="text1" w:themeTint="D8" w:val="272727"/>
+      <w:rFonts w:asciiTheme="majorHAnsi" w:cstheme="majorBidi" w:eastAsiaTheme="majorEastAsia" w:hAnsiTheme="majorHAnsi"/>
+      <w:color w:themeColor="accent1" w:val="4F81BD"/>
+      <w:sz w:val="24"/>
+      <w:szCs w:val="24"/>
     </w:rPr>
   </w:style>
   <w:style w:styleId="Heading9" w:type="paragraph">
-    <w:name w:val="heading 9"/>
+    <w:name w:val="Heading 9"/>
     <w:basedOn w:val="Normal"/>
     <w:next w:val="BodyText"/>
-    <w:link w:val="Heading9Char"/>
     <w:uiPriority w:val="9"/>
-    <w:semiHidden/>
     <w:unhideWhenUsed/>
     <w:qFormat/>
-    <w:rsid w:val="00A10FD9"/>
     <w:pPr>
       <w:keepNext/>
       <w:keepLines/>
-      <w:spacing w:after="0"/>
+      <w:spacing w:after="0" w:before="200"/>
       <w:outlineLvl w:val="8"/>
     </w:pPr>
     <w:rPr>
-      <w:rFonts w:cstheme="majorBidi" w:eastAsiaTheme="majorEastAsia"/>
-      <w:color w:themeColor="text1" w:themeTint="D8" w:val="272727"/>
-    </w:rPr>
-  </w:style>
-  <w:style w:customStyle="1" w:styleId="Heading1Char" w:type="character">
-    <w:name w:val="Heading 1 Char"/>
-    <w:basedOn w:val="DefaultParagraphFont"/>
-    <w:link w:val="Heading1"/>
-    <w:uiPriority w:val="9"/>
-    <w:rsid w:val="00A10FD9"/>
-    <w:rPr>
       <w:rFonts w:asciiTheme="majorHAnsi" w:cstheme="majorBidi" w:eastAsiaTheme="majorEastAsia" w:hAnsiTheme="majorHAnsi"/>
-      <w:color w:themeColor="accent1" w:themeShade="BF" w:val="0F4761"/>
-      <w:sz w:val="40"/>
-      <w:szCs w:val="40"/>
-    </w:rPr>
-  </w:style>
-  <w:style w:customStyle="1" w:styleId="Heading2Char" w:type="character">
-    <w:name w:val="Heading 2 Char"/>
-    <w:basedOn w:val="DefaultParagraphFont"/>
-    <w:link w:val="Heading2"/>
-    <w:uiPriority w:val="9"/>
-    <w:semiHidden/>
-    <w:rsid w:val="00A10FD9"/>
-    <w:rPr>
-      <w:rFonts w:asciiTheme="majorHAnsi" w:cstheme="majorBidi" w:eastAsiaTheme="majorEastAsia" w:hAnsiTheme="majorHAnsi"/>
-      <w:color w:themeColor="accent1" w:themeShade="BF" w:val="0F4761"/>
-      <w:sz w:val="32"/>
-      <w:szCs w:val="32"/>
-    </w:rPr>
-  </w:style>
-  <w:style w:customStyle="1" w:styleId="Heading3Char" w:type="character">
-    <w:name w:val="Heading 3 Char"/>
-    <w:basedOn w:val="DefaultParagraphFont"/>
-    <w:link w:val="Heading3"/>
-    <w:uiPriority w:val="9"/>
-    <w:semiHidden/>
-    <w:rsid w:val="00A10FD9"/>
-    <w:rPr>
-      <w:rFonts w:cstheme="majorBidi" w:eastAsiaTheme="majorEastAsia"/>
-      <w:color w:themeColor="accent1" w:themeShade="BF" w:val="0F4761"/>
-      <w:sz w:val="28"/>
-      <w:szCs w:val="28"/>
-    </w:rPr>
-  </w:style>
-  <w:style w:customStyle="1" w:styleId="Heading4Char" w:type="character">
-    <w:name w:val="Heading 4 Char"/>
-    <w:basedOn w:val="DefaultParagraphFont"/>
-    <w:link w:val="Heading4"/>
-    <w:uiPriority w:val="9"/>
-    <w:semiHidden/>
-    <w:rsid w:val="00A10FD9"/>
-    <w:rPr>
-      <w:rFonts w:cstheme="majorBidi" w:eastAsiaTheme="majorEastAsia"/>
-      <w:i/>
-      <w:iCs/>
-      <w:color w:themeColor="accent1" w:themeShade="BF" w:val="0F4761"/>
-    </w:rPr>
-  </w:style>
-  <w:style w:customStyle="1" w:styleId="Heading5Char" w:type="character">
-    <w:name w:val="Heading 5 Char"/>
-    <w:basedOn w:val="DefaultParagraphFont"/>
-    <w:link w:val="Heading5"/>
-    <w:uiPriority w:val="9"/>
-    <w:semiHidden/>
-    <w:rsid w:val="00A10FD9"/>
-    <w:rPr>
-      <w:rFonts w:cstheme="majorBidi" w:eastAsiaTheme="majorEastAsia"/>
-      <w:color w:themeColor="accent1" w:themeShade="BF" w:val="0F4761"/>
-    </w:rPr>
-  </w:style>
-  <w:style w:customStyle="1" w:styleId="Heading6Char" w:type="character">
-    <w:name w:val="Heading 6 Char"/>
-    <w:basedOn w:val="DefaultParagraphFont"/>
-    <w:link w:val="Heading6"/>
-    <w:uiPriority w:val="9"/>
-    <w:semiHidden/>
-    <w:rsid w:val="00A10FD9"/>
-    <w:rPr>
-      <w:rFonts w:cstheme="majorBidi" w:eastAsiaTheme="majorEastAsia"/>
-      <w:i/>
-      <w:iCs/>
-      <w:color w:themeColor="text1" w:themeTint="A6" w:val="595959"/>
-    </w:rPr>
-  </w:style>
-  <w:style w:customStyle="1" w:styleId="Heading7Char" w:type="character">
-    <w:name w:val="Heading 7 Char"/>
-    <w:basedOn w:val="DefaultParagraphFont"/>
-    <w:link w:val="Heading7"/>
-    <w:uiPriority w:val="9"/>
-    <w:semiHidden/>
-    <w:rsid w:val="00A10FD9"/>
-    <w:rPr>
-      <w:rFonts w:cstheme="majorBidi" w:eastAsiaTheme="majorEastAsia"/>
-      <w:color w:themeColor="text1" w:themeTint="A6" w:val="595959"/>
-    </w:rPr>
-  </w:style>
-  <w:style w:customStyle="1" w:styleId="Heading8Char" w:type="character">
-    <w:name w:val="Heading 8 Char"/>
-    <w:basedOn w:val="DefaultParagraphFont"/>
-    <w:link w:val="Heading8"/>
-    <w:uiPriority w:val="9"/>
-    <w:semiHidden/>
-    <w:rsid w:val="00A10FD9"/>
-    <w:rPr>
-      <w:rFonts w:cstheme="majorBidi" w:eastAsiaTheme="majorEastAsia"/>
-      <w:i/>
-      <w:iCs/>
-      <w:color w:themeColor="text1" w:themeTint="D8" w:val="272727"/>
-    </w:rPr>
-  </w:style>
-  <w:style w:customStyle="1" w:styleId="Heading9Char" w:type="character">
-    <w:name w:val="Heading 9 Char"/>
-    <w:basedOn w:val="DefaultParagraphFont"/>
-    <w:link w:val="Heading9"/>
-    <w:uiPriority w:val="9"/>
-    <w:semiHidden/>
-    <w:rsid w:val="00A10FD9"/>
-    <w:rPr>
-      <w:rFonts w:cstheme="majorBidi" w:eastAsiaTheme="majorEastAsia"/>
-      <w:color w:themeColor="text1" w:themeTint="D8" w:val="272727"/>
+      <w:color w:themeColor="accent1" w:val="4F81BD"/>
+      <w:sz w:val="24"/>
+      <w:szCs w:val="24"/>
     </w:rPr>
   </w:style>
   <w:style w:styleId="BlockText" w:type="paragraph">
@@ -8824,18 +8639,6 @@
     <w:uiPriority w:val="9"/>
     <w:unhideWhenUsed/>
     <w:qFormat/>
-  </w:style>
-  <w:style w:styleId="FootnoteBlockText" w:type="paragraph">
-    <w:name w:val="Footnote Block Text"/>
-    <w:basedOn w:val="FootnoteText"/>
-    <w:next w:val="FootnoteText"/>
-    <w:uiPriority w:val="9"/>
-    <w:unhideWhenUsed/>
-    <w:qFormat/>
-    <w:pPr>
-      <w:spacing w:after="100" w:before="100"/>
-      <w:ind w:firstLine="0" w:left="480" w:right="480"/>
-    </w:pPr>
   </w:style>
   <w:style w:default="1" w:styleId="DefaultParagraphFont" w:type="character">
     <w:name w:val="Default Paragraph Font"/>
@@ -8866,10 +8669,10 @@
         <w:jc w:val="left"/>
       </w:trPr>
       <w:tcPr>
+        <w:vAlign w:val="bottom"/>
         <w:tcBorders>
           <w:bottom w:val="single"/>
         </w:tcBorders>
-        <w:vAlign w:val="bottom"/>
       </w:tcPr>
     </w:tblStylePr>
   </w:style>
@@ -8984,8 +8787,8 @@
     <w:name w:val="KeywordTok"/>
     <w:basedOn w:val="VerbatimChar"/>
     <w:rPr>
+      <w:color w:val="007020"/>
       <w:b/>
-      <w:color w:val="007020"/>
     </w:rPr>
   </w:style>
   <w:style w:type="character" w:customStyle="1" w:styleId="DataTypeTok">
@@ -9061,43 +8864,40 @@
   <w:style w:type="character" w:customStyle="1" w:styleId="ImportTok">
     <w:name w:val="ImportTok"/>
     <w:basedOn w:val="VerbatimChar"/>
-    <w:rPr>
-      <w:b/>
-      <w:color w:val="008000"/>
-    </w:rPr>
+    <w:rPr/>
   </w:style>
   <w:style w:type="character" w:customStyle="1" w:styleId="CommentTok">
     <w:name w:val="CommentTok"/>
     <w:basedOn w:val="VerbatimChar"/>
     <w:rPr>
+      <w:color w:val="60a0b0"/>
       <w:i/>
-      <w:color w:val="60a0b0"/>
     </w:rPr>
   </w:style>
   <w:style w:type="character" w:customStyle="1" w:styleId="DocumentationTok">
     <w:name w:val="DocumentationTok"/>
     <w:basedOn w:val="VerbatimChar"/>
     <w:rPr>
+      <w:color w:val="ba2121"/>
       <w:i/>
-      <w:color w:val="ba2121"/>
     </w:rPr>
   </w:style>
   <w:style w:type="character" w:customStyle="1" w:styleId="AnnotationTok">
     <w:name w:val="AnnotationTok"/>
     <w:basedOn w:val="VerbatimChar"/>
     <w:rPr>
+      <w:color w:val="60a0b0"/>
       <w:b/>
       <w:i/>
-      <w:color w:val="60a0b0"/>
     </w:rPr>
   </w:style>
   <w:style w:type="character" w:customStyle="1" w:styleId="CommentVarTok">
     <w:name w:val="CommentVarTok"/>
     <w:basedOn w:val="VerbatimChar"/>
     <w:rPr>
+      <w:color w:val="60a0b0"/>
       <w:b/>
       <w:i/>
-      <w:color w:val="60a0b0"/>
     </w:rPr>
   </w:style>
   <w:style w:type="character" w:customStyle="1" w:styleId="OtherTok">
@@ -9125,8 +8925,8 @@
     <w:name w:val="ControlFlowTok"/>
     <w:basedOn w:val="VerbatimChar"/>
     <w:rPr>
+      <w:color w:val="007020"/>
       <w:b/>
-      <w:color w:val="007020"/>
     </w:rPr>
   </w:style>
   <w:style w:type="character" w:customStyle="1" w:styleId="OperatorTok">
@@ -9139,9 +8939,7 @@
   <w:style w:type="character" w:customStyle="1" w:styleId="BuiltInTok">
     <w:name w:val="BuiltInTok"/>
     <w:basedOn w:val="VerbatimChar"/>
-    <w:rPr>
-      <w:color w:val="008000"/>
-    </w:rPr>
+    <w:rPr/>
   </w:style>
   <w:style w:type="character" w:customStyle="1" w:styleId="ExtensionTok">
     <w:name w:val="ExtensionTok"/>
@@ -9171,34 +8969,34 @@
     <w:name w:val="InformationTok"/>
     <w:basedOn w:val="VerbatimChar"/>
     <w:rPr>
+      <w:color w:val="60a0b0"/>
       <w:b/>
       <w:i/>
-      <w:color w:val="60a0b0"/>
     </w:rPr>
   </w:style>
   <w:style w:type="character" w:customStyle="1" w:styleId="WarningTok">
     <w:name w:val="WarningTok"/>
     <w:basedOn w:val="VerbatimChar"/>
     <w:rPr>
+      <w:color w:val="60a0b0"/>
       <w:b/>
       <w:i/>
-      <w:color w:val="60a0b0"/>
     </w:rPr>
   </w:style>
   <w:style w:type="character" w:customStyle="1" w:styleId="AlertTok">
     <w:name w:val="AlertTok"/>
     <w:basedOn w:val="VerbatimChar"/>
     <w:rPr>
+      <w:color w:val="ff0000"/>
       <w:b/>
-      <w:color w:val="ff0000"/>
     </w:rPr>
   </w:style>
   <w:style w:type="character" w:customStyle="1" w:styleId="ErrorTok">
     <w:name w:val="ErrorTok"/>
     <w:basedOn w:val="VerbatimChar"/>
     <w:rPr>
+      <w:color w:val="ff0000"/>
       <w:b/>
-      <w:color w:val="ff0000"/>
     </w:rPr>
   </w:style>
   <w:style w:type="character" w:customStyle="1" w:styleId="NormalTok">
@@ -9220,44 +9018,44 @@
         <a:sysClr val="window" lastClr="FFFFFF"/>
       </a:lt1>
       <a:dk2>
-        <a:srgbClr val="0E2841"/>
+        <a:srgbClr val="1F497D"/>
       </a:dk2>
       <a:lt2>
-        <a:srgbClr val="E8E8E8"/>
+        <a:srgbClr val="EEECE1"/>
       </a:lt2>
       <a:accent1>
-        <a:srgbClr val="156082"/>
+        <a:srgbClr val="4F81BD"/>
       </a:accent1>
       <a:accent2>
-        <a:srgbClr val="E97132"/>
+        <a:srgbClr val="C0504D"/>
       </a:accent2>
       <a:accent3>
-        <a:srgbClr val="196B24"/>
+        <a:srgbClr val="9BBB59"/>
       </a:accent3>
       <a:accent4>
-        <a:srgbClr val="0F9ED5"/>
+        <a:srgbClr val="8064A2"/>
       </a:accent4>
       <a:accent5>
-        <a:srgbClr val="A02B93"/>
+        <a:srgbClr val="4BACC6"/>
       </a:accent5>
       <a:accent6>
-        <a:srgbClr val="4EA72E"/>
+        <a:srgbClr val="F79646"/>
       </a:accent6>
       <a:hlink>
-        <a:srgbClr val="467886"/>
+        <a:srgbClr val="0000FF"/>
       </a:hlink>
       <a:folHlink>
-        <a:srgbClr val="96607D"/>
+        <a:srgbClr val="800080"/>
       </a:folHlink>
     </a:clrScheme>
     <a:fontScheme name="Office">
       <a:majorFont>
-        <a:latin typeface="Aptos Display" panose="02110004020202020204"/>
+        <a:latin typeface="Calibri"/>
         <a:ea typeface=""/>
         <a:cs typeface=""/>
-        <a:font script="Jpan" typeface="游ゴシック Light"/>
+        <a:font script="Jpan" typeface="ＭＳ ゴシック"/>
         <a:font script="Hang" typeface="맑은 고딕"/>
-        <a:font script="Hans" typeface="等线 Light"/>
+        <a:font script="Hans" typeface="宋体"/>
         <a:font script="Hant" typeface="新細明體"/>
         <a:font script="Arab" typeface="Times New Roman"/>
         <a:font script="Hebr" typeface="Times New Roman"/>
@@ -9284,32 +9082,14 @@
         <a:font script="Mong" typeface="Mongolian Baiti"/>
         <a:font script="Viet" typeface="Times New Roman"/>
         <a:font script="Uigh" typeface="Microsoft Uighur"/>
-        <a:font script="Geor" typeface="Sylfaen"/>
-        <a:font script="Armn" typeface="Arial"/>
-        <a:font script="Bugi" typeface="Leelawadee UI"/>
-        <a:font script="Bopo" typeface="Microsoft JhengHei"/>
-        <a:font script="Java" typeface="Javanese Text"/>
-        <a:font script="Lisu" typeface="Segoe UI"/>
-        <a:font script="Mymr" typeface="Myanmar Text"/>
-        <a:font script="Nkoo" typeface="Ebrima"/>
-        <a:font script="Olck" typeface="Nirmala UI"/>
-        <a:font script="Osma" typeface="Ebrima"/>
-        <a:font script="Phag" typeface="Phagspa"/>
-        <a:font script="Syrn" typeface="Estrangelo Edessa"/>
-        <a:font script="Syrj" typeface="Estrangelo Edessa"/>
-        <a:font script="Syre" typeface="Estrangelo Edessa"/>
-        <a:font script="Sora" typeface="Nirmala UI"/>
-        <a:font script="Tale" typeface="Microsoft Tai Le"/>
-        <a:font script="Talu" typeface="Microsoft New Tai Lue"/>
-        <a:font script="Tfng" typeface="Ebrima"/>
       </a:majorFont>
       <a:minorFont>
-        <a:latin typeface="Aptos" panose="02110004020202020204"/>
+        <a:latin typeface="Cambria"/>
         <a:ea typeface=""/>
         <a:cs typeface=""/>
-        <a:font script="Jpan" typeface="游明朝"/>
+        <a:font script="Jpan" typeface="ＭＳ 明朝"/>
         <a:font script="Hang" typeface="맑은 고딕"/>
-        <a:font script="Hans" typeface="等线"/>
+        <a:font script="Hans" typeface="宋体"/>
         <a:font script="Hant" typeface="新細明體"/>
         <a:font script="Arab" typeface="Arial"/>
         <a:font script="Hebr" typeface="Arial"/>
@@ -9336,24 +9116,6 @@
         <a:font script="Mong" typeface="Mongolian Baiti"/>
         <a:font script="Viet" typeface="Arial"/>
         <a:font script="Uigh" typeface="Microsoft Uighur"/>
-        <a:font script="Geor" typeface="Sylfaen"/>
-        <a:font script="Armn" typeface="Arial"/>
-        <a:font script="Bugi" typeface="Leelawadee UI"/>
-        <a:font script="Bopo" typeface="Microsoft JhengHei"/>
-        <a:font script="Java" typeface="Javanese Text"/>
-        <a:font script="Lisu" typeface="Segoe UI"/>
-        <a:font script="Mymr" typeface="Myanmar Text"/>
-        <a:font script="Nkoo" typeface="Ebrima"/>
-        <a:font script="Olck" typeface="Nirmala UI"/>
-        <a:font script="Osma" typeface="Ebrima"/>
-        <a:font script="Phag" typeface="Phagspa"/>
-        <a:font script="Syrn" typeface="Estrangelo Edessa"/>
-        <a:font script="Syrj" typeface="Estrangelo Edessa"/>
-        <a:font script="Syre" typeface="Estrangelo Edessa"/>
-        <a:font script="Sora" typeface="Nirmala UI"/>
-        <a:font script="Tale" typeface="Microsoft Tai Le"/>
-        <a:font script="Talu" typeface="Microsoft New Tai Lue"/>
-        <a:font script="Tfng" typeface="Ebrima"/>
       </a:minorFont>
     </a:fontScheme>
     <a:fmtScheme name="Office">
@@ -9365,141 +9127,200 @@
           <a:gsLst>
             <a:gs pos="0">
               <a:schemeClr val="phClr">
-                <a:lumMod val="110000"/>
-                <a:satMod val="105000"/>
-                <a:tint val="67000"/>
+                <a:tint val="50000"/>
+                <a:satMod val="300000"/>
               </a:schemeClr>
             </a:gs>
-            <a:gs pos="50000">
+            <a:gs pos="35000">
               <a:schemeClr val="phClr">
-                <a:lumMod val="105000"/>
-                <a:satMod val="103000"/>
-                <a:tint val="73000"/>
+                <a:tint val="37000"/>
+                <a:satMod val="300000"/>
               </a:schemeClr>
             </a:gs>
             <a:gs pos="100000">
               <a:schemeClr val="phClr">
-                <a:lumMod val="105000"/>
-                <a:satMod val="109000"/>
-                <a:tint val="81000"/>
+                <a:tint val="15000"/>
+                <a:satMod val="350000"/>
               </a:schemeClr>
             </a:gs>
           </a:gsLst>
-          <a:lin ang="5400000" scaled="0"/>
+          <a:lin ang="16200000" scaled="1"/>
         </a:gradFill>
         <a:gradFill rotWithShape="1">
           <a:gsLst>
             <a:gs pos="0">
               <a:schemeClr val="phClr">
-                <a:satMod val="103000"/>
-                <a:lumMod val="102000"/>
-                <a:tint val="94000"/>
-              </a:schemeClr>
-            </a:gs>
-            <a:gs pos="50000">
-              <a:schemeClr val="phClr">
-                <a:satMod val="110000"/>
-                <a:lumMod val="100000"/>
+                <a:tint val="100000"/>
                 <a:shade val="100000"/>
+                <a:satMod val="130000"/>
               </a:schemeClr>
             </a:gs>
             <a:gs pos="100000">
               <a:schemeClr val="phClr">
-                <a:lumMod val="99000"/>
-                <a:satMod val="120000"/>
-                <a:shade val="78000"/>
+                <a:tint val="50000"/>
+                <a:shade val="100000"/>
+                <a:satMod val="350000"/>
               </a:schemeClr>
             </a:gs>
           </a:gsLst>
-          <a:lin ang="5400000" scaled="0"/>
+          <a:lin ang="16200000" scaled="0"/>
         </a:gradFill>
       </a:fillStyleLst>
       <a:lnStyleLst>
-        <a:ln w="6350" cap="flat" cmpd="sng" algn="ctr">
+        <a:ln w="9525" cap="flat" cmpd="sng" algn="ctr">
+          <a:solidFill>
+            <a:schemeClr val="phClr">
+              <a:shade val="95000"/>
+              <a:satMod val="105000"/>
+            </a:schemeClr>
+          </a:solidFill>
+          <a:prstDash val="solid"/>
+        </a:ln>
+        <a:ln w="25400" cap="flat" cmpd="sng" algn="ctr">
           <a:solidFill>
             <a:schemeClr val="phClr"/>
           </a:solidFill>
           <a:prstDash val="solid"/>
-          <a:miter lim="800000"/>
         </a:ln>
-        <a:ln w="12700" cap="flat" cmpd="sng" algn="ctr">
+        <a:ln w="38100" cap="flat" cmpd="sng" algn="ctr">
           <a:solidFill>
             <a:schemeClr val="phClr"/>
           </a:solidFill>
           <a:prstDash val="solid"/>
-          <a:miter lim="800000"/>
-        </a:ln>
-        <a:ln w="19050" cap="flat" cmpd="sng" algn="ctr">
-          <a:solidFill>
-            <a:schemeClr val="phClr"/>
-          </a:solidFill>
-          <a:prstDash val="solid"/>
-          <a:miter lim="800000"/>
         </a:ln>
       </a:lnStyleLst>
       <a:effectStyleLst>
         <a:effectStyle>
-          <a:effectLst/>
-        </a:effectStyle>
-        <a:effectStyle>
-          <a:effectLst/>
+          <a:effectLst>
+            <a:outerShdw blurRad="40000" dist="20000" dir="5400000" rotWithShape="0">
+              <a:srgbClr val="000000">
+                <a:alpha val="38000"/>
+              </a:srgbClr>
+            </a:outerShdw>
+          </a:effectLst>
         </a:effectStyle>
         <a:effectStyle>
           <a:effectLst>
-            <a:outerShdw blurRad="57150" dist="19050" dir="5400000" algn="ctr" rotWithShape="0">
+            <a:outerShdw blurRad="40000" dist="23000" dir="5400000" rotWithShape="0">
               <a:srgbClr val="000000">
-                <a:alpha val="63000"/>
+                <a:alpha val="35000"/>
               </a:srgbClr>
             </a:outerShdw>
           </a:effectLst>
+        </a:effectStyle>
+        <a:effectStyle>
+          <a:effectLst>
+            <a:outerShdw blurRad="40000" dist="23000" dir="5400000" rotWithShape="0">
+              <a:srgbClr val="000000">
+                <a:alpha val="35000"/>
+              </a:srgbClr>
+            </a:outerShdw>
+          </a:effectLst>
+          <a:scene3d>
+            <a:camera prst="orthographicFront">
+              <a:rot lat="0" lon="0" rev="0"/>
+            </a:camera>
+            <a:lightRig rig="threePt" dir="t">
+              <a:rot lat="0" lon="0" rev="1200000"/>
+            </a:lightRig>
+          </a:scene3d>
+          <a:sp3d>
+            <a:bevelT w="63500" h="25400"/>
+          </a:sp3d>
         </a:effectStyle>
       </a:effectStyleLst>
       <a:bgFillStyleLst>
         <a:solidFill>
           <a:schemeClr val="phClr"/>
         </a:solidFill>
-        <a:solidFill>
-          <a:schemeClr val="phClr">
-            <a:tint val="95000"/>
-            <a:satMod val="170000"/>
-          </a:schemeClr>
-        </a:solidFill>
         <a:gradFill rotWithShape="1">
           <a:gsLst>
             <a:gs pos="0">
               <a:schemeClr val="phClr">
-                <a:tint val="93000"/>
-                <a:satMod val="150000"/>
-                <a:shade val="98000"/>
-                <a:lumMod val="102000"/>
+                <a:tint val="40000"/>
+                <a:satMod val="350000"/>
               </a:schemeClr>
             </a:gs>
-            <a:gs pos="50000">
+            <a:gs pos="40000">
               <a:schemeClr val="phClr">
-                <a:tint val="98000"/>
-                <a:satMod val="130000"/>
-                <a:shade val="90000"/>
-                <a:lumMod val="103000"/>
+                <a:tint val="45000"/>
+                <a:shade val="99000"/>
+                <a:satMod val="350000"/>
               </a:schemeClr>
             </a:gs>
             <a:gs pos="100000">
               <a:schemeClr val="phClr">
-                <a:shade val="63000"/>
-                <a:satMod val="120000"/>
+                <a:shade val="20000"/>
+                <a:satMod val="255000"/>
               </a:schemeClr>
             </a:gs>
           </a:gsLst>
-          <a:lin ang="5400000" scaled="0"/>
+          <a:path path="circle">
+            <a:fillToRect l="50000" t="-80000" r="50000" b="180000"/>
+          </a:path>
+        </a:gradFill>
+        <a:gradFill rotWithShape="1">
+          <a:gsLst>
+            <a:gs pos="0">
+              <a:schemeClr val="phClr">
+                <a:tint val="80000"/>
+                <a:satMod val="300000"/>
+              </a:schemeClr>
+            </a:gs>
+            <a:gs pos="100000">
+              <a:schemeClr val="phClr">
+                <a:shade val="30000"/>
+                <a:satMod val="200000"/>
+              </a:schemeClr>
+            </a:gs>
+          </a:gsLst>
+          <a:path path="circle">
+            <a:fillToRect l="50000" t="50000" r="50000" b="50000"/>
+          </a:path>
         </a:gradFill>
       </a:bgFillStyleLst>
     </a:fmtScheme>
   </a:themeElements>
-  <a:objectDefaults/>
+  <a:objectDefaults>
+    <a:spDef>
+      <a:spPr/>
+      <a:bodyPr/>
+      <a:lstStyle/>
+      <a:style>
+        <a:lnRef idx="1">
+          <a:schemeClr val="accent1"/>
+        </a:lnRef>
+        <a:fillRef idx="3">
+          <a:schemeClr val="accent1"/>
+        </a:fillRef>
+        <a:effectRef idx="2">
+          <a:schemeClr val="accent1"/>
+        </a:effectRef>
+        <a:fontRef idx="minor">
+          <a:schemeClr val="lt1"/>
+        </a:fontRef>
+      </a:style>
+    </a:spDef>
+    <a:lnDef>
+      <a:spPr/>
+      <a:bodyPr/>
+      <a:lstStyle/>
+      <a:style>
+        <a:lnRef idx="2">
+          <a:schemeClr val="accent1"/>
+        </a:lnRef>
+        <a:fillRef idx="0">
+          <a:schemeClr val="accent1"/>
+        </a:fillRef>
+        <a:effectRef idx="1">
+          <a:schemeClr val="accent1"/>
+        </a:effectRef>
+        <a:fontRef idx="minor">
+          <a:schemeClr val="tx1"/>
+        </a:fontRef>
+      </a:style>
+    </a:lnDef>
+  </a:objectDefaults>
   <a:extraClrSchemeLst/>
-  <a:extLst>
-    <a:ext uri="{05A4C25C-085E-4340-85A3-A5531E510DB2}">
-      <thm15:themeFamily xmlns:thm15="http://schemas.microsoft.com/office/thememl/2012/main" name="Office Theme" id="{2E142A2C-CD16-42D6-873A-C26D2A0506FA}" vid="{1BDDFF52-6CD6-40A5-AB3C-68EB2F1E4D0A}"/>
-    </a:ext>
-  </a:extLst>
 </a:theme>
 </file>
--- a/submission-report.docx
+++ b/submission-report.docx
@@ -19,7 +19,7 @@
         </w:numPr>
       </w:pPr>
       <w:r>
-        <w:t xml:space="preserve">Submission generated at 08/31/2026 at 09:03:36</w:t>
+        <w:t xml:space="preserve">Submission generated at 08/31/2026 at 09:41:12</w:t>
       </w:r>
     </w:p>
     <w:p>
@@ -426,6 +426,138 @@
         <w:rPr>
           <w:rStyle w:val="NormalTok"/>
         </w:rPr>
+        <w:t xml:space="preserve"> src/main.c </w:t>
+      </w:r>
+      <w:r>
+        <w:rPr>
+          <w:rStyle w:val="AttributeTok"/>
+        </w:rPr>
+        <w:t xml:space="preserve">-o</w:t>
+      </w:r>
+      <w:r>
+        <w:rPr>
+          <w:rStyle w:val="NormalTok"/>
+        </w:rPr>
+        <w:t xml:space="preserve"> build/debug/main.c.o</w:t>
+      </w:r>
+      <w:r>
+        <w:br/>
+      </w:r>
+      <w:r>
+        <w:rPr>
+          <w:rStyle w:val="FunctionTok"/>
+        </w:rPr>
+        <w:t xml:space="preserve">mkdir</w:t>
+      </w:r>
+      <w:r>
+        <w:rPr>
+          <w:rStyle w:val="NormalTok"/>
+        </w:rPr>
+        <w:t xml:space="preserve"> </w:t>
+      </w:r>
+      <w:r>
+        <w:rPr>
+          <w:rStyle w:val="AttributeTok"/>
+        </w:rPr>
+        <w:t xml:space="preserve">-p</w:t>
+      </w:r>
+      <w:r>
+        <w:rPr>
+          <w:rStyle w:val="NormalTok"/>
+        </w:rPr>
+        <w:t xml:space="preserve"> build/debug</w:t>
+      </w:r>
+      <w:r>
+        <w:br/>
+      </w:r>
+      <w:r>
+        <w:rPr>
+          <w:rStyle w:val="FunctionTok"/>
+        </w:rPr>
+        <w:t xml:space="preserve">cc</w:t>
+      </w:r>
+      <w:r>
+        <w:rPr>
+          <w:rStyle w:val="NormalTok"/>
+        </w:rPr>
+        <w:t xml:space="preserve"> </w:t>
+      </w:r>
+      <w:r>
+        <w:rPr>
+          <w:rStyle w:val="AttributeTok"/>
+        </w:rPr>
+        <w:t xml:space="preserve">-g</w:t>
+      </w:r>
+      <w:r>
+        <w:rPr>
+          <w:rStyle w:val="NormalTok"/>
+        </w:rPr>
+        <w:t xml:space="preserve"> </w:t>
+      </w:r>
+      <w:r>
+        <w:rPr>
+          <w:rStyle w:val="AttributeTok"/>
+        </w:rPr>
+        <w:t xml:space="preserve">-O0</w:t>
+      </w:r>
+      <w:r>
+        <w:rPr>
+          <w:rStyle w:val="NormalTok"/>
+        </w:rPr>
+        <w:t xml:space="preserve"> </w:t>
+      </w:r>
+      <w:r>
+        <w:rPr>
+          <w:rStyle w:val="AttributeTok"/>
+        </w:rPr>
+        <w:t xml:space="preserve">-DDEBUG</w:t>
+      </w:r>
+      <w:r>
+        <w:rPr>
+          <w:rStyle w:val="NormalTok"/>
+        </w:rPr>
+        <w:t xml:space="preserve"> </w:t>
+      </w:r>
+      <w:r>
+        <w:rPr>
+          <w:rStyle w:val="AttributeTok"/>
+        </w:rPr>
+        <w:t xml:space="preserve">-fno-omit-frame-pointer</w:t>
+      </w:r>
+      <w:r>
+        <w:rPr>
+          <w:rStyle w:val="NormalTok"/>
+        </w:rPr>
+        <w:t xml:space="preserve"> </w:t>
+      </w:r>
+      <w:r>
+        <w:rPr>
+          <w:rStyle w:val="AttributeTok"/>
+        </w:rPr>
+        <w:t xml:space="preserve">-fsanitize</w:t>
+      </w:r>
+      <w:r>
+        <w:rPr>
+          <w:rStyle w:val="OperatorTok"/>
+        </w:rPr>
+        <w:t xml:space="preserve">=</w:t>
+      </w:r>
+      <w:r>
+        <w:rPr>
+          <w:rStyle w:val="NormalTok"/>
+        </w:rPr>
+        <w:t xml:space="preserve">address </w:t>
+      </w:r>
+      <w:r>
+        <w:rPr>
+          <w:rStyle w:val="AttributeTok"/>
+        </w:rPr>
+        <w:t xml:space="preserve">-c</w:t>
+      </w:r>
+      <w:r>
+        <w:rPr>
+          <w:rStyle w:val="NormalTok"/>
+        </w:rPr>
         <w:t xml:space="preserve"> src/lab.c </w:t>
       </w:r>
       <w:r>
@@ -447,6 +579,207 @@
         <w:rPr>
           <w:rStyle w:val="FunctionTok"/>
         </w:rPr>
+        <w:t xml:space="preserve">cc</w:t>
+      </w:r>
+      <w:r>
+        <w:rPr>
+          <w:rStyle w:val="NormalTok"/>
+        </w:rPr>
+        <w:t xml:space="preserve"> </w:t>
+      </w:r>
+      <w:r>
+        <w:rPr>
+          <w:rStyle w:val="AttributeTok"/>
+        </w:rPr>
+        <w:t xml:space="preserve">-g</w:t>
+      </w:r>
+      <w:r>
+        <w:rPr>
+          <w:rStyle w:val="NormalTok"/>
+        </w:rPr>
+        <w:t xml:space="preserve"> </w:t>
+      </w:r>
+      <w:r>
+        <w:rPr>
+          <w:rStyle w:val="AttributeTok"/>
+        </w:rPr>
+        <w:t xml:space="preserve">-O0</w:t>
+      </w:r>
+      <w:r>
+        <w:rPr>
+          <w:rStyle w:val="NormalTok"/>
+        </w:rPr>
+        <w:t xml:space="preserve"> </w:t>
+      </w:r>
+      <w:r>
+        <w:rPr>
+          <w:rStyle w:val="AttributeTok"/>
+        </w:rPr>
+        <w:t xml:space="preserve">-DDEBUG</w:t>
+      </w:r>
+      <w:r>
+        <w:rPr>
+          <w:rStyle w:val="NormalTok"/>
+        </w:rPr>
+        <w:t xml:space="preserve"> </w:t>
+      </w:r>
+      <w:r>
+        <w:rPr>
+          <w:rStyle w:val="AttributeTok"/>
+        </w:rPr>
+        <w:t xml:space="preserve">-fno-omit-frame-pointer</w:t>
+      </w:r>
+      <w:r>
+        <w:rPr>
+          <w:rStyle w:val="NormalTok"/>
+        </w:rPr>
+        <w:t xml:space="preserve"> </w:t>
+      </w:r>
+      <w:r>
+        <w:rPr>
+          <w:rStyle w:val="AttributeTok"/>
+        </w:rPr>
+        <w:t xml:space="preserve">-fsanitize</w:t>
+      </w:r>
+      <w:r>
+        <w:rPr>
+          <w:rStyle w:val="OperatorTok"/>
+        </w:rPr>
+        <w:t xml:space="preserve">=</w:t>
+      </w:r>
+      <w:r>
+        <w:rPr>
+          <w:rStyle w:val="NormalTok"/>
+        </w:rPr>
+        <w:t xml:space="preserve">address build/debug/main.c.o build/debug/lab.c.o </w:t>
+      </w:r>
+      <w:r>
+        <w:rPr>
+          <w:rStyle w:val="AttributeTok"/>
+        </w:rPr>
+        <w:t xml:space="preserve">-o</w:t>
+      </w:r>
+      <w:r>
+        <w:rPr>
+          <w:rStyle w:val="NormalTok"/>
+        </w:rPr>
+        <w:t xml:space="preserve"> build/debug/myapp_d </w:t>
+      </w:r>
+      <w:r>
+        <w:rPr>
+          <w:rStyle w:val="AttributeTok"/>
+        </w:rPr>
+        <w:t xml:space="preserve">-fsanitize</w:t>
+      </w:r>
+      <w:r>
+        <w:rPr>
+          <w:rStyle w:val="OperatorTok"/>
+        </w:rPr>
+        <w:t xml:space="preserve">=</w:t>
+      </w:r>
+      <w:r>
+        <w:rPr>
+          <w:rStyle w:val="NormalTok"/>
+        </w:rPr>
+        <w:t xml:space="preserve">address</w:t>
+      </w:r>
+      <w:r>
+        <w:br/>
+      </w:r>
+      <w:r>
+        <w:rPr>
+          <w:rStyle w:val="VariableTok"/>
+        </w:rPr>
+        <w:t xml:space="preserve">make</w:t>
+      </w:r>
+      <w:r>
+        <w:rPr>
+          <w:rStyle w:val="OperatorTok"/>
+        </w:rPr>
+        <w:t xml:space="preserve">[</w:t>
+      </w:r>
+      <w:r>
+        <w:rPr>
+          <w:rStyle w:val="DecValTok"/>
+        </w:rPr>
+        <w:t xml:space="preserve">1</w:t>
+      </w:r>
+      <w:r>
+        <w:rPr>
+          <w:rStyle w:val="OperatorTok"/>
+        </w:rPr>
+        <w:t xml:space="preserve">]</w:t>
+      </w:r>
+      <w:r>
+        <w:rPr>
+          <w:rStyle w:val="ExtensionTok"/>
+        </w:rPr>
+        <w:t xml:space="preserve">:</w:t>
+      </w:r>
+      <w:r>
+        <w:rPr>
+          <w:rStyle w:val="NormalTok"/>
+        </w:rPr>
+        <w:t xml:space="preserve"> Leaving directory </w:t>
+      </w:r>
+      <w:r>
+        <w:rPr>
+          <w:rStyle w:val="StringTok"/>
+        </w:rPr>
+        <w:t xml:space="preserve">'/home/PERRYARYEE/Computer-Networks-CS525'</w:t>
+      </w:r>
+      <w:r>
+        <w:br/>
+      </w:r>
+      <w:r>
+        <w:rPr>
+          <w:rStyle w:val="VariableTok"/>
+        </w:rPr>
+        <w:t xml:space="preserve">make</w:t>
+      </w:r>
+      <w:r>
+        <w:rPr>
+          <w:rStyle w:val="OperatorTok"/>
+        </w:rPr>
+        <w:t xml:space="preserve">[</w:t>
+      </w:r>
+      <w:r>
+        <w:rPr>
+          <w:rStyle w:val="DecValTok"/>
+        </w:rPr>
+        <w:t xml:space="preserve">1</w:t>
+      </w:r>
+      <w:r>
+        <w:rPr>
+          <w:rStyle w:val="OperatorTok"/>
+        </w:rPr>
+        <w:t xml:space="preserve">]</w:t>
+      </w:r>
+      <w:r>
+        <w:rPr>
+          <w:rStyle w:val="ExtensionTok"/>
+        </w:rPr>
+        <w:t xml:space="preserve">:</w:t>
+      </w:r>
+      <w:r>
+        <w:rPr>
+          <w:rStyle w:val="NormalTok"/>
+        </w:rPr>
+        <w:t xml:space="preserve"> Entering directory </w:t>
+      </w:r>
+      <w:r>
+        <w:rPr>
+          <w:rStyle w:val="StringTok"/>
+        </w:rPr>
+        <w:t xml:space="preserve">'/home/PERRYARYEE/Computer-Networks-CS525'</w:t>
+      </w:r>
+      <w:r>
+        <w:br/>
+      </w:r>
+      <w:r>
+        <w:rPr>
+          <w:rStyle w:val="FunctionTok"/>
+        </w:rPr>
         <w:t xml:space="preserve">mkdir</w:t>
       </w:r>
       <w:r>
@@ -465,7 +798,7 @@
         <w:rPr>
           <w:rStyle w:val="NormalTok"/>
         </w:rPr>
-        <w:t xml:space="preserve"> build/debug</w:t>
+        <w:t xml:space="preserve"> build/release</w:t>
       </w:r>
       <w:r>
         <w:br/>
@@ -486,6 +819,921 @@
         <w:rPr>
           <w:rStyle w:val="AttributeTok"/>
         </w:rPr>
+        <w:t xml:space="preserve">-Wall</w:t>
+      </w:r>
+      <w:r>
+        <w:rPr>
+          <w:rStyle w:val="NormalTok"/>
+        </w:rPr>
+        <w:t xml:space="preserve"> </w:t>
+      </w:r>
+      <w:r>
+        <w:rPr>
+          <w:rStyle w:val="AttributeTok"/>
+        </w:rPr>
+        <w:t xml:space="preserve">-Wextra</w:t>
+      </w:r>
+      <w:r>
+        <w:rPr>
+          <w:rStyle w:val="NormalTok"/>
+        </w:rPr>
+        <w:t xml:space="preserve"> </w:t>
+      </w:r>
+      <w:r>
+        <w:rPr>
+          <w:rStyle w:val="AttributeTok"/>
+        </w:rPr>
+        <w:t xml:space="preserve">-O2</w:t>
+      </w:r>
+      <w:r>
+        <w:rPr>
+          <w:rStyle w:val="NormalTok"/>
+        </w:rPr>
+        <w:t xml:space="preserve"> </w:t>
+      </w:r>
+      <w:r>
+        <w:rPr>
+          <w:rStyle w:val="AttributeTok"/>
+        </w:rPr>
+        <w:t xml:space="preserve">-fPIE</w:t>
+      </w:r>
+      <w:r>
+        <w:rPr>
+          <w:rStyle w:val="NormalTok"/>
+        </w:rPr>
+        <w:t xml:space="preserve"> </w:t>
+      </w:r>
+      <w:r>
+        <w:rPr>
+          <w:rStyle w:val="AttributeTok"/>
+        </w:rPr>
+        <w:t xml:space="preserve">-MMD</w:t>
+      </w:r>
+      <w:r>
+        <w:rPr>
+          <w:rStyle w:val="NormalTok"/>
+        </w:rPr>
+        <w:t xml:space="preserve"> </w:t>
+      </w:r>
+      <w:r>
+        <w:rPr>
+          <w:rStyle w:val="AttributeTok"/>
+        </w:rPr>
+        <w:t xml:space="preserve">-MP</w:t>
+      </w:r>
+      <w:r>
+        <w:rPr>
+          <w:rStyle w:val="NormalTok"/>
+        </w:rPr>
+        <w:t xml:space="preserve"> </w:t>
+      </w:r>
+      <w:r>
+        <w:rPr>
+          <w:rStyle w:val="AttributeTok"/>
+        </w:rPr>
+        <w:t xml:space="preserve">-Wformat</w:t>
+      </w:r>
+      <w:r>
+        <w:rPr>
+          <w:rStyle w:val="NormalTok"/>
+        </w:rPr>
+        <w:t xml:space="preserve"> </w:t>
+      </w:r>
+      <w:r>
+        <w:rPr>
+          <w:rStyle w:val="AttributeTok"/>
+        </w:rPr>
+        <w:t xml:space="preserve">-Wformat</w:t>
+      </w:r>
+      <w:r>
+        <w:rPr>
+          <w:rStyle w:val="OperatorTok"/>
+        </w:rPr>
+        <w:t xml:space="preserve">=</w:t>
+      </w:r>
+      <w:r>
+        <w:rPr>
+          <w:rStyle w:val="NormalTok"/>
+        </w:rPr>
+        <w:t xml:space="preserve">2 </w:t>
+      </w:r>
+      <w:r>
+        <w:rPr>
+          <w:rStyle w:val="AttributeTok"/>
+        </w:rPr>
+        <w:t xml:space="preserve">-Wconversion</w:t>
+      </w:r>
+      <w:r>
+        <w:rPr>
+          <w:rStyle w:val="NormalTok"/>
+        </w:rPr>
+        <w:t xml:space="preserve"> </w:t>
+      </w:r>
+      <w:r>
+        <w:rPr>
+          <w:rStyle w:val="AttributeTok"/>
+        </w:rPr>
+        <w:t xml:space="preserve">-Wsign-conversion</w:t>
+      </w:r>
+      <w:r>
+        <w:rPr>
+          <w:rStyle w:val="NormalTok"/>
+        </w:rPr>
+        <w:t xml:space="preserve"> </w:t>
+      </w:r>
+      <w:r>
+        <w:rPr>
+          <w:rStyle w:val="AttributeTok"/>
+        </w:rPr>
+        <w:t xml:space="preserve">-Wimplicit-fallthrough</w:t>
+      </w:r>
+      <w:r>
+        <w:rPr>
+          <w:rStyle w:val="NormalTok"/>
+        </w:rPr>
+        <w:t xml:space="preserve"> </w:t>
+      </w:r>
+      <w:r>
+        <w:rPr>
+          <w:rStyle w:val="AttributeTok"/>
+        </w:rPr>
+        <w:t xml:space="preserve">-fstack-protector-strong</w:t>
+      </w:r>
+      <w:r>
+        <w:rPr>
+          <w:rStyle w:val="NormalTok"/>
+        </w:rPr>
+        <w:t xml:space="preserve"> </w:t>
+      </w:r>
+      <w:r>
+        <w:rPr>
+          <w:rStyle w:val="AttributeTok"/>
+        </w:rPr>
+        <w:t xml:space="preserve">-Werror</w:t>
+      </w:r>
+      <w:r>
+        <w:rPr>
+          <w:rStyle w:val="OperatorTok"/>
+        </w:rPr>
+        <w:t xml:space="preserve">=</w:t>
+      </w:r>
+      <w:r>
+        <w:rPr>
+          <w:rStyle w:val="NormalTok"/>
+        </w:rPr>
+        <w:t xml:space="preserve">format-security </w:t>
+      </w:r>
+      <w:r>
+        <w:rPr>
+          <w:rStyle w:val="AttributeTok"/>
+        </w:rPr>
+        <w:t xml:space="preserve">-Werror</w:t>
+      </w:r>
+      <w:r>
+        <w:rPr>
+          <w:rStyle w:val="OperatorTok"/>
+        </w:rPr>
+        <w:t xml:space="preserve">=</w:t>
+      </w:r>
+      <w:r>
+        <w:rPr>
+          <w:rStyle w:val="NormalTok"/>
+        </w:rPr>
+        <w:t xml:space="preserve">implicit </w:t>
+      </w:r>
+      <w:r>
+        <w:rPr>
+          <w:rStyle w:val="AttributeTok"/>
+        </w:rPr>
+        <w:t xml:space="preserve">-Werror</w:t>
+      </w:r>
+      <w:r>
+        <w:rPr>
+          <w:rStyle w:val="OperatorTok"/>
+        </w:rPr>
+        <w:t xml:space="preserve">=</w:t>
+      </w:r>
+      <w:r>
+        <w:rPr>
+          <w:rStyle w:val="NormalTok"/>
+        </w:rPr>
+        <w:t xml:space="preserve">incompatible-pointer-types </w:t>
+      </w:r>
+      <w:r>
+        <w:rPr>
+          <w:rStyle w:val="AttributeTok"/>
+        </w:rPr>
+        <w:t xml:space="preserve">-Werror</w:t>
+      </w:r>
+      <w:r>
+        <w:rPr>
+          <w:rStyle w:val="OperatorTok"/>
+        </w:rPr>
+        <w:t xml:space="preserve">=</w:t>
+      </w:r>
+      <w:r>
+        <w:rPr>
+          <w:rStyle w:val="NormalTok"/>
+        </w:rPr>
+        <w:t xml:space="preserve">int-conversion </w:t>
+      </w:r>
+      <w:r>
+        <w:rPr>
+          <w:rStyle w:val="AttributeTok"/>
+        </w:rPr>
+        <w:t xml:space="preserve">-c</w:t>
+      </w:r>
+      <w:r>
+        <w:rPr>
+          <w:rStyle w:val="NormalTok"/>
+        </w:rPr>
+        <w:t xml:space="preserve"> src/main.c </w:t>
+      </w:r>
+      <w:r>
+        <w:rPr>
+          <w:rStyle w:val="AttributeTok"/>
+        </w:rPr>
+        <w:t xml:space="preserve">-o</w:t>
+      </w:r>
+      <w:r>
+        <w:rPr>
+          <w:rStyle w:val="NormalTok"/>
+        </w:rPr>
+        <w:t xml:space="preserve"> build/release/main.c.o</w:t>
+      </w:r>
+      <w:r>
+        <w:br/>
+      </w:r>
+      <w:r>
+        <w:rPr>
+          <w:rStyle w:val="FunctionTok"/>
+        </w:rPr>
+        <w:t xml:space="preserve">mkdir</w:t>
+      </w:r>
+      <w:r>
+        <w:rPr>
+          <w:rStyle w:val="NormalTok"/>
+        </w:rPr>
+        <w:t xml:space="preserve"> </w:t>
+      </w:r>
+      <w:r>
+        <w:rPr>
+          <w:rStyle w:val="AttributeTok"/>
+        </w:rPr>
+        <w:t xml:space="preserve">-p</w:t>
+      </w:r>
+      <w:r>
+        <w:rPr>
+          <w:rStyle w:val="NormalTok"/>
+        </w:rPr>
+        <w:t xml:space="preserve"> build/release</w:t>
+      </w:r>
+      <w:r>
+        <w:br/>
+      </w:r>
+      <w:r>
+        <w:rPr>
+          <w:rStyle w:val="FunctionTok"/>
+        </w:rPr>
+        <w:t xml:space="preserve">cc</w:t>
+      </w:r>
+      <w:r>
+        <w:rPr>
+          <w:rStyle w:val="NormalTok"/>
+        </w:rPr>
+        <w:t xml:space="preserve"> </w:t>
+      </w:r>
+      <w:r>
+        <w:rPr>
+          <w:rStyle w:val="AttributeTok"/>
+        </w:rPr>
+        <w:t xml:space="preserve">-Wall</w:t>
+      </w:r>
+      <w:r>
+        <w:rPr>
+          <w:rStyle w:val="NormalTok"/>
+        </w:rPr>
+        <w:t xml:space="preserve"> </w:t>
+      </w:r>
+      <w:r>
+        <w:rPr>
+          <w:rStyle w:val="AttributeTok"/>
+        </w:rPr>
+        <w:t xml:space="preserve">-Wextra</w:t>
+      </w:r>
+      <w:r>
+        <w:rPr>
+          <w:rStyle w:val="NormalTok"/>
+        </w:rPr>
+        <w:t xml:space="preserve"> </w:t>
+      </w:r>
+      <w:r>
+        <w:rPr>
+          <w:rStyle w:val="AttributeTok"/>
+        </w:rPr>
+        <w:t xml:space="preserve">-O2</w:t>
+      </w:r>
+      <w:r>
+        <w:rPr>
+          <w:rStyle w:val="NormalTok"/>
+        </w:rPr>
+        <w:t xml:space="preserve"> </w:t>
+      </w:r>
+      <w:r>
+        <w:rPr>
+          <w:rStyle w:val="AttributeTok"/>
+        </w:rPr>
+        <w:t xml:space="preserve">-fPIE</w:t>
+      </w:r>
+      <w:r>
+        <w:rPr>
+          <w:rStyle w:val="NormalTok"/>
+        </w:rPr>
+        <w:t xml:space="preserve"> </w:t>
+      </w:r>
+      <w:r>
+        <w:rPr>
+          <w:rStyle w:val="AttributeTok"/>
+        </w:rPr>
+        <w:t xml:space="preserve">-MMD</w:t>
+      </w:r>
+      <w:r>
+        <w:rPr>
+          <w:rStyle w:val="NormalTok"/>
+        </w:rPr>
+        <w:t xml:space="preserve"> </w:t>
+      </w:r>
+      <w:r>
+        <w:rPr>
+          <w:rStyle w:val="AttributeTok"/>
+        </w:rPr>
+        <w:t xml:space="preserve">-MP</w:t>
+      </w:r>
+      <w:r>
+        <w:rPr>
+          <w:rStyle w:val="NormalTok"/>
+        </w:rPr>
+        <w:t xml:space="preserve"> </w:t>
+      </w:r>
+      <w:r>
+        <w:rPr>
+          <w:rStyle w:val="AttributeTok"/>
+        </w:rPr>
+        <w:t xml:space="preserve">-Wformat</w:t>
+      </w:r>
+      <w:r>
+        <w:rPr>
+          <w:rStyle w:val="NormalTok"/>
+        </w:rPr>
+        <w:t xml:space="preserve"> </w:t>
+      </w:r>
+      <w:r>
+        <w:rPr>
+          <w:rStyle w:val="AttributeTok"/>
+        </w:rPr>
+        <w:t xml:space="preserve">-Wformat</w:t>
+      </w:r>
+      <w:r>
+        <w:rPr>
+          <w:rStyle w:val="OperatorTok"/>
+        </w:rPr>
+        <w:t xml:space="preserve">=</w:t>
+      </w:r>
+      <w:r>
+        <w:rPr>
+          <w:rStyle w:val="NormalTok"/>
+        </w:rPr>
+        <w:t xml:space="preserve">2 </w:t>
+      </w:r>
+      <w:r>
+        <w:rPr>
+          <w:rStyle w:val="AttributeTok"/>
+        </w:rPr>
+        <w:t xml:space="preserve">-Wconversion</w:t>
+      </w:r>
+      <w:r>
+        <w:rPr>
+          <w:rStyle w:val="NormalTok"/>
+        </w:rPr>
+        <w:t xml:space="preserve"> </w:t>
+      </w:r>
+      <w:r>
+        <w:rPr>
+          <w:rStyle w:val="AttributeTok"/>
+        </w:rPr>
+        <w:t xml:space="preserve">-Wsign-conversion</w:t>
+      </w:r>
+      <w:r>
+        <w:rPr>
+          <w:rStyle w:val="NormalTok"/>
+        </w:rPr>
+        <w:t xml:space="preserve"> </w:t>
+      </w:r>
+      <w:r>
+        <w:rPr>
+          <w:rStyle w:val="AttributeTok"/>
+        </w:rPr>
+        <w:t xml:space="preserve">-Wimplicit-fallthrough</w:t>
+      </w:r>
+      <w:r>
+        <w:rPr>
+          <w:rStyle w:val="NormalTok"/>
+        </w:rPr>
+        <w:t xml:space="preserve"> </w:t>
+      </w:r>
+      <w:r>
+        <w:rPr>
+          <w:rStyle w:val="AttributeTok"/>
+        </w:rPr>
+        <w:t xml:space="preserve">-fstack-protector-strong</w:t>
+      </w:r>
+      <w:r>
+        <w:rPr>
+          <w:rStyle w:val="NormalTok"/>
+        </w:rPr>
+        <w:t xml:space="preserve"> </w:t>
+      </w:r>
+      <w:r>
+        <w:rPr>
+          <w:rStyle w:val="AttributeTok"/>
+        </w:rPr>
+        <w:t xml:space="preserve">-Werror</w:t>
+      </w:r>
+      <w:r>
+        <w:rPr>
+          <w:rStyle w:val="OperatorTok"/>
+        </w:rPr>
+        <w:t xml:space="preserve">=</w:t>
+      </w:r>
+      <w:r>
+        <w:rPr>
+          <w:rStyle w:val="NormalTok"/>
+        </w:rPr>
+        <w:t xml:space="preserve">format-security </w:t>
+      </w:r>
+      <w:r>
+        <w:rPr>
+          <w:rStyle w:val="AttributeTok"/>
+        </w:rPr>
+        <w:t xml:space="preserve">-Werror</w:t>
+      </w:r>
+      <w:r>
+        <w:rPr>
+          <w:rStyle w:val="OperatorTok"/>
+        </w:rPr>
+        <w:t xml:space="preserve">=</w:t>
+      </w:r>
+      <w:r>
+        <w:rPr>
+          <w:rStyle w:val="NormalTok"/>
+        </w:rPr>
+        <w:t xml:space="preserve">implicit </w:t>
+      </w:r>
+      <w:r>
+        <w:rPr>
+          <w:rStyle w:val="AttributeTok"/>
+        </w:rPr>
+        <w:t xml:space="preserve">-Werror</w:t>
+      </w:r>
+      <w:r>
+        <w:rPr>
+          <w:rStyle w:val="OperatorTok"/>
+        </w:rPr>
+        <w:t xml:space="preserve">=</w:t>
+      </w:r>
+      <w:r>
+        <w:rPr>
+          <w:rStyle w:val="NormalTok"/>
+        </w:rPr>
+        <w:t xml:space="preserve">incompatible-pointer-types </w:t>
+      </w:r>
+      <w:r>
+        <w:rPr>
+          <w:rStyle w:val="AttributeTok"/>
+        </w:rPr>
+        <w:t xml:space="preserve">-Werror</w:t>
+      </w:r>
+      <w:r>
+        <w:rPr>
+          <w:rStyle w:val="OperatorTok"/>
+        </w:rPr>
+        <w:t xml:space="preserve">=</w:t>
+      </w:r>
+      <w:r>
+        <w:rPr>
+          <w:rStyle w:val="NormalTok"/>
+        </w:rPr>
+        <w:t xml:space="preserve">int-conversion </w:t>
+      </w:r>
+      <w:r>
+        <w:rPr>
+          <w:rStyle w:val="AttributeTok"/>
+        </w:rPr>
+        <w:t xml:space="preserve">-c</w:t>
+      </w:r>
+      <w:r>
+        <w:rPr>
+          <w:rStyle w:val="NormalTok"/>
+        </w:rPr>
+        <w:t xml:space="preserve"> src/lab.c </w:t>
+      </w:r>
+      <w:r>
+        <w:rPr>
+          <w:rStyle w:val="AttributeTok"/>
+        </w:rPr>
+        <w:t xml:space="preserve">-o</w:t>
+      </w:r>
+      <w:r>
+        <w:rPr>
+          <w:rStyle w:val="NormalTok"/>
+        </w:rPr>
+        <w:t xml:space="preserve"> build/release/lab.c.o</w:t>
+      </w:r>
+      <w:r>
+        <w:br/>
+      </w:r>
+      <w:r>
+        <w:rPr>
+          <w:rStyle w:val="FunctionTok"/>
+        </w:rPr>
+        <w:t xml:space="preserve">cc</w:t>
+      </w:r>
+      <w:r>
+        <w:rPr>
+          <w:rStyle w:val="NormalTok"/>
+        </w:rPr>
+        <w:t xml:space="preserve"> </w:t>
+      </w:r>
+      <w:r>
+        <w:rPr>
+          <w:rStyle w:val="AttributeTok"/>
+        </w:rPr>
+        <w:t xml:space="preserve">-Wall</w:t>
+      </w:r>
+      <w:r>
+        <w:rPr>
+          <w:rStyle w:val="NormalTok"/>
+        </w:rPr>
+        <w:t xml:space="preserve"> </w:t>
+      </w:r>
+      <w:r>
+        <w:rPr>
+          <w:rStyle w:val="AttributeTok"/>
+        </w:rPr>
+        <w:t xml:space="preserve">-Wextra</w:t>
+      </w:r>
+      <w:r>
+        <w:rPr>
+          <w:rStyle w:val="NormalTok"/>
+        </w:rPr>
+        <w:t xml:space="preserve"> </w:t>
+      </w:r>
+      <w:r>
+        <w:rPr>
+          <w:rStyle w:val="AttributeTok"/>
+        </w:rPr>
+        <w:t xml:space="preserve">-O2</w:t>
+      </w:r>
+      <w:r>
+        <w:rPr>
+          <w:rStyle w:val="NormalTok"/>
+        </w:rPr>
+        <w:t xml:space="preserve"> </w:t>
+      </w:r>
+      <w:r>
+        <w:rPr>
+          <w:rStyle w:val="AttributeTok"/>
+        </w:rPr>
+        <w:t xml:space="preserve">-fPIE</w:t>
+      </w:r>
+      <w:r>
+        <w:rPr>
+          <w:rStyle w:val="NormalTok"/>
+        </w:rPr>
+        <w:t xml:space="preserve"> </w:t>
+      </w:r>
+      <w:r>
+        <w:rPr>
+          <w:rStyle w:val="AttributeTok"/>
+        </w:rPr>
+        <w:t xml:space="preserve">-MMD</w:t>
+      </w:r>
+      <w:r>
+        <w:rPr>
+          <w:rStyle w:val="NormalTok"/>
+        </w:rPr>
+        <w:t xml:space="preserve"> </w:t>
+      </w:r>
+      <w:r>
+        <w:rPr>
+          <w:rStyle w:val="AttributeTok"/>
+        </w:rPr>
+        <w:t xml:space="preserve">-MP</w:t>
+      </w:r>
+      <w:r>
+        <w:rPr>
+          <w:rStyle w:val="NormalTok"/>
+        </w:rPr>
+        <w:t xml:space="preserve"> </w:t>
+      </w:r>
+      <w:r>
+        <w:rPr>
+          <w:rStyle w:val="AttributeTok"/>
+        </w:rPr>
+        <w:t xml:space="preserve">-Wformat</w:t>
+      </w:r>
+      <w:r>
+        <w:rPr>
+          <w:rStyle w:val="NormalTok"/>
+        </w:rPr>
+        <w:t xml:space="preserve"> </w:t>
+      </w:r>
+      <w:r>
+        <w:rPr>
+          <w:rStyle w:val="AttributeTok"/>
+        </w:rPr>
+        <w:t xml:space="preserve">-Wformat</w:t>
+      </w:r>
+      <w:r>
+        <w:rPr>
+          <w:rStyle w:val="OperatorTok"/>
+        </w:rPr>
+        <w:t xml:space="preserve">=</w:t>
+      </w:r>
+      <w:r>
+        <w:rPr>
+          <w:rStyle w:val="NormalTok"/>
+        </w:rPr>
+        <w:t xml:space="preserve">2 </w:t>
+      </w:r>
+      <w:r>
+        <w:rPr>
+          <w:rStyle w:val="AttributeTok"/>
+        </w:rPr>
+        <w:t xml:space="preserve">-Wconversion</w:t>
+      </w:r>
+      <w:r>
+        <w:rPr>
+          <w:rStyle w:val="NormalTok"/>
+        </w:rPr>
+        <w:t xml:space="preserve"> </w:t>
+      </w:r>
+      <w:r>
+        <w:rPr>
+          <w:rStyle w:val="AttributeTok"/>
+        </w:rPr>
+        <w:t xml:space="preserve">-Wsign-conversion</w:t>
+      </w:r>
+      <w:r>
+        <w:rPr>
+          <w:rStyle w:val="NormalTok"/>
+        </w:rPr>
+        <w:t xml:space="preserve"> </w:t>
+      </w:r>
+      <w:r>
+        <w:rPr>
+          <w:rStyle w:val="AttributeTok"/>
+        </w:rPr>
+        <w:t xml:space="preserve">-Wimplicit-fallthrough</w:t>
+      </w:r>
+      <w:r>
+        <w:rPr>
+          <w:rStyle w:val="NormalTok"/>
+        </w:rPr>
+        <w:t xml:space="preserve"> </w:t>
+      </w:r>
+      <w:r>
+        <w:rPr>
+          <w:rStyle w:val="AttributeTok"/>
+        </w:rPr>
+        <w:t xml:space="preserve">-fstack-protector-strong</w:t>
+      </w:r>
+      <w:r>
+        <w:rPr>
+          <w:rStyle w:val="NormalTok"/>
+        </w:rPr>
+        <w:t xml:space="preserve"> </w:t>
+      </w:r>
+      <w:r>
+        <w:rPr>
+          <w:rStyle w:val="AttributeTok"/>
+        </w:rPr>
+        <w:t xml:space="preserve">-Werror</w:t>
+      </w:r>
+      <w:r>
+        <w:rPr>
+          <w:rStyle w:val="OperatorTok"/>
+        </w:rPr>
+        <w:t xml:space="preserve">=</w:t>
+      </w:r>
+      <w:r>
+        <w:rPr>
+          <w:rStyle w:val="NormalTok"/>
+        </w:rPr>
+        <w:t xml:space="preserve">format-security </w:t>
+      </w:r>
+      <w:r>
+        <w:rPr>
+          <w:rStyle w:val="AttributeTok"/>
+        </w:rPr>
+        <w:t xml:space="preserve">-Werror</w:t>
+      </w:r>
+      <w:r>
+        <w:rPr>
+          <w:rStyle w:val="OperatorTok"/>
+        </w:rPr>
+        <w:t xml:space="preserve">=</w:t>
+      </w:r>
+      <w:r>
+        <w:rPr>
+          <w:rStyle w:val="NormalTok"/>
+        </w:rPr>
+        <w:t xml:space="preserve">implicit </w:t>
+      </w:r>
+      <w:r>
+        <w:rPr>
+          <w:rStyle w:val="AttributeTok"/>
+        </w:rPr>
+        <w:t xml:space="preserve">-Werror</w:t>
+      </w:r>
+      <w:r>
+        <w:rPr>
+          <w:rStyle w:val="OperatorTok"/>
+        </w:rPr>
+        <w:t xml:space="preserve">=</w:t>
+      </w:r>
+      <w:r>
+        <w:rPr>
+          <w:rStyle w:val="NormalTok"/>
+        </w:rPr>
+        <w:t xml:space="preserve">incompatible-pointer-types </w:t>
+      </w:r>
+      <w:r>
+        <w:rPr>
+          <w:rStyle w:val="AttributeTok"/>
+        </w:rPr>
+        <w:t xml:space="preserve">-Werror</w:t>
+      </w:r>
+      <w:r>
+        <w:rPr>
+          <w:rStyle w:val="OperatorTok"/>
+        </w:rPr>
+        <w:t xml:space="preserve">=</w:t>
+      </w:r>
+      <w:r>
+        <w:rPr>
+          <w:rStyle w:val="NormalTok"/>
+        </w:rPr>
+        <w:t xml:space="preserve">int-conversion build/release/main.c.o build/release/lab.c.o </w:t>
+      </w:r>
+      <w:r>
+        <w:rPr>
+          <w:rStyle w:val="AttributeTok"/>
+        </w:rPr>
+        <w:t xml:space="preserve">-o</w:t>
+      </w:r>
+      <w:r>
+        <w:rPr>
+          <w:rStyle w:val="NormalTok"/>
+        </w:rPr>
+        <w:t xml:space="preserve"> build/release/myapp </w:t>
+      </w:r>
+      <w:r>
+        <w:br/>
+      </w:r>
+      <w:r>
+        <w:rPr>
+          <w:rStyle w:val="VariableTok"/>
+        </w:rPr>
+        <w:t xml:space="preserve">make</w:t>
+      </w:r>
+      <w:r>
+        <w:rPr>
+          <w:rStyle w:val="OperatorTok"/>
+        </w:rPr>
+        <w:t xml:space="preserve">[</w:t>
+      </w:r>
+      <w:r>
+        <w:rPr>
+          <w:rStyle w:val="DecValTok"/>
+        </w:rPr>
+        <w:t xml:space="preserve">1</w:t>
+      </w:r>
+      <w:r>
+        <w:rPr>
+          <w:rStyle w:val="OperatorTok"/>
+        </w:rPr>
+        <w:t xml:space="preserve">]</w:t>
+      </w:r>
+      <w:r>
+        <w:rPr>
+          <w:rStyle w:val="ExtensionTok"/>
+        </w:rPr>
+        <w:t xml:space="preserve">:</w:t>
+      </w:r>
+      <w:r>
+        <w:rPr>
+          <w:rStyle w:val="NormalTok"/>
+        </w:rPr>
+        <w:t xml:space="preserve"> Leaving directory </w:t>
+      </w:r>
+      <w:r>
+        <w:rPr>
+          <w:rStyle w:val="StringTok"/>
+        </w:rPr>
+        <w:t xml:space="preserve">'/home/PERRYARYEE/Computer-Networks-CS525'</w:t>
+      </w:r>
+      <w:r>
+        <w:br/>
+      </w:r>
+      <w:r>
+        <w:rPr>
+          <w:rStyle w:val="VariableTok"/>
+        </w:rPr>
+        <w:t xml:space="preserve">make</w:t>
+      </w:r>
+      <w:r>
+        <w:rPr>
+          <w:rStyle w:val="OperatorTok"/>
+        </w:rPr>
+        <w:t xml:space="preserve">[</w:t>
+      </w:r>
+      <w:r>
+        <w:rPr>
+          <w:rStyle w:val="DecValTok"/>
+        </w:rPr>
+        <w:t xml:space="preserve">1</w:t>
+      </w:r>
+      <w:r>
+        <w:rPr>
+          <w:rStyle w:val="OperatorTok"/>
+        </w:rPr>
+        <w:t xml:space="preserve">]</w:t>
+      </w:r>
+      <w:r>
+        <w:rPr>
+          <w:rStyle w:val="ExtensionTok"/>
+        </w:rPr>
+        <w:t xml:space="preserve">:</w:t>
+      </w:r>
+      <w:r>
+        <w:rPr>
+          <w:rStyle w:val="NormalTok"/>
+        </w:rPr>
+        <w:t xml:space="preserve"> Entering directory </w:t>
+      </w:r>
+      <w:r>
+        <w:rPr>
+          <w:rStyle w:val="StringTok"/>
+        </w:rPr>
+        <w:t xml:space="preserve">'/home/PERRYARYEE/Computer-Networks-CS525'</w:t>
+      </w:r>
+      <w:r>
+        <w:br/>
+      </w:r>
+      <w:r>
+        <w:rPr>
+          <w:rStyle w:val="FunctionTok"/>
+        </w:rPr>
+        <w:t xml:space="preserve">mkdir</w:t>
+      </w:r>
+      <w:r>
+        <w:rPr>
+          <w:rStyle w:val="NormalTok"/>
+        </w:rPr>
+        <w:t xml:space="preserve"> </w:t>
+      </w:r>
+      <w:r>
+        <w:rPr>
+          <w:rStyle w:val="AttributeTok"/>
+        </w:rPr>
+        <w:t xml:space="preserve">-p</w:t>
+      </w:r>
+      <w:r>
+        <w:rPr>
+          <w:rStyle w:val="NormalTok"/>
+        </w:rPr>
+        <w:t xml:space="preserve"> build/tests</w:t>
+      </w:r>
+      <w:r>
+        <w:br/>
+      </w:r>
+      <w:r>
+        <w:rPr>
+          <w:rStyle w:val="FunctionTok"/>
+        </w:rPr>
+        <w:t xml:space="preserve">cc</w:t>
+      </w:r>
+      <w:r>
+        <w:rPr>
+          <w:rStyle w:val="NormalTok"/>
+        </w:rPr>
+        <w:t xml:space="preserve"> </w:t>
+      </w:r>
+      <w:r>
+        <w:rPr>
+          <w:rStyle w:val="AttributeTok"/>
+        </w:rPr>
         <w:t xml:space="preserve">-g</w:t>
       </w:r>
       <w:r>
@@ -510,6 +1758,705 @@
         <w:rPr>
           <w:rStyle w:val="AttributeTok"/>
         </w:rPr>
+        <w:t xml:space="preserve">-DTEST</w:t>
+      </w:r>
+      <w:r>
+        <w:rPr>
+          <w:rStyle w:val="NormalTok"/>
+        </w:rPr>
+        <w:t xml:space="preserve"> </w:t>
+      </w:r>
+      <w:r>
+        <w:rPr>
+          <w:rStyle w:val="AttributeTok"/>
+        </w:rPr>
+        <w:t xml:space="preserve">-fprofile-arcs</w:t>
+      </w:r>
+      <w:r>
+        <w:rPr>
+          <w:rStyle w:val="NormalTok"/>
+        </w:rPr>
+        <w:t xml:space="preserve"> </w:t>
+      </w:r>
+      <w:r>
+        <w:rPr>
+          <w:rStyle w:val="AttributeTok"/>
+        </w:rPr>
+        <w:t xml:space="preserve">-ftest-coverage</w:t>
+      </w:r>
+      <w:r>
+        <w:rPr>
+          <w:rStyle w:val="NormalTok"/>
+        </w:rPr>
+        <w:t xml:space="preserve"> </w:t>
+      </w:r>
+      <w:r>
+        <w:rPr>
+          <w:rStyle w:val="AttributeTok"/>
+        </w:rPr>
+        <w:t xml:space="preserve">-c</w:t>
+      </w:r>
+      <w:r>
+        <w:rPr>
+          <w:rStyle w:val="NormalTok"/>
+        </w:rPr>
+        <w:t xml:space="preserve"> src/main.c </w:t>
+      </w:r>
+      <w:r>
+        <w:rPr>
+          <w:rStyle w:val="AttributeTok"/>
+        </w:rPr>
+        <w:t xml:space="preserve">-o</w:t>
+      </w:r>
+      <w:r>
+        <w:rPr>
+          <w:rStyle w:val="NormalTok"/>
+        </w:rPr>
+        <w:t xml:space="preserve"> build/tests/main.c.o</w:t>
+      </w:r>
+      <w:r>
+        <w:br/>
+      </w:r>
+      <w:r>
+        <w:rPr>
+          <w:rStyle w:val="FunctionTok"/>
+        </w:rPr>
+        <w:t xml:space="preserve">mkdir</w:t>
+      </w:r>
+      <w:r>
+        <w:rPr>
+          <w:rStyle w:val="NormalTok"/>
+        </w:rPr>
+        <w:t xml:space="preserve"> </w:t>
+      </w:r>
+      <w:r>
+        <w:rPr>
+          <w:rStyle w:val="AttributeTok"/>
+        </w:rPr>
+        <w:t xml:space="preserve">-p</w:t>
+      </w:r>
+      <w:r>
+        <w:rPr>
+          <w:rStyle w:val="NormalTok"/>
+        </w:rPr>
+        <w:t xml:space="preserve"> build/tests</w:t>
+      </w:r>
+      <w:r>
+        <w:br/>
+      </w:r>
+      <w:r>
+        <w:rPr>
+          <w:rStyle w:val="FunctionTok"/>
+        </w:rPr>
+        <w:t xml:space="preserve">cc</w:t>
+      </w:r>
+      <w:r>
+        <w:rPr>
+          <w:rStyle w:val="NormalTok"/>
+        </w:rPr>
+        <w:t xml:space="preserve"> </w:t>
+      </w:r>
+      <w:r>
+        <w:rPr>
+          <w:rStyle w:val="AttributeTok"/>
+        </w:rPr>
+        <w:t xml:space="preserve">-g</w:t>
+      </w:r>
+      <w:r>
+        <w:rPr>
+          <w:rStyle w:val="NormalTok"/>
+        </w:rPr>
+        <w:t xml:space="preserve"> </w:t>
+      </w:r>
+      <w:r>
+        <w:rPr>
+          <w:rStyle w:val="AttributeTok"/>
+        </w:rPr>
+        <w:t xml:space="preserve">-O0</w:t>
+      </w:r>
+      <w:r>
+        <w:rPr>
+          <w:rStyle w:val="NormalTok"/>
+        </w:rPr>
+        <w:t xml:space="preserve"> </w:t>
+      </w:r>
+      <w:r>
+        <w:rPr>
+          <w:rStyle w:val="AttributeTok"/>
+        </w:rPr>
+        <w:t xml:space="preserve">-DTEST</w:t>
+      </w:r>
+      <w:r>
+        <w:rPr>
+          <w:rStyle w:val="NormalTok"/>
+        </w:rPr>
+        <w:t xml:space="preserve"> </w:t>
+      </w:r>
+      <w:r>
+        <w:rPr>
+          <w:rStyle w:val="AttributeTok"/>
+        </w:rPr>
+        <w:t xml:space="preserve">-fprofile-arcs</w:t>
+      </w:r>
+      <w:r>
+        <w:rPr>
+          <w:rStyle w:val="NormalTok"/>
+        </w:rPr>
+        <w:t xml:space="preserve"> </w:t>
+      </w:r>
+      <w:r>
+        <w:rPr>
+          <w:rStyle w:val="AttributeTok"/>
+        </w:rPr>
+        <w:t xml:space="preserve">-ftest-coverage</w:t>
+      </w:r>
+      <w:r>
+        <w:rPr>
+          <w:rStyle w:val="NormalTok"/>
+        </w:rPr>
+        <w:t xml:space="preserve"> </w:t>
+      </w:r>
+      <w:r>
+        <w:rPr>
+          <w:rStyle w:val="AttributeTok"/>
+        </w:rPr>
+        <w:t xml:space="preserve">-c</w:t>
+      </w:r>
+      <w:r>
+        <w:rPr>
+          <w:rStyle w:val="NormalTok"/>
+        </w:rPr>
+        <w:t xml:space="preserve"> src/lab.c </w:t>
+      </w:r>
+      <w:r>
+        <w:rPr>
+          <w:rStyle w:val="AttributeTok"/>
+        </w:rPr>
+        <w:t xml:space="preserve">-o</w:t>
+      </w:r>
+      <w:r>
+        <w:rPr>
+          <w:rStyle w:val="NormalTok"/>
+        </w:rPr>
+        <w:t xml:space="preserve"> build/tests/lab.c.o</w:t>
+      </w:r>
+      <w:r>
+        <w:br/>
+      </w:r>
+      <w:r>
+        <w:rPr>
+          <w:rStyle w:val="FunctionTok"/>
+        </w:rPr>
+        <w:t xml:space="preserve">mkdir</w:t>
+      </w:r>
+      <w:r>
+        <w:rPr>
+          <w:rStyle w:val="NormalTok"/>
+        </w:rPr>
+        <w:t xml:space="preserve"> </w:t>
+      </w:r>
+      <w:r>
+        <w:rPr>
+          <w:rStyle w:val="AttributeTok"/>
+        </w:rPr>
+        <w:t xml:space="preserve">-p</w:t>
+      </w:r>
+      <w:r>
+        <w:rPr>
+          <w:rStyle w:val="NormalTok"/>
+        </w:rPr>
+        <w:t xml:space="preserve"> build/tests/harness/</w:t>
+      </w:r>
+      <w:r>
+        <w:br/>
+      </w:r>
+      <w:r>
+        <w:rPr>
+          <w:rStyle w:val="FunctionTok"/>
+        </w:rPr>
+        <w:t xml:space="preserve">cc</w:t>
+      </w:r>
+      <w:r>
+        <w:rPr>
+          <w:rStyle w:val="NormalTok"/>
+        </w:rPr>
+        <w:t xml:space="preserve"> </w:t>
+      </w:r>
+      <w:r>
+        <w:rPr>
+          <w:rStyle w:val="AttributeTok"/>
+        </w:rPr>
+        <w:t xml:space="preserve">-g</w:t>
+      </w:r>
+      <w:r>
+        <w:rPr>
+          <w:rStyle w:val="NormalTok"/>
+        </w:rPr>
+        <w:t xml:space="preserve"> </w:t>
+      </w:r>
+      <w:r>
+        <w:rPr>
+          <w:rStyle w:val="AttributeTok"/>
+        </w:rPr>
+        <w:t xml:space="preserve">-O0</w:t>
+      </w:r>
+      <w:r>
+        <w:rPr>
+          <w:rStyle w:val="NormalTok"/>
+        </w:rPr>
+        <w:t xml:space="preserve"> </w:t>
+      </w:r>
+      <w:r>
+        <w:rPr>
+          <w:rStyle w:val="AttributeTok"/>
+        </w:rPr>
+        <w:t xml:space="preserve">-DTEST</w:t>
+      </w:r>
+      <w:r>
+        <w:rPr>
+          <w:rStyle w:val="NormalTok"/>
+        </w:rPr>
+        <w:t xml:space="preserve"> </w:t>
+      </w:r>
+      <w:r>
+        <w:rPr>
+          <w:rStyle w:val="AttributeTok"/>
+        </w:rPr>
+        <w:t xml:space="preserve">-fprofile-arcs</w:t>
+      </w:r>
+      <w:r>
+        <w:rPr>
+          <w:rStyle w:val="NormalTok"/>
+        </w:rPr>
+        <w:t xml:space="preserve"> </w:t>
+      </w:r>
+      <w:r>
+        <w:rPr>
+          <w:rStyle w:val="AttributeTok"/>
+        </w:rPr>
+        <w:t xml:space="preserve">-ftest-coverage</w:t>
+      </w:r>
+      <w:r>
+        <w:rPr>
+          <w:rStyle w:val="NormalTok"/>
+        </w:rPr>
+        <w:t xml:space="preserve"> </w:t>
+      </w:r>
+      <w:r>
+        <w:rPr>
+          <w:rStyle w:val="AttributeTok"/>
+        </w:rPr>
+        <w:t xml:space="preserve">-c</w:t>
+      </w:r>
+      <w:r>
+        <w:rPr>
+          <w:rStyle w:val="NormalTok"/>
+        </w:rPr>
+        <w:t xml:space="preserve"> tests/harness/unity.c </w:t>
+      </w:r>
+      <w:r>
+        <w:rPr>
+          <w:rStyle w:val="AttributeTok"/>
+        </w:rPr>
+        <w:t xml:space="preserve">-o</w:t>
+      </w:r>
+      <w:r>
+        <w:rPr>
+          <w:rStyle w:val="NormalTok"/>
+        </w:rPr>
+        <w:t xml:space="preserve"> build/tests/harness/unity.c.o</w:t>
+      </w:r>
+      <w:r>
+        <w:br/>
+      </w:r>
+      <w:r>
+        <w:rPr>
+          <w:rStyle w:val="FunctionTok"/>
+        </w:rPr>
+        <w:t xml:space="preserve">mkdir</w:t>
+      </w:r>
+      <w:r>
+        <w:rPr>
+          <w:rStyle w:val="NormalTok"/>
+        </w:rPr>
+        <w:t xml:space="preserve"> </w:t>
+      </w:r>
+      <w:r>
+        <w:rPr>
+          <w:rStyle w:val="AttributeTok"/>
+        </w:rPr>
+        <w:t xml:space="preserve">-p</w:t>
+      </w:r>
+      <w:r>
+        <w:rPr>
+          <w:rStyle w:val="NormalTok"/>
+        </w:rPr>
+        <w:t xml:space="preserve"> build/tests/</w:t>
+      </w:r>
+      <w:r>
+        <w:br/>
+      </w:r>
+      <w:r>
+        <w:rPr>
+          <w:rStyle w:val="FunctionTok"/>
+        </w:rPr>
+        <w:t xml:space="preserve">cc</w:t>
+      </w:r>
+      <w:r>
+        <w:rPr>
+          <w:rStyle w:val="NormalTok"/>
+        </w:rPr>
+        <w:t xml:space="preserve"> </w:t>
+      </w:r>
+      <w:r>
+        <w:rPr>
+          <w:rStyle w:val="AttributeTok"/>
+        </w:rPr>
+        <w:t xml:space="preserve">-g</w:t>
+      </w:r>
+      <w:r>
+        <w:rPr>
+          <w:rStyle w:val="NormalTok"/>
+        </w:rPr>
+        <w:t xml:space="preserve"> </w:t>
+      </w:r>
+      <w:r>
+        <w:rPr>
+          <w:rStyle w:val="AttributeTok"/>
+        </w:rPr>
+        <w:t xml:space="preserve">-O0</w:t>
+      </w:r>
+      <w:r>
+        <w:rPr>
+          <w:rStyle w:val="NormalTok"/>
+        </w:rPr>
+        <w:t xml:space="preserve"> </w:t>
+      </w:r>
+      <w:r>
+        <w:rPr>
+          <w:rStyle w:val="AttributeTok"/>
+        </w:rPr>
+        <w:t xml:space="preserve">-DTEST</w:t>
+      </w:r>
+      <w:r>
+        <w:rPr>
+          <w:rStyle w:val="NormalTok"/>
+        </w:rPr>
+        <w:t xml:space="preserve"> </w:t>
+      </w:r>
+      <w:r>
+        <w:rPr>
+          <w:rStyle w:val="AttributeTok"/>
+        </w:rPr>
+        <w:t xml:space="preserve">-fprofile-arcs</w:t>
+      </w:r>
+      <w:r>
+        <w:rPr>
+          <w:rStyle w:val="NormalTok"/>
+        </w:rPr>
+        <w:t xml:space="preserve"> </w:t>
+      </w:r>
+      <w:r>
+        <w:rPr>
+          <w:rStyle w:val="AttributeTok"/>
+        </w:rPr>
+        <w:t xml:space="preserve">-ftest-coverage</w:t>
+      </w:r>
+      <w:r>
+        <w:rPr>
+          <w:rStyle w:val="NormalTok"/>
+        </w:rPr>
+        <w:t xml:space="preserve"> </w:t>
+      </w:r>
+      <w:r>
+        <w:rPr>
+          <w:rStyle w:val="AttributeTok"/>
+        </w:rPr>
+        <w:t xml:space="preserve">-c</w:t>
+      </w:r>
+      <w:r>
+        <w:rPr>
+          <w:rStyle w:val="NormalTok"/>
+        </w:rPr>
+        <w:t xml:space="preserve"> tests/lab-test.c </w:t>
+      </w:r>
+      <w:r>
+        <w:rPr>
+          <w:rStyle w:val="AttributeTok"/>
+        </w:rPr>
+        <w:t xml:space="preserve">-o</w:t>
+      </w:r>
+      <w:r>
+        <w:rPr>
+          <w:rStyle w:val="NormalTok"/>
+        </w:rPr>
+        <w:t xml:space="preserve"> build/tests/lab-test.c.o</w:t>
+      </w:r>
+      <w:r>
+        <w:br/>
+      </w:r>
+      <w:r>
+        <w:rPr>
+          <w:rStyle w:val="FunctionTok"/>
+        </w:rPr>
+        <w:t xml:space="preserve">cc</w:t>
+      </w:r>
+      <w:r>
+        <w:rPr>
+          <w:rStyle w:val="NormalTok"/>
+        </w:rPr>
+        <w:t xml:space="preserve"> </w:t>
+      </w:r>
+      <w:r>
+        <w:rPr>
+          <w:rStyle w:val="AttributeTok"/>
+        </w:rPr>
+        <w:t xml:space="preserve">-g</w:t>
+      </w:r>
+      <w:r>
+        <w:rPr>
+          <w:rStyle w:val="NormalTok"/>
+        </w:rPr>
+        <w:t xml:space="preserve"> </w:t>
+      </w:r>
+      <w:r>
+        <w:rPr>
+          <w:rStyle w:val="AttributeTok"/>
+        </w:rPr>
+        <w:t xml:space="preserve">-O0</w:t>
+      </w:r>
+      <w:r>
+        <w:rPr>
+          <w:rStyle w:val="NormalTok"/>
+        </w:rPr>
+        <w:t xml:space="preserve"> </w:t>
+      </w:r>
+      <w:r>
+        <w:rPr>
+          <w:rStyle w:val="AttributeTok"/>
+        </w:rPr>
+        <w:t xml:space="preserve">-DTEST</w:t>
+      </w:r>
+      <w:r>
+        <w:rPr>
+          <w:rStyle w:val="NormalTok"/>
+        </w:rPr>
+        <w:t xml:space="preserve"> </w:t>
+      </w:r>
+      <w:r>
+        <w:rPr>
+          <w:rStyle w:val="AttributeTok"/>
+        </w:rPr>
+        <w:t xml:space="preserve">-fprofile-arcs</w:t>
+      </w:r>
+      <w:r>
+        <w:rPr>
+          <w:rStyle w:val="NormalTok"/>
+        </w:rPr>
+        <w:t xml:space="preserve"> </w:t>
+      </w:r>
+      <w:r>
+        <w:rPr>
+          <w:rStyle w:val="AttributeTok"/>
+        </w:rPr>
+        <w:t xml:space="preserve">-ftest-coverage</w:t>
+      </w:r>
+      <w:r>
+        <w:rPr>
+          <w:rStyle w:val="NormalTok"/>
+        </w:rPr>
+        <w:t xml:space="preserve"> build/tests/main.c.o build/tests/lab.c.o build/tests/harness/unity.c.o build/tests/lab-test.c.o </w:t>
+      </w:r>
+      <w:r>
+        <w:rPr>
+          <w:rStyle w:val="AttributeTok"/>
+        </w:rPr>
+        <w:t xml:space="preserve">-o</w:t>
+      </w:r>
+      <w:r>
+        <w:rPr>
+          <w:rStyle w:val="NormalTok"/>
+        </w:rPr>
+        <w:t xml:space="preserve"> build/tests/myapp_t </w:t>
+      </w:r>
+      <w:r>
+        <w:rPr>
+          <w:rStyle w:val="AttributeTok"/>
+        </w:rPr>
+        <w:t xml:space="preserve">-fprofile-arcs</w:t>
+      </w:r>
+      <w:r>
+        <w:rPr>
+          <w:rStyle w:val="NormalTok"/>
+        </w:rPr>
+        <w:t xml:space="preserve"> </w:t>
+      </w:r>
+      <w:r>
+        <w:rPr>
+          <w:rStyle w:val="AttributeTok"/>
+        </w:rPr>
+        <w:t xml:space="preserve">-ftest-coverage</w:t>
+      </w:r>
+      <w:r>
+        <w:br/>
+      </w:r>
+      <w:r>
+        <w:rPr>
+          <w:rStyle w:val="VariableTok"/>
+        </w:rPr>
+        <w:t xml:space="preserve">make</w:t>
+      </w:r>
+      <w:r>
+        <w:rPr>
+          <w:rStyle w:val="OperatorTok"/>
+        </w:rPr>
+        <w:t xml:space="preserve">[</w:t>
+      </w:r>
+      <w:r>
+        <w:rPr>
+          <w:rStyle w:val="DecValTok"/>
+        </w:rPr>
+        <w:t xml:space="preserve">1</w:t>
+      </w:r>
+      <w:r>
+        <w:rPr>
+          <w:rStyle w:val="OperatorTok"/>
+        </w:rPr>
+        <w:t xml:space="preserve">]</w:t>
+      </w:r>
+      <w:r>
+        <w:rPr>
+          <w:rStyle w:val="ExtensionTok"/>
+        </w:rPr>
+        <w:t xml:space="preserve">:</w:t>
+      </w:r>
+      <w:r>
+        <w:rPr>
+          <w:rStyle w:val="NormalTok"/>
+        </w:rPr>
+        <w:t xml:space="preserve"> Leaving directory </w:t>
+      </w:r>
+      <w:r>
+        <w:rPr>
+          <w:rStyle w:val="StringTok"/>
+        </w:rPr>
+        <w:t xml:space="preserve">'/home/PERRYARYEE/Computer-Networks-CS525'</w:t>
+      </w:r>
+      <w:r>
+        <w:br/>
+      </w:r>
+      <w:r>
+        <w:rPr>
+          <w:rStyle w:val="VariableTok"/>
+        </w:rPr>
+        <w:t xml:space="preserve">make</w:t>
+      </w:r>
+      <w:r>
+        <w:rPr>
+          <w:rStyle w:val="OperatorTok"/>
+        </w:rPr>
+        <w:t xml:space="preserve">[</w:t>
+      </w:r>
+      <w:r>
+        <w:rPr>
+          <w:rStyle w:val="DecValTok"/>
+        </w:rPr>
+        <w:t xml:space="preserve">1</w:t>
+      </w:r>
+      <w:r>
+        <w:rPr>
+          <w:rStyle w:val="OperatorTok"/>
+        </w:rPr>
+        <w:t xml:space="preserve">]</w:t>
+      </w:r>
+      <w:r>
+        <w:rPr>
+          <w:rStyle w:val="ExtensionTok"/>
+        </w:rPr>
+        <w:t xml:space="preserve">:</w:t>
+      </w:r>
+      <w:r>
+        <w:rPr>
+          <w:rStyle w:val="NormalTok"/>
+        </w:rPr>
+        <w:t xml:space="preserve"> Entering directory </w:t>
+      </w:r>
+      <w:r>
+        <w:rPr>
+          <w:rStyle w:val="StringTok"/>
+        </w:rPr>
+        <w:t xml:space="preserve">'/home/PERRYARYEE/Computer-Networks-CS525'</w:t>
+      </w:r>
+      <w:r>
+        <w:br/>
+      </w:r>
+      <w:r>
+        <w:rPr>
+          <w:rStyle w:val="FunctionTok"/>
+        </w:rPr>
+        <w:t xml:space="preserve">mkdir</w:t>
+      </w:r>
+      <w:r>
+        <w:rPr>
+          <w:rStyle w:val="NormalTok"/>
+        </w:rPr>
+        <w:t xml:space="preserve"> </w:t>
+      </w:r>
+      <w:r>
+        <w:rPr>
+          <w:rStyle w:val="AttributeTok"/>
+        </w:rPr>
+        <w:t xml:space="preserve">-p</w:t>
+      </w:r>
+      <w:r>
+        <w:rPr>
+          <w:rStyle w:val="NormalTok"/>
+        </w:rPr>
+        <w:t xml:space="preserve"> build/debug-test</w:t>
+      </w:r>
+      <w:r>
+        <w:br/>
+      </w:r>
+      <w:r>
+        <w:rPr>
+          <w:rStyle w:val="FunctionTok"/>
+        </w:rPr>
+        <w:t xml:space="preserve">cc</w:t>
+      </w:r>
+      <w:r>
+        <w:rPr>
+          <w:rStyle w:val="NormalTok"/>
+        </w:rPr>
+        <w:t xml:space="preserve"> </w:t>
+      </w:r>
+      <w:r>
+        <w:rPr>
+          <w:rStyle w:val="AttributeTok"/>
+        </w:rPr>
+        <w:t xml:space="preserve">-g</w:t>
+      </w:r>
+      <w:r>
+        <w:rPr>
+          <w:rStyle w:val="NormalTok"/>
+        </w:rPr>
+        <w:t xml:space="preserve"> </w:t>
+      </w:r>
+      <w:r>
+        <w:rPr>
+          <w:rStyle w:val="AttributeTok"/>
+        </w:rPr>
+        <w:t xml:space="preserve">-O0</w:t>
+      </w:r>
+      <w:r>
+        <w:rPr>
+          <w:rStyle w:val="NormalTok"/>
+        </w:rPr>
+        <w:t xml:space="preserve"> </w:t>
+      </w:r>
+      <w:r>
+        <w:rPr>
+          <w:rStyle w:val="AttributeTok"/>
+        </w:rPr>
         <w:t xml:space="preserve">-DDEBUG</w:t>
       </w:r>
       <w:r>
@@ -522,6 +2469,18 @@
         <w:rPr>
           <w:rStyle w:val="AttributeTok"/>
         </w:rPr>
+        <w:t xml:space="preserve">-DTEST</w:t>
+      </w:r>
+      <w:r>
+        <w:rPr>
+          <w:rStyle w:val="NormalTok"/>
+        </w:rPr>
+        <w:t xml:space="preserve"> </w:t>
+      </w:r>
+      <w:r>
+        <w:rPr>
+          <w:rStyle w:val="AttributeTok"/>
+        </w:rPr>
         <w:t xml:space="preserve">-fno-omit-frame-pointer</w:t>
       </w:r>
       <w:r>
@@ -570,7 +2529,7 @@
         <w:rPr>
           <w:rStyle w:val="NormalTok"/>
         </w:rPr>
-        <w:t xml:space="preserve"> build/debug/main.c.o</w:t>
+        <w:t xml:space="preserve"> build/debug-test/main.c.o</w:t>
       </w:r>
       <w:r>
         <w:br/>
@@ -579,6 +2538,33 @@
         <w:rPr>
           <w:rStyle w:val="FunctionTok"/>
         </w:rPr>
+        <w:t xml:space="preserve">mkdir</w:t>
+      </w:r>
+      <w:r>
+        <w:rPr>
+          <w:rStyle w:val="NormalTok"/>
+        </w:rPr>
+        <w:t xml:space="preserve"> </w:t>
+      </w:r>
+      <w:r>
+        <w:rPr>
+          <w:rStyle w:val="AttributeTok"/>
+        </w:rPr>
+        <w:t xml:space="preserve">-p</w:t>
+      </w:r>
+      <w:r>
+        <w:rPr>
+          <w:rStyle w:val="NormalTok"/>
+        </w:rPr>
+        <w:t xml:space="preserve"> build/debug-test</w:t>
+      </w:r>
+      <w:r>
+        <w:br/>
+      </w:r>
+      <w:r>
+        <w:rPr>
+          <w:rStyle w:val="FunctionTok"/>
+        </w:rPr>
         <w:t xml:space="preserve">cc</w:t>
       </w:r>
       <w:r>
@@ -627,6 +2613,18 @@
         <w:rPr>
           <w:rStyle w:val="AttributeTok"/>
         </w:rPr>
+        <w:t xml:space="preserve">-DTEST</w:t>
+      </w:r>
+      <w:r>
+        <w:rPr>
+          <w:rStyle w:val="NormalTok"/>
+        </w:rPr>
+        <w:t xml:space="preserve"> </w:t>
+      </w:r>
+      <w:r>
+        <w:rPr>
+          <w:rStyle w:val="AttributeTok"/>
+        </w:rPr>
         <w:t xml:space="preserve">-fno-omit-frame-pointer</w:t>
       </w:r>
       <w:r>
@@ -651,7 +2649,19 @@
         <w:rPr>
           <w:rStyle w:val="NormalTok"/>
         </w:rPr>
-        <w:t xml:space="preserve">address build/debug/lab.c.o build/debug/main.c.o </w:t>
+        <w:t xml:space="preserve">address </w:t>
+      </w:r>
+      <w:r>
+        <w:rPr>
+          <w:rStyle w:val="AttributeTok"/>
+        </w:rPr>
+        <w:t xml:space="preserve">-c</w:t>
+      </w:r>
+      <w:r>
+        <w:rPr>
+          <w:rStyle w:val="NormalTok"/>
+        </w:rPr>
+        <w:t xml:space="preserve"> src/lab.c </w:t>
       </w:r>
       <w:r>
         <w:rPr>
@@ -663,7 +2673,109 @@
         <w:rPr>
           <w:rStyle w:val="NormalTok"/>
         </w:rPr>
-        <w:t xml:space="preserve"> build/debug/myapp_d </w:t>
+        <w:t xml:space="preserve"> build/debug-test/lab.c.o</w:t>
+      </w:r>
+      <w:r>
+        <w:br/>
+      </w:r>
+      <w:r>
+        <w:rPr>
+          <w:rStyle w:val="FunctionTok"/>
+        </w:rPr>
+        <w:t xml:space="preserve">mkdir</w:t>
+      </w:r>
+      <w:r>
+        <w:rPr>
+          <w:rStyle w:val="NormalTok"/>
+        </w:rPr>
+        <w:t xml:space="preserve"> </w:t>
+      </w:r>
+      <w:r>
+        <w:rPr>
+          <w:rStyle w:val="AttributeTok"/>
+        </w:rPr>
+        <w:t xml:space="preserve">-p</w:t>
+      </w:r>
+      <w:r>
+        <w:rPr>
+          <w:rStyle w:val="NormalTok"/>
+        </w:rPr>
+        <w:t xml:space="preserve"> build/debug-test/harness/</w:t>
+      </w:r>
+      <w:r>
+        <w:br/>
+      </w:r>
+      <w:r>
+        <w:rPr>
+          <w:rStyle w:val="FunctionTok"/>
+        </w:rPr>
+        <w:t xml:space="preserve">cc</w:t>
+      </w:r>
+      <w:r>
+        <w:rPr>
+          <w:rStyle w:val="NormalTok"/>
+        </w:rPr>
+        <w:t xml:space="preserve"> </w:t>
+      </w:r>
+      <w:r>
+        <w:rPr>
+          <w:rStyle w:val="AttributeTok"/>
+        </w:rPr>
+        <w:t xml:space="preserve">-g</w:t>
+      </w:r>
+      <w:r>
+        <w:rPr>
+          <w:rStyle w:val="NormalTok"/>
+        </w:rPr>
+        <w:t xml:space="preserve"> </w:t>
+      </w:r>
+      <w:r>
+        <w:rPr>
+          <w:rStyle w:val="AttributeTok"/>
+        </w:rPr>
+        <w:t xml:space="preserve">-O0</w:t>
+      </w:r>
+      <w:r>
+        <w:rPr>
+          <w:rStyle w:val="NormalTok"/>
+        </w:rPr>
+        <w:t xml:space="preserve"> </w:t>
+      </w:r>
+      <w:r>
+        <w:rPr>
+          <w:rStyle w:val="AttributeTok"/>
+        </w:rPr>
+        <w:t xml:space="preserve">-DDEBUG</w:t>
+      </w:r>
+      <w:r>
+        <w:rPr>
+          <w:rStyle w:val="NormalTok"/>
+        </w:rPr>
+        <w:t xml:space="preserve"> </w:t>
+      </w:r>
+      <w:r>
+        <w:rPr>
+          <w:rStyle w:val="AttributeTok"/>
+        </w:rPr>
+        <w:t xml:space="preserve">-DTEST</w:t>
+      </w:r>
+      <w:r>
+        <w:rPr>
+          <w:rStyle w:val="NormalTok"/>
+        </w:rPr>
+        <w:t xml:space="preserve"> </w:t>
+      </w:r>
+      <w:r>
+        <w:rPr>
+          <w:rStyle w:val="AttributeTok"/>
+        </w:rPr>
+        <w:t xml:space="preserve">-fno-omit-frame-pointer</w:t>
+      </w:r>
+      <w:r>
+        <w:rPr>
+          <w:rStyle w:val="NormalTok"/>
+        </w:rPr>
+        <w:t xml:space="preserve"> </w:t>
       </w:r>
       <w:r>
         <w:rPr>
@@ -681,97 +2793,31 @@
         <w:rPr>
           <w:rStyle w:val="NormalTok"/>
         </w:rPr>
-        <w:t xml:space="preserve">address</w:t>
-      </w:r>
-      <w:r>
-        <w:br/>
-      </w:r>
-      <w:r>
-        <w:rPr>
-          <w:rStyle w:val="VariableTok"/>
-        </w:rPr>
-        <w:t xml:space="preserve">make</w:t>
-      </w:r>
-      <w:r>
-        <w:rPr>
-          <w:rStyle w:val="OperatorTok"/>
-        </w:rPr>
-        <w:t xml:space="preserve">[</w:t>
-      </w:r>
-      <w:r>
-        <w:rPr>
-          <w:rStyle w:val="DecValTok"/>
-        </w:rPr>
-        <w:t xml:space="preserve">1</w:t>
-      </w:r>
-      <w:r>
-        <w:rPr>
-          <w:rStyle w:val="OperatorTok"/>
-        </w:rPr>
-        <w:t xml:space="preserve">]</w:t>
-      </w:r>
-      <w:r>
-        <w:rPr>
-          <w:rStyle w:val="ExtensionTok"/>
-        </w:rPr>
-        <w:t xml:space="preserve">:</w:t>
-      </w:r>
-      <w:r>
-        <w:rPr>
-          <w:rStyle w:val="NormalTok"/>
-        </w:rPr>
-        <w:t xml:space="preserve"> Leaving directory </w:t>
-      </w:r>
-      <w:r>
-        <w:rPr>
-          <w:rStyle w:val="StringTok"/>
-        </w:rPr>
-        <w:t xml:space="preserve">'/home/PERRYARYEE/Computer-Networks-CS525'</w:t>
-      </w:r>
-      <w:r>
-        <w:br/>
-      </w:r>
-      <w:r>
-        <w:rPr>
-          <w:rStyle w:val="VariableTok"/>
-        </w:rPr>
-        <w:t xml:space="preserve">make</w:t>
-      </w:r>
-      <w:r>
-        <w:rPr>
-          <w:rStyle w:val="OperatorTok"/>
-        </w:rPr>
-        <w:t xml:space="preserve">[</w:t>
-      </w:r>
-      <w:r>
-        <w:rPr>
-          <w:rStyle w:val="DecValTok"/>
-        </w:rPr>
-        <w:t xml:space="preserve">1</w:t>
-      </w:r>
-      <w:r>
-        <w:rPr>
-          <w:rStyle w:val="OperatorTok"/>
-        </w:rPr>
-        <w:t xml:space="preserve">]</w:t>
-      </w:r>
-      <w:r>
-        <w:rPr>
-          <w:rStyle w:val="ExtensionTok"/>
-        </w:rPr>
-        <w:t xml:space="preserve">:</w:t>
-      </w:r>
-      <w:r>
-        <w:rPr>
-          <w:rStyle w:val="NormalTok"/>
-        </w:rPr>
-        <w:t xml:space="preserve"> Entering directory </w:t>
-      </w:r>
-      <w:r>
-        <w:rPr>
-          <w:rStyle w:val="StringTok"/>
-        </w:rPr>
-        <w:t xml:space="preserve">'/home/PERRYARYEE/Computer-Networks-CS525'</w:t>
+        <w:t xml:space="preserve">address </w:t>
+      </w:r>
+      <w:r>
+        <w:rPr>
+          <w:rStyle w:val="AttributeTok"/>
+        </w:rPr>
+        <w:t xml:space="preserve">-c</w:t>
+      </w:r>
+      <w:r>
+        <w:rPr>
+          <w:rStyle w:val="NormalTok"/>
+        </w:rPr>
+        <w:t xml:space="preserve"> tests/harness/unity.c </w:t>
+      </w:r>
+      <w:r>
+        <w:rPr>
+          <w:rStyle w:val="AttributeTok"/>
+        </w:rPr>
+        <w:t xml:space="preserve">-o</w:t>
+      </w:r>
+      <w:r>
+        <w:rPr>
+          <w:rStyle w:val="NormalTok"/>
+        </w:rPr>
+        <w:t xml:space="preserve"> build/debug-test/harness/unity.c.o</w:t>
       </w:r>
       <w:r>
         <w:br/>
@@ -798,7 +2844,7 @@
         <w:rPr>
           <w:rStyle w:val="NormalTok"/>
         </w:rPr>
-        <w:t xml:space="preserve"> build/release</w:t>
+        <w:t xml:space="preserve"> build/debug-test/</w:t>
       </w:r>
       <w:r>
         <w:br/>
@@ -819,91 +2865,67 @@
         <w:rPr>
           <w:rStyle w:val="AttributeTok"/>
         </w:rPr>
-        <w:t xml:space="preserve">-Wall</w:t>
-      </w:r>
-      <w:r>
-        <w:rPr>
-          <w:rStyle w:val="NormalTok"/>
-        </w:rPr>
-        <w:t xml:space="preserve"> </w:t>
-      </w:r>
-      <w:r>
-        <w:rPr>
-          <w:rStyle w:val="AttributeTok"/>
-        </w:rPr>
-        <w:t xml:space="preserve">-Wextra</w:t>
-      </w:r>
-      <w:r>
-        <w:rPr>
-          <w:rStyle w:val="NormalTok"/>
-        </w:rPr>
-        <w:t xml:space="preserve"> </w:t>
-      </w:r>
-      <w:r>
-        <w:rPr>
-          <w:rStyle w:val="AttributeTok"/>
-        </w:rPr>
-        <w:t xml:space="preserve">-O2</w:t>
-      </w:r>
-      <w:r>
-        <w:rPr>
-          <w:rStyle w:val="NormalTok"/>
-        </w:rPr>
-        <w:t xml:space="preserve"> </w:t>
-      </w:r>
-      <w:r>
-        <w:rPr>
-          <w:rStyle w:val="AttributeTok"/>
-        </w:rPr>
-        <w:t xml:space="preserve">-fPIE</w:t>
-      </w:r>
-      <w:r>
-        <w:rPr>
-          <w:rStyle w:val="NormalTok"/>
-        </w:rPr>
-        <w:t xml:space="preserve"> </w:t>
-      </w:r>
-      <w:r>
-        <w:rPr>
-          <w:rStyle w:val="AttributeTok"/>
-        </w:rPr>
-        <w:t xml:space="preserve">-MMD</w:t>
-      </w:r>
-      <w:r>
-        <w:rPr>
-          <w:rStyle w:val="NormalTok"/>
-        </w:rPr>
-        <w:t xml:space="preserve"> </w:t>
-      </w:r>
-      <w:r>
-        <w:rPr>
-          <w:rStyle w:val="AttributeTok"/>
-        </w:rPr>
-        <w:t xml:space="preserve">-MP</w:t>
-      </w:r>
-      <w:r>
-        <w:rPr>
-          <w:rStyle w:val="NormalTok"/>
-        </w:rPr>
-        <w:t xml:space="preserve"> </w:t>
-      </w:r>
-      <w:r>
-        <w:rPr>
-          <w:rStyle w:val="AttributeTok"/>
-        </w:rPr>
-        <w:t xml:space="preserve">-Wformat</w:t>
-      </w:r>
-      <w:r>
-        <w:rPr>
-          <w:rStyle w:val="NormalTok"/>
-        </w:rPr>
-        <w:t xml:space="preserve"> </w:t>
-      </w:r>
-      <w:r>
-        <w:rPr>
-          <w:rStyle w:val="AttributeTok"/>
-        </w:rPr>
-        <w:t xml:space="preserve">-Wformat</w:t>
+        <w:t xml:space="preserve">-g</w:t>
+      </w:r>
+      <w:r>
+        <w:rPr>
+          <w:rStyle w:val="NormalTok"/>
+        </w:rPr>
+        <w:t xml:space="preserve"> </w:t>
+      </w:r>
+      <w:r>
+        <w:rPr>
+          <w:rStyle w:val="AttributeTok"/>
+        </w:rPr>
+        <w:t xml:space="preserve">-O0</w:t>
+      </w:r>
+      <w:r>
+        <w:rPr>
+          <w:rStyle w:val="NormalTok"/>
+        </w:rPr>
+        <w:t xml:space="preserve"> </w:t>
+      </w:r>
+      <w:r>
+        <w:rPr>
+          <w:rStyle w:val="AttributeTok"/>
+        </w:rPr>
+        <w:t xml:space="preserve">-DDEBUG</w:t>
+      </w:r>
+      <w:r>
+        <w:rPr>
+          <w:rStyle w:val="NormalTok"/>
+        </w:rPr>
+        <w:t xml:space="preserve"> </w:t>
+      </w:r>
+      <w:r>
+        <w:rPr>
+          <w:rStyle w:val="AttributeTok"/>
+        </w:rPr>
+        <w:t xml:space="preserve">-DTEST</w:t>
+      </w:r>
+      <w:r>
+        <w:rPr>
+          <w:rStyle w:val="NormalTok"/>
+        </w:rPr>
+        <w:t xml:space="preserve"> </w:t>
+      </w:r>
+      <w:r>
+        <w:rPr>
+          <w:rStyle w:val="AttributeTok"/>
+        </w:rPr>
+        <w:t xml:space="preserve">-fno-omit-frame-pointer</w:t>
+      </w:r>
+      <w:r>
+        <w:rPr>
+          <w:rStyle w:val="NormalTok"/>
+        </w:rPr>
+        <w:t xml:space="preserve"> </w:t>
+      </w:r>
+      <w:r>
+        <w:rPr>
+          <w:rStyle w:val="AttributeTok"/>
+        </w:rPr>
+        <w:t xml:space="preserve">-fsanitize</w:t>
       </w:r>
       <w:r>
         <w:rPr>
@@ -915,61 +2937,112 @@
         <w:rPr>
           <w:rStyle w:val="NormalTok"/>
         </w:rPr>
-        <w:t xml:space="preserve">2 </w:t>
-      </w:r>
-      <w:r>
-        <w:rPr>
-          <w:rStyle w:val="AttributeTok"/>
-        </w:rPr>
-        <w:t xml:space="preserve">-Wconversion</w:t>
-      </w:r>
-      <w:r>
-        <w:rPr>
-          <w:rStyle w:val="NormalTok"/>
-        </w:rPr>
-        <w:t xml:space="preserve"> </w:t>
-      </w:r>
-      <w:r>
-        <w:rPr>
-          <w:rStyle w:val="AttributeTok"/>
-        </w:rPr>
-        <w:t xml:space="preserve">-Wsign-conversion</w:t>
-      </w:r>
-      <w:r>
-        <w:rPr>
-          <w:rStyle w:val="NormalTok"/>
-        </w:rPr>
-        <w:t xml:space="preserve"> </w:t>
-      </w:r>
-      <w:r>
-        <w:rPr>
-          <w:rStyle w:val="AttributeTok"/>
-        </w:rPr>
-        <w:t xml:space="preserve">-Wimplicit-fallthrough</w:t>
-      </w:r>
-      <w:r>
-        <w:rPr>
-          <w:rStyle w:val="NormalTok"/>
-        </w:rPr>
-        <w:t xml:space="preserve"> </w:t>
-      </w:r>
-      <w:r>
-        <w:rPr>
-          <w:rStyle w:val="AttributeTok"/>
-        </w:rPr>
-        <w:t xml:space="preserve">-fstack-protector-strong</w:t>
-      </w:r>
-      <w:r>
-        <w:rPr>
-          <w:rStyle w:val="NormalTok"/>
-        </w:rPr>
-        <w:t xml:space="preserve"> </w:t>
-      </w:r>
-      <w:r>
-        <w:rPr>
-          <w:rStyle w:val="AttributeTok"/>
-        </w:rPr>
-        <w:t xml:space="preserve">-Werror</w:t>
+        <w:t xml:space="preserve">address </w:t>
+      </w:r>
+      <w:r>
+        <w:rPr>
+          <w:rStyle w:val="AttributeTok"/>
+        </w:rPr>
+        <w:t xml:space="preserve">-c</w:t>
+      </w:r>
+      <w:r>
+        <w:rPr>
+          <w:rStyle w:val="NormalTok"/>
+        </w:rPr>
+        <w:t xml:space="preserve"> tests/lab-test.c </w:t>
+      </w:r>
+      <w:r>
+        <w:rPr>
+          <w:rStyle w:val="AttributeTok"/>
+        </w:rPr>
+        <w:t xml:space="preserve">-o</w:t>
+      </w:r>
+      <w:r>
+        <w:rPr>
+          <w:rStyle w:val="NormalTok"/>
+        </w:rPr>
+        <w:t xml:space="preserve"> build/debug-test/lab-test.c.o</w:t>
+      </w:r>
+      <w:r>
+        <w:br/>
+      </w:r>
+      <w:r>
+        <w:rPr>
+          <w:rStyle w:val="FunctionTok"/>
+        </w:rPr>
+        <w:t xml:space="preserve">cc</w:t>
+      </w:r>
+      <w:r>
+        <w:rPr>
+          <w:rStyle w:val="NormalTok"/>
+        </w:rPr>
+        <w:t xml:space="preserve"> </w:t>
+      </w:r>
+      <w:r>
+        <w:rPr>
+          <w:rStyle w:val="AttributeTok"/>
+        </w:rPr>
+        <w:t xml:space="preserve">-g</w:t>
+      </w:r>
+      <w:r>
+        <w:rPr>
+          <w:rStyle w:val="NormalTok"/>
+        </w:rPr>
+        <w:t xml:space="preserve"> </w:t>
+      </w:r>
+      <w:r>
+        <w:rPr>
+          <w:rStyle w:val="AttributeTok"/>
+        </w:rPr>
+        <w:t xml:space="preserve">-O0</w:t>
+      </w:r>
+      <w:r>
+        <w:rPr>
+          <w:rStyle w:val="NormalTok"/>
+        </w:rPr>
+        <w:t xml:space="preserve"> </w:t>
+      </w:r>
+      <w:r>
+        <w:rPr>
+          <w:rStyle w:val="AttributeTok"/>
+        </w:rPr>
+        <w:t xml:space="preserve">-DDEBUG</w:t>
+      </w:r>
+      <w:r>
+        <w:rPr>
+          <w:rStyle w:val="NormalTok"/>
+        </w:rPr>
+        <w:t xml:space="preserve"> </w:t>
+      </w:r>
+      <w:r>
+        <w:rPr>
+          <w:rStyle w:val="AttributeTok"/>
+        </w:rPr>
+        <w:t xml:space="preserve">-DTEST</w:t>
+      </w:r>
+      <w:r>
+        <w:rPr>
+          <w:rStyle w:val="NormalTok"/>
+        </w:rPr>
+        <w:t xml:space="preserve"> </w:t>
+      </w:r>
+      <w:r>
+        <w:rPr>
+          <w:rStyle w:val="AttributeTok"/>
+        </w:rPr>
+        <w:t xml:space="preserve">-fno-omit-frame-pointer</w:t>
+      </w:r>
+      <w:r>
+        <w:rPr>
+          <w:rStyle w:val="NormalTok"/>
+        </w:rPr>
+        <w:t xml:space="preserve"> </w:t>
+      </w:r>
+      <w:r>
+        <w:rPr>
+          <w:rStyle w:val="AttributeTok"/>
+        </w:rPr>
+        <w:t xml:space="preserve">-fsanitize</w:t>
       </w:r>
       <w:r>
         <w:rPr>
@@ -981,2080 +3054,7 @@
         <w:rPr>
           <w:rStyle w:val="NormalTok"/>
         </w:rPr>
-        <w:t xml:space="preserve">format-security </w:t>
-      </w:r>
-      <w:r>
-        <w:rPr>
-          <w:rStyle w:val="AttributeTok"/>
-        </w:rPr>
-        <w:t xml:space="preserve">-Werror</w:t>
-      </w:r>
-      <w:r>
-        <w:rPr>
-          <w:rStyle w:val="OperatorTok"/>
-        </w:rPr>
-        <w:t xml:space="preserve">=</w:t>
-      </w:r>
-      <w:r>
-        <w:rPr>
-          <w:rStyle w:val="NormalTok"/>
-        </w:rPr>
-        <w:t xml:space="preserve">implicit </w:t>
-      </w:r>
-      <w:r>
-        <w:rPr>
-          <w:rStyle w:val="AttributeTok"/>
-        </w:rPr>
-        <w:t xml:space="preserve">-Werror</w:t>
-      </w:r>
-      <w:r>
-        <w:rPr>
-          <w:rStyle w:val="OperatorTok"/>
-        </w:rPr>
-        <w:t xml:space="preserve">=</w:t>
-      </w:r>
-      <w:r>
-        <w:rPr>
-          <w:rStyle w:val="NormalTok"/>
-        </w:rPr>
-        <w:t xml:space="preserve">incompatible-pointer-types </w:t>
-      </w:r>
-      <w:r>
-        <w:rPr>
-          <w:rStyle w:val="AttributeTok"/>
-        </w:rPr>
-        <w:t xml:space="preserve">-Werror</w:t>
-      </w:r>
-      <w:r>
-        <w:rPr>
-          <w:rStyle w:val="OperatorTok"/>
-        </w:rPr>
-        <w:t xml:space="preserve">=</w:t>
-      </w:r>
-      <w:r>
-        <w:rPr>
-          <w:rStyle w:val="NormalTok"/>
-        </w:rPr>
-        <w:t xml:space="preserve">int-conversion </w:t>
-      </w:r>
-      <w:r>
-        <w:rPr>
-          <w:rStyle w:val="AttributeTok"/>
-        </w:rPr>
-        <w:t xml:space="preserve">-c</w:t>
-      </w:r>
-      <w:r>
-        <w:rPr>
-          <w:rStyle w:val="NormalTok"/>
-        </w:rPr>
-        <w:t xml:space="preserve"> src/lab.c </w:t>
-      </w:r>
-      <w:r>
-        <w:rPr>
-          <w:rStyle w:val="AttributeTok"/>
-        </w:rPr>
-        <w:t xml:space="preserve">-o</w:t>
-      </w:r>
-      <w:r>
-        <w:rPr>
-          <w:rStyle w:val="NormalTok"/>
-        </w:rPr>
-        <w:t xml:space="preserve"> build/release/lab.c.o</w:t>
-      </w:r>
-      <w:r>
-        <w:br/>
-      </w:r>
-      <w:r>
-        <w:rPr>
-          <w:rStyle w:val="FunctionTok"/>
-        </w:rPr>
-        <w:t xml:space="preserve">mkdir</w:t>
-      </w:r>
-      <w:r>
-        <w:rPr>
-          <w:rStyle w:val="NormalTok"/>
-        </w:rPr>
-        <w:t xml:space="preserve"> </w:t>
-      </w:r>
-      <w:r>
-        <w:rPr>
-          <w:rStyle w:val="AttributeTok"/>
-        </w:rPr>
-        <w:t xml:space="preserve">-p</w:t>
-      </w:r>
-      <w:r>
-        <w:rPr>
-          <w:rStyle w:val="NormalTok"/>
-        </w:rPr>
-        <w:t xml:space="preserve"> build/release</w:t>
-      </w:r>
-      <w:r>
-        <w:br/>
-      </w:r>
-      <w:r>
-        <w:rPr>
-          <w:rStyle w:val="FunctionTok"/>
-        </w:rPr>
-        <w:t xml:space="preserve">cc</w:t>
-      </w:r>
-      <w:r>
-        <w:rPr>
-          <w:rStyle w:val="NormalTok"/>
-        </w:rPr>
-        <w:t xml:space="preserve"> </w:t>
-      </w:r>
-      <w:r>
-        <w:rPr>
-          <w:rStyle w:val="AttributeTok"/>
-        </w:rPr>
-        <w:t xml:space="preserve">-Wall</w:t>
-      </w:r>
-      <w:r>
-        <w:rPr>
-          <w:rStyle w:val="NormalTok"/>
-        </w:rPr>
-        <w:t xml:space="preserve"> </w:t>
-      </w:r>
-      <w:r>
-        <w:rPr>
-          <w:rStyle w:val="AttributeTok"/>
-        </w:rPr>
-        <w:t xml:space="preserve">-Wextra</w:t>
-      </w:r>
-      <w:r>
-        <w:rPr>
-          <w:rStyle w:val="NormalTok"/>
-        </w:rPr>
-        <w:t xml:space="preserve"> </w:t>
-      </w:r>
-      <w:r>
-        <w:rPr>
-          <w:rStyle w:val="AttributeTok"/>
-        </w:rPr>
-        <w:t xml:space="preserve">-O2</w:t>
-      </w:r>
-      <w:r>
-        <w:rPr>
-          <w:rStyle w:val="NormalTok"/>
-        </w:rPr>
-        <w:t xml:space="preserve"> </w:t>
-      </w:r>
-      <w:r>
-        <w:rPr>
-          <w:rStyle w:val="AttributeTok"/>
-        </w:rPr>
-        <w:t xml:space="preserve">-fPIE</w:t>
-      </w:r>
-      <w:r>
-        <w:rPr>
-          <w:rStyle w:val="NormalTok"/>
-        </w:rPr>
-        <w:t xml:space="preserve"> </w:t>
-      </w:r>
-      <w:r>
-        <w:rPr>
-          <w:rStyle w:val="AttributeTok"/>
-        </w:rPr>
-        <w:t xml:space="preserve">-MMD</w:t>
-      </w:r>
-      <w:r>
-        <w:rPr>
-          <w:rStyle w:val="NormalTok"/>
-        </w:rPr>
-        <w:t xml:space="preserve"> </w:t>
-      </w:r>
-      <w:r>
-        <w:rPr>
-          <w:rStyle w:val="AttributeTok"/>
-        </w:rPr>
-        <w:t xml:space="preserve">-MP</w:t>
-      </w:r>
-      <w:r>
-        <w:rPr>
-          <w:rStyle w:val="NormalTok"/>
-        </w:rPr>
-        <w:t xml:space="preserve"> </w:t>
-      </w:r>
-      <w:r>
-        <w:rPr>
-          <w:rStyle w:val="AttributeTok"/>
-        </w:rPr>
-        <w:t xml:space="preserve">-Wformat</w:t>
-      </w:r>
-      <w:r>
-        <w:rPr>
-          <w:rStyle w:val="NormalTok"/>
-        </w:rPr>
-        <w:t xml:space="preserve"> </w:t>
-      </w:r>
-      <w:r>
-        <w:rPr>
-          <w:rStyle w:val="AttributeTok"/>
-        </w:rPr>
-        <w:t xml:space="preserve">-Wformat</w:t>
-      </w:r>
-      <w:r>
-        <w:rPr>
-          <w:rStyle w:val="OperatorTok"/>
-        </w:rPr>
-        <w:t xml:space="preserve">=</w:t>
-      </w:r>
-      <w:r>
-        <w:rPr>
-          <w:rStyle w:val="NormalTok"/>
-        </w:rPr>
-        <w:t xml:space="preserve">2 </w:t>
-      </w:r>
-      <w:r>
-        <w:rPr>
-          <w:rStyle w:val="AttributeTok"/>
-        </w:rPr>
-        <w:t xml:space="preserve">-Wconversion</w:t>
-      </w:r>
-      <w:r>
-        <w:rPr>
-          <w:rStyle w:val="NormalTok"/>
-        </w:rPr>
-        <w:t xml:space="preserve"> </w:t>
-      </w:r>
-      <w:r>
-        <w:rPr>
-          <w:rStyle w:val="AttributeTok"/>
-        </w:rPr>
-        <w:t xml:space="preserve">-Wsign-conversion</w:t>
-      </w:r>
-      <w:r>
-        <w:rPr>
-          <w:rStyle w:val="NormalTok"/>
-        </w:rPr>
-        <w:t xml:space="preserve"> </w:t>
-      </w:r>
-      <w:r>
-        <w:rPr>
-          <w:rStyle w:val="AttributeTok"/>
-        </w:rPr>
-        <w:t xml:space="preserve">-Wimplicit-fallthrough</w:t>
-      </w:r>
-      <w:r>
-        <w:rPr>
-          <w:rStyle w:val="NormalTok"/>
-        </w:rPr>
-        <w:t xml:space="preserve"> </w:t>
-      </w:r>
-      <w:r>
-        <w:rPr>
-          <w:rStyle w:val="AttributeTok"/>
-        </w:rPr>
-        <w:t xml:space="preserve">-fstack-protector-strong</w:t>
-      </w:r>
-      <w:r>
-        <w:rPr>
-          <w:rStyle w:val="NormalTok"/>
-        </w:rPr>
-        <w:t xml:space="preserve"> </w:t>
-      </w:r>
-      <w:r>
-        <w:rPr>
-          <w:rStyle w:val="AttributeTok"/>
-        </w:rPr>
-        <w:t xml:space="preserve">-Werror</w:t>
-      </w:r>
-      <w:r>
-        <w:rPr>
-          <w:rStyle w:val="OperatorTok"/>
-        </w:rPr>
-        <w:t xml:space="preserve">=</w:t>
-      </w:r>
-      <w:r>
-        <w:rPr>
-          <w:rStyle w:val="NormalTok"/>
-        </w:rPr>
-        <w:t xml:space="preserve">format-security </w:t>
-      </w:r>
-      <w:r>
-        <w:rPr>
-          <w:rStyle w:val="AttributeTok"/>
-        </w:rPr>
-        <w:t xml:space="preserve">-Werror</w:t>
-      </w:r>
-      <w:r>
-        <w:rPr>
-          <w:rStyle w:val="OperatorTok"/>
-        </w:rPr>
-        <w:t xml:space="preserve">=</w:t>
-      </w:r>
-      <w:r>
-        <w:rPr>
-          <w:rStyle w:val="NormalTok"/>
-        </w:rPr>
-        <w:t xml:space="preserve">implicit </w:t>
-      </w:r>
-      <w:r>
-        <w:rPr>
-          <w:rStyle w:val="AttributeTok"/>
-        </w:rPr>
-        <w:t xml:space="preserve">-Werror</w:t>
-      </w:r>
-      <w:r>
-        <w:rPr>
-          <w:rStyle w:val="OperatorTok"/>
-        </w:rPr>
-        <w:t xml:space="preserve">=</w:t>
-      </w:r>
-      <w:r>
-        <w:rPr>
-          <w:rStyle w:val="NormalTok"/>
-        </w:rPr>
-        <w:t xml:space="preserve">incompatible-pointer-types </w:t>
-      </w:r>
-      <w:r>
-        <w:rPr>
-          <w:rStyle w:val="AttributeTok"/>
-        </w:rPr>
-        <w:t xml:space="preserve">-Werror</w:t>
-      </w:r>
-      <w:r>
-        <w:rPr>
-          <w:rStyle w:val="OperatorTok"/>
-        </w:rPr>
-        <w:t xml:space="preserve">=</w:t>
-      </w:r>
-      <w:r>
-        <w:rPr>
-          <w:rStyle w:val="NormalTok"/>
-        </w:rPr>
-        <w:t xml:space="preserve">int-conversion </w:t>
-      </w:r>
-      <w:r>
-        <w:rPr>
-          <w:rStyle w:val="AttributeTok"/>
-        </w:rPr>
-        <w:t xml:space="preserve">-c</w:t>
-      </w:r>
-      <w:r>
-        <w:rPr>
-          <w:rStyle w:val="NormalTok"/>
-        </w:rPr>
-        <w:t xml:space="preserve"> src/main.c </w:t>
-      </w:r>
-      <w:r>
-        <w:rPr>
-          <w:rStyle w:val="AttributeTok"/>
-        </w:rPr>
-        <w:t xml:space="preserve">-o</w:t>
-      </w:r>
-      <w:r>
-        <w:rPr>
-          <w:rStyle w:val="NormalTok"/>
-        </w:rPr>
-        <w:t xml:space="preserve"> build/release/main.c.o</w:t>
-      </w:r>
-      <w:r>
-        <w:br/>
-      </w:r>
-      <w:r>
-        <w:rPr>
-          <w:rStyle w:val="FunctionTok"/>
-        </w:rPr>
-        <w:t xml:space="preserve">cc</w:t>
-      </w:r>
-      <w:r>
-        <w:rPr>
-          <w:rStyle w:val="NormalTok"/>
-        </w:rPr>
-        <w:t xml:space="preserve"> </w:t>
-      </w:r>
-      <w:r>
-        <w:rPr>
-          <w:rStyle w:val="AttributeTok"/>
-        </w:rPr>
-        <w:t xml:space="preserve">-Wall</w:t>
-      </w:r>
-      <w:r>
-        <w:rPr>
-          <w:rStyle w:val="NormalTok"/>
-        </w:rPr>
-        <w:t xml:space="preserve"> </w:t>
-      </w:r>
-      <w:r>
-        <w:rPr>
-          <w:rStyle w:val="AttributeTok"/>
-        </w:rPr>
-        <w:t xml:space="preserve">-Wextra</w:t>
-      </w:r>
-      <w:r>
-        <w:rPr>
-          <w:rStyle w:val="NormalTok"/>
-        </w:rPr>
-        <w:t xml:space="preserve"> </w:t>
-      </w:r>
-      <w:r>
-        <w:rPr>
-          <w:rStyle w:val="AttributeTok"/>
-        </w:rPr>
-        <w:t xml:space="preserve">-O2</w:t>
-      </w:r>
-      <w:r>
-        <w:rPr>
-          <w:rStyle w:val="NormalTok"/>
-        </w:rPr>
-        <w:t xml:space="preserve"> </w:t>
-      </w:r>
-      <w:r>
-        <w:rPr>
-          <w:rStyle w:val="AttributeTok"/>
-        </w:rPr>
-        <w:t xml:space="preserve">-fPIE</w:t>
-      </w:r>
-      <w:r>
-        <w:rPr>
-          <w:rStyle w:val="NormalTok"/>
-        </w:rPr>
-        <w:t xml:space="preserve"> </w:t>
-      </w:r>
-      <w:r>
-        <w:rPr>
-          <w:rStyle w:val="AttributeTok"/>
-        </w:rPr>
-        <w:t xml:space="preserve">-MMD</w:t>
-      </w:r>
-      <w:r>
-        <w:rPr>
-          <w:rStyle w:val="NormalTok"/>
-        </w:rPr>
-        <w:t xml:space="preserve"> </w:t>
-      </w:r>
-      <w:r>
-        <w:rPr>
-          <w:rStyle w:val="AttributeTok"/>
-        </w:rPr>
-        <w:t xml:space="preserve">-MP</w:t>
-      </w:r>
-      <w:r>
-        <w:rPr>
-          <w:rStyle w:val="NormalTok"/>
-        </w:rPr>
-        <w:t xml:space="preserve"> </w:t>
-      </w:r>
-      <w:r>
-        <w:rPr>
-          <w:rStyle w:val="AttributeTok"/>
-        </w:rPr>
-        <w:t xml:space="preserve">-Wformat</w:t>
-      </w:r>
-      <w:r>
-        <w:rPr>
-          <w:rStyle w:val="NormalTok"/>
-        </w:rPr>
-        <w:t xml:space="preserve"> </w:t>
-      </w:r>
-      <w:r>
-        <w:rPr>
-          <w:rStyle w:val="AttributeTok"/>
-        </w:rPr>
-        <w:t xml:space="preserve">-Wformat</w:t>
-      </w:r>
-      <w:r>
-        <w:rPr>
-          <w:rStyle w:val="OperatorTok"/>
-        </w:rPr>
-        <w:t xml:space="preserve">=</w:t>
-      </w:r>
-      <w:r>
-        <w:rPr>
-          <w:rStyle w:val="NormalTok"/>
-        </w:rPr>
-        <w:t xml:space="preserve">2 </w:t>
-      </w:r>
-      <w:r>
-        <w:rPr>
-          <w:rStyle w:val="AttributeTok"/>
-        </w:rPr>
-        <w:t xml:space="preserve">-Wconversion</w:t>
-      </w:r>
-      <w:r>
-        <w:rPr>
-          <w:rStyle w:val="NormalTok"/>
-        </w:rPr>
-        <w:t xml:space="preserve"> </w:t>
-      </w:r>
-      <w:r>
-        <w:rPr>
-          <w:rStyle w:val="AttributeTok"/>
-        </w:rPr>
-        <w:t xml:space="preserve">-Wsign-conversion</w:t>
-      </w:r>
-      <w:r>
-        <w:rPr>
-          <w:rStyle w:val="NormalTok"/>
-        </w:rPr>
-        <w:t xml:space="preserve"> </w:t>
-      </w:r>
-      <w:r>
-        <w:rPr>
-          <w:rStyle w:val="AttributeTok"/>
-        </w:rPr>
-        <w:t xml:space="preserve">-Wimplicit-fallthrough</w:t>
-      </w:r>
-      <w:r>
-        <w:rPr>
-          <w:rStyle w:val="NormalTok"/>
-        </w:rPr>
-        <w:t xml:space="preserve"> </w:t>
-      </w:r>
-      <w:r>
-        <w:rPr>
-          <w:rStyle w:val="AttributeTok"/>
-        </w:rPr>
-        <w:t xml:space="preserve">-fstack-protector-strong</w:t>
-      </w:r>
-      <w:r>
-        <w:rPr>
-          <w:rStyle w:val="NormalTok"/>
-        </w:rPr>
-        <w:t xml:space="preserve"> </w:t>
-      </w:r>
-      <w:r>
-        <w:rPr>
-          <w:rStyle w:val="AttributeTok"/>
-        </w:rPr>
-        <w:t xml:space="preserve">-Werror</w:t>
-      </w:r>
-      <w:r>
-        <w:rPr>
-          <w:rStyle w:val="OperatorTok"/>
-        </w:rPr>
-        <w:t xml:space="preserve">=</w:t>
-      </w:r>
-      <w:r>
-        <w:rPr>
-          <w:rStyle w:val="NormalTok"/>
-        </w:rPr>
-        <w:t xml:space="preserve">format-security </w:t>
-      </w:r>
-      <w:r>
-        <w:rPr>
-          <w:rStyle w:val="AttributeTok"/>
-        </w:rPr>
-        <w:t xml:space="preserve">-Werror</w:t>
-      </w:r>
-      <w:r>
-        <w:rPr>
-          <w:rStyle w:val="OperatorTok"/>
-        </w:rPr>
-        <w:t xml:space="preserve">=</w:t>
-      </w:r>
-      <w:r>
-        <w:rPr>
-          <w:rStyle w:val="NormalTok"/>
-        </w:rPr>
-        <w:t xml:space="preserve">implicit </w:t>
-      </w:r>
-      <w:r>
-        <w:rPr>
-          <w:rStyle w:val="AttributeTok"/>
-        </w:rPr>
-        <w:t xml:space="preserve">-Werror</w:t>
-      </w:r>
-      <w:r>
-        <w:rPr>
-          <w:rStyle w:val="OperatorTok"/>
-        </w:rPr>
-        <w:t xml:space="preserve">=</w:t>
-      </w:r>
-      <w:r>
-        <w:rPr>
-          <w:rStyle w:val="NormalTok"/>
-        </w:rPr>
-        <w:t xml:space="preserve">incompatible-pointer-types </w:t>
-      </w:r>
-      <w:r>
-        <w:rPr>
-          <w:rStyle w:val="AttributeTok"/>
-        </w:rPr>
-        <w:t xml:space="preserve">-Werror</w:t>
-      </w:r>
-      <w:r>
-        <w:rPr>
-          <w:rStyle w:val="OperatorTok"/>
-        </w:rPr>
-        <w:t xml:space="preserve">=</w:t>
-      </w:r>
-      <w:r>
-        <w:rPr>
-          <w:rStyle w:val="NormalTok"/>
-        </w:rPr>
-        <w:t xml:space="preserve">int-conversion build/release/lab.c.o build/release/main.c.o </w:t>
-      </w:r>
-      <w:r>
-        <w:rPr>
-          <w:rStyle w:val="AttributeTok"/>
-        </w:rPr>
-        <w:t xml:space="preserve">-o</w:t>
-      </w:r>
-      <w:r>
-        <w:rPr>
-          <w:rStyle w:val="NormalTok"/>
-        </w:rPr>
-        <w:t xml:space="preserve"> build/release/myapp </w:t>
-      </w:r>
-      <w:r>
-        <w:br/>
-      </w:r>
-      <w:r>
-        <w:rPr>
-          <w:rStyle w:val="VariableTok"/>
-        </w:rPr>
-        <w:t xml:space="preserve">make</w:t>
-      </w:r>
-      <w:r>
-        <w:rPr>
-          <w:rStyle w:val="OperatorTok"/>
-        </w:rPr>
-        <w:t xml:space="preserve">[</w:t>
-      </w:r>
-      <w:r>
-        <w:rPr>
-          <w:rStyle w:val="DecValTok"/>
-        </w:rPr>
-        <w:t xml:space="preserve">1</w:t>
-      </w:r>
-      <w:r>
-        <w:rPr>
-          <w:rStyle w:val="OperatorTok"/>
-        </w:rPr>
-        <w:t xml:space="preserve">]</w:t>
-      </w:r>
-      <w:r>
-        <w:rPr>
-          <w:rStyle w:val="ExtensionTok"/>
-        </w:rPr>
-        <w:t xml:space="preserve">:</w:t>
-      </w:r>
-      <w:r>
-        <w:rPr>
-          <w:rStyle w:val="NormalTok"/>
-        </w:rPr>
-        <w:t xml:space="preserve"> Leaving directory </w:t>
-      </w:r>
-      <w:r>
-        <w:rPr>
-          <w:rStyle w:val="StringTok"/>
-        </w:rPr>
-        <w:t xml:space="preserve">'/home/PERRYARYEE/Computer-Networks-CS525'</w:t>
-      </w:r>
-      <w:r>
-        <w:br/>
-      </w:r>
-      <w:r>
-        <w:rPr>
-          <w:rStyle w:val="VariableTok"/>
-        </w:rPr>
-        <w:t xml:space="preserve">make</w:t>
-      </w:r>
-      <w:r>
-        <w:rPr>
-          <w:rStyle w:val="OperatorTok"/>
-        </w:rPr>
-        <w:t xml:space="preserve">[</w:t>
-      </w:r>
-      <w:r>
-        <w:rPr>
-          <w:rStyle w:val="DecValTok"/>
-        </w:rPr>
-        <w:t xml:space="preserve">1</w:t>
-      </w:r>
-      <w:r>
-        <w:rPr>
-          <w:rStyle w:val="OperatorTok"/>
-        </w:rPr>
-        <w:t xml:space="preserve">]</w:t>
-      </w:r>
-      <w:r>
-        <w:rPr>
-          <w:rStyle w:val="ExtensionTok"/>
-        </w:rPr>
-        <w:t xml:space="preserve">:</w:t>
-      </w:r>
-      <w:r>
-        <w:rPr>
-          <w:rStyle w:val="NormalTok"/>
-        </w:rPr>
-        <w:t xml:space="preserve"> Entering directory </w:t>
-      </w:r>
-      <w:r>
-        <w:rPr>
-          <w:rStyle w:val="StringTok"/>
-        </w:rPr>
-        <w:t xml:space="preserve">'/home/PERRYARYEE/Computer-Networks-CS525'</w:t>
-      </w:r>
-      <w:r>
-        <w:br/>
-      </w:r>
-      <w:r>
-        <w:rPr>
-          <w:rStyle w:val="FunctionTok"/>
-        </w:rPr>
-        <w:t xml:space="preserve">mkdir</w:t>
-      </w:r>
-      <w:r>
-        <w:rPr>
-          <w:rStyle w:val="NormalTok"/>
-        </w:rPr>
-        <w:t xml:space="preserve"> </w:t>
-      </w:r>
-      <w:r>
-        <w:rPr>
-          <w:rStyle w:val="AttributeTok"/>
-        </w:rPr>
-        <w:t xml:space="preserve">-p</w:t>
-      </w:r>
-      <w:r>
-        <w:rPr>
-          <w:rStyle w:val="NormalTok"/>
-        </w:rPr>
-        <w:t xml:space="preserve"> build/tests</w:t>
-      </w:r>
-      <w:r>
-        <w:br/>
-      </w:r>
-      <w:r>
-        <w:rPr>
-          <w:rStyle w:val="FunctionTok"/>
-        </w:rPr>
-        <w:t xml:space="preserve">cc</w:t>
-      </w:r>
-      <w:r>
-        <w:rPr>
-          <w:rStyle w:val="NormalTok"/>
-        </w:rPr>
-        <w:t xml:space="preserve"> </w:t>
-      </w:r>
-      <w:r>
-        <w:rPr>
-          <w:rStyle w:val="AttributeTok"/>
-        </w:rPr>
-        <w:t xml:space="preserve">-g</w:t>
-      </w:r>
-      <w:r>
-        <w:rPr>
-          <w:rStyle w:val="NormalTok"/>
-        </w:rPr>
-        <w:t xml:space="preserve"> </w:t>
-      </w:r>
-      <w:r>
-        <w:rPr>
-          <w:rStyle w:val="AttributeTok"/>
-        </w:rPr>
-        <w:t xml:space="preserve">-O0</w:t>
-      </w:r>
-      <w:r>
-        <w:rPr>
-          <w:rStyle w:val="NormalTok"/>
-        </w:rPr>
-        <w:t xml:space="preserve"> </w:t>
-      </w:r>
-      <w:r>
-        <w:rPr>
-          <w:rStyle w:val="AttributeTok"/>
-        </w:rPr>
-        <w:t xml:space="preserve">-DTEST</w:t>
-      </w:r>
-      <w:r>
-        <w:rPr>
-          <w:rStyle w:val="NormalTok"/>
-        </w:rPr>
-        <w:t xml:space="preserve"> </w:t>
-      </w:r>
-      <w:r>
-        <w:rPr>
-          <w:rStyle w:val="AttributeTok"/>
-        </w:rPr>
-        <w:t xml:space="preserve">-fprofile-arcs</w:t>
-      </w:r>
-      <w:r>
-        <w:rPr>
-          <w:rStyle w:val="NormalTok"/>
-        </w:rPr>
-        <w:t xml:space="preserve"> </w:t>
-      </w:r>
-      <w:r>
-        <w:rPr>
-          <w:rStyle w:val="AttributeTok"/>
-        </w:rPr>
-        <w:t xml:space="preserve">-ftest-coverage</w:t>
-      </w:r>
-      <w:r>
-        <w:rPr>
-          <w:rStyle w:val="NormalTok"/>
-        </w:rPr>
-        <w:t xml:space="preserve"> </w:t>
-      </w:r>
-      <w:r>
-        <w:rPr>
-          <w:rStyle w:val="AttributeTok"/>
-        </w:rPr>
-        <w:t xml:space="preserve">-c</w:t>
-      </w:r>
-      <w:r>
-        <w:rPr>
-          <w:rStyle w:val="NormalTok"/>
-        </w:rPr>
-        <w:t xml:space="preserve"> src/lab.c </w:t>
-      </w:r>
-      <w:r>
-        <w:rPr>
-          <w:rStyle w:val="AttributeTok"/>
-        </w:rPr>
-        <w:t xml:space="preserve">-o</w:t>
-      </w:r>
-      <w:r>
-        <w:rPr>
-          <w:rStyle w:val="NormalTok"/>
-        </w:rPr>
-        <w:t xml:space="preserve"> build/tests/lab.c.o</w:t>
-      </w:r>
-      <w:r>
-        <w:br/>
-      </w:r>
-      <w:r>
-        <w:rPr>
-          <w:rStyle w:val="FunctionTok"/>
-        </w:rPr>
-        <w:t xml:space="preserve">mkdir</w:t>
-      </w:r>
-      <w:r>
-        <w:rPr>
-          <w:rStyle w:val="NormalTok"/>
-        </w:rPr>
-        <w:t xml:space="preserve"> </w:t>
-      </w:r>
-      <w:r>
-        <w:rPr>
-          <w:rStyle w:val="AttributeTok"/>
-        </w:rPr>
-        <w:t xml:space="preserve">-p</w:t>
-      </w:r>
-      <w:r>
-        <w:rPr>
-          <w:rStyle w:val="NormalTok"/>
-        </w:rPr>
-        <w:t xml:space="preserve"> build/tests</w:t>
-      </w:r>
-      <w:r>
-        <w:br/>
-      </w:r>
-      <w:r>
-        <w:rPr>
-          <w:rStyle w:val="FunctionTok"/>
-        </w:rPr>
-        <w:t xml:space="preserve">cc</w:t>
-      </w:r>
-      <w:r>
-        <w:rPr>
-          <w:rStyle w:val="NormalTok"/>
-        </w:rPr>
-        <w:t xml:space="preserve"> </w:t>
-      </w:r>
-      <w:r>
-        <w:rPr>
-          <w:rStyle w:val="AttributeTok"/>
-        </w:rPr>
-        <w:t xml:space="preserve">-g</w:t>
-      </w:r>
-      <w:r>
-        <w:rPr>
-          <w:rStyle w:val="NormalTok"/>
-        </w:rPr>
-        <w:t xml:space="preserve"> </w:t>
-      </w:r>
-      <w:r>
-        <w:rPr>
-          <w:rStyle w:val="AttributeTok"/>
-        </w:rPr>
-        <w:t xml:space="preserve">-O0</w:t>
-      </w:r>
-      <w:r>
-        <w:rPr>
-          <w:rStyle w:val="NormalTok"/>
-        </w:rPr>
-        <w:t xml:space="preserve"> </w:t>
-      </w:r>
-      <w:r>
-        <w:rPr>
-          <w:rStyle w:val="AttributeTok"/>
-        </w:rPr>
-        <w:t xml:space="preserve">-DTEST</w:t>
-      </w:r>
-      <w:r>
-        <w:rPr>
-          <w:rStyle w:val="NormalTok"/>
-        </w:rPr>
-        <w:t xml:space="preserve"> </w:t>
-      </w:r>
-      <w:r>
-        <w:rPr>
-          <w:rStyle w:val="AttributeTok"/>
-        </w:rPr>
-        <w:t xml:space="preserve">-fprofile-arcs</w:t>
-      </w:r>
-      <w:r>
-        <w:rPr>
-          <w:rStyle w:val="NormalTok"/>
-        </w:rPr>
-        <w:t xml:space="preserve"> </w:t>
-      </w:r>
-      <w:r>
-        <w:rPr>
-          <w:rStyle w:val="AttributeTok"/>
-        </w:rPr>
-        <w:t xml:space="preserve">-ftest-coverage</w:t>
-      </w:r>
-      <w:r>
-        <w:rPr>
-          <w:rStyle w:val="NormalTok"/>
-        </w:rPr>
-        <w:t xml:space="preserve"> </w:t>
-      </w:r>
-      <w:r>
-        <w:rPr>
-          <w:rStyle w:val="AttributeTok"/>
-        </w:rPr>
-        <w:t xml:space="preserve">-c</w:t>
-      </w:r>
-      <w:r>
-        <w:rPr>
-          <w:rStyle w:val="NormalTok"/>
-        </w:rPr>
-        <w:t xml:space="preserve"> src/main.c </w:t>
-      </w:r>
-      <w:r>
-        <w:rPr>
-          <w:rStyle w:val="AttributeTok"/>
-        </w:rPr>
-        <w:t xml:space="preserve">-o</w:t>
-      </w:r>
-      <w:r>
-        <w:rPr>
-          <w:rStyle w:val="NormalTok"/>
-        </w:rPr>
-        <w:t xml:space="preserve"> build/tests/main.c.o</w:t>
-      </w:r>
-      <w:r>
-        <w:br/>
-      </w:r>
-      <w:r>
-        <w:rPr>
-          <w:rStyle w:val="FunctionTok"/>
-        </w:rPr>
-        <w:t xml:space="preserve">mkdir</w:t>
-      </w:r>
-      <w:r>
-        <w:rPr>
-          <w:rStyle w:val="NormalTok"/>
-        </w:rPr>
-        <w:t xml:space="preserve"> </w:t>
-      </w:r>
-      <w:r>
-        <w:rPr>
-          <w:rStyle w:val="AttributeTok"/>
-        </w:rPr>
-        <w:t xml:space="preserve">-p</w:t>
-      </w:r>
-      <w:r>
-        <w:rPr>
-          <w:rStyle w:val="NormalTok"/>
-        </w:rPr>
-        <w:t xml:space="preserve"> build/tests/harness/</w:t>
-      </w:r>
-      <w:r>
-        <w:br/>
-      </w:r>
-      <w:r>
-        <w:rPr>
-          <w:rStyle w:val="FunctionTok"/>
-        </w:rPr>
-        <w:t xml:space="preserve">cc</w:t>
-      </w:r>
-      <w:r>
-        <w:rPr>
-          <w:rStyle w:val="NormalTok"/>
-        </w:rPr>
-        <w:t xml:space="preserve"> </w:t>
-      </w:r>
-      <w:r>
-        <w:rPr>
-          <w:rStyle w:val="AttributeTok"/>
-        </w:rPr>
-        <w:t xml:space="preserve">-g</w:t>
-      </w:r>
-      <w:r>
-        <w:rPr>
-          <w:rStyle w:val="NormalTok"/>
-        </w:rPr>
-        <w:t xml:space="preserve"> </w:t>
-      </w:r>
-      <w:r>
-        <w:rPr>
-          <w:rStyle w:val="AttributeTok"/>
-        </w:rPr>
-        <w:t xml:space="preserve">-O0</w:t>
-      </w:r>
-      <w:r>
-        <w:rPr>
-          <w:rStyle w:val="NormalTok"/>
-        </w:rPr>
-        <w:t xml:space="preserve"> </w:t>
-      </w:r>
-      <w:r>
-        <w:rPr>
-          <w:rStyle w:val="AttributeTok"/>
-        </w:rPr>
-        <w:t xml:space="preserve">-DTEST</w:t>
-      </w:r>
-      <w:r>
-        <w:rPr>
-          <w:rStyle w:val="NormalTok"/>
-        </w:rPr>
-        <w:t xml:space="preserve"> </w:t>
-      </w:r>
-      <w:r>
-        <w:rPr>
-          <w:rStyle w:val="AttributeTok"/>
-        </w:rPr>
-        <w:t xml:space="preserve">-fprofile-arcs</w:t>
-      </w:r>
-      <w:r>
-        <w:rPr>
-          <w:rStyle w:val="NormalTok"/>
-        </w:rPr>
-        <w:t xml:space="preserve"> </w:t>
-      </w:r>
-      <w:r>
-        <w:rPr>
-          <w:rStyle w:val="AttributeTok"/>
-        </w:rPr>
-        <w:t xml:space="preserve">-ftest-coverage</w:t>
-      </w:r>
-      <w:r>
-        <w:rPr>
-          <w:rStyle w:val="NormalTok"/>
-        </w:rPr>
-        <w:t xml:space="preserve"> </w:t>
-      </w:r>
-      <w:r>
-        <w:rPr>
-          <w:rStyle w:val="AttributeTok"/>
-        </w:rPr>
-        <w:t xml:space="preserve">-c</w:t>
-      </w:r>
-      <w:r>
-        <w:rPr>
-          <w:rStyle w:val="NormalTok"/>
-        </w:rPr>
-        <w:t xml:space="preserve"> tests/harness/unity.c </w:t>
-      </w:r>
-      <w:r>
-        <w:rPr>
-          <w:rStyle w:val="AttributeTok"/>
-        </w:rPr>
-        <w:t xml:space="preserve">-o</w:t>
-      </w:r>
-      <w:r>
-        <w:rPr>
-          <w:rStyle w:val="NormalTok"/>
-        </w:rPr>
-        <w:t xml:space="preserve"> build/tests/harness/unity.c.o</w:t>
-      </w:r>
-      <w:r>
-        <w:br/>
-      </w:r>
-      <w:r>
-        <w:rPr>
-          <w:rStyle w:val="FunctionTok"/>
-        </w:rPr>
-        <w:t xml:space="preserve">mkdir</w:t>
-      </w:r>
-      <w:r>
-        <w:rPr>
-          <w:rStyle w:val="NormalTok"/>
-        </w:rPr>
-        <w:t xml:space="preserve"> </w:t>
-      </w:r>
-      <w:r>
-        <w:rPr>
-          <w:rStyle w:val="AttributeTok"/>
-        </w:rPr>
-        <w:t xml:space="preserve">-p</w:t>
-      </w:r>
-      <w:r>
-        <w:rPr>
-          <w:rStyle w:val="NormalTok"/>
-        </w:rPr>
-        <w:t xml:space="preserve"> build/tests/</w:t>
-      </w:r>
-      <w:r>
-        <w:br/>
-      </w:r>
-      <w:r>
-        <w:rPr>
-          <w:rStyle w:val="FunctionTok"/>
-        </w:rPr>
-        <w:t xml:space="preserve">cc</w:t>
-      </w:r>
-      <w:r>
-        <w:rPr>
-          <w:rStyle w:val="NormalTok"/>
-        </w:rPr>
-        <w:t xml:space="preserve"> </w:t>
-      </w:r>
-      <w:r>
-        <w:rPr>
-          <w:rStyle w:val="AttributeTok"/>
-        </w:rPr>
-        <w:t xml:space="preserve">-g</w:t>
-      </w:r>
-      <w:r>
-        <w:rPr>
-          <w:rStyle w:val="NormalTok"/>
-        </w:rPr>
-        <w:t xml:space="preserve"> </w:t>
-      </w:r>
-      <w:r>
-        <w:rPr>
-          <w:rStyle w:val="AttributeTok"/>
-        </w:rPr>
-        <w:t xml:space="preserve">-O0</w:t>
-      </w:r>
-      <w:r>
-        <w:rPr>
-          <w:rStyle w:val="NormalTok"/>
-        </w:rPr>
-        <w:t xml:space="preserve"> </w:t>
-      </w:r>
-      <w:r>
-        <w:rPr>
-          <w:rStyle w:val="AttributeTok"/>
-        </w:rPr>
-        <w:t xml:space="preserve">-DTEST</w:t>
-      </w:r>
-      <w:r>
-        <w:rPr>
-          <w:rStyle w:val="NormalTok"/>
-        </w:rPr>
-        <w:t xml:space="preserve"> </w:t>
-      </w:r>
-      <w:r>
-        <w:rPr>
-          <w:rStyle w:val="AttributeTok"/>
-        </w:rPr>
-        <w:t xml:space="preserve">-fprofile-arcs</w:t>
-      </w:r>
-      <w:r>
-        <w:rPr>
-          <w:rStyle w:val="NormalTok"/>
-        </w:rPr>
-        <w:t xml:space="preserve"> </w:t>
-      </w:r>
-      <w:r>
-        <w:rPr>
-          <w:rStyle w:val="AttributeTok"/>
-        </w:rPr>
-        <w:t xml:space="preserve">-ftest-coverage</w:t>
-      </w:r>
-      <w:r>
-        <w:rPr>
-          <w:rStyle w:val="NormalTok"/>
-        </w:rPr>
-        <w:t xml:space="preserve"> </w:t>
-      </w:r>
-      <w:r>
-        <w:rPr>
-          <w:rStyle w:val="AttributeTok"/>
-        </w:rPr>
-        <w:t xml:space="preserve">-c</w:t>
-      </w:r>
-      <w:r>
-        <w:rPr>
-          <w:rStyle w:val="NormalTok"/>
-        </w:rPr>
-        <w:t xml:space="preserve"> tests/lab-test.c </w:t>
-      </w:r>
-      <w:r>
-        <w:rPr>
-          <w:rStyle w:val="AttributeTok"/>
-        </w:rPr>
-        <w:t xml:space="preserve">-o</w:t>
-      </w:r>
-      <w:r>
-        <w:rPr>
-          <w:rStyle w:val="NormalTok"/>
-        </w:rPr>
-        <w:t xml:space="preserve"> build/tests/lab-test.c.o</w:t>
-      </w:r>
-      <w:r>
-        <w:br/>
-      </w:r>
-      <w:r>
-        <w:rPr>
-          <w:rStyle w:val="FunctionTok"/>
-        </w:rPr>
-        <w:t xml:space="preserve">cc</w:t>
-      </w:r>
-      <w:r>
-        <w:rPr>
-          <w:rStyle w:val="NormalTok"/>
-        </w:rPr>
-        <w:t xml:space="preserve"> </w:t>
-      </w:r>
-      <w:r>
-        <w:rPr>
-          <w:rStyle w:val="AttributeTok"/>
-        </w:rPr>
-        <w:t xml:space="preserve">-g</w:t>
-      </w:r>
-      <w:r>
-        <w:rPr>
-          <w:rStyle w:val="NormalTok"/>
-        </w:rPr>
-        <w:t xml:space="preserve"> </w:t>
-      </w:r>
-      <w:r>
-        <w:rPr>
-          <w:rStyle w:val="AttributeTok"/>
-        </w:rPr>
-        <w:t xml:space="preserve">-O0</w:t>
-      </w:r>
-      <w:r>
-        <w:rPr>
-          <w:rStyle w:val="NormalTok"/>
-        </w:rPr>
-        <w:t xml:space="preserve"> </w:t>
-      </w:r>
-      <w:r>
-        <w:rPr>
-          <w:rStyle w:val="AttributeTok"/>
-        </w:rPr>
-        <w:t xml:space="preserve">-DTEST</w:t>
-      </w:r>
-      <w:r>
-        <w:rPr>
-          <w:rStyle w:val="NormalTok"/>
-        </w:rPr>
-        <w:t xml:space="preserve"> </w:t>
-      </w:r>
-      <w:r>
-        <w:rPr>
-          <w:rStyle w:val="AttributeTok"/>
-        </w:rPr>
-        <w:t xml:space="preserve">-fprofile-arcs</w:t>
-      </w:r>
-      <w:r>
-        <w:rPr>
-          <w:rStyle w:val="NormalTok"/>
-        </w:rPr>
-        <w:t xml:space="preserve"> </w:t>
-      </w:r>
-      <w:r>
-        <w:rPr>
-          <w:rStyle w:val="AttributeTok"/>
-        </w:rPr>
-        <w:t xml:space="preserve">-ftest-coverage</w:t>
-      </w:r>
-      <w:r>
-        <w:rPr>
-          <w:rStyle w:val="NormalTok"/>
-        </w:rPr>
-        <w:t xml:space="preserve"> build/tests/lab.c.o build/tests/main.c.o build/tests/harness/unity.c.o build/tests/lab-test.c.o </w:t>
-      </w:r>
-      <w:r>
-        <w:rPr>
-          <w:rStyle w:val="AttributeTok"/>
-        </w:rPr>
-        <w:t xml:space="preserve">-o</w:t>
-      </w:r>
-      <w:r>
-        <w:rPr>
-          <w:rStyle w:val="NormalTok"/>
-        </w:rPr>
-        <w:t xml:space="preserve"> build/tests/myapp_t </w:t>
-      </w:r>
-      <w:r>
-        <w:rPr>
-          <w:rStyle w:val="AttributeTok"/>
-        </w:rPr>
-        <w:t xml:space="preserve">-fprofile-arcs</w:t>
-      </w:r>
-      <w:r>
-        <w:rPr>
-          <w:rStyle w:val="NormalTok"/>
-        </w:rPr>
-        <w:t xml:space="preserve"> </w:t>
-      </w:r>
-      <w:r>
-        <w:rPr>
-          <w:rStyle w:val="AttributeTok"/>
-        </w:rPr>
-        <w:t xml:space="preserve">-ftest-coverage</w:t>
-      </w:r>
-      <w:r>
-        <w:br/>
-      </w:r>
-      <w:r>
-        <w:rPr>
-          <w:rStyle w:val="VariableTok"/>
-        </w:rPr>
-        <w:t xml:space="preserve">make</w:t>
-      </w:r>
-      <w:r>
-        <w:rPr>
-          <w:rStyle w:val="OperatorTok"/>
-        </w:rPr>
-        <w:t xml:space="preserve">[</w:t>
-      </w:r>
-      <w:r>
-        <w:rPr>
-          <w:rStyle w:val="DecValTok"/>
-        </w:rPr>
-        <w:t xml:space="preserve">1</w:t>
-      </w:r>
-      <w:r>
-        <w:rPr>
-          <w:rStyle w:val="OperatorTok"/>
-        </w:rPr>
-        <w:t xml:space="preserve">]</w:t>
-      </w:r>
-      <w:r>
-        <w:rPr>
-          <w:rStyle w:val="ExtensionTok"/>
-        </w:rPr>
-        <w:t xml:space="preserve">:</w:t>
-      </w:r>
-      <w:r>
-        <w:rPr>
-          <w:rStyle w:val="NormalTok"/>
-        </w:rPr>
-        <w:t xml:space="preserve"> Leaving directory </w:t>
-      </w:r>
-      <w:r>
-        <w:rPr>
-          <w:rStyle w:val="StringTok"/>
-        </w:rPr>
-        <w:t xml:space="preserve">'/home/PERRYARYEE/Computer-Networks-CS525'</w:t>
-      </w:r>
-      <w:r>
-        <w:br/>
-      </w:r>
-      <w:r>
-        <w:rPr>
-          <w:rStyle w:val="VariableTok"/>
-        </w:rPr>
-        <w:t xml:space="preserve">make</w:t>
-      </w:r>
-      <w:r>
-        <w:rPr>
-          <w:rStyle w:val="OperatorTok"/>
-        </w:rPr>
-        <w:t xml:space="preserve">[</w:t>
-      </w:r>
-      <w:r>
-        <w:rPr>
-          <w:rStyle w:val="DecValTok"/>
-        </w:rPr>
-        <w:t xml:space="preserve">1</w:t>
-      </w:r>
-      <w:r>
-        <w:rPr>
-          <w:rStyle w:val="OperatorTok"/>
-        </w:rPr>
-        <w:t xml:space="preserve">]</w:t>
-      </w:r>
-      <w:r>
-        <w:rPr>
-          <w:rStyle w:val="ExtensionTok"/>
-        </w:rPr>
-        <w:t xml:space="preserve">:</w:t>
-      </w:r>
-      <w:r>
-        <w:rPr>
-          <w:rStyle w:val="NormalTok"/>
-        </w:rPr>
-        <w:t xml:space="preserve"> Entering directory </w:t>
-      </w:r>
-      <w:r>
-        <w:rPr>
-          <w:rStyle w:val="StringTok"/>
-        </w:rPr>
-        <w:t xml:space="preserve">'/home/PERRYARYEE/Computer-Networks-CS525'</w:t>
-      </w:r>
-      <w:r>
-        <w:br/>
-      </w:r>
-      <w:r>
-        <w:rPr>
-          <w:rStyle w:val="FunctionTok"/>
-        </w:rPr>
-        <w:t xml:space="preserve">mkdir</w:t>
-      </w:r>
-      <w:r>
-        <w:rPr>
-          <w:rStyle w:val="NormalTok"/>
-        </w:rPr>
-        <w:t xml:space="preserve"> </w:t>
-      </w:r>
-      <w:r>
-        <w:rPr>
-          <w:rStyle w:val="AttributeTok"/>
-        </w:rPr>
-        <w:t xml:space="preserve">-p</w:t>
-      </w:r>
-      <w:r>
-        <w:rPr>
-          <w:rStyle w:val="NormalTok"/>
-        </w:rPr>
-        <w:t xml:space="preserve"> build/debug-test</w:t>
-      </w:r>
-      <w:r>
-        <w:br/>
-      </w:r>
-      <w:r>
-        <w:rPr>
-          <w:rStyle w:val="FunctionTok"/>
-        </w:rPr>
-        <w:t xml:space="preserve">cc</w:t>
-      </w:r>
-      <w:r>
-        <w:rPr>
-          <w:rStyle w:val="NormalTok"/>
-        </w:rPr>
-        <w:t xml:space="preserve"> </w:t>
-      </w:r>
-      <w:r>
-        <w:rPr>
-          <w:rStyle w:val="AttributeTok"/>
-        </w:rPr>
-        <w:t xml:space="preserve">-g</w:t>
-      </w:r>
-      <w:r>
-        <w:rPr>
-          <w:rStyle w:val="NormalTok"/>
-        </w:rPr>
-        <w:t xml:space="preserve"> </w:t>
-      </w:r>
-      <w:r>
-        <w:rPr>
-          <w:rStyle w:val="AttributeTok"/>
-        </w:rPr>
-        <w:t xml:space="preserve">-O0</w:t>
-      </w:r>
-      <w:r>
-        <w:rPr>
-          <w:rStyle w:val="NormalTok"/>
-        </w:rPr>
-        <w:t xml:space="preserve"> </w:t>
-      </w:r>
-      <w:r>
-        <w:rPr>
-          <w:rStyle w:val="AttributeTok"/>
-        </w:rPr>
-        <w:t xml:space="preserve">-DDEBUG</w:t>
-      </w:r>
-      <w:r>
-        <w:rPr>
-          <w:rStyle w:val="NormalTok"/>
-        </w:rPr>
-        <w:t xml:space="preserve"> </w:t>
-      </w:r>
-      <w:r>
-        <w:rPr>
-          <w:rStyle w:val="AttributeTok"/>
-        </w:rPr>
-        <w:t xml:space="preserve">-DTEST</w:t>
-      </w:r>
-      <w:r>
-        <w:rPr>
-          <w:rStyle w:val="NormalTok"/>
-        </w:rPr>
-        <w:t xml:space="preserve"> </w:t>
-      </w:r>
-      <w:r>
-        <w:rPr>
-          <w:rStyle w:val="AttributeTok"/>
-        </w:rPr>
-        <w:t xml:space="preserve">-fno-omit-frame-pointer</w:t>
-      </w:r>
-      <w:r>
-        <w:rPr>
-          <w:rStyle w:val="NormalTok"/>
-        </w:rPr>
-        <w:t xml:space="preserve"> </w:t>
-      </w:r>
-      <w:r>
-        <w:rPr>
-          <w:rStyle w:val="AttributeTok"/>
-        </w:rPr>
-        <w:t xml:space="preserve">-fsanitize</w:t>
-      </w:r>
-      <w:r>
-        <w:rPr>
-          <w:rStyle w:val="OperatorTok"/>
-        </w:rPr>
-        <w:t xml:space="preserve">=</w:t>
-      </w:r>
-      <w:r>
-        <w:rPr>
-          <w:rStyle w:val="NormalTok"/>
-        </w:rPr>
-        <w:t xml:space="preserve">address </w:t>
-      </w:r>
-      <w:r>
-        <w:rPr>
-          <w:rStyle w:val="AttributeTok"/>
-        </w:rPr>
-        <w:t xml:space="preserve">-c</w:t>
-      </w:r>
-      <w:r>
-        <w:rPr>
-          <w:rStyle w:val="NormalTok"/>
-        </w:rPr>
-        <w:t xml:space="preserve"> src/lab.c </w:t>
-      </w:r>
-      <w:r>
-        <w:rPr>
-          <w:rStyle w:val="AttributeTok"/>
-        </w:rPr>
-        <w:t xml:space="preserve">-o</w:t>
-      </w:r>
-      <w:r>
-        <w:rPr>
-          <w:rStyle w:val="NormalTok"/>
-        </w:rPr>
-        <w:t xml:space="preserve"> build/debug-test/lab.c.o</w:t>
-      </w:r>
-      <w:r>
-        <w:br/>
-      </w:r>
-      <w:r>
-        <w:rPr>
-          <w:rStyle w:val="FunctionTok"/>
-        </w:rPr>
-        <w:t xml:space="preserve">mkdir</w:t>
-      </w:r>
-      <w:r>
-        <w:rPr>
-          <w:rStyle w:val="NormalTok"/>
-        </w:rPr>
-        <w:t xml:space="preserve"> </w:t>
-      </w:r>
-      <w:r>
-        <w:rPr>
-          <w:rStyle w:val="AttributeTok"/>
-        </w:rPr>
-        <w:t xml:space="preserve">-p</w:t>
-      </w:r>
-      <w:r>
-        <w:rPr>
-          <w:rStyle w:val="NormalTok"/>
-        </w:rPr>
-        <w:t xml:space="preserve"> build/debug-test</w:t>
-      </w:r>
-      <w:r>
-        <w:br/>
-      </w:r>
-      <w:r>
-        <w:rPr>
-          <w:rStyle w:val="FunctionTok"/>
-        </w:rPr>
-        <w:t xml:space="preserve">cc</w:t>
-      </w:r>
-      <w:r>
-        <w:rPr>
-          <w:rStyle w:val="NormalTok"/>
-        </w:rPr>
-        <w:t xml:space="preserve"> </w:t>
-      </w:r>
-      <w:r>
-        <w:rPr>
-          <w:rStyle w:val="AttributeTok"/>
-        </w:rPr>
-        <w:t xml:space="preserve">-g</w:t>
-      </w:r>
-      <w:r>
-        <w:rPr>
-          <w:rStyle w:val="NormalTok"/>
-        </w:rPr>
-        <w:t xml:space="preserve"> </w:t>
-      </w:r>
-      <w:r>
-        <w:rPr>
-          <w:rStyle w:val="AttributeTok"/>
-        </w:rPr>
-        <w:t xml:space="preserve">-O0</w:t>
-      </w:r>
-      <w:r>
-        <w:rPr>
-          <w:rStyle w:val="NormalTok"/>
-        </w:rPr>
-        <w:t xml:space="preserve"> </w:t>
-      </w:r>
-      <w:r>
-        <w:rPr>
-          <w:rStyle w:val="AttributeTok"/>
-        </w:rPr>
-        <w:t xml:space="preserve">-DDEBUG</w:t>
-      </w:r>
-      <w:r>
-        <w:rPr>
-          <w:rStyle w:val="NormalTok"/>
-        </w:rPr>
-        <w:t xml:space="preserve"> </w:t>
-      </w:r>
-      <w:r>
-        <w:rPr>
-          <w:rStyle w:val="AttributeTok"/>
-        </w:rPr>
-        <w:t xml:space="preserve">-DTEST</w:t>
-      </w:r>
-      <w:r>
-        <w:rPr>
-          <w:rStyle w:val="NormalTok"/>
-        </w:rPr>
-        <w:t xml:space="preserve"> </w:t>
-      </w:r>
-      <w:r>
-        <w:rPr>
-          <w:rStyle w:val="AttributeTok"/>
-        </w:rPr>
-        <w:t xml:space="preserve">-fno-omit-frame-pointer</w:t>
-      </w:r>
-      <w:r>
-        <w:rPr>
-          <w:rStyle w:val="NormalTok"/>
-        </w:rPr>
-        <w:t xml:space="preserve"> </w:t>
-      </w:r>
-      <w:r>
-        <w:rPr>
-          <w:rStyle w:val="AttributeTok"/>
-        </w:rPr>
-        <w:t xml:space="preserve">-fsanitize</w:t>
-      </w:r>
-      <w:r>
-        <w:rPr>
-          <w:rStyle w:val="OperatorTok"/>
-        </w:rPr>
-        <w:t xml:space="preserve">=</w:t>
-      </w:r>
-      <w:r>
-        <w:rPr>
-          <w:rStyle w:val="NormalTok"/>
-        </w:rPr>
-        <w:t xml:space="preserve">address </w:t>
-      </w:r>
-      <w:r>
-        <w:rPr>
-          <w:rStyle w:val="AttributeTok"/>
-        </w:rPr>
-        <w:t xml:space="preserve">-c</w:t>
-      </w:r>
-      <w:r>
-        <w:rPr>
-          <w:rStyle w:val="NormalTok"/>
-        </w:rPr>
-        <w:t xml:space="preserve"> src/main.c </w:t>
-      </w:r>
-      <w:r>
-        <w:rPr>
-          <w:rStyle w:val="AttributeTok"/>
-        </w:rPr>
-        <w:t xml:space="preserve">-o</w:t>
-      </w:r>
-      <w:r>
-        <w:rPr>
-          <w:rStyle w:val="NormalTok"/>
-        </w:rPr>
-        <w:t xml:space="preserve"> build/debug-test/main.c.o</w:t>
-      </w:r>
-      <w:r>
-        <w:br/>
-      </w:r>
-      <w:r>
-        <w:rPr>
-          <w:rStyle w:val="FunctionTok"/>
-        </w:rPr>
-        <w:t xml:space="preserve">mkdir</w:t>
-      </w:r>
-      <w:r>
-        <w:rPr>
-          <w:rStyle w:val="NormalTok"/>
-        </w:rPr>
-        <w:t xml:space="preserve"> </w:t>
-      </w:r>
-      <w:r>
-        <w:rPr>
-          <w:rStyle w:val="AttributeTok"/>
-        </w:rPr>
-        <w:t xml:space="preserve">-p</w:t>
-      </w:r>
-      <w:r>
-        <w:rPr>
-          <w:rStyle w:val="NormalTok"/>
-        </w:rPr>
-        <w:t xml:space="preserve"> build/debug-test/harness/</w:t>
-      </w:r>
-      <w:r>
-        <w:br/>
-      </w:r>
-      <w:r>
-        <w:rPr>
-          <w:rStyle w:val="FunctionTok"/>
-        </w:rPr>
-        <w:t xml:space="preserve">cc</w:t>
-      </w:r>
-      <w:r>
-        <w:rPr>
-          <w:rStyle w:val="NormalTok"/>
-        </w:rPr>
-        <w:t xml:space="preserve"> </w:t>
-      </w:r>
-      <w:r>
-        <w:rPr>
-          <w:rStyle w:val="AttributeTok"/>
-        </w:rPr>
-        <w:t xml:space="preserve">-g</w:t>
-      </w:r>
-      <w:r>
-        <w:rPr>
-          <w:rStyle w:val="NormalTok"/>
-        </w:rPr>
-        <w:t xml:space="preserve"> </w:t>
-      </w:r>
-      <w:r>
-        <w:rPr>
-          <w:rStyle w:val="AttributeTok"/>
-        </w:rPr>
-        <w:t xml:space="preserve">-O0</w:t>
-      </w:r>
-      <w:r>
-        <w:rPr>
-          <w:rStyle w:val="NormalTok"/>
-        </w:rPr>
-        <w:t xml:space="preserve"> </w:t>
-      </w:r>
-      <w:r>
-        <w:rPr>
-          <w:rStyle w:val="AttributeTok"/>
-        </w:rPr>
-        <w:t xml:space="preserve">-DDEBUG</w:t>
-      </w:r>
-      <w:r>
-        <w:rPr>
-          <w:rStyle w:val="NormalTok"/>
-        </w:rPr>
-        <w:t xml:space="preserve"> </w:t>
-      </w:r>
-      <w:r>
-        <w:rPr>
-          <w:rStyle w:val="AttributeTok"/>
-        </w:rPr>
-        <w:t xml:space="preserve">-DTEST</w:t>
-      </w:r>
-      <w:r>
-        <w:rPr>
-          <w:rStyle w:val="NormalTok"/>
-        </w:rPr>
-        <w:t xml:space="preserve"> </w:t>
-      </w:r>
-      <w:r>
-        <w:rPr>
-          <w:rStyle w:val="AttributeTok"/>
-        </w:rPr>
-        <w:t xml:space="preserve">-fno-omit-frame-pointer</w:t>
-      </w:r>
-      <w:r>
-        <w:rPr>
-          <w:rStyle w:val="NormalTok"/>
-        </w:rPr>
-        <w:t xml:space="preserve"> </w:t>
-      </w:r>
-      <w:r>
-        <w:rPr>
-          <w:rStyle w:val="AttributeTok"/>
-        </w:rPr>
-        <w:t xml:space="preserve">-fsanitize</w:t>
-      </w:r>
-      <w:r>
-        <w:rPr>
-          <w:rStyle w:val="OperatorTok"/>
-        </w:rPr>
-        <w:t xml:space="preserve">=</w:t>
-      </w:r>
-      <w:r>
-        <w:rPr>
-          <w:rStyle w:val="NormalTok"/>
-        </w:rPr>
-        <w:t xml:space="preserve">address </w:t>
-      </w:r>
-      <w:r>
-        <w:rPr>
-          <w:rStyle w:val="AttributeTok"/>
-        </w:rPr>
-        <w:t xml:space="preserve">-c</w:t>
-      </w:r>
-      <w:r>
-        <w:rPr>
-          <w:rStyle w:val="NormalTok"/>
-        </w:rPr>
-        <w:t xml:space="preserve"> tests/harness/unity.c </w:t>
-      </w:r>
-      <w:r>
-        <w:rPr>
-          <w:rStyle w:val="AttributeTok"/>
-        </w:rPr>
-        <w:t xml:space="preserve">-o</w:t>
-      </w:r>
-      <w:r>
-        <w:rPr>
-          <w:rStyle w:val="NormalTok"/>
-        </w:rPr>
-        <w:t xml:space="preserve"> build/debug-test/harness/unity.c.o</w:t>
-      </w:r>
-      <w:r>
-        <w:br/>
-      </w:r>
-      <w:r>
-        <w:rPr>
-          <w:rStyle w:val="FunctionTok"/>
-        </w:rPr>
-        <w:t xml:space="preserve">mkdir</w:t>
-      </w:r>
-      <w:r>
-        <w:rPr>
-          <w:rStyle w:val="NormalTok"/>
-        </w:rPr>
-        <w:t xml:space="preserve"> </w:t>
-      </w:r>
-      <w:r>
-        <w:rPr>
-          <w:rStyle w:val="AttributeTok"/>
-        </w:rPr>
-        <w:t xml:space="preserve">-p</w:t>
-      </w:r>
-      <w:r>
-        <w:rPr>
-          <w:rStyle w:val="NormalTok"/>
-        </w:rPr>
-        <w:t xml:space="preserve"> build/debug-test/</w:t>
-      </w:r>
-      <w:r>
-        <w:br/>
-      </w:r>
-      <w:r>
-        <w:rPr>
-          <w:rStyle w:val="FunctionTok"/>
-        </w:rPr>
-        <w:t xml:space="preserve">cc</w:t>
-      </w:r>
-      <w:r>
-        <w:rPr>
-          <w:rStyle w:val="NormalTok"/>
-        </w:rPr>
-        <w:t xml:space="preserve"> </w:t>
-      </w:r>
-      <w:r>
-        <w:rPr>
-          <w:rStyle w:val="AttributeTok"/>
-        </w:rPr>
-        <w:t xml:space="preserve">-g</w:t>
-      </w:r>
-      <w:r>
-        <w:rPr>
-          <w:rStyle w:val="NormalTok"/>
-        </w:rPr>
-        <w:t xml:space="preserve"> </w:t>
-      </w:r>
-      <w:r>
-        <w:rPr>
-          <w:rStyle w:val="AttributeTok"/>
-        </w:rPr>
-        <w:t xml:space="preserve">-O0</w:t>
-      </w:r>
-      <w:r>
-        <w:rPr>
-          <w:rStyle w:val="NormalTok"/>
-        </w:rPr>
-        <w:t xml:space="preserve"> </w:t>
-      </w:r>
-      <w:r>
-        <w:rPr>
-          <w:rStyle w:val="AttributeTok"/>
-        </w:rPr>
-        <w:t xml:space="preserve">-DDEBUG</w:t>
-      </w:r>
-      <w:r>
-        <w:rPr>
-          <w:rStyle w:val="NormalTok"/>
-        </w:rPr>
-        <w:t xml:space="preserve"> </w:t>
-      </w:r>
-      <w:r>
-        <w:rPr>
-          <w:rStyle w:val="AttributeTok"/>
-        </w:rPr>
-        <w:t xml:space="preserve">-DTEST</w:t>
-      </w:r>
-      <w:r>
-        <w:rPr>
-          <w:rStyle w:val="NormalTok"/>
-        </w:rPr>
-        <w:t xml:space="preserve"> </w:t>
-      </w:r>
-      <w:r>
-        <w:rPr>
-          <w:rStyle w:val="AttributeTok"/>
-        </w:rPr>
-        <w:t xml:space="preserve">-fno-omit-frame-pointer</w:t>
-      </w:r>
-      <w:r>
-        <w:rPr>
-          <w:rStyle w:val="NormalTok"/>
-        </w:rPr>
-        <w:t xml:space="preserve"> </w:t>
-      </w:r>
-      <w:r>
-        <w:rPr>
-          <w:rStyle w:val="AttributeTok"/>
-        </w:rPr>
-        <w:t xml:space="preserve">-fsanitize</w:t>
-      </w:r>
-      <w:r>
-        <w:rPr>
-          <w:rStyle w:val="OperatorTok"/>
-        </w:rPr>
-        <w:t xml:space="preserve">=</w:t>
-      </w:r>
-      <w:r>
-        <w:rPr>
-          <w:rStyle w:val="NormalTok"/>
-        </w:rPr>
-        <w:t xml:space="preserve">address </w:t>
-      </w:r>
-      <w:r>
-        <w:rPr>
-          <w:rStyle w:val="AttributeTok"/>
-        </w:rPr>
-        <w:t xml:space="preserve">-c</w:t>
-      </w:r>
-      <w:r>
-        <w:rPr>
-          <w:rStyle w:val="NormalTok"/>
-        </w:rPr>
-        <w:t xml:space="preserve"> tests/lab-test.c </w:t>
-      </w:r>
-      <w:r>
-        <w:rPr>
-          <w:rStyle w:val="AttributeTok"/>
-        </w:rPr>
-        <w:t xml:space="preserve">-o</w:t>
-      </w:r>
-      <w:r>
-        <w:rPr>
-          <w:rStyle w:val="NormalTok"/>
-        </w:rPr>
-        <w:t xml:space="preserve"> build/debug-test/lab-test.c.o</w:t>
-      </w:r>
-      <w:r>
-        <w:br/>
-      </w:r>
-      <w:r>
-        <w:rPr>
-          <w:rStyle w:val="FunctionTok"/>
-        </w:rPr>
-        <w:t xml:space="preserve">cc</w:t>
-      </w:r>
-      <w:r>
-        <w:rPr>
-          <w:rStyle w:val="NormalTok"/>
-        </w:rPr>
-        <w:t xml:space="preserve"> </w:t>
-      </w:r>
-      <w:r>
-        <w:rPr>
-          <w:rStyle w:val="AttributeTok"/>
-        </w:rPr>
-        <w:t xml:space="preserve">-g</w:t>
-      </w:r>
-      <w:r>
-        <w:rPr>
-          <w:rStyle w:val="NormalTok"/>
-        </w:rPr>
-        <w:t xml:space="preserve"> </w:t>
-      </w:r>
-      <w:r>
-        <w:rPr>
-          <w:rStyle w:val="AttributeTok"/>
-        </w:rPr>
-        <w:t xml:space="preserve">-O0</w:t>
-      </w:r>
-      <w:r>
-        <w:rPr>
-          <w:rStyle w:val="NormalTok"/>
-        </w:rPr>
-        <w:t xml:space="preserve"> </w:t>
-      </w:r>
-      <w:r>
-        <w:rPr>
-          <w:rStyle w:val="AttributeTok"/>
-        </w:rPr>
-        <w:t xml:space="preserve">-DDEBUG</w:t>
-      </w:r>
-      <w:r>
-        <w:rPr>
-          <w:rStyle w:val="NormalTok"/>
-        </w:rPr>
-        <w:t xml:space="preserve"> </w:t>
-      </w:r>
-      <w:r>
-        <w:rPr>
-          <w:rStyle w:val="AttributeTok"/>
-        </w:rPr>
-        <w:t xml:space="preserve">-DTEST</w:t>
-      </w:r>
-      <w:r>
-        <w:rPr>
-          <w:rStyle w:val="NormalTok"/>
-        </w:rPr>
-        <w:t xml:space="preserve"> </w:t>
-      </w:r>
-      <w:r>
-        <w:rPr>
-          <w:rStyle w:val="AttributeTok"/>
-        </w:rPr>
-        <w:t xml:space="preserve">-fno-omit-frame-pointer</w:t>
-      </w:r>
-      <w:r>
-        <w:rPr>
-          <w:rStyle w:val="NormalTok"/>
-        </w:rPr>
-        <w:t xml:space="preserve"> </w:t>
-      </w:r>
-      <w:r>
-        <w:rPr>
-          <w:rStyle w:val="AttributeTok"/>
-        </w:rPr>
-        <w:t xml:space="preserve">-fsanitize</w:t>
-      </w:r>
-      <w:r>
-        <w:rPr>
-          <w:rStyle w:val="OperatorTok"/>
-        </w:rPr>
-        <w:t xml:space="preserve">=</w:t>
-      </w:r>
-      <w:r>
-        <w:rPr>
-          <w:rStyle w:val="NormalTok"/>
-        </w:rPr>
-        <w:t xml:space="preserve">address build/debug-test/lab.c.o build/debug-test/main.c.o build/debug-test/harness/unity.c.o build/debug-test/lab-test.c.o </w:t>
+        <w:t xml:space="preserve">address build/debug-test/main.c.o build/debug-test/lab.c.o build/debug-test/harness/unity.c.o build/debug-test/lab-test.c.o </w:t>
       </w:r>
       <w:r>
         <w:rPr>
@@ -5303,6 +5303,15 @@
       </w:r>
       <w:r>
         <w:rPr>
+          <w:rStyle w:val="CommentTok"/>
+        </w:rPr>
+        <w:t xml:space="preserve">// Function accepts two numbers and returns a product</w:t>
+      </w:r>
+      <w:r>
+        <w:br/>
+      </w:r>
+      <w:r>
+        <w:rPr>
           <w:rStyle w:val="DataTypeTok"/>
         </w:rPr>
         <w:t xml:space="preserve">int</w:t>
@@ -5417,6 +5426,180 @@
           <w:rStyle w:val="OperatorTok"/>
         </w:rPr>
         <w:t xml:space="preserve">}</w:t>
+      </w:r>
+      <w:r>
+        <w:br/>
+      </w:r>
+      <w:r>
+        <w:br/>
+      </w:r>
+      <w:r>
+        <w:rPr>
+          <w:rStyle w:val="CommentTok"/>
+        </w:rPr>
+        <w:t xml:space="preserve">/**</w:t>
+      </w:r>
+      <w:r>
+        <w:br/>
+      </w:r>
+      <w:r>
+        <w:rPr>
+          <w:rStyle w:val="CommentTok"/>
+        </w:rPr>
+        <w:t xml:space="preserve"> * </w:t>
+      </w:r>
+      <w:r>
+        <w:rPr>
+          <w:rStyle w:val="AnnotationTok"/>
+        </w:rPr>
+        <w:t xml:space="preserve">@brief</w:t>
+      </w:r>
+      <w:r>
+        <w:rPr>
+          <w:rStyle w:val="CommentTok"/>
+        </w:rPr>
+        <w:t xml:space="preserve"> Calculates the sum of two integers.</w:t>
+      </w:r>
+      <w:r>
+        <w:br/>
+      </w:r>
+      <w:r>
+        <w:rPr>
+          <w:rStyle w:val="CommentTok"/>
+        </w:rPr>
+        <w:t xml:space="preserve"> *</w:t>
+      </w:r>
+      <w:r>
+        <w:br/>
+      </w:r>
+      <w:r>
+        <w:rPr>
+          <w:rStyle w:val="CommentTok"/>
+        </w:rPr>
+        <w:t xml:space="preserve"> * This function started as the intentionally incorrect function (1 was added to the result to give a wrong answer)</w:t>
+      </w:r>
+      <w:r>
+        <w:br/>
+      </w:r>
+      <w:r>
+        <w:rPr>
+          <w:rStyle w:val="CommentTok"/>
+        </w:rPr>
+        <w:t xml:space="preserve"> * used during the debugging exercise and was corrected for the final submission.</w:t>
+      </w:r>
+      <w:r>
+        <w:br/>
+      </w:r>
+      <w:r>
+        <w:rPr>
+          <w:rStyle w:val="CommentTok"/>
+        </w:rPr>
+        <w:t xml:space="preserve"> *</w:t>
+      </w:r>
+      <w:r>
+        <w:br/>
+      </w:r>
+      <w:r>
+        <w:rPr>
+          <w:rStyle w:val="CommentTok"/>
+        </w:rPr>
+        <w:t xml:space="preserve"> * </w:t>
+      </w:r>
+      <w:r>
+        <w:rPr>
+          <w:rStyle w:val="AnnotationTok"/>
+        </w:rPr>
+        <w:t xml:space="preserve">@param</w:t>
+      </w:r>
+      <w:r>
+        <w:rPr>
+          <w:rStyle w:val="CommentTok"/>
+        </w:rPr>
+        <w:t xml:space="preserve"> </w:t>
+      </w:r>
+      <w:r>
+        <w:rPr>
+          <w:rStyle w:val="CommentVarTok"/>
+        </w:rPr>
+        <w:t xml:space="preserve">first</w:t>
+      </w:r>
+      <w:r>
+        <w:rPr>
+          <w:rStyle w:val="CommentTok"/>
+        </w:rPr>
+        <w:t xml:space="preserve"> The first integer.</w:t>
+      </w:r>
+      <w:r>
+        <w:br/>
+      </w:r>
+      <w:r>
+        <w:rPr>
+          <w:rStyle w:val="CommentTok"/>
+        </w:rPr>
+        <w:t xml:space="preserve"> * </w:t>
+      </w:r>
+      <w:r>
+        <w:rPr>
+          <w:rStyle w:val="AnnotationTok"/>
+        </w:rPr>
+        <w:t xml:space="preserve">@param</w:t>
+      </w:r>
+      <w:r>
+        <w:rPr>
+          <w:rStyle w:val="CommentTok"/>
+        </w:rPr>
+        <w:t xml:space="preserve"> </w:t>
+      </w:r>
+      <w:r>
+        <w:rPr>
+          <w:rStyle w:val="CommentVarTok"/>
+        </w:rPr>
+        <w:t xml:space="preserve">second</w:t>
+      </w:r>
+      <w:r>
+        <w:rPr>
+          <w:rStyle w:val="CommentTok"/>
+        </w:rPr>
+        <w:t xml:space="preserve"> The second integer.</w:t>
+      </w:r>
+      <w:r>
+        <w:br/>
+      </w:r>
+      <w:r>
+        <w:rPr>
+          <w:rStyle w:val="CommentTok"/>
+        </w:rPr>
+        <w:t xml:space="preserve"> * </w:t>
+      </w:r>
+      <w:r>
+        <w:rPr>
+          <w:rStyle w:val="AnnotationTok"/>
+        </w:rPr>
+        <w:t xml:space="preserve">@return</w:t>
+      </w:r>
+      <w:r>
+        <w:rPr>
+          <w:rStyle w:val="CommentTok"/>
+        </w:rPr>
+        <w:t xml:space="preserve"> The sum of first and second.</w:t>
+      </w:r>
+      <w:r>
+        <w:br/>
+      </w:r>
+      <w:r>
+        <w:rPr>
+          <w:rStyle w:val="CommentTok"/>
+        </w:rPr>
+        <w:t xml:space="preserve"> *</w:t>
+      </w:r>
+      <w:r>
+        <w:br/>
+      </w:r>
+      <w:r>
+        <w:rPr>
+          <w:rStyle w:val="CommentTok"/>
+        </w:rPr>
+        <w:t xml:space="preserve"> */</w:t>
       </w:r>
       <w:r>
         <w:br/>
@@ -8076,7 +8259,7 @@
         <w:pStyle w:val="FirstParagraph"/>
       </w:pPr>
       <w:r>
-        <w:t xml:space="preserve">Report generated on 08/31/2026 at 09:03:39</w:t>
+        <w:t xml:space="preserve">Report generated on 08/31/2026 at 09:41:14</w:t>
       </w:r>
     </w:p>
     <w:p>
@@ -8101,7 +8284,7 @@
         <w:pStyle w:val="FirstParagraph"/>
       </w:pPr>
       <w:r>
-        <w:t xml:space="preserve">SHA-256 Hash of the report: a15a9b3eb3aac8832f77701b76b035bb5c0a906030eb3f53f325afb53c3e51ad</w:t>
+        <w:t xml:space="preserve">SHA-256 Hash of the report: add3adfcc739942e07f5f9031ec784055feabc65d581fc2cdd322ed5fca70514</w:t>
       </w:r>
     </w:p>
     <w:p>

--- a/submission-report.docx
+++ b/submission-report.docx
@@ -19,7 +19,7 @@
         </w:numPr>
       </w:pPr>
       <w:r>
-        <w:t xml:space="preserve">Submission generated at 08/31/2026 at 09:41:12</w:t>
+        <w:t xml:space="preserve">Submission generated at 08/31/2026 at 09:59:20</w:t>
       </w:r>
     </w:p>
     <w:p>
@@ -426,6 +426,138 @@
         <w:rPr>
           <w:rStyle w:val="NormalTok"/>
         </w:rPr>
+        <w:t xml:space="preserve"> src/lab.c </w:t>
+      </w:r>
+      <w:r>
+        <w:rPr>
+          <w:rStyle w:val="AttributeTok"/>
+        </w:rPr>
+        <w:t xml:space="preserve">-o</w:t>
+      </w:r>
+      <w:r>
+        <w:rPr>
+          <w:rStyle w:val="NormalTok"/>
+        </w:rPr>
+        <w:t xml:space="preserve"> build/debug/lab.c.o</w:t>
+      </w:r>
+      <w:r>
+        <w:br/>
+      </w:r>
+      <w:r>
+        <w:rPr>
+          <w:rStyle w:val="FunctionTok"/>
+        </w:rPr>
+        <w:t xml:space="preserve">mkdir</w:t>
+      </w:r>
+      <w:r>
+        <w:rPr>
+          <w:rStyle w:val="NormalTok"/>
+        </w:rPr>
+        <w:t xml:space="preserve"> </w:t>
+      </w:r>
+      <w:r>
+        <w:rPr>
+          <w:rStyle w:val="AttributeTok"/>
+        </w:rPr>
+        <w:t xml:space="preserve">-p</w:t>
+      </w:r>
+      <w:r>
+        <w:rPr>
+          <w:rStyle w:val="NormalTok"/>
+        </w:rPr>
+        <w:t xml:space="preserve"> build/debug</w:t>
+      </w:r>
+      <w:r>
+        <w:br/>
+      </w:r>
+      <w:r>
+        <w:rPr>
+          <w:rStyle w:val="FunctionTok"/>
+        </w:rPr>
+        <w:t xml:space="preserve">cc</w:t>
+      </w:r>
+      <w:r>
+        <w:rPr>
+          <w:rStyle w:val="NormalTok"/>
+        </w:rPr>
+        <w:t xml:space="preserve"> </w:t>
+      </w:r>
+      <w:r>
+        <w:rPr>
+          <w:rStyle w:val="AttributeTok"/>
+        </w:rPr>
+        <w:t xml:space="preserve">-g</w:t>
+      </w:r>
+      <w:r>
+        <w:rPr>
+          <w:rStyle w:val="NormalTok"/>
+        </w:rPr>
+        <w:t xml:space="preserve"> </w:t>
+      </w:r>
+      <w:r>
+        <w:rPr>
+          <w:rStyle w:val="AttributeTok"/>
+        </w:rPr>
+        <w:t xml:space="preserve">-O0</w:t>
+      </w:r>
+      <w:r>
+        <w:rPr>
+          <w:rStyle w:val="NormalTok"/>
+        </w:rPr>
+        <w:t xml:space="preserve"> </w:t>
+      </w:r>
+      <w:r>
+        <w:rPr>
+          <w:rStyle w:val="AttributeTok"/>
+        </w:rPr>
+        <w:t xml:space="preserve">-DDEBUG</w:t>
+      </w:r>
+      <w:r>
+        <w:rPr>
+          <w:rStyle w:val="NormalTok"/>
+        </w:rPr>
+        <w:t xml:space="preserve"> </w:t>
+      </w:r>
+      <w:r>
+        <w:rPr>
+          <w:rStyle w:val="AttributeTok"/>
+        </w:rPr>
+        <w:t xml:space="preserve">-fno-omit-frame-pointer</w:t>
+      </w:r>
+      <w:r>
+        <w:rPr>
+          <w:rStyle w:val="NormalTok"/>
+        </w:rPr>
+        <w:t xml:space="preserve"> </w:t>
+      </w:r>
+      <w:r>
+        <w:rPr>
+          <w:rStyle w:val="AttributeTok"/>
+        </w:rPr>
+        <w:t xml:space="preserve">-fsanitize</w:t>
+      </w:r>
+      <w:r>
+        <w:rPr>
+          <w:rStyle w:val="OperatorTok"/>
+        </w:rPr>
+        <w:t xml:space="preserve">=</w:t>
+      </w:r>
+      <w:r>
+        <w:rPr>
+          <w:rStyle w:val="NormalTok"/>
+        </w:rPr>
+        <w:t xml:space="preserve">address </w:t>
+      </w:r>
+      <w:r>
+        <w:rPr>
+          <w:rStyle w:val="AttributeTok"/>
+        </w:rPr>
+        <w:t xml:space="preserve">-c</w:t>
+      </w:r>
+      <w:r>
+        <w:rPr>
+          <w:rStyle w:val="NormalTok"/>
+        </w:rPr>
         <w:t xml:space="preserve"> src/main.c </w:t>
       </w:r>
       <w:r>
@@ -447,6 +579,207 @@
         <w:rPr>
           <w:rStyle w:val="FunctionTok"/>
         </w:rPr>
+        <w:t xml:space="preserve">cc</w:t>
+      </w:r>
+      <w:r>
+        <w:rPr>
+          <w:rStyle w:val="NormalTok"/>
+        </w:rPr>
+        <w:t xml:space="preserve"> </w:t>
+      </w:r>
+      <w:r>
+        <w:rPr>
+          <w:rStyle w:val="AttributeTok"/>
+        </w:rPr>
+        <w:t xml:space="preserve">-g</w:t>
+      </w:r>
+      <w:r>
+        <w:rPr>
+          <w:rStyle w:val="NormalTok"/>
+        </w:rPr>
+        <w:t xml:space="preserve"> </w:t>
+      </w:r>
+      <w:r>
+        <w:rPr>
+          <w:rStyle w:val="AttributeTok"/>
+        </w:rPr>
+        <w:t xml:space="preserve">-O0</w:t>
+      </w:r>
+      <w:r>
+        <w:rPr>
+          <w:rStyle w:val="NormalTok"/>
+        </w:rPr>
+        <w:t xml:space="preserve"> </w:t>
+      </w:r>
+      <w:r>
+        <w:rPr>
+          <w:rStyle w:val="AttributeTok"/>
+        </w:rPr>
+        <w:t xml:space="preserve">-DDEBUG</w:t>
+      </w:r>
+      <w:r>
+        <w:rPr>
+          <w:rStyle w:val="NormalTok"/>
+        </w:rPr>
+        <w:t xml:space="preserve"> </w:t>
+      </w:r>
+      <w:r>
+        <w:rPr>
+          <w:rStyle w:val="AttributeTok"/>
+        </w:rPr>
+        <w:t xml:space="preserve">-fno-omit-frame-pointer</w:t>
+      </w:r>
+      <w:r>
+        <w:rPr>
+          <w:rStyle w:val="NormalTok"/>
+        </w:rPr>
+        <w:t xml:space="preserve"> </w:t>
+      </w:r>
+      <w:r>
+        <w:rPr>
+          <w:rStyle w:val="AttributeTok"/>
+        </w:rPr>
+        <w:t xml:space="preserve">-fsanitize</w:t>
+      </w:r>
+      <w:r>
+        <w:rPr>
+          <w:rStyle w:val="OperatorTok"/>
+        </w:rPr>
+        <w:t xml:space="preserve">=</w:t>
+      </w:r>
+      <w:r>
+        <w:rPr>
+          <w:rStyle w:val="NormalTok"/>
+        </w:rPr>
+        <w:t xml:space="preserve">address build/debug/lab.c.o build/debug/main.c.o </w:t>
+      </w:r>
+      <w:r>
+        <w:rPr>
+          <w:rStyle w:val="AttributeTok"/>
+        </w:rPr>
+        <w:t xml:space="preserve">-o</w:t>
+      </w:r>
+      <w:r>
+        <w:rPr>
+          <w:rStyle w:val="NormalTok"/>
+        </w:rPr>
+        <w:t xml:space="preserve"> build/debug/myapp_d </w:t>
+      </w:r>
+      <w:r>
+        <w:rPr>
+          <w:rStyle w:val="AttributeTok"/>
+        </w:rPr>
+        <w:t xml:space="preserve">-fsanitize</w:t>
+      </w:r>
+      <w:r>
+        <w:rPr>
+          <w:rStyle w:val="OperatorTok"/>
+        </w:rPr>
+        <w:t xml:space="preserve">=</w:t>
+      </w:r>
+      <w:r>
+        <w:rPr>
+          <w:rStyle w:val="NormalTok"/>
+        </w:rPr>
+        <w:t xml:space="preserve">address</w:t>
+      </w:r>
+      <w:r>
+        <w:br/>
+      </w:r>
+      <w:r>
+        <w:rPr>
+          <w:rStyle w:val="VariableTok"/>
+        </w:rPr>
+        <w:t xml:space="preserve">make</w:t>
+      </w:r>
+      <w:r>
+        <w:rPr>
+          <w:rStyle w:val="OperatorTok"/>
+        </w:rPr>
+        <w:t xml:space="preserve">[</w:t>
+      </w:r>
+      <w:r>
+        <w:rPr>
+          <w:rStyle w:val="DecValTok"/>
+        </w:rPr>
+        <w:t xml:space="preserve">1</w:t>
+      </w:r>
+      <w:r>
+        <w:rPr>
+          <w:rStyle w:val="OperatorTok"/>
+        </w:rPr>
+        <w:t xml:space="preserve">]</w:t>
+      </w:r>
+      <w:r>
+        <w:rPr>
+          <w:rStyle w:val="ExtensionTok"/>
+        </w:rPr>
+        <w:t xml:space="preserve">:</w:t>
+      </w:r>
+      <w:r>
+        <w:rPr>
+          <w:rStyle w:val="NormalTok"/>
+        </w:rPr>
+        <w:t xml:space="preserve"> Leaving directory </w:t>
+      </w:r>
+      <w:r>
+        <w:rPr>
+          <w:rStyle w:val="StringTok"/>
+        </w:rPr>
+        <w:t xml:space="preserve">'/home/PERRYARYEE/Computer-Networks-CS525'</w:t>
+      </w:r>
+      <w:r>
+        <w:br/>
+      </w:r>
+      <w:r>
+        <w:rPr>
+          <w:rStyle w:val="VariableTok"/>
+        </w:rPr>
+        <w:t xml:space="preserve">make</w:t>
+      </w:r>
+      <w:r>
+        <w:rPr>
+          <w:rStyle w:val="OperatorTok"/>
+        </w:rPr>
+        <w:t xml:space="preserve">[</w:t>
+      </w:r>
+      <w:r>
+        <w:rPr>
+          <w:rStyle w:val="DecValTok"/>
+        </w:rPr>
+        <w:t xml:space="preserve">1</w:t>
+      </w:r>
+      <w:r>
+        <w:rPr>
+          <w:rStyle w:val="OperatorTok"/>
+        </w:rPr>
+        <w:t xml:space="preserve">]</w:t>
+      </w:r>
+      <w:r>
+        <w:rPr>
+          <w:rStyle w:val="ExtensionTok"/>
+        </w:rPr>
+        <w:t xml:space="preserve">:</w:t>
+      </w:r>
+      <w:r>
+        <w:rPr>
+          <w:rStyle w:val="NormalTok"/>
+        </w:rPr>
+        <w:t xml:space="preserve"> Entering directory </w:t>
+      </w:r>
+      <w:r>
+        <w:rPr>
+          <w:rStyle w:val="StringTok"/>
+        </w:rPr>
+        <w:t xml:space="preserve">'/home/PERRYARYEE/Computer-Networks-CS525'</w:t>
+      </w:r>
+      <w:r>
+        <w:br/>
+      </w:r>
+      <w:r>
+        <w:rPr>
+          <w:rStyle w:val="FunctionTok"/>
+        </w:rPr>
         <w:t xml:space="preserve">mkdir</w:t>
       </w:r>
       <w:r>
@@ -465,7 +798,7 @@
         <w:rPr>
           <w:rStyle w:val="NormalTok"/>
         </w:rPr>
-        <w:t xml:space="preserve"> build/debug</w:t>
+        <w:t xml:space="preserve"> build/release</w:t>
       </w:r>
       <w:r>
         <w:br/>
@@ -486,6 +819,921 @@
         <w:rPr>
           <w:rStyle w:val="AttributeTok"/>
         </w:rPr>
+        <w:t xml:space="preserve">-Wall</w:t>
+      </w:r>
+      <w:r>
+        <w:rPr>
+          <w:rStyle w:val="NormalTok"/>
+        </w:rPr>
+        <w:t xml:space="preserve"> </w:t>
+      </w:r>
+      <w:r>
+        <w:rPr>
+          <w:rStyle w:val="AttributeTok"/>
+        </w:rPr>
+        <w:t xml:space="preserve">-Wextra</w:t>
+      </w:r>
+      <w:r>
+        <w:rPr>
+          <w:rStyle w:val="NormalTok"/>
+        </w:rPr>
+        <w:t xml:space="preserve"> </w:t>
+      </w:r>
+      <w:r>
+        <w:rPr>
+          <w:rStyle w:val="AttributeTok"/>
+        </w:rPr>
+        <w:t xml:space="preserve">-O2</w:t>
+      </w:r>
+      <w:r>
+        <w:rPr>
+          <w:rStyle w:val="NormalTok"/>
+        </w:rPr>
+        <w:t xml:space="preserve"> </w:t>
+      </w:r>
+      <w:r>
+        <w:rPr>
+          <w:rStyle w:val="AttributeTok"/>
+        </w:rPr>
+        <w:t xml:space="preserve">-fPIE</w:t>
+      </w:r>
+      <w:r>
+        <w:rPr>
+          <w:rStyle w:val="NormalTok"/>
+        </w:rPr>
+        <w:t xml:space="preserve"> </w:t>
+      </w:r>
+      <w:r>
+        <w:rPr>
+          <w:rStyle w:val="AttributeTok"/>
+        </w:rPr>
+        <w:t xml:space="preserve">-MMD</w:t>
+      </w:r>
+      <w:r>
+        <w:rPr>
+          <w:rStyle w:val="NormalTok"/>
+        </w:rPr>
+        <w:t xml:space="preserve"> </w:t>
+      </w:r>
+      <w:r>
+        <w:rPr>
+          <w:rStyle w:val="AttributeTok"/>
+        </w:rPr>
+        <w:t xml:space="preserve">-MP</w:t>
+      </w:r>
+      <w:r>
+        <w:rPr>
+          <w:rStyle w:val="NormalTok"/>
+        </w:rPr>
+        <w:t xml:space="preserve"> </w:t>
+      </w:r>
+      <w:r>
+        <w:rPr>
+          <w:rStyle w:val="AttributeTok"/>
+        </w:rPr>
+        <w:t xml:space="preserve">-Wformat</w:t>
+      </w:r>
+      <w:r>
+        <w:rPr>
+          <w:rStyle w:val="NormalTok"/>
+        </w:rPr>
+        <w:t xml:space="preserve"> </w:t>
+      </w:r>
+      <w:r>
+        <w:rPr>
+          <w:rStyle w:val="AttributeTok"/>
+        </w:rPr>
+        <w:t xml:space="preserve">-Wformat</w:t>
+      </w:r>
+      <w:r>
+        <w:rPr>
+          <w:rStyle w:val="OperatorTok"/>
+        </w:rPr>
+        <w:t xml:space="preserve">=</w:t>
+      </w:r>
+      <w:r>
+        <w:rPr>
+          <w:rStyle w:val="NormalTok"/>
+        </w:rPr>
+        <w:t xml:space="preserve">2 </w:t>
+      </w:r>
+      <w:r>
+        <w:rPr>
+          <w:rStyle w:val="AttributeTok"/>
+        </w:rPr>
+        <w:t xml:space="preserve">-Wconversion</w:t>
+      </w:r>
+      <w:r>
+        <w:rPr>
+          <w:rStyle w:val="NormalTok"/>
+        </w:rPr>
+        <w:t xml:space="preserve"> </w:t>
+      </w:r>
+      <w:r>
+        <w:rPr>
+          <w:rStyle w:val="AttributeTok"/>
+        </w:rPr>
+        <w:t xml:space="preserve">-Wsign-conversion</w:t>
+      </w:r>
+      <w:r>
+        <w:rPr>
+          <w:rStyle w:val="NormalTok"/>
+        </w:rPr>
+        <w:t xml:space="preserve"> </w:t>
+      </w:r>
+      <w:r>
+        <w:rPr>
+          <w:rStyle w:val="AttributeTok"/>
+        </w:rPr>
+        <w:t xml:space="preserve">-Wimplicit-fallthrough</w:t>
+      </w:r>
+      <w:r>
+        <w:rPr>
+          <w:rStyle w:val="NormalTok"/>
+        </w:rPr>
+        <w:t xml:space="preserve"> </w:t>
+      </w:r>
+      <w:r>
+        <w:rPr>
+          <w:rStyle w:val="AttributeTok"/>
+        </w:rPr>
+        <w:t xml:space="preserve">-fstack-protector-strong</w:t>
+      </w:r>
+      <w:r>
+        <w:rPr>
+          <w:rStyle w:val="NormalTok"/>
+        </w:rPr>
+        <w:t xml:space="preserve"> </w:t>
+      </w:r>
+      <w:r>
+        <w:rPr>
+          <w:rStyle w:val="AttributeTok"/>
+        </w:rPr>
+        <w:t xml:space="preserve">-Werror</w:t>
+      </w:r>
+      <w:r>
+        <w:rPr>
+          <w:rStyle w:val="OperatorTok"/>
+        </w:rPr>
+        <w:t xml:space="preserve">=</w:t>
+      </w:r>
+      <w:r>
+        <w:rPr>
+          <w:rStyle w:val="NormalTok"/>
+        </w:rPr>
+        <w:t xml:space="preserve">format-security </w:t>
+      </w:r>
+      <w:r>
+        <w:rPr>
+          <w:rStyle w:val="AttributeTok"/>
+        </w:rPr>
+        <w:t xml:space="preserve">-Werror</w:t>
+      </w:r>
+      <w:r>
+        <w:rPr>
+          <w:rStyle w:val="OperatorTok"/>
+        </w:rPr>
+        <w:t xml:space="preserve">=</w:t>
+      </w:r>
+      <w:r>
+        <w:rPr>
+          <w:rStyle w:val="NormalTok"/>
+        </w:rPr>
+        <w:t xml:space="preserve">implicit </w:t>
+      </w:r>
+      <w:r>
+        <w:rPr>
+          <w:rStyle w:val="AttributeTok"/>
+        </w:rPr>
+        <w:t xml:space="preserve">-Werror</w:t>
+      </w:r>
+      <w:r>
+        <w:rPr>
+          <w:rStyle w:val="OperatorTok"/>
+        </w:rPr>
+        <w:t xml:space="preserve">=</w:t>
+      </w:r>
+      <w:r>
+        <w:rPr>
+          <w:rStyle w:val="NormalTok"/>
+        </w:rPr>
+        <w:t xml:space="preserve">incompatible-pointer-types </w:t>
+      </w:r>
+      <w:r>
+        <w:rPr>
+          <w:rStyle w:val="AttributeTok"/>
+        </w:rPr>
+        <w:t xml:space="preserve">-Werror</w:t>
+      </w:r>
+      <w:r>
+        <w:rPr>
+          <w:rStyle w:val="OperatorTok"/>
+        </w:rPr>
+        <w:t xml:space="preserve">=</w:t>
+      </w:r>
+      <w:r>
+        <w:rPr>
+          <w:rStyle w:val="NormalTok"/>
+        </w:rPr>
+        <w:t xml:space="preserve">int-conversion </w:t>
+      </w:r>
+      <w:r>
+        <w:rPr>
+          <w:rStyle w:val="AttributeTok"/>
+        </w:rPr>
+        <w:t xml:space="preserve">-c</w:t>
+      </w:r>
+      <w:r>
+        <w:rPr>
+          <w:rStyle w:val="NormalTok"/>
+        </w:rPr>
+        <w:t xml:space="preserve"> src/lab.c </w:t>
+      </w:r>
+      <w:r>
+        <w:rPr>
+          <w:rStyle w:val="AttributeTok"/>
+        </w:rPr>
+        <w:t xml:space="preserve">-o</w:t>
+      </w:r>
+      <w:r>
+        <w:rPr>
+          <w:rStyle w:val="NormalTok"/>
+        </w:rPr>
+        <w:t xml:space="preserve"> build/release/lab.c.o</w:t>
+      </w:r>
+      <w:r>
+        <w:br/>
+      </w:r>
+      <w:r>
+        <w:rPr>
+          <w:rStyle w:val="FunctionTok"/>
+        </w:rPr>
+        <w:t xml:space="preserve">mkdir</w:t>
+      </w:r>
+      <w:r>
+        <w:rPr>
+          <w:rStyle w:val="NormalTok"/>
+        </w:rPr>
+        <w:t xml:space="preserve"> </w:t>
+      </w:r>
+      <w:r>
+        <w:rPr>
+          <w:rStyle w:val="AttributeTok"/>
+        </w:rPr>
+        <w:t xml:space="preserve">-p</w:t>
+      </w:r>
+      <w:r>
+        <w:rPr>
+          <w:rStyle w:val="NormalTok"/>
+        </w:rPr>
+        <w:t xml:space="preserve"> build/release</w:t>
+      </w:r>
+      <w:r>
+        <w:br/>
+      </w:r>
+      <w:r>
+        <w:rPr>
+          <w:rStyle w:val="FunctionTok"/>
+        </w:rPr>
+        <w:t xml:space="preserve">cc</w:t>
+      </w:r>
+      <w:r>
+        <w:rPr>
+          <w:rStyle w:val="NormalTok"/>
+        </w:rPr>
+        <w:t xml:space="preserve"> </w:t>
+      </w:r>
+      <w:r>
+        <w:rPr>
+          <w:rStyle w:val="AttributeTok"/>
+        </w:rPr>
+        <w:t xml:space="preserve">-Wall</w:t>
+      </w:r>
+      <w:r>
+        <w:rPr>
+          <w:rStyle w:val="NormalTok"/>
+        </w:rPr>
+        <w:t xml:space="preserve"> </w:t>
+      </w:r>
+      <w:r>
+        <w:rPr>
+          <w:rStyle w:val="AttributeTok"/>
+        </w:rPr>
+        <w:t xml:space="preserve">-Wextra</w:t>
+      </w:r>
+      <w:r>
+        <w:rPr>
+          <w:rStyle w:val="NormalTok"/>
+        </w:rPr>
+        <w:t xml:space="preserve"> </w:t>
+      </w:r>
+      <w:r>
+        <w:rPr>
+          <w:rStyle w:val="AttributeTok"/>
+        </w:rPr>
+        <w:t xml:space="preserve">-O2</w:t>
+      </w:r>
+      <w:r>
+        <w:rPr>
+          <w:rStyle w:val="NormalTok"/>
+        </w:rPr>
+        <w:t xml:space="preserve"> </w:t>
+      </w:r>
+      <w:r>
+        <w:rPr>
+          <w:rStyle w:val="AttributeTok"/>
+        </w:rPr>
+        <w:t xml:space="preserve">-fPIE</w:t>
+      </w:r>
+      <w:r>
+        <w:rPr>
+          <w:rStyle w:val="NormalTok"/>
+        </w:rPr>
+        <w:t xml:space="preserve"> </w:t>
+      </w:r>
+      <w:r>
+        <w:rPr>
+          <w:rStyle w:val="AttributeTok"/>
+        </w:rPr>
+        <w:t xml:space="preserve">-MMD</w:t>
+      </w:r>
+      <w:r>
+        <w:rPr>
+          <w:rStyle w:val="NormalTok"/>
+        </w:rPr>
+        <w:t xml:space="preserve"> </w:t>
+      </w:r>
+      <w:r>
+        <w:rPr>
+          <w:rStyle w:val="AttributeTok"/>
+        </w:rPr>
+        <w:t xml:space="preserve">-MP</w:t>
+      </w:r>
+      <w:r>
+        <w:rPr>
+          <w:rStyle w:val="NormalTok"/>
+        </w:rPr>
+        <w:t xml:space="preserve"> </w:t>
+      </w:r>
+      <w:r>
+        <w:rPr>
+          <w:rStyle w:val="AttributeTok"/>
+        </w:rPr>
+        <w:t xml:space="preserve">-Wformat</w:t>
+      </w:r>
+      <w:r>
+        <w:rPr>
+          <w:rStyle w:val="NormalTok"/>
+        </w:rPr>
+        <w:t xml:space="preserve"> </w:t>
+      </w:r>
+      <w:r>
+        <w:rPr>
+          <w:rStyle w:val="AttributeTok"/>
+        </w:rPr>
+        <w:t xml:space="preserve">-Wformat</w:t>
+      </w:r>
+      <w:r>
+        <w:rPr>
+          <w:rStyle w:val="OperatorTok"/>
+        </w:rPr>
+        <w:t xml:space="preserve">=</w:t>
+      </w:r>
+      <w:r>
+        <w:rPr>
+          <w:rStyle w:val="NormalTok"/>
+        </w:rPr>
+        <w:t xml:space="preserve">2 </w:t>
+      </w:r>
+      <w:r>
+        <w:rPr>
+          <w:rStyle w:val="AttributeTok"/>
+        </w:rPr>
+        <w:t xml:space="preserve">-Wconversion</w:t>
+      </w:r>
+      <w:r>
+        <w:rPr>
+          <w:rStyle w:val="NormalTok"/>
+        </w:rPr>
+        <w:t xml:space="preserve"> </w:t>
+      </w:r>
+      <w:r>
+        <w:rPr>
+          <w:rStyle w:val="AttributeTok"/>
+        </w:rPr>
+        <w:t xml:space="preserve">-Wsign-conversion</w:t>
+      </w:r>
+      <w:r>
+        <w:rPr>
+          <w:rStyle w:val="NormalTok"/>
+        </w:rPr>
+        <w:t xml:space="preserve"> </w:t>
+      </w:r>
+      <w:r>
+        <w:rPr>
+          <w:rStyle w:val="AttributeTok"/>
+        </w:rPr>
+        <w:t xml:space="preserve">-Wimplicit-fallthrough</w:t>
+      </w:r>
+      <w:r>
+        <w:rPr>
+          <w:rStyle w:val="NormalTok"/>
+        </w:rPr>
+        <w:t xml:space="preserve"> </w:t>
+      </w:r>
+      <w:r>
+        <w:rPr>
+          <w:rStyle w:val="AttributeTok"/>
+        </w:rPr>
+        <w:t xml:space="preserve">-fstack-protector-strong</w:t>
+      </w:r>
+      <w:r>
+        <w:rPr>
+          <w:rStyle w:val="NormalTok"/>
+        </w:rPr>
+        <w:t xml:space="preserve"> </w:t>
+      </w:r>
+      <w:r>
+        <w:rPr>
+          <w:rStyle w:val="AttributeTok"/>
+        </w:rPr>
+        <w:t xml:space="preserve">-Werror</w:t>
+      </w:r>
+      <w:r>
+        <w:rPr>
+          <w:rStyle w:val="OperatorTok"/>
+        </w:rPr>
+        <w:t xml:space="preserve">=</w:t>
+      </w:r>
+      <w:r>
+        <w:rPr>
+          <w:rStyle w:val="NormalTok"/>
+        </w:rPr>
+        <w:t xml:space="preserve">format-security </w:t>
+      </w:r>
+      <w:r>
+        <w:rPr>
+          <w:rStyle w:val="AttributeTok"/>
+        </w:rPr>
+        <w:t xml:space="preserve">-Werror</w:t>
+      </w:r>
+      <w:r>
+        <w:rPr>
+          <w:rStyle w:val="OperatorTok"/>
+        </w:rPr>
+        <w:t xml:space="preserve">=</w:t>
+      </w:r>
+      <w:r>
+        <w:rPr>
+          <w:rStyle w:val="NormalTok"/>
+        </w:rPr>
+        <w:t xml:space="preserve">implicit </w:t>
+      </w:r>
+      <w:r>
+        <w:rPr>
+          <w:rStyle w:val="AttributeTok"/>
+        </w:rPr>
+        <w:t xml:space="preserve">-Werror</w:t>
+      </w:r>
+      <w:r>
+        <w:rPr>
+          <w:rStyle w:val="OperatorTok"/>
+        </w:rPr>
+        <w:t xml:space="preserve">=</w:t>
+      </w:r>
+      <w:r>
+        <w:rPr>
+          <w:rStyle w:val="NormalTok"/>
+        </w:rPr>
+        <w:t xml:space="preserve">incompatible-pointer-types </w:t>
+      </w:r>
+      <w:r>
+        <w:rPr>
+          <w:rStyle w:val="AttributeTok"/>
+        </w:rPr>
+        <w:t xml:space="preserve">-Werror</w:t>
+      </w:r>
+      <w:r>
+        <w:rPr>
+          <w:rStyle w:val="OperatorTok"/>
+        </w:rPr>
+        <w:t xml:space="preserve">=</w:t>
+      </w:r>
+      <w:r>
+        <w:rPr>
+          <w:rStyle w:val="NormalTok"/>
+        </w:rPr>
+        <w:t xml:space="preserve">int-conversion </w:t>
+      </w:r>
+      <w:r>
+        <w:rPr>
+          <w:rStyle w:val="AttributeTok"/>
+        </w:rPr>
+        <w:t xml:space="preserve">-c</w:t>
+      </w:r>
+      <w:r>
+        <w:rPr>
+          <w:rStyle w:val="NormalTok"/>
+        </w:rPr>
+        <w:t xml:space="preserve"> src/main.c </w:t>
+      </w:r>
+      <w:r>
+        <w:rPr>
+          <w:rStyle w:val="AttributeTok"/>
+        </w:rPr>
+        <w:t xml:space="preserve">-o</w:t>
+      </w:r>
+      <w:r>
+        <w:rPr>
+          <w:rStyle w:val="NormalTok"/>
+        </w:rPr>
+        <w:t xml:space="preserve"> build/release/main.c.o</w:t>
+      </w:r>
+      <w:r>
+        <w:br/>
+      </w:r>
+      <w:r>
+        <w:rPr>
+          <w:rStyle w:val="FunctionTok"/>
+        </w:rPr>
+        <w:t xml:space="preserve">cc</w:t>
+      </w:r>
+      <w:r>
+        <w:rPr>
+          <w:rStyle w:val="NormalTok"/>
+        </w:rPr>
+        <w:t xml:space="preserve"> </w:t>
+      </w:r>
+      <w:r>
+        <w:rPr>
+          <w:rStyle w:val="AttributeTok"/>
+        </w:rPr>
+        <w:t xml:space="preserve">-Wall</w:t>
+      </w:r>
+      <w:r>
+        <w:rPr>
+          <w:rStyle w:val="NormalTok"/>
+        </w:rPr>
+        <w:t xml:space="preserve"> </w:t>
+      </w:r>
+      <w:r>
+        <w:rPr>
+          <w:rStyle w:val="AttributeTok"/>
+        </w:rPr>
+        <w:t xml:space="preserve">-Wextra</w:t>
+      </w:r>
+      <w:r>
+        <w:rPr>
+          <w:rStyle w:val="NormalTok"/>
+        </w:rPr>
+        <w:t xml:space="preserve"> </w:t>
+      </w:r>
+      <w:r>
+        <w:rPr>
+          <w:rStyle w:val="AttributeTok"/>
+        </w:rPr>
+        <w:t xml:space="preserve">-O2</w:t>
+      </w:r>
+      <w:r>
+        <w:rPr>
+          <w:rStyle w:val="NormalTok"/>
+        </w:rPr>
+        <w:t xml:space="preserve"> </w:t>
+      </w:r>
+      <w:r>
+        <w:rPr>
+          <w:rStyle w:val="AttributeTok"/>
+        </w:rPr>
+        <w:t xml:space="preserve">-fPIE</w:t>
+      </w:r>
+      <w:r>
+        <w:rPr>
+          <w:rStyle w:val="NormalTok"/>
+        </w:rPr>
+        <w:t xml:space="preserve"> </w:t>
+      </w:r>
+      <w:r>
+        <w:rPr>
+          <w:rStyle w:val="AttributeTok"/>
+        </w:rPr>
+        <w:t xml:space="preserve">-MMD</w:t>
+      </w:r>
+      <w:r>
+        <w:rPr>
+          <w:rStyle w:val="NormalTok"/>
+        </w:rPr>
+        <w:t xml:space="preserve"> </w:t>
+      </w:r>
+      <w:r>
+        <w:rPr>
+          <w:rStyle w:val="AttributeTok"/>
+        </w:rPr>
+        <w:t xml:space="preserve">-MP</w:t>
+      </w:r>
+      <w:r>
+        <w:rPr>
+          <w:rStyle w:val="NormalTok"/>
+        </w:rPr>
+        <w:t xml:space="preserve"> </w:t>
+      </w:r>
+      <w:r>
+        <w:rPr>
+          <w:rStyle w:val="AttributeTok"/>
+        </w:rPr>
+        <w:t xml:space="preserve">-Wformat</w:t>
+      </w:r>
+      <w:r>
+        <w:rPr>
+          <w:rStyle w:val="NormalTok"/>
+        </w:rPr>
+        <w:t xml:space="preserve"> </w:t>
+      </w:r>
+      <w:r>
+        <w:rPr>
+          <w:rStyle w:val="AttributeTok"/>
+        </w:rPr>
+        <w:t xml:space="preserve">-Wformat</w:t>
+      </w:r>
+      <w:r>
+        <w:rPr>
+          <w:rStyle w:val="OperatorTok"/>
+        </w:rPr>
+        <w:t xml:space="preserve">=</w:t>
+      </w:r>
+      <w:r>
+        <w:rPr>
+          <w:rStyle w:val="NormalTok"/>
+        </w:rPr>
+        <w:t xml:space="preserve">2 </w:t>
+      </w:r>
+      <w:r>
+        <w:rPr>
+          <w:rStyle w:val="AttributeTok"/>
+        </w:rPr>
+        <w:t xml:space="preserve">-Wconversion</w:t>
+      </w:r>
+      <w:r>
+        <w:rPr>
+          <w:rStyle w:val="NormalTok"/>
+        </w:rPr>
+        <w:t xml:space="preserve"> </w:t>
+      </w:r>
+      <w:r>
+        <w:rPr>
+          <w:rStyle w:val="AttributeTok"/>
+        </w:rPr>
+        <w:t xml:space="preserve">-Wsign-conversion</w:t>
+      </w:r>
+      <w:r>
+        <w:rPr>
+          <w:rStyle w:val="NormalTok"/>
+        </w:rPr>
+        <w:t xml:space="preserve"> </w:t>
+      </w:r>
+      <w:r>
+        <w:rPr>
+          <w:rStyle w:val="AttributeTok"/>
+        </w:rPr>
+        <w:t xml:space="preserve">-Wimplicit-fallthrough</w:t>
+      </w:r>
+      <w:r>
+        <w:rPr>
+          <w:rStyle w:val="NormalTok"/>
+        </w:rPr>
+        <w:t xml:space="preserve"> </w:t>
+      </w:r>
+      <w:r>
+        <w:rPr>
+          <w:rStyle w:val="AttributeTok"/>
+        </w:rPr>
+        <w:t xml:space="preserve">-fstack-protector-strong</w:t>
+      </w:r>
+      <w:r>
+        <w:rPr>
+          <w:rStyle w:val="NormalTok"/>
+        </w:rPr>
+        <w:t xml:space="preserve"> </w:t>
+      </w:r>
+      <w:r>
+        <w:rPr>
+          <w:rStyle w:val="AttributeTok"/>
+        </w:rPr>
+        <w:t xml:space="preserve">-Werror</w:t>
+      </w:r>
+      <w:r>
+        <w:rPr>
+          <w:rStyle w:val="OperatorTok"/>
+        </w:rPr>
+        <w:t xml:space="preserve">=</w:t>
+      </w:r>
+      <w:r>
+        <w:rPr>
+          <w:rStyle w:val="NormalTok"/>
+        </w:rPr>
+        <w:t xml:space="preserve">format-security </w:t>
+      </w:r>
+      <w:r>
+        <w:rPr>
+          <w:rStyle w:val="AttributeTok"/>
+        </w:rPr>
+        <w:t xml:space="preserve">-Werror</w:t>
+      </w:r>
+      <w:r>
+        <w:rPr>
+          <w:rStyle w:val="OperatorTok"/>
+        </w:rPr>
+        <w:t xml:space="preserve">=</w:t>
+      </w:r>
+      <w:r>
+        <w:rPr>
+          <w:rStyle w:val="NormalTok"/>
+        </w:rPr>
+        <w:t xml:space="preserve">implicit </w:t>
+      </w:r>
+      <w:r>
+        <w:rPr>
+          <w:rStyle w:val="AttributeTok"/>
+        </w:rPr>
+        <w:t xml:space="preserve">-Werror</w:t>
+      </w:r>
+      <w:r>
+        <w:rPr>
+          <w:rStyle w:val="OperatorTok"/>
+        </w:rPr>
+        <w:t xml:space="preserve">=</w:t>
+      </w:r>
+      <w:r>
+        <w:rPr>
+          <w:rStyle w:val="NormalTok"/>
+        </w:rPr>
+        <w:t xml:space="preserve">incompatible-pointer-types </w:t>
+      </w:r>
+      <w:r>
+        <w:rPr>
+          <w:rStyle w:val="AttributeTok"/>
+        </w:rPr>
+        <w:t xml:space="preserve">-Werror</w:t>
+      </w:r>
+      <w:r>
+        <w:rPr>
+          <w:rStyle w:val="OperatorTok"/>
+        </w:rPr>
+        <w:t xml:space="preserve">=</w:t>
+      </w:r>
+      <w:r>
+        <w:rPr>
+          <w:rStyle w:val="NormalTok"/>
+        </w:rPr>
+        <w:t xml:space="preserve">int-conversion build/release/lab.c.o build/release/main.c.o </w:t>
+      </w:r>
+      <w:r>
+        <w:rPr>
+          <w:rStyle w:val="AttributeTok"/>
+        </w:rPr>
+        <w:t xml:space="preserve">-o</w:t>
+      </w:r>
+      <w:r>
+        <w:rPr>
+          <w:rStyle w:val="NormalTok"/>
+        </w:rPr>
+        <w:t xml:space="preserve"> build/release/myapp </w:t>
+      </w:r>
+      <w:r>
+        <w:br/>
+      </w:r>
+      <w:r>
+        <w:rPr>
+          <w:rStyle w:val="VariableTok"/>
+        </w:rPr>
+        <w:t xml:space="preserve">make</w:t>
+      </w:r>
+      <w:r>
+        <w:rPr>
+          <w:rStyle w:val="OperatorTok"/>
+        </w:rPr>
+        <w:t xml:space="preserve">[</w:t>
+      </w:r>
+      <w:r>
+        <w:rPr>
+          <w:rStyle w:val="DecValTok"/>
+        </w:rPr>
+        <w:t xml:space="preserve">1</w:t>
+      </w:r>
+      <w:r>
+        <w:rPr>
+          <w:rStyle w:val="OperatorTok"/>
+        </w:rPr>
+        <w:t xml:space="preserve">]</w:t>
+      </w:r>
+      <w:r>
+        <w:rPr>
+          <w:rStyle w:val="ExtensionTok"/>
+        </w:rPr>
+        <w:t xml:space="preserve">:</w:t>
+      </w:r>
+      <w:r>
+        <w:rPr>
+          <w:rStyle w:val="NormalTok"/>
+        </w:rPr>
+        <w:t xml:space="preserve"> Leaving directory </w:t>
+      </w:r>
+      <w:r>
+        <w:rPr>
+          <w:rStyle w:val="StringTok"/>
+        </w:rPr>
+        <w:t xml:space="preserve">'/home/PERRYARYEE/Computer-Networks-CS525'</w:t>
+      </w:r>
+      <w:r>
+        <w:br/>
+      </w:r>
+      <w:r>
+        <w:rPr>
+          <w:rStyle w:val="VariableTok"/>
+        </w:rPr>
+        <w:t xml:space="preserve">make</w:t>
+      </w:r>
+      <w:r>
+        <w:rPr>
+          <w:rStyle w:val="OperatorTok"/>
+        </w:rPr>
+        <w:t xml:space="preserve">[</w:t>
+      </w:r>
+      <w:r>
+        <w:rPr>
+          <w:rStyle w:val="DecValTok"/>
+        </w:rPr>
+        <w:t xml:space="preserve">1</w:t>
+      </w:r>
+      <w:r>
+        <w:rPr>
+          <w:rStyle w:val="OperatorTok"/>
+        </w:rPr>
+        <w:t xml:space="preserve">]</w:t>
+      </w:r>
+      <w:r>
+        <w:rPr>
+          <w:rStyle w:val="ExtensionTok"/>
+        </w:rPr>
+        <w:t xml:space="preserve">:</w:t>
+      </w:r>
+      <w:r>
+        <w:rPr>
+          <w:rStyle w:val="NormalTok"/>
+        </w:rPr>
+        <w:t xml:space="preserve"> Entering directory </w:t>
+      </w:r>
+      <w:r>
+        <w:rPr>
+          <w:rStyle w:val="StringTok"/>
+        </w:rPr>
+        <w:t xml:space="preserve">'/home/PERRYARYEE/Computer-Networks-CS525'</w:t>
+      </w:r>
+      <w:r>
+        <w:br/>
+      </w:r>
+      <w:r>
+        <w:rPr>
+          <w:rStyle w:val="FunctionTok"/>
+        </w:rPr>
+        <w:t xml:space="preserve">mkdir</w:t>
+      </w:r>
+      <w:r>
+        <w:rPr>
+          <w:rStyle w:val="NormalTok"/>
+        </w:rPr>
+        <w:t xml:space="preserve"> </w:t>
+      </w:r>
+      <w:r>
+        <w:rPr>
+          <w:rStyle w:val="AttributeTok"/>
+        </w:rPr>
+        <w:t xml:space="preserve">-p</w:t>
+      </w:r>
+      <w:r>
+        <w:rPr>
+          <w:rStyle w:val="NormalTok"/>
+        </w:rPr>
+        <w:t xml:space="preserve"> build/tests</w:t>
+      </w:r>
+      <w:r>
+        <w:br/>
+      </w:r>
+      <w:r>
+        <w:rPr>
+          <w:rStyle w:val="FunctionTok"/>
+        </w:rPr>
+        <w:t xml:space="preserve">cc</w:t>
+      </w:r>
+      <w:r>
+        <w:rPr>
+          <w:rStyle w:val="NormalTok"/>
+        </w:rPr>
+        <w:t xml:space="preserve"> </w:t>
+      </w:r>
+      <w:r>
+        <w:rPr>
+          <w:rStyle w:val="AttributeTok"/>
+        </w:rPr>
         <w:t xml:space="preserve">-g</w:t>
       </w:r>
       <w:r>
@@ -510,6 +1758,705 @@
         <w:rPr>
           <w:rStyle w:val="AttributeTok"/>
         </w:rPr>
+        <w:t xml:space="preserve">-DTEST</w:t>
+      </w:r>
+      <w:r>
+        <w:rPr>
+          <w:rStyle w:val="NormalTok"/>
+        </w:rPr>
+        <w:t xml:space="preserve"> </w:t>
+      </w:r>
+      <w:r>
+        <w:rPr>
+          <w:rStyle w:val="AttributeTok"/>
+        </w:rPr>
+        <w:t xml:space="preserve">-fprofile-arcs</w:t>
+      </w:r>
+      <w:r>
+        <w:rPr>
+          <w:rStyle w:val="NormalTok"/>
+        </w:rPr>
+        <w:t xml:space="preserve"> </w:t>
+      </w:r>
+      <w:r>
+        <w:rPr>
+          <w:rStyle w:val="AttributeTok"/>
+        </w:rPr>
+        <w:t xml:space="preserve">-ftest-coverage</w:t>
+      </w:r>
+      <w:r>
+        <w:rPr>
+          <w:rStyle w:val="NormalTok"/>
+        </w:rPr>
+        <w:t xml:space="preserve"> </w:t>
+      </w:r>
+      <w:r>
+        <w:rPr>
+          <w:rStyle w:val="AttributeTok"/>
+        </w:rPr>
+        <w:t xml:space="preserve">-c</w:t>
+      </w:r>
+      <w:r>
+        <w:rPr>
+          <w:rStyle w:val="NormalTok"/>
+        </w:rPr>
+        <w:t xml:space="preserve"> src/lab.c </w:t>
+      </w:r>
+      <w:r>
+        <w:rPr>
+          <w:rStyle w:val="AttributeTok"/>
+        </w:rPr>
+        <w:t xml:space="preserve">-o</w:t>
+      </w:r>
+      <w:r>
+        <w:rPr>
+          <w:rStyle w:val="NormalTok"/>
+        </w:rPr>
+        <w:t xml:space="preserve"> build/tests/lab.c.o</w:t>
+      </w:r>
+      <w:r>
+        <w:br/>
+      </w:r>
+      <w:r>
+        <w:rPr>
+          <w:rStyle w:val="FunctionTok"/>
+        </w:rPr>
+        <w:t xml:space="preserve">mkdir</w:t>
+      </w:r>
+      <w:r>
+        <w:rPr>
+          <w:rStyle w:val="NormalTok"/>
+        </w:rPr>
+        <w:t xml:space="preserve"> </w:t>
+      </w:r>
+      <w:r>
+        <w:rPr>
+          <w:rStyle w:val="AttributeTok"/>
+        </w:rPr>
+        <w:t xml:space="preserve">-p</w:t>
+      </w:r>
+      <w:r>
+        <w:rPr>
+          <w:rStyle w:val="NormalTok"/>
+        </w:rPr>
+        <w:t xml:space="preserve"> build/tests</w:t>
+      </w:r>
+      <w:r>
+        <w:br/>
+      </w:r>
+      <w:r>
+        <w:rPr>
+          <w:rStyle w:val="FunctionTok"/>
+        </w:rPr>
+        <w:t xml:space="preserve">cc</w:t>
+      </w:r>
+      <w:r>
+        <w:rPr>
+          <w:rStyle w:val="NormalTok"/>
+        </w:rPr>
+        <w:t xml:space="preserve"> </w:t>
+      </w:r>
+      <w:r>
+        <w:rPr>
+          <w:rStyle w:val="AttributeTok"/>
+        </w:rPr>
+        <w:t xml:space="preserve">-g</w:t>
+      </w:r>
+      <w:r>
+        <w:rPr>
+          <w:rStyle w:val="NormalTok"/>
+        </w:rPr>
+        <w:t xml:space="preserve"> </w:t>
+      </w:r>
+      <w:r>
+        <w:rPr>
+          <w:rStyle w:val="AttributeTok"/>
+        </w:rPr>
+        <w:t xml:space="preserve">-O0</w:t>
+      </w:r>
+      <w:r>
+        <w:rPr>
+          <w:rStyle w:val="NormalTok"/>
+        </w:rPr>
+        <w:t xml:space="preserve"> </w:t>
+      </w:r>
+      <w:r>
+        <w:rPr>
+          <w:rStyle w:val="AttributeTok"/>
+        </w:rPr>
+        <w:t xml:space="preserve">-DTEST</w:t>
+      </w:r>
+      <w:r>
+        <w:rPr>
+          <w:rStyle w:val="NormalTok"/>
+        </w:rPr>
+        <w:t xml:space="preserve"> </w:t>
+      </w:r>
+      <w:r>
+        <w:rPr>
+          <w:rStyle w:val="AttributeTok"/>
+        </w:rPr>
+        <w:t xml:space="preserve">-fprofile-arcs</w:t>
+      </w:r>
+      <w:r>
+        <w:rPr>
+          <w:rStyle w:val="NormalTok"/>
+        </w:rPr>
+        <w:t xml:space="preserve"> </w:t>
+      </w:r>
+      <w:r>
+        <w:rPr>
+          <w:rStyle w:val="AttributeTok"/>
+        </w:rPr>
+        <w:t xml:space="preserve">-ftest-coverage</w:t>
+      </w:r>
+      <w:r>
+        <w:rPr>
+          <w:rStyle w:val="NormalTok"/>
+        </w:rPr>
+        <w:t xml:space="preserve"> </w:t>
+      </w:r>
+      <w:r>
+        <w:rPr>
+          <w:rStyle w:val="AttributeTok"/>
+        </w:rPr>
+        <w:t xml:space="preserve">-c</w:t>
+      </w:r>
+      <w:r>
+        <w:rPr>
+          <w:rStyle w:val="NormalTok"/>
+        </w:rPr>
+        <w:t xml:space="preserve"> src/main.c </w:t>
+      </w:r>
+      <w:r>
+        <w:rPr>
+          <w:rStyle w:val="AttributeTok"/>
+        </w:rPr>
+        <w:t xml:space="preserve">-o</w:t>
+      </w:r>
+      <w:r>
+        <w:rPr>
+          <w:rStyle w:val="NormalTok"/>
+        </w:rPr>
+        <w:t xml:space="preserve"> build/tests/main.c.o</w:t>
+      </w:r>
+      <w:r>
+        <w:br/>
+      </w:r>
+      <w:r>
+        <w:rPr>
+          <w:rStyle w:val="FunctionTok"/>
+        </w:rPr>
+        <w:t xml:space="preserve">mkdir</w:t>
+      </w:r>
+      <w:r>
+        <w:rPr>
+          <w:rStyle w:val="NormalTok"/>
+        </w:rPr>
+        <w:t xml:space="preserve"> </w:t>
+      </w:r>
+      <w:r>
+        <w:rPr>
+          <w:rStyle w:val="AttributeTok"/>
+        </w:rPr>
+        <w:t xml:space="preserve">-p</w:t>
+      </w:r>
+      <w:r>
+        <w:rPr>
+          <w:rStyle w:val="NormalTok"/>
+        </w:rPr>
+        <w:t xml:space="preserve"> build/tests/harness/</w:t>
+      </w:r>
+      <w:r>
+        <w:br/>
+      </w:r>
+      <w:r>
+        <w:rPr>
+          <w:rStyle w:val="FunctionTok"/>
+        </w:rPr>
+        <w:t xml:space="preserve">cc</w:t>
+      </w:r>
+      <w:r>
+        <w:rPr>
+          <w:rStyle w:val="NormalTok"/>
+        </w:rPr>
+        <w:t xml:space="preserve"> </w:t>
+      </w:r>
+      <w:r>
+        <w:rPr>
+          <w:rStyle w:val="AttributeTok"/>
+        </w:rPr>
+        <w:t xml:space="preserve">-g</w:t>
+      </w:r>
+      <w:r>
+        <w:rPr>
+          <w:rStyle w:val="NormalTok"/>
+        </w:rPr>
+        <w:t xml:space="preserve"> </w:t>
+      </w:r>
+      <w:r>
+        <w:rPr>
+          <w:rStyle w:val="AttributeTok"/>
+        </w:rPr>
+        <w:t xml:space="preserve">-O0</w:t>
+      </w:r>
+      <w:r>
+        <w:rPr>
+          <w:rStyle w:val="NormalTok"/>
+        </w:rPr>
+        <w:t xml:space="preserve"> </w:t>
+      </w:r>
+      <w:r>
+        <w:rPr>
+          <w:rStyle w:val="AttributeTok"/>
+        </w:rPr>
+        <w:t xml:space="preserve">-DTEST</w:t>
+      </w:r>
+      <w:r>
+        <w:rPr>
+          <w:rStyle w:val="NormalTok"/>
+        </w:rPr>
+        <w:t xml:space="preserve"> </w:t>
+      </w:r>
+      <w:r>
+        <w:rPr>
+          <w:rStyle w:val="AttributeTok"/>
+        </w:rPr>
+        <w:t xml:space="preserve">-fprofile-arcs</w:t>
+      </w:r>
+      <w:r>
+        <w:rPr>
+          <w:rStyle w:val="NormalTok"/>
+        </w:rPr>
+        <w:t xml:space="preserve"> </w:t>
+      </w:r>
+      <w:r>
+        <w:rPr>
+          <w:rStyle w:val="AttributeTok"/>
+        </w:rPr>
+        <w:t xml:space="preserve">-ftest-coverage</w:t>
+      </w:r>
+      <w:r>
+        <w:rPr>
+          <w:rStyle w:val="NormalTok"/>
+        </w:rPr>
+        <w:t xml:space="preserve"> </w:t>
+      </w:r>
+      <w:r>
+        <w:rPr>
+          <w:rStyle w:val="AttributeTok"/>
+        </w:rPr>
+        <w:t xml:space="preserve">-c</w:t>
+      </w:r>
+      <w:r>
+        <w:rPr>
+          <w:rStyle w:val="NormalTok"/>
+        </w:rPr>
+        <w:t xml:space="preserve"> tests/harness/unity.c </w:t>
+      </w:r>
+      <w:r>
+        <w:rPr>
+          <w:rStyle w:val="AttributeTok"/>
+        </w:rPr>
+        <w:t xml:space="preserve">-o</w:t>
+      </w:r>
+      <w:r>
+        <w:rPr>
+          <w:rStyle w:val="NormalTok"/>
+        </w:rPr>
+        <w:t xml:space="preserve"> build/tests/harness/unity.c.o</w:t>
+      </w:r>
+      <w:r>
+        <w:br/>
+      </w:r>
+      <w:r>
+        <w:rPr>
+          <w:rStyle w:val="FunctionTok"/>
+        </w:rPr>
+        <w:t xml:space="preserve">mkdir</w:t>
+      </w:r>
+      <w:r>
+        <w:rPr>
+          <w:rStyle w:val="NormalTok"/>
+        </w:rPr>
+        <w:t xml:space="preserve"> </w:t>
+      </w:r>
+      <w:r>
+        <w:rPr>
+          <w:rStyle w:val="AttributeTok"/>
+        </w:rPr>
+        <w:t xml:space="preserve">-p</w:t>
+      </w:r>
+      <w:r>
+        <w:rPr>
+          <w:rStyle w:val="NormalTok"/>
+        </w:rPr>
+        <w:t xml:space="preserve"> build/tests/</w:t>
+      </w:r>
+      <w:r>
+        <w:br/>
+      </w:r>
+      <w:r>
+        <w:rPr>
+          <w:rStyle w:val="FunctionTok"/>
+        </w:rPr>
+        <w:t xml:space="preserve">cc</w:t>
+      </w:r>
+      <w:r>
+        <w:rPr>
+          <w:rStyle w:val="NormalTok"/>
+        </w:rPr>
+        <w:t xml:space="preserve"> </w:t>
+      </w:r>
+      <w:r>
+        <w:rPr>
+          <w:rStyle w:val="AttributeTok"/>
+        </w:rPr>
+        <w:t xml:space="preserve">-g</w:t>
+      </w:r>
+      <w:r>
+        <w:rPr>
+          <w:rStyle w:val="NormalTok"/>
+        </w:rPr>
+        <w:t xml:space="preserve"> </w:t>
+      </w:r>
+      <w:r>
+        <w:rPr>
+          <w:rStyle w:val="AttributeTok"/>
+        </w:rPr>
+        <w:t xml:space="preserve">-O0</w:t>
+      </w:r>
+      <w:r>
+        <w:rPr>
+          <w:rStyle w:val="NormalTok"/>
+        </w:rPr>
+        <w:t xml:space="preserve"> </w:t>
+      </w:r>
+      <w:r>
+        <w:rPr>
+          <w:rStyle w:val="AttributeTok"/>
+        </w:rPr>
+        <w:t xml:space="preserve">-DTEST</w:t>
+      </w:r>
+      <w:r>
+        <w:rPr>
+          <w:rStyle w:val="NormalTok"/>
+        </w:rPr>
+        <w:t xml:space="preserve"> </w:t>
+      </w:r>
+      <w:r>
+        <w:rPr>
+          <w:rStyle w:val="AttributeTok"/>
+        </w:rPr>
+        <w:t xml:space="preserve">-fprofile-arcs</w:t>
+      </w:r>
+      <w:r>
+        <w:rPr>
+          <w:rStyle w:val="NormalTok"/>
+        </w:rPr>
+        <w:t xml:space="preserve"> </w:t>
+      </w:r>
+      <w:r>
+        <w:rPr>
+          <w:rStyle w:val="AttributeTok"/>
+        </w:rPr>
+        <w:t xml:space="preserve">-ftest-coverage</w:t>
+      </w:r>
+      <w:r>
+        <w:rPr>
+          <w:rStyle w:val="NormalTok"/>
+        </w:rPr>
+        <w:t xml:space="preserve"> </w:t>
+      </w:r>
+      <w:r>
+        <w:rPr>
+          <w:rStyle w:val="AttributeTok"/>
+        </w:rPr>
+        <w:t xml:space="preserve">-c</w:t>
+      </w:r>
+      <w:r>
+        <w:rPr>
+          <w:rStyle w:val="NormalTok"/>
+        </w:rPr>
+        <w:t xml:space="preserve"> tests/lab-test.c </w:t>
+      </w:r>
+      <w:r>
+        <w:rPr>
+          <w:rStyle w:val="AttributeTok"/>
+        </w:rPr>
+        <w:t xml:space="preserve">-o</w:t>
+      </w:r>
+      <w:r>
+        <w:rPr>
+          <w:rStyle w:val="NormalTok"/>
+        </w:rPr>
+        <w:t xml:space="preserve"> build/tests/lab-test.c.o</w:t>
+      </w:r>
+      <w:r>
+        <w:br/>
+      </w:r>
+      <w:r>
+        <w:rPr>
+          <w:rStyle w:val="FunctionTok"/>
+        </w:rPr>
+        <w:t xml:space="preserve">cc</w:t>
+      </w:r>
+      <w:r>
+        <w:rPr>
+          <w:rStyle w:val="NormalTok"/>
+        </w:rPr>
+        <w:t xml:space="preserve"> </w:t>
+      </w:r>
+      <w:r>
+        <w:rPr>
+          <w:rStyle w:val="AttributeTok"/>
+        </w:rPr>
+        <w:t xml:space="preserve">-g</w:t>
+      </w:r>
+      <w:r>
+        <w:rPr>
+          <w:rStyle w:val="NormalTok"/>
+        </w:rPr>
+        <w:t xml:space="preserve"> </w:t>
+      </w:r>
+      <w:r>
+        <w:rPr>
+          <w:rStyle w:val="AttributeTok"/>
+        </w:rPr>
+        <w:t xml:space="preserve">-O0</w:t>
+      </w:r>
+      <w:r>
+        <w:rPr>
+          <w:rStyle w:val="NormalTok"/>
+        </w:rPr>
+        <w:t xml:space="preserve"> </w:t>
+      </w:r>
+      <w:r>
+        <w:rPr>
+          <w:rStyle w:val="AttributeTok"/>
+        </w:rPr>
+        <w:t xml:space="preserve">-DTEST</w:t>
+      </w:r>
+      <w:r>
+        <w:rPr>
+          <w:rStyle w:val="NormalTok"/>
+        </w:rPr>
+        <w:t xml:space="preserve"> </w:t>
+      </w:r>
+      <w:r>
+        <w:rPr>
+          <w:rStyle w:val="AttributeTok"/>
+        </w:rPr>
+        <w:t xml:space="preserve">-fprofile-arcs</w:t>
+      </w:r>
+      <w:r>
+        <w:rPr>
+          <w:rStyle w:val="NormalTok"/>
+        </w:rPr>
+        <w:t xml:space="preserve"> </w:t>
+      </w:r>
+      <w:r>
+        <w:rPr>
+          <w:rStyle w:val="AttributeTok"/>
+        </w:rPr>
+        <w:t xml:space="preserve">-ftest-coverage</w:t>
+      </w:r>
+      <w:r>
+        <w:rPr>
+          <w:rStyle w:val="NormalTok"/>
+        </w:rPr>
+        <w:t xml:space="preserve"> build/tests/lab.c.o build/tests/main.c.o build/tests/harness/unity.c.o build/tests/lab-test.c.o </w:t>
+      </w:r>
+      <w:r>
+        <w:rPr>
+          <w:rStyle w:val="AttributeTok"/>
+        </w:rPr>
+        <w:t xml:space="preserve">-o</w:t>
+      </w:r>
+      <w:r>
+        <w:rPr>
+          <w:rStyle w:val="NormalTok"/>
+        </w:rPr>
+        <w:t xml:space="preserve"> build/tests/myapp_t </w:t>
+      </w:r>
+      <w:r>
+        <w:rPr>
+          <w:rStyle w:val="AttributeTok"/>
+        </w:rPr>
+        <w:t xml:space="preserve">-fprofile-arcs</w:t>
+      </w:r>
+      <w:r>
+        <w:rPr>
+          <w:rStyle w:val="NormalTok"/>
+        </w:rPr>
+        <w:t xml:space="preserve"> </w:t>
+      </w:r>
+      <w:r>
+        <w:rPr>
+          <w:rStyle w:val="AttributeTok"/>
+        </w:rPr>
+        <w:t xml:space="preserve">-ftest-coverage</w:t>
+      </w:r>
+      <w:r>
+        <w:br/>
+      </w:r>
+      <w:r>
+        <w:rPr>
+          <w:rStyle w:val="VariableTok"/>
+        </w:rPr>
+        <w:t xml:space="preserve">make</w:t>
+      </w:r>
+      <w:r>
+        <w:rPr>
+          <w:rStyle w:val="OperatorTok"/>
+        </w:rPr>
+        <w:t xml:space="preserve">[</w:t>
+      </w:r>
+      <w:r>
+        <w:rPr>
+          <w:rStyle w:val="DecValTok"/>
+        </w:rPr>
+        <w:t xml:space="preserve">1</w:t>
+      </w:r>
+      <w:r>
+        <w:rPr>
+          <w:rStyle w:val="OperatorTok"/>
+        </w:rPr>
+        <w:t xml:space="preserve">]</w:t>
+      </w:r>
+      <w:r>
+        <w:rPr>
+          <w:rStyle w:val="ExtensionTok"/>
+        </w:rPr>
+        <w:t xml:space="preserve">:</w:t>
+      </w:r>
+      <w:r>
+        <w:rPr>
+          <w:rStyle w:val="NormalTok"/>
+        </w:rPr>
+        <w:t xml:space="preserve"> Leaving directory </w:t>
+      </w:r>
+      <w:r>
+        <w:rPr>
+          <w:rStyle w:val="StringTok"/>
+        </w:rPr>
+        <w:t xml:space="preserve">'/home/PERRYARYEE/Computer-Networks-CS525'</w:t>
+      </w:r>
+      <w:r>
+        <w:br/>
+      </w:r>
+      <w:r>
+        <w:rPr>
+          <w:rStyle w:val="VariableTok"/>
+        </w:rPr>
+        <w:t xml:space="preserve">make</w:t>
+      </w:r>
+      <w:r>
+        <w:rPr>
+          <w:rStyle w:val="OperatorTok"/>
+        </w:rPr>
+        <w:t xml:space="preserve">[</w:t>
+      </w:r>
+      <w:r>
+        <w:rPr>
+          <w:rStyle w:val="DecValTok"/>
+        </w:rPr>
+        <w:t xml:space="preserve">1</w:t>
+      </w:r>
+      <w:r>
+        <w:rPr>
+          <w:rStyle w:val="OperatorTok"/>
+        </w:rPr>
+        <w:t xml:space="preserve">]</w:t>
+      </w:r>
+      <w:r>
+        <w:rPr>
+          <w:rStyle w:val="ExtensionTok"/>
+        </w:rPr>
+        <w:t xml:space="preserve">:</w:t>
+      </w:r>
+      <w:r>
+        <w:rPr>
+          <w:rStyle w:val="NormalTok"/>
+        </w:rPr>
+        <w:t xml:space="preserve"> Entering directory </w:t>
+      </w:r>
+      <w:r>
+        <w:rPr>
+          <w:rStyle w:val="StringTok"/>
+        </w:rPr>
+        <w:t xml:space="preserve">'/home/PERRYARYEE/Computer-Networks-CS525'</w:t>
+      </w:r>
+      <w:r>
+        <w:br/>
+      </w:r>
+      <w:r>
+        <w:rPr>
+          <w:rStyle w:val="FunctionTok"/>
+        </w:rPr>
+        <w:t xml:space="preserve">mkdir</w:t>
+      </w:r>
+      <w:r>
+        <w:rPr>
+          <w:rStyle w:val="NormalTok"/>
+        </w:rPr>
+        <w:t xml:space="preserve"> </w:t>
+      </w:r>
+      <w:r>
+        <w:rPr>
+          <w:rStyle w:val="AttributeTok"/>
+        </w:rPr>
+        <w:t xml:space="preserve">-p</w:t>
+      </w:r>
+      <w:r>
+        <w:rPr>
+          <w:rStyle w:val="NormalTok"/>
+        </w:rPr>
+        <w:t xml:space="preserve"> build/debug-test</w:t>
+      </w:r>
+      <w:r>
+        <w:br/>
+      </w:r>
+      <w:r>
+        <w:rPr>
+          <w:rStyle w:val="FunctionTok"/>
+        </w:rPr>
+        <w:t xml:space="preserve">cc</w:t>
+      </w:r>
+      <w:r>
+        <w:rPr>
+          <w:rStyle w:val="NormalTok"/>
+        </w:rPr>
+        <w:t xml:space="preserve"> </w:t>
+      </w:r>
+      <w:r>
+        <w:rPr>
+          <w:rStyle w:val="AttributeTok"/>
+        </w:rPr>
+        <w:t xml:space="preserve">-g</w:t>
+      </w:r>
+      <w:r>
+        <w:rPr>
+          <w:rStyle w:val="NormalTok"/>
+        </w:rPr>
+        <w:t xml:space="preserve"> </w:t>
+      </w:r>
+      <w:r>
+        <w:rPr>
+          <w:rStyle w:val="AttributeTok"/>
+        </w:rPr>
+        <w:t xml:space="preserve">-O0</w:t>
+      </w:r>
+      <w:r>
+        <w:rPr>
+          <w:rStyle w:val="NormalTok"/>
+        </w:rPr>
+        <w:t xml:space="preserve"> </w:t>
+      </w:r>
+      <w:r>
+        <w:rPr>
+          <w:rStyle w:val="AttributeTok"/>
+        </w:rPr>
         <w:t xml:space="preserve">-DDEBUG</w:t>
       </w:r>
       <w:r>
@@ -522,6 +2469,18 @@
         <w:rPr>
           <w:rStyle w:val="AttributeTok"/>
         </w:rPr>
+        <w:t xml:space="preserve">-DTEST</w:t>
+      </w:r>
+      <w:r>
+        <w:rPr>
+          <w:rStyle w:val="NormalTok"/>
+        </w:rPr>
+        <w:t xml:space="preserve"> </w:t>
+      </w:r>
+      <w:r>
+        <w:rPr>
+          <w:rStyle w:val="AttributeTok"/>
+        </w:rPr>
         <w:t xml:space="preserve">-fno-omit-frame-pointer</w:t>
       </w:r>
       <w:r>
@@ -570,7 +2529,7 @@
         <w:rPr>
           <w:rStyle w:val="NormalTok"/>
         </w:rPr>
-        <w:t xml:space="preserve"> build/debug/lab.c.o</w:t>
+        <w:t xml:space="preserve"> build/debug-test/lab.c.o</w:t>
       </w:r>
       <w:r>
         <w:br/>
@@ -579,6 +2538,33 @@
         <w:rPr>
           <w:rStyle w:val="FunctionTok"/>
         </w:rPr>
+        <w:t xml:space="preserve">mkdir</w:t>
+      </w:r>
+      <w:r>
+        <w:rPr>
+          <w:rStyle w:val="NormalTok"/>
+        </w:rPr>
+        <w:t xml:space="preserve"> </w:t>
+      </w:r>
+      <w:r>
+        <w:rPr>
+          <w:rStyle w:val="AttributeTok"/>
+        </w:rPr>
+        <w:t xml:space="preserve">-p</w:t>
+      </w:r>
+      <w:r>
+        <w:rPr>
+          <w:rStyle w:val="NormalTok"/>
+        </w:rPr>
+        <w:t xml:space="preserve"> build/debug-test</w:t>
+      </w:r>
+      <w:r>
+        <w:br/>
+      </w:r>
+      <w:r>
+        <w:rPr>
+          <w:rStyle w:val="FunctionTok"/>
+        </w:rPr>
         <w:t xml:space="preserve">cc</w:t>
       </w:r>
       <w:r>
@@ -627,6 +2613,18 @@
         <w:rPr>
           <w:rStyle w:val="AttributeTok"/>
         </w:rPr>
+        <w:t xml:space="preserve">-DTEST</w:t>
+      </w:r>
+      <w:r>
+        <w:rPr>
+          <w:rStyle w:val="NormalTok"/>
+        </w:rPr>
+        <w:t xml:space="preserve"> </w:t>
+      </w:r>
+      <w:r>
+        <w:rPr>
+          <w:rStyle w:val="AttributeTok"/>
+        </w:rPr>
         <w:t xml:space="preserve">-fno-omit-frame-pointer</w:t>
       </w:r>
       <w:r>
@@ -651,7 +2649,19 @@
         <w:rPr>
           <w:rStyle w:val="NormalTok"/>
         </w:rPr>
-        <w:t xml:space="preserve">address build/debug/main.c.o build/debug/lab.c.o </w:t>
+        <w:t xml:space="preserve">address </w:t>
+      </w:r>
+      <w:r>
+        <w:rPr>
+          <w:rStyle w:val="AttributeTok"/>
+        </w:rPr>
+        <w:t xml:space="preserve">-c</w:t>
+      </w:r>
+      <w:r>
+        <w:rPr>
+          <w:rStyle w:val="NormalTok"/>
+        </w:rPr>
+        <w:t xml:space="preserve"> src/main.c </w:t>
       </w:r>
       <w:r>
         <w:rPr>
@@ -663,7 +2673,109 @@
         <w:rPr>
           <w:rStyle w:val="NormalTok"/>
         </w:rPr>
-        <w:t xml:space="preserve"> build/debug/myapp_d </w:t>
+        <w:t xml:space="preserve"> build/debug-test/main.c.o</w:t>
+      </w:r>
+      <w:r>
+        <w:br/>
+      </w:r>
+      <w:r>
+        <w:rPr>
+          <w:rStyle w:val="FunctionTok"/>
+        </w:rPr>
+        <w:t xml:space="preserve">mkdir</w:t>
+      </w:r>
+      <w:r>
+        <w:rPr>
+          <w:rStyle w:val="NormalTok"/>
+        </w:rPr>
+        <w:t xml:space="preserve"> </w:t>
+      </w:r>
+      <w:r>
+        <w:rPr>
+          <w:rStyle w:val="AttributeTok"/>
+        </w:rPr>
+        <w:t xml:space="preserve">-p</w:t>
+      </w:r>
+      <w:r>
+        <w:rPr>
+          <w:rStyle w:val="NormalTok"/>
+        </w:rPr>
+        <w:t xml:space="preserve"> build/debug-test/harness/</w:t>
+      </w:r>
+      <w:r>
+        <w:br/>
+      </w:r>
+      <w:r>
+        <w:rPr>
+          <w:rStyle w:val="FunctionTok"/>
+        </w:rPr>
+        <w:t xml:space="preserve">cc</w:t>
+      </w:r>
+      <w:r>
+        <w:rPr>
+          <w:rStyle w:val="NormalTok"/>
+        </w:rPr>
+        <w:t xml:space="preserve"> </w:t>
+      </w:r>
+      <w:r>
+        <w:rPr>
+          <w:rStyle w:val="AttributeTok"/>
+        </w:rPr>
+        <w:t xml:space="preserve">-g</w:t>
+      </w:r>
+      <w:r>
+        <w:rPr>
+          <w:rStyle w:val="NormalTok"/>
+        </w:rPr>
+        <w:t xml:space="preserve"> </w:t>
+      </w:r>
+      <w:r>
+        <w:rPr>
+          <w:rStyle w:val="AttributeTok"/>
+        </w:rPr>
+        <w:t xml:space="preserve">-O0</w:t>
+      </w:r>
+      <w:r>
+        <w:rPr>
+          <w:rStyle w:val="NormalTok"/>
+        </w:rPr>
+        <w:t xml:space="preserve"> </w:t>
+      </w:r>
+      <w:r>
+        <w:rPr>
+          <w:rStyle w:val="AttributeTok"/>
+        </w:rPr>
+        <w:t xml:space="preserve">-DDEBUG</w:t>
+      </w:r>
+      <w:r>
+        <w:rPr>
+          <w:rStyle w:val="NormalTok"/>
+        </w:rPr>
+        <w:t xml:space="preserve"> </w:t>
+      </w:r>
+      <w:r>
+        <w:rPr>
+          <w:rStyle w:val="AttributeTok"/>
+        </w:rPr>
+        <w:t xml:space="preserve">-DTEST</w:t>
+      </w:r>
+      <w:r>
+        <w:rPr>
+          <w:rStyle w:val="NormalTok"/>
+        </w:rPr>
+        <w:t xml:space="preserve"> </w:t>
+      </w:r>
+      <w:r>
+        <w:rPr>
+          <w:rStyle w:val="AttributeTok"/>
+        </w:rPr>
+        <w:t xml:space="preserve">-fno-omit-frame-pointer</w:t>
+      </w:r>
+      <w:r>
+        <w:rPr>
+          <w:rStyle w:val="NormalTok"/>
+        </w:rPr>
+        <w:t xml:space="preserve"> </w:t>
       </w:r>
       <w:r>
         <w:rPr>
@@ -681,97 +2793,31 @@
         <w:rPr>
           <w:rStyle w:val="NormalTok"/>
         </w:rPr>
-        <w:t xml:space="preserve">address</w:t>
-      </w:r>
-      <w:r>
-        <w:br/>
-      </w:r>
-      <w:r>
-        <w:rPr>
-          <w:rStyle w:val="VariableTok"/>
-        </w:rPr>
-        <w:t xml:space="preserve">make</w:t>
-      </w:r>
-      <w:r>
-        <w:rPr>
-          <w:rStyle w:val="OperatorTok"/>
-        </w:rPr>
-        <w:t xml:space="preserve">[</w:t>
-      </w:r>
-      <w:r>
-        <w:rPr>
-          <w:rStyle w:val="DecValTok"/>
-        </w:rPr>
-        <w:t xml:space="preserve">1</w:t>
-      </w:r>
-      <w:r>
-        <w:rPr>
-          <w:rStyle w:val="OperatorTok"/>
-        </w:rPr>
-        <w:t xml:space="preserve">]</w:t>
-      </w:r>
-      <w:r>
-        <w:rPr>
-          <w:rStyle w:val="ExtensionTok"/>
-        </w:rPr>
-        <w:t xml:space="preserve">:</w:t>
-      </w:r>
-      <w:r>
-        <w:rPr>
-          <w:rStyle w:val="NormalTok"/>
-        </w:rPr>
-        <w:t xml:space="preserve"> Leaving directory </w:t>
-      </w:r>
-      <w:r>
-        <w:rPr>
-          <w:rStyle w:val="StringTok"/>
-        </w:rPr>
-        <w:t xml:space="preserve">'/home/PERRYARYEE/Computer-Networks-CS525'</w:t>
-      </w:r>
-      <w:r>
-        <w:br/>
-      </w:r>
-      <w:r>
-        <w:rPr>
-          <w:rStyle w:val="VariableTok"/>
-        </w:rPr>
-        <w:t xml:space="preserve">make</w:t>
-      </w:r>
-      <w:r>
-        <w:rPr>
-          <w:rStyle w:val="OperatorTok"/>
-        </w:rPr>
-        <w:t xml:space="preserve">[</w:t>
-      </w:r>
-      <w:r>
-        <w:rPr>
-          <w:rStyle w:val="DecValTok"/>
-        </w:rPr>
-        <w:t xml:space="preserve">1</w:t>
-      </w:r>
-      <w:r>
-        <w:rPr>
-          <w:rStyle w:val="OperatorTok"/>
-        </w:rPr>
-        <w:t xml:space="preserve">]</w:t>
-      </w:r>
-      <w:r>
-        <w:rPr>
-          <w:rStyle w:val="ExtensionTok"/>
-        </w:rPr>
-        <w:t xml:space="preserve">:</w:t>
-      </w:r>
-      <w:r>
-        <w:rPr>
-          <w:rStyle w:val="NormalTok"/>
-        </w:rPr>
-        <w:t xml:space="preserve"> Entering directory </w:t>
-      </w:r>
-      <w:r>
-        <w:rPr>
-          <w:rStyle w:val="StringTok"/>
-        </w:rPr>
-        <w:t xml:space="preserve">'/home/PERRYARYEE/Computer-Networks-CS525'</w:t>
+        <w:t xml:space="preserve">address </w:t>
+      </w:r>
+      <w:r>
+        <w:rPr>
+          <w:rStyle w:val="AttributeTok"/>
+        </w:rPr>
+        <w:t xml:space="preserve">-c</w:t>
+      </w:r>
+      <w:r>
+        <w:rPr>
+          <w:rStyle w:val="NormalTok"/>
+        </w:rPr>
+        <w:t xml:space="preserve"> tests/harness/unity.c </w:t>
+      </w:r>
+      <w:r>
+        <w:rPr>
+          <w:rStyle w:val="AttributeTok"/>
+        </w:rPr>
+        <w:t xml:space="preserve">-o</w:t>
+      </w:r>
+      <w:r>
+        <w:rPr>
+          <w:rStyle w:val="NormalTok"/>
+        </w:rPr>
+        <w:t xml:space="preserve"> build/debug-test/harness/unity.c.o</w:t>
       </w:r>
       <w:r>
         <w:br/>
@@ -798,7 +2844,7 @@
         <w:rPr>
           <w:rStyle w:val="NormalTok"/>
         </w:rPr>
-        <w:t xml:space="preserve"> build/release</w:t>
+        <w:t xml:space="preserve"> build/debug-test/</w:t>
       </w:r>
       <w:r>
         <w:br/>
@@ -819,91 +2865,67 @@
         <w:rPr>
           <w:rStyle w:val="AttributeTok"/>
         </w:rPr>
-        <w:t xml:space="preserve">-Wall</w:t>
-      </w:r>
-      <w:r>
-        <w:rPr>
-          <w:rStyle w:val="NormalTok"/>
-        </w:rPr>
-        <w:t xml:space="preserve"> </w:t>
-      </w:r>
-      <w:r>
-        <w:rPr>
-          <w:rStyle w:val="AttributeTok"/>
-        </w:rPr>
-        <w:t xml:space="preserve">-Wextra</w:t>
-      </w:r>
-      <w:r>
-        <w:rPr>
-          <w:rStyle w:val="NormalTok"/>
-        </w:rPr>
-        <w:t xml:space="preserve"> </w:t>
-      </w:r>
-      <w:r>
-        <w:rPr>
-          <w:rStyle w:val="AttributeTok"/>
-        </w:rPr>
-        <w:t xml:space="preserve">-O2</w:t>
-      </w:r>
-      <w:r>
-        <w:rPr>
-          <w:rStyle w:val="NormalTok"/>
-        </w:rPr>
-        <w:t xml:space="preserve"> </w:t>
-      </w:r>
-      <w:r>
-        <w:rPr>
-          <w:rStyle w:val="AttributeTok"/>
-        </w:rPr>
-        <w:t xml:space="preserve">-fPIE</w:t>
-      </w:r>
-      <w:r>
-        <w:rPr>
-          <w:rStyle w:val="NormalTok"/>
-        </w:rPr>
-        <w:t xml:space="preserve"> </w:t>
-      </w:r>
-      <w:r>
-        <w:rPr>
-          <w:rStyle w:val="AttributeTok"/>
-        </w:rPr>
-        <w:t xml:space="preserve">-MMD</w:t>
-      </w:r>
-      <w:r>
-        <w:rPr>
-          <w:rStyle w:val="NormalTok"/>
-        </w:rPr>
-        <w:t xml:space="preserve"> </w:t>
-      </w:r>
-      <w:r>
-        <w:rPr>
-          <w:rStyle w:val="AttributeTok"/>
-        </w:rPr>
-        <w:t xml:space="preserve">-MP</w:t>
-      </w:r>
-      <w:r>
-        <w:rPr>
-          <w:rStyle w:val="NormalTok"/>
-        </w:rPr>
-        <w:t xml:space="preserve"> </w:t>
-      </w:r>
-      <w:r>
-        <w:rPr>
-          <w:rStyle w:val="AttributeTok"/>
-        </w:rPr>
-        <w:t xml:space="preserve">-Wformat</w:t>
-      </w:r>
-      <w:r>
-        <w:rPr>
-          <w:rStyle w:val="NormalTok"/>
-        </w:rPr>
-        <w:t xml:space="preserve"> </w:t>
-      </w:r>
-      <w:r>
-        <w:rPr>
-          <w:rStyle w:val="AttributeTok"/>
-        </w:rPr>
-        <w:t xml:space="preserve">-Wformat</w:t>
+        <w:t xml:space="preserve">-g</w:t>
+      </w:r>
+      <w:r>
+        <w:rPr>
+          <w:rStyle w:val="NormalTok"/>
+        </w:rPr>
+        <w:t xml:space="preserve"> </w:t>
+      </w:r>
+      <w:r>
+        <w:rPr>
+          <w:rStyle w:val="AttributeTok"/>
+        </w:rPr>
+        <w:t xml:space="preserve">-O0</w:t>
+      </w:r>
+      <w:r>
+        <w:rPr>
+          <w:rStyle w:val="NormalTok"/>
+        </w:rPr>
+        <w:t xml:space="preserve"> </w:t>
+      </w:r>
+      <w:r>
+        <w:rPr>
+          <w:rStyle w:val="AttributeTok"/>
+        </w:rPr>
+        <w:t xml:space="preserve">-DDEBUG</w:t>
+      </w:r>
+      <w:r>
+        <w:rPr>
+          <w:rStyle w:val="NormalTok"/>
+        </w:rPr>
+        <w:t xml:space="preserve"> </w:t>
+      </w:r>
+      <w:r>
+        <w:rPr>
+          <w:rStyle w:val="AttributeTok"/>
+        </w:rPr>
+        <w:t xml:space="preserve">-DTEST</w:t>
+      </w:r>
+      <w:r>
+        <w:rPr>
+          <w:rStyle w:val="NormalTok"/>
+        </w:rPr>
+        <w:t xml:space="preserve"> </w:t>
+      </w:r>
+      <w:r>
+        <w:rPr>
+          <w:rStyle w:val="AttributeTok"/>
+        </w:rPr>
+        <w:t xml:space="preserve">-fno-omit-frame-pointer</w:t>
+      </w:r>
+      <w:r>
+        <w:rPr>
+          <w:rStyle w:val="NormalTok"/>
+        </w:rPr>
+        <w:t xml:space="preserve"> </w:t>
+      </w:r>
+      <w:r>
+        <w:rPr>
+          <w:rStyle w:val="AttributeTok"/>
+        </w:rPr>
+        <w:t xml:space="preserve">-fsanitize</w:t>
       </w:r>
       <w:r>
         <w:rPr>
@@ -915,61 +2937,112 @@
         <w:rPr>
           <w:rStyle w:val="NormalTok"/>
         </w:rPr>
-        <w:t xml:space="preserve">2 </w:t>
-      </w:r>
-      <w:r>
-        <w:rPr>
-          <w:rStyle w:val="AttributeTok"/>
-        </w:rPr>
-        <w:t xml:space="preserve">-Wconversion</w:t>
-      </w:r>
-      <w:r>
-        <w:rPr>
-          <w:rStyle w:val="NormalTok"/>
-        </w:rPr>
-        <w:t xml:space="preserve"> </w:t>
-      </w:r>
-      <w:r>
-        <w:rPr>
-          <w:rStyle w:val="AttributeTok"/>
-        </w:rPr>
-        <w:t xml:space="preserve">-Wsign-conversion</w:t>
-      </w:r>
-      <w:r>
-        <w:rPr>
-          <w:rStyle w:val="NormalTok"/>
-        </w:rPr>
-        <w:t xml:space="preserve"> </w:t>
-      </w:r>
-      <w:r>
-        <w:rPr>
-          <w:rStyle w:val="AttributeTok"/>
-        </w:rPr>
-        <w:t xml:space="preserve">-Wimplicit-fallthrough</w:t>
-      </w:r>
-      <w:r>
-        <w:rPr>
-          <w:rStyle w:val="NormalTok"/>
-        </w:rPr>
-        <w:t xml:space="preserve"> </w:t>
-      </w:r>
-      <w:r>
-        <w:rPr>
-          <w:rStyle w:val="AttributeTok"/>
-        </w:rPr>
-        <w:t xml:space="preserve">-fstack-protector-strong</w:t>
-      </w:r>
-      <w:r>
-        <w:rPr>
-          <w:rStyle w:val="NormalTok"/>
-        </w:rPr>
-        <w:t xml:space="preserve"> </w:t>
-      </w:r>
-      <w:r>
-        <w:rPr>
-          <w:rStyle w:val="AttributeTok"/>
-        </w:rPr>
-        <w:t xml:space="preserve">-Werror</w:t>
+        <w:t xml:space="preserve">address </w:t>
+      </w:r>
+      <w:r>
+        <w:rPr>
+          <w:rStyle w:val="AttributeTok"/>
+        </w:rPr>
+        <w:t xml:space="preserve">-c</w:t>
+      </w:r>
+      <w:r>
+        <w:rPr>
+          <w:rStyle w:val="NormalTok"/>
+        </w:rPr>
+        <w:t xml:space="preserve"> tests/lab-test.c </w:t>
+      </w:r>
+      <w:r>
+        <w:rPr>
+          <w:rStyle w:val="AttributeTok"/>
+        </w:rPr>
+        <w:t xml:space="preserve">-o</w:t>
+      </w:r>
+      <w:r>
+        <w:rPr>
+          <w:rStyle w:val="NormalTok"/>
+        </w:rPr>
+        <w:t xml:space="preserve"> build/debug-test/lab-test.c.o</w:t>
+      </w:r>
+      <w:r>
+        <w:br/>
+      </w:r>
+      <w:r>
+        <w:rPr>
+          <w:rStyle w:val="FunctionTok"/>
+        </w:rPr>
+        <w:t xml:space="preserve">cc</w:t>
+      </w:r>
+      <w:r>
+        <w:rPr>
+          <w:rStyle w:val="NormalTok"/>
+        </w:rPr>
+        <w:t xml:space="preserve"> </w:t>
+      </w:r>
+      <w:r>
+        <w:rPr>
+          <w:rStyle w:val="AttributeTok"/>
+        </w:rPr>
+        <w:t xml:space="preserve">-g</w:t>
+      </w:r>
+      <w:r>
+        <w:rPr>
+          <w:rStyle w:val="NormalTok"/>
+        </w:rPr>
+        <w:t xml:space="preserve"> </w:t>
+      </w:r>
+      <w:r>
+        <w:rPr>
+          <w:rStyle w:val="AttributeTok"/>
+        </w:rPr>
+        <w:t xml:space="preserve">-O0</w:t>
+      </w:r>
+      <w:r>
+        <w:rPr>
+          <w:rStyle w:val="NormalTok"/>
+        </w:rPr>
+        <w:t xml:space="preserve"> </w:t>
+      </w:r>
+      <w:r>
+        <w:rPr>
+          <w:rStyle w:val="AttributeTok"/>
+        </w:rPr>
+        <w:t xml:space="preserve">-DDEBUG</w:t>
+      </w:r>
+      <w:r>
+        <w:rPr>
+          <w:rStyle w:val="NormalTok"/>
+        </w:rPr>
+        <w:t xml:space="preserve"> </w:t>
+      </w:r>
+      <w:r>
+        <w:rPr>
+          <w:rStyle w:val="AttributeTok"/>
+        </w:rPr>
+        <w:t xml:space="preserve">-DTEST</w:t>
+      </w:r>
+      <w:r>
+        <w:rPr>
+          <w:rStyle w:val="NormalTok"/>
+        </w:rPr>
+        <w:t xml:space="preserve"> </w:t>
+      </w:r>
+      <w:r>
+        <w:rPr>
+          <w:rStyle w:val="AttributeTok"/>
+        </w:rPr>
+        <w:t xml:space="preserve">-fno-omit-frame-pointer</w:t>
+      </w:r>
+      <w:r>
+        <w:rPr>
+          <w:rStyle w:val="NormalTok"/>
+        </w:rPr>
+        <w:t xml:space="preserve"> </w:t>
+      </w:r>
+      <w:r>
+        <w:rPr>
+          <w:rStyle w:val="AttributeTok"/>
+        </w:rPr>
+        <w:t xml:space="preserve">-fsanitize</w:t>
       </w:r>
       <w:r>
         <w:rPr>
@@ -981,2080 +3054,7 @@
         <w:rPr>
           <w:rStyle w:val="NormalTok"/>
         </w:rPr>
-        <w:t xml:space="preserve">format-security </w:t>
-      </w:r>
-      <w:r>
-        <w:rPr>
-          <w:rStyle w:val="AttributeTok"/>
-        </w:rPr>
-        <w:t xml:space="preserve">-Werror</w:t>
-      </w:r>
-      <w:r>
-        <w:rPr>
-          <w:rStyle w:val="OperatorTok"/>
-        </w:rPr>
-        <w:t xml:space="preserve">=</w:t>
-      </w:r>
-      <w:r>
-        <w:rPr>
-          <w:rStyle w:val="NormalTok"/>
-        </w:rPr>
-        <w:t xml:space="preserve">implicit </w:t>
-      </w:r>
-      <w:r>
-        <w:rPr>
-          <w:rStyle w:val="AttributeTok"/>
-        </w:rPr>
-        <w:t xml:space="preserve">-Werror</w:t>
-      </w:r>
-      <w:r>
-        <w:rPr>
-          <w:rStyle w:val="OperatorTok"/>
-        </w:rPr>
-        <w:t xml:space="preserve">=</w:t>
-      </w:r>
-      <w:r>
-        <w:rPr>
-          <w:rStyle w:val="NormalTok"/>
-        </w:rPr>
-        <w:t xml:space="preserve">incompatible-pointer-types </w:t>
-      </w:r>
-      <w:r>
-        <w:rPr>
-          <w:rStyle w:val="AttributeTok"/>
-        </w:rPr>
-        <w:t xml:space="preserve">-Werror</w:t>
-      </w:r>
-      <w:r>
-        <w:rPr>
-          <w:rStyle w:val="OperatorTok"/>
-        </w:rPr>
-        <w:t xml:space="preserve">=</w:t>
-      </w:r>
-      <w:r>
-        <w:rPr>
-          <w:rStyle w:val="NormalTok"/>
-        </w:rPr>
-        <w:t xml:space="preserve">int-conversion </w:t>
-      </w:r>
-      <w:r>
-        <w:rPr>
-          <w:rStyle w:val="AttributeTok"/>
-        </w:rPr>
-        <w:t xml:space="preserve">-c</w:t>
-      </w:r>
-      <w:r>
-        <w:rPr>
-          <w:rStyle w:val="NormalTok"/>
-        </w:rPr>
-        <w:t xml:space="preserve"> src/main.c </w:t>
-      </w:r>
-      <w:r>
-        <w:rPr>
-          <w:rStyle w:val="AttributeTok"/>
-        </w:rPr>
-        <w:t xml:space="preserve">-o</w:t>
-      </w:r>
-      <w:r>
-        <w:rPr>
-          <w:rStyle w:val="NormalTok"/>
-        </w:rPr>
-        <w:t xml:space="preserve"> build/release/main.c.o</w:t>
-      </w:r>
-      <w:r>
-        <w:br/>
-      </w:r>
-      <w:r>
-        <w:rPr>
-          <w:rStyle w:val="FunctionTok"/>
-        </w:rPr>
-        <w:t xml:space="preserve">mkdir</w:t>
-      </w:r>
-      <w:r>
-        <w:rPr>
-          <w:rStyle w:val="NormalTok"/>
-        </w:rPr>
-        <w:t xml:space="preserve"> </w:t>
-      </w:r>
-      <w:r>
-        <w:rPr>
-          <w:rStyle w:val="AttributeTok"/>
-        </w:rPr>
-        <w:t xml:space="preserve">-p</w:t>
-      </w:r>
-      <w:r>
-        <w:rPr>
-          <w:rStyle w:val="NormalTok"/>
-        </w:rPr>
-        <w:t xml:space="preserve"> build/release</w:t>
-      </w:r>
-      <w:r>
-        <w:br/>
-      </w:r>
-      <w:r>
-        <w:rPr>
-          <w:rStyle w:val="FunctionTok"/>
-        </w:rPr>
-        <w:t xml:space="preserve">cc</w:t>
-      </w:r>
-      <w:r>
-        <w:rPr>
-          <w:rStyle w:val="NormalTok"/>
-        </w:rPr>
-        <w:t xml:space="preserve"> </w:t>
-      </w:r>
-      <w:r>
-        <w:rPr>
-          <w:rStyle w:val="AttributeTok"/>
-        </w:rPr>
-        <w:t xml:space="preserve">-Wall</w:t>
-      </w:r>
-      <w:r>
-        <w:rPr>
-          <w:rStyle w:val="NormalTok"/>
-        </w:rPr>
-        <w:t xml:space="preserve"> </w:t>
-      </w:r>
-      <w:r>
-        <w:rPr>
-          <w:rStyle w:val="AttributeTok"/>
-        </w:rPr>
-        <w:t xml:space="preserve">-Wextra</w:t>
-      </w:r>
-      <w:r>
-        <w:rPr>
-          <w:rStyle w:val="NormalTok"/>
-        </w:rPr>
-        <w:t xml:space="preserve"> </w:t>
-      </w:r>
-      <w:r>
-        <w:rPr>
-          <w:rStyle w:val="AttributeTok"/>
-        </w:rPr>
-        <w:t xml:space="preserve">-O2</w:t>
-      </w:r>
-      <w:r>
-        <w:rPr>
-          <w:rStyle w:val="NormalTok"/>
-        </w:rPr>
-        <w:t xml:space="preserve"> </w:t>
-      </w:r>
-      <w:r>
-        <w:rPr>
-          <w:rStyle w:val="AttributeTok"/>
-        </w:rPr>
-        <w:t xml:space="preserve">-fPIE</w:t>
-      </w:r>
-      <w:r>
-        <w:rPr>
-          <w:rStyle w:val="NormalTok"/>
-        </w:rPr>
-        <w:t xml:space="preserve"> </w:t>
-      </w:r>
-      <w:r>
-        <w:rPr>
-          <w:rStyle w:val="AttributeTok"/>
-        </w:rPr>
-        <w:t xml:space="preserve">-MMD</w:t>
-      </w:r>
-      <w:r>
-        <w:rPr>
-          <w:rStyle w:val="NormalTok"/>
-        </w:rPr>
-        <w:t xml:space="preserve"> </w:t>
-      </w:r>
-      <w:r>
-        <w:rPr>
-          <w:rStyle w:val="AttributeTok"/>
-        </w:rPr>
-        <w:t xml:space="preserve">-MP</w:t>
-      </w:r>
-      <w:r>
-        <w:rPr>
-          <w:rStyle w:val="NormalTok"/>
-        </w:rPr>
-        <w:t xml:space="preserve"> </w:t>
-      </w:r>
-      <w:r>
-        <w:rPr>
-          <w:rStyle w:val="AttributeTok"/>
-        </w:rPr>
-        <w:t xml:space="preserve">-Wformat</w:t>
-      </w:r>
-      <w:r>
-        <w:rPr>
-          <w:rStyle w:val="NormalTok"/>
-        </w:rPr>
-        <w:t xml:space="preserve"> </w:t>
-      </w:r>
-      <w:r>
-        <w:rPr>
-          <w:rStyle w:val="AttributeTok"/>
-        </w:rPr>
-        <w:t xml:space="preserve">-Wformat</w:t>
-      </w:r>
-      <w:r>
-        <w:rPr>
-          <w:rStyle w:val="OperatorTok"/>
-        </w:rPr>
-        <w:t xml:space="preserve">=</w:t>
-      </w:r>
-      <w:r>
-        <w:rPr>
-          <w:rStyle w:val="NormalTok"/>
-        </w:rPr>
-        <w:t xml:space="preserve">2 </w:t>
-      </w:r>
-      <w:r>
-        <w:rPr>
-          <w:rStyle w:val="AttributeTok"/>
-        </w:rPr>
-        <w:t xml:space="preserve">-Wconversion</w:t>
-      </w:r>
-      <w:r>
-        <w:rPr>
-          <w:rStyle w:val="NormalTok"/>
-        </w:rPr>
-        <w:t xml:space="preserve"> </w:t>
-      </w:r>
-      <w:r>
-        <w:rPr>
-          <w:rStyle w:val="AttributeTok"/>
-        </w:rPr>
-        <w:t xml:space="preserve">-Wsign-conversion</w:t>
-      </w:r>
-      <w:r>
-        <w:rPr>
-          <w:rStyle w:val="NormalTok"/>
-        </w:rPr>
-        <w:t xml:space="preserve"> </w:t>
-      </w:r>
-      <w:r>
-        <w:rPr>
-          <w:rStyle w:val="AttributeTok"/>
-        </w:rPr>
-        <w:t xml:space="preserve">-Wimplicit-fallthrough</w:t>
-      </w:r>
-      <w:r>
-        <w:rPr>
-          <w:rStyle w:val="NormalTok"/>
-        </w:rPr>
-        <w:t xml:space="preserve"> </w:t>
-      </w:r>
-      <w:r>
-        <w:rPr>
-          <w:rStyle w:val="AttributeTok"/>
-        </w:rPr>
-        <w:t xml:space="preserve">-fstack-protector-strong</w:t>
-      </w:r>
-      <w:r>
-        <w:rPr>
-          <w:rStyle w:val="NormalTok"/>
-        </w:rPr>
-        <w:t xml:space="preserve"> </w:t>
-      </w:r>
-      <w:r>
-        <w:rPr>
-          <w:rStyle w:val="AttributeTok"/>
-        </w:rPr>
-        <w:t xml:space="preserve">-Werror</w:t>
-      </w:r>
-      <w:r>
-        <w:rPr>
-          <w:rStyle w:val="OperatorTok"/>
-        </w:rPr>
-        <w:t xml:space="preserve">=</w:t>
-      </w:r>
-      <w:r>
-        <w:rPr>
-          <w:rStyle w:val="NormalTok"/>
-        </w:rPr>
-        <w:t xml:space="preserve">format-security </w:t>
-      </w:r>
-      <w:r>
-        <w:rPr>
-          <w:rStyle w:val="AttributeTok"/>
-        </w:rPr>
-        <w:t xml:space="preserve">-Werror</w:t>
-      </w:r>
-      <w:r>
-        <w:rPr>
-          <w:rStyle w:val="OperatorTok"/>
-        </w:rPr>
-        <w:t xml:space="preserve">=</w:t>
-      </w:r>
-      <w:r>
-        <w:rPr>
-          <w:rStyle w:val="NormalTok"/>
-        </w:rPr>
-        <w:t xml:space="preserve">implicit </w:t>
-      </w:r>
-      <w:r>
-        <w:rPr>
-          <w:rStyle w:val="AttributeTok"/>
-        </w:rPr>
-        <w:t xml:space="preserve">-Werror</w:t>
-      </w:r>
-      <w:r>
-        <w:rPr>
-          <w:rStyle w:val="OperatorTok"/>
-        </w:rPr>
-        <w:t xml:space="preserve">=</w:t>
-      </w:r>
-      <w:r>
-        <w:rPr>
-          <w:rStyle w:val="NormalTok"/>
-        </w:rPr>
-        <w:t xml:space="preserve">incompatible-pointer-types </w:t>
-      </w:r>
-      <w:r>
-        <w:rPr>
-          <w:rStyle w:val="AttributeTok"/>
-        </w:rPr>
-        <w:t xml:space="preserve">-Werror</w:t>
-      </w:r>
-      <w:r>
-        <w:rPr>
-          <w:rStyle w:val="OperatorTok"/>
-        </w:rPr>
-        <w:t xml:space="preserve">=</w:t>
-      </w:r>
-      <w:r>
-        <w:rPr>
-          <w:rStyle w:val="NormalTok"/>
-        </w:rPr>
-        <w:t xml:space="preserve">int-conversion </w:t>
-      </w:r>
-      <w:r>
-        <w:rPr>
-          <w:rStyle w:val="AttributeTok"/>
-        </w:rPr>
-        <w:t xml:space="preserve">-c</w:t>
-      </w:r>
-      <w:r>
-        <w:rPr>
-          <w:rStyle w:val="NormalTok"/>
-        </w:rPr>
-        <w:t xml:space="preserve"> src/lab.c </w:t>
-      </w:r>
-      <w:r>
-        <w:rPr>
-          <w:rStyle w:val="AttributeTok"/>
-        </w:rPr>
-        <w:t xml:space="preserve">-o</w:t>
-      </w:r>
-      <w:r>
-        <w:rPr>
-          <w:rStyle w:val="NormalTok"/>
-        </w:rPr>
-        <w:t xml:space="preserve"> build/release/lab.c.o</w:t>
-      </w:r>
-      <w:r>
-        <w:br/>
-      </w:r>
-      <w:r>
-        <w:rPr>
-          <w:rStyle w:val="FunctionTok"/>
-        </w:rPr>
-        <w:t xml:space="preserve">cc</w:t>
-      </w:r>
-      <w:r>
-        <w:rPr>
-          <w:rStyle w:val="NormalTok"/>
-        </w:rPr>
-        <w:t xml:space="preserve"> </w:t>
-      </w:r>
-      <w:r>
-        <w:rPr>
-          <w:rStyle w:val="AttributeTok"/>
-        </w:rPr>
-        <w:t xml:space="preserve">-Wall</w:t>
-      </w:r>
-      <w:r>
-        <w:rPr>
-          <w:rStyle w:val="NormalTok"/>
-        </w:rPr>
-        <w:t xml:space="preserve"> </w:t>
-      </w:r>
-      <w:r>
-        <w:rPr>
-          <w:rStyle w:val="AttributeTok"/>
-        </w:rPr>
-        <w:t xml:space="preserve">-Wextra</w:t>
-      </w:r>
-      <w:r>
-        <w:rPr>
-          <w:rStyle w:val="NormalTok"/>
-        </w:rPr>
-        <w:t xml:space="preserve"> </w:t>
-      </w:r>
-      <w:r>
-        <w:rPr>
-          <w:rStyle w:val="AttributeTok"/>
-        </w:rPr>
-        <w:t xml:space="preserve">-O2</w:t>
-      </w:r>
-      <w:r>
-        <w:rPr>
-          <w:rStyle w:val="NormalTok"/>
-        </w:rPr>
-        <w:t xml:space="preserve"> </w:t>
-      </w:r>
-      <w:r>
-        <w:rPr>
-          <w:rStyle w:val="AttributeTok"/>
-        </w:rPr>
-        <w:t xml:space="preserve">-fPIE</w:t>
-      </w:r>
-      <w:r>
-        <w:rPr>
-          <w:rStyle w:val="NormalTok"/>
-        </w:rPr>
-        <w:t xml:space="preserve"> </w:t>
-      </w:r>
-      <w:r>
-        <w:rPr>
-          <w:rStyle w:val="AttributeTok"/>
-        </w:rPr>
-        <w:t xml:space="preserve">-MMD</w:t>
-      </w:r>
-      <w:r>
-        <w:rPr>
-          <w:rStyle w:val="NormalTok"/>
-        </w:rPr>
-        <w:t xml:space="preserve"> </w:t>
-      </w:r>
-      <w:r>
-        <w:rPr>
-          <w:rStyle w:val="AttributeTok"/>
-        </w:rPr>
-        <w:t xml:space="preserve">-MP</w:t>
-      </w:r>
-      <w:r>
-        <w:rPr>
-          <w:rStyle w:val="NormalTok"/>
-        </w:rPr>
-        <w:t xml:space="preserve"> </w:t>
-      </w:r>
-      <w:r>
-        <w:rPr>
-          <w:rStyle w:val="AttributeTok"/>
-        </w:rPr>
-        <w:t xml:space="preserve">-Wformat</w:t>
-      </w:r>
-      <w:r>
-        <w:rPr>
-          <w:rStyle w:val="NormalTok"/>
-        </w:rPr>
-        <w:t xml:space="preserve"> </w:t>
-      </w:r>
-      <w:r>
-        <w:rPr>
-          <w:rStyle w:val="AttributeTok"/>
-        </w:rPr>
-        <w:t xml:space="preserve">-Wformat</w:t>
-      </w:r>
-      <w:r>
-        <w:rPr>
-          <w:rStyle w:val="OperatorTok"/>
-        </w:rPr>
-        <w:t xml:space="preserve">=</w:t>
-      </w:r>
-      <w:r>
-        <w:rPr>
-          <w:rStyle w:val="NormalTok"/>
-        </w:rPr>
-        <w:t xml:space="preserve">2 </w:t>
-      </w:r>
-      <w:r>
-        <w:rPr>
-          <w:rStyle w:val="AttributeTok"/>
-        </w:rPr>
-        <w:t xml:space="preserve">-Wconversion</w:t>
-      </w:r>
-      <w:r>
-        <w:rPr>
-          <w:rStyle w:val="NormalTok"/>
-        </w:rPr>
-        <w:t xml:space="preserve"> </w:t>
-      </w:r>
-      <w:r>
-        <w:rPr>
-          <w:rStyle w:val="AttributeTok"/>
-        </w:rPr>
-        <w:t xml:space="preserve">-Wsign-conversion</w:t>
-      </w:r>
-      <w:r>
-        <w:rPr>
-          <w:rStyle w:val="NormalTok"/>
-        </w:rPr>
-        <w:t xml:space="preserve"> </w:t>
-      </w:r>
-      <w:r>
-        <w:rPr>
-          <w:rStyle w:val="AttributeTok"/>
-        </w:rPr>
-        <w:t xml:space="preserve">-Wimplicit-fallthrough</w:t>
-      </w:r>
-      <w:r>
-        <w:rPr>
-          <w:rStyle w:val="NormalTok"/>
-        </w:rPr>
-        <w:t xml:space="preserve"> </w:t>
-      </w:r>
-      <w:r>
-        <w:rPr>
-          <w:rStyle w:val="AttributeTok"/>
-        </w:rPr>
-        <w:t xml:space="preserve">-fstack-protector-strong</w:t>
-      </w:r>
-      <w:r>
-        <w:rPr>
-          <w:rStyle w:val="NormalTok"/>
-        </w:rPr>
-        <w:t xml:space="preserve"> </w:t>
-      </w:r>
-      <w:r>
-        <w:rPr>
-          <w:rStyle w:val="AttributeTok"/>
-        </w:rPr>
-        <w:t xml:space="preserve">-Werror</w:t>
-      </w:r>
-      <w:r>
-        <w:rPr>
-          <w:rStyle w:val="OperatorTok"/>
-        </w:rPr>
-        <w:t xml:space="preserve">=</w:t>
-      </w:r>
-      <w:r>
-        <w:rPr>
-          <w:rStyle w:val="NormalTok"/>
-        </w:rPr>
-        <w:t xml:space="preserve">format-security </w:t>
-      </w:r>
-      <w:r>
-        <w:rPr>
-          <w:rStyle w:val="AttributeTok"/>
-        </w:rPr>
-        <w:t xml:space="preserve">-Werror</w:t>
-      </w:r>
-      <w:r>
-        <w:rPr>
-          <w:rStyle w:val="OperatorTok"/>
-        </w:rPr>
-        <w:t xml:space="preserve">=</w:t>
-      </w:r>
-      <w:r>
-        <w:rPr>
-          <w:rStyle w:val="NormalTok"/>
-        </w:rPr>
-        <w:t xml:space="preserve">implicit </w:t>
-      </w:r>
-      <w:r>
-        <w:rPr>
-          <w:rStyle w:val="AttributeTok"/>
-        </w:rPr>
-        <w:t xml:space="preserve">-Werror</w:t>
-      </w:r>
-      <w:r>
-        <w:rPr>
-          <w:rStyle w:val="OperatorTok"/>
-        </w:rPr>
-        <w:t xml:space="preserve">=</w:t>
-      </w:r>
-      <w:r>
-        <w:rPr>
-          <w:rStyle w:val="NormalTok"/>
-        </w:rPr>
-        <w:t xml:space="preserve">incompatible-pointer-types </w:t>
-      </w:r>
-      <w:r>
-        <w:rPr>
-          <w:rStyle w:val="AttributeTok"/>
-        </w:rPr>
-        <w:t xml:space="preserve">-Werror</w:t>
-      </w:r>
-      <w:r>
-        <w:rPr>
-          <w:rStyle w:val="OperatorTok"/>
-        </w:rPr>
-        <w:t xml:space="preserve">=</w:t>
-      </w:r>
-      <w:r>
-        <w:rPr>
-          <w:rStyle w:val="NormalTok"/>
-        </w:rPr>
-        <w:t xml:space="preserve">int-conversion build/release/main.c.o build/release/lab.c.o </w:t>
-      </w:r>
-      <w:r>
-        <w:rPr>
-          <w:rStyle w:val="AttributeTok"/>
-        </w:rPr>
-        <w:t xml:space="preserve">-o</w:t>
-      </w:r>
-      <w:r>
-        <w:rPr>
-          <w:rStyle w:val="NormalTok"/>
-        </w:rPr>
-        <w:t xml:space="preserve"> build/release/myapp </w:t>
-      </w:r>
-      <w:r>
-        <w:br/>
-      </w:r>
-      <w:r>
-        <w:rPr>
-          <w:rStyle w:val="VariableTok"/>
-        </w:rPr>
-        <w:t xml:space="preserve">make</w:t>
-      </w:r>
-      <w:r>
-        <w:rPr>
-          <w:rStyle w:val="OperatorTok"/>
-        </w:rPr>
-        <w:t xml:space="preserve">[</w:t>
-      </w:r>
-      <w:r>
-        <w:rPr>
-          <w:rStyle w:val="DecValTok"/>
-        </w:rPr>
-        <w:t xml:space="preserve">1</w:t>
-      </w:r>
-      <w:r>
-        <w:rPr>
-          <w:rStyle w:val="OperatorTok"/>
-        </w:rPr>
-        <w:t xml:space="preserve">]</w:t>
-      </w:r>
-      <w:r>
-        <w:rPr>
-          <w:rStyle w:val="ExtensionTok"/>
-        </w:rPr>
-        <w:t xml:space="preserve">:</w:t>
-      </w:r>
-      <w:r>
-        <w:rPr>
-          <w:rStyle w:val="NormalTok"/>
-        </w:rPr>
-        <w:t xml:space="preserve"> Leaving directory </w:t>
-      </w:r>
-      <w:r>
-        <w:rPr>
-          <w:rStyle w:val="StringTok"/>
-        </w:rPr>
-        <w:t xml:space="preserve">'/home/PERRYARYEE/Computer-Networks-CS525'</w:t>
-      </w:r>
-      <w:r>
-        <w:br/>
-      </w:r>
-      <w:r>
-        <w:rPr>
-          <w:rStyle w:val="VariableTok"/>
-        </w:rPr>
-        <w:t xml:space="preserve">make</w:t>
-      </w:r>
-      <w:r>
-        <w:rPr>
-          <w:rStyle w:val="OperatorTok"/>
-        </w:rPr>
-        <w:t xml:space="preserve">[</w:t>
-      </w:r>
-      <w:r>
-        <w:rPr>
-          <w:rStyle w:val="DecValTok"/>
-        </w:rPr>
-        <w:t xml:space="preserve">1</w:t>
-      </w:r>
-      <w:r>
-        <w:rPr>
-          <w:rStyle w:val="OperatorTok"/>
-        </w:rPr>
-        <w:t xml:space="preserve">]</w:t>
-      </w:r>
-      <w:r>
-        <w:rPr>
-          <w:rStyle w:val="ExtensionTok"/>
-        </w:rPr>
-        <w:t xml:space="preserve">:</w:t>
-      </w:r>
-      <w:r>
-        <w:rPr>
-          <w:rStyle w:val="NormalTok"/>
-        </w:rPr>
-        <w:t xml:space="preserve"> Entering directory </w:t>
-      </w:r>
-      <w:r>
-        <w:rPr>
-          <w:rStyle w:val="StringTok"/>
-        </w:rPr>
-        <w:t xml:space="preserve">'/home/PERRYARYEE/Computer-Networks-CS525'</w:t>
-      </w:r>
-      <w:r>
-        <w:br/>
-      </w:r>
-      <w:r>
-        <w:rPr>
-          <w:rStyle w:val="FunctionTok"/>
-        </w:rPr>
-        <w:t xml:space="preserve">mkdir</w:t>
-      </w:r>
-      <w:r>
-        <w:rPr>
-          <w:rStyle w:val="NormalTok"/>
-        </w:rPr>
-        <w:t xml:space="preserve"> </w:t>
-      </w:r>
-      <w:r>
-        <w:rPr>
-          <w:rStyle w:val="AttributeTok"/>
-        </w:rPr>
-        <w:t xml:space="preserve">-p</w:t>
-      </w:r>
-      <w:r>
-        <w:rPr>
-          <w:rStyle w:val="NormalTok"/>
-        </w:rPr>
-        <w:t xml:space="preserve"> build/tests</w:t>
-      </w:r>
-      <w:r>
-        <w:br/>
-      </w:r>
-      <w:r>
-        <w:rPr>
-          <w:rStyle w:val="FunctionTok"/>
-        </w:rPr>
-        <w:t xml:space="preserve">cc</w:t>
-      </w:r>
-      <w:r>
-        <w:rPr>
-          <w:rStyle w:val="NormalTok"/>
-        </w:rPr>
-        <w:t xml:space="preserve"> </w:t>
-      </w:r>
-      <w:r>
-        <w:rPr>
-          <w:rStyle w:val="AttributeTok"/>
-        </w:rPr>
-        <w:t xml:space="preserve">-g</w:t>
-      </w:r>
-      <w:r>
-        <w:rPr>
-          <w:rStyle w:val="NormalTok"/>
-        </w:rPr>
-        <w:t xml:space="preserve"> </w:t>
-      </w:r>
-      <w:r>
-        <w:rPr>
-          <w:rStyle w:val="AttributeTok"/>
-        </w:rPr>
-        <w:t xml:space="preserve">-O0</w:t>
-      </w:r>
-      <w:r>
-        <w:rPr>
-          <w:rStyle w:val="NormalTok"/>
-        </w:rPr>
-        <w:t xml:space="preserve"> </w:t>
-      </w:r>
-      <w:r>
-        <w:rPr>
-          <w:rStyle w:val="AttributeTok"/>
-        </w:rPr>
-        <w:t xml:space="preserve">-DTEST</w:t>
-      </w:r>
-      <w:r>
-        <w:rPr>
-          <w:rStyle w:val="NormalTok"/>
-        </w:rPr>
-        <w:t xml:space="preserve"> </w:t>
-      </w:r>
-      <w:r>
-        <w:rPr>
-          <w:rStyle w:val="AttributeTok"/>
-        </w:rPr>
-        <w:t xml:space="preserve">-fprofile-arcs</w:t>
-      </w:r>
-      <w:r>
-        <w:rPr>
-          <w:rStyle w:val="NormalTok"/>
-        </w:rPr>
-        <w:t xml:space="preserve"> </w:t>
-      </w:r>
-      <w:r>
-        <w:rPr>
-          <w:rStyle w:val="AttributeTok"/>
-        </w:rPr>
-        <w:t xml:space="preserve">-ftest-coverage</w:t>
-      </w:r>
-      <w:r>
-        <w:rPr>
-          <w:rStyle w:val="NormalTok"/>
-        </w:rPr>
-        <w:t xml:space="preserve"> </w:t>
-      </w:r>
-      <w:r>
-        <w:rPr>
-          <w:rStyle w:val="AttributeTok"/>
-        </w:rPr>
-        <w:t xml:space="preserve">-c</w:t>
-      </w:r>
-      <w:r>
-        <w:rPr>
-          <w:rStyle w:val="NormalTok"/>
-        </w:rPr>
-        <w:t xml:space="preserve"> src/main.c </w:t>
-      </w:r>
-      <w:r>
-        <w:rPr>
-          <w:rStyle w:val="AttributeTok"/>
-        </w:rPr>
-        <w:t xml:space="preserve">-o</w:t>
-      </w:r>
-      <w:r>
-        <w:rPr>
-          <w:rStyle w:val="NormalTok"/>
-        </w:rPr>
-        <w:t xml:space="preserve"> build/tests/main.c.o</w:t>
-      </w:r>
-      <w:r>
-        <w:br/>
-      </w:r>
-      <w:r>
-        <w:rPr>
-          <w:rStyle w:val="FunctionTok"/>
-        </w:rPr>
-        <w:t xml:space="preserve">mkdir</w:t>
-      </w:r>
-      <w:r>
-        <w:rPr>
-          <w:rStyle w:val="NormalTok"/>
-        </w:rPr>
-        <w:t xml:space="preserve"> </w:t>
-      </w:r>
-      <w:r>
-        <w:rPr>
-          <w:rStyle w:val="AttributeTok"/>
-        </w:rPr>
-        <w:t xml:space="preserve">-p</w:t>
-      </w:r>
-      <w:r>
-        <w:rPr>
-          <w:rStyle w:val="NormalTok"/>
-        </w:rPr>
-        <w:t xml:space="preserve"> build/tests</w:t>
-      </w:r>
-      <w:r>
-        <w:br/>
-      </w:r>
-      <w:r>
-        <w:rPr>
-          <w:rStyle w:val="FunctionTok"/>
-        </w:rPr>
-        <w:t xml:space="preserve">cc</w:t>
-      </w:r>
-      <w:r>
-        <w:rPr>
-          <w:rStyle w:val="NormalTok"/>
-        </w:rPr>
-        <w:t xml:space="preserve"> </w:t>
-      </w:r>
-      <w:r>
-        <w:rPr>
-          <w:rStyle w:val="AttributeTok"/>
-        </w:rPr>
-        <w:t xml:space="preserve">-g</w:t>
-      </w:r>
-      <w:r>
-        <w:rPr>
-          <w:rStyle w:val="NormalTok"/>
-        </w:rPr>
-        <w:t xml:space="preserve"> </w:t>
-      </w:r>
-      <w:r>
-        <w:rPr>
-          <w:rStyle w:val="AttributeTok"/>
-        </w:rPr>
-        <w:t xml:space="preserve">-O0</w:t>
-      </w:r>
-      <w:r>
-        <w:rPr>
-          <w:rStyle w:val="NormalTok"/>
-        </w:rPr>
-        <w:t xml:space="preserve"> </w:t>
-      </w:r>
-      <w:r>
-        <w:rPr>
-          <w:rStyle w:val="AttributeTok"/>
-        </w:rPr>
-        <w:t xml:space="preserve">-DTEST</w:t>
-      </w:r>
-      <w:r>
-        <w:rPr>
-          <w:rStyle w:val="NormalTok"/>
-        </w:rPr>
-        <w:t xml:space="preserve"> </w:t>
-      </w:r>
-      <w:r>
-        <w:rPr>
-          <w:rStyle w:val="AttributeTok"/>
-        </w:rPr>
-        <w:t xml:space="preserve">-fprofile-arcs</w:t>
-      </w:r>
-      <w:r>
-        <w:rPr>
-          <w:rStyle w:val="NormalTok"/>
-        </w:rPr>
-        <w:t xml:space="preserve"> </w:t>
-      </w:r>
-      <w:r>
-        <w:rPr>
-          <w:rStyle w:val="AttributeTok"/>
-        </w:rPr>
-        <w:t xml:space="preserve">-ftest-coverage</w:t>
-      </w:r>
-      <w:r>
-        <w:rPr>
-          <w:rStyle w:val="NormalTok"/>
-        </w:rPr>
-        <w:t xml:space="preserve"> </w:t>
-      </w:r>
-      <w:r>
-        <w:rPr>
-          <w:rStyle w:val="AttributeTok"/>
-        </w:rPr>
-        <w:t xml:space="preserve">-c</w:t>
-      </w:r>
-      <w:r>
-        <w:rPr>
-          <w:rStyle w:val="NormalTok"/>
-        </w:rPr>
-        <w:t xml:space="preserve"> src/lab.c </w:t>
-      </w:r>
-      <w:r>
-        <w:rPr>
-          <w:rStyle w:val="AttributeTok"/>
-        </w:rPr>
-        <w:t xml:space="preserve">-o</w:t>
-      </w:r>
-      <w:r>
-        <w:rPr>
-          <w:rStyle w:val="NormalTok"/>
-        </w:rPr>
-        <w:t xml:space="preserve"> build/tests/lab.c.o</w:t>
-      </w:r>
-      <w:r>
-        <w:br/>
-      </w:r>
-      <w:r>
-        <w:rPr>
-          <w:rStyle w:val="FunctionTok"/>
-        </w:rPr>
-        <w:t xml:space="preserve">mkdir</w:t>
-      </w:r>
-      <w:r>
-        <w:rPr>
-          <w:rStyle w:val="NormalTok"/>
-        </w:rPr>
-        <w:t xml:space="preserve"> </w:t>
-      </w:r>
-      <w:r>
-        <w:rPr>
-          <w:rStyle w:val="AttributeTok"/>
-        </w:rPr>
-        <w:t xml:space="preserve">-p</w:t>
-      </w:r>
-      <w:r>
-        <w:rPr>
-          <w:rStyle w:val="NormalTok"/>
-        </w:rPr>
-        <w:t xml:space="preserve"> build/tests/harness/</w:t>
-      </w:r>
-      <w:r>
-        <w:br/>
-      </w:r>
-      <w:r>
-        <w:rPr>
-          <w:rStyle w:val="FunctionTok"/>
-        </w:rPr>
-        <w:t xml:space="preserve">cc</w:t>
-      </w:r>
-      <w:r>
-        <w:rPr>
-          <w:rStyle w:val="NormalTok"/>
-        </w:rPr>
-        <w:t xml:space="preserve"> </w:t>
-      </w:r>
-      <w:r>
-        <w:rPr>
-          <w:rStyle w:val="AttributeTok"/>
-        </w:rPr>
-        <w:t xml:space="preserve">-g</w:t>
-      </w:r>
-      <w:r>
-        <w:rPr>
-          <w:rStyle w:val="NormalTok"/>
-        </w:rPr>
-        <w:t xml:space="preserve"> </w:t>
-      </w:r>
-      <w:r>
-        <w:rPr>
-          <w:rStyle w:val="AttributeTok"/>
-        </w:rPr>
-        <w:t xml:space="preserve">-O0</w:t>
-      </w:r>
-      <w:r>
-        <w:rPr>
-          <w:rStyle w:val="NormalTok"/>
-        </w:rPr>
-        <w:t xml:space="preserve"> </w:t>
-      </w:r>
-      <w:r>
-        <w:rPr>
-          <w:rStyle w:val="AttributeTok"/>
-        </w:rPr>
-        <w:t xml:space="preserve">-DTEST</w:t>
-      </w:r>
-      <w:r>
-        <w:rPr>
-          <w:rStyle w:val="NormalTok"/>
-        </w:rPr>
-        <w:t xml:space="preserve"> </w:t>
-      </w:r>
-      <w:r>
-        <w:rPr>
-          <w:rStyle w:val="AttributeTok"/>
-        </w:rPr>
-        <w:t xml:space="preserve">-fprofile-arcs</w:t>
-      </w:r>
-      <w:r>
-        <w:rPr>
-          <w:rStyle w:val="NormalTok"/>
-        </w:rPr>
-        <w:t xml:space="preserve"> </w:t>
-      </w:r>
-      <w:r>
-        <w:rPr>
-          <w:rStyle w:val="AttributeTok"/>
-        </w:rPr>
-        <w:t xml:space="preserve">-ftest-coverage</w:t>
-      </w:r>
-      <w:r>
-        <w:rPr>
-          <w:rStyle w:val="NormalTok"/>
-        </w:rPr>
-        <w:t xml:space="preserve"> </w:t>
-      </w:r>
-      <w:r>
-        <w:rPr>
-          <w:rStyle w:val="AttributeTok"/>
-        </w:rPr>
-        <w:t xml:space="preserve">-c</w:t>
-      </w:r>
-      <w:r>
-        <w:rPr>
-          <w:rStyle w:val="NormalTok"/>
-        </w:rPr>
-        <w:t xml:space="preserve"> tests/harness/unity.c </w:t>
-      </w:r>
-      <w:r>
-        <w:rPr>
-          <w:rStyle w:val="AttributeTok"/>
-        </w:rPr>
-        <w:t xml:space="preserve">-o</w:t>
-      </w:r>
-      <w:r>
-        <w:rPr>
-          <w:rStyle w:val="NormalTok"/>
-        </w:rPr>
-        <w:t xml:space="preserve"> build/tests/harness/unity.c.o</w:t>
-      </w:r>
-      <w:r>
-        <w:br/>
-      </w:r>
-      <w:r>
-        <w:rPr>
-          <w:rStyle w:val="FunctionTok"/>
-        </w:rPr>
-        <w:t xml:space="preserve">mkdir</w:t>
-      </w:r>
-      <w:r>
-        <w:rPr>
-          <w:rStyle w:val="NormalTok"/>
-        </w:rPr>
-        <w:t xml:space="preserve"> </w:t>
-      </w:r>
-      <w:r>
-        <w:rPr>
-          <w:rStyle w:val="AttributeTok"/>
-        </w:rPr>
-        <w:t xml:space="preserve">-p</w:t>
-      </w:r>
-      <w:r>
-        <w:rPr>
-          <w:rStyle w:val="NormalTok"/>
-        </w:rPr>
-        <w:t xml:space="preserve"> build/tests/</w:t>
-      </w:r>
-      <w:r>
-        <w:br/>
-      </w:r>
-      <w:r>
-        <w:rPr>
-          <w:rStyle w:val="FunctionTok"/>
-        </w:rPr>
-        <w:t xml:space="preserve">cc</w:t>
-      </w:r>
-      <w:r>
-        <w:rPr>
-          <w:rStyle w:val="NormalTok"/>
-        </w:rPr>
-        <w:t xml:space="preserve"> </w:t>
-      </w:r>
-      <w:r>
-        <w:rPr>
-          <w:rStyle w:val="AttributeTok"/>
-        </w:rPr>
-        <w:t xml:space="preserve">-g</w:t>
-      </w:r>
-      <w:r>
-        <w:rPr>
-          <w:rStyle w:val="NormalTok"/>
-        </w:rPr>
-        <w:t xml:space="preserve"> </w:t>
-      </w:r>
-      <w:r>
-        <w:rPr>
-          <w:rStyle w:val="AttributeTok"/>
-        </w:rPr>
-        <w:t xml:space="preserve">-O0</w:t>
-      </w:r>
-      <w:r>
-        <w:rPr>
-          <w:rStyle w:val="NormalTok"/>
-        </w:rPr>
-        <w:t xml:space="preserve"> </w:t>
-      </w:r>
-      <w:r>
-        <w:rPr>
-          <w:rStyle w:val="AttributeTok"/>
-        </w:rPr>
-        <w:t xml:space="preserve">-DTEST</w:t>
-      </w:r>
-      <w:r>
-        <w:rPr>
-          <w:rStyle w:val="NormalTok"/>
-        </w:rPr>
-        <w:t xml:space="preserve"> </w:t>
-      </w:r>
-      <w:r>
-        <w:rPr>
-          <w:rStyle w:val="AttributeTok"/>
-        </w:rPr>
-        <w:t xml:space="preserve">-fprofile-arcs</w:t>
-      </w:r>
-      <w:r>
-        <w:rPr>
-          <w:rStyle w:val="NormalTok"/>
-        </w:rPr>
-        <w:t xml:space="preserve"> </w:t>
-      </w:r>
-      <w:r>
-        <w:rPr>
-          <w:rStyle w:val="AttributeTok"/>
-        </w:rPr>
-        <w:t xml:space="preserve">-ftest-coverage</w:t>
-      </w:r>
-      <w:r>
-        <w:rPr>
-          <w:rStyle w:val="NormalTok"/>
-        </w:rPr>
-        <w:t xml:space="preserve"> </w:t>
-      </w:r>
-      <w:r>
-        <w:rPr>
-          <w:rStyle w:val="AttributeTok"/>
-        </w:rPr>
-        <w:t xml:space="preserve">-c</w:t>
-      </w:r>
-      <w:r>
-        <w:rPr>
-          <w:rStyle w:val="NormalTok"/>
-        </w:rPr>
-        <w:t xml:space="preserve"> tests/lab-test.c </w:t>
-      </w:r>
-      <w:r>
-        <w:rPr>
-          <w:rStyle w:val="AttributeTok"/>
-        </w:rPr>
-        <w:t xml:space="preserve">-o</w:t>
-      </w:r>
-      <w:r>
-        <w:rPr>
-          <w:rStyle w:val="NormalTok"/>
-        </w:rPr>
-        <w:t xml:space="preserve"> build/tests/lab-test.c.o</w:t>
-      </w:r>
-      <w:r>
-        <w:br/>
-      </w:r>
-      <w:r>
-        <w:rPr>
-          <w:rStyle w:val="FunctionTok"/>
-        </w:rPr>
-        <w:t xml:space="preserve">cc</w:t>
-      </w:r>
-      <w:r>
-        <w:rPr>
-          <w:rStyle w:val="NormalTok"/>
-        </w:rPr>
-        <w:t xml:space="preserve"> </w:t>
-      </w:r>
-      <w:r>
-        <w:rPr>
-          <w:rStyle w:val="AttributeTok"/>
-        </w:rPr>
-        <w:t xml:space="preserve">-g</w:t>
-      </w:r>
-      <w:r>
-        <w:rPr>
-          <w:rStyle w:val="NormalTok"/>
-        </w:rPr>
-        <w:t xml:space="preserve"> </w:t>
-      </w:r>
-      <w:r>
-        <w:rPr>
-          <w:rStyle w:val="AttributeTok"/>
-        </w:rPr>
-        <w:t xml:space="preserve">-O0</w:t>
-      </w:r>
-      <w:r>
-        <w:rPr>
-          <w:rStyle w:val="NormalTok"/>
-        </w:rPr>
-        <w:t xml:space="preserve"> </w:t>
-      </w:r>
-      <w:r>
-        <w:rPr>
-          <w:rStyle w:val="AttributeTok"/>
-        </w:rPr>
-        <w:t xml:space="preserve">-DTEST</w:t>
-      </w:r>
-      <w:r>
-        <w:rPr>
-          <w:rStyle w:val="NormalTok"/>
-        </w:rPr>
-        <w:t xml:space="preserve"> </w:t>
-      </w:r>
-      <w:r>
-        <w:rPr>
-          <w:rStyle w:val="AttributeTok"/>
-        </w:rPr>
-        <w:t xml:space="preserve">-fprofile-arcs</w:t>
-      </w:r>
-      <w:r>
-        <w:rPr>
-          <w:rStyle w:val="NormalTok"/>
-        </w:rPr>
-        <w:t xml:space="preserve"> </w:t>
-      </w:r>
-      <w:r>
-        <w:rPr>
-          <w:rStyle w:val="AttributeTok"/>
-        </w:rPr>
-        <w:t xml:space="preserve">-ftest-coverage</w:t>
-      </w:r>
-      <w:r>
-        <w:rPr>
-          <w:rStyle w:val="NormalTok"/>
-        </w:rPr>
-        <w:t xml:space="preserve"> build/tests/main.c.o build/tests/lab.c.o build/tests/harness/unity.c.o build/tests/lab-test.c.o </w:t>
-      </w:r>
-      <w:r>
-        <w:rPr>
-          <w:rStyle w:val="AttributeTok"/>
-        </w:rPr>
-        <w:t xml:space="preserve">-o</w:t>
-      </w:r>
-      <w:r>
-        <w:rPr>
-          <w:rStyle w:val="NormalTok"/>
-        </w:rPr>
-        <w:t xml:space="preserve"> build/tests/myapp_t </w:t>
-      </w:r>
-      <w:r>
-        <w:rPr>
-          <w:rStyle w:val="AttributeTok"/>
-        </w:rPr>
-        <w:t xml:space="preserve">-fprofile-arcs</w:t>
-      </w:r>
-      <w:r>
-        <w:rPr>
-          <w:rStyle w:val="NormalTok"/>
-        </w:rPr>
-        <w:t xml:space="preserve"> </w:t>
-      </w:r>
-      <w:r>
-        <w:rPr>
-          <w:rStyle w:val="AttributeTok"/>
-        </w:rPr>
-        <w:t xml:space="preserve">-ftest-coverage</w:t>
-      </w:r>
-      <w:r>
-        <w:br/>
-      </w:r>
-      <w:r>
-        <w:rPr>
-          <w:rStyle w:val="VariableTok"/>
-        </w:rPr>
-        <w:t xml:space="preserve">make</w:t>
-      </w:r>
-      <w:r>
-        <w:rPr>
-          <w:rStyle w:val="OperatorTok"/>
-        </w:rPr>
-        <w:t xml:space="preserve">[</w:t>
-      </w:r>
-      <w:r>
-        <w:rPr>
-          <w:rStyle w:val="DecValTok"/>
-        </w:rPr>
-        <w:t xml:space="preserve">1</w:t>
-      </w:r>
-      <w:r>
-        <w:rPr>
-          <w:rStyle w:val="OperatorTok"/>
-        </w:rPr>
-        <w:t xml:space="preserve">]</w:t>
-      </w:r>
-      <w:r>
-        <w:rPr>
-          <w:rStyle w:val="ExtensionTok"/>
-        </w:rPr>
-        <w:t xml:space="preserve">:</w:t>
-      </w:r>
-      <w:r>
-        <w:rPr>
-          <w:rStyle w:val="NormalTok"/>
-        </w:rPr>
-        <w:t xml:space="preserve"> Leaving directory </w:t>
-      </w:r>
-      <w:r>
-        <w:rPr>
-          <w:rStyle w:val="StringTok"/>
-        </w:rPr>
-        <w:t xml:space="preserve">'/home/PERRYARYEE/Computer-Networks-CS525'</w:t>
-      </w:r>
-      <w:r>
-        <w:br/>
-      </w:r>
-      <w:r>
-        <w:rPr>
-          <w:rStyle w:val="VariableTok"/>
-        </w:rPr>
-        <w:t xml:space="preserve">make</w:t>
-      </w:r>
-      <w:r>
-        <w:rPr>
-          <w:rStyle w:val="OperatorTok"/>
-        </w:rPr>
-        <w:t xml:space="preserve">[</w:t>
-      </w:r>
-      <w:r>
-        <w:rPr>
-          <w:rStyle w:val="DecValTok"/>
-        </w:rPr>
-        <w:t xml:space="preserve">1</w:t>
-      </w:r>
-      <w:r>
-        <w:rPr>
-          <w:rStyle w:val="OperatorTok"/>
-        </w:rPr>
-        <w:t xml:space="preserve">]</w:t>
-      </w:r>
-      <w:r>
-        <w:rPr>
-          <w:rStyle w:val="ExtensionTok"/>
-        </w:rPr>
-        <w:t xml:space="preserve">:</w:t>
-      </w:r>
-      <w:r>
-        <w:rPr>
-          <w:rStyle w:val="NormalTok"/>
-        </w:rPr>
-        <w:t xml:space="preserve"> Entering directory </w:t>
-      </w:r>
-      <w:r>
-        <w:rPr>
-          <w:rStyle w:val="StringTok"/>
-        </w:rPr>
-        <w:t xml:space="preserve">'/home/PERRYARYEE/Computer-Networks-CS525'</w:t>
-      </w:r>
-      <w:r>
-        <w:br/>
-      </w:r>
-      <w:r>
-        <w:rPr>
-          <w:rStyle w:val="FunctionTok"/>
-        </w:rPr>
-        <w:t xml:space="preserve">mkdir</w:t>
-      </w:r>
-      <w:r>
-        <w:rPr>
-          <w:rStyle w:val="NormalTok"/>
-        </w:rPr>
-        <w:t xml:space="preserve"> </w:t>
-      </w:r>
-      <w:r>
-        <w:rPr>
-          <w:rStyle w:val="AttributeTok"/>
-        </w:rPr>
-        <w:t xml:space="preserve">-p</w:t>
-      </w:r>
-      <w:r>
-        <w:rPr>
-          <w:rStyle w:val="NormalTok"/>
-        </w:rPr>
-        <w:t xml:space="preserve"> build/debug-test</w:t>
-      </w:r>
-      <w:r>
-        <w:br/>
-      </w:r>
-      <w:r>
-        <w:rPr>
-          <w:rStyle w:val="FunctionTok"/>
-        </w:rPr>
-        <w:t xml:space="preserve">cc</w:t>
-      </w:r>
-      <w:r>
-        <w:rPr>
-          <w:rStyle w:val="NormalTok"/>
-        </w:rPr>
-        <w:t xml:space="preserve"> </w:t>
-      </w:r>
-      <w:r>
-        <w:rPr>
-          <w:rStyle w:val="AttributeTok"/>
-        </w:rPr>
-        <w:t xml:space="preserve">-g</w:t>
-      </w:r>
-      <w:r>
-        <w:rPr>
-          <w:rStyle w:val="NormalTok"/>
-        </w:rPr>
-        <w:t xml:space="preserve"> </w:t>
-      </w:r>
-      <w:r>
-        <w:rPr>
-          <w:rStyle w:val="AttributeTok"/>
-        </w:rPr>
-        <w:t xml:space="preserve">-O0</w:t>
-      </w:r>
-      <w:r>
-        <w:rPr>
-          <w:rStyle w:val="NormalTok"/>
-        </w:rPr>
-        <w:t xml:space="preserve"> </w:t>
-      </w:r>
-      <w:r>
-        <w:rPr>
-          <w:rStyle w:val="AttributeTok"/>
-        </w:rPr>
-        <w:t xml:space="preserve">-DDEBUG</w:t>
-      </w:r>
-      <w:r>
-        <w:rPr>
-          <w:rStyle w:val="NormalTok"/>
-        </w:rPr>
-        <w:t xml:space="preserve"> </w:t>
-      </w:r>
-      <w:r>
-        <w:rPr>
-          <w:rStyle w:val="AttributeTok"/>
-        </w:rPr>
-        <w:t xml:space="preserve">-DTEST</w:t>
-      </w:r>
-      <w:r>
-        <w:rPr>
-          <w:rStyle w:val="NormalTok"/>
-        </w:rPr>
-        <w:t xml:space="preserve"> </w:t>
-      </w:r>
-      <w:r>
-        <w:rPr>
-          <w:rStyle w:val="AttributeTok"/>
-        </w:rPr>
-        <w:t xml:space="preserve">-fno-omit-frame-pointer</w:t>
-      </w:r>
-      <w:r>
-        <w:rPr>
-          <w:rStyle w:val="NormalTok"/>
-        </w:rPr>
-        <w:t xml:space="preserve"> </w:t>
-      </w:r>
-      <w:r>
-        <w:rPr>
-          <w:rStyle w:val="AttributeTok"/>
-        </w:rPr>
-        <w:t xml:space="preserve">-fsanitize</w:t>
-      </w:r>
-      <w:r>
-        <w:rPr>
-          <w:rStyle w:val="OperatorTok"/>
-        </w:rPr>
-        <w:t xml:space="preserve">=</w:t>
-      </w:r>
-      <w:r>
-        <w:rPr>
-          <w:rStyle w:val="NormalTok"/>
-        </w:rPr>
-        <w:t xml:space="preserve">address </w:t>
-      </w:r>
-      <w:r>
-        <w:rPr>
-          <w:rStyle w:val="AttributeTok"/>
-        </w:rPr>
-        <w:t xml:space="preserve">-c</w:t>
-      </w:r>
-      <w:r>
-        <w:rPr>
-          <w:rStyle w:val="NormalTok"/>
-        </w:rPr>
-        <w:t xml:space="preserve"> src/main.c </w:t>
-      </w:r>
-      <w:r>
-        <w:rPr>
-          <w:rStyle w:val="AttributeTok"/>
-        </w:rPr>
-        <w:t xml:space="preserve">-o</w:t>
-      </w:r>
-      <w:r>
-        <w:rPr>
-          <w:rStyle w:val="NormalTok"/>
-        </w:rPr>
-        <w:t xml:space="preserve"> build/debug-test/main.c.o</w:t>
-      </w:r>
-      <w:r>
-        <w:br/>
-      </w:r>
-      <w:r>
-        <w:rPr>
-          <w:rStyle w:val="FunctionTok"/>
-        </w:rPr>
-        <w:t xml:space="preserve">mkdir</w:t>
-      </w:r>
-      <w:r>
-        <w:rPr>
-          <w:rStyle w:val="NormalTok"/>
-        </w:rPr>
-        <w:t xml:space="preserve"> </w:t>
-      </w:r>
-      <w:r>
-        <w:rPr>
-          <w:rStyle w:val="AttributeTok"/>
-        </w:rPr>
-        <w:t xml:space="preserve">-p</w:t>
-      </w:r>
-      <w:r>
-        <w:rPr>
-          <w:rStyle w:val="NormalTok"/>
-        </w:rPr>
-        <w:t xml:space="preserve"> build/debug-test</w:t>
-      </w:r>
-      <w:r>
-        <w:br/>
-      </w:r>
-      <w:r>
-        <w:rPr>
-          <w:rStyle w:val="FunctionTok"/>
-        </w:rPr>
-        <w:t xml:space="preserve">cc</w:t>
-      </w:r>
-      <w:r>
-        <w:rPr>
-          <w:rStyle w:val="NormalTok"/>
-        </w:rPr>
-        <w:t xml:space="preserve"> </w:t>
-      </w:r>
-      <w:r>
-        <w:rPr>
-          <w:rStyle w:val="AttributeTok"/>
-        </w:rPr>
-        <w:t xml:space="preserve">-g</w:t>
-      </w:r>
-      <w:r>
-        <w:rPr>
-          <w:rStyle w:val="NormalTok"/>
-        </w:rPr>
-        <w:t xml:space="preserve"> </w:t>
-      </w:r>
-      <w:r>
-        <w:rPr>
-          <w:rStyle w:val="AttributeTok"/>
-        </w:rPr>
-        <w:t xml:space="preserve">-O0</w:t>
-      </w:r>
-      <w:r>
-        <w:rPr>
-          <w:rStyle w:val="NormalTok"/>
-        </w:rPr>
-        <w:t xml:space="preserve"> </w:t>
-      </w:r>
-      <w:r>
-        <w:rPr>
-          <w:rStyle w:val="AttributeTok"/>
-        </w:rPr>
-        <w:t xml:space="preserve">-DDEBUG</w:t>
-      </w:r>
-      <w:r>
-        <w:rPr>
-          <w:rStyle w:val="NormalTok"/>
-        </w:rPr>
-        <w:t xml:space="preserve"> </w:t>
-      </w:r>
-      <w:r>
-        <w:rPr>
-          <w:rStyle w:val="AttributeTok"/>
-        </w:rPr>
-        <w:t xml:space="preserve">-DTEST</w:t>
-      </w:r>
-      <w:r>
-        <w:rPr>
-          <w:rStyle w:val="NormalTok"/>
-        </w:rPr>
-        <w:t xml:space="preserve"> </w:t>
-      </w:r>
-      <w:r>
-        <w:rPr>
-          <w:rStyle w:val="AttributeTok"/>
-        </w:rPr>
-        <w:t xml:space="preserve">-fno-omit-frame-pointer</w:t>
-      </w:r>
-      <w:r>
-        <w:rPr>
-          <w:rStyle w:val="NormalTok"/>
-        </w:rPr>
-        <w:t xml:space="preserve"> </w:t>
-      </w:r>
-      <w:r>
-        <w:rPr>
-          <w:rStyle w:val="AttributeTok"/>
-        </w:rPr>
-        <w:t xml:space="preserve">-fsanitize</w:t>
-      </w:r>
-      <w:r>
-        <w:rPr>
-          <w:rStyle w:val="OperatorTok"/>
-        </w:rPr>
-        <w:t xml:space="preserve">=</w:t>
-      </w:r>
-      <w:r>
-        <w:rPr>
-          <w:rStyle w:val="NormalTok"/>
-        </w:rPr>
-        <w:t xml:space="preserve">address </w:t>
-      </w:r>
-      <w:r>
-        <w:rPr>
-          <w:rStyle w:val="AttributeTok"/>
-        </w:rPr>
-        <w:t xml:space="preserve">-c</w:t>
-      </w:r>
-      <w:r>
-        <w:rPr>
-          <w:rStyle w:val="NormalTok"/>
-        </w:rPr>
-        <w:t xml:space="preserve"> src/lab.c </w:t>
-      </w:r>
-      <w:r>
-        <w:rPr>
-          <w:rStyle w:val="AttributeTok"/>
-        </w:rPr>
-        <w:t xml:space="preserve">-o</w:t>
-      </w:r>
-      <w:r>
-        <w:rPr>
-          <w:rStyle w:val="NormalTok"/>
-        </w:rPr>
-        <w:t xml:space="preserve"> build/debug-test/lab.c.o</w:t>
-      </w:r>
-      <w:r>
-        <w:br/>
-      </w:r>
-      <w:r>
-        <w:rPr>
-          <w:rStyle w:val="FunctionTok"/>
-        </w:rPr>
-        <w:t xml:space="preserve">mkdir</w:t>
-      </w:r>
-      <w:r>
-        <w:rPr>
-          <w:rStyle w:val="NormalTok"/>
-        </w:rPr>
-        <w:t xml:space="preserve"> </w:t>
-      </w:r>
-      <w:r>
-        <w:rPr>
-          <w:rStyle w:val="AttributeTok"/>
-        </w:rPr>
-        <w:t xml:space="preserve">-p</w:t>
-      </w:r>
-      <w:r>
-        <w:rPr>
-          <w:rStyle w:val="NormalTok"/>
-        </w:rPr>
-        <w:t xml:space="preserve"> build/debug-test/harness/</w:t>
-      </w:r>
-      <w:r>
-        <w:br/>
-      </w:r>
-      <w:r>
-        <w:rPr>
-          <w:rStyle w:val="FunctionTok"/>
-        </w:rPr>
-        <w:t xml:space="preserve">cc</w:t>
-      </w:r>
-      <w:r>
-        <w:rPr>
-          <w:rStyle w:val="NormalTok"/>
-        </w:rPr>
-        <w:t xml:space="preserve"> </w:t>
-      </w:r>
-      <w:r>
-        <w:rPr>
-          <w:rStyle w:val="AttributeTok"/>
-        </w:rPr>
-        <w:t xml:space="preserve">-g</w:t>
-      </w:r>
-      <w:r>
-        <w:rPr>
-          <w:rStyle w:val="NormalTok"/>
-        </w:rPr>
-        <w:t xml:space="preserve"> </w:t>
-      </w:r>
-      <w:r>
-        <w:rPr>
-          <w:rStyle w:val="AttributeTok"/>
-        </w:rPr>
-        <w:t xml:space="preserve">-O0</w:t>
-      </w:r>
-      <w:r>
-        <w:rPr>
-          <w:rStyle w:val="NormalTok"/>
-        </w:rPr>
-        <w:t xml:space="preserve"> </w:t>
-      </w:r>
-      <w:r>
-        <w:rPr>
-          <w:rStyle w:val="AttributeTok"/>
-        </w:rPr>
-        <w:t xml:space="preserve">-DDEBUG</w:t>
-      </w:r>
-      <w:r>
-        <w:rPr>
-          <w:rStyle w:val="NormalTok"/>
-        </w:rPr>
-        <w:t xml:space="preserve"> </w:t>
-      </w:r>
-      <w:r>
-        <w:rPr>
-          <w:rStyle w:val="AttributeTok"/>
-        </w:rPr>
-        <w:t xml:space="preserve">-DTEST</w:t>
-      </w:r>
-      <w:r>
-        <w:rPr>
-          <w:rStyle w:val="NormalTok"/>
-        </w:rPr>
-        <w:t xml:space="preserve"> </w:t>
-      </w:r>
-      <w:r>
-        <w:rPr>
-          <w:rStyle w:val="AttributeTok"/>
-        </w:rPr>
-        <w:t xml:space="preserve">-fno-omit-frame-pointer</w:t>
-      </w:r>
-      <w:r>
-        <w:rPr>
-          <w:rStyle w:val="NormalTok"/>
-        </w:rPr>
-        <w:t xml:space="preserve"> </w:t>
-      </w:r>
-      <w:r>
-        <w:rPr>
-          <w:rStyle w:val="AttributeTok"/>
-        </w:rPr>
-        <w:t xml:space="preserve">-fsanitize</w:t>
-      </w:r>
-      <w:r>
-        <w:rPr>
-          <w:rStyle w:val="OperatorTok"/>
-        </w:rPr>
-        <w:t xml:space="preserve">=</w:t>
-      </w:r>
-      <w:r>
-        <w:rPr>
-          <w:rStyle w:val="NormalTok"/>
-        </w:rPr>
-        <w:t xml:space="preserve">address </w:t>
-      </w:r>
-      <w:r>
-        <w:rPr>
-          <w:rStyle w:val="AttributeTok"/>
-        </w:rPr>
-        <w:t xml:space="preserve">-c</w:t>
-      </w:r>
-      <w:r>
-        <w:rPr>
-          <w:rStyle w:val="NormalTok"/>
-        </w:rPr>
-        <w:t xml:space="preserve"> tests/harness/unity.c </w:t>
-      </w:r>
-      <w:r>
-        <w:rPr>
-          <w:rStyle w:val="AttributeTok"/>
-        </w:rPr>
-        <w:t xml:space="preserve">-o</w:t>
-      </w:r>
-      <w:r>
-        <w:rPr>
-          <w:rStyle w:val="NormalTok"/>
-        </w:rPr>
-        <w:t xml:space="preserve"> build/debug-test/harness/unity.c.o</w:t>
-      </w:r>
-      <w:r>
-        <w:br/>
-      </w:r>
-      <w:r>
-        <w:rPr>
-          <w:rStyle w:val="FunctionTok"/>
-        </w:rPr>
-        <w:t xml:space="preserve">mkdir</w:t>
-      </w:r>
-      <w:r>
-        <w:rPr>
-          <w:rStyle w:val="NormalTok"/>
-        </w:rPr>
-        <w:t xml:space="preserve"> </w:t>
-      </w:r>
-      <w:r>
-        <w:rPr>
-          <w:rStyle w:val="AttributeTok"/>
-        </w:rPr>
-        <w:t xml:space="preserve">-p</w:t>
-      </w:r>
-      <w:r>
-        <w:rPr>
-          <w:rStyle w:val="NormalTok"/>
-        </w:rPr>
-        <w:t xml:space="preserve"> build/debug-test/</w:t>
-      </w:r>
-      <w:r>
-        <w:br/>
-      </w:r>
-      <w:r>
-        <w:rPr>
-          <w:rStyle w:val="FunctionTok"/>
-        </w:rPr>
-        <w:t xml:space="preserve">cc</w:t>
-      </w:r>
-      <w:r>
-        <w:rPr>
-          <w:rStyle w:val="NormalTok"/>
-        </w:rPr>
-        <w:t xml:space="preserve"> </w:t>
-      </w:r>
-      <w:r>
-        <w:rPr>
-          <w:rStyle w:val="AttributeTok"/>
-        </w:rPr>
-        <w:t xml:space="preserve">-g</w:t>
-      </w:r>
-      <w:r>
-        <w:rPr>
-          <w:rStyle w:val="NormalTok"/>
-        </w:rPr>
-        <w:t xml:space="preserve"> </w:t>
-      </w:r>
-      <w:r>
-        <w:rPr>
-          <w:rStyle w:val="AttributeTok"/>
-        </w:rPr>
-        <w:t xml:space="preserve">-O0</w:t>
-      </w:r>
-      <w:r>
-        <w:rPr>
-          <w:rStyle w:val="NormalTok"/>
-        </w:rPr>
-        <w:t xml:space="preserve"> </w:t>
-      </w:r>
-      <w:r>
-        <w:rPr>
-          <w:rStyle w:val="AttributeTok"/>
-        </w:rPr>
-        <w:t xml:space="preserve">-DDEBUG</w:t>
-      </w:r>
-      <w:r>
-        <w:rPr>
-          <w:rStyle w:val="NormalTok"/>
-        </w:rPr>
-        <w:t xml:space="preserve"> </w:t>
-      </w:r>
-      <w:r>
-        <w:rPr>
-          <w:rStyle w:val="AttributeTok"/>
-        </w:rPr>
-        <w:t xml:space="preserve">-DTEST</w:t>
-      </w:r>
-      <w:r>
-        <w:rPr>
-          <w:rStyle w:val="NormalTok"/>
-        </w:rPr>
-        <w:t xml:space="preserve"> </w:t>
-      </w:r>
-      <w:r>
-        <w:rPr>
-          <w:rStyle w:val="AttributeTok"/>
-        </w:rPr>
-        <w:t xml:space="preserve">-fno-omit-frame-pointer</w:t>
-      </w:r>
-      <w:r>
-        <w:rPr>
-          <w:rStyle w:val="NormalTok"/>
-        </w:rPr>
-        <w:t xml:space="preserve"> </w:t>
-      </w:r>
-      <w:r>
-        <w:rPr>
-          <w:rStyle w:val="AttributeTok"/>
-        </w:rPr>
-        <w:t xml:space="preserve">-fsanitize</w:t>
-      </w:r>
-      <w:r>
-        <w:rPr>
-          <w:rStyle w:val="OperatorTok"/>
-        </w:rPr>
-        <w:t xml:space="preserve">=</w:t>
-      </w:r>
-      <w:r>
-        <w:rPr>
-          <w:rStyle w:val="NormalTok"/>
-        </w:rPr>
-        <w:t xml:space="preserve">address </w:t>
-      </w:r>
-      <w:r>
-        <w:rPr>
-          <w:rStyle w:val="AttributeTok"/>
-        </w:rPr>
-        <w:t xml:space="preserve">-c</w:t>
-      </w:r>
-      <w:r>
-        <w:rPr>
-          <w:rStyle w:val="NormalTok"/>
-        </w:rPr>
-        <w:t xml:space="preserve"> tests/lab-test.c </w:t>
-      </w:r>
-      <w:r>
-        <w:rPr>
-          <w:rStyle w:val="AttributeTok"/>
-        </w:rPr>
-        <w:t xml:space="preserve">-o</w:t>
-      </w:r>
-      <w:r>
-        <w:rPr>
-          <w:rStyle w:val="NormalTok"/>
-        </w:rPr>
-        <w:t xml:space="preserve"> build/debug-test/lab-test.c.o</w:t>
-      </w:r>
-      <w:r>
-        <w:br/>
-      </w:r>
-      <w:r>
-        <w:rPr>
-          <w:rStyle w:val="FunctionTok"/>
-        </w:rPr>
-        <w:t xml:space="preserve">cc</w:t>
-      </w:r>
-      <w:r>
-        <w:rPr>
-          <w:rStyle w:val="NormalTok"/>
-        </w:rPr>
-        <w:t xml:space="preserve"> </w:t>
-      </w:r>
-      <w:r>
-        <w:rPr>
-          <w:rStyle w:val="AttributeTok"/>
-        </w:rPr>
-        <w:t xml:space="preserve">-g</w:t>
-      </w:r>
-      <w:r>
-        <w:rPr>
-          <w:rStyle w:val="NormalTok"/>
-        </w:rPr>
-        <w:t xml:space="preserve"> </w:t>
-      </w:r>
-      <w:r>
-        <w:rPr>
-          <w:rStyle w:val="AttributeTok"/>
-        </w:rPr>
-        <w:t xml:space="preserve">-O0</w:t>
-      </w:r>
-      <w:r>
-        <w:rPr>
-          <w:rStyle w:val="NormalTok"/>
-        </w:rPr>
-        <w:t xml:space="preserve"> </w:t>
-      </w:r>
-      <w:r>
-        <w:rPr>
-          <w:rStyle w:val="AttributeTok"/>
-        </w:rPr>
-        <w:t xml:space="preserve">-DDEBUG</w:t>
-      </w:r>
-      <w:r>
-        <w:rPr>
-          <w:rStyle w:val="NormalTok"/>
-        </w:rPr>
-        <w:t xml:space="preserve"> </w:t>
-      </w:r>
-      <w:r>
-        <w:rPr>
-          <w:rStyle w:val="AttributeTok"/>
-        </w:rPr>
-        <w:t xml:space="preserve">-DTEST</w:t>
-      </w:r>
-      <w:r>
-        <w:rPr>
-          <w:rStyle w:val="NormalTok"/>
-        </w:rPr>
-        <w:t xml:space="preserve"> </w:t>
-      </w:r>
-      <w:r>
-        <w:rPr>
-          <w:rStyle w:val="AttributeTok"/>
-        </w:rPr>
-        <w:t xml:space="preserve">-fno-omit-frame-pointer</w:t>
-      </w:r>
-      <w:r>
-        <w:rPr>
-          <w:rStyle w:val="NormalTok"/>
-        </w:rPr>
-        <w:t xml:space="preserve"> </w:t>
-      </w:r>
-      <w:r>
-        <w:rPr>
-          <w:rStyle w:val="AttributeTok"/>
-        </w:rPr>
-        <w:t xml:space="preserve">-fsanitize</w:t>
-      </w:r>
-      <w:r>
-        <w:rPr>
-          <w:rStyle w:val="OperatorTok"/>
-        </w:rPr>
-        <w:t xml:space="preserve">=</w:t>
-      </w:r>
-      <w:r>
-        <w:rPr>
-          <w:rStyle w:val="NormalTok"/>
-        </w:rPr>
-        <w:t xml:space="preserve">address build/debug-test/main.c.o build/debug-test/lab.c.o build/debug-test/harness/unity.c.o build/debug-test/lab-test.c.o </w:t>
+        <w:t xml:space="preserve">address build/debug-test/lab.c.o build/debug-test/main.c.o build/debug-test/harness/unity.c.o build/debug-test/lab-test.c.o </w:t>
       </w:r>
       <w:r>
         <w:rPr>
@@ -5767,7 +5767,16 @@
         <w:rPr>
           <w:rStyle w:val="CommentTok"/>
         </w:rPr>
-        <w:t xml:space="preserve">/** * </w:t>
+        <w:t xml:space="preserve">/** </w:t>
+      </w:r>
+      <w:r>
+        <w:br/>
+      </w:r>
+      <w:r>
+        <w:rPr>
+          <w:rStyle w:val="CommentTok"/>
+        </w:rPr>
+        <w:t xml:space="preserve"> * </w:t>
       </w:r>
       <w:r>
         <w:rPr>
@@ -6508,79 +6517,16 @@
         <w:rPr>
           <w:rStyle w:val="CommentTok"/>
         </w:rPr>
-        <w:t xml:space="preserve">/**</w:t>
-      </w:r>
-      <w:r>
-        <w:br/>
-      </w:r>
-      <w:r>
-        <w:rPr>
-          <w:rStyle w:val="CommentTok"/>
-        </w:rPr>
-        <w:t xml:space="preserve"> * </w:t>
-      </w:r>
-      <w:r>
-        <w:rPr>
-          <w:rStyle w:val="AnnotationTok"/>
-        </w:rPr>
-        <w:t xml:space="preserve">@brief</w:t>
-      </w:r>
-      <w:r>
-        <w:rPr>
-          <w:rStyle w:val="CommentTok"/>
-        </w:rPr>
-        <w:t xml:space="preserve"> Documents AI assistance used during Task 4.</w:t>
-      </w:r>
-      <w:r>
-        <w:br/>
-      </w:r>
-      <w:r>
-        <w:rPr>
-          <w:rStyle w:val="CommentTok"/>
-        </w:rPr>
-        <w:t xml:space="preserve"> *</w:t>
-      </w:r>
-      <w:r>
-        <w:br/>
-      </w:r>
-      <w:r>
-        <w:rPr>
-          <w:rStyle w:val="CommentTok"/>
-        </w:rPr>
-        <w:t xml:space="preserve"> * </w:t>
-      </w:r>
-      <w:r>
-        <w:rPr>
-          <w:rStyle w:val="InformationTok"/>
-        </w:rPr>
-        <w:t xml:space="preserve">@note</w:t>
-      </w:r>
-      <w:r>
-        <w:rPr>
-          <w:rStyle w:val="CommentTok"/>
-        </w:rPr>
-        <w:t xml:space="preserve"> AI usage: ChatGPT assisted with understanding the memory leaks required by Task 4.</w:t>
-      </w:r>
-      <w:r>
-        <w:br/>
-      </w:r>
-      <w:r>
-        <w:rPr>
-          <w:rStyle w:val="CommentTok"/>
-        </w:rPr>
-        <w:t xml:space="preserve"> * </w:t>
-      </w:r>
-      <w:r>
-        <w:br/>
-      </w:r>
-      <w:r>
-        <w:rPr>
-          <w:rStyle w:val="CommentTok"/>
-        </w:rPr>
-        <w:t xml:space="preserve"> */</w:t>
-      </w:r>
-      <w:r>
-        <w:br/>
+        <w:t xml:space="preserve">// ChatGPT assisted with understanding the memory leaks required by Task 4.</w:t>
+      </w:r>
+      <w:r>
+        <w:br/>
+      </w:r>
+      <w:r>
+        <w:rPr>
+          <w:rStyle w:val="NormalTok"/>
+        </w:rPr>
+        <w:t xml:space="preserve"> </w:t>
       </w:r>
       <w:r>
         <w:br/>
@@ -8259,7 +8205,7 @@
         <w:pStyle w:val="FirstParagraph"/>
       </w:pPr>
       <w:r>
-        <w:t xml:space="preserve">Report generated on 08/31/2026 at 09:41:14</w:t>
+        <w:t xml:space="preserve">Report generated on 08/31/2026 at 09:59:22</w:t>
       </w:r>
     </w:p>
     <w:p>
@@ -8284,7 +8230,7 @@
         <w:pStyle w:val="FirstParagraph"/>
       </w:pPr>
       <w:r>
-        <w:t xml:space="preserve">SHA-256 Hash of the report: add3adfcc739942e07f5f9031ec784055feabc65d581fc2cdd322ed5fca70514</w:t>
+        <w:t xml:space="preserve">SHA-256 Hash of the report: 6665854597c2ff4084c9f48258a3064df27411ebe1658ff461596b2ae7033e33</w:t>
       </w:r>
     </w:p>
     <w:p>

--- a/submission-report.docx
+++ b/submission-report.docx
@@ -19,7 +19,7 @@
         </w:numPr>
       </w:pPr>
       <w:r>
-        <w:t xml:space="preserve">Submission generated at 08/31/2026 at 09:59:20</w:t>
+        <w:t xml:space="preserve">Submission generated at 08/31/2026 at 10:09:13</w:t>
       </w:r>
     </w:p>
     <w:p>
@@ -6226,7 +6226,7 @@
         <w:rPr>
           <w:rStyle w:val="CommentTok"/>
         </w:rPr>
-        <w:t xml:space="preserve"> Returns an intentionally incorrect sum of two integers.</w:t>
+        <w:t xml:space="preserve"> Calculates the sum of two integers.</w:t>
       </w:r>
       <w:r>
         <w:br/>
@@ -6244,6 +6244,33 @@
         <w:rPr>
           <w:rStyle w:val="CommentTok"/>
         </w:rPr>
+        <w:t xml:space="preserve"> * This function started as the intentionally incorrect function (1 was added to the result to give a wrong answer)</w:t>
+      </w:r>
+      <w:r>
+        <w:br/>
+      </w:r>
+      <w:r>
+        <w:rPr>
+          <w:rStyle w:val="CommentTok"/>
+        </w:rPr>
+        <w:t xml:space="preserve"> * used during the debugging exercise and was corrected for the final submission.</w:t>
+      </w:r>
+      <w:r>
+        <w:br/>
+      </w:r>
+      <w:r>
+        <w:rPr>
+          <w:rStyle w:val="CommentTok"/>
+        </w:rPr>
+        <w:t xml:space="preserve"> *</w:t>
+      </w:r>
+      <w:r>
+        <w:br/>
+      </w:r>
+      <w:r>
+        <w:rPr>
+          <w:rStyle w:val="CommentTok"/>
+        </w:rPr>
         <w:t xml:space="preserve"> * </w:t>
       </w:r>
       <w:r>
@@ -6322,7 +6349,16 @@
         <w:rPr>
           <w:rStyle w:val="CommentTok"/>
         </w:rPr>
-        <w:t xml:space="preserve"> An intentionally incorrect sum.</w:t>
+        <w:t xml:space="preserve"> The sum of first and second.</w:t>
+      </w:r>
+      <w:r>
+        <w:br/>
+      </w:r>
+      <w:r>
+        <w:rPr>
+          <w:rStyle w:val="CommentTok"/>
+        </w:rPr>
+        <w:t xml:space="preserve"> *</w:t>
       </w:r>
       <w:r>
         <w:br/>
@@ -8205,7 +8241,7 @@
         <w:pStyle w:val="FirstParagraph"/>
       </w:pPr>
       <w:r>
-        <w:t xml:space="preserve">Report generated on 08/31/2026 at 09:59:22</w:t>
+        <w:t xml:space="preserve">Report generated on 08/31/2026 at 10:09:16</w:t>
       </w:r>
     </w:p>
     <w:p>
@@ -8230,7 +8266,7 @@
         <w:pStyle w:val="FirstParagraph"/>
       </w:pPr>
       <w:r>
-        <w:t xml:space="preserve">SHA-256 Hash of the report: 6665854597c2ff4084c9f48258a3064df27411ebe1658ff461596b2ae7033e33</w:t>
+        <w:t xml:space="preserve">SHA-256 Hash of the report: e518f103358464b7f8046040a4f8e5091b4f05953986896babf769d1aab4830f</w:t>
       </w:r>
     </w:p>
     <w:p>

--- a/submission-report.docx
+++ b/submission-report.docx
@@ -19,7 +19,7 @@
         </w:numPr>
       </w:pPr>
       <w:r>
-        <w:t xml:space="preserve">Submission generated at 08/31/2026 at 10:09:13</w:t>
+        <w:t xml:space="preserve">Submission generated at 08/31/2026 at 16:13:23</w:t>
       </w:r>
     </w:p>
     <w:p>
@@ -30,7 +30,7 @@
         </w:numPr>
       </w:pPr>
       <w:r>
-        <w:t xml:space="preserve">Machine info: Linux onyx.boisestate.edu 5.14.0-687.12.1.el9_8.x86_64 #1 SMP PREEMPT_DYNAMIC Mon May 25 06:29:57 EDT 2026 x86_64 x86_64 x86_64 GNU/Linux</w:t>
+        <w:t xml:space="preserve">Machine info: Linux runnervmgx7h7 6.17.0-1022-azure #22-Ubuntu SMP Mon Jul 27 17:24:03 UTC 2026 x86_64 x86_64 x86_64 GNU/Linux</w:t>
       </w:r>
     </w:p>
     <w:bookmarkStart w:id="20" w:name="note-to-students"/>
@@ -113,7 +113,7 @@
       </w:r>
     </w:p>
     <w:bookmarkEnd w:id="24"/>
-    <w:bookmarkStart w:id="38" w:name="p0---compile-test-debug"/>
+    <w:bookmarkStart w:id="39" w:name="p0---compile-test-debug"/>
     <w:p>
       <w:pPr>
         <w:pStyle w:val="Heading1"/>
@@ -124,11 +124,11 @@
     </w:p>
     <w:p>
       <w:pPr>
+        <w:pStyle w:val="Compact"/>
         <w:numPr>
           <w:ilvl w:val="0"/>
           <w:numId w:val="1002"/>
         </w:numPr>
-        <w:pStyle w:val="Compact"/>
       </w:pPr>
       <w:r>
         <w:t xml:space="preserve">Name: Pierre Aryee</w:t>
@@ -136,11 +136,11 @@
     </w:p>
     <w:p>
       <w:pPr>
+        <w:pStyle w:val="Compact"/>
         <w:numPr>
           <w:ilvl w:val="0"/>
           <w:numId w:val="1002"/>
         </w:numPr>
-        <w:pStyle w:val="Compact"/>
       </w:pPr>
       <w:r>
         <w:t xml:space="preserve">Email: perryaryee@u.boisestate.edu</w:t>
@@ -148,11 +148,11 @@
     </w:p>
     <w:p>
       <w:pPr>
+        <w:pStyle w:val="Compact"/>
         <w:numPr>
           <w:ilvl w:val="0"/>
           <w:numId w:val="1002"/>
         </w:numPr>
-        <w:pStyle w:val="Compact"/>
       </w:pPr>
       <w:r>
         <w:t xml:space="preserve">Class: CS525-001</w:t>
@@ -306,7 +306,7 @@
         <w:rPr>
           <w:rStyle w:val="StringTok"/>
         </w:rPr>
-        <w:t xml:space="preserve">'/home/PERRYARYEE/Computer-Networks-CS525'</w:t>
+        <w:t xml:space="preserve">'/home/runner/work/Computer-Networks-CS525/Computer-Networks-CS525'</w:t>
       </w:r>
       <w:r>
         <w:br/>
@@ -426,6 +426,138 @@
         <w:rPr>
           <w:rStyle w:val="NormalTok"/>
         </w:rPr>
+        <w:t xml:space="preserve"> src/main.c </w:t>
+      </w:r>
+      <w:r>
+        <w:rPr>
+          <w:rStyle w:val="AttributeTok"/>
+        </w:rPr>
+        <w:t xml:space="preserve">-o</w:t>
+      </w:r>
+      <w:r>
+        <w:rPr>
+          <w:rStyle w:val="NormalTok"/>
+        </w:rPr>
+        <w:t xml:space="preserve"> build/debug/main.c.o</w:t>
+      </w:r>
+      <w:r>
+        <w:br/>
+      </w:r>
+      <w:r>
+        <w:rPr>
+          <w:rStyle w:val="FunctionTok"/>
+        </w:rPr>
+        <w:t xml:space="preserve">mkdir</w:t>
+      </w:r>
+      <w:r>
+        <w:rPr>
+          <w:rStyle w:val="NormalTok"/>
+        </w:rPr>
+        <w:t xml:space="preserve"> </w:t>
+      </w:r>
+      <w:r>
+        <w:rPr>
+          <w:rStyle w:val="AttributeTok"/>
+        </w:rPr>
+        <w:t xml:space="preserve">-p</w:t>
+      </w:r>
+      <w:r>
+        <w:rPr>
+          <w:rStyle w:val="NormalTok"/>
+        </w:rPr>
+        <w:t xml:space="preserve"> build/debug</w:t>
+      </w:r>
+      <w:r>
+        <w:br/>
+      </w:r>
+      <w:r>
+        <w:rPr>
+          <w:rStyle w:val="FunctionTok"/>
+        </w:rPr>
+        <w:t xml:space="preserve">cc</w:t>
+      </w:r>
+      <w:r>
+        <w:rPr>
+          <w:rStyle w:val="NormalTok"/>
+        </w:rPr>
+        <w:t xml:space="preserve"> </w:t>
+      </w:r>
+      <w:r>
+        <w:rPr>
+          <w:rStyle w:val="AttributeTok"/>
+        </w:rPr>
+        <w:t xml:space="preserve">-g</w:t>
+      </w:r>
+      <w:r>
+        <w:rPr>
+          <w:rStyle w:val="NormalTok"/>
+        </w:rPr>
+        <w:t xml:space="preserve"> </w:t>
+      </w:r>
+      <w:r>
+        <w:rPr>
+          <w:rStyle w:val="AttributeTok"/>
+        </w:rPr>
+        <w:t xml:space="preserve">-O0</w:t>
+      </w:r>
+      <w:r>
+        <w:rPr>
+          <w:rStyle w:val="NormalTok"/>
+        </w:rPr>
+        <w:t xml:space="preserve"> </w:t>
+      </w:r>
+      <w:r>
+        <w:rPr>
+          <w:rStyle w:val="AttributeTok"/>
+        </w:rPr>
+        <w:t xml:space="preserve">-DDEBUG</w:t>
+      </w:r>
+      <w:r>
+        <w:rPr>
+          <w:rStyle w:val="NormalTok"/>
+        </w:rPr>
+        <w:t xml:space="preserve"> </w:t>
+      </w:r>
+      <w:r>
+        <w:rPr>
+          <w:rStyle w:val="AttributeTok"/>
+        </w:rPr>
+        <w:t xml:space="preserve">-fno-omit-frame-pointer</w:t>
+      </w:r>
+      <w:r>
+        <w:rPr>
+          <w:rStyle w:val="NormalTok"/>
+        </w:rPr>
+        <w:t xml:space="preserve"> </w:t>
+      </w:r>
+      <w:r>
+        <w:rPr>
+          <w:rStyle w:val="AttributeTok"/>
+        </w:rPr>
+        <w:t xml:space="preserve">-fsanitize</w:t>
+      </w:r>
+      <w:r>
+        <w:rPr>
+          <w:rStyle w:val="OperatorTok"/>
+        </w:rPr>
+        <w:t xml:space="preserve">=</w:t>
+      </w:r>
+      <w:r>
+        <w:rPr>
+          <w:rStyle w:val="NormalTok"/>
+        </w:rPr>
+        <w:t xml:space="preserve">address </w:t>
+      </w:r>
+      <w:r>
+        <w:rPr>
+          <w:rStyle w:val="AttributeTok"/>
+        </w:rPr>
+        <w:t xml:space="preserve">-c</w:t>
+      </w:r>
+      <w:r>
+        <w:rPr>
+          <w:rStyle w:val="NormalTok"/>
+        </w:rPr>
         <w:t xml:space="preserve"> src/lab.c </w:t>
       </w:r>
       <w:r>
@@ -447,6 +579,207 @@
         <w:rPr>
           <w:rStyle w:val="FunctionTok"/>
         </w:rPr>
+        <w:t xml:space="preserve">cc</w:t>
+      </w:r>
+      <w:r>
+        <w:rPr>
+          <w:rStyle w:val="NormalTok"/>
+        </w:rPr>
+        <w:t xml:space="preserve"> </w:t>
+      </w:r>
+      <w:r>
+        <w:rPr>
+          <w:rStyle w:val="AttributeTok"/>
+        </w:rPr>
+        <w:t xml:space="preserve">-g</w:t>
+      </w:r>
+      <w:r>
+        <w:rPr>
+          <w:rStyle w:val="NormalTok"/>
+        </w:rPr>
+        <w:t xml:space="preserve"> </w:t>
+      </w:r>
+      <w:r>
+        <w:rPr>
+          <w:rStyle w:val="AttributeTok"/>
+        </w:rPr>
+        <w:t xml:space="preserve">-O0</w:t>
+      </w:r>
+      <w:r>
+        <w:rPr>
+          <w:rStyle w:val="NormalTok"/>
+        </w:rPr>
+        <w:t xml:space="preserve"> </w:t>
+      </w:r>
+      <w:r>
+        <w:rPr>
+          <w:rStyle w:val="AttributeTok"/>
+        </w:rPr>
+        <w:t xml:space="preserve">-DDEBUG</w:t>
+      </w:r>
+      <w:r>
+        <w:rPr>
+          <w:rStyle w:val="NormalTok"/>
+        </w:rPr>
+        <w:t xml:space="preserve"> </w:t>
+      </w:r>
+      <w:r>
+        <w:rPr>
+          <w:rStyle w:val="AttributeTok"/>
+        </w:rPr>
+        <w:t xml:space="preserve">-fno-omit-frame-pointer</w:t>
+      </w:r>
+      <w:r>
+        <w:rPr>
+          <w:rStyle w:val="NormalTok"/>
+        </w:rPr>
+        <w:t xml:space="preserve"> </w:t>
+      </w:r>
+      <w:r>
+        <w:rPr>
+          <w:rStyle w:val="AttributeTok"/>
+        </w:rPr>
+        <w:t xml:space="preserve">-fsanitize</w:t>
+      </w:r>
+      <w:r>
+        <w:rPr>
+          <w:rStyle w:val="OperatorTok"/>
+        </w:rPr>
+        <w:t xml:space="preserve">=</w:t>
+      </w:r>
+      <w:r>
+        <w:rPr>
+          <w:rStyle w:val="NormalTok"/>
+        </w:rPr>
+        <w:t xml:space="preserve">address build/debug/main.c.o build/debug/lab.c.o </w:t>
+      </w:r>
+      <w:r>
+        <w:rPr>
+          <w:rStyle w:val="AttributeTok"/>
+        </w:rPr>
+        <w:t xml:space="preserve">-o</w:t>
+      </w:r>
+      <w:r>
+        <w:rPr>
+          <w:rStyle w:val="NormalTok"/>
+        </w:rPr>
+        <w:t xml:space="preserve"> build/debug/myapp_d </w:t>
+      </w:r>
+      <w:r>
+        <w:rPr>
+          <w:rStyle w:val="AttributeTok"/>
+        </w:rPr>
+        <w:t xml:space="preserve">-fsanitize</w:t>
+      </w:r>
+      <w:r>
+        <w:rPr>
+          <w:rStyle w:val="OperatorTok"/>
+        </w:rPr>
+        <w:t xml:space="preserve">=</w:t>
+      </w:r>
+      <w:r>
+        <w:rPr>
+          <w:rStyle w:val="NormalTok"/>
+        </w:rPr>
+        <w:t xml:space="preserve">address</w:t>
+      </w:r>
+      <w:r>
+        <w:br/>
+      </w:r>
+      <w:r>
+        <w:rPr>
+          <w:rStyle w:val="VariableTok"/>
+        </w:rPr>
+        <w:t xml:space="preserve">make</w:t>
+      </w:r>
+      <w:r>
+        <w:rPr>
+          <w:rStyle w:val="OperatorTok"/>
+        </w:rPr>
+        <w:t xml:space="preserve">[</w:t>
+      </w:r>
+      <w:r>
+        <w:rPr>
+          <w:rStyle w:val="DecValTok"/>
+        </w:rPr>
+        <w:t xml:space="preserve">1</w:t>
+      </w:r>
+      <w:r>
+        <w:rPr>
+          <w:rStyle w:val="OperatorTok"/>
+        </w:rPr>
+        <w:t xml:space="preserve">]</w:t>
+      </w:r>
+      <w:r>
+        <w:rPr>
+          <w:rStyle w:val="ExtensionTok"/>
+        </w:rPr>
+        <w:t xml:space="preserve">:</w:t>
+      </w:r>
+      <w:r>
+        <w:rPr>
+          <w:rStyle w:val="NormalTok"/>
+        </w:rPr>
+        <w:t xml:space="preserve"> Leaving directory </w:t>
+      </w:r>
+      <w:r>
+        <w:rPr>
+          <w:rStyle w:val="StringTok"/>
+        </w:rPr>
+        <w:t xml:space="preserve">'/home/runner/work/Computer-Networks-CS525/Computer-Networks-CS525'</w:t>
+      </w:r>
+      <w:r>
+        <w:br/>
+      </w:r>
+      <w:r>
+        <w:rPr>
+          <w:rStyle w:val="VariableTok"/>
+        </w:rPr>
+        <w:t xml:space="preserve">make</w:t>
+      </w:r>
+      <w:r>
+        <w:rPr>
+          <w:rStyle w:val="OperatorTok"/>
+        </w:rPr>
+        <w:t xml:space="preserve">[</w:t>
+      </w:r>
+      <w:r>
+        <w:rPr>
+          <w:rStyle w:val="DecValTok"/>
+        </w:rPr>
+        <w:t xml:space="preserve">1</w:t>
+      </w:r>
+      <w:r>
+        <w:rPr>
+          <w:rStyle w:val="OperatorTok"/>
+        </w:rPr>
+        <w:t xml:space="preserve">]</w:t>
+      </w:r>
+      <w:r>
+        <w:rPr>
+          <w:rStyle w:val="ExtensionTok"/>
+        </w:rPr>
+        <w:t xml:space="preserve">:</w:t>
+      </w:r>
+      <w:r>
+        <w:rPr>
+          <w:rStyle w:val="NormalTok"/>
+        </w:rPr>
+        <w:t xml:space="preserve"> Entering directory </w:t>
+      </w:r>
+      <w:r>
+        <w:rPr>
+          <w:rStyle w:val="StringTok"/>
+        </w:rPr>
+        <w:t xml:space="preserve">'/home/runner/work/Computer-Networks-CS525/Computer-Networks-CS525'</w:t>
+      </w:r>
+      <w:r>
+        <w:br/>
+      </w:r>
+      <w:r>
+        <w:rPr>
+          <w:rStyle w:val="FunctionTok"/>
+        </w:rPr>
         <w:t xml:space="preserve">mkdir</w:t>
       </w:r>
       <w:r>
@@ -465,7 +798,7 @@
         <w:rPr>
           <w:rStyle w:val="NormalTok"/>
         </w:rPr>
-        <w:t xml:space="preserve"> build/debug</w:t>
+        <w:t xml:space="preserve"> build/release</w:t>
       </w:r>
       <w:r>
         <w:br/>
@@ -486,6 +819,921 @@
         <w:rPr>
           <w:rStyle w:val="AttributeTok"/>
         </w:rPr>
+        <w:t xml:space="preserve">-Wall</w:t>
+      </w:r>
+      <w:r>
+        <w:rPr>
+          <w:rStyle w:val="NormalTok"/>
+        </w:rPr>
+        <w:t xml:space="preserve"> </w:t>
+      </w:r>
+      <w:r>
+        <w:rPr>
+          <w:rStyle w:val="AttributeTok"/>
+        </w:rPr>
+        <w:t xml:space="preserve">-Wextra</w:t>
+      </w:r>
+      <w:r>
+        <w:rPr>
+          <w:rStyle w:val="NormalTok"/>
+        </w:rPr>
+        <w:t xml:space="preserve"> </w:t>
+      </w:r>
+      <w:r>
+        <w:rPr>
+          <w:rStyle w:val="AttributeTok"/>
+        </w:rPr>
+        <w:t xml:space="preserve">-O2</w:t>
+      </w:r>
+      <w:r>
+        <w:rPr>
+          <w:rStyle w:val="NormalTok"/>
+        </w:rPr>
+        <w:t xml:space="preserve"> </w:t>
+      </w:r>
+      <w:r>
+        <w:rPr>
+          <w:rStyle w:val="AttributeTok"/>
+        </w:rPr>
+        <w:t xml:space="preserve">-fPIE</w:t>
+      </w:r>
+      <w:r>
+        <w:rPr>
+          <w:rStyle w:val="NormalTok"/>
+        </w:rPr>
+        <w:t xml:space="preserve"> </w:t>
+      </w:r>
+      <w:r>
+        <w:rPr>
+          <w:rStyle w:val="AttributeTok"/>
+        </w:rPr>
+        <w:t xml:space="preserve">-MMD</w:t>
+      </w:r>
+      <w:r>
+        <w:rPr>
+          <w:rStyle w:val="NormalTok"/>
+        </w:rPr>
+        <w:t xml:space="preserve"> </w:t>
+      </w:r>
+      <w:r>
+        <w:rPr>
+          <w:rStyle w:val="AttributeTok"/>
+        </w:rPr>
+        <w:t xml:space="preserve">-MP</w:t>
+      </w:r>
+      <w:r>
+        <w:rPr>
+          <w:rStyle w:val="NormalTok"/>
+        </w:rPr>
+        <w:t xml:space="preserve"> </w:t>
+      </w:r>
+      <w:r>
+        <w:rPr>
+          <w:rStyle w:val="AttributeTok"/>
+        </w:rPr>
+        <w:t xml:space="preserve">-Wformat</w:t>
+      </w:r>
+      <w:r>
+        <w:rPr>
+          <w:rStyle w:val="NormalTok"/>
+        </w:rPr>
+        <w:t xml:space="preserve"> </w:t>
+      </w:r>
+      <w:r>
+        <w:rPr>
+          <w:rStyle w:val="AttributeTok"/>
+        </w:rPr>
+        <w:t xml:space="preserve">-Wformat</w:t>
+      </w:r>
+      <w:r>
+        <w:rPr>
+          <w:rStyle w:val="OperatorTok"/>
+        </w:rPr>
+        <w:t xml:space="preserve">=</w:t>
+      </w:r>
+      <w:r>
+        <w:rPr>
+          <w:rStyle w:val="NormalTok"/>
+        </w:rPr>
+        <w:t xml:space="preserve">2 </w:t>
+      </w:r>
+      <w:r>
+        <w:rPr>
+          <w:rStyle w:val="AttributeTok"/>
+        </w:rPr>
+        <w:t xml:space="preserve">-Wconversion</w:t>
+      </w:r>
+      <w:r>
+        <w:rPr>
+          <w:rStyle w:val="NormalTok"/>
+        </w:rPr>
+        <w:t xml:space="preserve"> </w:t>
+      </w:r>
+      <w:r>
+        <w:rPr>
+          <w:rStyle w:val="AttributeTok"/>
+        </w:rPr>
+        <w:t xml:space="preserve">-Wsign-conversion</w:t>
+      </w:r>
+      <w:r>
+        <w:rPr>
+          <w:rStyle w:val="NormalTok"/>
+        </w:rPr>
+        <w:t xml:space="preserve"> </w:t>
+      </w:r>
+      <w:r>
+        <w:rPr>
+          <w:rStyle w:val="AttributeTok"/>
+        </w:rPr>
+        <w:t xml:space="preserve">-Wimplicit-fallthrough</w:t>
+      </w:r>
+      <w:r>
+        <w:rPr>
+          <w:rStyle w:val="NormalTok"/>
+        </w:rPr>
+        <w:t xml:space="preserve"> </w:t>
+      </w:r>
+      <w:r>
+        <w:rPr>
+          <w:rStyle w:val="AttributeTok"/>
+        </w:rPr>
+        <w:t xml:space="preserve">-fstack-protector-strong</w:t>
+      </w:r>
+      <w:r>
+        <w:rPr>
+          <w:rStyle w:val="NormalTok"/>
+        </w:rPr>
+        <w:t xml:space="preserve"> </w:t>
+      </w:r>
+      <w:r>
+        <w:rPr>
+          <w:rStyle w:val="AttributeTok"/>
+        </w:rPr>
+        <w:t xml:space="preserve">-Werror</w:t>
+      </w:r>
+      <w:r>
+        <w:rPr>
+          <w:rStyle w:val="OperatorTok"/>
+        </w:rPr>
+        <w:t xml:space="preserve">=</w:t>
+      </w:r>
+      <w:r>
+        <w:rPr>
+          <w:rStyle w:val="NormalTok"/>
+        </w:rPr>
+        <w:t xml:space="preserve">format-security </w:t>
+      </w:r>
+      <w:r>
+        <w:rPr>
+          <w:rStyle w:val="AttributeTok"/>
+        </w:rPr>
+        <w:t xml:space="preserve">-Werror</w:t>
+      </w:r>
+      <w:r>
+        <w:rPr>
+          <w:rStyle w:val="OperatorTok"/>
+        </w:rPr>
+        <w:t xml:space="preserve">=</w:t>
+      </w:r>
+      <w:r>
+        <w:rPr>
+          <w:rStyle w:val="NormalTok"/>
+        </w:rPr>
+        <w:t xml:space="preserve">implicit </w:t>
+      </w:r>
+      <w:r>
+        <w:rPr>
+          <w:rStyle w:val="AttributeTok"/>
+        </w:rPr>
+        <w:t xml:space="preserve">-Werror</w:t>
+      </w:r>
+      <w:r>
+        <w:rPr>
+          <w:rStyle w:val="OperatorTok"/>
+        </w:rPr>
+        <w:t xml:space="preserve">=</w:t>
+      </w:r>
+      <w:r>
+        <w:rPr>
+          <w:rStyle w:val="NormalTok"/>
+        </w:rPr>
+        <w:t xml:space="preserve">incompatible-pointer-types </w:t>
+      </w:r>
+      <w:r>
+        <w:rPr>
+          <w:rStyle w:val="AttributeTok"/>
+        </w:rPr>
+        <w:t xml:space="preserve">-Werror</w:t>
+      </w:r>
+      <w:r>
+        <w:rPr>
+          <w:rStyle w:val="OperatorTok"/>
+        </w:rPr>
+        <w:t xml:space="preserve">=</w:t>
+      </w:r>
+      <w:r>
+        <w:rPr>
+          <w:rStyle w:val="NormalTok"/>
+        </w:rPr>
+        <w:t xml:space="preserve">int-conversion </w:t>
+      </w:r>
+      <w:r>
+        <w:rPr>
+          <w:rStyle w:val="AttributeTok"/>
+        </w:rPr>
+        <w:t xml:space="preserve">-c</w:t>
+      </w:r>
+      <w:r>
+        <w:rPr>
+          <w:rStyle w:val="NormalTok"/>
+        </w:rPr>
+        <w:t xml:space="preserve"> src/main.c </w:t>
+      </w:r>
+      <w:r>
+        <w:rPr>
+          <w:rStyle w:val="AttributeTok"/>
+        </w:rPr>
+        <w:t xml:space="preserve">-o</w:t>
+      </w:r>
+      <w:r>
+        <w:rPr>
+          <w:rStyle w:val="NormalTok"/>
+        </w:rPr>
+        <w:t xml:space="preserve"> build/release/main.c.o</w:t>
+      </w:r>
+      <w:r>
+        <w:br/>
+      </w:r>
+      <w:r>
+        <w:rPr>
+          <w:rStyle w:val="FunctionTok"/>
+        </w:rPr>
+        <w:t xml:space="preserve">mkdir</w:t>
+      </w:r>
+      <w:r>
+        <w:rPr>
+          <w:rStyle w:val="NormalTok"/>
+        </w:rPr>
+        <w:t xml:space="preserve"> </w:t>
+      </w:r>
+      <w:r>
+        <w:rPr>
+          <w:rStyle w:val="AttributeTok"/>
+        </w:rPr>
+        <w:t xml:space="preserve">-p</w:t>
+      </w:r>
+      <w:r>
+        <w:rPr>
+          <w:rStyle w:val="NormalTok"/>
+        </w:rPr>
+        <w:t xml:space="preserve"> build/release</w:t>
+      </w:r>
+      <w:r>
+        <w:br/>
+      </w:r>
+      <w:r>
+        <w:rPr>
+          <w:rStyle w:val="FunctionTok"/>
+        </w:rPr>
+        <w:t xml:space="preserve">cc</w:t>
+      </w:r>
+      <w:r>
+        <w:rPr>
+          <w:rStyle w:val="NormalTok"/>
+        </w:rPr>
+        <w:t xml:space="preserve"> </w:t>
+      </w:r>
+      <w:r>
+        <w:rPr>
+          <w:rStyle w:val="AttributeTok"/>
+        </w:rPr>
+        <w:t xml:space="preserve">-Wall</w:t>
+      </w:r>
+      <w:r>
+        <w:rPr>
+          <w:rStyle w:val="NormalTok"/>
+        </w:rPr>
+        <w:t xml:space="preserve"> </w:t>
+      </w:r>
+      <w:r>
+        <w:rPr>
+          <w:rStyle w:val="AttributeTok"/>
+        </w:rPr>
+        <w:t xml:space="preserve">-Wextra</w:t>
+      </w:r>
+      <w:r>
+        <w:rPr>
+          <w:rStyle w:val="NormalTok"/>
+        </w:rPr>
+        <w:t xml:space="preserve"> </w:t>
+      </w:r>
+      <w:r>
+        <w:rPr>
+          <w:rStyle w:val="AttributeTok"/>
+        </w:rPr>
+        <w:t xml:space="preserve">-O2</w:t>
+      </w:r>
+      <w:r>
+        <w:rPr>
+          <w:rStyle w:val="NormalTok"/>
+        </w:rPr>
+        <w:t xml:space="preserve"> </w:t>
+      </w:r>
+      <w:r>
+        <w:rPr>
+          <w:rStyle w:val="AttributeTok"/>
+        </w:rPr>
+        <w:t xml:space="preserve">-fPIE</w:t>
+      </w:r>
+      <w:r>
+        <w:rPr>
+          <w:rStyle w:val="NormalTok"/>
+        </w:rPr>
+        <w:t xml:space="preserve"> </w:t>
+      </w:r>
+      <w:r>
+        <w:rPr>
+          <w:rStyle w:val="AttributeTok"/>
+        </w:rPr>
+        <w:t xml:space="preserve">-MMD</w:t>
+      </w:r>
+      <w:r>
+        <w:rPr>
+          <w:rStyle w:val="NormalTok"/>
+        </w:rPr>
+        <w:t xml:space="preserve"> </w:t>
+      </w:r>
+      <w:r>
+        <w:rPr>
+          <w:rStyle w:val="AttributeTok"/>
+        </w:rPr>
+        <w:t xml:space="preserve">-MP</w:t>
+      </w:r>
+      <w:r>
+        <w:rPr>
+          <w:rStyle w:val="NormalTok"/>
+        </w:rPr>
+        <w:t xml:space="preserve"> </w:t>
+      </w:r>
+      <w:r>
+        <w:rPr>
+          <w:rStyle w:val="AttributeTok"/>
+        </w:rPr>
+        <w:t xml:space="preserve">-Wformat</w:t>
+      </w:r>
+      <w:r>
+        <w:rPr>
+          <w:rStyle w:val="NormalTok"/>
+        </w:rPr>
+        <w:t xml:space="preserve"> </w:t>
+      </w:r>
+      <w:r>
+        <w:rPr>
+          <w:rStyle w:val="AttributeTok"/>
+        </w:rPr>
+        <w:t xml:space="preserve">-Wformat</w:t>
+      </w:r>
+      <w:r>
+        <w:rPr>
+          <w:rStyle w:val="OperatorTok"/>
+        </w:rPr>
+        <w:t xml:space="preserve">=</w:t>
+      </w:r>
+      <w:r>
+        <w:rPr>
+          <w:rStyle w:val="NormalTok"/>
+        </w:rPr>
+        <w:t xml:space="preserve">2 </w:t>
+      </w:r>
+      <w:r>
+        <w:rPr>
+          <w:rStyle w:val="AttributeTok"/>
+        </w:rPr>
+        <w:t xml:space="preserve">-Wconversion</w:t>
+      </w:r>
+      <w:r>
+        <w:rPr>
+          <w:rStyle w:val="NormalTok"/>
+        </w:rPr>
+        <w:t xml:space="preserve"> </w:t>
+      </w:r>
+      <w:r>
+        <w:rPr>
+          <w:rStyle w:val="AttributeTok"/>
+        </w:rPr>
+        <w:t xml:space="preserve">-Wsign-conversion</w:t>
+      </w:r>
+      <w:r>
+        <w:rPr>
+          <w:rStyle w:val="NormalTok"/>
+        </w:rPr>
+        <w:t xml:space="preserve"> </w:t>
+      </w:r>
+      <w:r>
+        <w:rPr>
+          <w:rStyle w:val="AttributeTok"/>
+        </w:rPr>
+        <w:t xml:space="preserve">-Wimplicit-fallthrough</w:t>
+      </w:r>
+      <w:r>
+        <w:rPr>
+          <w:rStyle w:val="NormalTok"/>
+        </w:rPr>
+        <w:t xml:space="preserve"> </w:t>
+      </w:r>
+      <w:r>
+        <w:rPr>
+          <w:rStyle w:val="AttributeTok"/>
+        </w:rPr>
+        <w:t xml:space="preserve">-fstack-protector-strong</w:t>
+      </w:r>
+      <w:r>
+        <w:rPr>
+          <w:rStyle w:val="NormalTok"/>
+        </w:rPr>
+        <w:t xml:space="preserve"> </w:t>
+      </w:r>
+      <w:r>
+        <w:rPr>
+          <w:rStyle w:val="AttributeTok"/>
+        </w:rPr>
+        <w:t xml:space="preserve">-Werror</w:t>
+      </w:r>
+      <w:r>
+        <w:rPr>
+          <w:rStyle w:val="OperatorTok"/>
+        </w:rPr>
+        <w:t xml:space="preserve">=</w:t>
+      </w:r>
+      <w:r>
+        <w:rPr>
+          <w:rStyle w:val="NormalTok"/>
+        </w:rPr>
+        <w:t xml:space="preserve">format-security </w:t>
+      </w:r>
+      <w:r>
+        <w:rPr>
+          <w:rStyle w:val="AttributeTok"/>
+        </w:rPr>
+        <w:t xml:space="preserve">-Werror</w:t>
+      </w:r>
+      <w:r>
+        <w:rPr>
+          <w:rStyle w:val="OperatorTok"/>
+        </w:rPr>
+        <w:t xml:space="preserve">=</w:t>
+      </w:r>
+      <w:r>
+        <w:rPr>
+          <w:rStyle w:val="NormalTok"/>
+        </w:rPr>
+        <w:t xml:space="preserve">implicit </w:t>
+      </w:r>
+      <w:r>
+        <w:rPr>
+          <w:rStyle w:val="AttributeTok"/>
+        </w:rPr>
+        <w:t xml:space="preserve">-Werror</w:t>
+      </w:r>
+      <w:r>
+        <w:rPr>
+          <w:rStyle w:val="OperatorTok"/>
+        </w:rPr>
+        <w:t xml:space="preserve">=</w:t>
+      </w:r>
+      <w:r>
+        <w:rPr>
+          <w:rStyle w:val="NormalTok"/>
+        </w:rPr>
+        <w:t xml:space="preserve">incompatible-pointer-types </w:t>
+      </w:r>
+      <w:r>
+        <w:rPr>
+          <w:rStyle w:val="AttributeTok"/>
+        </w:rPr>
+        <w:t xml:space="preserve">-Werror</w:t>
+      </w:r>
+      <w:r>
+        <w:rPr>
+          <w:rStyle w:val="OperatorTok"/>
+        </w:rPr>
+        <w:t xml:space="preserve">=</w:t>
+      </w:r>
+      <w:r>
+        <w:rPr>
+          <w:rStyle w:val="NormalTok"/>
+        </w:rPr>
+        <w:t xml:space="preserve">int-conversion </w:t>
+      </w:r>
+      <w:r>
+        <w:rPr>
+          <w:rStyle w:val="AttributeTok"/>
+        </w:rPr>
+        <w:t xml:space="preserve">-c</w:t>
+      </w:r>
+      <w:r>
+        <w:rPr>
+          <w:rStyle w:val="NormalTok"/>
+        </w:rPr>
+        <w:t xml:space="preserve"> src/lab.c </w:t>
+      </w:r>
+      <w:r>
+        <w:rPr>
+          <w:rStyle w:val="AttributeTok"/>
+        </w:rPr>
+        <w:t xml:space="preserve">-o</w:t>
+      </w:r>
+      <w:r>
+        <w:rPr>
+          <w:rStyle w:val="NormalTok"/>
+        </w:rPr>
+        <w:t xml:space="preserve"> build/release/lab.c.o</w:t>
+      </w:r>
+      <w:r>
+        <w:br/>
+      </w:r>
+      <w:r>
+        <w:rPr>
+          <w:rStyle w:val="FunctionTok"/>
+        </w:rPr>
+        <w:t xml:space="preserve">cc</w:t>
+      </w:r>
+      <w:r>
+        <w:rPr>
+          <w:rStyle w:val="NormalTok"/>
+        </w:rPr>
+        <w:t xml:space="preserve"> </w:t>
+      </w:r>
+      <w:r>
+        <w:rPr>
+          <w:rStyle w:val="AttributeTok"/>
+        </w:rPr>
+        <w:t xml:space="preserve">-Wall</w:t>
+      </w:r>
+      <w:r>
+        <w:rPr>
+          <w:rStyle w:val="NormalTok"/>
+        </w:rPr>
+        <w:t xml:space="preserve"> </w:t>
+      </w:r>
+      <w:r>
+        <w:rPr>
+          <w:rStyle w:val="AttributeTok"/>
+        </w:rPr>
+        <w:t xml:space="preserve">-Wextra</w:t>
+      </w:r>
+      <w:r>
+        <w:rPr>
+          <w:rStyle w:val="NormalTok"/>
+        </w:rPr>
+        <w:t xml:space="preserve"> </w:t>
+      </w:r>
+      <w:r>
+        <w:rPr>
+          <w:rStyle w:val="AttributeTok"/>
+        </w:rPr>
+        <w:t xml:space="preserve">-O2</w:t>
+      </w:r>
+      <w:r>
+        <w:rPr>
+          <w:rStyle w:val="NormalTok"/>
+        </w:rPr>
+        <w:t xml:space="preserve"> </w:t>
+      </w:r>
+      <w:r>
+        <w:rPr>
+          <w:rStyle w:val="AttributeTok"/>
+        </w:rPr>
+        <w:t xml:space="preserve">-fPIE</w:t>
+      </w:r>
+      <w:r>
+        <w:rPr>
+          <w:rStyle w:val="NormalTok"/>
+        </w:rPr>
+        <w:t xml:space="preserve"> </w:t>
+      </w:r>
+      <w:r>
+        <w:rPr>
+          <w:rStyle w:val="AttributeTok"/>
+        </w:rPr>
+        <w:t xml:space="preserve">-MMD</w:t>
+      </w:r>
+      <w:r>
+        <w:rPr>
+          <w:rStyle w:val="NormalTok"/>
+        </w:rPr>
+        <w:t xml:space="preserve"> </w:t>
+      </w:r>
+      <w:r>
+        <w:rPr>
+          <w:rStyle w:val="AttributeTok"/>
+        </w:rPr>
+        <w:t xml:space="preserve">-MP</w:t>
+      </w:r>
+      <w:r>
+        <w:rPr>
+          <w:rStyle w:val="NormalTok"/>
+        </w:rPr>
+        <w:t xml:space="preserve"> </w:t>
+      </w:r>
+      <w:r>
+        <w:rPr>
+          <w:rStyle w:val="AttributeTok"/>
+        </w:rPr>
+        <w:t xml:space="preserve">-Wformat</w:t>
+      </w:r>
+      <w:r>
+        <w:rPr>
+          <w:rStyle w:val="NormalTok"/>
+        </w:rPr>
+        <w:t xml:space="preserve"> </w:t>
+      </w:r>
+      <w:r>
+        <w:rPr>
+          <w:rStyle w:val="AttributeTok"/>
+        </w:rPr>
+        <w:t xml:space="preserve">-Wformat</w:t>
+      </w:r>
+      <w:r>
+        <w:rPr>
+          <w:rStyle w:val="OperatorTok"/>
+        </w:rPr>
+        <w:t xml:space="preserve">=</w:t>
+      </w:r>
+      <w:r>
+        <w:rPr>
+          <w:rStyle w:val="NormalTok"/>
+        </w:rPr>
+        <w:t xml:space="preserve">2 </w:t>
+      </w:r>
+      <w:r>
+        <w:rPr>
+          <w:rStyle w:val="AttributeTok"/>
+        </w:rPr>
+        <w:t xml:space="preserve">-Wconversion</w:t>
+      </w:r>
+      <w:r>
+        <w:rPr>
+          <w:rStyle w:val="NormalTok"/>
+        </w:rPr>
+        <w:t xml:space="preserve"> </w:t>
+      </w:r>
+      <w:r>
+        <w:rPr>
+          <w:rStyle w:val="AttributeTok"/>
+        </w:rPr>
+        <w:t xml:space="preserve">-Wsign-conversion</w:t>
+      </w:r>
+      <w:r>
+        <w:rPr>
+          <w:rStyle w:val="NormalTok"/>
+        </w:rPr>
+        <w:t xml:space="preserve"> </w:t>
+      </w:r>
+      <w:r>
+        <w:rPr>
+          <w:rStyle w:val="AttributeTok"/>
+        </w:rPr>
+        <w:t xml:space="preserve">-Wimplicit-fallthrough</w:t>
+      </w:r>
+      <w:r>
+        <w:rPr>
+          <w:rStyle w:val="NormalTok"/>
+        </w:rPr>
+        <w:t xml:space="preserve"> </w:t>
+      </w:r>
+      <w:r>
+        <w:rPr>
+          <w:rStyle w:val="AttributeTok"/>
+        </w:rPr>
+        <w:t xml:space="preserve">-fstack-protector-strong</w:t>
+      </w:r>
+      <w:r>
+        <w:rPr>
+          <w:rStyle w:val="NormalTok"/>
+        </w:rPr>
+        <w:t xml:space="preserve"> </w:t>
+      </w:r>
+      <w:r>
+        <w:rPr>
+          <w:rStyle w:val="AttributeTok"/>
+        </w:rPr>
+        <w:t xml:space="preserve">-Werror</w:t>
+      </w:r>
+      <w:r>
+        <w:rPr>
+          <w:rStyle w:val="OperatorTok"/>
+        </w:rPr>
+        <w:t xml:space="preserve">=</w:t>
+      </w:r>
+      <w:r>
+        <w:rPr>
+          <w:rStyle w:val="NormalTok"/>
+        </w:rPr>
+        <w:t xml:space="preserve">format-security </w:t>
+      </w:r>
+      <w:r>
+        <w:rPr>
+          <w:rStyle w:val="AttributeTok"/>
+        </w:rPr>
+        <w:t xml:space="preserve">-Werror</w:t>
+      </w:r>
+      <w:r>
+        <w:rPr>
+          <w:rStyle w:val="OperatorTok"/>
+        </w:rPr>
+        <w:t xml:space="preserve">=</w:t>
+      </w:r>
+      <w:r>
+        <w:rPr>
+          <w:rStyle w:val="NormalTok"/>
+        </w:rPr>
+        <w:t xml:space="preserve">implicit </w:t>
+      </w:r>
+      <w:r>
+        <w:rPr>
+          <w:rStyle w:val="AttributeTok"/>
+        </w:rPr>
+        <w:t xml:space="preserve">-Werror</w:t>
+      </w:r>
+      <w:r>
+        <w:rPr>
+          <w:rStyle w:val="OperatorTok"/>
+        </w:rPr>
+        <w:t xml:space="preserve">=</w:t>
+      </w:r>
+      <w:r>
+        <w:rPr>
+          <w:rStyle w:val="NormalTok"/>
+        </w:rPr>
+        <w:t xml:space="preserve">incompatible-pointer-types </w:t>
+      </w:r>
+      <w:r>
+        <w:rPr>
+          <w:rStyle w:val="AttributeTok"/>
+        </w:rPr>
+        <w:t xml:space="preserve">-Werror</w:t>
+      </w:r>
+      <w:r>
+        <w:rPr>
+          <w:rStyle w:val="OperatorTok"/>
+        </w:rPr>
+        <w:t xml:space="preserve">=</w:t>
+      </w:r>
+      <w:r>
+        <w:rPr>
+          <w:rStyle w:val="NormalTok"/>
+        </w:rPr>
+        <w:t xml:space="preserve">int-conversion build/release/main.c.o build/release/lab.c.o </w:t>
+      </w:r>
+      <w:r>
+        <w:rPr>
+          <w:rStyle w:val="AttributeTok"/>
+        </w:rPr>
+        <w:t xml:space="preserve">-o</w:t>
+      </w:r>
+      <w:r>
+        <w:rPr>
+          <w:rStyle w:val="NormalTok"/>
+        </w:rPr>
+        <w:t xml:space="preserve"> build/release/myapp </w:t>
+      </w:r>
+      <w:r>
+        <w:br/>
+      </w:r>
+      <w:r>
+        <w:rPr>
+          <w:rStyle w:val="VariableTok"/>
+        </w:rPr>
+        <w:t xml:space="preserve">make</w:t>
+      </w:r>
+      <w:r>
+        <w:rPr>
+          <w:rStyle w:val="OperatorTok"/>
+        </w:rPr>
+        <w:t xml:space="preserve">[</w:t>
+      </w:r>
+      <w:r>
+        <w:rPr>
+          <w:rStyle w:val="DecValTok"/>
+        </w:rPr>
+        <w:t xml:space="preserve">1</w:t>
+      </w:r>
+      <w:r>
+        <w:rPr>
+          <w:rStyle w:val="OperatorTok"/>
+        </w:rPr>
+        <w:t xml:space="preserve">]</w:t>
+      </w:r>
+      <w:r>
+        <w:rPr>
+          <w:rStyle w:val="ExtensionTok"/>
+        </w:rPr>
+        <w:t xml:space="preserve">:</w:t>
+      </w:r>
+      <w:r>
+        <w:rPr>
+          <w:rStyle w:val="NormalTok"/>
+        </w:rPr>
+        <w:t xml:space="preserve"> Leaving directory </w:t>
+      </w:r>
+      <w:r>
+        <w:rPr>
+          <w:rStyle w:val="StringTok"/>
+        </w:rPr>
+        <w:t xml:space="preserve">'/home/runner/work/Computer-Networks-CS525/Computer-Networks-CS525'</w:t>
+      </w:r>
+      <w:r>
+        <w:br/>
+      </w:r>
+      <w:r>
+        <w:rPr>
+          <w:rStyle w:val="VariableTok"/>
+        </w:rPr>
+        <w:t xml:space="preserve">make</w:t>
+      </w:r>
+      <w:r>
+        <w:rPr>
+          <w:rStyle w:val="OperatorTok"/>
+        </w:rPr>
+        <w:t xml:space="preserve">[</w:t>
+      </w:r>
+      <w:r>
+        <w:rPr>
+          <w:rStyle w:val="DecValTok"/>
+        </w:rPr>
+        <w:t xml:space="preserve">1</w:t>
+      </w:r>
+      <w:r>
+        <w:rPr>
+          <w:rStyle w:val="OperatorTok"/>
+        </w:rPr>
+        <w:t xml:space="preserve">]</w:t>
+      </w:r>
+      <w:r>
+        <w:rPr>
+          <w:rStyle w:val="ExtensionTok"/>
+        </w:rPr>
+        <w:t xml:space="preserve">:</w:t>
+      </w:r>
+      <w:r>
+        <w:rPr>
+          <w:rStyle w:val="NormalTok"/>
+        </w:rPr>
+        <w:t xml:space="preserve"> Entering directory </w:t>
+      </w:r>
+      <w:r>
+        <w:rPr>
+          <w:rStyle w:val="StringTok"/>
+        </w:rPr>
+        <w:t xml:space="preserve">'/home/runner/work/Computer-Networks-CS525/Computer-Networks-CS525'</w:t>
+      </w:r>
+      <w:r>
+        <w:br/>
+      </w:r>
+      <w:r>
+        <w:rPr>
+          <w:rStyle w:val="FunctionTok"/>
+        </w:rPr>
+        <w:t xml:space="preserve">mkdir</w:t>
+      </w:r>
+      <w:r>
+        <w:rPr>
+          <w:rStyle w:val="NormalTok"/>
+        </w:rPr>
+        <w:t xml:space="preserve"> </w:t>
+      </w:r>
+      <w:r>
+        <w:rPr>
+          <w:rStyle w:val="AttributeTok"/>
+        </w:rPr>
+        <w:t xml:space="preserve">-p</w:t>
+      </w:r>
+      <w:r>
+        <w:rPr>
+          <w:rStyle w:val="NormalTok"/>
+        </w:rPr>
+        <w:t xml:space="preserve"> build/tests</w:t>
+      </w:r>
+      <w:r>
+        <w:br/>
+      </w:r>
+      <w:r>
+        <w:rPr>
+          <w:rStyle w:val="FunctionTok"/>
+        </w:rPr>
+        <w:t xml:space="preserve">cc</w:t>
+      </w:r>
+      <w:r>
+        <w:rPr>
+          <w:rStyle w:val="NormalTok"/>
+        </w:rPr>
+        <w:t xml:space="preserve"> </w:t>
+      </w:r>
+      <w:r>
+        <w:rPr>
+          <w:rStyle w:val="AttributeTok"/>
+        </w:rPr>
         <w:t xml:space="preserve">-g</w:t>
       </w:r>
       <w:r>
@@ -510,6 +1758,705 @@
         <w:rPr>
           <w:rStyle w:val="AttributeTok"/>
         </w:rPr>
+        <w:t xml:space="preserve">-DTEST</w:t>
+      </w:r>
+      <w:r>
+        <w:rPr>
+          <w:rStyle w:val="NormalTok"/>
+        </w:rPr>
+        <w:t xml:space="preserve"> </w:t>
+      </w:r>
+      <w:r>
+        <w:rPr>
+          <w:rStyle w:val="AttributeTok"/>
+        </w:rPr>
+        <w:t xml:space="preserve">-fprofile-arcs</w:t>
+      </w:r>
+      <w:r>
+        <w:rPr>
+          <w:rStyle w:val="NormalTok"/>
+        </w:rPr>
+        <w:t xml:space="preserve"> </w:t>
+      </w:r>
+      <w:r>
+        <w:rPr>
+          <w:rStyle w:val="AttributeTok"/>
+        </w:rPr>
+        <w:t xml:space="preserve">-ftest-coverage</w:t>
+      </w:r>
+      <w:r>
+        <w:rPr>
+          <w:rStyle w:val="NormalTok"/>
+        </w:rPr>
+        <w:t xml:space="preserve"> </w:t>
+      </w:r>
+      <w:r>
+        <w:rPr>
+          <w:rStyle w:val="AttributeTok"/>
+        </w:rPr>
+        <w:t xml:space="preserve">-c</w:t>
+      </w:r>
+      <w:r>
+        <w:rPr>
+          <w:rStyle w:val="NormalTok"/>
+        </w:rPr>
+        <w:t xml:space="preserve"> src/main.c </w:t>
+      </w:r>
+      <w:r>
+        <w:rPr>
+          <w:rStyle w:val="AttributeTok"/>
+        </w:rPr>
+        <w:t xml:space="preserve">-o</w:t>
+      </w:r>
+      <w:r>
+        <w:rPr>
+          <w:rStyle w:val="NormalTok"/>
+        </w:rPr>
+        <w:t xml:space="preserve"> build/tests/main.c.o</w:t>
+      </w:r>
+      <w:r>
+        <w:br/>
+      </w:r>
+      <w:r>
+        <w:rPr>
+          <w:rStyle w:val="FunctionTok"/>
+        </w:rPr>
+        <w:t xml:space="preserve">mkdir</w:t>
+      </w:r>
+      <w:r>
+        <w:rPr>
+          <w:rStyle w:val="NormalTok"/>
+        </w:rPr>
+        <w:t xml:space="preserve"> </w:t>
+      </w:r>
+      <w:r>
+        <w:rPr>
+          <w:rStyle w:val="AttributeTok"/>
+        </w:rPr>
+        <w:t xml:space="preserve">-p</w:t>
+      </w:r>
+      <w:r>
+        <w:rPr>
+          <w:rStyle w:val="NormalTok"/>
+        </w:rPr>
+        <w:t xml:space="preserve"> build/tests</w:t>
+      </w:r>
+      <w:r>
+        <w:br/>
+      </w:r>
+      <w:r>
+        <w:rPr>
+          <w:rStyle w:val="FunctionTok"/>
+        </w:rPr>
+        <w:t xml:space="preserve">cc</w:t>
+      </w:r>
+      <w:r>
+        <w:rPr>
+          <w:rStyle w:val="NormalTok"/>
+        </w:rPr>
+        <w:t xml:space="preserve"> </w:t>
+      </w:r>
+      <w:r>
+        <w:rPr>
+          <w:rStyle w:val="AttributeTok"/>
+        </w:rPr>
+        <w:t xml:space="preserve">-g</w:t>
+      </w:r>
+      <w:r>
+        <w:rPr>
+          <w:rStyle w:val="NormalTok"/>
+        </w:rPr>
+        <w:t xml:space="preserve"> </w:t>
+      </w:r>
+      <w:r>
+        <w:rPr>
+          <w:rStyle w:val="AttributeTok"/>
+        </w:rPr>
+        <w:t xml:space="preserve">-O0</w:t>
+      </w:r>
+      <w:r>
+        <w:rPr>
+          <w:rStyle w:val="NormalTok"/>
+        </w:rPr>
+        <w:t xml:space="preserve"> </w:t>
+      </w:r>
+      <w:r>
+        <w:rPr>
+          <w:rStyle w:val="AttributeTok"/>
+        </w:rPr>
+        <w:t xml:space="preserve">-DTEST</w:t>
+      </w:r>
+      <w:r>
+        <w:rPr>
+          <w:rStyle w:val="NormalTok"/>
+        </w:rPr>
+        <w:t xml:space="preserve"> </w:t>
+      </w:r>
+      <w:r>
+        <w:rPr>
+          <w:rStyle w:val="AttributeTok"/>
+        </w:rPr>
+        <w:t xml:space="preserve">-fprofile-arcs</w:t>
+      </w:r>
+      <w:r>
+        <w:rPr>
+          <w:rStyle w:val="NormalTok"/>
+        </w:rPr>
+        <w:t xml:space="preserve"> </w:t>
+      </w:r>
+      <w:r>
+        <w:rPr>
+          <w:rStyle w:val="AttributeTok"/>
+        </w:rPr>
+        <w:t xml:space="preserve">-ftest-coverage</w:t>
+      </w:r>
+      <w:r>
+        <w:rPr>
+          <w:rStyle w:val="NormalTok"/>
+        </w:rPr>
+        <w:t xml:space="preserve"> </w:t>
+      </w:r>
+      <w:r>
+        <w:rPr>
+          <w:rStyle w:val="AttributeTok"/>
+        </w:rPr>
+        <w:t xml:space="preserve">-c</w:t>
+      </w:r>
+      <w:r>
+        <w:rPr>
+          <w:rStyle w:val="NormalTok"/>
+        </w:rPr>
+        <w:t xml:space="preserve"> src/lab.c </w:t>
+      </w:r>
+      <w:r>
+        <w:rPr>
+          <w:rStyle w:val="AttributeTok"/>
+        </w:rPr>
+        <w:t xml:space="preserve">-o</w:t>
+      </w:r>
+      <w:r>
+        <w:rPr>
+          <w:rStyle w:val="NormalTok"/>
+        </w:rPr>
+        <w:t xml:space="preserve"> build/tests/lab.c.o</w:t>
+      </w:r>
+      <w:r>
+        <w:br/>
+      </w:r>
+      <w:r>
+        <w:rPr>
+          <w:rStyle w:val="FunctionTok"/>
+        </w:rPr>
+        <w:t xml:space="preserve">mkdir</w:t>
+      </w:r>
+      <w:r>
+        <w:rPr>
+          <w:rStyle w:val="NormalTok"/>
+        </w:rPr>
+        <w:t xml:space="preserve"> </w:t>
+      </w:r>
+      <w:r>
+        <w:rPr>
+          <w:rStyle w:val="AttributeTok"/>
+        </w:rPr>
+        <w:t xml:space="preserve">-p</w:t>
+      </w:r>
+      <w:r>
+        <w:rPr>
+          <w:rStyle w:val="NormalTok"/>
+        </w:rPr>
+        <w:t xml:space="preserve"> build/tests/harness/</w:t>
+      </w:r>
+      <w:r>
+        <w:br/>
+      </w:r>
+      <w:r>
+        <w:rPr>
+          <w:rStyle w:val="FunctionTok"/>
+        </w:rPr>
+        <w:t xml:space="preserve">cc</w:t>
+      </w:r>
+      <w:r>
+        <w:rPr>
+          <w:rStyle w:val="NormalTok"/>
+        </w:rPr>
+        <w:t xml:space="preserve"> </w:t>
+      </w:r>
+      <w:r>
+        <w:rPr>
+          <w:rStyle w:val="AttributeTok"/>
+        </w:rPr>
+        <w:t xml:space="preserve">-g</w:t>
+      </w:r>
+      <w:r>
+        <w:rPr>
+          <w:rStyle w:val="NormalTok"/>
+        </w:rPr>
+        <w:t xml:space="preserve"> </w:t>
+      </w:r>
+      <w:r>
+        <w:rPr>
+          <w:rStyle w:val="AttributeTok"/>
+        </w:rPr>
+        <w:t xml:space="preserve">-O0</w:t>
+      </w:r>
+      <w:r>
+        <w:rPr>
+          <w:rStyle w:val="NormalTok"/>
+        </w:rPr>
+        <w:t xml:space="preserve"> </w:t>
+      </w:r>
+      <w:r>
+        <w:rPr>
+          <w:rStyle w:val="AttributeTok"/>
+        </w:rPr>
+        <w:t xml:space="preserve">-DTEST</w:t>
+      </w:r>
+      <w:r>
+        <w:rPr>
+          <w:rStyle w:val="NormalTok"/>
+        </w:rPr>
+        <w:t xml:space="preserve"> </w:t>
+      </w:r>
+      <w:r>
+        <w:rPr>
+          <w:rStyle w:val="AttributeTok"/>
+        </w:rPr>
+        <w:t xml:space="preserve">-fprofile-arcs</w:t>
+      </w:r>
+      <w:r>
+        <w:rPr>
+          <w:rStyle w:val="NormalTok"/>
+        </w:rPr>
+        <w:t xml:space="preserve"> </w:t>
+      </w:r>
+      <w:r>
+        <w:rPr>
+          <w:rStyle w:val="AttributeTok"/>
+        </w:rPr>
+        <w:t xml:space="preserve">-ftest-coverage</w:t>
+      </w:r>
+      <w:r>
+        <w:rPr>
+          <w:rStyle w:val="NormalTok"/>
+        </w:rPr>
+        <w:t xml:space="preserve"> </w:t>
+      </w:r>
+      <w:r>
+        <w:rPr>
+          <w:rStyle w:val="AttributeTok"/>
+        </w:rPr>
+        <w:t xml:space="preserve">-c</w:t>
+      </w:r>
+      <w:r>
+        <w:rPr>
+          <w:rStyle w:val="NormalTok"/>
+        </w:rPr>
+        <w:t xml:space="preserve"> tests/harness/unity.c </w:t>
+      </w:r>
+      <w:r>
+        <w:rPr>
+          <w:rStyle w:val="AttributeTok"/>
+        </w:rPr>
+        <w:t xml:space="preserve">-o</w:t>
+      </w:r>
+      <w:r>
+        <w:rPr>
+          <w:rStyle w:val="NormalTok"/>
+        </w:rPr>
+        <w:t xml:space="preserve"> build/tests/harness/unity.c.o</w:t>
+      </w:r>
+      <w:r>
+        <w:br/>
+      </w:r>
+      <w:r>
+        <w:rPr>
+          <w:rStyle w:val="FunctionTok"/>
+        </w:rPr>
+        <w:t xml:space="preserve">mkdir</w:t>
+      </w:r>
+      <w:r>
+        <w:rPr>
+          <w:rStyle w:val="NormalTok"/>
+        </w:rPr>
+        <w:t xml:space="preserve"> </w:t>
+      </w:r>
+      <w:r>
+        <w:rPr>
+          <w:rStyle w:val="AttributeTok"/>
+        </w:rPr>
+        <w:t xml:space="preserve">-p</w:t>
+      </w:r>
+      <w:r>
+        <w:rPr>
+          <w:rStyle w:val="NormalTok"/>
+        </w:rPr>
+        <w:t xml:space="preserve"> build/tests/</w:t>
+      </w:r>
+      <w:r>
+        <w:br/>
+      </w:r>
+      <w:r>
+        <w:rPr>
+          <w:rStyle w:val="FunctionTok"/>
+        </w:rPr>
+        <w:t xml:space="preserve">cc</w:t>
+      </w:r>
+      <w:r>
+        <w:rPr>
+          <w:rStyle w:val="NormalTok"/>
+        </w:rPr>
+        <w:t xml:space="preserve"> </w:t>
+      </w:r>
+      <w:r>
+        <w:rPr>
+          <w:rStyle w:val="AttributeTok"/>
+        </w:rPr>
+        <w:t xml:space="preserve">-g</w:t>
+      </w:r>
+      <w:r>
+        <w:rPr>
+          <w:rStyle w:val="NormalTok"/>
+        </w:rPr>
+        <w:t xml:space="preserve"> </w:t>
+      </w:r>
+      <w:r>
+        <w:rPr>
+          <w:rStyle w:val="AttributeTok"/>
+        </w:rPr>
+        <w:t xml:space="preserve">-O0</w:t>
+      </w:r>
+      <w:r>
+        <w:rPr>
+          <w:rStyle w:val="NormalTok"/>
+        </w:rPr>
+        <w:t xml:space="preserve"> </w:t>
+      </w:r>
+      <w:r>
+        <w:rPr>
+          <w:rStyle w:val="AttributeTok"/>
+        </w:rPr>
+        <w:t xml:space="preserve">-DTEST</w:t>
+      </w:r>
+      <w:r>
+        <w:rPr>
+          <w:rStyle w:val="NormalTok"/>
+        </w:rPr>
+        <w:t xml:space="preserve"> </w:t>
+      </w:r>
+      <w:r>
+        <w:rPr>
+          <w:rStyle w:val="AttributeTok"/>
+        </w:rPr>
+        <w:t xml:space="preserve">-fprofile-arcs</w:t>
+      </w:r>
+      <w:r>
+        <w:rPr>
+          <w:rStyle w:val="NormalTok"/>
+        </w:rPr>
+        <w:t xml:space="preserve"> </w:t>
+      </w:r>
+      <w:r>
+        <w:rPr>
+          <w:rStyle w:val="AttributeTok"/>
+        </w:rPr>
+        <w:t xml:space="preserve">-ftest-coverage</w:t>
+      </w:r>
+      <w:r>
+        <w:rPr>
+          <w:rStyle w:val="NormalTok"/>
+        </w:rPr>
+        <w:t xml:space="preserve"> </w:t>
+      </w:r>
+      <w:r>
+        <w:rPr>
+          <w:rStyle w:val="AttributeTok"/>
+        </w:rPr>
+        <w:t xml:space="preserve">-c</w:t>
+      </w:r>
+      <w:r>
+        <w:rPr>
+          <w:rStyle w:val="NormalTok"/>
+        </w:rPr>
+        <w:t xml:space="preserve"> tests/lab-test.c </w:t>
+      </w:r>
+      <w:r>
+        <w:rPr>
+          <w:rStyle w:val="AttributeTok"/>
+        </w:rPr>
+        <w:t xml:space="preserve">-o</w:t>
+      </w:r>
+      <w:r>
+        <w:rPr>
+          <w:rStyle w:val="NormalTok"/>
+        </w:rPr>
+        <w:t xml:space="preserve"> build/tests/lab-test.c.o</w:t>
+      </w:r>
+      <w:r>
+        <w:br/>
+      </w:r>
+      <w:r>
+        <w:rPr>
+          <w:rStyle w:val="FunctionTok"/>
+        </w:rPr>
+        <w:t xml:space="preserve">cc</w:t>
+      </w:r>
+      <w:r>
+        <w:rPr>
+          <w:rStyle w:val="NormalTok"/>
+        </w:rPr>
+        <w:t xml:space="preserve"> </w:t>
+      </w:r>
+      <w:r>
+        <w:rPr>
+          <w:rStyle w:val="AttributeTok"/>
+        </w:rPr>
+        <w:t xml:space="preserve">-g</w:t>
+      </w:r>
+      <w:r>
+        <w:rPr>
+          <w:rStyle w:val="NormalTok"/>
+        </w:rPr>
+        <w:t xml:space="preserve"> </w:t>
+      </w:r>
+      <w:r>
+        <w:rPr>
+          <w:rStyle w:val="AttributeTok"/>
+        </w:rPr>
+        <w:t xml:space="preserve">-O0</w:t>
+      </w:r>
+      <w:r>
+        <w:rPr>
+          <w:rStyle w:val="NormalTok"/>
+        </w:rPr>
+        <w:t xml:space="preserve"> </w:t>
+      </w:r>
+      <w:r>
+        <w:rPr>
+          <w:rStyle w:val="AttributeTok"/>
+        </w:rPr>
+        <w:t xml:space="preserve">-DTEST</w:t>
+      </w:r>
+      <w:r>
+        <w:rPr>
+          <w:rStyle w:val="NormalTok"/>
+        </w:rPr>
+        <w:t xml:space="preserve"> </w:t>
+      </w:r>
+      <w:r>
+        <w:rPr>
+          <w:rStyle w:val="AttributeTok"/>
+        </w:rPr>
+        <w:t xml:space="preserve">-fprofile-arcs</w:t>
+      </w:r>
+      <w:r>
+        <w:rPr>
+          <w:rStyle w:val="NormalTok"/>
+        </w:rPr>
+        <w:t xml:space="preserve"> </w:t>
+      </w:r>
+      <w:r>
+        <w:rPr>
+          <w:rStyle w:val="AttributeTok"/>
+        </w:rPr>
+        <w:t xml:space="preserve">-ftest-coverage</w:t>
+      </w:r>
+      <w:r>
+        <w:rPr>
+          <w:rStyle w:val="NormalTok"/>
+        </w:rPr>
+        <w:t xml:space="preserve"> build/tests/main.c.o build/tests/lab.c.o build/tests/harness/unity.c.o build/tests/lab-test.c.o </w:t>
+      </w:r>
+      <w:r>
+        <w:rPr>
+          <w:rStyle w:val="AttributeTok"/>
+        </w:rPr>
+        <w:t xml:space="preserve">-o</w:t>
+      </w:r>
+      <w:r>
+        <w:rPr>
+          <w:rStyle w:val="NormalTok"/>
+        </w:rPr>
+        <w:t xml:space="preserve"> build/tests/myapp_t </w:t>
+      </w:r>
+      <w:r>
+        <w:rPr>
+          <w:rStyle w:val="AttributeTok"/>
+        </w:rPr>
+        <w:t xml:space="preserve">-fprofile-arcs</w:t>
+      </w:r>
+      <w:r>
+        <w:rPr>
+          <w:rStyle w:val="NormalTok"/>
+        </w:rPr>
+        <w:t xml:space="preserve"> </w:t>
+      </w:r>
+      <w:r>
+        <w:rPr>
+          <w:rStyle w:val="AttributeTok"/>
+        </w:rPr>
+        <w:t xml:space="preserve">-ftest-coverage</w:t>
+      </w:r>
+      <w:r>
+        <w:br/>
+      </w:r>
+      <w:r>
+        <w:rPr>
+          <w:rStyle w:val="VariableTok"/>
+        </w:rPr>
+        <w:t xml:space="preserve">make</w:t>
+      </w:r>
+      <w:r>
+        <w:rPr>
+          <w:rStyle w:val="OperatorTok"/>
+        </w:rPr>
+        <w:t xml:space="preserve">[</w:t>
+      </w:r>
+      <w:r>
+        <w:rPr>
+          <w:rStyle w:val="DecValTok"/>
+        </w:rPr>
+        <w:t xml:space="preserve">1</w:t>
+      </w:r>
+      <w:r>
+        <w:rPr>
+          <w:rStyle w:val="OperatorTok"/>
+        </w:rPr>
+        <w:t xml:space="preserve">]</w:t>
+      </w:r>
+      <w:r>
+        <w:rPr>
+          <w:rStyle w:val="ExtensionTok"/>
+        </w:rPr>
+        <w:t xml:space="preserve">:</w:t>
+      </w:r>
+      <w:r>
+        <w:rPr>
+          <w:rStyle w:val="NormalTok"/>
+        </w:rPr>
+        <w:t xml:space="preserve"> Leaving directory </w:t>
+      </w:r>
+      <w:r>
+        <w:rPr>
+          <w:rStyle w:val="StringTok"/>
+        </w:rPr>
+        <w:t xml:space="preserve">'/home/runner/work/Computer-Networks-CS525/Computer-Networks-CS525'</w:t>
+      </w:r>
+      <w:r>
+        <w:br/>
+      </w:r>
+      <w:r>
+        <w:rPr>
+          <w:rStyle w:val="VariableTok"/>
+        </w:rPr>
+        <w:t xml:space="preserve">make</w:t>
+      </w:r>
+      <w:r>
+        <w:rPr>
+          <w:rStyle w:val="OperatorTok"/>
+        </w:rPr>
+        <w:t xml:space="preserve">[</w:t>
+      </w:r>
+      <w:r>
+        <w:rPr>
+          <w:rStyle w:val="DecValTok"/>
+        </w:rPr>
+        <w:t xml:space="preserve">1</w:t>
+      </w:r>
+      <w:r>
+        <w:rPr>
+          <w:rStyle w:val="OperatorTok"/>
+        </w:rPr>
+        <w:t xml:space="preserve">]</w:t>
+      </w:r>
+      <w:r>
+        <w:rPr>
+          <w:rStyle w:val="ExtensionTok"/>
+        </w:rPr>
+        <w:t xml:space="preserve">:</w:t>
+      </w:r>
+      <w:r>
+        <w:rPr>
+          <w:rStyle w:val="NormalTok"/>
+        </w:rPr>
+        <w:t xml:space="preserve"> Entering directory </w:t>
+      </w:r>
+      <w:r>
+        <w:rPr>
+          <w:rStyle w:val="StringTok"/>
+        </w:rPr>
+        <w:t xml:space="preserve">'/home/runner/work/Computer-Networks-CS525/Computer-Networks-CS525'</w:t>
+      </w:r>
+      <w:r>
+        <w:br/>
+      </w:r>
+      <w:r>
+        <w:rPr>
+          <w:rStyle w:val="FunctionTok"/>
+        </w:rPr>
+        <w:t xml:space="preserve">mkdir</w:t>
+      </w:r>
+      <w:r>
+        <w:rPr>
+          <w:rStyle w:val="NormalTok"/>
+        </w:rPr>
+        <w:t xml:space="preserve"> </w:t>
+      </w:r>
+      <w:r>
+        <w:rPr>
+          <w:rStyle w:val="AttributeTok"/>
+        </w:rPr>
+        <w:t xml:space="preserve">-p</w:t>
+      </w:r>
+      <w:r>
+        <w:rPr>
+          <w:rStyle w:val="NormalTok"/>
+        </w:rPr>
+        <w:t xml:space="preserve"> build/debug-test</w:t>
+      </w:r>
+      <w:r>
+        <w:br/>
+      </w:r>
+      <w:r>
+        <w:rPr>
+          <w:rStyle w:val="FunctionTok"/>
+        </w:rPr>
+        <w:t xml:space="preserve">cc</w:t>
+      </w:r>
+      <w:r>
+        <w:rPr>
+          <w:rStyle w:val="NormalTok"/>
+        </w:rPr>
+        <w:t xml:space="preserve"> </w:t>
+      </w:r>
+      <w:r>
+        <w:rPr>
+          <w:rStyle w:val="AttributeTok"/>
+        </w:rPr>
+        <w:t xml:space="preserve">-g</w:t>
+      </w:r>
+      <w:r>
+        <w:rPr>
+          <w:rStyle w:val="NormalTok"/>
+        </w:rPr>
+        <w:t xml:space="preserve"> </w:t>
+      </w:r>
+      <w:r>
+        <w:rPr>
+          <w:rStyle w:val="AttributeTok"/>
+        </w:rPr>
+        <w:t xml:space="preserve">-O0</w:t>
+      </w:r>
+      <w:r>
+        <w:rPr>
+          <w:rStyle w:val="NormalTok"/>
+        </w:rPr>
+        <w:t xml:space="preserve"> </w:t>
+      </w:r>
+      <w:r>
+        <w:rPr>
+          <w:rStyle w:val="AttributeTok"/>
+        </w:rPr>
         <w:t xml:space="preserve">-DDEBUG</w:t>
       </w:r>
       <w:r>
@@ -522,6 +2469,18 @@
         <w:rPr>
           <w:rStyle w:val="AttributeTok"/>
         </w:rPr>
+        <w:t xml:space="preserve">-DTEST</w:t>
+      </w:r>
+      <w:r>
+        <w:rPr>
+          <w:rStyle w:val="NormalTok"/>
+        </w:rPr>
+        <w:t xml:space="preserve"> </w:t>
+      </w:r>
+      <w:r>
+        <w:rPr>
+          <w:rStyle w:val="AttributeTok"/>
+        </w:rPr>
         <w:t xml:space="preserve">-fno-omit-frame-pointer</w:t>
       </w:r>
       <w:r>
@@ -570,7 +2529,7 @@
         <w:rPr>
           <w:rStyle w:val="NormalTok"/>
         </w:rPr>
-        <w:t xml:space="preserve"> build/debug/main.c.o</w:t>
+        <w:t xml:space="preserve"> build/debug-test/main.c.o</w:t>
       </w:r>
       <w:r>
         <w:br/>
@@ -579,6 +2538,33 @@
         <w:rPr>
           <w:rStyle w:val="FunctionTok"/>
         </w:rPr>
+        <w:t xml:space="preserve">mkdir</w:t>
+      </w:r>
+      <w:r>
+        <w:rPr>
+          <w:rStyle w:val="NormalTok"/>
+        </w:rPr>
+        <w:t xml:space="preserve"> </w:t>
+      </w:r>
+      <w:r>
+        <w:rPr>
+          <w:rStyle w:val="AttributeTok"/>
+        </w:rPr>
+        <w:t xml:space="preserve">-p</w:t>
+      </w:r>
+      <w:r>
+        <w:rPr>
+          <w:rStyle w:val="NormalTok"/>
+        </w:rPr>
+        <w:t xml:space="preserve"> build/debug-test</w:t>
+      </w:r>
+      <w:r>
+        <w:br/>
+      </w:r>
+      <w:r>
+        <w:rPr>
+          <w:rStyle w:val="FunctionTok"/>
+        </w:rPr>
         <w:t xml:space="preserve">cc</w:t>
       </w:r>
       <w:r>
@@ -627,6 +2613,18 @@
         <w:rPr>
           <w:rStyle w:val="AttributeTok"/>
         </w:rPr>
+        <w:t xml:space="preserve">-DTEST</w:t>
+      </w:r>
+      <w:r>
+        <w:rPr>
+          <w:rStyle w:val="NormalTok"/>
+        </w:rPr>
+        <w:t xml:space="preserve"> </w:t>
+      </w:r>
+      <w:r>
+        <w:rPr>
+          <w:rStyle w:val="AttributeTok"/>
+        </w:rPr>
         <w:t xml:space="preserve">-fno-omit-frame-pointer</w:t>
       </w:r>
       <w:r>
@@ -651,7 +2649,19 @@
         <w:rPr>
           <w:rStyle w:val="NormalTok"/>
         </w:rPr>
-        <w:t xml:space="preserve">address build/debug/lab.c.o build/debug/main.c.o </w:t>
+        <w:t xml:space="preserve">address </w:t>
+      </w:r>
+      <w:r>
+        <w:rPr>
+          <w:rStyle w:val="AttributeTok"/>
+        </w:rPr>
+        <w:t xml:space="preserve">-c</w:t>
+      </w:r>
+      <w:r>
+        <w:rPr>
+          <w:rStyle w:val="NormalTok"/>
+        </w:rPr>
+        <w:t xml:space="preserve"> src/lab.c </w:t>
       </w:r>
       <w:r>
         <w:rPr>
@@ -663,7 +2673,109 @@
         <w:rPr>
           <w:rStyle w:val="NormalTok"/>
         </w:rPr>
-        <w:t xml:space="preserve"> build/debug/myapp_d </w:t>
+        <w:t xml:space="preserve"> build/debug-test/lab.c.o</w:t>
+      </w:r>
+      <w:r>
+        <w:br/>
+      </w:r>
+      <w:r>
+        <w:rPr>
+          <w:rStyle w:val="FunctionTok"/>
+        </w:rPr>
+        <w:t xml:space="preserve">mkdir</w:t>
+      </w:r>
+      <w:r>
+        <w:rPr>
+          <w:rStyle w:val="NormalTok"/>
+        </w:rPr>
+        <w:t xml:space="preserve"> </w:t>
+      </w:r>
+      <w:r>
+        <w:rPr>
+          <w:rStyle w:val="AttributeTok"/>
+        </w:rPr>
+        <w:t xml:space="preserve">-p</w:t>
+      </w:r>
+      <w:r>
+        <w:rPr>
+          <w:rStyle w:val="NormalTok"/>
+        </w:rPr>
+        <w:t xml:space="preserve"> build/debug-test/harness/</w:t>
+      </w:r>
+      <w:r>
+        <w:br/>
+      </w:r>
+      <w:r>
+        <w:rPr>
+          <w:rStyle w:val="FunctionTok"/>
+        </w:rPr>
+        <w:t xml:space="preserve">cc</w:t>
+      </w:r>
+      <w:r>
+        <w:rPr>
+          <w:rStyle w:val="NormalTok"/>
+        </w:rPr>
+        <w:t xml:space="preserve"> </w:t>
+      </w:r>
+      <w:r>
+        <w:rPr>
+          <w:rStyle w:val="AttributeTok"/>
+        </w:rPr>
+        <w:t xml:space="preserve">-g</w:t>
+      </w:r>
+      <w:r>
+        <w:rPr>
+          <w:rStyle w:val="NormalTok"/>
+        </w:rPr>
+        <w:t xml:space="preserve"> </w:t>
+      </w:r>
+      <w:r>
+        <w:rPr>
+          <w:rStyle w:val="AttributeTok"/>
+        </w:rPr>
+        <w:t xml:space="preserve">-O0</w:t>
+      </w:r>
+      <w:r>
+        <w:rPr>
+          <w:rStyle w:val="NormalTok"/>
+        </w:rPr>
+        <w:t xml:space="preserve"> </w:t>
+      </w:r>
+      <w:r>
+        <w:rPr>
+          <w:rStyle w:val="AttributeTok"/>
+        </w:rPr>
+        <w:t xml:space="preserve">-DDEBUG</w:t>
+      </w:r>
+      <w:r>
+        <w:rPr>
+          <w:rStyle w:val="NormalTok"/>
+        </w:rPr>
+        <w:t xml:space="preserve"> </w:t>
+      </w:r>
+      <w:r>
+        <w:rPr>
+          <w:rStyle w:val="AttributeTok"/>
+        </w:rPr>
+        <w:t xml:space="preserve">-DTEST</w:t>
+      </w:r>
+      <w:r>
+        <w:rPr>
+          <w:rStyle w:val="NormalTok"/>
+        </w:rPr>
+        <w:t xml:space="preserve"> </w:t>
+      </w:r>
+      <w:r>
+        <w:rPr>
+          <w:rStyle w:val="AttributeTok"/>
+        </w:rPr>
+        <w:t xml:space="preserve">-fno-omit-frame-pointer</w:t>
+      </w:r>
+      <w:r>
+        <w:rPr>
+          <w:rStyle w:val="NormalTok"/>
+        </w:rPr>
+        <w:t xml:space="preserve"> </w:t>
       </w:r>
       <w:r>
         <w:rPr>
@@ -681,6 +2793,297 @@
         <w:rPr>
           <w:rStyle w:val="NormalTok"/>
         </w:rPr>
+        <w:t xml:space="preserve">address </w:t>
+      </w:r>
+      <w:r>
+        <w:rPr>
+          <w:rStyle w:val="AttributeTok"/>
+        </w:rPr>
+        <w:t xml:space="preserve">-c</w:t>
+      </w:r>
+      <w:r>
+        <w:rPr>
+          <w:rStyle w:val="NormalTok"/>
+        </w:rPr>
+        <w:t xml:space="preserve"> tests/harness/unity.c </w:t>
+      </w:r>
+      <w:r>
+        <w:rPr>
+          <w:rStyle w:val="AttributeTok"/>
+        </w:rPr>
+        <w:t xml:space="preserve">-o</w:t>
+      </w:r>
+      <w:r>
+        <w:rPr>
+          <w:rStyle w:val="NormalTok"/>
+        </w:rPr>
+        <w:t xml:space="preserve"> build/debug-test/harness/unity.c.o</w:t>
+      </w:r>
+      <w:r>
+        <w:br/>
+      </w:r>
+      <w:r>
+        <w:rPr>
+          <w:rStyle w:val="FunctionTok"/>
+        </w:rPr>
+        <w:t xml:space="preserve">mkdir</w:t>
+      </w:r>
+      <w:r>
+        <w:rPr>
+          <w:rStyle w:val="NormalTok"/>
+        </w:rPr>
+        <w:t xml:space="preserve"> </w:t>
+      </w:r>
+      <w:r>
+        <w:rPr>
+          <w:rStyle w:val="AttributeTok"/>
+        </w:rPr>
+        <w:t xml:space="preserve">-p</w:t>
+      </w:r>
+      <w:r>
+        <w:rPr>
+          <w:rStyle w:val="NormalTok"/>
+        </w:rPr>
+        <w:t xml:space="preserve"> build/debug-test/</w:t>
+      </w:r>
+      <w:r>
+        <w:br/>
+      </w:r>
+      <w:r>
+        <w:rPr>
+          <w:rStyle w:val="FunctionTok"/>
+        </w:rPr>
+        <w:t xml:space="preserve">cc</w:t>
+      </w:r>
+      <w:r>
+        <w:rPr>
+          <w:rStyle w:val="NormalTok"/>
+        </w:rPr>
+        <w:t xml:space="preserve"> </w:t>
+      </w:r>
+      <w:r>
+        <w:rPr>
+          <w:rStyle w:val="AttributeTok"/>
+        </w:rPr>
+        <w:t xml:space="preserve">-g</w:t>
+      </w:r>
+      <w:r>
+        <w:rPr>
+          <w:rStyle w:val="NormalTok"/>
+        </w:rPr>
+        <w:t xml:space="preserve"> </w:t>
+      </w:r>
+      <w:r>
+        <w:rPr>
+          <w:rStyle w:val="AttributeTok"/>
+        </w:rPr>
+        <w:t xml:space="preserve">-O0</w:t>
+      </w:r>
+      <w:r>
+        <w:rPr>
+          <w:rStyle w:val="NormalTok"/>
+        </w:rPr>
+        <w:t xml:space="preserve"> </w:t>
+      </w:r>
+      <w:r>
+        <w:rPr>
+          <w:rStyle w:val="AttributeTok"/>
+        </w:rPr>
+        <w:t xml:space="preserve">-DDEBUG</w:t>
+      </w:r>
+      <w:r>
+        <w:rPr>
+          <w:rStyle w:val="NormalTok"/>
+        </w:rPr>
+        <w:t xml:space="preserve"> </w:t>
+      </w:r>
+      <w:r>
+        <w:rPr>
+          <w:rStyle w:val="AttributeTok"/>
+        </w:rPr>
+        <w:t xml:space="preserve">-DTEST</w:t>
+      </w:r>
+      <w:r>
+        <w:rPr>
+          <w:rStyle w:val="NormalTok"/>
+        </w:rPr>
+        <w:t xml:space="preserve"> </w:t>
+      </w:r>
+      <w:r>
+        <w:rPr>
+          <w:rStyle w:val="AttributeTok"/>
+        </w:rPr>
+        <w:t xml:space="preserve">-fno-omit-frame-pointer</w:t>
+      </w:r>
+      <w:r>
+        <w:rPr>
+          <w:rStyle w:val="NormalTok"/>
+        </w:rPr>
+        <w:t xml:space="preserve"> </w:t>
+      </w:r>
+      <w:r>
+        <w:rPr>
+          <w:rStyle w:val="AttributeTok"/>
+        </w:rPr>
+        <w:t xml:space="preserve">-fsanitize</w:t>
+      </w:r>
+      <w:r>
+        <w:rPr>
+          <w:rStyle w:val="OperatorTok"/>
+        </w:rPr>
+        <w:t xml:space="preserve">=</w:t>
+      </w:r>
+      <w:r>
+        <w:rPr>
+          <w:rStyle w:val="NormalTok"/>
+        </w:rPr>
+        <w:t xml:space="preserve">address </w:t>
+      </w:r>
+      <w:r>
+        <w:rPr>
+          <w:rStyle w:val="AttributeTok"/>
+        </w:rPr>
+        <w:t xml:space="preserve">-c</w:t>
+      </w:r>
+      <w:r>
+        <w:rPr>
+          <w:rStyle w:val="NormalTok"/>
+        </w:rPr>
+        <w:t xml:space="preserve"> tests/lab-test.c </w:t>
+      </w:r>
+      <w:r>
+        <w:rPr>
+          <w:rStyle w:val="AttributeTok"/>
+        </w:rPr>
+        <w:t xml:space="preserve">-o</w:t>
+      </w:r>
+      <w:r>
+        <w:rPr>
+          <w:rStyle w:val="NormalTok"/>
+        </w:rPr>
+        <w:t xml:space="preserve"> build/debug-test/lab-test.c.o</w:t>
+      </w:r>
+      <w:r>
+        <w:br/>
+      </w:r>
+      <w:r>
+        <w:rPr>
+          <w:rStyle w:val="FunctionTok"/>
+        </w:rPr>
+        <w:t xml:space="preserve">cc</w:t>
+      </w:r>
+      <w:r>
+        <w:rPr>
+          <w:rStyle w:val="NormalTok"/>
+        </w:rPr>
+        <w:t xml:space="preserve"> </w:t>
+      </w:r>
+      <w:r>
+        <w:rPr>
+          <w:rStyle w:val="AttributeTok"/>
+        </w:rPr>
+        <w:t xml:space="preserve">-g</w:t>
+      </w:r>
+      <w:r>
+        <w:rPr>
+          <w:rStyle w:val="NormalTok"/>
+        </w:rPr>
+        <w:t xml:space="preserve"> </w:t>
+      </w:r>
+      <w:r>
+        <w:rPr>
+          <w:rStyle w:val="AttributeTok"/>
+        </w:rPr>
+        <w:t xml:space="preserve">-O0</w:t>
+      </w:r>
+      <w:r>
+        <w:rPr>
+          <w:rStyle w:val="NormalTok"/>
+        </w:rPr>
+        <w:t xml:space="preserve"> </w:t>
+      </w:r>
+      <w:r>
+        <w:rPr>
+          <w:rStyle w:val="AttributeTok"/>
+        </w:rPr>
+        <w:t xml:space="preserve">-DDEBUG</w:t>
+      </w:r>
+      <w:r>
+        <w:rPr>
+          <w:rStyle w:val="NormalTok"/>
+        </w:rPr>
+        <w:t xml:space="preserve"> </w:t>
+      </w:r>
+      <w:r>
+        <w:rPr>
+          <w:rStyle w:val="AttributeTok"/>
+        </w:rPr>
+        <w:t xml:space="preserve">-DTEST</w:t>
+      </w:r>
+      <w:r>
+        <w:rPr>
+          <w:rStyle w:val="NormalTok"/>
+        </w:rPr>
+        <w:t xml:space="preserve"> </w:t>
+      </w:r>
+      <w:r>
+        <w:rPr>
+          <w:rStyle w:val="AttributeTok"/>
+        </w:rPr>
+        <w:t xml:space="preserve">-fno-omit-frame-pointer</w:t>
+      </w:r>
+      <w:r>
+        <w:rPr>
+          <w:rStyle w:val="NormalTok"/>
+        </w:rPr>
+        <w:t xml:space="preserve"> </w:t>
+      </w:r>
+      <w:r>
+        <w:rPr>
+          <w:rStyle w:val="AttributeTok"/>
+        </w:rPr>
+        <w:t xml:space="preserve">-fsanitize</w:t>
+      </w:r>
+      <w:r>
+        <w:rPr>
+          <w:rStyle w:val="OperatorTok"/>
+        </w:rPr>
+        <w:t xml:space="preserve">=</w:t>
+      </w:r>
+      <w:r>
+        <w:rPr>
+          <w:rStyle w:val="NormalTok"/>
+        </w:rPr>
+        <w:t xml:space="preserve">address build/debug-test/main.c.o build/debug-test/lab.c.o build/debug-test/harness/unity.c.o build/debug-test/lab-test.c.o </w:t>
+      </w:r>
+      <w:r>
+        <w:rPr>
+          <w:rStyle w:val="AttributeTok"/>
+        </w:rPr>
+        <w:t xml:space="preserve">-o</w:t>
+      </w:r>
+      <w:r>
+        <w:rPr>
+          <w:rStyle w:val="NormalTok"/>
+        </w:rPr>
+        <w:t xml:space="preserve"> build/debug-test/myapp_td </w:t>
+      </w:r>
+      <w:r>
+        <w:rPr>
+          <w:rStyle w:val="AttributeTok"/>
+        </w:rPr>
+        <w:t xml:space="preserve">-fsanitize</w:t>
+      </w:r>
+      <w:r>
+        <w:rPr>
+          <w:rStyle w:val="OperatorTok"/>
+        </w:rPr>
+        <w:t xml:space="preserve">=</w:t>
+      </w:r>
+      <w:r>
+        <w:rPr>
+          <w:rStyle w:val="NormalTok"/>
+        </w:rPr>
         <w:t xml:space="preserve">address</w:t>
       </w:r>
       <w:r>
@@ -726,2410 +3129,7 @@
         <w:rPr>
           <w:rStyle w:val="StringTok"/>
         </w:rPr>
-        <w:t xml:space="preserve">'/home/PERRYARYEE/Computer-Networks-CS525'</w:t>
-      </w:r>
-      <w:r>
-        <w:br/>
-      </w:r>
-      <w:r>
-        <w:rPr>
-          <w:rStyle w:val="VariableTok"/>
-        </w:rPr>
-        <w:t xml:space="preserve">make</w:t>
-      </w:r>
-      <w:r>
-        <w:rPr>
-          <w:rStyle w:val="OperatorTok"/>
-        </w:rPr>
-        <w:t xml:space="preserve">[</w:t>
-      </w:r>
-      <w:r>
-        <w:rPr>
-          <w:rStyle w:val="DecValTok"/>
-        </w:rPr>
-        <w:t xml:space="preserve">1</w:t>
-      </w:r>
-      <w:r>
-        <w:rPr>
-          <w:rStyle w:val="OperatorTok"/>
-        </w:rPr>
-        <w:t xml:space="preserve">]</w:t>
-      </w:r>
-      <w:r>
-        <w:rPr>
-          <w:rStyle w:val="ExtensionTok"/>
-        </w:rPr>
-        <w:t xml:space="preserve">:</w:t>
-      </w:r>
-      <w:r>
-        <w:rPr>
-          <w:rStyle w:val="NormalTok"/>
-        </w:rPr>
-        <w:t xml:space="preserve"> Entering directory </w:t>
-      </w:r>
-      <w:r>
-        <w:rPr>
-          <w:rStyle w:val="StringTok"/>
-        </w:rPr>
-        <w:t xml:space="preserve">'/home/PERRYARYEE/Computer-Networks-CS525'</w:t>
-      </w:r>
-      <w:r>
-        <w:br/>
-      </w:r>
-      <w:r>
-        <w:rPr>
-          <w:rStyle w:val="FunctionTok"/>
-        </w:rPr>
-        <w:t xml:space="preserve">mkdir</w:t>
-      </w:r>
-      <w:r>
-        <w:rPr>
-          <w:rStyle w:val="NormalTok"/>
-        </w:rPr>
-        <w:t xml:space="preserve"> </w:t>
-      </w:r>
-      <w:r>
-        <w:rPr>
-          <w:rStyle w:val="AttributeTok"/>
-        </w:rPr>
-        <w:t xml:space="preserve">-p</w:t>
-      </w:r>
-      <w:r>
-        <w:rPr>
-          <w:rStyle w:val="NormalTok"/>
-        </w:rPr>
-        <w:t xml:space="preserve"> build/release</w:t>
-      </w:r>
-      <w:r>
-        <w:br/>
-      </w:r>
-      <w:r>
-        <w:rPr>
-          <w:rStyle w:val="FunctionTok"/>
-        </w:rPr>
-        <w:t xml:space="preserve">cc</w:t>
-      </w:r>
-      <w:r>
-        <w:rPr>
-          <w:rStyle w:val="NormalTok"/>
-        </w:rPr>
-        <w:t xml:space="preserve"> </w:t>
-      </w:r>
-      <w:r>
-        <w:rPr>
-          <w:rStyle w:val="AttributeTok"/>
-        </w:rPr>
-        <w:t xml:space="preserve">-Wall</w:t>
-      </w:r>
-      <w:r>
-        <w:rPr>
-          <w:rStyle w:val="NormalTok"/>
-        </w:rPr>
-        <w:t xml:space="preserve"> </w:t>
-      </w:r>
-      <w:r>
-        <w:rPr>
-          <w:rStyle w:val="AttributeTok"/>
-        </w:rPr>
-        <w:t xml:space="preserve">-Wextra</w:t>
-      </w:r>
-      <w:r>
-        <w:rPr>
-          <w:rStyle w:val="NormalTok"/>
-        </w:rPr>
-        <w:t xml:space="preserve"> </w:t>
-      </w:r>
-      <w:r>
-        <w:rPr>
-          <w:rStyle w:val="AttributeTok"/>
-        </w:rPr>
-        <w:t xml:space="preserve">-O2</w:t>
-      </w:r>
-      <w:r>
-        <w:rPr>
-          <w:rStyle w:val="NormalTok"/>
-        </w:rPr>
-        <w:t xml:space="preserve"> </w:t>
-      </w:r>
-      <w:r>
-        <w:rPr>
-          <w:rStyle w:val="AttributeTok"/>
-        </w:rPr>
-        <w:t xml:space="preserve">-fPIE</w:t>
-      </w:r>
-      <w:r>
-        <w:rPr>
-          <w:rStyle w:val="NormalTok"/>
-        </w:rPr>
-        <w:t xml:space="preserve"> </w:t>
-      </w:r>
-      <w:r>
-        <w:rPr>
-          <w:rStyle w:val="AttributeTok"/>
-        </w:rPr>
-        <w:t xml:space="preserve">-MMD</w:t>
-      </w:r>
-      <w:r>
-        <w:rPr>
-          <w:rStyle w:val="NormalTok"/>
-        </w:rPr>
-        <w:t xml:space="preserve"> </w:t>
-      </w:r>
-      <w:r>
-        <w:rPr>
-          <w:rStyle w:val="AttributeTok"/>
-        </w:rPr>
-        <w:t xml:space="preserve">-MP</w:t>
-      </w:r>
-      <w:r>
-        <w:rPr>
-          <w:rStyle w:val="NormalTok"/>
-        </w:rPr>
-        <w:t xml:space="preserve"> </w:t>
-      </w:r>
-      <w:r>
-        <w:rPr>
-          <w:rStyle w:val="AttributeTok"/>
-        </w:rPr>
-        <w:t xml:space="preserve">-Wformat</w:t>
-      </w:r>
-      <w:r>
-        <w:rPr>
-          <w:rStyle w:val="NormalTok"/>
-        </w:rPr>
-        <w:t xml:space="preserve"> </w:t>
-      </w:r>
-      <w:r>
-        <w:rPr>
-          <w:rStyle w:val="AttributeTok"/>
-        </w:rPr>
-        <w:t xml:space="preserve">-Wformat</w:t>
-      </w:r>
-      <w:r>
-        <w:rPr>
-          <w:rStyle w:val="OperatorTok"/>
-        </w:rPr>
-        <w:t xml:space="preserve">=</w:t>
-      </w:r>
-      <w:r>
-        <w:rPr>
-          <w:rStyle w:val="NormalTok"/>
-        </w:rPr>
-        <w:t xml:space="preserve">2 </w:t>
-      </w:r>
-      <w:r>
-        <w:rPr>
-          <w:rStyle w:val="AttributeTok"/>
-        </w:rPr>
-        <w:t xml:space="preserve">-Wconversion</w:t>
-      </w:r>
-      <w:r>
-        <w:rPr>
-          <w:rStyle w:val="NormalTok"/>
-        </w:rPr>
-        <w:t xml:space="preserve"> </w:t>
-      </w:r>
-      <w:r>
-        <w:rPr>
-          <w:rStyle w:val="AttributeTok"/>
-        </w:rPr>
-        <w:t xml:space="preserve">-Wsign-conversion</w:t>
-      </w:r>
-      <w:r>
-        <w:rPr>
-          <w:rStyle w:val="NormalTok"/>
-        </w:rPr>
-        <w:t xml:space="preserve"> </w:t>
-      </w:r>
-      <w:r>
-        <w:rPr>
-          <w:rStyle w:val="AttributeTok"/>
-        </w:rPr>
-        <w:t xml:space="preserve">-Wimplicit-fallthrough</w:t>
-      </w:r>
-      <w:r>
-        <w:rPr>
-          <w:rStyle w:val="NormalTok"/>
-        </w:rPr>
-        <w:t xml:space="preserve"> </w:t>
-      </w:r>
-      <w:r>
-        <w:rPr>
-          <w:rStyle w:val="AttributeTok"/>
-        </w:rPr>
-        <w:t xml:space="preserve">-fstack-protector-strong</w:t>
-      </w:r>
-      <w:r>
-        <w:rPr>
-          <w:rStyle w:val="NormalTok"/>
-        </w:rPr>
-        <w:t xml:space="preserve"> </w:t>
-      </w:r>
-      <w:r>
-        <w:rPr>
-          <w:rStyle w:val="AttributeTok"/>
-        </w:rPr>
-        <w:t xml:space="preserve">-Werror</w:t>
-      </w:r>
-      <w:r>
-        <w:rPr>
-          <w:rStyle w:val="OperatorTok"/>
-        </w:rPr>
-        <w:t xml:space="preserve">=</w:t>
-      </w:r>
-      <w:r>
-        <w:rPr>
-          <w:rStyle w:val="NormalTok"/>
-        </w:rPr>
-        <w:t xml:space="preserve">format-security </w:t>
-      </w:r>
-      <w:r>
-        <w:rPr>
-          <w:rStyle w:val="AttributeTok"/>
-        </w:rPr>
-        <w:t xml:space="preserve">-Werror</w:t>
-      </w:r>
-      <w:r>
-        <w:rPr>
-          <w:rStyle w:val="OperatorTok"/>
-        </w:rPr>
-        <w:t xml:space="preserve">=</w:t>
-      </w:r>
-      <w:r>
-        <w:rPr>
-          <w:rStyle w:val="NormalTok"/>
-        </w:rPr>
-        <w:t xml:space="preserve">implicit </w:t>
-      </w:r>
-      <w:r>
-        <w:rPr>
-          <w:rStyle w:val="AttributeTok"/>
-        </w:rPr>
-        <w:t xml:space="preserve">-Werror</w:t>
-      </w:r>
-      <w:r>
-        <w:rPr>
-          <w:rStyle w:val="OperatorTok"/>
-        </w:rPr>
-        <w:t xml:space="preserve">=</w:t>
-      </w:r>
-      <w:r>
-        <w:rPr>
-          <w:rStyle w:val="NormalTok"/>
-        </w:rPr>
-        <w:t xml:space="preserve">incompatible-pointer-types </w:t>
-      </w:r>
-      <w:r>
-        <w:rPr>
-          <w:rStyle w:val="AttributeTok"/>
-        </w:rPr>
-        <w:t xml:space="preserve">-Werror</w:t>
-      </w:r>
-      <w:r>
-        <w:rPr>
-          <w:rStyle w:val="OperatorTok"/>
-        </w:rPr>
-        <w:t xml:space="preserve">=</w:t>
-      </w:r>
-      <w:r>
-        <w:rPr>
-          <w:rStyle w:val="NormalTok"/>
-        </w:rPr>
-        <w:t xml:space="preserve">int-conversion </w:t>
-      </w:r>
-      <w:r>
-        <w:rPr>
-          <w:rStyle w:val="AttributeTok"/>
-        </w:rPr>
-        <w:t xml:space="preserve">-c</w:t>
-      </w:r>
-      <w:r>
-        <w:rPr>
-          <w:rStyle w:val="NormalTok"/>
-        </w:rPr>
-        <w:t xml:space="preserve"> src/lab.c </w:t>
-      </w:r>
-      <w:r>
-        <w:rPr>
-          <w:rStyle w:val="AttributeTok"/>
-        </w:rPr>
-        <w:t xml:space="preserve">-o</w:t>
-      </w:r>
-      <w:r>
-        <w:rPr>
-          <w:rStyle w:val="NormalTok"/>
-        </w:rPr>
-        <w:t xml:space="preserve"> build/release/lab.c.o</w:t>
-      </w:r>
-      <w:r>
-        <w:br/>
-      </w:r>
-      <w:r>
-        <w:rPr>
-          <w:rStyle w:val="FunctionTok"/>
-        </w:rPr>
-        <w:t xml:space="preserve">mkdir</w:t>
-      </w:r>
-      <w:r>
-        <w:rPr>
-          <w:rStyle w:val="NormalTok"/>
-        </w:rPr>
-        <w:t xml:space="preserve"> </w:t>
-      </w:r>
-      <w:r>
-        <w:rPr>
-          <w:rStyle w:val="AttributeTok"/>
-        </w:rPr>
-        <w:t xml:space="preserve">-p</w:t>
-      </w:r>
-      <w:r>
-        <w:rPr>
-          <w:rStyle w:val="NormalTok"/>
-        </w:rPr>
-        <w:t xml:space="preserve"> build/release</w:t>
-      </w:r>
-      <w:r>
-        <w:br/>
-      </w:r>
-      <w:r>
-        <w:rPr>
-          <w:rStyle w:val="FunctionTok"/>
-        </w:rPr>
-        <w:t xml:space="preserve">cc</w:t>
-      </w:r>
-      <w:r>
-        <w:rPr>
-          <w:rStyle w:val="NormalTok"/>
-        </w:rPr>
-        <w:t xml:space="preserve"> </w:t>
-      </w:r>
-      <w:r>
-        <w:rPr>
-          <w:rStyle w:val="AttributeTok"/>
-        </w:rPr>
-        <w:t xml:space="preserve">-Wall</w:t>
-      </w:r>
-      <w:r>
-        <w:rPr>
-          <w:rStyle w:val="NormalTok"/>
-        </w:rPr>
-        <w:t xml:space="preserve"> </w:t>
-      </w:r>
-      <w:r>
-        <w:rPr>
-          <w:rStyle w:val="AttributeTok"/>
-        </w:rPr>
-        <w:t xml:space="preserve">-Wextra</w:t>
-      </w:r>
-      <w:r>
-        <w:rPr>
-          <w:rStyle w:val="NormalTok"/>
-        </w:rPr>
-        <w:t xml:space="preserve"> </w:t>
-      </w:r>
-      <w:r>
-        <w:rPr>
-          <w:rStyle w:val="AttributeTok"/>
-        </w:rPr>
-        <w:t xml:space="preserve">-O2</w:t>
-      </w:r>
-      <w:r>
-        <w:rPr>
-          <w:rStyle w:val="NormalTok"/>
-        </w:rPr>
-        <w:t xml:space="preserve"> </w:t>
-      </w:r>
-      <w:r>
-        <w:rPr>
-          <w:rStyle w:val="AttributeTok"/>
-        </w:rPr>
-        <w:t xml:space="preserve">-fPIE</w:t>
-      </w:r>
-      <w:r>
-        <w:rPr>
-          <w:rStyle w:val="NormalTok"/>
-        </w:rPr>
-        <w:t xml:space="preserve"> </w:t>
-      </w:r>
-      <w:r>
-        <w:rPr>
-          <w:rStyle w:val="AttributeTok"/>
-        </w:rPr>
-        <w:t xml:space="preserve">-MMD</w:t>
-      </w:r>
-      <w:r>
-        <w:rPr>
-          <w:rStyle w:val="NormalTok"/>
-        </w:rPr>
-        <w:t xml:space="preserve"> </w:t>
-      </w:r>
-      <w:r>
-        <w:rPr>
-          <w:rStyle w:val="AttributeTok"/>
-        </w:rPr>
-        <w:t xml:space="preserve">-MP</w:t>
-      </w:r>
-      <w:r>
-        <w:rPr>
-          <w:rStyle w:val="NormalTok"/>
-        </w:rPr>
-        <w:t xml:space="preserve"> </w:t>
-      </w:r>
-      <w:r>
-        <w:rPr>
-          <w:rStyle w:val="AttributeTok"/>
-        </w:rPr>
-        <w:t xml:space="preserve">-Wformat</w:t>
-      </w:r>
-      <w:r>
-        <w:rPr>
-          <w:rStyle w:val="NormalTok"/>
-        </w:rPr>
-        <w:t xml:space="preserve"> </w:t>
-      </w:r>
-      <w:r>
-        <w:rPr>
-          <w:rStyle w:val="AttributeTok"/>
-        </w:rPr>
-        <w:t xml:space="preserve">-Wformat</w:t>
-      </w:r>
-      <w:r>
-        <w:rPr>
-          <w:rStyle w:val="OperatorTok"/>
-        </w:rPr>
-        <w:t xml:space="preserve">=</w:t>
-      </w:r>
-      <w:r>
-        <w:rPr>
-          <w:rStyle w:val="NormalTok"/>
-        </w:rPr>
-        <w:t xml:space="preserve">2 </w:t>
-      </w:r>
-      <w:r>
-        <w:rPr>
-          <w:rStyle w:val="AttributeTok"/>
-        </w:rPr>
-        <w:t xml:space="preserve">-Wconversion</w:t>
-      </w:r>
-      <w:r>
-        <w:rPr>
-          <w:rStyle w:val="NormalTok"/>
-        </w:rPr>
-        <w:t xml:space="preserve"> </w:t>
-      </w:r>
-      <w:r>
-        <w:rPr>
-          <w:rStyle w:val="AttributeTok"/>
-        </w:rPr>
-        <w:t xml:space="preserve">-Wsign-conversion</w:t>
-      </w:r>
-      <w:r>
-        <w:rPr>
-          <w:rStyle w:val="NormalTok"/>
-        </w:rPr>
-        <w:t xml:space="preserve"> </w:t>
-      </w:r>
-      <w:r>
-        <w:rPr>
-          <w:rStyle w:val="AttributeTok"/>
-        </w:rPr>
-        <w:t xml:space="preserve">-Wimplicit-fallthrough</w:t>
-      </w:r>
-      <w:r>
-        <w:rPr>
-          <w:rStyle w:val="NormalTok"/>
-        </w:rPr>
-        <w:t xml:space="preserve"> </w:t>
-      </w:r>
-      <w:r>
-        <w:rPr>
-          <w:rStyle w:val="AttributeTok"/>
-        </w:rPr>
-        <w:t xml:space="preserve">-fstack-protector-strong</w:t>
-      </w:r>
-      <w:r>
-        <w:rPr>
-          <w:rStyle w:val="NormalTok"/>
-        </w:rPr>
-        <w:t xml:space="preserve"> </w:t>
-      </w:r>
-      <w:r>
-        <w:rPr>
-          <w:rStyle w:val="AttributeTok"/>
-        </w:rPr>
-        <w:t xml:space="preserve">-Werror</w:t>
-      </w:r>
-      <w:r>
-        <w:rPr>
-          <w:rStyle w:val="OperatorTok"/>
-        </w:rPr>
-        <w:t xml:space="preserve">=</w:t>
-      </w:r>
-      <w:r>
-        <w:rPr>
-          <w:rStyle w:val="NormalTok"/>
-        </w:rPr>
-        <w:t xml:space="preserve">format-security </w:t>
-      </w:r>
-      <w:r>
-        <w:rPr>
-          <w:rStyle w:val="AttributeTok"/>
-        </w:rPr>
-        <w:t xml:space="preserve">-Werror</w:t>
-      </w:r>
-      <w:r>
-        <w:rPr>
-          <w:rStyle w:val="OperatorTok"/>
-        </w:rPr>
-        <w:t xml:space="preserve">=</w:t>
-      </w:r>
-      <w:r>
-        <w:rPr>
-          <w:rStyle w:val="NormalTok"/>
-        </w:rPr>
-        <w:t xml:space="preserve">implicit </w:t>
-      </w:r>
-      <w:r>
-        <w:rPr>
-          <w:rStyle w:val="AttributeTok"/>
-        </w:rPr>
-        <w:t xml:space="preserve">-Werror</w:t>
-      </w:r>
-      <w:r>
-        <w:rPr>
-          <w:rStyle w:val="OperatorTok"/>
-        </w:rPr>
-        <w:t xml:space="preserve">=</w:t>
-      </w:r>
-      <w:r>
-        <w:rPr>
-          <w:rStyle w:val="NormalTok"/>
-        </w:rPr>
-        <w:t xml:space="preserve">incompatible-pointer-types </w:t>
-      </w:r>
-      <w:r>
-        <w:rPr>
-          <w:rStyle w:val="AttributeTok"/>
-        </w:rPr>
-        <w:t xml:space="preserve">-Werror</w:t>
-      </w:r>
-      <w:r>
-        <w:rPr>
-          <w:rStyle w:val="OperatorTok"/>
-        </w:rPr>
-        <w:t xml:space="preserve">=</w:t>
-      </w:r>
-      <w:r>
-        <w:rPr>
-          <w:rStyle w:val="NormalTok"/>
-        </w:rPr>
-        <w:t xml:space="preserve">int-conversion </w:t>
-      </w:r>
-      <w:r>
-        <w:rPr>
-          <w:rStyle w:val="AttributeTok"/>
-        </w:rPr>
-        <w:t xml:space="preserve">-c</w:t>
-      </w:r>
-      <w:r>
-        <w:rPr>
-          <w:rStyle w:val="NormalTok"/>
-        </w:rPr>
-        <w:t xml:space="preserve"> src/main.c </w:t>
-      </w:r>
-      <w:r>
-        <w:rPr>
-          <w:rStyle w:val="AttributeTok"/>
-        </w:rPr>
-        <w:t xml:space="preserve">-o</w:t>
-      </w:r>
-      <w:r>
-        <w:rPr>
-          <w:rStyle w:val="NormalTok"/>
-        </w:rPr>
-        <w:t xml:space="preserve"> build/release/main.c.o</w:t>
-      </w:r>
-      <w:r>
-        <w:br/>
-      </w:r>
-      <w:r>
-        <w:rPr>
-          <w:rStyle w:val="FunctionTok"/>
-        </w:rPr>
-        <w:t xml:space="preserve">cc</w:t>
-      </w:r>
-      <w:r>
-        <w:rPr>
-          <w:rStyle w:val="NormalTok"/>
-        </w:rPr>
-        <w:t xml:space="preserve"> </w:t>
-      </w:r>
-      <w:r>
-        <w:rPr>
-          <w:rStyle w:val="AttributeTok"/>
-        </w:rPr>
-        <w:t xml:space="preserve">-Wall</w:t>
-      </w:r>
-      <w:r>
-        <w:rPr>
-          <w:rStyle w:val="NormalTok"/>
-        </w:rPr>
-        <w:t xml:space="preserve"> </w:t>
-      </w:r>
-      <w:r>
-        <w:rPr>
-          <w:rStyle w:val="AttributeTok"/>
-        </w:rPr>
-        <w:t xml:space="preserve">-Wextra</w:t>
-      </w:r>
-      <w:r>
-        <w:rPr>
-          <w:rStyle w:val="NormalTok"/>
-        </w:rPr>
-        <w:t xml:space="preserve"> </w:t>
-      </w:r>
-      <w:r>
-        <w:rPr>
-          <w:rStyle w:val="AttributeTok"/>
-        </w:rPr>
-        <w:t xml:space="preserve">-O2</w:t>
-      </w:r>
-      <w:r>
-        <w:rPr>
-          <w:rStyle w:val="NormalTok"/>
-        </w:rPr>
-        <w:t xml:space="preserve"> </w:t>
-      </w:r>
-      <w:r>
-        <w:rPr>
-          <w:rStyle w:val="AttributeTok"/>
-        </w:rPr>
-        <w:t xml:space="preserve">-fPIE</w:t>
-      </w:r>
-      <w:r>
-        <w:rPr>
-          <w:rStyle w:val="NormalTok"/>
-        </w:rPr>
-        <w:t xml:space="preserve"> </w:t>
-      </w:r>
-      <w:r>
-        <w:rPr>
-          <w:rStyle w:val="AttributeTok"/>
-        </w:rPr>
-        <w:t xml:space="preserve">-MMD</w:t>
-      </w:r>
-      <w:r>
-        <w:rPr>
-          <w:rStyle w:val="NormalTok"/>
-        </w:rPr>
-        <w:t xml:space="preserve"> </w:t>
-      </w:r>
-      <w:r>
-        <w:rPr>
-          <w:rStyle w:val="AttributeTok"/>
-        </w:rPr>
-        <w:t xml:space="preserve">-MP</w:t>
-      </w:r>
-      <w:r>
-        <w:rPr>
-          <w:rStyle w:val="NormalTok"/>
-        </w:rPr>
-        <w:t xml:space="preserve"> </w:t>
-      </w:r>
-      <w:r>
-        <w:rPr>
-          <w:rStyle w:val="AttributeTok"/>
-        </w:rPr>
-        <w:t xml:space="preserve">-Wformat</w:t>
-      </w:r>
-      <w:r>
-        <w:rPr>
-          <w:rStyle w:val="NormalTok"/>
-        </w:rPr>
-        <w:t xml:space="preserve"> </w:t>
-      </w:r>
-      <w:r>
-        <w:rPr>
-          <w:rStyle w:val="AttributeTok"/>
-        </w:rPr>
-        <w:t xml:space="preserve">-Wformat</w:t>
-      </w:r>
-      <w:r>
-        <w:rPr>
-          <w:rStyle w:val="OperatorTok"/>
-        </w:rPr>
-        <w:t xml:space="preserve">=</w:t>
-      </w:r>
-      <w:r>
-        <w:rPr>
-          <w:rStyle w:val="NormalTok"/>
-        </w:rPr>
-        <w:t xml:space="preserve">2 </w:t>
-      </w:r>
-      <w:r>
-        <w:rPr>
-          <w:rStyle w:val="AttributeTok"/>
-        </w:rPr>
-        <w:t xml:space="preserve">-Wconversion</w:t>
-      </w:r>
-      <w:r>
-        <w:rPr>
-          <w:rStyle w:val="NormalTok"/>
-        </w:rPr>
-        <w:t xml:space="preserve"> </w:t>
-      </w:r>
-      <w:r>
-        <w:rPr>
-          <w:rStyle w:val="AttributeTok"/>
-        </w:rPr>
-        <w:t xml:space="preserve">-Wsign-conversion</w:t>
-      </w:r>
-      <w:r>
-        <w:rPr>
-          <w:rStyle w:val="NormalTok"/>
-        </w:rPr>
-        <w:t xml:space="preserve"> </w:t>
-      </w:r>
-      <w:r>
-        <w:rPr>
-          <w:rStyle w:val="AttributeTok"/>
-        </w:rPr>
-        <w:t xml:space="preserve">-Wimplicit-fallthrough</w:t>
-      </w:r>
-      <w:r>
-        <w:rPr>
-          <w:rStyle w:val="NormalTok"/>
-        </w:rPr>
-        <w:t xml:space="preserve"> </w:t>
-      </w:r>
-      <w:r>
-        <w:rPr>
-          <w:rStyle w:val="AttributeTok"/>
-        </w:rPr>
-        <w:t xml:space="preserve">-fstack-protector-strong</w:t>
-      </w:r>
-      <w:r>
-        <w:rPr>
-          <w:rStyle w:val="NormalTok"/>
-        </w:rPr>
-        <w:t xml:space="preserve"> </w:t>
-      </w:r>
-      <w:r>
-        <w:rPr>
-          <w:rStyle w:val="AttributeTok"/>
-        </w:rPr>
-        <w:t xml:space="preserve">-Werror</w:t>
-      </w:r>
-      <w:r>
-        <w:rPr>
-          <w:rStyle w:val="OperatorTok"/>
-        </w:rPr>
-        <w:t xml:space="preserve">=</w:t>
-      </w:r>
-      <w:r>
-        <w:rPr>
-          <w:rStyle w:val="NormalTok"/>
-        </w:rPr>
-        <w:t xml:space="preserve">format-security </w:t>
-      </w:r>
-      <w:r>
-        <w:rPr>
-          <w:rStyle w:val="AttributeTok"/>
-        </w:rPr>
-        <w:t xml:space="preserve">-Werror</w:t>
-      </w:r>
-      <w:r>
-        <w:rPr>
-          <w:rStyle w:val="OperatorTok"/>
-        </w:rPr>
-        <w:t xml:space="preserve">=</w:t>
-      </w:r>
-      <w:r>
-        <w:rPr>
-          <w:rStyle w:val="NormalTok"/>
-        </w:rPr>
-        <w:t xml:space="preserve">implicit </w:t>
-      </w:r>
-      <w:r>
-        <w:rPr>
-          <w:rStyle w:val="AttributeTok"/>
-        </w:rPr>
-        <w:t xml:space="preserve">-Werror</w:t>
-      </w:r>
-      <w:r>
-        <w:rPr>
-          <w:rStyle w:val="OperatorTok"/>
-        </w:rPr>
-        <w:t xml:space="preserve">=</w:t>
-      </w:r>
-      <w:r>
-        <w:rPr>
-          <w:rStyle w:val="NormalTok"/>
-        </w:rPr>
-        <w:t xml:space="preserve">incompatible-pointer-types </w:t>
-      </w:r>
-      <w:r>
-        <w:rPr>
-          <w:rStyle w:val="AttributeTok"/>
-        </w:rPr>
-        <w:t xml:space="preserve">-Werror</w:t>
-      </w:r>
-      <w:r>
-        <w:rPr>
-          <w:rStyle w:val="OperatorTok"/>
-        </w:rPr>
-        <w:t xml:space="preserve">=</w:t>
-      </w:r>
-      <w:r>
-        <w:rPr>
-          <w:rStyle w:val="NormalTok"/>
-        </w:rPr>
-        <w:t xml:space="preserve">int-conversion build/release/lab.c.o build/release/main.c.o </w:t>
-      </w:r>
-      <w:r>
-        <w:rPr>
-          <w:rStyle w:val="AttributeTok"/>
-        </w:rPr>
-        <w:t xml:space="preserve">-o</w:t>
-      </w:r>
-      <w:r>
-        <w:rPr>
-          <w:rStyle w:val="NormalTok"/>
-        </w:rPr>
-        <w:t xml:space="preserve"> build/release/myapp </w:t>
-      </w:r>
-      <w:r>
-        <w:br/>
-      </w:r>
-      <w:r>
-        <w:rPr>
-          <w:rStyle w:val="VariableTok"/>
-        </w:rPr>
-        <w:t xml:space="preserve">make</w:t>
-      </w:r>
-      <w:r>
-        <w:rPr>
-          <w:rStyle w:val="OperatorTok"/>
-        </w:rPr>
-        <w:t xml:space="preserve">[</w:t>
-      </w:r>
-      <w:r>
-        <w:rPr>
-          <w:rStyle w:val="DecValTok"/>
-        </w:rPr>
-        <w:t xml:space="preserve">1</w:t>
-      </w:r>
-      <w:r>
-        <w:rPr>
-          <w:rStyle w:val="OperatorTok"/>
-        </w:rPr>
-        <w:t xml:space="preserve">]</w:t>
-      </w:r>
-      <w:r>
-        <w:rPr>
-          <w:rStyle w:val="ExtensionTok"/>
-        </w:rPr>
-        <w:t xml:space="preserve">:</w:t>
-      </w:r>
-      <w:r>
-        <w:rPr>
-          <w:rStyle w:val="NormalTok"/>
-        </w:rPr>
-        <w:t xml:space="preserve"> Leaving directory </w:t>
-      </w:r>
-      <w:r>
-        <w:rPr>
-          <w:rStyle w:val="StringTok"/>
-        </w:rPr>
-        <w:t xml:space="preserve">'/home/PERRYARYEE/Computer-Networks-CS525'</w:t>
-      </w:r>
-      <w:r>
-        <w:br/>
-      </w:r>
-      <w:r>
-        <w:rPr>
-          <w:rStyle w:val="VariableTok"/>
-        </w:rPr>
-        <w:t xml:space="preserve">make</w:t>
-      </w:r>
-      <w:r>
-        <w:rPr>
-          <w:rStyle w:val="OperatorTok"/>
-        </w:rPr>
-        <w:t xml:space="preserve">[</w:t>
-      </w:r>
-      <w:r>
-        <w:rPr>
-          <w:rStyle w:val="DecValTok"/>
-        </w:rPr>
-        <w:t xml:space="preserve">1</w:t>
-      </w:r>
-      <w:r>
-        <w:rPr>
-          <w:rStyle w:val="OperatorTok"/>
-        </w:rPr>
-        <w:t xml:space="preserve">]</w:t>
-      </w:r>
-      <w:r>
-        <w:rPr>
-          <w:rStyle w:val="ExtensionTok"/>
-        </w:rPr>
-        <w:t xml:space="preserve">:</w:t>
-      </w:r>
-      <w:r>
-        <w:rPr>
-          <w:rStyle w:val="NormalTok"/>
-        </w:rPr>
-        <w:t xml:space="preserve"> Entering directory </w:t>
-      </w:r>
-      <w:r>
-        <w:rPr>
-          <w:rStyle w:val="StringTok"/>
-        </w:rPr>
-        <w:t xml:space="preserve">'/home/PERRYARYEE/Computer-Networks-CS525'</w:t>
-      </w:r>
-      <w:r>
-        <w:br/>
-      </w:r>
-      <w:r>
-        <w:rPr>
-          <w:rStyle w:val="FunctionTok"/>
-        </w:rPr>
-        <w:t xml:space="preserve">mkdir</w:t>
-      </w:r>
-      <w:r>
-        <w:rPr>
-          <w:rStyle w:val="NormalTok"/>
-        </w:rPr>
-        <w:t xml:space="preserve"> </w:t>
-      </w:r>
-      <w:r>
-        <w:rPr>
-          <w:rStyle w:val="AttributeTok"/>
-        </w:rPr>
-        <w:t xml:space="preserve">-p</w:t>
-      </w:r>
-      <w:r>
-        <w:rPr>
-          <w:rStyle w:val="NormalTok"/>
-        </w:rPr>
-        <w:t xml:space="preserve"> build/tests</w:t>
-      </w:r>
-      <w:r>
-        <w:br/>
-      </w:r>
-      <w:r>
-        <w:rPr>
-          <w:rStyle w:val="FunctionTok"/>
-        </w:rPr>
-        <w:t xml:space="preserve">cc</w:t>
-      </w:r>
-      <w:r>
-        <w:rPr>
-          <w:rStyle w:val="NormalTok"/>
-        </w:rPr>
-        <w:t xml:space="preserve"> </w:t>
-      </w:r>
-      <w:r>
-        <w:rPr>
-          <w:rStyle w:val="AttributeTok"/>
-        </w:rPr>
-        <w:t xml:space="preserve">-g</w:t>
-      </w:r>
-      <w:r>
-        <w:rPr>
-          <w:rStyle w:val="NormalTok"/>
-        </w:rPr>
-        <w:t xml:space="preserve"> </w:t>
-      </w:r>
-      <w:r>
-        <w:rPr>
-          <w:rStyle w:val="AttributeTok"/>
-        </w:rPr>
-        <w:t xml:space="preserve">-O0</w:t>
-      </w:r>
-      <w:r>
-        <w:rPr>
-          <w:rStyle w:val="NormalTok"/>
-        </w:rPr>
-        <w:t xml:space="preserve"> </w:t>
-      </w:r>
-      <w:r>
-        <w:rPr>
-          <w:rStyle w:val="AttributeTok"/>
-        </w:rPr>
-        <w:t xml:space="preserve">-DTEST</w:t>
-      </w:r>
-      <w:r>
-        <w:rPr>
-          <w:rStyle w:val="NormalTok"/>
-        </w:rPr>
-        <w:t xml:space="preserve"> </w:t>
-      </w:r>
-      <w:r>
-        <w:rPr>
-          <w:rStyle w:val="AttributeTok"/>
-        </w:rPr>
-        <w:t xml:space="preserve">-fprofile-arcs</w:t>
-      </w:r>
-      <w:r>
-        <w:rPr>
-          <w:rStyle w:val="NormalTok"/>
-        </w:rPr>
-        <w:t xml:space="preserve"> </w:t>
-      </w:r>
-      <w:r>
-        <w:rPr>
-          <w:rStyle w:val="AttributeTok"/>
-        </w:rPr>
-        <w:t xml:space="preserve">-ftest-coverage</w:t>
-      </w:r>
-      <w:r>
-        <w:rPr>
-          <w:rStyle w:val="NormalTok"/>
-        </w:rPr>
-        <w:t xml:space="preserve"> </w:t>
-      </w:r>
-      <w:r>
-        <w:rPr>
-          <w:rStyle w:val="AttributeTok"/>
-        </w:rPr>
-        <w:t xml:space="preserve">-c</w:t>
-      </w:r>
-      <w:r>
-        <w:rPr>
-          <w:rStyle w:val="NormalTok"/>
-        </w:rPr>
-        <w:t xml:space="preserve"> src/lab.c </w:t>
-      </w:r>
-      <w:r>
-        <w:rPr>
-          <w:rStyle w:val="AttributeTok"/>
-        </w:rPr>
-        <w:t xml:space="preserve">-o</w:t>
-      </w:r>
-      <w:r>
-        <w:rPr>
-          <w:rStyle w:val="NormalTok"/>
-        </w:rPr>
-        <w:t xml:space="preserve"> build/tests/lab.c.o</w:t>
-      </w:r>
-      <w:r>
-        <w:br/>
-      </w:r>
-      <w:r>
-        <w:rPr>
-          <w:rStyle w:val="FunctionTok"/>
-        </w:rPr>
-        <w:t xml:space="preserve">mkdir</w:t>
-      </w:r>
-      <w:r>
-        <w:rPr>
-          <w:rStyle w:val="NormalTok"/>
-        </w:rPr>
-        <w:t xml:space="preserve"> </w:t>
-      </w:r>
-      <w:r>
-        <w:rPr>
-          <w:rStyle w:val="AttributeTok"/>
-        </w:rPr>
-        <w:t xml:space="preserve">-p</w:t>
-      </w:r>
-      <w:r>
-        <w:rPr>
-          <w:rStyle w:val="NormalTok"/>
-        </w:rPr>
-        <w:t xml:space="preserve"> build/tests</w:t>
-      </w:r>
-      <w:r>
-        <w:br/>
-      </w:r>
-      <w:r>
-        <w:rPr>
-          <w:rStyle w:val="FunctionTok"/>
-        </w:rPr>
-        <w:t xml:space="preserve">cc</w:t>
-      </w:r>
-      <w:r>
-        <w:rPr>
-          <w:rStyle w:val="NormalTok"/>
-        </w:rPr>
-        <w:t xml:space="preserve"> </w:t>
-      </w:r>
-      <w:r>
-        <w:rPr>
-          <w:rStyle w:val="AttributeTok"/>
-        </w:rPr>
-        <w:t xml:space="preserve">-g</w:t>
-      </w:r>
-      <w:r>
-        <w:rPr>
-          <w:rStyle w:val="NormalTok"/>
-        </w:rPr>
-        <w:t xml:space="preserve"> </w:t>
-      </w:r>
-      <w:r>
-        <w:rPr>
-          <w:rStyle w:val="AttributeTok"/>
-        </w:rPr>
-        <w:t xml:space="preserve">-O0</w:t>
-      </w:r>
-      <w:r>
-        <w:rPr>
-          <w:rStyle w:val="NormalTok"/>
-        </w:rPr>
-        <w:t xml:space="preserve"> </w:t>
-      </w:r>
-      <w:r>
-        <w:rPr>
-          <w:rStyle w:val="AttributeTok"/>
-        </w:rPr>
-        <w:t xml:space="preserve">-DTEST</w:t>
-      </w:r>
-      <w:r>
-        <w:rPr>
-          <w:rStyle w:val="NormalTok"/>
-        </w:rPr>
-        <w:t xml:space="preserve"> </w:t>
-      </w:r>
-      <w:r>
-        <w:rPr>
-          <w:rStyle w:val="AttributeTok"/>
-        </w:rPr>
-        <w:t xml:space="preserve">-fprofile-arcs</w:t>
-      </w:r>
-      <w:r>
-        <w:rPr>
-          <w:rStyle w:val="NormalTok"/>
-        </w:rPr>
-        <w:t xml:space="preserve"> </w:t>
-      </w:r>
-      <w:r>
-        <w:rPr>
-          <w:rStyle w:val="AttributeTok"/>
-        </w:rPr>
-        <w:t xml:space="preserve">-ftest-coverage</w:t>
-      </w:r>
-      <w:r>
-        <w:rPr>
-          <w:rStyle w:val="NormalTok"/>
-        </w:rPr>
-        <w:t xml:space="preserve"> </w:t>
-      </w:r>
-      <w:r>
-        <w:rPr>
-          <w:rStyle w:val="AttributeTok"/>
-        </w:rPr>
-        <w:t xml:space="preserve">-c</w:t>
-      </w:r>
-      <w:r>
-        <w:rPr>
-          <w:rStyle w:val="NormalTok"/>
-        </w:rPr>
-        <w:t xml:space="preserve"> src/main.c </w:t>
-      </w:r>
-      <w:r>
-        <w:rPr>
-          <w:rStyle w:val="AttributeTok"/>
-        </w:rPr>
-        <w:t xml:space="preserve">-o</w:t>
-      </w:r>
-      <w:r>
-        <w:rPr>
-          <w:rStyle w:val="NormalTok"/>
-        </w:rPr>
-        <w:t xml:space="preserve"> build/tests/main.c.o</w:t>
-      </w:r>
-      <w:r>
-        <w:br/>
-      </w:r>
-      <w:r>
-        <w:rPr>
-          <w:rStyle w:val="FunctionTok"/>
-        </w:rPr>
-        <w:t xml:space="preserve">mkdir</w:t>
-      </w:r>
-      <w:r>
-        <w:rPr>
-          <w:rStyle w:val="NormalTok"/>
-        </w:rPr>
-        <w:t xml:space="preserve"> </w:t>
-      </w:r>
-      <w:r>
-        <w:rPr>
-          <w:rStyle w:val="AttributeTok"/>
-        </w:rPr>
-        <w:t xml:space="preserve">-p</w:t>
-      </w:r>
-      <w:r>
-        <w:rPr>
-          <w:rStyle w:val="NormalTok"/>
-        </w:rPr>
-        <w:t xml:space="preserve"> build/tests/harness/</w:t>
-      </w:r>
-      <w:r>
-        <w:br/>
-      </w:r>
-      <w:r>
-        <w:rPr>
-          <w:rStyle w:val="FunctionTok"/>
-        </w:rPr>
-        <w:t xml:space="preserve">cc</w:t>
-      </w:r>
-      <w:r>
-        <w:rPr>
-          <w:rStyle w:val="NormalTok"/>
-        </w:rPr>
-        <w:t xml:space="preserve"> </w:t>
-      </w:r>
-      <w:r>
-        <w:rPr>
-          <w:rStyle w:val="AttributeTok"/>
-        </w:rPr>
-        <w:t xml:space="preserve">-g</w:t>
-      </w:r>
-      <w:r>
-        <w:rPr>
-          <w:rStyle w:val="NormalTok"/>
-        </w:rPr>
-        <w:t xml:space="preserve"> </w:t>
-      </w:r>
-      <w:r>
-        <w:rPr>
-          <w:rStyle w:val="AttributeTok"/>
-        </w:rPr>
-        <w:t xml:space="preserve">-O0</w:t>
-      </w:r>
-      <w:r>
-        <w:rPr>
-          <w:rStyle w:val="NormalTok"/>
-        </w:rPr>
-        <w:t xml:space="preserve"> </w:t>
-      </w:r>
-      <w:r>
-        <w:rPr>
-          <w:rStyle w:val="AttributeTok"/>
-        </w:rPr>
-        <w:t xml:space="preserve">-DTEST</w:t>
-      </w:r>
-      <w:r>
-        <w:rPr>
-          <w:rStyle w:val="NormalTok"/>
-        </w:rPr>
-        <w:t xml:space="preserve"> </w:t>
-      </w:r>
-      <w:r>
-        <w:rPr>
-          <w:rStyle w:val="AttributeTok"/>
-        </w:rPr>
-        <w:t xml:space="preserve">-fprofile-arcs</w:t>
-      </w:r>
-      <w:r>
-        <w:rPr>
-          <w:rStyle w:val="NormalTok"/>
-        </w:rPr>
-        <w:t xml:space="preserve"> </w:t>
-      </w:r>
-      <w:r>
-        <w:rPr>
-          <w:rStyle w:val="AttributeTok"/>
-        </w:rPr>
-        <w:t xml:space="preserve">-ftest-coverage</w:t>
-      </w:r>
-      <w:r>
-        <w:rPr>
-          <w:rStyle w:val="NormalTok"/>
-        </w:rPr>
-        <w:t xml:space="preserve"> </w:t>
-      </w:r>
-      <w:r>
-        <w:rPr>
-          <w:rStyle w:val="AttributeTok"/>
-        </w:rPr>
-        <w:t xml:space="preserve">-c</w:t>
-      </w:r>
-      <w:r>
-        <w:rPr>
-          <w:rStyle w:val="NormalTok"/>
-        </w:rPr>
-        <w:t xml:space="preserve"> tests/harness/unity.c </w:t>
-      </w:r>
-      <w:r>
-        <w:rPr>
-          <w:rStyle w:val="AttributeTok"/>
-        </w:rPr>
-        <w:t xml:space="preserve">-o</w:t>
-      </w:r>
-      <w:r>
-        <w:rPr>
-          <w:rStyle w:val="NormalTok"/>
-        </w:rPr>
-        <w:t xml:space="preserve"> build/tests/harness/unity.c.o</w:t>
-      </w:r>
-      <w:r>
-        <w:br/>
-      </w:r>
-      <w:r>
-        <w:rPr>
-          <w:rStyle w:val="FunctionTok"/>
-        </w:rPr>
-        <w:t xml:space="preserve">mkdir</w:t>
-      </w:r>
-      <w:r>
-        <w:rPr>
-          <w:rStyle w:val="NormalTok"/>
-        </w:rPr>
-        <w:t xml:space="preserve"> </w:t>
-      </w:r>
-      <w:r>
-        <w:rPr>
-          <w:rStyle w:val="AttributeTok"/>
-        </w:rPr>
-        <w:t xml:space="preserve">-p</w:t>
-      </w:r>
-      <w:r>
-        <w:rPr>
-          <w:rStyle w:val="NormalTok"/>
-        </w:rPr>
-        <w:t xml:space="preserve"> build/tests/</w:t>
-      </w:r>
-      <w:r>
-        <w:br/>
-      </w:r>
-      <w:r>
-        <w:rPr>
-          <w:rStyle w:val="FunctionTok"/>
-        </w:rPr>
-        <w:t xml:space="preserve">cc</w:t>
-      </w:r>
-      <w:r>
-        <w:rPr>
-          <w:rStyle w:val="NormalTok"/>
-        </w:rPr>
-        <w:t xml:space="preserve"> </w:t>
-      </w:r>
-      <w:r>
-        <w:rPr>
-          <w:rStyle w:val="AttributeTok"/>
-        </w:rPr>
-        <w:t xml:space="preserve">-g</w:t>
-      </w:r>
-      <w:r>
-        <w:rPr>
-          <w:rStyle w:val="NormalTok"/>
-        </w:rPr>
-        <w:t xml:space="preserve"> </w:t>
-      </w:r>
-      <w:r>
-        <w:rPr>
-          <w:rStyle w:val="AttributeTok"/>
-        </w:rPr>
-        <w:t xml:space="preserve">-O0</w:t>
-      </w:r>
-      <w:r>
-        <w:rPr>
-          <w:rStyle w:val="NormalTok"/>
-        </w:rPr>
-        <w:t xml:space="preserve"> </w:t>
-      </w:r>
-      <w:r>
-        <w:rPr>
-          <w:rStyle w:val="AttributeTok"/>
-        </w:rPr>
-        <w:t xml:space="preserve">-DTEST</w:t>
-      </w:r>
-      <w:r>
-        <w:rPr>
-          <w:rStyle w:val="NormalTok"/>
-        </w:rPr>
-        <w:t xml:space="preserve"> </w:t>
-      </w:r>
-      <w:r>
-        <w:rPr>
-          <w:rStyle w:val="AttributeTok"/>
-        </w:rPr>
-        <w:t xml:space="preserve">-fprofile-arcs</w:t>
-      </w:r>
-      <w:r>
-        <w:rPr>
-          <w:rStyle w:val="NormalTok"/>
-        </w:rPr>
-        <w:t xml:space="preserve"> </w:t>
-      </w:r>
-      <w:r>
-        <w:rPr>
-          <w:rStyle w:val="AttributeTok"/>
-        </w:rPr>
-        <w:t xml:space="preserve">-ftest-coverage</w:t>
-      </w:r>
-      <w:r>
-        <w:rPr>
-          <w:rStyle w:val="NormalTok"/>
-        </w:rPr>
-        <w:t xml:space="preserve"> </w:t>
-      </w:r>
-      <w:r>
-        <w:rPr>
-          <w:rStyle w:val="AttributeTok"/>
-        </w:rPr>
-        <w:t xml:space="preserve">-c</w:t>
-      </w:r>
-      <w:r>
-        <w:rPr>
-          <w:rStyle w:val="NormalTok"/>
-        </w:rPr>
-        <w:t xml:space="preserve"> tests/lab-test.c </w:t>
-      </w:r>
-      <w:r>
-        <w:rPr>
-          <w:rStyle w:val="AttributeTok"/>
-        </w:rPr>
-        <w:t xml:space="preserve">-o</w:t>
-      </w:r>
-      <w:r>
-        <w:rPr>
-          <w:rStyle w:val="NormalTok"/>
-        </w:rPr>
-        <w:t xml:space="preserve"> build/tests/lab-test.c.o</w:t>
-      </w:r>
-      <w:r>
-        <w:br/>
-      </w:r>
-      <w:r>
-        <w:rPr>
-          <w:rStyle w:val="FunctionTok"/>
-        </w:rPr>
-        <w:t xml:space="preserve">cc</w:t>
-      </w:r>
-      <w:r>
-        <w:rPr>
-          <w:rStyle w:val="NormalTok"/>
-        </w:rPr>
-        <w:t xml:space="preserve"> </w:t>
-      </w:r>
-      <w:r>
-        <w:rPr>
-          <w:rStyle w:val="AttributeTok"/>
-        </w:rPr>
-        <w:t xml:space="preserve">-g</w:t>
-      </w:r>
-      <w:r>
-        <w:rPr>
-          <w:rStyle w:val="NormalTok"/>
-        </w:rPr>
-        <w:t xml:space="preserve"> </w:t>
-      </w:r>
-      <w:r>
-        <w:rPr>
-          <w:rStyle w:val="AttributeTok"/>
-        </w:rPr>
-        <w:t xml:space="preserve">-O0</w:t>
-      </w:r>
-      <w:r>
-        <w:rPr>
-          <w:rStyle w:val="NormalTok"/>
-        </w:rPr>
-        <w:t xml:space="preserve"> </w:t>
-      </w:r>
-      <w:r>
-        <w:rPr>
-          <w:rStyle w:val="AttributeTok"/>
-        </w:rPr>
-        <w:t xml:space="preserve">-DTEST</w:t>
-      </w:r>
-      <w:r>
-        <w:rPr>
-          <w:rStyle w:val="NormalTok"/>
-        </w:rPr>
-        <w:t xml:space="preserve"> </w:t>
-      </w:r>
-      <w:r>
-        <w:rPr>
-          <w:rStyle w:val="AttributeTok"/>
-        </w:rPr>
-        <w:t xml:space="preserve">-fprofile-arcs</w:t>
-      </w:r>
-      <w:r>
-        <w:rPr>
-          <w:rStyle w:val="NormalTok"/>
-        </w:rPr>
-        <w:t xml:space="preserve"> </w:t>
-      </w:r>
-      <w:r>
-        <w:rPr>
-          <w:rStyle w:val="AttributeTok"/>
-        </w:rPr>
-        <w:t xml:space="preserve">-ftest-coverage</w:t>
-      </w:r>
-      <w:r>
-        <w:rPr>
-          <w:rStyle w:val="NormalTok"/>
-        </w:rPr>
-        <w:t xml:space="preserve"> build/tests/lab.c.o build/tests/main.c.o build/tests/harness/unity.c.o build/tests/lab-test.c.o </w:t>
-      </w:r>
-      <w:r>
-        <w:rPr>
-          <w:rStyle w:val="AttributeTok"/>
-        </w:rPr>
-        <w:t xml:space="preserve">-o</w:t>
-      </w:r>
-      <w:r>
-        <w:rPr>
-          <w:rStyle w:val="NormalTok"/>
-        </w:rPr>
-        <w:t xml:space="preserve"> build/tests/myapp_t </w:t>
-      </w:r>
-      <w:r>
-        <w:rPr>
-          <w:rStyle w:val="AttributeTok"/>
-        </w:rPr>
-        <w:t xml:space="preserve">-fprofile-arcs</w:t>
-      </w:r>
-      <w:r>
-        <w:rPr>
-          <w:rStyle w:val="NormalTok"/>
-        </w:rPr>
-        <w:t xml:space="preserve"> </w:t>
-      </w:r>
-      <w:r>
-        <w:rPr>
-          <w:rStyle w:val="AttributeTok"/>
-        </w:rPr>
-        <w:t xml:space="preserve">-ftest-coverage</w:t>
-      </w:r>
-      <w:r>
-        <w:br/>
-      </w:r>
-      <w:r>
-        <w:rPr>
-          <w:rStyle w:val="VariableTok"/>
-        </w:rPr>
-        <w:t xml:space="preserve">make</w:t>
-      </w:r>
-      <w:r>
-        <w:rPr>
-          <w:rStyle w:val="OperatorTok"/>
-        </w:rPr>
-        <w:t xml:space="preserve">[</w:t>
-      </w:r>
-      <w:r>
-        <w:rPr>
-          <w:rStyle w:val="DecValTok"/>
-        </w:rPr>
-        <w:t xml:space="preserve">1</w:t>
-      </w:r>
-      <w:r>
-        <w:rPr>
-          <w:rStyle w:val="OperatorTok"/>
-        </w:rPr>
-        <w:t xml:space="preserve">]</w:t>
-      </w:r>
-      <w:r>
-        <w:rPr>
-          <w:rStyle w:val="ExtensionTok"/>
-        </w:rPr>
-        <w:t xml:space="preserve">:</w:t>
-      </w:r>
-      <w:r>
-        <w:rPr>
-          <w:rStyle w:val="NormalTok"/>
-        </w:rPr>
-        <w:t xml:space="preserve"> Leaving directory </w:t>
-      </w:r>
-      <w:r>
-        <w:rPr>
-          <w:rStyle w:val="StringTok"/>
-        </w:rPr>
-        <w:t xml:space="preserve">'/home/PERRYARYEE/Computer-Networks-CS525'</w:t>
-      </w:r>
-      <w:r>
-        <w:br/>
-      </w:r>
-      <w:r>
-        <w:rPr>
-          <w:rStyle w:val="VariableTok"/>
-        </w:rPr>
-        <w:t xml:space="preserve">make</w:t>
-      </w:r>
-      <w:r>
-        <w:rPr>
-          <w:rStyle w:val="OperatorTok"/>
-        </w:rPr>
-        <w:t xml:space="preserve">[</w:t>
-      </w:r>
-      <w:r>
-        <w:rPr>
-          <w:rStyle w:val="DecValTok"/>
-        </w:rPr>
-        <w:t xml:space="preserve">1</w:t>
-      </w:r>
-      <w:r>
-        <w:rPr>
-          <w:rStyle w:val="OperatorTok"/>
-        </w:rPr>
-        <w:t xml:space="preserve">]</w:t>
-      </w:r>
-      <w:r>
-        <w:rPr>
-          <w:rStyle w:val="ExtensionTok"/>
-        </w:rPr>
-        <w:t xml:space="preserve">:</w:t>
-      </w:r>
-      <w:r>
-        <w:rPr>
-          <w:rStyle w:val="NormalTok"/>
-        </w:rPr>
-        <w:t xml:space="preserve"> Entering directory </w:t>
-      </w:r>
-      <w:r>
-        <w:rPr>
-          <w:rStyle w:val="StringTok"/>
-        </w:rPr>
-        <w:t xml:space="preserve">'/home/PERRYARYEE/Computer-Networks-CS525'</w:t>
-      </w:r>
-      <w:r>
-        <w:br/>
-      </w:r>
-      <w:r>
-        <w:rPr>
-          <w:rStyle w:val="FunctionTok"/>
-        </w:rPr>
-        <w:t xml:space="preserve">mkdir</w:t>
-      </w:r>
-      <w:r>
-        <w:rPr>
-          <w:rStyle w:val="NormalTok"/>
-        </w:rPr>
-        <w:t xml:space="preserve"> </w:t>
-      </w:r>
-      <w:r>
-        <w:rPr>
-          <w:rStyle w:val="AttributeTok"/>
-        </w:rPr>
-        <w:t xml:space="preserve">-p</w:t>
-      </w:r>
-      <w:r>
-        <w:rPr>
-          <w:rStyle w:val="NormalTok"/>
-        </w:rPr>
-        <w:t xml:space="preserve"> build/debug-test</w:t>
-      </w:r>
-      <w:r>
-        <w:br/>
-      </w:r>
-      <w:r>
-        <w:rPr>
-          <w:rStyle w:val="FunctionTok"/>
-        </w:rPr>
-        <w:t xml:space="preserve">cc</w:t>
-      </w:r>
-      <w:r>
-        <w:rPr>
-          <w:rStyle w:val="NormalTok"/>
-        </w:rPr>
-        <w:t xml:space="preserve"> </w:t>
-      </w:r>
-      <w:r>
-        <w:rPr>
-          <w:rStyle w:val="AttributeTok"/>
-        </w:rPr>
-        <w:t xml:space="preserve">-g</w:t>
-      </w:r>
-      <w:r>
-        <w:rPr>
-          <w:rStyle w:val="NormalTok"/>
-        </w:rPr>
-        <w:t xml:space="preserve"> </w:t>
-      </w:r>
-      <w:r>
-        <w:rPr>
-          <w:rStyle w:val="AttributeTok"/>
-        </w:rPr>
-        <w:t xml:space="preserve">-O0</w:t>
-      </w:r>
-      <w:r>
-        <w:rPr>
-          <w:rStyle w:val="NormalTok"/>
-        </w:rPr>
-        <w:t xml:space="preserve"> </w:t>
-      </w:r>
-      <w:r>
-        <w:rPr>
-          <w:rStyle w:val="AttributeTok"/>
-        </w:rPr>
-        <w:t xml:space="preserve">-DDEBUG</w:t>
-      </w:r>
-      <w:r>
-        <w:rPr>
-          <w:rStyle w:val="NormalTok"/>
-        </w:rPr>
-        <w:t xml:space="preserve"> </w:t>
-      </w:r>
-      <w:r>
-        <w:rPr>
-          <w:rStyle w:val="AttributeTok"/>
-        </w:rPr>
-        <w:t xml:space="preserve">-DTEST</w:t>
-      </w:r>
-      <w:r>
-        <w:rPr>
-          <w:rStyle w:val="NormalTok"/>
-        </w:rPr>
-        <w:t xml:space="preserve"> </w:t>
-      </w:r>
-      <w:r>
-        <w:rPr>
-          <w:rStyle w:val="AttributeTok"/>
-        </w:rPr>
-        <w:t xml:space="preserve">-fno-omit-frame-pointer</w:t>
-      </w:r>
-      <w:r>
-        <w:rPr>
-          <w:rStyle w:val="NormalTok"/>
-        </w:rPr>
-        <w:t xml:space="preserve"> </w:t>
-      </w:r>
-      <w:r>
-        <w:rPr>
-          <w:rStyle w:val="AttributeTok"/>
-        </w:rPr>
-        <w:t xml:space="preserve">-fsanitize</w:t>
-      </w:r>
-      <w:r>
-        <w:rPr>
-          <w:rStyle w:val="OperatorTok"/>
-        </w:rPr>
-        <w:t xml:space="preserve">=</w:t>
-      </w:r>
-      <w:r>
-        <w:rPr>
-          <w:rStyle w:val="NormalTok"/>
-        </w:rPr>
-        <w:t xml:space="preserve">address </w:t>
-      </w:r>
-      <w:r>
-        <w:rPr>
-          <w:rStyle w:val="AttributeTok"/>
-        </w:rPr>
-        <w:t xml:space="preserve">-c</w:t>
-      </w:r>
-      <w:r>
-        <w:rPr>
-          <w:rStyle w:val="NormalTok"/>
-        </w:rPr>
-        <w:t xml:space="preserve"> src/lab.c </w:t>
-      </w:r>
-      <w:r>
-        <w:rPr>
-          <w:rStyle w:val="AttributeTok"/>
-        </w:rPr>
-        <w:t xml:space="preserve">-o</w:t>
-      </w:r>
-      <w:r>
-        <w:rPr>
-          <w:rStyle w:val="NormalTok"/>
-        </w:rPr>
-        <w:t xml:space="preserve"> build/debug-test/lab.c.o</w:t>
-      </w:r>
-      <w:r>
-        <w:br/>
-      </w:r>
-      <w:r>
-        <w:rPr>
-          <w:rStyle w:val="FunctionTok"/>
-        </w:rPr>
-        <w:t xml:space="preserve">mkdir</w:t>
-      </w:r>
-      <w:r>
-        <w:rPr>
-          <w:rStyle w:val="NormalTok"/>
-        </w:rPr>
-        <w:t xml:space="preserve"> </w:t>
-      </w:r>
-      <w:r>
-        <w:rPr>
-          <w:rStyle w:val="AttributeTok"/>
-        </w:rPr>
-        <w:t xml:space="preserve">-p</w:t>
-      </w:r>
-      <w:r>
-        <w:rPr>
-          <w:rStyle w:val="NormalTok"/>
-        </w:rPr>
-        <w:t xml:space="preserve"> build/debug-test</w:t>
-      </w:r>
-      <w:r>
-        <w:br/>
-      </w:r>
-      <w:r>
-        <w:rPr>
-          <w:rStyle w:val="FunctionTok"/>
-        </w:rPr>
-        <w:t xml:space="preserve">cc</w:t>
-      </w:r>
-      <w:r>
-        <w:rPr>
-          <w:rStyle w:val="NormalTok"/>
-        </w:rPr>
-        <w:t xml:space="preserve"> </w:t>
-      </w:r>
-      <w:r>
-        <w:rPr>
-          <w:rStyle w:val="AttributeTok"/>
-        </w:rPr>
-        <w:t xml:space="preserve">-g</w:t>
-      </w:r>
-      <w:r>
-        <w:rPr>
-          <w:rStyle w:val="NormalTok"/>
-        </w:rPr>
-        <w:t xml:space="preserve"> </w:t>
-      </w:r>
-      <w:r>
-        <w:rPr>
-          <w:rStyle w:val="AttributeTok"/>
-        </w:rPr>
-        <w:t xml:space="preserve">-O0</w:t>
-      </w:r>
-      <w:r>
-        <w:rPr>
-          <w:rStyle w:val="NormalTok"/>
-        </w:rPr>
-        <w:t xml:space="preserve"> </w:t>
-      </w:r>
-      <w:r>
-        <w:rPr>
-          <w:rStyle w:val="AttributeTok"/>
-        </w:rPr>
-        <w:t xml:space="preserve">-DDEBUG</w:t>
-      </w:r>
-      <w:r>
-        <w:rPr>
-          <w:rStyle w:val="NormalTok"/>
-        </w:rPr>
-        <w:t xml:space="preserve"> </w:t>
-      </w:r>
-      <w:r>
-        <w:rPr>
-          <w:rStyle w:val="AttributeTok"/>
-        </w:rPr>
-        <w:t xml:space="preserve">-DTEST</w:t>
-      </w:r>
-      <w:r>
-        <w:rPr>
-          <w:rStyle w:val="NormalTok"/>
-        </w:rPr>
-        <w:t xml:space="preserve"> </w:t>
-      </w:r>
-      <w:r>
-        <w:rPr>
-          <w:rStyle w:val="AttributeTok"/>
-        </w:rPr>
-        <w:t xml:space="preserve">-fno-omit-frame-pointer</w:t>
-      </w:r>
-      <w:r>
-        <w:rPr>
-          <w:rStyle w:val="NormalTok"/>
-        </w:rPr>
-        <w:t xml:space="preserve"> </w:t>
-      </w:r>
-      <w:r>
-        <w:rPr>
-          <w:rStyle w:val="AttributeTok"/>
-        </w:rPr>
-        <w:t xml:space="preserve">-fsanitize</w:t>
-      </w:r>
-      <w:r>
-        <w:rPr>
-          <w:rStyle w:val="OperatorTok"/>
-        </w:rPr>
-        <w:t xml:space="preserve">=</w:t>
-      </w:r>
-      <w:r>
-        <w:rPr>
-          <w:rStyle w:val="NormalTok"/>
-        </w:rPr>
-        <w:t xml:space="preserve">address </w:t>
-      </w:r>
-      <w:r>
-        <w:rPr>
-          <w:rStyle w:val="AttributeTok"/>
-        </w:rPr>
-        <w:t xml:space="preserve">-c</w:t>
-      </w:r>
-      <w:r>
-        <w:rPr>
-          <w:rStyle w:val="NormalTok"/>
-        </w:rPr>
-        <w:t xml:space="preserve"> src/main.c </w:t>
-      </w:r>
-      <w:r>
-        <w:rPr>
-          <w:rStyle w:val="AttributeTok"/>
-        </w:rPr>
-        <w:t xml:space="preserve">-o</w:t>
-      </w:r>
-      <w:r>
-        <w:rPr>
-          <w:rStyle w:val="NormalTok"/>
-        </w:rPr>
-        <w:t xml:space="preserve"> build/debug-test/main.c.o</w:t>
-      </w:r>
-      <w:r>
-        <w:br/>
-      </w:r>
-      <w:r>
-        <w:rPr>
-          <w:rStyle w:val="FunctionTok"/>
-        </w:rPr>
-        <w:t xml:space="preserve">mkdir</w:t>
-      </w:r>
-      <w:r>
-        <w:rPr>
-          <w:rStyle w:val="NormalTok"/>
-        </w:rPr>
-        <w:t xml:space="preserve"> </w:t>
-      </w:r>
-      <w:r>
-        <w:rPr>
-          <w:rStyle w:val="AttributeTok"/>
-        </w:rPr>
-        <w:t xml:space="preserve">-p</w:t>
-      </w:r>
-      <w:r>
-        <w:rPr>
-          <w:rStyle w:val="NormalTok"/>
-        </w:rPr>
-        <w:t xml:space="preserve"> build/debug-test/harness/</w:t>
-      </w:r>
-      <w:r>
-        <w:br/>
-      </w:r>
-      <w:r>
-        <w:rPr>
-          <w:rStyle w:val="FunctionTok"/>
-        </w:rPr>
-        <w:t xml:space="preserve">cc</w:t>
-      </w:r>
-      <w:r>
-        <w:rPr>
-          <w:rStyle w:val="NormalTok"/>
-        </w:rPr>
-        <w:t xml:space="preserve"> </w:t>
-      </w:r>
-      <w:r>
-        <w:rPr>
-          <w:rStyle w:val="AttributeTok"/>
-        </w:rPr>
-        <w:t xml:space="preserve">-g</w:t>
-      </w:r>
-      <w:r>
-        <w:rPr>
-          <w:rStyle w:val="NormalTok"/>
-        </w:rPr>
-        <w:t xml:space="preserve"> </w:t>
-      </w:r>
-      <w:r>
-        <w:rPr>
-          <w:rStyle w:val="AttributeTok"/>
-        </w:rPr>
-        <w:t xml:space="preserve">-O0</w:t>
-      </w:r>
-      <w:r>
-        <w:rPr>
-          <w:rStyle w:val="NormalTok"/>
-        </w:rPr>
-        <w:t xml:space="preserve"> </w:t>
-      </w:r>
-      <w:r>
-        <w:rPr>
-          <w:rStyle w:val="AttributeTok"/>
-        </w:rPr>
-        <w:t xml:space="preserve">-DDEBUG</w:t>
-      </w:r>
-      <w:r>
-        <w:rPr>
-          <w:rStyle w:val="NormalTok"/>
-        </w:rPr>
-        <w:t xml:space="preserve"> </w:t>
-      </w:r>
-      <w:r>
-        <w:rPr>
-          <w:rStyle w:val="AttributeTok"/>
-        </w:rPr>
-        <w:t xml:space="preserve">-DTEST</w:t>
-      </w:r>
-      <w:r>
-        <w:rPr>
-          <w:rStyle w:val="NormalTok"/>
-        </w:rPr>
-        <w:t xml:space="preserve"> </w:t>
-      </w:r>
-      <w:r>
-        <w:rPr>
-          <w:rStyle w:val="AttributeTok"/>
-        </w:rPr>
-        <w:t xml:space="preserve">-fno-omit-frame-pointer</w:t>
-      </w:r>
-      <w:r>
-        <w:rPr>
-          <w:rStyle w:val="NormalTok"/>
-        </w:rPr>
-        <w:t xml:space="preserve"> </w:t>
-      </w:r>
-      <w:r>
-        <w:rPr>
-          <w:rStyle w:val="AttributeTok"/>
-        </w:rPr>
-        <w:t xml:space="preserve">-fsanitize</w:t>
-      </w:r>
-      <w:r>
-        <w:rPr>
-          <w:rStyle w:val="OperatorTok"/>
-        </w:rPr>
-        <w:t xml:space="preserve">=</w:t>
-      </w:r>
-      <w:r>
-        <w:rPr>
-          <w:rStyle w:val="NormalTok"/>
-        </w:rPr>
-        <w:t xml:space="preserve">address </w:t>
-      </w:r>
-      <w:r>
-        <w:rPr>
-          <w:rStyle w:val="AttributeTok"/>
-        </w:rPr>
-        <w:t xml:space="preserve">-c</w:t>
-      </w:r>
-      <w:r>
-        <w:rPr>
-          <w:rStyle w:val="NormalTok"/>
-        </w:rPr>
-        <w:t xml:space="preserve"> tests/harness/unity.c </w:t>
-      </w:r>
-      <w:r>
-        <w:rPr>
-          <w:rStyle w:val="AttributeTok"/>
-        </w:rPr>
-        <w:t xml:space="preserve">-o</w:t>
-      </w:r>
-      <w:r>
-        <w:rPr>
-          <w:rStyle w:val="NormalTok"/>
-        </w:rPr>
-        <w:t xml:space="preserve"> build/debug-test/harness/unity.c.o</w:t>
-      </w:r>
-      <w:r>
-        <w:br/>
-      </w:r>
-      <w:r>
-        <w:rPr>
-          <w:rStyle w:val="FunctionTok"/>
-        </w:rPr>
-        <w:t xml:space="preserve">mkdir</w:t>
-      </w:r>
-      <w:r>
-        <w:rPr>
-          <w:rStyle w:val="NormalTok"/>
-        </w:rPr>
-        <w:t xml:space="preserve"> </w:t>
-      </w:r>
-      <w:r>
-        <w:rPr>
-          <w:rStyle w:val="AttributeTok"/>
-        </w:rPr>
-        <w:t xml:space="preserve">-p</w:t>
-      </w:r>
-      <w:r>
-        <w:rPr>
-          <w:rStyle w:val="NormalTok"/>
-        </w:rPr>
-        <w:t xml:space="preserve"> build/debug-test/</w:t>
-      </w:r>
-      <w:r>
-        <w:br/>
-      </w:r>
-      <w:r>
-        <w:rPr>
-          <w:rStyle w:val="FunctionTok"/>
-        </w:rPr>
-        <w:t xml:space="preserve">cc</w:t>
-      </w:r>
-      <w:r>
-        <w:rPr>
-          <w:rStyle w:val="NormalTok"/>
-        </w:rPr>
-        <w:t xml:space="preserve"> </w:t>
-      </w:r>
-      <w:r>
-        <w:rPr>
-          <w:rStyle w:val="AttributeTok"/>
-        </w:rPr>
-        <w:t xml:space="preserve">-g</w:t>
-      </w:r>
-      <w:r>
-        <w:rPr>
-          <w:rStyle w:val="NormalTok"/>
-        </w:rPr>
-        <w:t xml:space="preserve"> </w:t>
-      </w:r>
-      <w:r>
-        <w:rPr>
-          <w:rStyle w:val="AttributeTok"/>
-        </w:rPr>
-        <w:t xml:space="preserve">-O0</w:t>
-      </w:r>
-      <w:r>
-        <w:rPr>
-          <w:rStyle w:val="NormalTok"/>
-        </w:rPr>
-        <w:t xml:space="preserve"> </w:t>
-      </w:r>
-      <w:r>
-        <w:rPr>
-          <w:rStyle w:val="AttributeTok"/>
-        </w:rPr>
-        <w:t xml:space="preserve">-DDEBUG</w:t>
-      </w:r>
-      <w:r>
-        <w:rPr>
-          <w:rStyle w:val="NormalTok"/>
-        </w:rPr>
-        <w:t xml:space="preserve"> </w:t>
-      </w:r>
-      <w:r>
-        <w:rPr>
-          <w:rStyle w:val="AttributeTok"/>
-        </w:rPr>
-        <w:t xml:space="preserve">-DTEST</w:t>
-      </w:r>
-      <w:r>
-        <w:rPr>
-          <w:rStyle w:val="NormalTok"/>
-        </w:rPr>
-        <w:t xml:space="preserve"> </w:t>
-      </w:r>
-      <w:r>
-        <w:rPr>
-          <w:rStyle w:val="AttributeTok"/>
-        </w:rPr>
-        <w:t xml:space="preserve">-fno-omit-frame-pointer</w:t>
-      </w:r>
-      <w:r>
-        <w:rPr>
-          <w:rStyle w:val="NormalTok"/>
-        </w:rPr>
-        <w:t xml:space="preserve"> </w:t>
-      </w:r>
-      <w:r>
-        <w:rPr>
-          <w:rStyle w:val="AttributeTok"/>
-        </w:rPr>
-        <w:t xml:space="preserve">-fsanitize</w:t>
-      </w:r>
-      <w:r>
-        <w:rPr>
-          <w:rStyle w:val="OperatorTok"/>
-        </w:rPr>
-        <w:t xml:space="preserve">=</w:t>
-      </w:r>
-      <w:r>
-        <w:rPr>
-          <w:rStyle w:val="NormalTok"/>
-        </w:rPr>
-        <w:t xml:space="preserve">address </w:t>
-      </w:r>
-      <w:r>
-        <w:rPr>
-          <w:rStyle w:val="AttributeTok"/>
-        </w:rPr>
-        <w:t xml:space="preserve">-c</w:t>
-      </w:r>
-      <w:r>
-        <w:rPr>
-          <w:rStyle w:val="NormalTok"/>
-        </w:rPr>
-        <w:t xml:space="preserve"> tests/lab-test.c </w:t>
-      </w:r>
-      <w:r>
-        <w:rPr>
-          <w:rStyle w:val="AttributeTok"/>
-        </w:rPr>
-        <w:t xml:space="preserve">-o</w:t>
-      </w:r>
-      <w:r>
-        <w:rPr>
-          <w:rStyle w:val="NormalTok"/>
-        </w:rPr>
-        <w:t xml:space="preserve"> build/debug-test/lab-test.c.o</w:t>
-      </w:r>
-      <w:r>
-        <w:br/>
-      </w:r>
-      <w:r>
-        <w:rPr>
-          <w:rStyle w:val="FunctionTok"/>
-        </w:rPr>
-        <w:t xml:space="preserve">cc</w:t>
-      </w:r>
-      <w:r>
-        <w:rPr>
-          <w:rStyle w:val="NormalTok"/>
-        </w:rPr>
-        <w:t xml:space="preserve"> </w:t>
-      </w:r>
-      <w:r>
-        <w:rPr>
-          <w:rStyle w:val="AttributeTok"/>
-        </w:rPr>
-        <w:t xml:space="preserve">-g</w:t>
-      </w:r>
-      <w:r>
-        <w:rPr>
-          <w:rStyle w:val="NormalTok"/>
-        </w:rPr>
-        <w:t xml:space="preserve"> </w:t>
-      </w:r>
-      <w:r>
-        <w:rPr>
-          <w:rStyle w:val="AttributeTok"/>
-        </w:rPr>
-        <w:t xml:space="preserve">-O0</w:t>
-      </w:r>
-      <w:r>
-        <w:rPr>
-          <w:rStyle w:val="NormalTok"/>
-        </w:rPr>
-        <w:t xml:space="preserve"> </w:t>
-      </w:r>
-      <w:r>
-        <w:rPr>
-          <w:rStyle w:val="AttributeTok"/>
-        </w:rPr>
-        <w:t xml:space="preserve">-DDEBUG</w:t>
-      </w:r>
-      <w:r>
-        <w:rPr>
-          <w:rStyle w:val="NormalTok"/>
-        </w:rPr>
-        <w:t xml:space="preserve"> </w:t>
-      </w:r>
-      <w:r>
-        <w:rPr>
-          <w:rStyle w:val="AttributeTok"/>
-        </w:rPr>
-        <w:t xml:space="preserve">-DTEST</w:t>
-      </w:r>
-      <w:r>
-        <w:rPr>
-          <w:rStyle w:val="NormalTok"/>
-        </w:rPr>
-        <w:t xml:space="preserve"> </w:t>
-      </w:r>
-      <w:r>
-        <w:rPr>
-          <w:rStyle w:val="AttributeTok"/>
-        </w:rPr>
-        <w:t xml:space="preserve">-fno-omit-frame-pointer</w:t>
-      </w:r>
-      <w:r>
-        <w:rPr>
-          <w:rStyle w:val="NormalTok"/>
-        </w:rPr>
-        <w:t xml:space="preserve"> </w:t>
-      </w:r>
-      <w:r>
-        <w:rPr>
-          <w:rStyle w:val="AttributeTok"/>
-        </w:rPr>
-        <w:t xml:space="preserve">-fsanitize</w:t>
-      </w:r>
-      <w:r>
-        <w:rPr>
-          <w:rStyle w:val="OperatorTok"/>
-        </w:rPr>
-        <w:t xml:space="preserve">=</w:t>
-      </w:r>
-      <w:r>
-        <w:rPr>
-          <w:rStyle w:val="NormalTok"/>
-        </w:rPr>
-        <w:t xml:space="preserve">address build/debug-test/lab.c.o build/debug-test/main.c.o build/debug-test/harness/unity.c.o build/debug-test/lab-test.c.o </w:t>
-      </w:r>
-      <w:r>
-        <w:rPr>
-          <w:rStyle w:val="AttributeTok"/>
-        </w:rPr>
-        <w:t xml:space="preserve">-o</w:t>
-      </w:r>
-      <w:r>
-        <w:rPr>
-          <w:rStyle w:val="NormalTok"/>
-        </w:rPr>
-        <w:t xml:space="preserve"> build/debug-test/myapp_td </w:t>
-      </w:r>
-      <w:r>
-        <w:rPr>
-          <w:rStyle w:val="AttributeTok"/>
-        </w:rPr>
-        <w:t xml:space="preserve">-fsanitize</w:t>
-      </w:r>
-      <w:r>
-        <w:rPr>
-          <w:rStyle w:val="OperatorTok"/>
-        </w:rPr>
-        <w:t xml:space="preserve">=</w:t>
-      </w:r>
-      <w:r>
-        <w:rPr>
-          <w:rStyle w:val="NormalTok"/>
-        </w:rPr>
-        <w:t xml:space="preserve">address</w:t>
-      </w:r>
-      <w:r>
-        <w:br/>
-      </w:r>
-      <w:r>
-        <w:rPr>
-          <w:rStyle w:val="VariableTok"/>
-        </w:rPr>
-        <w:t xml:space="preserve">make</w:t>
-      </w:r>
-      <w:r>
-        <w:rPr>
-          <w:rStyle w:val="OperatorTok"/>
-        </w:rPr>
-        <w:t xml:space="preserve">[</w:t>
-      </w:r>
-      <w:r>
-        <w:rPr>
-          <w:rStyle w:val="DecValTok"/>
-        </w:rPr>
-        <w:t xml:space="preserve">1</w:t>
-      </w:r>
-      <w:r>
-        <w:rPr>
-          <w:rStyle w:val="OperatorTok"/>
-        </w:rPr>
-        <w:t xml:space="preserve">]</w:t>
-      </w:r>
-      <w:r>
-        <w:rPr>
-          <w:rStyle w:val="ExtensionTok"/>
-        </w:rPr>
-        <w:t xml:space="preserve">:</w:t>
-      </w:r>
-      <w:r>
-        <w:rPr>
-          <w:rStyle w:val="NormalTok"/>
-        </w:rPr>
-        <w:t xml:space="preserve"> Leaving directory </w:t>
-      </w:r>
-      <w:r>
-        <w:rPr>
-          <w:rStyle w:val="StringTok"/>
-        </w:rPr>
-        <w:t xml:space="preserve">'/home/PERRYARYEE/Computer-Networks-CS525'</w:t>
+        <w:t xml:space="preserve">'/home/runner/work/Computer-Networks-CS525/Computer-Networks-CS525'</w:t>
       </w:r>
       <w:r>
         <w:br/>
@@ -3768,6 +3768,9 @@
         <w:br/>
       </w:r>
       <w:r>
+        <w:br/>
+      </w:r>
+      <w:r>
         <w:rPr>
           <w:rStyle w:val="KeywordTok"/>
         </w:rPr>
@@ -3807,6 +3810,9 @@
         <w:br/>
       </w:r>
       <w:r>
+        <w:br/>
+      </w:r>
+      <w:r>
         <w:rPr>
           <w:rStyle w:val="ExtensionTok"/>
         </w:rPr>
@@ -3939,6 +3945,9 @@
         <w:br/>
       </w:r>
       <w:r>
+        <w:br/>
+      </w:r>
+      <w:r>
         <w:rPr>
           <w:rStyle w:val="KeywordTok"/>
         </w:rPr>
@@ -3978,6 +3987,9 @@
         <w:br/>
       </w:r>
       <w:r>
+        <w:br/>
+      </w:r>
+      <w:r>
         <w:rPr>
           <w:rStyle w:val="ExtensionTok"/>
         </w:rPr>
@@ -4041,7 +4053,7 @@
         <w:rPr>
           <w:rStyle w:val="NormalTok"/>
         </w:rPr>
-        <w:t xml:space="preserve">                                       Lines    Exec  Cover   Missing</w:t>
+        <w:t xml:space="preserve">                                       Lines     Exec  Cover   Missing</w:t>
       </w:r>
       <w:r>
         <w:br/>
@@ -4065,7 +4077,7 @@
         <w:rPr>
           <w:rStyle w:val="NormalTok"/>
         </w:rPr>
-        <w:t xml:space="preserve">                                     12      12   100%</w:t>
+        <w:t xml:space="preserve">                                     12       12   100%</w:t>
       </w:r>
       <w:r>
         <w:br/>
@@ -4089,7 +4101,7 @@
         <w:rPr>
           <w:rStyle w:val="NormalTok"/>
         </w:rPr>
-        <w:t xml:space="preserve">                                         12      12   100%</w:t>
+        <w:t xml:space="preserve">                                         12       12   100%</w:t>
       </w:r>
       <w:r>
         <w:br/>
@@ -4672,7 +4684,19 @@
         <w:rPr>
           <w:rStyle w:val="StringTok"/>
         </w:rPr>
-        <w:t xml:space="preserve">"Hello, %s!"</w:t>
+        <w:t xml:space="preserve">"Hello, </w:t>
+      </w:r>
+      <w:r>
+        <w:rPr>
+          <w:rStyle w:val="SpecialCharTok"/>
+        </w:rPr>
+        <w:t xml:space="preserve">%s</w:t>
+      </w:r>
+      <w:r>
+        <w:rPr>
+          <w:rStyle w:val="StringTok"/>
+        </w:rPr>
+        <w:t xml:space="preserve">!"</w:t>
       </w:r>
       <w:r>
         <w:rPr>
@@ -5236,7 +5260,19 @@
         <w:rPr>
           <w:rStyle w:val="StringTok"/>
         </w:rPr>
-        <w:t xml:space="preserve">"Hello, %s!"</w:t>
+        <w:t xml:space="preserve">"Hello, </w:t>
+      </w:r>
+      <w:r>
+        <w:rPr>
+          <w:rStyle w:val="SpecialCharTok"/>
+        </w:rPr>
+        <w:t xml:space="preserve">%s</w:t>
+      </w:r>
+      <w:r>
+        <w:rPr>
+          <w:rStyle w:val="StringTok"/>
+        </w:rPr>
+        <w:t xml:space="preserve">!"</w:t>
       </w:r>
       <w:r>
         <w:rPr>
@@ -6739,13 +6775,13 @@
         <w:rPr>
           <w:rStyle w:val="StringTok"/>
         </w:rPr>
-        <w:t xml:space="preserve">"%s</w:t>
+        <w:t xml:space="preserve">"</w:t>
       </w:r>
       <w:r>
         <w:rPr>
           <w:rStyle w:val="SpecialCharTok"/>
         </w:rPr>
-        <w:t xml:space="preserve">\n</w:t>
+        <w:t xml:space="preserve">%s\n</w:t>
       </w:r>
       <w:r>
         <w:rPr>
@@ -8241,7 +8277,7 @@
         <w:pStyle w:val="FirstParagraph"/>
       </w:pPr>
       <w:r>
-        <w:t xml:space="preserve">Report generated on 08/31/2026 at 10:09:16</w:t>
+        <w:t xml:space="preserve">Report generated on 08/31/2026 at 16:13:24</w:t>
       </w:r>
     </w:p>
     <w:p>
@@ -8266,7 +8302,7 @@
         <w:pStyle w:val="FirstParagraph"/>
       </w:pPr>
       <w:r>
-        <w:t xml:space="preserve">SHA-256 Hash of the report: e518f103358464b7f8046040a4f8e5091b4f05953986896babf769d1aab4830f</w:t>
+        <w:t xml:space="preserve">SHA-256 Hash of the report: 347cbc401dbefd5bfb916d70d381ae1f3fc1c0714ae25f22710f7608bfb232c9</w:t>
       </w:r>
     </w:p>
     <w:p>
@@ -8277,8 +8313,61 @@
         <w:t xml:space="preserve">Do not edit the generated report. Any changes will be reported as academic dishonesty</w:t>
       </w:r>
     </w:p>
+    <w:p>
+      <w:r>
+        <w:pict>
+          <v:rect style="width:0;height:1.5pt" o:hralign="center" o:hrstd="t" o:hr="t"/>
+        </w:pict>
+      </w:r>
+    </w:p>
     <w:bookmarkEnd w:id="37"/>
+    <w:bookmarkStart w:id="38" w:name="github-info"/>
+    <w:p>
+      <w:pPr>
+        <w:pStyle w:val="Heading2"/>
+      </w:pPr>
+      <w:r>
+        <w:t xml:space="preserve">GitHub Info</w:t>
+      </w:r>
+    </w:p>
+    <w:p>
+      <w:pPr>
+        <w:pStyle w:val="Compact"/>
+        <w:numPr>
+          <w:ilvl w:val="0"/>
+          <w:numId w:val="1003"/>
+        </w:numPr>
+      </w:pPr>
+      <w:r>
+        <w:t xml:space="preserve">GitHub repo name: kobbysika/Computer-Networks-CS525</w:t>
+      </w:r>
+    </w:p>
+    <w:p>
+      <w:pPr>
+        <w:pStyle w:val="Compact"/>
+        <w:numPr>
+          <w:ilvl w:val="0"/>
+          <w:numId w:val="1003"/>
+        </w:numPr>
+      </w:pPr>
+      <w:r>
+        <w:t xml:space="preserve">The repository visibility is public.</w:t>
+      </w:r>
+    </w:p>
+    <w:p>
+      <w:pPr>
+        <w:pStyle w:val="Compact"/>
+        <w:numPr>
+          <w:ilvl w:val="0"/>
+          <w:numId w:val="1003"/>
+        </w:numPr>
+      </w:pPr>
+      <w:r>
+        <w:t xml:space="preserve">The workflow was triggered by kobbysika</w:t>
+      </w:r>
+    </w:p>
     <w:bookmarkEnd w:id="38"/>
+    <w:bookmarkEnd w:id="39"/>
     <w:sectPr/>
   </w:body>
 </w:document>
@@ -8310,14 +8399,14 @@
 <file path=word/numbering.xml><?xml version="1.0" encoding="utf-8"?>
 <w:numbering xmlns:w="http://schemas.openxmlformats.org/wordprocessingml/2006/main">
   <w:abstractNum w:abstractNumId="990">
-    <w:nsid w:val="A990"/>
+    <w:nsid w:val="0000A990"/>
     <w:multiLevelType w:val="multilevel"/>
     <w:lvl w:ilvl="0">
       <w:numFmt w:val="bullet"/>
       <w:lvlText w:val=" "/>
       <w:lvlJc w:val="left"/>
       <w:pPr>
-        <w:ind w:left="720" w:hanging="480"/>
+        <w:ind w:left="720" w:hanging="360"/>
       </w:pPr>
     </w:lvl>
     <w:lvl w:ilvl="1">
@@ -8325,7 +8414,7 @@
       <w:lvlText w:val=" "/>
       <w:lvlJc w:val="left"/>
       <w:pPr>
-        <w:ind w:left="1440" w:hanging="480"/>
+        <w:ind w:left="1440" w:hanging="360"/>
       </w:pPr>
     </w:lvl>
     <w:lvl w:ilvl="2">
@@ -8333,7 +8422,7 @@
       <w:lvlText w:val=" "/>
       <w:lvlJc w:val="left"/>
       <w:pPr>
-        <w:ind w:left="2160" w:hanging="480"/>
+        <w:ind w:left="2160" w:hanging="360"/>
       </w:pPr>
     </w:lvl>
     <w:lvl w:ilvl="3">
@@ -8341,7 +8430,7 @@
       <w:lvlText w:val=" "/>
       <w:lvlJc w:val="left"/>
       <w:pPr>
-        <w:ind w:left="2880" w:hanging="480"/>
+        <w:ind w:left="2880" w:hanging="360"/>
       </w:pPr>
     </w:lvl>
     <w:lvl w:ilvl="4">
@@ -8349,7 +8438,7 @@
       <w:lvlText w:val=" "/>
       <w:lvlJc w:val="left"/>
       <w:pPr>
-        <w:ind w:left="3600" w:hanging="480"/>
+        <w:ind w:left="3600" w:hanging="360"/>
       </w:pPr>
     </w:lvl>
     <w:lvl w:ilvl="5">
@@ -8357,7 +8446,7 @@
       <w:lvlText w:val=" "/>
       <w:lvlJc w:val="left"/>
       <w:pPr>
-        <w:ind w:left="4320" w:hanging="480"/>
+        <w:ind w:left="4320" w:hanging="360"/>
       </w:pPr>
     </w:lvl>
     <w:lvl w:ilvl="6">
@@ -8365,7 +8454,7 @@
       <w:lvlText w:val=" "/>
       <w:lvlJc w:val="left"/>
       <w:pPr>
-        <w:ind w:left="5040" w:hanging="480"/>
+        <w:ind w:left="5040" w:hanging="360"/>
       </w:pPr>
     </w:lvl>
     <w:lvl w:ilvl="7">
@@ -8373,7 +8462,7 @@
       <w:lvlText w:val=" "/>
       <w:lvlJc w:val="left"/>
       <w:pPr>
-        <w:ind w:left="5760" w:hanging="480"/>
+        <w:ind w:left="5760" w:hanging="360"/>
       </w:pPr>
     </w:lvl>
     <w:lvl w:ilvl="8">
@@ -8381,84 +8470,111 @@
       <w:lvlText w:val=" "/>
       <w:lvlJc w:val="left"/>
       <w:pPr>
-        <w:ind w:left="6480" w:hanging="480"/>
+        <w:ind w:left="6480" w:hanging="360"/>
       </w:pPr>
     </w:lvl>
   </w:abstractNum>
   <w:abstractNum w:abstractNumId="991">
-    <w:nsid w:val="A991"/>
+    <w:nsid w:val="0000A991"/>
     <w:multiLevelType w:val="multilevel"/>
     <w:lvl w:ilvl="0">
       <w:numFmt w:val="bullet"/>
-      <w:lvlText w:val="•"/>
+      <w:lvlText w:val=""/>
       <w:lvlJc w:val="left"/>
       <w:pPr>
-        <w:ind w:left="720" w:hanging="480"/>
+        <w:ind w:left="720" w:hanging="360"/>
       </w:pPr>
+      <w:rPr>
+        <w:rFonts w:ascii="Symbol" w:hAnsi="Symbol" w:cs="Symbol" w:hint="default"/>
+      </w:rPr>
     </w:lvl>
     <w:lvl w:ilvl="1">
       <w:numFmt w:val="bullet"/>
-      <w:lvlText w:val="–"/>
+      <w:lvlText w:val="o"/>
       <w:lvlJc w:val="left"/>
       <w:pPr>
-        <w:ind w:left="1440" w:hanging="480"/>
+        <w:ind w:left="1440" w:hanging="360"/>
       </w:pPr>
+      <w:rPr>
+        <w:rFonts w:ascii="Courier New" w:hAnsi="Courier New" w:cs="Courier New" w:hint="default"/>
+      </w:rPr>
     </w:lvl>
     <w:lvl w:ilvl="2">
       <w:numFmt w:val="bullet"/>
-      <w:lvlText w:val="•"/>
+      <w:lvlText w:val=""/>
       <w:lvlJc w:val="left"/>
       <w:pPr>
-        <w:ind w:left="2160" w:hanging="480"/>
+        <w:ind w:left="2160" w:hanging="360"/>
       </w:pPr>
+      <w:rPr>
+        <w:rFonts w:ascii="Wingdings" w:hAnsi="Wingdings" w:cs="Wingdings" w:hint="default"/>
+      </w:rPr>
     </w:lvl>
     <w:lvl w:ilvl="3">
       <w:numFmt w:val="bullet"/>
-      <w:lvlText w:val="–"/>
+      <w:lvlText w:val=""/>
       <w:lvlJc w:val="left"/>
       <w:pPr>
-        <w:ind w:left="2880" w:hanging="480"/>
+        <w:ind w:left="2880" w:hanging="360"/>
       </w:pPr>
+      <w:rPr>
+        <w:rFonts w:ascii="Symbol" w:hAnsi="Symbol" w:cs="Symbol" w:hint="default"/>
+      </w:rPr>
     </w:lvl>
     <w:lvl w:ilvl="4">
       <w:numFmt w:val="bullet"/>
-      <w:lvlText w:val="•"/>
+      <w:lvlText w:val="o"/>
       <w:lvlJc w:val="left"/>
       <w:pPr>
-        <w:ind w:left="3600" w:hanging="480"/>
+        <w:ind w:left="3600" w:hanging="360"/>
       </w:pPr>
+      <w:rPr>
+        <w:rFonts w:ascii="Courier New" w:hAnsi="Courier New" w:cs="Courier New" w:hint="default"/>
+      </w:rPr>
     </w:lvl>
     <w:lvl w:ilvl="5">
       <w:numFmt w:val="bullet"/>
-      <w:lvlText w:val="–"/>
+      <w:lvlText w:val=""/>
       <w:lvlJc w:val="left"/>
       <w:pPr>
-        <w:ind w:left="4320" w:hanging="480"/>
+        <w:ind w:left="4320" w:hanging="360"/>
       </w:pPr>
+      <w:rPr>
+        <w:rFonts w:ascii="Wingdings" w:hAnsi="Wingdings" w:cs="Wingdings" w:hint="default"/>
+      </w:rPr>
     </w:lvl>
     <w:lvl w:ilvl="6">
       <w:numFmt w:val="bullet"/>
-      <w:lvlText w:val="•"/>
+      <w:lvlText w:val=""/>
       <w:lvlJc w:val="left"/>
       <w:pPr>
-        <w:ind w:left="5040" w:hanging="480"/>
+        <w:ind w:left="5040" w:hanging="360"/>
       </w:pPr>
+      <w:rPr>
+        <w:rFonts w:ascii="Symbol" w:hAnsi="Symbol" w:cs="Symbol" w:hint="default"/>
+      </w:rPr>
     </w:lvl>
     <w:lvl w:ilvl="7">
       <w:numFmt w:val="bullet"/>
-      <w:lvlText w:val="–"/>
+      <w:lvlText w:val="o"/>
       <w:lvlJc w:val="left"/>
       <w:pPr>
-        <w:ind w:left="5760" w:hanging="480"/>
+        <w:ind w:left="5760" w:hanging="360"/>
       </w:pPr>
+      <w:rPr>
+        <w:rFonts w:ascii="Courier New" w:hAnsi="Courier New" w:cs="Courier New" w:hint="default"/>
+      </w:rPr>
     </w:lvl>
     <w:lvl w:ilvl="8">
       <w:numFmt w:val="bullet"/>
-      <w:lvlText w:val="•"/>
+      <w:lvlText w:val=""/>
       <w:lvlJc w:val="left"/>
       <w:pPr>
-        <w:ind w:left="6480" w:hanging="480"/>
+        <w:ind w:left="6480" w:hanging="360"/>
       </w:pPr>
+      <w:rPr>
+        <w:rFonts w:ascii="Wingdings" w:hAnsi="Wingdings" w:cs="Wingdings" w:hint="default"/>
+      </w:rPr>
     </w:lvl>
   </w:abstractNum>
   <w:num w:numId="1000">
@@ -8468,6 +8584,9 @@
     <w:abstractNumId w:val="991"/>
   </w:num>
   <w:num w:numId="1002">
+    <w:abstractNumId w:val="991"/>
+  </w:num>
+  <w:num w:numId="1003">
     <w:abstractNumId w:val="991"/>
   </w:num>
 </w:numbering>
@@ -8499,10 +8618,10 @@
     <w:name w:val="Body Text"/>
     <w:basedOn w:val="Normal"/>
     <w:link w:val="BodyTextChar"/>
+    <w:qFormat/>
     <w:pPr>
       <w:spacing w:after="180" w:before="180"/>
     </w:pPr>
-    <w:qFormat/>
   </w:style>
   <w:style w:customStyle="1" w:styleId="FirstParagraph" w:type="paragraph">
     <w:name w:val="First Paragraph"/>
@@ -8522,36 +8641,69 @@
     <w:name w:val="Title"/>
     <w:basedOn w:val="Normal"/>
     <w:next w:val="BodyText"/>
+    <w:link w:val="TitleChar"/>
+    <w:uiPriority w:val="10"/>
     <w:qFormat/>
+    <w:rsid w:val="00A10FD9"/>
     <w:pPr>
-      <w:keepNext/>
-      <w:keepLines/>
-      <w:spacing w:after="240" w:before="480"/>
+      <w:spacing w:after="80" w:line="240" w:lineRule="auto"/>
+      <w:contextualSpacing/>
       <w:jc w:val="center"/>
     </w:pPr>
     <w:rPr>
       <w:rFonts w:asciiTheme="majorHAnsi" w:cstheme="majorBidi" w:eastAsiaTheme="majorEastAsia" w:hAnsiTheme="majorHAnsi"/>
-      <w:b/>
-      <w:bCs/>
-      <w:color w:themeColor="accent1" w:themeShade="B5" w:val="345A8A"/>
-      <w:sz w:val="36"/>
-      <w:szCs w:val="36"/>
+      <w:spacing w:val="-10"/>
+      <w:kern w:val="28"/>
+      <w:sz w:val="56"/>
+      <w:szCs w:val="56"/>
+    </w:rPr>
+  </w:style>
+  <w:style w:customStyle="1" w:styleId="TitleChar" w:type="character">
+    <w:name w:val="Title Char"/>
+    <w:basedOn w:val="DefaultParagraphFont"/>
+    <w:link w:val="Title"/>
+    <w:uiPriority w:val="10"/>
+    <w:rsid w:val="00A10FD9"/>
+    <w:rPr>
+      <w:rFonts w:asciiTheme="majorHAnsi" w:cstheme="majorBidi" w:eastAsiaTheme="majorEastAsia" w:hAnsiTheme="majorHAnsi"/>
+      <w:spacing w:val="-10"/>
+      <w:kern w:val="28"/>
+      <w:sz w:val="56"/>
+      <w:szCs w:val="56"/>
     </w:rPr>
   </w:style>
   <w:style w:styleId="Subtitle" w:type="paragraph">
     <w:name w:val="Subtitle"/>
     <w:basedOn w:val="Title"/>
     <w:next w:val="BodyText"/>
+    <w:link w:val="SubtitleChar"/>
+    <w:uiPriority w:val="11"/>
     <w:qFormat/>
+    <w:rsid w:val="00A10FD9"/>
     <w:pPr>
-      <w:keepNext/>
-      <w:keepLines/>
-      <w:spacing w:after="240" w:before="240"/>
-      <w:jc w:val="center"/>
+      <w:numPr>
+        <w:ilvl w:val="1"/>
+      </w:numPr>
     </w:pPr>
     <w:rPr>
-      <w:sz w:val="30"/>
-      <w:szCs w:val="30"/>
+      <w:rFonts w:cstheme="majorBidi" w:eastAsiaTheme="majorEastAsia"/>
+      <w:spacing w:val="15"/>
+      <w:sz w:val="28"/>
+      <w:szCs w:val="28"/>
+    </w:rPr>
+  </w:style>
+  <w:style w:customStyle="1" w:styleId="SubtitleChar" w:type="character">
+    <w:name w:val="Subtitle Char"/>
+    <w:basedOn w:val="DefaultParagraphFont"/>
+    <w:link w:val="Subtitle"/>
+    <w:uiPriority w:val="11"/>
+    <w:rsid w:val="00A10FD9"/>
+    <w:rPr>
+      <w:rFonts w:cstheme="majorBidi" w:eastAsiaTheme="majorEastAsia"/>
+      <w:color w:themeColor="text1" w:themeTint="A6" w:val="595959"/>
+      <w:spacing w:val="15"/>
+      <w:sz w:val="28"/>
+      <w:szCs w:val="28"/>
     </w:rPr>
   </w:style>
   <w:style w:customStyle="1" w:styleId="Author" w:type="paragraph">
@@ -8574,6 +8726,23 @@
       <w:jc w:val="center"/>
     </w:pPr>
   </w:style>
+  <w:style w:customStyle="1" w:styleId="AbstractTitle" w:type="paragraph">
+    <w:name w:val="Abstract Title"/>
+    <w:basedOn w:val="Normal"/>
+    <w:next w:val="Abstract"/>
+    <w:qFormat/>
+    <w:pPr>
+      <w:keepNext/>
+      <w:keepLines/>
+      <w:spacing w:after="0" w:before="300"/>
+      <w:jc w:val="center"/>
+    </w:pPr>
+    <w:rPr>
+      <w:b/>
+      <w:sz w:val="20"/>
+      <w:szCs w:val="20"/>
+    </w:rPr>
+  </w:style>
   <w:style w:customStyle="1" w:styleId="Abstract" w:type="paragraph">
     <w:name w:val="Abstract"/>
     <w:basedOn w:val="Normal"/>
@@ -8582,7 +8751,7 @@
     <w:pPr>
       <w:keepNext/>
       <w:keepLines/>
-      <w:spacing w:after="300" w:before="300"/>
+      <w:spacing w:after="300" w:before="100"/>
     </w:pPr>
     <w:rPr>
       <w:sz w:val="20"/>
@@ -8598,191 +8767,321 @@
     <w:rPr/>
   </w:style>
   <w:style w:styleId="Heading1" w:type="paragraph">
-    <w:name w:val="Heading 1"/>
+    <w:name w:val="heading 1"/>
     <w:basedOn w:val="Normal"/>
     <w:next w:val="BodyText"/>
+    <w:link w:val="Heading1Char"/>
     <w:uiPriority w:val="9"/>
     <w:qFormat/>
+    <w:rsid w:val="00A10FD9"/>
     <w:pPr>
       <w:keepNext/>
       <w:keepLines/>
-      <w:spacing w:after="0" w:before="480"/>
+      <w:spacing w:after="80" w:before="360"/>
       <w:outlineLvl w:val="0"/>
     </w:pPr>
     <w:rPr>
       <w:rFonts w:asciiTheme="majorHAnsi" w:cstheme="majorBidi" w:eastAsiaTheme="majorEastAsia" w:hAnsiTheme="majorHAnsi"/>
-      <w:b/>
-      <w:bCs/>
-      <w:color w:themeColor="accent1" w:val="4F81BD"/>
+      <w:color w:themeColor="accent1" w:themeShade="BF" w:val="0F4761"/>
+      <w:sz w:val="40"/>
+      <w:szCs w:val="40"/>
+    </w:rPr>
+  </w:style>
+  <w:style w:styleId="Heading2" w:type="paragraph">
+    <w:name w:val="heading 2"/>
+    <w:basedOn w:val="Normal"/>
+    <w:next w:val="BodyText"/>
+    <w:link w:val="Heading2Char"/>
+    <w:uiPriority w:val="9"/>
+    <w:semiHidden/>
+    <w:unhideWhenUsed/>
+    <w:qFormat/>
+    <w:rsid w:val="00A10FD9"/>
+    <w:pPr>
+      <w:keepNext/>
+      <w:keepLines/>
+      <w:spacing w:after="80" w:before="160"/>
+      <w:outlineLvl w:val="1"/>
+    </w:pPr>
+    <w:rPr>
+      <w:rFonts w:asciiTheme="majorHAnsi" w:cstheme="majorBidi" w:eastAsiaTheme="majorEastAsia" w:hAnsiTheme="majorHAnsi"/>
+      <w:color w:themeColor="accent1" w:themeShade="BF" w:val="0F4761"/>
       <w:sz w:val="32"/>
       <w:szCs w:val="32"/>
     </w:rPr>
   </w:style>
-  <w:style w:styleId="Heading2" w:type="paragraph">
-    <w:name w:val="Heading 2"/>
+  <w:style w:styleId="Heading3" w:type="paragraph">
+    <w:name w:val="heading 3"/>
     <w:basedOn w:val="Normal"/>
     <w:next w:val="BodyText"/>
+    <w:link w:val="Heading3Char"/>
     <w:uiPriority w:val="9"/>
+    <w:semiHidden/>
     <w:unhideWhenUsed/>
     <w:qFormat/>
+    <w:rsid w:val="00A10FD9"/>
     <w:pPr>
       <w:keepNext/>
       <w:keepLines/>
-      <w:spacing w:after="0" w:before="200"/>
-      <w:outlineLvl w:val="1"/>
+      <w:spacing w:after="80" w:before="160"/>
+      <w:outlineLvl w:val="2"/>
     </w:pPr>
     <w:rPr>
-      <w:rFonts w:asciiTheme="majorHAnsi" w:cstheme="majorBidi" w:eastAsiaTheme="majorEastAsia" w:hAnsiTheme="majorHAnsi"/>
-      <w:b/>
-      <w:bCs/>
-      <w:color w:themeColor="accent1" w:val="4F81BD"/>
+      <w:rFonts w:cstheme="majorBidi" w:eastAsiaTheme="majorEastAsia"/>
+      <w:color w:themeColor="accent1" w:themeShade="BF" w:val="0F4761"/>
       <w:sz w:val="28"/>
       <w:szCs w:val="28"/>
     </w:rPr>
   </w:style>
-  <w:style w:styleId="Heading3" w:type="paragraph">
-    <w:name w:val="Heading 3"/>
+  <w:style w:styleId="Heading4" w:type="paragraph">
+    <w:name w:val="heading 4"/>
     <w:basedOn w:val="Normal"/>
     <w:next w:val="BodyText"/>
+    <w:link w:val="Heading4Char"/>
     <w:uiPriority w:val="9"/>
+    <w:semiHidden/>
     <w:unhideWhenUsed/>
     <w:qFormat/>
+    <w:rsid w:val="00A10FD9"/>
     <w:pPr>
       <w:keepNext/>
       <w:keepLines/>
-      <w:spacing w:after="0" w:before="200"/>
-      <w:outlineLvl w:val="2"/>
+      <w:spacing w:after="40" w:before="80"/>
+      <w:outlineLvl w:val="3"/>
     </w:pPr>
     <w:rPr>
-      <w:rFonts w:asciiTheme="majorHAnsi" w:cstheme="majorBidi" w:eastAsiaTheme="majorEastAsia" w:hAnsiTheme="majorHAnsi"/>
-      <w:b/>
-      <w:bCs/>
-      <w:color w:themeColor="accent1" w:val="4F81BD"/>
-      <w:sz w:val="24"/>
-      <w:szCs w:val="24"/>
+      <w:rFonts w:cstheme="majorBidi" w:eastAsiaTheme="majorEastAsia"/>
+      <w:i/>
+      <w:iCs/>
+      <w:color w:themeColor="accent1" w:themeShade="BF" w:val="0F4761"/>
     </w:rPr>
   </w:style>
-  <w:style w:styleId="Heading4" w:type="paragraph">
-    <w:name w:val="Heading 4"/>
+  <w:style w:styleId="Heading5" w:type="paragraph">
+    <w:name w:val="heading 5"/>
     <w:basedOn w:val="Normal"/>
     <w:next w:val="BodyText"/>
+    <w:link w:val="Heading5Char"/>
     <w:uiPriority w:val="9"/>
+    <w:semiHidden/>
     <w:unhideWhenUsed/>
     <w:qFormat/>
+    <w:rsid w:val="00A10FD9"/>
     <w:pPr>
       <w:keepNext/>
       <w:keepLines/>
-      <w:spacing w:after="0" w:before="200"/>
-      <w:outlineLvl w:val="3"/>
+      <w:spacing w:after="40" w:before="80"/>
+      <w:outlineLvl w:val="4"/>
     </w:pPr>
     <w:rPr>
-      <w:rFonts w:asciiTheme="majorHAnsi" w:cstheme="majorBidi" w:eastAsiaTheme="majorEastAsia" w:hAnsiTheme="majorHAnsi"/>
-      <w:i/>
-      <w:bCs/>
-      <w:color w:themeColor="accent1" w:val="4F81BD"/>
-      <w:sz w:val="24"/>
-      <w:szCs w:val="24"/>
+      <w:rFonts w:cstheme="majorBidi" w:eastAsiaTheme="majorEastAsia"/>
+      <w:color w:themeColor="accent1" w:themeShade="BF" w:val="0F4761"/>
     </w:rPr>
   </w:style>
-  <w:style w:styleId="Heading5" w:type="paragraph">
-    <w:name w:val="Heading 5"/>
+  <w:style w:styleId="Heading6" w:type="paragraph">
+    <w:name w:val="heading 6"/>
     <w:basedOn w:val="Normal"/>
     <w:next w:val="BodyText"/>
+    <w:link w:val="Heading6Char"/>
     <w:uiPriority w:val="9"/>
+    <w:semiHidden/>
     <w:unhideWhenUsed/>
     <w:qFormat/>
+    <w:rsid w:val="00A10FD9"/>
     <w:pPr>
       <w:keepNext/>
       <w:keepLines/>
-      <w:spacing w:after="0" w:before="200"/>
-      <w:outlineLvl w:val="4"/>
+      <w:spacing w:after="0" w:before="40"/>
+      <w:outlineLvl w:val="5"/>
     </w:pPr>
     <w:rPr>
-      <w:rFonts w:asciiTheme="majorHAnsi" w:cstheme="majorBidi" w:eastAsiaTheme="majorEastAsia" w:hAnsiTheme="majorHAnsi"/>
+      <w:rFonts w:cstheme="majorBidi" w:eastAsiaTheme="majorEastAsia"/>
+      <w:i/>
       <w:iCs/>
-      <w:color w:themeColor="accent1" w:val="4F81BD"/>
-      <w:sz w:val="24"/>
-      <w:szCs w:val="24"/>
+      <w:color w:themeColor="text1" w:themeTint="A6" w:val="595959"/>
     </w:rPr>
   </w:style>
-  <w:style w:styleId="Heading6" w:type="paragraph">
-    <w:name w:val="Heading 6"/>
+  <w:style w:styleId="Heading7" w:type="paragraph">
+    <w:name w:val="heading 7"/>
     <w:basedOn w:val="Normal"/>
     <w:next w:val="BodyText"/>
+    <w:link w:val="Heading7Char"/>
     <w:uiPriority w:val="9"/>
+    <w:semiHidden/>
     <w:unhideWhenUsed/>
     <w:qFormat/>
+    <w:rsid w:val="00A10FD9"/>
     <w:pPr>
       <w:keepNext/>
       <w:keepLines/>
-      <w:spacing w:after="0" w:before="200"/>
-      <w:outlineLvl w:val="5"/>
+      <w:spacing w:after="0" w:before="40"/>
+      <w:outlineLvl w:val="6"/>
     </w:pPr>
     <w:rPr>
-      <w:rFonts w:asciiTheme="majorHAnsi" w:cstheme="majorBidi" w:eastAsiaTheme="majorEastAsia" w:hAnsiTheme="majorHAnsi"/>
-      <w:color w:themeColor="accent1" w:val="4F81BD"/>
-      <w:sz w:val="24"/>
-      <w:szCs w:val="24"/>
+      <w:rFonts w:cstheme="majorBidi" w:eastAsiaTheme="majorEastAsia"/>
+      <w:color w:themeColor="text1" w:themeTint="A6" w:val="595959"/>
     </w:rPr>
   </w:style>
-  <w:style w:styleId="Heading7" w:type="paragraph">
-    <w:name w:val="Heading 7"/>
+  <w:style w:styleId="Heading8" w:type="paragraph">
+    <w:name w:val="heading 8"/>
     <w:basedOn w:val="Normal"/>
     <w:next w:val="BodyText"/>
+    <w:link w:val="Heading8Char"/>
     <w:uiPriority w:val="9"/>
+    <w:semiHidden/>
     <w:unhideWhenUsed/>
     <w:qFormat/>
+    <w:rsid w:val="00A10FD9"/>
     <w:pPr>
       <w:keepNext/>
       <w:keepLines/>
-      <w:spacing w:after="0" w:before="200"/>
-      <w:outlineLvl w:val="6"/>
+      <w:spacing w:after="0"/>
+      <w:outlineLvl w:val="7"/>
     </w:pPr>
     <w:rPr>
-      <w:rFonts w:asciiTheme="majorHAnsi" w:cstheme="majorBidi" w:eastAsiaTheme="majorEastAsia" w:hAnsiTheme="majorHAnsi"/>
-      <w:color w:themeColor="accent1" w:val="4F81BD"/>
-      <w:sz w:val="24"/>
-      <w:szCs w:val="24"/>
+      <w:rFonts w:cstheme="majorBidi" w:eastAsiaTheme="majorEastAsia"/>
+      <w:i/>
+      <w:iCs/>
+      <w:color w:themeColor="text1" w:themeTint="D8" w:val="272727"/>
     </w:rPr>
   </w:style>
-  <w:style w:styleId="Heading8" w:type="paragraph">
-    <w:name w:val="Heading 8"/>
+  <w:style w:styleId="Heading9" w:type="paragraph">
+    <w:name w:val="heading 9"/>
     <w:basedOn w:val="Normal"/>
     <w:next w:val="BodyText"/>
+    <w:link w:val="Heading9Char"/>
     <w:uiPriority w:val="9"/>
+    <w:semiHidden/>
     <w:unhideWhenUsed/>
     <w:qFormat/>
+    <w:rsid w:val="00A10FD9"/>
     <w:pPr>
       <w:keepNext/>
       <w:keepLines/>
-      <w:spacing w:after="0" w:before="200"/>
-      <w:outlineLvl w:val="7"/>
-    </w:pPr>
-    <w:rPr>
-      <w:rFonts w:asciiTheme="majorHAnsi" w:cstheme="majorBidi" w:eastAsiaTheme="majorEastAsia" w:hAnsiTheme="majorHAnsi"/>
-      <w:color w:themeColor="accent1" w:val="4F81BD"/>
-      <w:sz w:val="24"/>
-      <w:szCs w:val="24"/>
-    </w:rPr>
-  </w:style>
-  <w:style w:styleId="Heading9" w:type="paragraph">
-    <w:name w:val="Heading 9"/>
-    <w:basedOn w:val="Normal"/>
-    <w:next w:val="BodyText"/>
-    <w:uiPriority w:val="9"/>
-    <w:unhideWhenUsed/>
-    <w:qFormat/>
-    <w:pPr>
-      <w:keepNext/>
-      <w:keepLines/>
-      <w:spacing w:after="0" w:before="200"/>
+      <w:spacing w:after="0"/>
       <w:outlineLvl w:val="8"/>
     </w:pPr>
     <w:rPr>
+      <w:rFonts w:cstheme="majorBidi" w:eastAsiaTheme="majorEastAsia"/>
+      <w:color w:themeColor="text1" w:themeTint="D8" w:val="272727"/>
+    </w:rPr>
+  </w:style>
+  <w:style w:customStyle="1" w:styleId="Heading1Char" w:type="character">
+    <w:name w:val="Heading 1 Char"/>
+    <w:basedOn w:val="DefaultParagraphFont"/>
+    <w:link w:val="Heading1"/>
+    <w:uiPriority w:val="9"/>
+    <w:rsid w:val="00A10FD9"/>
+    <w:rPr>
       <w:rFonts w:asciiTheme="majorHAnsi" w:cstheme="majorBidi" w:eastAsiaTheme="majorEastAsia" w:hAnsiTheme="majorHAnsi"/>
-      <w:color w:themeColor="accent1" w:val="4F81BD"/>
-      <w:sz w:val="24"/>
-      <w:szCs w:val="24"/>
+      <w:color w:themeColor="accent1" w:themeShade="BF" w:val="0F4761"/>
+      <w:sz w:val="40"/>
+      <w:szCs w:val="40"/>
+    </w:rPr>
+  </w:style>
+  <w:style w:customStyle="1" w:styleId="Heading2Char" w:type="character">
+    <w:name w:val="Heading 2 Char"/>
+    <w:basedOn w:val="DefaultParagraphFont"/>
+    <w:link w:val="Heading2"/>
+    <w:uiPriority w:val="9"/>
+    <w:semiHidden/>
+    <w:rsid w:val="00A10FD9"/>
+    <w:rPr>
+      <w:rFonts w:asciiTheme="majorHAnsi" w:cstheme="majorBidi" w:eastAsiaTheme="majorEastAsia" w:hAnsiTheme="majorHAnsi"/>
+      <w:color w:themeColor="accent1" w:themeShade="BF" w:val="0F4761"/>
+      <w:sz w:val="32"/>
+      <w:szCs w:val="32"/>
+    </w:rPr>
+  </w:style>
+  <w:style w:customStyle="1" w:styleId="Heading3Char" w:type="character">
+    <w:name w:val="Heading 3 Char"/>
+    <w:basedOn w:val="DefaultParagraphFont"/>
+    <w:link w:val="Heading3"/>
+    <w:uiPriority w:val="9"/>
+    <w:semiHidden/>
+    <w:rsid w:val="00A10FD9"/>
+    <w:rPr>
+      <w:rFonts w:cstheme="majorBidi" w:eastAsiaTheme="majorEastAsia"/>
+      <w:color w:themeColor="accent1" w:themeShade="BF" w:val="0F4761"/>
+      <w:sz w:val="28"/>
+      <w:szCs w:val="28"/>
+    </w:rPr>
+  </w:style>
+  <w:style w:customStyle="1" w:styleId="Heading4Char" w:type="character">
+    <w:name w:val="Heading 4 Char"/>
+    <w:basedOn w:val="DefaultParagraphFont"/>
+    <w:link w:val="Heading4"/>
+    <w:uiPriority w:val="9"/>
+    <w:semiHidden/>
+    <w:rsid w:val="00A10FD9"/>
+    <w:rPr>
+      <w:rFonts w:cstheme="majorBidi" w:eastAsiaTheme="majorEastAsia"/>
+      <w:i/>
+      <w:iCs/>
+      <w:color w:themeColor="accent1" w:themeShade="BF" w:val="0F4761"/>
+    </w:rPr>
+  </w:style>
+  <w:style w:customStyle="1" w:styleId="Heading5Char" w:type="character">
+    <w:name w:val="Heading 5 Char"/>
+    <w:basedOn w:val="DefaultParagraphFont"/>
+    <w:link w:val="Heading5"/>
+    <w:uiPriority w:val="9"/>
+    <w:semiHidden/>
+    <w:rsid w:val="00A10FD9"/>
+    <w:rPr>
+      <w:rFonts w:cstheme="majorBidi" w:eastAsiaTheme="majorEastAsia"/>
+      <w:color w:themeColor="accent1" w:themeShade="BF" w:val="0F4761"/>
+    </w:rPr>
+  </w:style>
+  <w:style w:customStyle="1" w:styleId="Heading6Char" w:type="character">
+    <w:name w:val="Heading 6 Char"/>
+    <w:basedOn w:val="DefaultParagraphFont"/>
+    <w:link w:val="Heading6"/>
+    <w:uiPriority w:val="9"/>
+    <w:semiHidden/>
+    <w:rsid w:val="00A10FD9"/>
+    <w:rPr>
+      <w:rFonts w:cstheme="majorBidi" w:eastAsiaTheme="majorEastAsia"/>
+      <w:i/>
+      <w:iCs/>
+      <w:color w:themeColor="text1" w:themeTint="A6" w:val="595959"/>
+    </w:rPr>
+  </w:style>
+  <w:style w:customStyle="1" w:styleId="Heading7Char" w:type="character">
+    <w:name w:val="Heading 7 Char"/>
+    <w:basedOn w:val="DefaultParagraphFont"/>
+    <w:link w:val="Heading7"/>
+    <w:uiPriority w:val="9"/>
+    <w:semiHidden/>
+    <w:rsid w:val="00A10FD9"/>
+    <w:rPr>
+      <w:rFonts w:cstheme="majorBidi" w:eastAsiaTheme="majorEastAsia"/>
+      <w:color w:themeColor="text1" w:themeTint="A6" w:val="595959"/>
+    </w:rPr>
+  </w:style>
+  <w:style w:customStyle="1" w:styleId="Heading8Char" w:type="character">
+    <w:name w:val="Heading 8 Char"/>
+    <w:basedOn w:val="DefaultParagraphFont"/>
+    <w:link w:val="Heading8"/>
+    <w:uiPriority w:val="9"/>
+    <w:semiHidden/>
+    <w:rsid w:val="00A10FD9"/>
+    <w:rPr>
+      <w:rFonts w:cstheme="majorBidi" w:eastAsiaTheme="majorEastAsia"/>
+      <w:i/>
+      <w:iCs/>
+      <w:color w:themeColor="text1" w:themeTint="D8" w:val="272727"/>
+    </w:rPr>
+  </w:style>
+  <w:style w:customStyle="1" w:styleId="Heading9Char" w:type="character">
+    <w:name w:val="Heading 9 Char"/>
+    <w:basedOn w:val="DefaultParagraphFont"/>
+    <w:link w:val="Heading9"/>
+    <w:uiPriority w:val="9"/>
+    <w:semiHidden/>
+    <w:rsid w:val="00A10FD9"/>
+    <w:rPr>
+      <w:rFonts w:cstheme="majorBidi" w:eastAsiaTheme="majorEastAsia"/>
+      <w:color w:themeColor="text1" w:themeTint="D8" w:val="272727"/>
     </w:rPr>
   </w:style>
   <w:style w:styleId="BlockText" w:type="paragraph">
@@ -8804,6 +9103,18 @@
     <w:uiPriority w:val="9"/>
     <w:unhideWhenUsed/>
     <w:qFormat/>
+  </w:style>
+  <w:style w:styleId="FootnoteBlockText" w:type="paragraph">
+    <w:name w:val="Footnote Block Text"/>
+    <w:basedOn w:val="FootnoteText"/>
+    <w:next w:val="FootnoteText"/>
+    <w:uiPriority w:val="9"/>
+    <w:unhideWhenUsed/>
+    <w:qFormat/>
+    <w:pPr>
+      <w:spacing w:after="100" w:before="100"/>
+      <w:ind w:firstLine="0" w:left="480" w:right="480"/>
+    </w:pPr>
   </w:style>
   <w:style w:default="1" w:styleId="DefaultParagraphFont" w:type="character">
     <w:name w:val="Default Paragraph Font"/>
@@ -8834,10 +9145,10 @@
         <w:jc w:val="left"/>
       </w:trPr>
       <w:tcPr>
-        <w:vAlign w:val="bottom"/>
         <w:tcBorders>
           <w:bottom w:val="single"/>
         </w:tcBorders>
+        <w:vAlign w:val="bottom"/>
       </w:tcPr>
     </w:tblStylePr>
   </w:style>
@@ -8952,8 +9263,8 @@
     <w:name w:val="KeywordTok"/>
     <w:basedOn w:val="VerbatimChar"/>
     <w:rPr>
+      <w:b/>
       <w:color w:val="007020"/>
-      <w:b/>
     </w:rPr>
   </w:style>
   <w:style w:type="character" w:customStyle="1" w:styleId="DataTypeTok">
@@ -9029,40 +9340,43 @@
   <w:style w:type="character" w:customStyle="1" w:styleId="ImportTok">
     <w:name w:val="ImportTok"/>
     <w:basedOn w:val="VerbatimChar"/>
-    <w:rPr/>
+    <w:rPr>
+      <w:b/>
+      <w:color w:val="008000"/>
+    </w:rPr>
   </w:style>
   <w:style w:type="character" w:customStyle="1" w:styleId="CommentTok">
     <w:name w:val="CommentTok"/>
     <w:basedOn w:val="VerbatimChar"/>
     <w:rPr>
+      <w:i/>
       <w:color w:val="60a0b0"/>
-      <w:i/>
     </w:rPr>
   </w:style>
   <w:style w:type="character" w:customStyle="1" w:styleId="DocumentationTok">
     <w:name w:val="DocumentationTok"/>
     <w:basedOn w:val="VerbatimChar"/>
     <w:rPr>
+      <w:i/>
       <w:color w:val="ba2121"/>
-      <w:i/>
     </w:rPr>
   </w:style>
   <w:style w:type="character" w:customStyle="1" w:styleId="AnnotationTok">
     <w:name w:val="AnnotationTok"/>
     <w:basedOn w:val="VerbatimChar"/>
     <w:rPr>
-      <w:color w:val="60a0b0"/>
       <w:b/>
       <w:i/>
+      <w:color w:val="60a0b0"/>
     </w:rPr>
   </w:style>
   <w:style w:type="character" w:customStyle="1" w:styleId="CommentVarTok">
     <w:name w:val="CommentVarTok"/>
     <w:basedOn w:val="VerbatimChar"/>
     <w:rPr>
-      <w:color w:val="60a0b0"/>
       <w:b/>
       <w:i/>
+      <w:color w:val="60a0b0"/>
     </w:rPr>
   </w:style>
   <w:style w:type="character" w:customStyle="1" w:styleId="OtherTok">
@@ -9090,8 +9404,8 @@
     <w:name w:val="ControlFlowTok"/>
     <w:basedOn w:val="VerbatimChar"/>
     <w:rPr>
+      <w:b/>
       <w:color w:val="007020"/>
-      <w:b/>
     </w:rPr>
   </w:style>
   <w:style w:type="character" w:customStyle="1" w:styleId="OperatorTok">
@@ -9104,7 +9418,9 @@
   <w:style w:type="character" w:customStyle="1" w:styleId="BuiltInTok">
     <w:name w:val="BuiltInTok"/>
     <w:basedOn w:val="VerbatimChar"/>
-    <w:rPr/>
+    <w:rPr>
+      <w:color w:val="008000"/>
+    </w:rPr>
   </w:style>
   <w:style w:type="character" w:customStyle="1" w:styleId="ExtensionTok">
     <w:name w:val="ExtensionTok"/>
@@ -9134,34 +9450,34 @@
     <w:name w:val="InformationTok"/>
     <w:basedOn w:val="VerbatimChar"/>
     <w:rPr>
-      <w:color w:val="60a0b0"/>
       <w:b/>
       <w:i/>
+      <w:color w:val="60a0b0"/>
     </w:rPr>
   </w:style>
   <w:style w:type="character" w:customStyle="1" w:styleId="WarningTok">
     <w:name w:val="WarningTok"/>
     <w:basedOn w:val="VerbatimChar"/>
     <w:rPr>
-      <w:color w:val="60a0b0"/>
       <w:b/>
       <w:i/>
+      <w:color w:val="60a0b0"/>
     </w:rPr>
   </w:style>
   <w:style w:type="character" w:customStyle="1" w:styleId="AlertTok">
     <w:name w:val="AlertTok"/>
     <w:basedOn w:val="VerbatimChar"/>
     <w:rPr>
+      <w:b/>
       <w:color w:val="ff0000"/>
-      <w:b/>
     </w:rPr>
   </w:style>
   <w:style w:type="character" w:customStyle="1" w:styleId="ErrorTok">
     <w:name w:val="ErrorTok"/>
     <w:basedOn w:val="VerbatimChar"/>
     <w:rPr>
+      <w:b/>
       <w:color w:val="ff0000"/>
-      <w:b/>
     </w:rPr>
   </w:style>
   <w:style w:type="character" w:customStyle="1" w:styleId="NormalTok">
@@ -9183,44 +9499,44 @@
         <a:sysClr val="window" lastClr="FFFFFF"/>
       </a:lt1>
       <a:dk2>
-        <a:srgbClr val="1F497D"/>
+        <a:srgbClr val="0E2841"/>
       </a:dk2>
       <a:lt2>
-        <a:srgbClr val="EEECE1"/>
+        <a:srgbClr val="E8E8E8"/>
       </a:lt2>
       <a:accent1>
-        <a:srgbClr val="4F81BD"/>
+        <a:srgbClr val="156082"/>
       </a:accent1>
       <a:accent2>
-        <a:srgbClr val="C0504D"/>
+        <a:srgbClr val="E97132"/>
       </a:accent2>
       <a:accent3>
-        <a:srgbClr val="9BBB59"/>
+        <a:srgbClr val="196B24"/>
       </a:accent3>
       <a:accent4>
-        <a:srgbClr val="8064A2"/>
+        <a:srgbClr val="0F9ED5"/>
       </a:accent4>
       <a:accent5>
-        <a:srgbClr val="4BACC6"/>
+        <a:srgbClr val="A02B93"/>
       </a:accent5>
       <a:accent6>
-        <a:srgbClr val="F79646"/>
+        <a:srgbClr val="4EA72E"/>
       </a:accent6>
       <a:hlink>
-        <a:srgbClr val="0000FF"/>
+        <a:srgbClr val="467886"/>
       </a:hlink>
       <a:folHlink>
-        <a:srgbClr val="800080"/>
+        <a:srgbClr val="96607D"/>
       </a:folHlink>
     </a:clrScheme>
     <a:fontScheme name="Office">
       <a:majorFont>
-        <a:latin typeface="Calibri"/>
+        <a:latin typeface="Aptos Display" panose="02110004020202020204"/>
         <a:ea typeface=""/>
         <a:cs typeface=""/>
-        <a:font script="Jpan" typeface="ＭＳ ゴシック"/>
+        <a:font script="Jpan" typeface="游ゴシック Light"/>
         <a:font script="Hang" typeface="맑은 고딕"/>
-        <a:font script="Hans" typeface="宋体"/>
+        <a:font script="Hans" typeface="等线 Light"/>
         <a:font script="Hant" typeface="新細明體"/>
         <a:font script="Arab" typeface="Times New Roman"/>
         <a:font script="Hebr" typeface="Times New Roman"/>
@@ -9247,14 +9563,32 @@
         <a:font script="Mong" typeface="Mongolian Baiti"/>
         <a:font script="Viet" typeface="Times New Roman"/>
         <a:font script="Uigh" typeface="Microsoft Uighur"/>
+        <a:font script="Geor" typeface="Sylfaen"/>
+        <a:font script="Armn" typeface="Arial"/>
+        <a:font script="Bugi" typeface="Leelawadee UI"/>
+        <a:font script="Bopo" typeface="Microsoft JhengHei"/>
+        <a:font script="Java" typeface="Javanese Text"/>
+        <a:font script="Lisu" typeface="Segoe UI"/>
+        <a:font script="Mymr" typeface="Myanmar Text"/>
+        <a:font script="Nkoo" typeface="Ebrima"/>
+        <a:font script="Olck" typeface="Nirmala UI"/>
+        <a:font script="Osma" typeface="Ebrima"/>
+        <a:font script="Phag" typeface="Phagspa"/>
+        <a:font script="Syrn" typeface="Estrangelo Edessa"/>
+        <a:font script="Syrj" typeface="Estrangelo Edessa"/>
+        <a:font script="Syre" typeface="Estrangelo Edessa"/>
+        <a:font script="Sora" typeface="Nirmala UI"/>
+        <a:font script="Tale" typeface="Microsoft Tai Le"/>
+        <a:font script="Talu" typeface="Microsoft New Tai Lue"/>
+        <a:font script="Tfng" typeface="Ebrima"/>
       </a:majorFont>
       <a:minorFont>
-        <a:latin typeface="Cambria"/>
+        <a:latin typeface="Aptos" panose="02110004020202020204"/>
         <a:ea typeface=""/>
         <a:cs typeface=""/>
-        <a:font script="Jpan" typeface="ＭＳ 明朝"/>
+        <a:font script="Jpan" typeface="游明朝"/>
         <a:font script="Hang" typeface="맑은 고딕"/>
-        <a:font script="Hans" typeface="宋体"/>
+        <a:font script="Hans" typeface="等线"/>
         <a:font script="Hant" typeface="新細明體"/>
         <a:font script="Arab" typeface="Arial"/>
         <a:font script="Hebr" typeface="Arial"/>
@@ -9281,6 +9615,24 @@
         <a:font script="Mong" typeface="Mongolian Baiti"/>
         <a:font script="Viet" typeface="Arial"/>
         <a:font script="Uigh" typeface="Microsoft Uighur"/>
+        <a:font script="Geor" typeface="Sylfaen"/>
+        <a:font script="Armn" typeface="Arial"/>
+        <a:font script="Bugi" typeface="Leelawadee UI"/>
+        <a:font script="Bopo" typeface="Microsoft JhengHei"/>
+        <a:font script="Java" typeface="Javanese Text"/>
+        <a:font script="Lisu" typeface="Segoe UI"/>
+        <a:font script="Mymr" typeface="Myanmar Text"/>
+        <a:font script="Nkoo" typeface="Ebrima"/>
+        <a:font script="Olck" typeface="Nirmala UI"/>
+        <a:font script="Osma" typeface="Ebrima"/>
+        <a:font script="Phag" typeface="Phagspa"/>
+        <a:font script="Syrn" typeface="Estrangelo Edessa"/>
+        <a:font script="Syrj" typeface="Estrangelo Edessa"/>
+        <a:font script="Syre" typeface="Estrangelo Edessa"/>
+        <a:font script="Sora" typeface="Nirmala UI"/>
+        <a:font script="Tale" typeface="Microsoft Tai Le"/>
+        <a:font script="Talu" typeface="Microsoft New Tai Lue"/>
+        <a:font script="Tfng" typeface="Ebrima"/>
       </a:minorFont>
     </a:fontScheme>
     <a:fmtScheme name="Office">
@@ -9292,200 +9644,141 @@
           <a:gsLst>
             <a:gs pos="0">
               <a:schemeClr val="phClr">
-                <a:tint val="50000"/>
-                <a:satMod val="300000"/>
+                <a:lumMod val="110000"/>
+                <a:satMod val="105000"/>
+                <a:tint val="67000"/>
               </a:schemeClr>
             </a:gs>
-            <a:gs pos="35000">
+            <a:gs pos="50000">
               <a:schemeClr val="phClr">
-                <a:tint val="37000"/>
-                <a:satMod val="300000"/>
+                <a:lumMod val="105000"/>
+                <a:satMod val="103000"/>
+                <a:tint val="73000"/>
               </a:schemeClr>
             </a:gs>
             <a:gs pos="100000">
               <a:schemeClr val="phClr">
-                <a:tint val="15000"/>
-                <a:satMod val="350000"/>
+                <a:lumMod val="105000"/>
+                <a:satMod val="109000"/>
+                <a:tint val="81000"/>
               </a:schemeClr>
             </a:gs>
           </a:gsLst>
-          <a:lin ang="16200000" scaled="1"/>
+          <a:lin ang="5400000" scaled="0"/>
         </a:gradFill>
         <a:gradFill rotWithShape="1">
           <a:gsLst>
             <a:gs pos="0">
               <a:schemeClr val="phClr">
-                <a:tint val="100000"/>
+                <a:satMod val="103000"/>
+                <a:lumMod val="102000"/>
+                <a:tint val="94000"/>
+              </a:schemeClr>
+            </a:gs>
+            <a:gs pos="50000">
+              <a:schemeClr val="phClr">
+                <a:satMod val="110000"/>
+                <a:lumMod val="100000"/>
                 <a:shade val="100000"/>
-                <a:satMod val="130000"/>
               </a:schemeClr>
             </a:gs>
             <a:gs pos="100000">
               <a:schemeClr val="phClr">
-                <a:tint val="50000"/>
-                <a:shade val="100000"/>
-                <a:satMod val="350000"/>
+                <a:lumMod val="99000"/>
+                <a:satMod val="120000"/>
+                <a:shade val="78000"/>
               </a:schemeClr>
             </a:gs>
           </a:gsLst>
-          <a:lin ang="16200000" scaled="0"/>
+          <a:lin ang="5400000" scaled="0"/>
         </a:gradFill>
       </a:fillStyleLst>
       <a:lnStyleLst>
-        <a:ln w="9525" cap="flat" cmpd="sng" algn="ctr">
-          <a:solidFill>
-            <a:schemeClr val="phClr">
-              <a:shade val="95000"/>
-              <a:satMod val="105000"/>
-            </a:schemeClr>
-          </a:solidFill>
-          <a:prstDash val="solid"/>
-        </a:ln>
-        <a:ln w="25400" cap="flat" cmpd="sng" algn="ctr">
+        <a:ln w="6350" cap="flat" cmpd="sng" algn="ctr">
           <a:solidFill>
             <a:schemeClr val="phClr"/>
           </a:solidFill>
           <a:prstDash val="solid"/>
+          <a:miter lim="800000"/>
         </a:ln>
-        <a:ln w="38100" cap="flat" cmpd="sng" algn="ctr">
+        <a:ln w="12700" cap="flat" cmpd="sng" algn="ctr">
           <a:solidFill>
             <a:schemeClr val="phClr"/>
           </a:solidFill>
           <a:prstDash val="solid"/>
+          <a:miter lim="800000"/>
+        </a:ln>
+        <a:ln w="19050" cap="flat" cmpd="sng" algn="ctr">
+          <a:solidFill>
+            <a:schemeClr val="phClr"/>
+          </a:solidFill>
+          <a:prstDash val="solid"/>
+          <a:miter lim="800000"/>
         </a:ln>
       </a:lnStyleLst>
       <a:effectStyleLst>
         <a:effectStyle>
+          <a:effectLst/>
+        </a:effectStyle>
+        <a:effectStyle>
+          <a:effectLst/>
+        </a:effectStyle>
+        <a:effectStyle>
           <a:effectLst>
-            <a:outerShdw blurRad="40000" dist="20000" dir="5400000" rotWithShape="0">
+            <a:outerShdw blurRad="57150" dist="19050" dir="5400000" algn="ctr" rotWithShape="0">
               <a:srgbClr val="000000">
-                <a:alpha val="38000"/>
+                <a:alpha val="63000"/>
               </a:srgbClr>
             </a:outerShdw>
           </a:effectLst>
-        </a:effectStyle>
-        <a:effectStyle>
-          <a:effectLst>
-            <a:outerShdw blurRad="40000" dist="23000" dir="5400000" rotWithShape="0">
-              <a:srgbClr val="000000">
-                <a:alpha val="35000"/>
-              </a:srgbClr>
-            </a:outerShdw>
-          </a:effectLst>
-        </a:effectStyle>
-        <a:effectStyle>
-          <a:effectLst>
-            <a:outerShdw blurRad="40000" dist="23000" dir="5400000" rotWithShape="0">
-              <a:srgbClr val="000000">
-                <a:alpha val="35000"/>
-              </a:srgbClr>
-            </a:outerShdw>
-          </a:effectLst>
-          <a:scene3d>
-            <a:camera prst="orthographicFront">
-              <a:rot lat="0" lon="0" rev="0"/>
-            </a:camera>
-            <a:lightRig rig="threePt" dir="t">
-              <a:rot lat="0" lon="0" rev="1200000"/>
-            </a:lightRig>
-          </a:scene3d>
-          <a:sp3d>
-            <a:bevelT w="63500" h="25400"/>
-          </a:sp3d>
         </a:effectStyle>
       </a:effectStyleLst>
       <a:bgFillStyleLst>
         <a:solidFill>
           <a:schemeClr val="phClr"/>
         </a:solidFill>
+        <a:solidFill>
+          <a:schemeClr val="phClr">
+            <a:tint val="95000"/>
+            <a:satMod val="170000"/>
+          </a:schemeClr>
+        </a:solidFill>
         <a:gradFill rotWithShape="1">
           <a:gsLst>
             <a:gs pos="0">
               <a:schemeClr val="phClr">
-                <a:tint val="40000"/>
-                <a:satMod val="350000"/>
+                <a:tint val="93000"/>
+                <a:satMod val="150000"/>
+                <a:shade val="98000"/>
+                <a:lumMod val="102000"/>
               </a:schemeClr>
             </a:gs>
-            <a:gs pos="40000">
+            <a:gs pos="50000">
               <a:schemeClr val="phClr">
-                <a:tint val="45000"/>
-                <a:shade val="99000"/>
-                <a:satMod val="350000"/>
+                <a:tint val="98000"/>
+                <a:satMod val="130000"/>
+                <a:shade val="90000"/>
+                <a:lumMod val="103000"/>
               </a:schemeClr>
             </a:gs>
             <a:gs pos="100000">
               <a:schemeClr val="phClr">
-                <a:shade val="20000"/>
-                <a:satMod val="255000"/>
+                <a:shade val="63000"/>
+                <a:satMod val="120000"/>
               </a:schemeClr>
             </a:gs>
           </a:gsLst>
-          <a:path path="circle">
-            <a:fillToRect l="50000" t="-80000" r="50000" b="180000"/>
-          </a:path>
-        </a:gradFill>
-        <a:gradFill rotWithShape="1">
-          <a:gsLst>
-            <a:gs pos="0">
-              <a:schemeClr val="phClr">
-                <a:tint val="80000"/>
-                <a:satMod val="300000"/>
-              </a:schemeClr>
-            </a:gs>
-            <a:gs pos="100000">
-              <a:schemeClr val="phClr">
-                <a:shade val="30000"/>
-                <a:satMod val="200000"/>
-              </a:schemeClr>
-            </a:gs>
-          </a:gsLst>
-          <a:path path="circle">
-            <a:fillToRect l="50000" t="50000" r="50000" b="50000"/>
-          </a:path>
+          <a:lin ang="5400000" scaled="0"/>
         </a:gradFill>
       </a:bgFillStyleLst>
     </a:fmtScheme>
   </a:themeElements>
-  <a:objectDefaults>
-    <a:spDef>
-      <a:spPr/>
-      <a:bodyPr/>
-      <a:lstStyle/>
-      <a:style>
-        <a:lnRef idx="1">
-          <a:schemeClr val="accent1"/>
-        </a:lnRef>
-        <a:fillRef idx="3">
-          <a:schemeClr val="accent1"/>
-        </a:fillRef>
-        <a:effectRef idx="2">
-          <a:schemeClr val="accent1"/>
-        </a:effectRef>
-        <a:fontRef idx="minor">
-          <a:schemeClr val="lt1"/>
-        </a:fontRef>
-      </a:style>
-    </a:spDef>
-    <a:lnDef>
-      <a:spPr/>
-      <a:bodyPr/>
-      <a:lstStyle/>
-      <a:style>
-        <a:lnRef idx="2">
-          <a:schemeClr val="accent1"/>
-        </a:lnRef>
-        <a:fillRef idx="0">
-          <a:schemeClr val="accent1"/>
-        </a:fillRef>
-        <a:effectRef idx="1">
-          <a:schemeClr val="accent1"/>
-        </a:effectRef>
-        <a:fontRef idx="minor">
-          <a:schemeClr val="tx1"/>
-        </a:fontRef>
-      </a:style>
-    </a:lnDef>
-  </a:objectDefaults>
+  <a:objectDefaults/>
   <a:extraClrSchemeLst/>
+  <a:extLst>
+    <a:ext uri="{05A4C25C-085E-4340-85A3-A5531E510DB2}">
+      <thm15:themeFamily xmlns:thm15="http://schemas.microsoft.com/office/thememl/2012/main" name="Office Theme" id="{2E142A2C-CD16-42D6-873A-C26D2A0506FA}" vid="{1BDDFF52-6CD6-40A5-AB3C-68EB2F1E4D0A}"/>
+    </a:ext>
+  </a:extLst>
 </a:theme>
 </file>